--- a/data/outputs/v2/Maths/SS1.4_Congruence/Mathematics_Congruence_CBE_LessonSequence.docx
+++ b/data/outputs/v2/Maths/SS1.4_Congruence/Mathematics_Congruence_CBE_LessonSequence.docx
@@ -3321,7 +3321,7 @@
             <w:pPr>
               <w:spacing w:after="20" w:before="0"/>
             </w:pPr>
-            <w:hyperlink w:history="1" r:id="rId-xszh6od-y2egweop4nsv">
+            <w:hyperlink w:history="1" r:id="rIdc8os8ovpbxqbsuwsq4vv-">
               <w:r>
                 <w:rPr>
                   <w:rFonts w:ascii="Arial" w:cs="Arial" w:eastAsia="Arial" w:hAnsi="Arial"/>
@@ -3330,7 +3330,7 @@
                   <w:szCs w:val="16"/>
                   <w:u w:val="single" w:color="2E75B6"/>
                 </w:rPr>
-                <w:t xml:space="preserve">Properties of Equality and Congruence Principles - Basic</w:t>
+                <w:t xml:space="preserve">Proving the SSS triangle congruence criterion using transformations</w:t>
               </w:r>
             </w:hyperlink>
           </w:p>
@@ -3346,7 +3346,7 @@
                 <w:sz w:val="14"/>
                 <w:szCs w:val="14"/>
               </w:rPr>
-              <w:t xml:space="preserve">Source: CK-12</w:t>
+              <w:t xml:space="preserve">Source: Khan Academy (English - US curriculum)</w:t>
             </w:r>
           </w:p>
           <w:p>
@@ -3354,7 +3354,7 @@
               <w:spacing w:after="10" w:before="0"/>
               <w:ind w:left="120"/>
             </w:pPr>
-            <w:hyperlink w:history="1" r:id="rIdqmtxn44wgojl0bce_ggap">
+            <w:hyperlink w:history="1" r:id="rIdmei7omboj9ihgvlk4m3js">
               <w:r>
                 <w:rPr>
                   <w:rFonts w:ascii="Arial" w:cs="Arial" w:eastAsia="Arial" w:hAnsi="Arial"/>
@@ -3392,14 +3392,14 @@
                 <w:sz w:val="16"/>
                 <w:szCs w:val="16"/>
               </w:rPr>
-              <w:t xml:space="preserve">📖 HTML:</w:t>
+              <w:t xml:space="preserve">📖 EXERCISE:</w:t>
             </w:r>
           </w:p>
           <w:p>
             <w:pPr>
               <w:spacing w:after="20" w:before="0"/>
             </w:pPr>
-            <w:hyperlink w:history="1" r:id="rIde4vnx_tajk22io8r9jras">
+            <w:hyperlink w:history="1" r:id="rId7m9ihcqu5t1w9d4mgmiih">
               <w:r>
                 <w:rPr>
                   <w:rFonts w:ascii="Arial" w:cs="Arial" w:eastAsia="Arial" w:hAnsi="Arial"/>
@@ -3408,7 +3408,7 @@
                   <w:szCs w:val="16"/>
                   <w:u w:val="single" w:color="2E75B6"/>
                 </w:rPr>
-                <w:t xml:space="preserve">Equivalent Fractions: Number Line (PLIX)</w:t>
+                <w:t xml:space="preserve">Rigid transformations: preserved properties</w:t>
               </w:r>
             </w:hyperlink>
           </w:p>
@@ -3424,7 +3424,7 @@
                 <w:sz w:val="14"/>
                 <w:szCs w:val="14"/>
               </w:rPr>
-              <w:t xml:space="preserve">Source: CK-12</w:t>
+              <w:t xml:space="preserve">Source: Khan Academy (English - US curriculum)</w:t>
             </w:r>
           </w:p>
           <w:p>
@@ -3432,7 +3432,7 @@
               <w:spacing w:after="10" w:before="0"/>
               <w:ind w:left="120"/>
             </w:pPr>
-            <w:hyperlink w:history="1" r:id="rIdz5sujghjmm21p99tqun92">
+            <w:hyperlink w:history="1" r:id="rId-5aicaxuk8z5m0-vavzwo">
               <w:r>
                 <w:rPr>
                   <w:rFonts w:ascii="Arial" w:cs="Arial" w:eastAsia="Arial" w:hAnsi="Arial"/>
@@ -3627,7 +3627,7 @@
             <w:pPr>
               <w:spacing w:after="20" w:before="0"/>
             </w:pPr>
-            <w:hyperlink w:history="1" r:id="rIdmygvddsre9doikqolhfuz">
+            <w:hyperlink w:history="1" r:id="rIdqmkmtno6faijkey1oxqjz">
               <w:r>
                 <w:rPr>
                   <w:rFonts w:ascii="Arial" w:cs="Arial" w:eastAsia="Arial" w:hAnsi="Arial"/>
@@ -3636,7 +3636,7 @@
                   <w:szCs w:val="16"/>
                   <w:u w:val="single" w:color="2E75B6"/>
                 </w:rPr>
-                <w:t xml:space="preserve">Properties of Equality and Congruence Principles - Basic</w:t>
+                <w:t xml:space="preserve">Proving the SAS triangle congruence criterion using transformations</w:t>
               </w:r>
             </w:hyperlink>
           </w:p>
@@ -3652,7 +3652,7 @@
                 <w:sz w:val="14"/>
                 <w:szCs w:val="14"/>
               </w:rPr>
-              <w:t xml:space="preserve">Source: CK-12</w:t>
+              <w:t xml:space="preserve">Source: Khan Academy (English - US curriculum)</w:t>
             </w:r>
           </w:p>
           <w:p>
@@ -3660,7 +3660,7 @@
               <w:spacing w:after="10" w:before="0"/>
               <w:ind w:left="120"/>
             </w:pPr>
-            <w:hyperlink w:history="1" r:id="rIdmibueyvrvaegkzbxjdf6m">
+            <w:hyperlink w:history="1" r:id="rIdhfsgj672z8prfqu89wtq7">
               <w:r>
                 <w:rPr>
                   <w:rFonts w:ascii="Arial" w:cs="Arial" w:eastAsia="Arial" w:hAnsi="Arial"/>
@@ -3698,14 +3698,14 @@
                 <w:sz w:val="16"/>
                 <w:szCs w:val="16"/>
               </w:rPr>
-              <w:t xml:space="preserve">📖 HTML:</w:t>
+              <w:t xml:space="preserve">📖 EXERCISE:</w:t>
             </w:r>
           </w:p>
           <w:p>
             <w:pPr>
               <w:spacing w:after="20" w:before="0"/>
             </w:pPr>
-            <w:hyperlink w:history="1" r:id="rIdvxp7zxfkmfvhgab7lsrcy">
+            <w:hyperlink w:history="1" r:id="rId5ts_7fep_z_w04scvwq3e">
               <w:r>
                 <w:rPr>
                   <w:rFonts w:ascii="Arial" w:cs="Arial" w:eastAsia="Arial" w:hAnsi="Arial"/>
@@ -3714,7 +3714,7 @@
                   <w:szCs w:val="16"/>
                   <w:u w:val="single" w:color="2E75B6"/>
                 </w:rPr>
-                <w:t xml:space="preserve">Equivalent Fractions: Number Line (PLIX)</w:t>
+                <w:t xml:space="preserve">Identify line symmetry</w:t>
               </w:r>
             </w:hyperlink>
           </w:p>
@@ -3730,7 +3730,7 @@
                 <w:sz w:val="14"/>
                 <w:szCs w:val="14"/>
               </w:rPr>
-              <w:t xml:space="preserve">Source: CK-12</w:t>
+              <w:t xml:space="preserve">Source: Khan Academy (English - US curriculum)</w:t>
             </w:r>
           </w:p>
           <w:p>
@@ -3738,7 +3738,7 @@
               <w:spacing w:after="10" w:before="0"/>
               <w:ind w:left="120"/>
             </w:pPr>
-            <w:hyperlink w:history="1" r:id="rId7zm3y0lt-_krz_kivzpqo">
+            <w:hyperlink w:history="1" r:id="rIdahj8g5gkaiiulu4lqce2j">
               <w:r>
                 <w:rPr>
                   <w:rFonts w:ascii="Arial" w:cs="Arial" w:eastAsia="Arial" w:hAnsi="Arial"/>
@@ -3933,7 +3933,7 @@
             <w:pPr>
               <w:spacing w:after="20" w:before="0"/>
             </w:pPr>
-            <w:hyperlink w:history="1" r:id="rIddtne3intbsylmgwb_3kg9">
+            <w:hyperlink w:history="1" r:id="rIdn8t06skuifb7muhhji8_q">
               <w:r>
                 <w:rPr>
                   <w:rFonts w:ascii="Arial" w:cs="Arial" w:eastAsia="Arial" w:hAnsi="Arial"/>
@@ -3942,7 +3942,7 @@
                   <w:szCs w:val="16"/>
                   <w:u w:val="single" w:color="2E75B6"/>
                 </w:rPr>
-                <w:t xml:space="preserve">Properties of Equality and Congruence Principles - Basic</w:t>
+                <w:t xml:space="preserve">Proving the ASA and AAS triangle congruence criteria using transformations</w:t>
               </w:r>
             </w:hyperlink>
           </w:p>
@@ -3958,7 +3958,7 @@
                 <w:sz w:val="14"/>
                 <w:szCs w:val="14"/>
               </w:rPr>
-              <w:t xml:space="preserve">Source: CK-12</w:t>
+              <w:t xml:space="preserve">Source: Khan Academy (English - US curriculum)</w:t>
             </w:r>
           </w:p>
           <w:p>
@@ -3966,7 +3966,7 @@
               <w:spacing w:after="10" w:before="0"/>
               <w:ind w:left="120"/>
             </w:pPr>
-            <w:hyperlink w:history="1" r:id="rIdorocinkt6kv6oq3vpowlo">
+            <w:hyperlink w:history="1" r:id="rIdfaz6os6st8c9opbtcg-vz">
               <w:r>
                 <w:rPr>
                   <w:rFonts w:ascii="Arial" w:cs="Arial" w:eastAsia="Arial" w:hAnsi="Arial"/>
@@ -4011,7 +4011,7 @@
             <w:pPr>
               <w:spacing w:after="20" w:before="0"/>
             </w:pPr>
-            <w:hyperlink w:history="1" r:id="rIdz2z4cnj_idxe91qy4eh1s">
+            <w:hyperlink w:history="1" r:id="rId3fx4qjamlhk6j-prcmoby">
               <w:r>
                 <w:rPr>
                   <w:rFonts w:ascii="Arial" w:cs="Arial" w:eastAsia="Arial" w:hAnsi="Arial"/>
@@ -4020,7 +4020,7 @@
                   <w:szCs w:val="16"/>
                   <w:u w:val="single" w:color="2E75B6"/>
                 </w:rPr>
-                <w:t xml:space="preserve">Equivalent Fractions: Number Line (PLIX)</w:t>
+                <w:t xml:space="preserve">Line Symmetry</w:t>
               </w:r>
             </w:hyperlink>
           </w:p>
@@ -4036,7 +4036,7 @@
                 <w:sz w:val="14"/>
                 <w:szCs w:val="14"/>
               </w:rPr>
-              <w:t xml:space="preserve">Source: CK-12</w:t>
+              <w:t xml:space="preserve">Source: math_expression</w:t>
             </w:r>
           </w:p>
           <w:p>
@@ -4044,7 +4044,7 @@
               <w:spacing w:after="10" w:before="0"/>
               <w:ind w:left="120"/>
             </w:pPr>
-            <w:hyperlink w:history="1" r:id="rIdkzwypgysladvihkddhqlf">
+            <w:hyperlink w:history="1" r:id="rIdphdfvpygv5hsezyu1k0t_">
               <w:r>
                 <w:rPr>
                   <w:rFonts w:ascii="Arial" w:cs="Arial" w:eastAsia="Arial" w:hAnsi="Arial"/>
@@ -4239,7 +4239,7 @@
             <w:pPr>
               <w:spacing w:after="20" w:before="0"/>
             </w:pPr>
-            <w:hyperlink w:history="1" r:id="rIdv7brhbuokfkpmbegpxivv">
+            <w:hyperlink w:history="1" r:id="rIdjlefrxdmg1ve9bbc_t_4a">
               <w:r>
                 <w:rPr>
                   <w:rFonts w:ascii="Arial" w:cs="Arial" w:eastAsia="Arial" w:hAnsi="Arial"/>
@@ -4248,7 +4248,7 @@
                   <w:szCs w:val="16"/>
                   <w:u w:val="single" w:color="2E75B6"/>
                 </w:rPr>
-                <w:t xml:space="preserve">Properties of Equality and Congruence Principles - Basic</w:t>
+                <w:t xml:space="preserve">Reflecting points in the coordinate plane</w:t>
               </w:r>
             </w:hyperlink>
           </w:p>
@@ -4264,7 +4264,7 @@
                 <w:sz w:val="14"/>
                 <w:szCs w:val="14"/>
               </w:rPr>
-              <w:t xml:space="preserve">Source: CK-12</w:t>
+              <w:t xml:space="preserve">Source: Khan Academy (English - US curriculum)</w:t>
             </w:r>
           </w:p>
           <w:p>
@@ -4272,7 +4272,7 @@
               <w:spacing w:after="10" w:before="0"/>
               <w:ind w:left="120"/>
             </w:pPr>
-            <w:hyperlink w:history="1" r:id="rId-w0uml0bpqssqhvinykx2">
+            <w:hyperlink w:history="1" r:id="rIdlhzq66fihruwkwpjkgzkb">
               <w:r>
                 <w:rPr>
                   <w:rFonts w:ascii="Arial" w:cs="Arial" w:eastAsia="Arial" w:hAnsi="Arial"/>
@@ -4310,14 +4310,14 @@
                 <w:sz w:val="16"/>
                 <w:szCs w:val="16"/>
               </w:rPr>
-              <w:t xml:space="preserve">📖 HTML:</w:t>
+              <w:t xml:space="preserve">📖 EXERCISE:</w:t>
             </w:r>
           </w:p>
           <w:p>
             <w:pPr>
               <w:spacing w:after="20" w:before="0"/>
             </w:pPr>
-            <w:hyperlink w:history="1" r:id="rIdqibcaup0l6m48ugc5u7rz">
+            <w:hyperlink w:history="1" r:id="rIdmc0ubcv0htdafgw0thlj5">
               <w:r>
                 <w:rPr>
                   <w:rFonts w:ascii="Arial" w:cs="Arial" w:eastAsia="Arial" w:hAnsi="Arial"/>
@@ -4326,7 +4326,7 @@
                   <w:szCs w:val="16"/>
                   <w:u w:val="single" w:color="2E75B6"/>
                 </w:rPr>
-                <w:t xml:space="preserve">Equivalent Fractions: Number Line (PLIX)</w:t>
+                <w:t xml:space="preserve">Justify triangle congruence</w:t>
               </w:r>
             </w:hyperlink>
           </w:p>
@@ -4342,7 +4342,7 @@
                 <w:sz w:val="14"/>
                 <w:szCs w:val="14"/>
               </w:rPr>
-              <w:t xml:space="preserve">Source: CK-12</w:t>
+              <w:t xml:space="preserve">Source: Khan Academy (English - US curriculum)</w:t>
             </w:r>
           </w:p>
           <w:p>
@@ -4350,7 +4350,7 @@
               <w:spacing w:after="10" w:before="0"/>
               <w:ind w:left="120"/>
             </w:pPr>
-            <w:hyperlink w:history="1" r:id="rIdfee7mnae44uu-ikcwuqnk">
+            <w:hyperlink w:history="1" r:id="rId-est3ov9na2ibtdrjmul8">
               <w:r>
                 <w:rPr>
                   <w:rFonts w:ascii="Arial" w:cs="Arial" w:eastAsia="Arial" w:hAnsi="Arial"/>
@@ -4545,7 +4545,7 @@
             <w:pPr>
               <w:spacing w:after="20" w:before="0"/>
             </w:pPr>
-            <w:hyperlink w:history="1" r:id="rId0j83i1mnupcfpkqyfr5jc">
+            <w:hyperlink w:history="1" r:id="rIdeqbucbhy9stzw7-vtxnnq">
               <w:r>
                 <w:rPr>
                   <w:rFonts w:ascii="Arial" w:cs="Arial" w:eastAsia="Arial" w:hAnsi="Arial"/>
@@ -4554,7 +4554,7 @@
                   <w:szCs w:val="16"/>
                   <w:u w:val="single" w:color="2E75B6"/>
                 </w:rPr>
-                <w:t xml:space="preserve">Properties of Equality and Congruence Principles - Basic</w:t>
+                <w:t xml:space="preserve">Proving the SSS triangle congruence criterion using transformations</w:t>
               </w:r>
             </w:hyperlink>
           </w:p>
@@ -4570,7 +4570,7 @@
                 <w:sz w:val="14"/>
                 <w:szCs w:val="14"/>
               </w:rPr>
-              <w:t xml:space="preserve">Source: CK-12</w:t>
+              <w:t xml:space="preserve">Source: Khan Academy (English - US curriculum)</w:t>
             </w:r>
           </w:p>
           <w:p>
@@ -4578,7 +4578,7 @@
               <w:spacing w:after="10" w:before="0"/>
               <w:ind w:left="120"/>
             </w:pPr>
-            <w:hyperlink w:history="1" r:id="rIdivdhpggvdfcahauktvenx">
+            <w:hyperlink w:history="1" r:id="rIdoruhiap_-kyicizbyoqqv">
               <w:r>
                 <w:rPr>
                   <w:rFonts w:ascii="Arial" w:cs="Arial" w:eastAsia="Arial" w:hAnsi="Arial"/>
@@ -4616,14 +4616,14 @@
                 <w:sz w:val="16"/>
                 <w:szCs w:val="16"/>
               </w:rPr>
-              <w:t xml:space="preserve">📖 HTML:</w:t>
+              <w:t xml:space="preserve">📖 EXERCISE:</w:t>
             </w:r>
           </w:p>
           <w:p>
             <w:pPr>
               <w:spacing w:after="20" w:before="0"/>
             </w:pPr>
-            <w:hyperlink w:history="1" r:id="rIdmqsxfx7sy8awhldmprw5v">
+            <w:hyperlink w:history="1" r:id="rId8so7towlo9qqgvjdfzmfi">
               <w:r>
                 <w:rPr>
                   <w:rFonts w:ascii="Arial" w:cs="Arial" w:eastAsia="Arial" w:hAnsi="Arial"/>
@@ -4632,7 +4632,7 @@
                   <w:szCs w:val="16"/>
                   <w:u w:val="single" w:color="2E75B6"/>
                 </w:rPr>
-                <w:t xml:space="preserve">Equivalent Fractions: Number Line (PLIX)</w:t>
+                <w:t xml:space="preserve">Determine reflections</w:t>
               </w:r>
             </w:hyperlink>
           </w:p>
@@ -4648,7 +4648,7 @@
                 <w:sz w:val="14"/>
                 <w:szCs w:val="14"/>
               </w:rPr>
-              <w:t xml:space="preserve">Source: CK-12</w:t>
+              <w:t xml:space="preserve">Source: Khan Academy (English - US curriculum)</w:t>
             </w:r>
           </w:p>
           <w:p>
@@ -4656,7 +4656,7 @@
               <w:spacing w:after="10" w:before="0"/>
               <w:ind w:left="120"/>
             </w:pPr>
-            <w:hyperlink w:history="1" r:id="rIdo8dtarrbeorzlax9q_2rx">
+            <w:hyperlink w:history="1" r:id="rIdso6jwqjf6nhhpjz4u8psl">
               <w:r>
                 <w:rPr>
                   <w:rFonts w:ascii="Arial" w:cs="Arial" w:eastAsia="Arial" w:hAnsi="Arial"/>
@@ -6143,7 +6143,7 @@
             <w:pPr>
               <w:spacing w:after="20" w:before="0"/>
             </w:pPr>
-            <w:hyperlink w:history="1" r:id="rIdx6tifk4cg_h2xlje7hjyf">
+            <w:hyperlink w:history="1" r:id="rIdmrfpuzshsg5sbtbwjx3ex">
               <w:r>
                 <w:rPr>
                   <w:rFonts w:ascii="Arial" w:cs="Arial" w:eastAsia="Arial" w:hAnsi="Arial"/>
@@ -6152,7 +6152,7 @@
                   <w:szCs w:val="16"/>
                   <w:u w:val="single" w:color="2E75B6"/>
                 </w:rPr>
-                <w:t xml:space="preserve">Intro to the coordinate plane</w:t>
+                <w:t xml:space="preserve">Reflecting shapes: diagonal line of reflection</w:t>
               </w:r>
             </w:hyperlink>
           </w:p>
@@ -6176,7 +6176,7 @@
               <w:spacing w:after="10" w:before="0"/>
               <w:ind w:left="120"/>
             </w:pPr>
-            <w:hyperlink w:history="1" r:id="rIdm-adqynv5v9igkdr07_vg">
+            <w:hyperlink w:history="1" r:id="rIdvwqpkbroiyw_5jgqllz5m">
               <w:r>
                 <w:rPr>
                   <w:rFonts w:ascii="Arial" w:cs="Arial" w:eastAsia="Arial" w:hAnsi="Arial"/>
@@ -6214,14 +6214,14 @@
                 <w:sz w:val="16"/>
                 <w:szCs w:val="16"/>
               </w:rPr>
-              <w:t xml:space="preserve">📖 HTML:</w:t>
+              <w:t xml:space="preserve">📖 EXERCISE:</w:t>
             </w:r>
           </w:p>
           <w:p>
             <w:pPr>
               <w:spacing w:after="20" w:before="0"/>
             </w:pPr>
-            <w:hyperlink w:history="1" r:id="rId9palci_ql3ma6zsvi0g-8">
+            <w:hyperlink w:history="1" r:id="rIdkdumrscef3cu19i8z_bk2">
               <w:r>
                 <w:rPr>
                   <w:rFonts w:ascii="Arial" w:cs="Arial" w:eastAsia="Arial" w:hAnsi="Arial"/>
@@ -6230,7 +6230,7 @@
                   <w:szCs w:val="16"/>
                   <w:u w:val="single" w:color="2E75B6"/>
                 </w:rPr>
-                <w:t xml:space="preserve">Cofunction Identities and Reflection (Flexbook)</w:t>
+                <w:t xml:space="preserve">Determine reflections (advanced)</w:t>
               </w:r>
             </w:hyperlink>
           </w:p>
@@ -6246,7 +6246,7 @@
                 <w:sz w:val="14"/>
                 <w:szCs w:val="14"/>
               </w:rPr>
-              <w:t xml:space="preserve">Source: CK-12</w:t>
+              <w:t xml:space="preserve">Source: Khan Academy (English - US curriculum)</w:t>
             </w:r>
           </w:p>
           <w:p>
@@ -6254,7 +6254,7 @@
               <w:spacing w:after="10" w:before="0"/>
               <w:ind w:left="120"/>
             </w:pPr>
-            <w:hyperlink w:history="1" r:id="rIdyptp01fpolusktwr00lzp">
+            <w:hyperlink w:history="1" r:id="rIdgn2syljiwcjrqn8gmavhx">
               <w:r>
                 <w:rPr>
                   <w:rFonts w:ascii="Arial" w:cs="Arial" w:eastAsia="Arial" w:hAnsi="Arial"/>
@@ -6449,7 +6449,7 @@
             <w:pPr>
               <w:spacing w:after="20" w:before="0"/>
             </w:pPr>
-            <w:hyperlink w:history="1" r:id="rIdhkwt4l7mc9zhtrvmq48w_">
+            <w:hyperlink w:history="1" r:id="rIdbsvlbyf-qmpenvjy4ubnn">
               <w:r>
                 <w:rPr>
                   <w:rFonts w:ascii="Arial" w:cs="Arial" w:eastAsia="Arial" w:hAnsi="Arial"/>
@@ -6458,7 +6458,7 @@
                   <w:szCs w:val="16"/>
                   <w:u w:val="single" w:color="2E75B6"/>
                 </w:rPr>
-                <w:t xml:space="preserve">Intro to the coordinate plane</w:t>
+                <w:t xml:space="preserve">Reflecting points in the coordinate plane</w:t>
               </w:r>
             </w:hyperlink>
           </w:p>
@@ -6482,7 +6482,7 @@
               <w:spacing w:after="10" w:before="0"/>
               <w:ind w:left="120"/>
             </w:pPr>
-            <w:hyperlink w:history="1" r:id="rIdz2s2vnm6sepx331jfe06s">
+            <w:hyperlink w:history="1" r:id="rIdaa3wdig9hkffui9nc8h4t">
               <w:r>
                 <w:rPr>
                   <w:rFonts w:ascii="Arial" w:cs="Arial" w:eastAsia="Arial" w:hAnsi="Arial"/>
@@ -6520,14 +6520,14 @@
                 <w:sz w:val="16"/>
                 <w:szCs w:val="16"/>
               </w:rPr>
-              <w:t xml:space="preserve">📖 HTML:</w:t>
+              <w:t xml:space="preserve">📖 EXERCISE:</w:t>
             </w:r>
           </w:p>
           <w:p>
             <w:pPr>
               <w:spacing w:after="20" w:before="0"/>
             </w:pPr>
-            <w:hyperlink w:history="1" r:id="rId5m8xflf9jkjry-jtdo3gl">
+            <w:hyperlink w:history="1" r:id="rIdbvtaf0xm07fyk9lzllun0">
               <w:r>
                 <w:rPr>
                   <w:rFonts w:ascii="Arial" w:cs="Arial" w:eastAsia="Arial" w:hAnsi="Arial"/>
@@ -6536,7 +6536,7 @@
                   <w:szCs w:val="16"/>
                   <w:u w:val="single" w:color="2E75B6"/>
                 </w:rPr>
-                <w:t xml:space="preserve">Cofunction Identities and Reflection (Flexbook)</w:t>
+                <w:t xml:space="preserve">Determine reflections</w:t>
               </w:r>
             </w:hyperlink>
           </w:p>
@@ -6552,7 +6552,7 @@
                 <w:sz w:val="14"/>
                 <w:szCs w:val="14"/>
               </w:rPr>
-              <w:t xml:space="preserve">Source: CK-12</w:t>
+              <w:t xml:space="preserve">Source: Khan Academy (English - US curriculum)</w:t>
             </w:r>
           </w:p>
           <w:p>
@@ -6560,7 +6560,7 @@
               <w:spacing w:after="10" w:before="0"/>
               <w:ind w:left="120"/>
             </w:pPr>
-            <w:hyperlink w:history="1" r:id="rIdtt4uv_b6ofllj1u99wgbq">
+            <w:hyperlink w:history="1" r:id="rId7jsx-njb1guai9ylt4u1a">
               <w:r>
                 <w:rPr>
                   <w:rFonts w:ascii="Arial" w:cs="Arial" w:eastAsia="Arial" w:hAnsi="Arial"/>
@@ -6755,7 +6755,7 @@
             <w:pPr>
               <w:spacing w:after="20" w:before="0"/>
             </w:pPr>
-            <w:hyperlink w:history="1" r:id="rIdbe4htgfpfen-hwrdrsbk_">
+            <w:hyperlink w:history="1" r:id="rIdfuc32r5pwqul9zpxrwk2s">
               <w:r>
                 <w:rPr>
                   <w:rFonts w:ascii="Arial" w:cs="Arial" w:eastAsia="Arial" w:hAnsi="Arial"/>
@@ -6764,7 +6764,7 @@
                   <w:szCs w:val="16"/>
                   <w:u w:val="single" w:color="2E75B6"/>
                 </w:rPr>
-                <w:t xml:space="preserve">Intro to the coordinate plane</w:t>
+                <w:t xml:space="preserve">Determining reflections (advanced)</w:t>
               </w:r>
             </w:hyperlink>
           </w:p>
@@ -6788,7 +6788,7 @@
               <w:spacing w:after="10" w:before="0"/>
               <w:ind w:left="120"/>
             </w:pPr>
-            <w:hyperlink w:history="1" r:id="rId5xqkzub0tybw1s8_0mbjk">
+            <w:hyperlink w:history="1" r:id="rIdfsp38il8jqgle7o6guoer">
               <w:r>
                 <w:rPr>
                   <w:rFonts w:ascii="Arial" w:cs="Arial" w:eastAsia="Arial" w:hAnsi="Arial"/>
@@ -6833,7 +6833,7 @@
             <w:pPr>
               <w:spacing w:after="20" w:before="0"/>
             </w:pPr>
-            <w:hyperlink w:history="1" r:id="rId4z-u7jufzt0iap7kaxwgz">
+            <w:hyperlink w:history="1" r:id="rIdg7me5sosxmhegjxlvm0se">
               <w:r>
                 <w:rPr>
                   <w:rFonts w:ascii="Arial" w:cs="Arial" w:eastAsia="Arial" w:hAnsi="Arial"/>
@@ -6842,7 +6842,7 @@
                   <w:szCs w:val="16"/>
                   <w:u w:val="single" w:color="2E75B6"/>
                 </w:rPr>
-                <w:t xml:space="preserve">Cofunction Identities and Reflection (Flexbook)</w:t>
+                <w:t xml:space="preserve">Functions on a Cartesian Plane (Flexbook)</w:t>
               </w:r>
             </w:hyperlink>
           </w:p>
@@ -6866,7 +6866,7 @@
               <w:spacing w:after="10" w:before="0"/>
               <w:ind w:left="120"/>
             </w:pPr>
-            <w:hyperlink w:history="1" r:id="rIdgcmjw1yncgiza4knkgay8">
+            <w:hyperlink w:history="1" r:id="rId26wobwidvhmsf31-qp1uy">
               <w:r>
                 <w:rPr>
                   <w:rFonts w:ascii="Arial" w:cs="Arial" w:eastAsia="Arial" w:hAnsi="Arial"/>
@@ -7061,7 +7061,7 @@
             <w:pPr>
               <w:spacing w:after="20" w:before="0"/>
             </w:pPr>
-            <w:hyperlink w:history="1" r:id="rIdmo6pgim3rnih0tzzuvway">
+            <w:hyperlink w:history="1" r:id="rIdglezm5nf3mixt6wucxyn5">
               <w:r>
                 <w:rPr>
                   <w:rFonts w:ascii="Arial" w:cs="Arial" w:eastAsia="Arial" w:hAnsi="Arial"/>
@@ -7070,7 +7070,7 @@
                   <w:szCs w:val="16"/>
                   <w:u w:val="single" w:color="2E75B6"/>
                 </w:rPr>
-                <w:t xml:space="preserve">Intro to the coordinate plane</w:t>
+                <w:t xml:space="preserve">Determining reflections</w:t>
               </w:r>
             </w:hyperlink>
           </w:p>
@@ -7094,7 +7094,7 @@
               <w:spacing w:after="10" w:before="0"/>
               <w:ind w:left="120"/>
             </w:pPr>
-            <w:hyperlink w:history="1" r:id="rIdjbugvlcup3rwtgafrugso">
+            <w:hyperlink w:history="1" r:id="rIdimxqj1nm-c_6pp11avqqm">
               <w:r>
                 <w:rPr>
                   <w:rFonts w:ascii="Arial" w:cs="Arial" w:eastAsia="Arial" w:hAnsi="Arial"/>
@@ -7132,14 +7132,14 @@
                 <w:sz w:val="16"/>
                 <w:szCs w:val="16"/>
               </w:rPr>
-              <w:t xml:space="preserve">📖 HTML:</w:t>
+              <w:t xml:space="preserve">📖 EXERCISE:</w:t>
             </w:r>
           </w:p>
           <w:p>
             <w:pPr>
               <w:spacing w:after="20" w:before="0"/>
             </w:pPr>
-            <w:hyperlink w:history="1" r:id="rId_5vpei0svihvhyhvxug7p">
+            <w:hyperlink w:history="1" r:id="rIdmbxgga1tzanihpb-hhyix">
               <w:r>
                 <w:rPr>
                   <w:rFonts w:ascii="Arial" w:cs="Arial" w:eastAsia="Arial" w:hAnsi="Arial"/>
@@ -7148,7 +7148,7 @@
                   <w:szCs w:val="16"/>
                   <w:u w:val="single" w:color="2E75B6"/>
                 </w:rPr>
-                <w:t xml:space="preserve">Cofunction Identities and Reflection (Flexbook)</w:t>
+                <w:t xml:space="preserve">Functions on a Cartesian Plane Practice</w:t>
               </w:r>
             </w:hyperlink>
           </w:p>
@@ -7172,7 +7172,7 @@
               <w:spacing w:after="10" w:before="0"/>
               <w:ind w:left="120"/>
             </w:pPr>
-            <w:hyperlink w:history="1" r:id="rIdpqpis70b9ypclnd-wrd9o">
+            <w:hyperlink w:history="1" r:id="rIdf8q5k6edcika4vrcvtx4d">
               <w:r>
                 <w:rPr>
                   <w:rFonts w:ascii="Arial" w:cs="Arial" w:eastAsia="Arial" w:hAnsi="Arial"/>
@@ -7367,7 +7367,7 @@
             <w:pPr>
               <w:spacing w:after="20" w:before="0"/>
             </w:pPr>
-            <w:hyperlink w:history="1" r:id="rIdb_vvk0l9nt_s2xccixmqf">
+            <w:hyperlink w:history="1" r:id="rIdjfieq-s3k0g5umju2l6_e">
               <w:r>
                 <w:rPr>
                   <w:rFonts w:ascii="Arial" w:cs="Arial" w:eastAsia="Arial" w:hAnsi="Arial"/>
@@ -7376,7 +7376,7 @@
                   <w:szCs w:val="16"/>
                   <w:u w:val="single" w:color="2E75B6"/>
                 </w:rPr>
-                <w:t xml:space="preserve">Intro to the coordinate plane</w:t>
+                <w:t xml:space="preserve">Linear transformation examples: Scaling and reflections</w:t>
               </w:r>
             </w:hyperlink>
           </w:p>
@@ -7400,7 +7400,7 @@
               <w:spacing w:after="10" w:before="0"/>
               <w:ind w:left="120"/>
             </w:pPr>
-            <w:hyperlink w:history="1" r:id="rIdsvu0gpkgeo_e0etqpd40a">
+            <w:hyperlink w:history="1" r:id="rIdqxid1haylbmsth97te7kq">
               <w:r>
                 <w:rPr>
                   <w:rFonts w:ascii="Arial" w:cs="Arial" w:eastAsia="Arial" w:hAnsi="Arial"/>
@@ -7445,7 +7445,7 @@
             <w:pPr>
               <w:spacing w:after="20" w:before="0"/>
             </w:pPr>
-            <w:hyperlink w:history="1" r:id="rIdq9s5ozh-tdo7p6km_hqky">
+            <w:hyperlink w:history="1" r:id="rIdioi0_yfplzcqdhsxg386q">
               <w:r>
                 <w:rPr>
                   <w:rFonts w:ascii="Arial" w:cs="Arial" w:eastAsia="Arial" w:hAnsi="Arial"/>
@@ -7454,7 +7454,7 @@
                   <w:szCs w:val="16"/>
                   <w:u w:val="single" w:color="2E75B6"/>
                 </w:rPr>
-                <w:t xml:space="preserve">Cofunction Identities and Reflection (Flexbook)</w:t>
+                <w:t xml:space="preserve">Functions on a Cartesian Plane (PLIX)</w:t>
               </w:r>
             </w:hyperlink>
           </w:p>
@@ -7478,7 +7478,7 @@
               <w:spacing w:after="10" w:before="0"/>
               <w:ind w:left="120"/>
             </w:pPr>
-            <w:hyperlink w:history="1" r:id="rIdh5k_gyy7a-8-tpfsfwu49">
+            <w:hyperlink w:history="1" r:id="rIdjlq2g9akdzu-5c3rr1cxu">
               <w:r>
                 <w:rPr>
                   <w:rFonts w:ascii="Arial" w:cs="Arial" w:eastAsia="Arial" w:hAnsi="Arial"/>
@@ -8965,7 +8965,7 @@
             <w:pPr>
               <w:spacing w:after="20" w:before="0"/>
             </w:pPr>
-            <w:hyperlink w:history="1" r:id="rIdf-ojhzuh89wsh6vjusgwl">
+            <w:hyperlink w:history="1" r:id="rIdmswmjm0hsjr8yuinsycgh">
               <w:r>
                 <w:rPr>
                   <w:rFonts w:ascii="Arial" w:cs="Arial" w:eastAsia="Arial" w:hAnsi="Arial"/>
@@ -8974,7 +8974,7 @@
                   <w:szCs w:val="16"/>
                   <w:u w:val="single" w:color="2E75B6"/>
                 </w:rPr>
-                <w:t xml:space="preserve">Intro to the coordinate plane</w:t>
+                <w:t xml:space="preserve">Parallel &amp; perpendicular lines</w:t>
               </w:r>
             </w:hyperlink>
           </w:p>
@@ -8998,7 +8998,7 @@
               <w:spacing w:after="10" w:before="0"/>
               <w:ind w:left="120"/>
             </w:pPr>
-            <w:hyperlink w:history="1" r:id="rIdf0mmw0hsxmuo4asndbwbw">
+            <w:hyperlink w:history="1" r:id="rIdixvtjrjv0pqua2u5x0ou-">
               <w:r>
                 <w:rPr>
                   <w:rFonts w:ascii="Arial" w:cs="Arial" w:eastAsia="Arial" w:hAnsi="Arial"/>
@@ -9043,7 +9043,7 @@
             <w:pPr>
               <w:spacing w:after="20" w:before="0"/>
             </w:pPr>
-            <w:hyperlink w:history="1" r:id="rIdnuios9andstpip91a7g-c">
+            <w:hyperlink w:history="1" r:id="rId9tgaduzv9xf1cxxopr4sy">
               <w:r>
                 <w:rPr>
                   <w:rFonts w:ascii="Arial" w:cs="Arial" w:eastAsia="Arial" w:hAnsi="Arial"/>
@@ -9052,7 +9052,7 @@
                   <w:szCs w:val="16"/>
                   <w:u w:val="single" w:color="2E75B6"/>
                 </w:rPr>
-                <w:t xml:space="preserve">Cofunction Identities and Reflection (Flexbook)</w:t>
+                <w:t xml:space="preserve">Parallel Lines in the Coordinate Plane: Parallel Line Exploration (PLIX)</w:t>
               </w:r>
             </w:hyperlink>
           </w:p>
@@ -9076,7 +9076,7 @@
               <w:spacing w:after="10" w:before="0"/>
               <w:ind w:left="120"/>
             </w:pPr>
-            <w:hyperlink w:history="1" r:id="rIdre8ppbprglmvt1jwz6z0y">
+            <w:hyperlink w:history="1" r:id="rIdukqtqlhblikhklyghxxrz">
               <w:r>
                 <w:rPr>
                   <w:rFonts w:ascii="Arial" w:cs="Arial" w:eastAsia="Arial" w:hAnsi="Arial"/>
@@ -9271,7 +9271,7 @@
             <w:pPr>
               <w:spacing w:after="20" w:before="0"/>
             </w:pPr>
-            <w:hyperlink w:history="1" r:id="rId7-ct8enxrtvuayigrquxe">
+            <w:hyperlink w:history="1" r:id="rIdpovippkhyyxppnysizw_m">
               <w:r>
                 <w:rPr>
                   <w:rFonts w:ascii="Arial" w:cs="Arial" w:eastAsia="Arial" w:hAnsi="Arial"/>
@@ -9280,7 +9280,7 @@
                   <w:szCs w:val="16"/>
                   <w:u w:val="single" w:color="2E75B6"/>
                 </w:rPr>
-                <w:t xml:space="preserve">Intro to the coordinate plane</w:t>
+                <w:t xml:space="preserve">Parallel Lines in the Coordinate Plane Principles - Basic</w:t>
               </w:r>
             </w:hyperlink>
           </w:p>
@@ -9296,7 +9296,7 @@
                 <w:sz w:val="14"/>
                 <w:szCs w:val="14"/>
               </w:rPr>
-              <w:t xml:space="preserve">Source: Khan Academy (English - US curriculum)</w:t>
+              <w:t xml:space="preserve">Source: CK-12</w:t>
             </w:r>
           </w:p>
           <w:p>
@@ -9304,7 +9304,7 @@
               <w:spacing w:after="10" w:before="0"/>
               <w:ind w:left="120"/>
             </w:pPr>
-            <w:hyperlink w:history="1" r:id="rId5lxdc_7ppgo8yogrn5cqk">
+            <w:hyperlink w:history="1" r:id="rIdidibq7xai8adpjuy3ff17">
               <w:r>
                 <w:rPr>
                   <w:rFonts w:ascii="Arial" w:cs="Arial" w:eastAsia="Arial" w:hAnsi="Arial"/>
@@ -9349,7 +9349,7 @@
             <w:pPr>
               <w:spacing w:after="20" w:before="0"/>
             </w:pPr>
-            <w:hyperlink w:history="1" r:id="rIdpedcgpmy-nmmldmlj0hz3">
+            <w:hyperlink w:history="1" r:id="rIdai7qpp6gsiyifsgrnhln9">
               <w:r>
                 <w:rPr>
                   <w:rFonts w:ascii="Arial" w:cs="Arial" w:eastAsia="Arial" w:hAnsi="Arial"/>
@@ -9358,7 +9358,7 @@
                   <w:szCs w:val="16"/>
                   <w:u w:val="single" w:color="2E75B6"/>
                 </w:rPr>
-                <w:t xml:space="preserve">Cofunction Identities and Reflection (Flexbook)</w:t>
+                <w:t xml:space="preserve">Parallel Lines in the Coordinate Plane (Flexbook)</w:t>
               </w:r>
             </w:hyperlink>
           </w:p>
@@ -9382,7 +9382,7 @@
               <w:spacing w:after="10" w:before="0"/>
               <w:ind w:left="120"/>
             </w:pPr>
-            <w:hyperlink w:history="1" r:id="rIdf_ko75awhr6kb4ndzqgvk">
+            <w:hyperlink w:history="1" r:id="rIdaqe-j3i9rchlammommlvq">
               <w:r>
                 <w:rPr>
                   <w:rFonts w:ascii="Arial" w:cs="Arial" w:eastAsia="Arial" w:hAnsi="Arial"/>
@@ -9577,7 +9577,7 @@
             <w:pPr>
               <w:spacing w:after="20" w:before="0"/>
             </w:pPr>
-            <w:hyperlink w:history="1" r:id="rIdbmnikmrsllvb-fq8ywnvg">
+            <w:hyperlink w:history="1" r:id="rIdmlbtaakogfia07dzcwumu">
               <w:r>
                 <w:rPr>
                   <w:rFonts w:ascii="Arial" w:cs="Arial" w:eastAsia="Arial" w:hAnsi="Arial"/>
@@ -9586,7 +9586,7 @@
                   <w:szCs w:val="16"/>
                   <w:u w:val="single" w:color="2E75B6"/>
                 </w:rPr>
-                <w:t xml:space="preserve">Intro to the coordinate plane</w:t>
+                <w:t xml:space="preserve">Distance Between Parallel Lines Principles</w:t>
               </w:r>
             </w:hyperlink>
           </w:p>
@@ -9602,7 +9602,7 @@
                 <w:sz w:val="14"/>
                 <w:szCs w:val="14"/>
               </w:rPr>
-              <w:t xml:space="preserve">Source: Khan Academy (English - US curriculum)</w:t>
+              <w:t xml:space="preserve">Source: CK-12</w:t>
             </w:r>
           </w:p>
           <w:p>
@@ -9610,7 +9610,7 @@
               <w:spacing w:after="10" w:before="0"/>
               <w:ind w:left="120"/>
             </w:pPr>
-            <w:hyperlink w:history="1" r:id="rIdcbpeqgfjfxbbmcpxgi7fq">
+            <w:hyperlink w:history="1" r:id="rIdo0lknecesdvwb1mm7gzax">
               <w:r>
                 <w:rPr>
                   <w:rFonts w:ascii="Arial" w:cs="Arial" w:eastAsia="Arial" w:hAnsi="Arial"/>
@@ -9648,14 +9648,14 @@
                 <w:sz w:val="16"/>
                 <w:szCs w:val="16"/>
               </w:rPr>
-              <w:t xml:space="preserve">📖 HTML:</w:t>
+              <w:t xml:space="preserve">📖 EXERCISE:</w:t>
             </w:r>
           </w:p>
           <w:p>
             <w:pPr>
               <w:spacing w:after="20" w:before="0"/>
             </w:pPr>
-            <w:hyperlink w:history="1" r:id="rId0grr3fq7sw_mgmngmi-yt">
+            <w:hyperlink w:history="1" r:id="rIdrgzkppkntby17nbcr-dtu">
               <w:r>
                 <w:rPr>
                   <w:rFonts w:ascii="Arial" w:cs="Arial" w:eastAsia="Arial" w:hAnsi="Arial"/>
@@ -9664,7 +9664,7 @@
                   <w:szCs w:val="16"/>
                   <w:u w:val="single" w:color="2E75B6"/>
                 </w:rPr>
-                <w:t xml:space="preserve">Cofunction Identities and Reflection (Flexbook)</w:t>
+                <w:t xml:space="preserve">Parallel Lines in the Coordinate Plane Practice</w:t>
               </w:r>
             </w:hyperlink>
           </w:p>
@@ -9688,7 +9688,7 @@
               <w:spacing w:after="10" w:before="0"/>
               <w:ind w:left="120"/>
             </w:pPr>
-            <w:hyperlink w:history="1" r:id="rIdla8lpof0lrepgs8kysv80">
+            <w:hyperlink w:history="1" r:id="rIdfi-gwjyl-fkd3sbdipidu">
               <w:r>
                 <w:rPr>
                   <w:rFonts w:ascii="Arial" w:cs="Arial" w:eastAsia="Arial" w:hAnsi="Arial"/>
@@ -9883,7 +9883,7 @@
             <w:pPr>
               <w:spacing w:after="20" w:before="0"/>
             </w:pPr>
-            <w:hyperlink w:history="1" r:id="rIdwq7-ye2mm4jysodotktaw">
+            <w:hyperlink w:history="1" r:id="rIdqbfidhh-jfadqnk5aklc9">
               <w:r>
                 <w:rPr>
                   <w:rFonts w:ascii="Arial" w:cs="Arial" w:eastAsia="Arial" w:hAnsi="Arial"/>
@@ -9892,7 +9892,7 @@
                   <w:szCs w:val="16"/>
                   <w:u w:val="single" w:color="2E75B6"/>
                 </w:rPr>
-                <w:t xml:space="preserve">Intro to the coordinate plane</w:t>
+                <w:t xml:space="preserve">Reflecting points in the coordinate plane</w:t>
               </w:r>
             </w:hyperlink>
           </w:p>
@@ -9916,7 +9916,7 @@
               <w:spacing w:after="10" w:before="0"/>
               <w:ind w:left="120"/>
             </w:pPr>
-            <w:hyperlink w:history="1" r:id="rIdevibv5zyxjxzu2hmg0ufr">
+            <w:hyperlink w:history="1" r:id="rIdcg504n-1s4ajcj8dkvq_h">
               <w:r>
                 <w:rPr>
                   <w:rFonts w:ascii="Arial" w:cs="Arial" w:eastAsia="Arial" w:hAnsi="Arial"/>
@@ -9954,14 +9954,14 @@
                 <w:sz w:val="16"/>
                 <w:szCs w:val="16"/>
               </w:rPr>
-              <w:t xml:space="preserve">📖 HTML:</w:t>
+              <w:t xml:space="preserve">📖 EXERCISE:</w:t>
             </w:r>
           </w:p>
           <w:p>
             <w:pPr>
               <w:spacing w:after="20" w:before="0"/>
             </w:pPr>
-            <w:hyperlink w:history="1" r:id="rIdsysh_i2bsq8gcr5nhyiry">
+            <w:hyperlink w:history="1" r:id="rIdym9mhvchmklhkaoew53hw">
               <w:r>
                 <w:rPr>
                   <w:rFonts w:ascii="Arial" w:cs="Arial" w:eastAsia="Arial" w:hAnsi="Arial"/>
@@ -9970,7 +9970,7 @@
                   <w:szCs w:val="16"/>
                   <w:u w:val="single" w:color="2E75B6"/>
                 </w:rPr>
-                <w:t xml:space="preserve">Cofunction Identities and Reflection (Flexbook)</w:t>
+                <w:t xml:space="preserve">Parallel and Perpendicular Lines in the Coordinate Plane Practice</w:t>
               </w:r>
             </w:hyperlink>
           </w:p>
@@ -9994,7 +9994,7 @@
               <w:spacing w:after="10" w:before="0"/>
               <w:ind w:left="120"/>
             </w:pPr>
-            <w:hyperlink w:history="1" r:id="rId0miwbnth6xnom99ohygfq">
+            <w:hyperlink w:history="1" r:id="rIdiftio2xwxowkqaqow131d">
               <w:r>
                 <w:rPr>
                   <w:rFonts w:ascii="Arial" w:cs="Arial" w:eastAsia="Arial" w:hAnsi="Arial"/>
@@ -10189,7 +10189,7 @@
             <w:pPr>
               <w:spacing w:after="20" w:before="0"/>
             </w:pPr>
-            <w:hyperlink w:history="1" r:id="rIdxc6h5ssm5olxv8gpcziok">
+            <w:hyperlink w:history="1" r:id="rIdcjaygv9ioym3wcdpck7zp">
               <w:r>
                 <w:rPr>
                   <w:rFonts w:ascii="Arial" w:cs="Arial" w:eastAsia="Arial" w:hAnsi="Arial"/>
@@ -10198,7 +10198,7 @@
                   <w:szCs w:val="16"/>
                   <w:u w:val="single" w:color="2E75B6"/>
                 </w:rPr>
-                <w:t xml:space="preserve">Intro to the coordinate plane</w:t>
+                <w:t xml:space="preserve">Reflecting shapes: diagonal line of reflection</w:t>
               </w:r>
             </w:hyperlink>
           </w:p>
@@ -10222,7 +10222,7 @@
               <w:spacing w:after="10" w:before="0"/>
               <w:ind w:left="120"/>
             </w:pPr>
-            <w:hyperlink w:history="1" r:id="rIdnpd74_ahojzlaqd5l64gh">
+            <w:hyperlink w:history="1" r:id="rId5-khsjl1e-ugx06s6eks5">
               <w:r>
                 <w:rPr>
                   <w:rFonts w:ascii="Arial" w:cs="Arial" w:eastAsia="Arial" w:hAnsi="Arial"/>
@@ -10260,14 +10260,14 @@
                 <w:sz w:val="16"/>
                 <w:szCs w:val="16"/>
               </w:rPr>
-              <w:t xml:space="preserve">📖 HTML:</w:t>
+              <w:t xml:space="preserve">📖 EXERCISE:</w:t>
             </w:r>
           </w:p>
           <w:p>
             <w:pPr>
               <w:spacing w:after="20" w:before="0"/>
             </w:pPr>
-            <w:hyperlink w:history="1" r:id="rIdzkiuxjedch7rkqbpsyvx2">
+            <w:hyperlink w:history="1" r:id="rIdmvdlthi5jiayriryxuocd">
               <w:r>
                 <w:rPr>
                   <w:rFonts w:ascii="Arial" w:cs="Arial" w:eastAsia="Arial" w:hAnsi="Arial"/>
@@ -10276,7 +10276,7 @@
                   <w:szCs w:val="16"/>
                   <w:u w:val="single" w:color="2E75B6"/>
                 </w:rPr>
-                <w:t xml:space="preserve">Cofunction Identities and Reflection (Flexbook)</w:t>
+                <w:t xml:space="preserve">Justify constructions</w:t>
               </w:r>
             </w:hyperlink>
           </w:p>
@@ -10292,7 +10292,7 @@
                 <w:sz w:val="14"/>
                 <w:szCs w:val="14"/>
               </w:rPr>
-              <w:t xml:space="preserve">Source: CK-12</w:t>
+              <w:t xml:space="preserve">Source: Khan Academy (English - US curriculum)</w:t>
             </w:r>
           </w:p>
           <w:p>
@@ -10300,7 +10300,7 @@
               <w:spacing w:after="10" w:before="0"/>
               <w:ind w:left="120"/>
             </w:pPr>
-            <w:hyperlink w:history="1" r:id="rId8q-cgxh-u3cmxldgyri-p">
+            <w:hyperlink w:history="1" r:id="rIdxgghkfn5nyaciwelzfyz3">
               <w:r>
                 <w:rPr>
                   <w:rFonts w:ascii="Arial" w:cs="Arial" w:eastAsia="Arial" w:hAnsi="Arial"/>
@@ -11787,7 +11787,7 @@
             <w:pPr>
               <w:spacing w:after="20" w:before="0"/>
             </w:pPr>
-            <w:hyperlink w:history="1" r:id="rIdz6ucoq6mfaw3_-ikbe2mr">
+            <w:hyperlink w:history="1" r:id="rIdymmun5qiennzeugfzir8l">
               <w:r>
                 <w:rPr>
                   <w:rFonts w:ascii="Arial" w:cs="Arial" w:eastAsia="Arial" w:hAnsi="Arial"/>
@@ -11796,7 +11796,7 @@
                   <w:szCs w:val="16"/>
                   <w:u w:val="single" w:color="2E75B6"/>
                 </w:rPr>
-                <w:t xml:space="preserve">Properties of Equality and Congruence Principles - Basic</w:t>
+                <w:t xml:space="preserve">Reflecting shapes: diagonal line of reflection</w:t>
               </w:r>
             </w:hyperlink>
           </w:p>
@@ -11812,7 +11812,7 @@
                 <w:sz w:val="14"/>
                 <w:szCs w:val="14"/>
               </w:rPr>
-              <w:t xml:space="preserve">Source: CK-12</w:t>
+              <w:t xml:space="preserve">Source: Khan Academy (English - US curriculum)</w:t>
             </w:r>
           </w:p>
           <w:p>
@@ -11820,7 +11820,7 @@
               <w:spacing w:after="10" w:before="0"/>
               <w:ind w:left="120"/>
             </w:pPr>
-            <w:hyperlink w:history="1" r:id="rIdnxdtw5t41e8ekfgwcuodl">
+            <w:hyperlink w:history="1" r:id="rIdsznxnbihikpmfigoqwl-y">
               <w:r>
                 <w:rPr>
                   <w:rFonts w:ascii="Arial" w:cs="Arial" w:eastAsia="Arial" w:hAnsi="Arial"/>
@@ -11858,14 +11858,14 @@
                 <w:sz w:val="16"/>
                 <w:szCs w:val="16"/>
               </w:rPr>
-              <w:t xml:space="preserve">📖 HTML:</w:t>
+              <w:t xml:space="preserve">📖 EXERCISE:</w:t>
             </w:r>
           </w:p>
           <w:p>
             <w:pPr>
               <w:spacing w:after="20" w:before="0"/>
             </w:pPr>
-            <w:hyperlink w:history="1" r:id="rIdursjoory_buo2p7mqei-q">
+            <w:hyperlink w:history="1" r:id="rId7_blxmv99d5k1xj4igiyd">
               <w:r>
                 <w:rPr>
                   <w:rFonts w:ascii="Arial" w:cs="Arial" w:eastAsia="Arial" w:hAnsi="Arial"/>
@@ -11874,7 +11874,7 @@
                   <w:szCs w:val="16"/>
                   <w:u w:val="single" w:color="2E75B6"/>
                 </w:rPr>
-                <w:t xml:space="preserve">Cofunction Identities and Reflection (Flexbook)</w:t>
+                <w:t xml:space="preserve">Determine reflections</w:t>
               </w:r>
             </w:hyperlink>
           </w:p>
@@ -11890,7 +11890,7 @@
                 <w:sz w:val="14"/>
                 <w:szCs w:val="14"/>
               </w:rPr>
-              <w:t xml:space="preserve">Source: CK-12</w:t>
+              <w:t xml:space="preserve">Source: Khan Academy (English - US curriculum)</w:t>
             </w:r>
           </w:p>
           <w:p>
@@ -11898,7 +11898,7 @@
               <w:spacing w:after="10" w:before="0"/>
               <w:ind w:left="120"/>
             </w:pPr>
-            <w:hyperlink w:history="1" r:id="rIdguz0qgzup-yt8g8uwykls">
+            <w:hyperlink w:history="1" r:id="rIdyn1bajfe3rfphvvkkwmyn">
               <w:r>
                 <w:rPr>
                   <w:rFonts w:ascii="Arial" w:cs="Arial" w:eastAsia="Arial" w:hAnsi="Arial"/>
@@ -12169,7 +12169,7 @@
             <w:pPr>
               <w:spacing w:after="20" w:before="0"/>
             </w:pPr>
-            <w:hyperlink w:history="1" r:id="rIdzky7a_xpwyctmwh70rgs5">
+            <w:hyperlink w:history="1" r:id="rId9xq3liamaa4qa3q99a557">
               <w:r>
                 <w:rPr>
                   <w:rFonts w:ascii="Arial" w:cs="Arial" w:eastAsia="Arial" w:hAnsi="Arial"/>
@@ -12178,7 +12178,7 @@
                   <w:szCs w:val="16"/>
                   <w:u w:val="single" w:color="2E75B6"/>
                 </w:rPr>
-                <w:t xml:space="preserve">Properties of Equality and Congruence Principles - Basic</w:t>
+                <w:t xml:space="preserve">Linear transformation examples: Scaling and reflections</w:t>
               </w:r>
             </w:hyperlink>
           </w:p>
@@ -12194,7 +12194,7 @@
                 <w:sz w:val="14"/>
                 <w:szCs w:val="14"/>
               </w:rPr>
-              <w:t xml:space="preserve">Source: CK-12</w:t>
+              <w:t xml:space="preserve">Source: Khan Academy (English - US curriculum)</w:t>
             </w:r>
           </w:p>
           <w:p>
@@ -12202,7 +12202,7 @@
               <w:spacing w:after="10" w:before="0"/>
               <w:ind w:left="120"/>
             </w:pPr>
-            <w:hyperlink w:history="1" r:id="rIdku0u-d45kzne91vu3wtih">
+            <w:hyperlink w:history="1" r:id="rId16cpxhojekjdinggivndi">
               <w:r>
                 <w:rPr>
                   <w:rFonts w:ascii="Arial" w:cs="Arial" w:eastAsia="Arial" w:hAnsi="Arial"/>
@@ -12240,14 +12240,14 @@
                 <w:sz w:val="16"/>
                 <w:szCs w:val="16"/>
               </w:rPr>
-              <w:t xml:space="preserve">📖 HTML:</w:t>
+              <w:t xml:space="preserve">📖 EXERCISE:</w:t>
             </w:r>
           </w:p>
           <w:p>
             <w:pPr>
               <w:spacing w:after="20" w:before="0"/>
             </w:pPr>
-            <w:hyperlink w:history="1" r:id="rIdldfoxoja7trxgaffjufca">
+            <w:hyperlink w:history="1" r:id="rIdyew0phr7cyr5rncttgjd2">
               <w:r>
                 <w:rPr>
                   <w:rFonts w:ascii="Arial" w:cs="Arial" w:eastAsia="Arial" w:hAnsi="Arial"/>
@@ -12256,7 +12256,7 @@
                   <w:szCs w:val="16"/>
                   <w:u w:val="single" w:color="2E75B6"/>
                 </w:rPr>
-                <w:t xml:space="preserve">Cofunction Identities and Reflection (Flexbook)</w:t>
+                <w:t xml:space="preserve">Transform polygons using matrices</w:t>
               </w:r>
             </w:hyperlink>
           </w:p>
@@ -12272,7 +12272,7 @@
                 <w:sz w:val="14"/>
                 <w:szCs w:val="14"/>
               </w:rPr>
-              <w:t xml:space="preserve">Source: CK-12</w:t>
+              <w:t xml:space="preserve">Source: Khan Academy (English - US curriculum)</w:t>
             </w:r>
           </w:p>
           <w:p>
@@ -12280,7 +12280,7 @@
               <w:spacing w:after="10" w:before="0"/>
               <w:ind w:left="120"/>
             </w:pPr>
-            <w:hyperlink w:history="1" r:id="rIdwcmnqrqonirxp8gnmvuf5">
+            <w:hyperlink w:history="1" r:id="rId-5qwyarkofujuyqjc5afz">
               <w:r>
                 <w:rPr>
                   <w:rFonts w:ascii="Arial" w:cs="Arial" w:eastAsia="Arial" w:hAnsi="Arial"/>
@@ -12589,7 +12589,7 @@
             <w:pPr>
               <w:spacing w:after="20" w:before="0"/>
             </w:pPr>
-            <w:hyperlink w:history="1" r:id="rIdrovwjorwmjxzlqw2ugsym">
+            <w:hyperlink w:history="1" r:id="rIdcqq9a4gr3pocglc_e4vtt">
               <w:r>
                 <w:rPr>
                   <w:rFonts w:ascii="Arial" w:cs="Arial" w:eastAsia="Arial" w:hAnsi="Arial"/>
@@ -12598,7 +12598,7 @@
                   <w:szCs w:val="16"/>
                   <w:u w:val="single" w:color="2E75B6"/>
                 </w:rPr>
-                <w:t xml:space="preserve">Properties of Equality and Congruence Principles - Basic</w:t>
+                <w:t xml:space="preserve">Determining reflections</w:t>
               </w:r>
             </w:hyperlink>
           </w:p>
@@ -12614,7 +12614,7 @@
                 <w:sz w:val="14"/>
                 <w:szCs w:val="14"/>
               </w:rPr>
-              <w:t xml:space="preserve">Source: CK-12</w:t>
+              <w:t xml:space="preserve">Source: Khan Academy (English - US curriculum)</w:t>
             </w:r>
           </w:p>
           <w:p>
@@ -12622,7 +12622,7 @@
               <w:spacing w:after="10" w:before="0"/>
               <w:ind w:left="120"/>
             </w:pPr>
-            <w:hyperlink w:history="1" r:id="rId_wxylothbwhvjstd0pdvf">
+            <w:hyperlink w:history="1" r:id="rId9goy5xv8uky5hmvikvei2">
               <w:r>
                 <w:rPr>
                   <w:rFonts w:ascii="Arial" w:cs="Arial" w:eastAsia="Arial" w:hAnsi="Arial"/>
@@ -12660,14 +12660,14 @@
                 <w:sz w:val="16"/>
                 <w:szCs w:val="16"/>
               </w:rPr>
-              <w:t xml:space="preserve">📖 HTML:</w:t>
+              <w:t xml:space="preserve">📖 EXERCISE:</w:t>
             </w:r>
           </w:p>
           <w:p>
             <w:pPr>
               <w:spacing w:after="20" w:before="0"/>
             </w:pPr>
-            <w:hyperlink w:history="1" r:id="rIdbr7y03ou9v4dkxpu_zhph">
+            <w:hyperlink w:history="1" r:id="rIdrvauaouatpngjxxo4xhpu">
               <w:r>
                 <w:rPr>
                   <w:rFonts w:ascii="Arial" w:cs="Arial" w:eastAsia="Arial" w:hAnsi="Arial"/>
@@ -12676,7 +12676,7 @@
                   <w:szCs w:val="16"/>
                   <w:u w:val="single" w:color="2E75B6"/>
                 </w:rPr>
-                <w:t xml:space="preserve">Cofunction Identities and Reflection (Flexbook)</w:t>
+                <w:t xml:space="preserve">Determine reflections (advanced)</w:t>
               </w:r>
             </w:hyperlink>
           </w:p>
@@ -12692,7 +12692,7 @@
                 <w:sz w:val="14"/>
                 <w:szCs w:val="14"/>
               </w:rPr>
-              <w:t xml:space="preserve">Source: CK-12</w:t>
+              <w:t xml:space="preserve">Source: Khan Academy (English - US curriculum)</w:t>
             </w:r>
           </w:p>
           <w:p>
@@ -12700,7 +12700,7 @@
               <w:spacing w:after="10" w:before="0"/>
               <w:ind w:left="120"/>
             </w:pPr>
-            <w:hyperlink w:history="1" r:id="rIdb-ktnwswytxsqm0ck4lam">
+            <w:hyperlink w:history="1" r:id="rIdnblvny7ul9pqwiv4ronhw">
               <w:r>
                 <w:rPr>
                   <w:rFonts w:ascii="Arial" w:cs="Arial" w:eastAsia="Arial" w:hAnsi="Arial"/>
@@ -13009,7 +13009,7 @@
             <w:pPr>
               <w:spacing w:after="20" w:before="0"/>
             </w:pPr>
-            <w:hyperlink w:history="1" r:id="rId_yp1mtlsj1kwag3qjpftw">
+            <w:hyperlink w:history="1" r:id="rId8tt57dbbaft7khminmbiz">
               <w:r>
                 <w:rPr>
                   <w:rFonts w:ascii="Arial" w:cs="Arial" w:eastAsia="Arial" w:hAnsi="Arial"/>
@@ -13018,7 +13018,7 @@
                   <w:szCs w:val="16"/>
                   <w:u w:val="single" w:color="2E75B6"/>
                 </w:rPr>
-                <w:t xml:space="preserve">Properties of Equality and Congruence Principles - Basic</w:t>
+                <w:t xml:space="preserve">Reflecting points in the coordinate plane</w:t>
               </w:r>
             </w:hyperlink>
           </w:p>
@@ -13034,7 +13034,7 @@
                 <w:sz w:val="14"/>
                 <w:szCs w:val="14"/>
               </w:rPr>
-              <w:t xml:space="preserve">Source: CK-12</w:t>
+              <w:t xml:space="preserve">Source: Khan Academy (English - US curriculum)</w:t>
             </w:r>
           </w:p>
           <w:p>
@@ -13042,7 +13042,7 @@
               <w:spacing w:after="10" w:before="0"/>
               <w:ind w:left="120"/>
             </w:pPr>
-            <w:hyperlink w:history="1" r:id="rIdb80ke0exeujqoy8jx8ug_">
+            <w:hyperlink w:history="1" r:id="rIdslvthgcuejchll2nvtrkb">
               <w:r>
                 <w:rPr>
                   <w:rFonts w:ascii="Arial" w:cs="Arial" w:eastAsia="Arial" w:hAnsi="Arial"/>
@@ -13080,14 +13080,14 @@
                 <w:sz w:val="16"/>
                 <w:szCs w:val="16"/>
               </w:rPr>
-              <w:t xml:space="preserve">📖 HTML:</w:t>
+              <w:t xml:space="preserve">📖 EXERCISE:</w:t>
             </w:r>
           </w:p>
           <w:p>
             <w:pPr>
               <w:spacing w:after="20" w:before="0"/>
             </w:pPr>
-            <w:hyperlink w:history="1" r:id="rId0b9ztzundd3pwh2yzkcvh">
+            <w:hyperlink w:history="1" r:id="rId6imikusmxyi0fgeeaghhc">
               <w:r>
                 <w:rPr>
                   <w:rFonts w:ascii="Arial" w:cs="Arial" w:eastAsia="Arial" w:hAnsi="Arial"/>
@@ -13096,7 +13096,7 @@
                   <w:szCs w:val="16"/>
                   <w:u w:val="single" w:color="2E75B6"/>
                 </w:rPr>
-                <w:t xml:space="preserve">Cofunction Identities and Reflection (Flexbook)</w:t>
+                <w:t xml:space="preserve">Identify transformations</w:t>
               </w:r>
             </w:hyperlink>
           </w:p>
@@ -13112,7 +13112,7 @@
                 <w:sz w:val="14"/>
                 <w:szCs w:val="14"/>
               </w:rPr>
-              <w:t xml:space="preserve">Source: CK-12</w:t>
+              <w:t xml:space="preserve">Source: Khan Academy (English - US curriculum)</w:t>
             </w:r>
           </w:p>
           <w:p>
@@ -13120,7 +13120,7 @@
               <w:spacing w:after="10" w:before="0"/>
               <w:ind w:left="120"/>
             </w:pPr>
-            <w:hyperlink w:history="1" r:id="rId-b3fcd1lnhdjwmxwqtfvb">
+            <w:hyperlink w:history="1" r:id="rId80yzjyibtej9jk2svgde_">
               <w:r>
                 <w:rPr>
                   <w:rFonts w:ascii="Arial" w:cs="Arial" w:eastAsia="Arial" w:hAnsi="Arial"/>
@@ -13410,7 +13410,7 @@
             <w:pPr>
               <w:spacing w:after="20" w:before="0"/>
             </w:pPr>
-            <w:hyperlink w:history="1" r:id="rIdllge7lkw06xy6s3knyfmc">
+            <w:hyperlink w:history="1" r:id="rIdvxehqwvuu1rsxavgqqi7t">
               <w:r>
                 <w:rPr>
                   <w:rFonts w:ascii="Arial" w:cs="Arial" w:eastAsia="Arial" w:hAnsi="Arial"/>
@@ -13419,7 +13419,7 @@
                   <w:szCs w:val="16"/>
                   <w:u w:val="single" w:color="2E75B6"/>
                 </w:rPr>
-                <w:t xml:space="preserve">Properties of Equality and Congruence Principles - Basic</w:t>
+                <w:t xml:space="preserve">Proving the SSS triangle congruence criterion using transformations</w:t>
               </w:r>
             </w:hyperlink>
           </w:p>
@@ -13435,7 +13435,7 @@
                 <w:sz w:val="14"/>
                 <w:szCs w:val="14"/>
               </w:rPr>
-              <w:t xml:space="preserve">Source: CK-12</w:t>
+              <w:t xml:space="preserve">Source: Khan Academy (English - US curriculum)</w:t>
             </w:r>
           </w:p>
           <w:p>
@@ -13443,7 +13443,7 @@
               <w:spacing w:after="10" w:before="0"/>
               <w:ind w:left="120"/>
             </w:pPr>
-            <w:hyperlink w:history="1" r:id="rIdqrj7l-3zrxjmbzbuct-tt">
+            <w:hyperlink w:history="1" r:id="rIdwvnsphdh_qiqk4qvcb0i4">
               <w:r>
                 <w:rPr>
                   <w:rFonts w:ascii="Arial" w:cs="Arial" w:eastAsia="Arial" w:hAnsi="Arial"/>
@@ -13481,14 +13481,14 @@
                 <w:sz w:val="16"/>
                 <w:szCs w:val="16"/>
               </w:rPr>
-              <w:t xml:space="preserve">📖 HTML:</w:t>
+              <w:t xml:space="preserve">📖 EXERCISE:</w:t>
             </w:r>
           </w:p>
           <w:p>
             <w:pPr>
               <w:spacing w:after="20" w:before="0"/>
             </w:pPr>
-            <w:hyperlink w:history="1" r:id="rIdrbht98pz6vqvsqad6xi-i">
+            <w:hyperlink w:history="1" r:id="rIdcrc_rc4fu03hddsazclgn">
               <w:r>
                 <w:rPr>
                   <w:rFonts w:ascii="Arial" w:cs="Arial" w:eastAsia="Arial" w:hAnsi="Arial"/>
@@ -13497,7 +13497,7 @@
                   <w:szCs w:val="16"/>
                   <w:u w:val="single" w:color="2E75B6"/>
                 </w:rPr>
-                <w:t xml:space="preserve">Cofunction Identities and Reflection (Flexbook)</w:t>
+                <w:t xml:space="preserve">Rigid transformations: preserved properties</w:t>
               </w:r>
             </w:hyperlink>
           </w:p>
@@ -13513,7 +13513,7 @@
                 <w:sz w:val="14"/>
                 <w:szCs w:val="14"/>
               </w:rPr>
-              <w:t xml:space="preserve">Source: CK-12</w:t>
+              <w:t xml:space="preserve">Source: Khan Academy (English - US curriculum)</w:t>
             </w:r>
           </w:p>
           <w:p>
@@ -13521,7 +13521,7 @@
               <w:spacing w:after="10" w:before="0"/>
               <w:ind w:left="120"/>
             </w:pPr>
-            <w:hyperlink w:history="1" r:id="rIdkl3-gcqr_hbip1m-hsfoj">
+            <w:hyperlink w:history="1" r:id="rIdq_vohpkafi871ykmrjqda">
               <w:r>
                 <w:rPr>
                   <w:rFonts w:ascii="Arial" w:cs="Arial" w:eastAsia="Arial" w:hAnsi="Arial"/>
@@ -15122,7 +15122,7 @@
             <w:pPr>
               <w:spacing w:after="20" w:before="0"/>
             </w:pPr>
-            <w:hyperlink w:history="1" r:id="rId91yycsgwssy0zpzunqedt">
+            <w:hyperlink w:history="1" r:id="rIdbdoqz5yw5pze7vhbffgez">
               <w:r>
                 <w:rPr>
                   <w:rFonts w:ascii="Arial" w:cs="Arial" w:eastAsia="Arial" w:hAnsi="Arial"/>
@@ -15131,7 +15131,7 @@
                   <w:szCs w:val="16"/>
                   <w:u w:val="single" w:color="2E75B6"/>
                 </w:rPr>
-                <w:t xml:space="preserve">Proofs with transformations</w:t>
+                <w:t xml:space="preserve">Determining reflections</w:t>
               </w:r>
             </w:hyperlink>
           </w:p>
@@ -15155,7 +15155,7 @@
               <w:spacing w:after="10" w:before="0"/>
               <w:ind w:left="120"/>
             </w:pPr>
-            <w:hyperlink w:history="1" r:id="rId0bxnca6w1te4dzeniiivh">
+            <w:hyperlink w:history="1" r:id="rIdgjtf3abwlf66yctmza3cp">
               <w:r>
                 <w:rPr>
                   <w:rFonts w:ascii="Arial" w:cs="Arial" w:eastAsia="Arial" w:hAnsi="Arial"/>
@@ -15193,14 +15193,14 @@
                 <w:sz w:val="16"/>
                 <w:szCs w:val="16"/>
               </w:rPr>
-              <w:t xml:space="preserve">📖 HTML:</w:t>
+              <w:t xml:space="preserve">📖 EXERCISE:</w:t>
             </w:r>
           </w:p>
           <w:p>
             <w:pPr>
               <w:spacing w:after="20" w:before="0"/>
             </w:pPr>
-            <w:hyperlink w:history="1" r:id="rIdj5x9apb3gu92ltfgcyi-y">
+            <w:hyperlink w:history="1" r:id="rId2mzkmnt0p7ozuvk2jjafm">
               <w:r>
                 <w:rPr>
                   <w:rFonts w:ascii="Arial" w:cs="Arial" w:eastAsia="Arial" w:hAnsi="Arial"/>
@@ -15209,7 +15209,7 @@
                   <w:szCs w:val="16"/>
                   <w:u w:val="single" w:color="2E75B6"/>
                 </w:rPr>
-                <w:t xml:space="preserve">Cofunction Identities and Reflection (Flexbook)</w:t>
+                <w:t xml:space="preserve">Determine reflections (advanced)</w:t>
               </w:r>
             </w:hyperlink>
           </w:p>
@@ -15225,7 +15225,7 @@
                 <w:sz w:val="14"/>
                 <w:szCs w:val="14"/>
               </w:rPr>
-              <w:t xml:space="preserve">Source: CK-12</w:t>
+              <w:t xml:space="preserve">Source: Khan Academy (English - US curriculum)</w:t>
             </w:r>
           </w:p>
           <w:p>
@@ -15233,7 +15233,7 @@
               <w:spacing w:after="10" w:before="0"/>
               <w:ind w:left="120"/>
             </w:pPr>
-            <w:hyperlink w:history="1" r:id="rIdid0byczxnf4uvvmecu8qp">
+            <w:hyperlink w:history="1" r:id="rIdasz8l7xsabjocbjeb4byp">
               <w:r>
                 <w:rPr>
                   <w:rFonts w:ascii="Arial" w:cs="Arial" w:eastAsia="Arial" w:hAnsi="Arial"/>
@@ -15428,7 +15428,7 @@
             <w:pPr>
               <w:spacing w:after="20" w:before="0"/>
             </w:pPr>
-            <w:hyperlink w:history="1" r:id="rIdoyrwynoao6xbdbgs_pyrk">
+            <w:hyperlink w:history="1" r:id="rId6xk5winxxqrk_4q6rbfpc">
               <w:r>
                 <w:rPr>
                   <w:rFonts w:ascii="Arial" w:cs="Arial" w:eastAsia="Arial" w:hAnsi="Arial"/>
@@ -15437,7 +15437,7 @@
                   <w:szCs w:val="16"/>
                   <w:u w:val="single" w:color="2E75B6"/>
                 </w:rPr>
-                <w:t xml:space="preserve">Proofs with transformations</w:t>
+                <w:t xml:space="preserve">Geometric constructions: perpendicular bisector</w:t>
               </w:r>
             </w:hyperlink>
           </w:p>
@@ -15461,7 +15461,7 @@
               <w:spacing w:after="10" w:before="0"/>
               <w:ind w:left="120"/>
             </w:pPr>
-            <w:hyperlink w:history="1" r:id="rIdhzqkqggxq7zg8aspu0poa">
+            <w:hyperlink w:history="1" r:id="rIdsxue8ig_4nueo0dprpy3l">
               <w:r>
                 <w:rPr>
                   <w:rFonts w:ascii="Arial" w:cs="Arial" w:eastAsia="Arial" w:hAnsi="Arial"/>
@@ -15499,14 +15499,14 @@
                 <w:sz w:val="16"/>
                 <w:szCs w:val="16"/>
               </w:rPr>
-              <w:t xml:space="preserve">📖 HTML:</w:t>
+              <w:t xml:space="preserve">📖 EXERCISE:</w:t>
             </w:r>
           </w:p>
           <w:p>
             <w:pPr>
               <w:spacing w:after="20" w:before="0"/>
             </w:pPr>
-            <w:hyperlink w:history="1" r:id="rIdi8xjc5hehj7qafwcrsiwl">
+            <w:hyperlink w:history="1" r:id="rId4gp_rtrzok4etzvwi2x0d">
               <w:r>
                 <w:rPr>
                   <w:rFonts w:ascii="Arial" w:cs="Arial" w:eastAsia="Arial" w:hAnsi="Arial"/>
@@ -15515,7 +15515,7 @@
                   <w:szCs w:val="16"/>
                   <w:u w:val="single" w:color="2E75B6"/>
                 </w:rPr>
-                <w:t xml:space="preserve">Cofunction Identities and Reflection (Flexbook)</w:t>
+                <w:t xml:space="preserve">Determine reflections</w:t>
               </w:r>
             </w:hyperlink>
           </w:p>
@@ -15531,7 +15531,7 @@
                 <w:sz w:val="14"/>
                 <w:szCs w:val="14"/>
               </w:rPr>
-              <w:t xml:space="preserve">Source: CK-12</w:t>
+              <w:t xml:space="preserve">Source: Khan Academy (English - US curriculum)</w:t>
             </w:r>
           </w:p>
           <w:p>
@@ -15539,7 +15539,7 @@
               <w:spacing w:after="10" w:before="0"/>
               <w:ind w:left="120"/>
             </w:pPr>
-            <w:hyperlink w:history="1" r:id="rId7eskngzupl3v56jflo4ge">
+            <w:hyperlink w:history="1" r:id="rIdbsd-7w7xrqr2huvze8tso">
               <w:r>
                 <w:rPr>
                   <w:rFonts w:ascii="Arial" w:cs="Arial" w:eastAsia="Arial" w:hAnsi="Arial"/>
@@ -15734,7 +15734,7 @@
             <w:pPr>
               <w:spacing w:after="20" w:before="0"/>
             </w:pPr>
-            <w:hyperlink w:history="1" r:id="rIdlil7i1ejaik2uotc-azzn">
+            <w:hyperlink w:history="1" r:id="rIdj9hpi6nfovvp6vcn5q05z">
               <w:r>
                 <w:rPr>
                   <w:rFonts w:ascii="Arial" w:cs="Arial" w:eastAsia="Arial" w:hAnsi="Arial"/>
@@ -15743,7 +15743,7 @@
                   <w:szCs w:val="16"/>
                   <w:u w:val="single" w:color="2E75B6"/>
                 </w:rPr>
-                <w:t xml:space="preserve">Proofs with transformations</w:t>
+                <w:t xml:space="preserve">Determining reflections (advanced)</w:t>
               </w:r>
             </w:hyperlink>
           </w:p>
@@ -15767,7 +15767,7 @@
               <w:spacing w:after="10" w:before="0"/>
               <w:ind w:left="120"/>
             </w:pPr>
-            <w:hyperlink w:history="1" r:id="rId0xppr3oyvqp9vsuawl0sv">
+            <w:hyperlink w:history="1" r:id="rIdmmqg5ciauh8ppe-zqt3fh">
               <w:r>
                 <w:rPr>
                   <w:rFonts w:ascii="Arial" w:cs="Arial" w:eastAsia="Arial" w:hAnsi="Arial"/>
@@ -15805,14 +15805,14 @@
                 <w:sz w:val="16"/>
                 <w:szCs w:val="16"/>
               </w:rPr>
-              <w:t xml:space="preserve">📖 HTML:</w:t>
+              <w:t xml:space="preserve">📖 EXERCISE:</w:t>
             </w:r>
           </w:p>
           <w:p>
             <w:pPr>
               <w:spacing w:after="20" w:before="0"/>
             </w:pPr>
-            <w:hyperlink w:history="1" r:id="rIdse6ezxkrsi1qz4orvzv0z">
+            <w:hyperlink w:history="1" r:id="rId_41whju-9lwqezvnxlnir">
               <w:r>
                 <w:rPr>
                   <w:rFonts w:ascii="Arial" w:cs="Arial" w:eastAsia="Arial" w:hAnsi="Arial"/>
@@ -15821,7 +15821,7 @@
                   <w:szCs w:val="16"/>
                   <w:u w:val="single" w:color="2E75B6"/>
                 </w:rPr>
-                <w:t xml:space="preserve">Cofunction Identities and Reflection (Flexbook)</w:t>
+                <w:t xml:space="preserve">Justify constructions</w:t>
               </w:r>
             </w:hyperlink>
           </w:p>
@@ -15837,7 +15837,7 @@
                 <w:sz w:val="14"/>
                 <w:szCs w:val="14"/>
               </w:rPr>
-              <w:t xml:space="preserve">Source: CK-12</w:t>
+              <w:t xml:space="preserve">Source: Khan Academy (English - US curriculum)</w:t>
             </w:r>
           </w:p>
           <w:p>
@@ -15845,7 +15845,7 @@
               <w:spacing w:after="10" w:before="0"/>
               <w:ind w:left="120"/>
             </w:pPr>
-            <w:hyperlink w:history="1" r:id="rIdp-obhiyc0wooh8h1xtkve">
+            <w:hyperlink w:history="1" r:id="rId0ktedn1lrpp9wt5eklcop">
               <w:r>
                 <w:rPr>
                   <w:rFonts w:ascii="Arial" w:cs="Arial" w:eastAsia="Arial" w:hAnsi="Arial"/>
@@ -16040,7 +16040,7 @@
             <w:pPr>
               <w:spacing w:after="20" w:before="0"/>
             </w:pPr>
-            <w:hyperlink w:history="1" r:id="rIdxdksicomobnug_owdfibb">
+            <w:hyperlink w:history="1" r:id="rId0t8qwnc1sxl9h8g3boseg">
               <w:r>
                 <w:rPr>
                   <w:rFonts w:ascii="Arial" w:cs="Arial" w:eastAsia="Arial" w:hAnsi="Arial"/>
@@ -16049,7 +16049,7 @@
                   <w:szCs w:val="16"/>
                   <w:u w:val="single" w:color="2E75B6"/>
                 </w:rPr>
-                <w:t xml:space="preserve">Proofs with transformations</w:t>
+                <w:t xml:space="preserve">Reflecting shapes: diagonal line of reflection</w:t>
               </w:r>
             </w:hyperlink>
           </w:p>
@@ -16073,7 +16073,7 @@
               <w:spacing w:after="10" w:before="0"/>
               <w:ind w:left="120"/>
             </w:pPr>
-            <w:hyperlink w:history="1" r:id="rIdudbdaqnywadyfj6_qe9ea">
+            <w:hyperlink w:history="1" r:id="rIdbs-mfxpndyl1w6a1xevrb">
               <w:r>
                 <w:rPr>
                   <w:rFonts w:ascii="Arial" w:cs="Arial" w:eastAsia="Arial" w:hAnsi="Arial"/>
@@ -16111,14 +16111,14 @@
                 <w:sz w:val="16"/>
                 <w:szCs w:val="16"/>
               </w:rPr>
-              <w:t xml:space="preserve">📖 HTML:</w:t>
+              <w:t xml:space="preserve">📖 EXERCISE:</w:t>
             </w:r>
           </w:p>
           <w:p>
             <w:pPr>
               <w:spacing w:after="20" w:before="0"/>
             </w:pPr>
-            <w:hyperlink w:history="1" r:id="rIdsd0semgvruqpx8cqqul5t">
+            <w:hyperlink w:history="1" r:id="rId04hh2qibjr-2zwiijeik8">
               <w:r>
                 <w:rPr>
                   <w:rFonts w:ascii="Arial" w:cs="Arial" w:eastAsia="Arial" w:hAnsi="Arial"/>
@@ -16127,7 +16127,7 @@
                   <w:szCs w:val="16"/>
                   <w:u w:val="single" w:color="2E75B6"/>
                 </w:rPr>
-                <w:t xml:space="preserve">Cofunction Identities and Reflection (Flexbook)</w:t>
+                <w:t xml:space="preserve">Write equations of parallel &amp; perpendicular lines</w:t>
               </w:r>
             </w:hyperlink>
           </w:p>
@@ -16143,7 +16143,7 @@
                 <w:sz w:val="14"/>
                 <w:szCs w:val="14"/>
               </w:rPr>
-              <w:t xml:space="preserve">Source: CK-12</w:t>
+              <w:t xml:space="preserve">Source: Khan Academy (English - US curriculum)</w:t>
             </w:r>
           </w:p>
           <w:p>
@@ -16151,7 +16151,7 @@
               <w:spacing w:after="10" w:before="0"/>
               <w:ind w:left="120"/>
             </w:pPr>
-            <w:hyperlink w:history="1" r:id="rIdg0l3_9apfmk49q10ifjqq">
+            <w:hyperlink w:history="1" r:id="rIdb5nd5z3tpheih36z4sgbj">
               <w:r>
                 <w:rPr>
                   <w:rFonts w:ascii="Arial" w:cs="Arial" w:eastAsia="Arial" w:hAnsi="Arial"/>
@@ -16346,7 +16346,7 @@
             <w:pPr>
               <w:spacing w:after="20" w:before="0"/>
             </w:pPr>
-            <w:hyperlink w:history="1" r:id="rIdg0nyo9rj8tphrv_jknhyb">
+            <w:hyperlink w:history="1" r:id="rIdzkw8vmv1b_dtmw37apwea">
               <w:r>
                 <w:rPr>
                   <w:rFonts w:ascii="Arial" w:cs="Arial" w:eastAsia="Arial" w:hAnsi="Arial"/>
@@ -16355,7 +16355,7 @@
                   <w:szCs w:val="16"/>
                   <w:u w:val="single" w:color="2E75B6"/>
                 </w:rPr>
-                <w:t xml:space="preserve">Proofs with transformations</w:t>
+                <w:t xml:space="preserve">Writing equations of perpendicular lines</w:t>
               </w:r>
             </w:hyperlink>
           </w:p>
@@ -16379,7 +16379,7 @@
               <w:spacing w:after="10" w:before="0"/>
               <w:ind w:left="120"/>
             </w:pPr>
-            <w:hyperlink w:history="1" r:id="rIdwaa-mtx0aq3jrw7sjd85k">
+            <w:hyperlink w:history="1" r:id="rIdj2cjrk3iaectzikkts5ar">
               <w:r>
                 <w:rPr>
                   <w:rFonts w:ascii="Arial" w:cs="Arial" w:eastAsia="Arial" w:hAnsi="Arial"/>
@@ -16417,14 +16417,14 @@
                 <w:sz w:val="16"/>
                 <w:szCs w:val="16"/>
               </w:rPr>
-              <w:t xml:space="preserve">📖 HTML:</w:t>
+              <w:t xml:space="preserve">📖 EXERCISE:</w:t>
             </w:r>
           </w:p>
           <w:p>
             <w:pPr>
               <w:spacing w:after="20" w:before="0"/>
             </w:pPr>
-            <w:hyperlink w:history="1" r:id="rIdam41vbvz_vqv7ol28o452">
+            <w:hyperlink w:history="1" r:id="rIdv2m3t4tug9pttj47qq_oq">
               <w:r>
                 <w:rPr>
                   <w:rFonts w:ascii="Arial" w:cs="Arial" w:eastAsia="Arial" w:hAnsi="Arial"/>
@@ -16433,7 +16433,7 @@
                   <w:szCs w:val="16"/>
                   <w:u w:val="single" w:color="2E75B6"/>
                 </w:rPr>
-                <w:t xml:space="preserve">Cofunction Identities and Reflection (Flexbook)</w:t>
+                <w:t xml:space="preserve">Parallel &amp; perpendicular lines from equation</w:t>
               </w:r>
             </w:hyperlink>
           </w:p>
@@ -16449,7 +16449,7 @@
                 <w:sz w:val="14"/>
                 <w:szCs w:val="14"/>
               </w:rPr>
-              <w:t xml:space="preserve">Source: CK-12</w:t>
+              <w:t xml:space="preserve">Source: Khan Academy (English - US curriculum)</w:t>
             </w:r>
           </w:p>
           <w:p>
@@ -16457,7 +16457,7 @@
               <w:spacing w:after="10" w:before="0"/>
               <w:ind w:left="120"/>
             </w:pPr>
-            <w:hyperlink w:history="1" r:id="rIdseiwx984kpovobg5be3gn">
+            <w:hyperlink w:history="1" r:id="rId0l__wolpsu1yqr4udbsvd">
               <w:r>
                 <w:rPr>
                   <w:rFonts w:ascii="Arial" w:cs="Arial" w:eastAsia="Arial" w:hAnsi="Arial"/>
@@ -17944,7 +17944,7 @@
             <w:pPr>
               <w:spacing w:after="20" w:before="0"/>
             </w:pPr>
-            <w:hyperlink w:history="1" r:id="rIdvbbxwzy3xzf_3-nnvcohq">
+            <w:hyperlink w:history="1" r:id="rId-or_wqbpnuvnetmk9xjaz">
               <w:r>
                 <w:rPr>
                   <w:rFonts w:ascii="Arial" w:cs="Arial" w:eastAsia="Arial" w:hAnsi="Arial"/>
@@ -17953,7 +17953,7 @@
                   <w:szCs w:val="16"/>
                   <w:u w:val="single" w:color="2E75B6"/>
                 </w:rPr>
-                <w:t xml:space="preserve">Properties of Equality and Congruence Principles - Basic</w:t>
+                <w:t xml:space="preserve">Triangle congruence postulates/criteria</w:t>
               </w:r>
             </w:hyperlink>
           </w:p>
@@ -17969,7 +17969,7 @@
                 <w:sz w:val="14"/>
                 <w:szCs w:val="14"/>
               </w:rPr>
-              <w:t xml:space="preserve">Source: CK-12</w:t>
+              <w:t xml:space="preserve">Source: Khan Academy (English - US curriculum)</w:t>
             </w:r>
           </w:p>
           <w:p>
@@ -17977,7 +17977,7 @@
               <w:spacing w:after="10" w:before="0"/>
               <w:ind w:left="120"/>
             </w:pPr>
-            <w:hyperlink w:history="1" r:id="rIdjoglwq8mowf-te67eeref">
+            <w:hyperlink w:history="1" r:id="rIdm0-bkjek8dwvrq-4cietd">
               <w:r>
                 <w:rPr>
                   <w:rFonts w:ascii="Arial" w:cs="Arial" w:eastAsia="Arial" w:hAnsi="Arial"/>
@@ -18015,14 +18015,14 @@
                 <w:sz w:val="16"/>
                 <w:szCs w:val="16"/>
               </w:rPr>
-              <w:t xml:space="preserve">📖 HTML:</w:t>
+              <w:t xml:space="preserve">📖 EXERCISE:</w:t>
             </w:r>
           </w:p>
           <w:p>
             <w:pPr>
               <w:spacing w:after="20" w:before="0"/>
             </w:pPr>
-            <w:hyperlink w:history="1" r:id="rIdgfdsxjl97qhgt-vmx1btc">
+            <w:hyperlink w:history="1" r:id="rIdbqivysmcuctlqufzkm0le">
               <w:r>
                 <w:rPr>
                   <w:rFonts w:ascii="Arial" w:cs="Arial" w:eastAsia="Arial" w:hAnsi="Arial"/>
@@ -18031,7 +18031,7 @@
                   <w:szCs w:val="16"/>
                   <w:u w:val="single" w:color="2E75B6"/>
                 </w:rPr>
-                <w:t xml:space="preserve">Properties of Equality and Congruence: Justifying Algebraic Steps (PLIX)</w:t>
+                <w:t xml:space="preserve">Determine congruent triangles</w:t>
               </w:r>
             </w:hyperlink>
           </w:p>
@@ -18047,7 +18047,7 @@
                 <w:sz w:val="14"/>
                 <w:szCs w:val="14"/>
               </w:rPr>
-              <w:t xml:space="preserve">Source: CK-12</w:t>
+              <w:t xml:space="preserve">Source: Khan Academy (English - US curriculum)</w:t>
             </w:r>
           </w:p>
           <w:p>
@@ -18055,7 +18055,7 @@
               <w:spacing w:after="10" w:before="0"/>
               <w:ind w:left="120"/>
             </w:pPr>
-            <w:hyperlink w:history="1" r:id="rId4fkdh_oau7hcrit02hfsb">
+            <w:hyperlink w:history="1" r:id="rIdy5flddstqn_kspu9qqv0v">
               <w:r>
                 <w:rPr>
                   <w:rFonts w:ascii="Arial" w:cs="Arial" w:eastAsia="Arial" w:hAnsi="Arial"/>
@@ -18364,7 +18364,7 @@
             <w:pPr>
               <w:spacing w:after="20" w:before="0"/>
             </w:pPr>
-            <w:hyperlink w:history="1" r:id="rIderagmdpwqqxpogvrg5vhu">
+            <w:hyperlink w:history="1" r:id="rId5nl_w77yk_jv2i3welrqa">
               <w:r>
                 <w:rPr>
                   <w:rFonts w:ascii="Arial" w:cs="Arial" w:eastAsia="Arial" w:hAnsi="Arial"/>
@@ -18373,7 +18373,7 @@
                   <w:szCs w:val="16"/>
                   <w:u w:val="single" w:color="2E75B6"/>
                 </w:rPr>
-                <w:t xml:space="preserve">Properties of Equality and Congruence Principles - Basic</w:t>
+                <w:t xml:space="preserve">Triangle congruence postulates/criteria -dubbed(KY)</w:t>
               </w:r>
             </w:hyperlink>
           </w:p>
@@ -18389,7 +18389,7 @@
                 <w:sz w:val="14"/>
                 <w:szCs w:val="14"/>
               </w:rPr>
-              <w:t xml:space="preserve">Source: CK-12</w:t>
+              <w:t xml:space="preserve">Source: Khan Academy (Kiswahili)</w:t>
             </w:r>
           </w:p>
           <w:p>
@@ -18397,7 +18397,7 @@
               <w:spacing w:after="10" w:before="0"/>
               <w:ind w:left="120"/>
             </w:pPr>
-            <w:hyperlink w:history="1" r:id="rIdjqhwvurmehvu7eh-n9hic">
+            <w:hyperlink w:history="1" r:id="rIdjzurggfvm_nw8hm8jx1-8">
               <w:r>
                 <w:rPr>
                   <w:rFonts w:ascii="Arial" w:cs="Arial" w:eastAsia="Arial" w:hAnsi="Arial"/>
@@ -18435,14 +18435,14 @@
                 <w:sz w:val="16"/>
                 <w:szCs w:val="16"/>
               </w:rPr>
-              <w:t xml:space="preserve">📖 HTML:</w:t>
+              <w:t xml:space="preserve">📖 EXERCISE:</w:t>
             </w:r>
           </w:p>
           <w:p>
             <w:pPr>
               <w:spacing w:after="20" w:before="0"/>
             </w:pPr>
-            <w:hyperlink w:history="1" r:id="rId8zyugtsuq0pxnqev0d8jw">
+            <w:hyperlink w:history="1" r:id="rIdfnwjmrkp-ef4rlpejwc8f">
               <w:r>
                 <w:rPr>
                   <w:rFonts w:ascii="Arial" w:cs="Arial" w:eastAsia="Arial" w:hAnsi="Arial"/>
@@ -18451,7 +18451,7 @@
                   <w:szCs w:val="16"/>
                   <w:u w:val="single" w:color="2E75B6"/>
                 </w:rPr>
-                <w:t xml:space="preserve">Properties of Equality and Congruence: Justifying Algebraic Steps (PLIX)</w:t>
+                <w:t xml:space="preserve">Justify triangle congruence</w:t>
               </w:r>
             </w:hyperlink>
           </w:p>
@@ -18467,7 +18467,7 @@
                 <w:sz w:val="14"/>
                 <w:szCs w:val="14"/>
               </w:rPr>
-              <w:t xml:space="preserve">Source: CK-12</w:t>
+              <w:t xml:space="preserve">Source: Khan Academy (English - US curriculum)</w:t>
             </w:r>
           </w:p>
           <w:p>
@@ -18475,7 +18475,7 @@
               <w:spacing w:after="10" w:before="0"/>
               <w:ind w:left="120"/>
             </w:pPr>
-            <w:hyperlink w:history="1" r:id="rIdwfwqswl5bp02p4kx5bvmy">
+            <w:hyperlink w:history="1" r:id="rIducdhut-ytdt2vqzltu5jh">
               <w:r>
                 <w:rPr>
                   <w:rFonts w:ascii="Arial" w:cs="Arial" w:eastAsia="Arial" w:hAnsi="Arial"/>
@@ -18936,7 +18936,7 @@
             <w:pPr>
               <w:spacing w:after="20" w:before="0"/>
             </w:pPr>
-            <w:hyperlink w:history="1" r:id="rIdlzxjswfc6mdi77wsffy_z">
+            <w:hyperlink w:history="1" r:id="rIdxnvmgd5n5dznx-wmhe5b5">
               <w:r>
                 <w:rPr>
                   <w:rFonts w:ascii="Arial" w:cs="Arial" w:eastAsia="Arial" w:hAnsi="Arial"/>
@@ -18945,7 +18945,7 @@
                   <w:szCs w:val="16"/>
                   <w:u w:val="single" w:color="2E75B6"/>
                 </w:rPr>
-                <w:t xml:space="preserve">Properties of Equality and Congruence Principles - Basic</w:t>
+                <w:t xml:space="preserve">Determining congruent triangles</w:t>
               </w:r>
             </w:hyperlink>
           </w:p>
@@ -18961,7 +18961,7 @@
                 <w:sz w:val="14"/>
                 <w:szCs w:val="14"/>
               </w:rPr>
-              <w:t xml:space="preserve">Source: CK-12</w:t>
+              <w:t xml:space="preserve">Source: Khan Academy (English - US curriculum)</w:t>
             </w:r>
           </w:p>
           <w:p>
@@ -18969,7 +18969,7 @@
               <w:spacing w:after="10" w:before="0"/>
               <w:ind w:left="120"/>
             </w:pPr>
-            <w:hyperlink w:history="1" r:id="rIdvw1s37gnw_cc-efouc5lv">
+            <w:hyperlink w:history="1" r:id="rIdnudycldxlfzawjrdwwwnm">
               <w:r>
                 <w:rPr>
                   <w:rFonts w:ascii="Arial" w:cs="Arial" w:eastAsia="Arial" w:hAnsi="Arial"/>
@@ -19007,14 +19007,14 @@
                 <w:sz w:val="16"/>
                 <w:szCs w:val="16"/>
               </w:rPr>
-              <w:t xml:space="preserve">📖 HTML:</w:t>
+              <w:t xml:space="preserve">📖 EXERCISE:</w:t>
             </w:r>
           </w:p>
           <w:p>
             <w:pPr>
               <w:spacing w:after="20" w:before="0"/>
             </w:pPr>
-            <w:hyperlink w:history="1" r:id="rId4_lyzxljhtlrgd7yhgb5r">
+            <w:hyperlink w:history="1" r:id="rIdpqegxhyqlp5o8-5m5lue8">
               <w:r>
                 <w:rPr>
                   <w:rFonts w:ascii="Arial" w:cs="Arial" w:eastAsia="Arial" w:hAnsi="Arial"/>
@@ -19023,7 +19023,7 @@
                   <w:szCs w:val="16"/>
                   <w:u w:val="single" w:color="2E75B6"/>
                 </w:rPr>
-                <w:t xml:space="preserve">Properties of Equality and Congruence: Justifying Algebraic Steps (PLIX)</w:t>
+                <w:t xml:space="preserve">Determine congruent triangles</w:t>
               </w:r>
             </w:hyperlink>
           </w:p>
@@ -19039,7 +19039,7 @@
                 <w:sz w:val="14"/>
                 <w:szCs w:val="14"/>
               </w:rPr>
-              <w:t xml:space="preserve">Source: CK-12</w:t>
+              <w:t xml:space="preserve">Source: Khan Academy (English - US curriculum)</w:t>
             </w:r>
           </w:p>
           <w:p>
@@ -19047,7 +19047,7 @@
               <w:spacing w:after="10" w:before="0"/>
               <w:ind w:left="120"/>
             </w:pPr>
-            <w:hyperlink w:history="1" r:id="rIdb_aqi04yg6s046pdne_fs">
+            <w:hyperlink w:history="1" r:id="rIdfnurglstev3y9bgju0o3i">
               <w:r>
                 <w:rPr>
                   <w:rFonts w:ascii="Arial" w:cs="Arial" w:eastAsia="Arial" w:hAnsi="Arial"/>
@@ -19622,7 +19622,7 @@
             <w:pPr>
               <w:spacing w:after="20" w:before="0"/>
             </w:pPr>
-            <w:hyperlink w:history="1" r:id="rId5vbtlr7eyt5adp4fdm4by">
+            <w:hyperlink w:history="1" r:id="rIdqiuuaiased68q3d_vcdda">
               <w:r>
                 <w:rPr>
                   <w:rFonts w:ascii="Arial" w:cs="Arial" w:eastAsia="Arial" w:hAnsi="Arial"/>
@@ -19631,7 +19631,7 @@
                   <w:szCs w:val="16"/>
                   <w:u w:val="single" w:color="2E75B6"/>
                 </w:rPr>
-                <w:t xml:space="preserve">Properties of Equality and Congruence Principles - Basic</w:t>
+                <w:t xml:space="preserve">Determining congruent triangles -dubbed(KY)</w:t>
               </w:r>
             </w:hyperlink>
           </w:p>
@@ -19647,7 +19647,7 @@
                 <w:sz w:val="14"/>
                 <w:szCs w:val="14"/>
               </w:rPr>
-              <w:t xml:space="preserve">Source: CK-12</w:t>
+              <w:t xml:space="preserve">Source: Khan Academy (Kiswahili)</w:t>
             </w:r>
           </w:p>
           <w:p>
@@ -19655,7 +19655,7 @@
               <w:spacing w:after="10" w:before="0"/>
               <w:ind w:left="120"/>
             </w:pPr>
-            <w:hyperlink w:history="1" r:id="rIdhwu6k--g1nlnz8ohelgqv">
+            <w:hyperlink w:history="1" r:id="rIdfs6b4ymn_04cqztloim1s">
               <w:r>
                 <w:rPr>
                   <w:rFonts w:ascii="Arial" w:cs="Arial" w:eastAsia="Arial" w:hAnsi="Arial"/>
@@ -19693,14 +19693,14 @@
                 <w:sz w:val="16"/>
                 <w:szCs w:val="16"/>
               </w:rPr>
-              <w:t xml:space="preserve">📖 HTML:</w:t>
+              <w:t xml:space="preserve">📖 EXERCISE:</w:t>
             </w:r>
           </w:p>
           <w:p>
             <w:pPr>
               <w:spacing w:after="20" w:before="0"/>
             </w:pPr>
-            <w:hyperlink w:history="1" r:id="rIdkrg6iol50nsxghhfziu8p">
+            <w:hyperlink w:history="1" r:id="rIdojuyy5p7auox-rnfslti_">
               <w:r>
                 <w:rPr>
                   <w:rFonts w:ascii="Arial" w:cs="Arial" w:eastAsia="Arial" w:hAnsi="Arial"/>
@@ -19709,7 +19709,7 @@
                   <w:szCs w:val="16"/>
                   <w:u w:val="single" w:color="2E75B6"/>
                 </w:rPr>
-                <w:t xml:space="preserve">Properties of Equality and Congruence: Justifying Algebraic Steps (PLIX)</w:t>
+                <w:t xml:space="preserve">Determine congruent triangles</w:t>
               </w:r>
             </w:hyperlink>
           </w:p>
@@ -19725,7 +19725,7 @@
                 <w:sz w:val="14"/>
                 <w:szCs w:val="14"/>
               </w:rPr>
-              <w:t xml:space="preserve">Source: CK-12</w:t>
+              <w:t xml:space="preserve">Source: Khan Academy (English - US curriculum)</w:t>
             </w:r>
           </w:p>
           <w:p>
@@ -19733,7 +19733,7 @@
               <w:spacing w:after="10" w:before="0"/>
               <w:ind w:left="120"/>
             </w:pPr>
-            <w:hyperlink w:history="1" r:id="rIda62fpy0rhltfszzcjave7">
+            <w:hyperlink w:history="1" r:id="rIdjdrgc5mler-9bd0y6ouyi">
               <w:r>
                 <w:rPr>
                   <w:rFonts w:ascii="Arial" w:cs="Arial" w:eastAsia="Arial" w:hAnsi="Arial"/>
@@ -20004,7 +20004,7 @@
             <w:pPr>
               <w:spacing w:after="20" w:before="0"/>
             </w:pPr>
-            <w:hyperlink w:history="1" r:id="rIdgd1sbt_6u2mp5m9dgkmju">
+            <w:hyperlink w:history="1" r:id="rIdgrdcocavnezhs0inilaec">
               <w:r>
                 <w:rPr>
                   <w:rFonts w:ascii="Arial" w:cs="Arial" w:eastAsia="Arial" w:hAnsi="Arial"/>
@@ -20013,7 +20013,7 @@
                   <w:szCs w:val="16"/>
                   <w:u w:val="single" w:color="2E75B6"/>
                 </w:rPr>
-                <w:t xml:space="preserve">Properties of Equality and Congruence Principles - Basic</w:t>
+                <w:t xml:space="preserve">Proving the ASA and AAS triangle congruence criteria using transformations</w:t>
               </w:r>
             </w:hyperlink>
           </w:p>
@@ -20029,7 +20029,7 @@
                 <w:sz w:val="14"/>
                 <w:szCs w:val="14"/>
               </w:rPr>
-              <w:t xml:space="preserve">Source: CK-12</w:t>
+              <w:t xml:space="preserve">Source: Khan Academy (English - US curriculum)</w:t>
             </w:r>
           </w:p>
           <w:p>
@@ -20037,7 +20037,7 @@
               <w:spacing w:after="10" w:before="0"/>
               <w:ind w:left="120"/>
             </w:pPr>
-            <w:hyperlink w:history="1" r:id="rIdiumllw_sde208bfu4zmkj">
+            <w:hyperlink w:history="1" r:id="rId6ijzit8tf3d-s6k017dv9">
               <w:r>
                 <w:rPr>
                   <w:rFonts w:ascii="Arial" w:cs="Arial" w:eastAsia="Arial" w:hAnsi="Arial"/>
@@ -20075,14 +20075,14 @@
                 <w:sz w:val="16"/>
                 <w:szCs w:val="16"/>
               </w:rPr>
-              <w:t xml:space="preserve">📖 HTML:</w:t>
+              <w:t xml:space="preserve">📖 EXERCISE:</w:t>
             </w:r>
           </w:p>
           <w:p>
             <w:pPr>
               <w:spacing w:after="20" w:before="0"/>
             </w:pPr>
-            <w:hyperlink w:history="1" r:id="rIdbdp26sni7ote80qscodfc">
+            <w:hyperlink w:history="1" r:id="rIdgfirenknvcwgajb_rzigb">
               <w:r>
                 <w:rPr>
                   <w:rFonts w:ascii="Arial" w:cs="Arial" w:eastAsia="Arial" w:hAnsi="Arial"/>
@@ -20091,7 +20091,7 @@
                   <w:szCs w:val="16"/>
                   <w:u w:val="single" w:color="2E75B6"/>
                 </w:rPr>
-                <w:t xml:space="preserve">Properties of Equality and Congruence: Justifying Algebraic Steps (PLIX)</w:t>
+                <w:t xml:space="preserve">Determine congruent triangles</w:t>
               </w:r>
             </w:hyperlink>
           </w:p>
@@ -20107,7 +20107,7 @@
                 <w:sz w:val="14"/>
                 <w:szCs w:val="14"/>
               </w:rPr>
-              <w:t xml:space="preserve">Source: CK-12</w:t>
+              <w:t xml:space="preserve">Source: Khan Academy (English - US curriculum)</w:t>
             </w:r>
           </w:p>
           <w:p>
@@ -20115,7 +20115,7 @@
               <w:spacing w:after="10" w:before="0"/>
               <w:ind w:left="120"/>
             </w:pPr>
-            <w:hyperlink w:history="1" r:id="rIdodalafyoa60-koaliesad">
+            <w:hyperlink w:history="1" r:id="rId8vmqwporqi1gsovaryqf_">
               <w:r>
                 <w:rPr>
                   <w:rFonts w:ascii="Arial" w:cs="Arial" w:eastAsia="Arial" w:hAnsi="Arial"/>
@@ -21792,7 +21792,7 @@
             <w:pPr>
               <w:spacing w:after="20" w:before="0"/>
             </w:pPr>
-            <w:hyperlink w:history="1" r:id="rIdmjihxyqidddfai-7x3chm">
+            <w:hyperlink w:history="1" r:id="rIdbm8gl-pxowi34kbp_9t7e">
               <w:r>
                 <w:rPr>
                   <w:rFonts w:ascii="Arial" w:cs="Arial" w:eastAsia="Arial" w:hAnsi="Arial"/>
@@ -21801,7 +21801,7 @@
                   <w:szCs w:val="16"/>
                   <w:u w:val="single" w:color="2E75B6"/>
                 </w:rPr>
-                <w:t xml:space="preserve">Properties of Equality and Congruence Principles - Basic</w:t>
+                <w:t xml:space="preserve">Proving the ASA and AAS triangle congruence criteria using transformations</w:t>
               </w:r>
             </w:hyperlink>
           </w:p>
@@ -21817,7 +21817,7 @@
                 <w:sz w:val="14"/>
                 <w:szCs w:val="14"/>
               </w:rPr>
-              <w:t xml:space="preserve">Source: CK-12</w:t>
+              <w:t xml:space="preserve">Source: Khan Academy (English - US curriculum)</w:t>
             </w:r>
           </w:p>
           <w:p>
@@ -21825,7 +21825,7 @@
               <w:spacing w:after="10" w:before="0"/>
               <w:ind w:left="120"/>
             </w:pPr>
-            <w:hyperlink w:history="1" r:id="rIdfrx63ef29hgvnphlcjgkr">
+            <w:hyperlink w:history="1" r:id="rIdcyr6yjcfetke3adsc8hvt">
               <w:r>
                 <w:rPr>
                   <w:rFonts w:ascii="Arial" w:cs="Arial" w:eastAsia="Arial" w:hAnsi="Arial"/>
@@ -21863,14 +21863,14 @@
                 <w:sz w:val="16"/>
                 <w:szCs w:val="16"/>
               </w:rPr>
-              <w:t xml:space="preserve">📖 HTML:</w:t>
+              <w:t xml:space="preserve">📖 EXERCISE:</w:t>
             </w:r>
           </w:p>
           <w:p>
             <w:pPr>
               <w:spacing w:after="20" w:before="0"/>
             </w:pPr>
-            <w:hyperlink w:history="1" r:id="rIdvbdxbovr-v4v6whfwdjqh">
+            <w:hyperlink w:history="1" r:id="rId_zk7aky36xepdwwt9unnu">
               <w:r>
                 <w:rPr>
                   <w:rFonts w:ascii="Arial" w:cs="Arial" w:eastAsia="Arial" w:hAnsi="Arial"/>
@@ -21879,7 +21879,7 @@
                   <w:szCs w:val="16"/>
                   <w:u w:val="single" w:color="2E75B6"/>
                 </w:rPr>
-                <w:t xml:space="preserve">Properties of Equality and Congruence: Justifying Algebraic Steps (PLIX)</w:t>
+                <w:t xml:space="preserve">Justify triangle congruence</w:t>
               </w:r>
             </w:hyperlink>
           </w:p>
@@ -21895,7 +21895,7 @@
                 <w:sz w:val="14"/>
                 <w:szCs w:val="14"/>
               </w:rPr>
-              <w:t xml:space="preserve">Source: CK-12</w:t>
+              <w:t xml:space="preserve">Source: Khan Academy (English - US curriculum)</w:t>
             </w:r>
           </w:p>
           <w:p>
@@ -21903,7 +21903,7 @@
               <w:spacing w:after="10" w:before="0"/>
               <w:ind w:left="120"/>
             </w:pPr>
-            <w:hyperlink w:history="1" r:id="rIdeyduljv-r6hclbsplq-lk">
+            <w:hyperlink w:history="1" r:id="rId3yyrty65egu3sov5lmmhz">
               <w:r>
                 <w:rPr>
                   <w:rFonts w:ascii="Arial" w:cs="Arial" w:eastAsia="Arial" w:hAnsi="Arial"/>
@@ -22098,7 +22098,7 @@
             <w:pPr>
               <w:spacing w:after="20" w:before="0"/>
             </w:pPr>
-            <w:hyperlink w:history="1" r:id="rId4gyrbtsd3gwxytjpkukw8">
+            <w:hyperlink w:history="1" r:id="rIdtsxwozh-bmwsxmzxjuef1">
               <w:r>
                 <w:rPr>
                   <w:rFonts w:ascii="Arial" w:cs="Arial" w:eastAsia="Arial" w:hAnsi="Arial"/>
@@ -22107,7 +22107,7 @@
                   <w:szCs w:val="16"/>
                   <w:u w:val="single" w:color="2E75B6"/>
                 </w:rPr>
-                <w:t xml:space="preserve">Properties of Equality and Congruence Principles - Basic</w:t>
+                <w:t xml:space="preserve">Proving the SAS triangle congruence criterion using transformations</w:t>
               </w:r>
             </w:hyperlink>
           </w:p>
@@ -22123,7 +22123,7 @@
                 <w:sz w:val="14"/>
                 <w:szCs w:val="14"/>
               </w:rPr>
-              <w:t xml:space="preserve">Source: CK-12</w:t>
+              <w:t xml:space="preserve">Source: Khan Academy (English - US curriculum)</w:t>
             </w:r>
           </w:p>
           <w:p>
@@ -22131,7 +22131,7 @@
               <w:spacing w:after="10" w:before="0"/>
               <w:ind w:left="120"/>
             </w:pPr>
-            <w:hyperlink w:history="1" r:id="rId-rjsmxlruv8ka0uvwlscs">
+            <w:hyperlink w:history="1" r:id="rIdsf2jidxvr5quqhoxjndmk">
               <w:r>
                 <w:rPr>
                   <w:rFonts w:ascii="Arial" w:cs="Arial" w:eastAsia="Arial" w:hAnsi="Arial"/>
@@ -22169,14 +22169,14 @@
                 <w:sz w:val="16"/>
                 <w:szCs w:val="16"/>
               </w:rPr>
-              <w:t xml:space="preserve">📖 HTML:</w:t>
+              <w:t xml:space="preserve">📖 EXERCISE:</w:t>
             </w:r>
           </w:p>
           <w:p>
             <w:pPr>
               <w:spacing w:after="20" w:before="0"/>
             </w:pPr>
-            <w:hyperlink w:history="1" r:id="rIddoti4n_attvskdsvsbmsp">
+            <w:hyperlink w:history="1" r:id="rIdjlvjlokw0rlir4yrsptix">
               <w:r>
                 <w:rPr>
                   <w:rFonts w:ascii="Arial" w:cs="Arial" w:eastAsia="Arial" w:hAnsi="Arial"/>
@@ -22185,7 +22185,7 @@
                   <w:szCs w:val="16"/>
                   <w:u w:val="single" w:color="2E75B6"/>
                 </w:rPr>
-                <w:t xml:space="preserve">Properties of Equality and Congruence: Justifying Algebraic Steps (PLIX)</w:t>
+                <w:t xml:space="preserve">Determine congruent triangles</w:t>
               </w:r>
             </w:hyperlink>
           </w:p>
@@ -22201,7 +22201,7 @@
                 <w:sz w:val="14"/>
                 <w:szCs w:val="14"/>
               </w:rPr>
-              <w:t xml:space="preserve">Source: CK-12</w:t>
+              <w:t xml:space="preserve">Source: Khan Academy (English - US curriculum)</w:t>
             </w:r>
           </w:p>
           <w:p>
@@ -22209,7 +22209,7 @@
               <w:spacing w:after="10" w:before="0"/>
               <w:ind w:left="120"/>
             </w:pPr>
-            <w:hyperlink w:history="1" r:id="rIdrwet9-wka4u9vccnwhkib">
+            <w:hyperlink w:history="1" r:id="rIdlx0omqeget0ji69cb7hep">
               <w:r>
                 <w:rPr>
                   <w:rFonts w:ascii="Arial" w:cs="Arial" w:eastAsia="Arial" w:hAnsi="Arial"/>
@@ -22404,7 +22404,7 @@
             <w:pPr>
               <w:spacing w:after="20" w:before="0"/>
             </w:pPr>
-            <w:hyperlink w:history="1" r:id="rIdjbqx_es2hupteqaigwyn8">
+            <w:hyperlink w:history="1" r:id="rIdfm7qdclnioz2n-6fgkyxn">
               <w:r>
                 <w:rPr>
                   <w:rFonts w:ascii="Arial" w:cs="Arial" w:eastAsia="Arial" w:hAnsi="Arial"/>
@@ -22413,7 +22413,7 @@
                   <w:szCs w:val="16"/>
                   <w:u w:val="single" w:color="2E75B6"/>
                 </w:rPr>
-                <w:t xml:space="preserve">Properties of Equality and Congruence Principles - Basic</w:t>
+                <w:t xml:space="preserve">Proving the SSS triangle congruence criterion using transformations</w:t>
               </w:r>
             </w:hyperlink>
           </w:p>
@@ -22429,7 +22429,7 @@
                 <w:sz w:val="14"/>
                 <w:szCs w:val="14"/>
               </w:rPr>
-              <w:t xml:space="preserve">Source: CK-12</w:t>
+              <w:t xml:space="preserve">Source: Khan Academy (English - US curriculum)</w:t>
             </w:r>
           </w:p>
           <w:p>
@@ -22437,7 +22437,7 @@
               <w:spacing w:after="10" w:before="0"/>
               <w:ind w:left="120"/>
             </w:pPr>
-            <w:hyperlink w:history="1" r:id="rIdnnni17yggizxvz0n0qi4x">
+            <w:hyperlink w:history="1" r:id="rId-xbbgh3mtojopz7scifg1">
               <w:r>
                 <w:rPr>
                   <w:rFonts w:ascii="Arial" w:cs="Arial" w:eastAsia="Arial" w:hAnsi="Arial"/>
@@ -22475,14 +22475,14 @@
                 <w:sz w:val="16"/>
                 <w:szCs w:val="16"/>
               </w:rPr>
-              <w:t xml:space="preserve">📖 HTML:</w:t>
+              <w:t xml:space="preserve">📖 EXERCISE:</w:t>
             </w:r>
           </w:p>
           <w:p>
             <w:pPr>
               <w:spacing w:after="20" w:before="0"/>
             </w:pPr>
-            <w:hyperlink w:history="1" r:id="rId17y77krokalngjbsjy0m9">
+            <w:hyperlink w:history="1" r:id="rId1yhaft74l4ygiwe0a91mv">
               <w:r>
                 <w:rPr>
                   <w:rFonts w:ascii="Arial" w:cs="Arial" w:eastAsia="Arial" w:hAnsi="Arial"/>
@@ -22491,7 +22491,7 @@
                   <w:szCs w:val="16"/>
                   <w:u w:val="single" w:color="2E75B6"/>
                 </w:rPr>
-                <w:t xml:space="preserve">Properties of Equality and Congruence: Justifying Algebraic Steps (PLIX)</w:t>
+                <w:t xml:space="preserve">Justify triangle congruence</w:t>
               </w:r>
             </w:hyperlink>
           </w:p>
@@ -22507,7 +22507,7 @@
                 <w:sz w:val="14"/>
                 <w:szCs w:val="14"/>
               </w:rPr>
-              <w:t xml:space="preserve">Source: CK-12</w:t>
+              <w:t xml:space="preserve">Source: Khan Academy (English - US curriculum)</w:t>
             </w:r>
           </w:p>
           <w:p>
@@ -22515,7 +22515,7 @@
               <w:spacing w:after="10" w:before="0"/>
               <w:ind w:left="120"/>
             </w:pPr>
-            <w:hyperlink w:history="1" r:id="rId4gzg0mhwenchnuoh6owgv">
+            <w:hyperlink w:history="1" r:id="rIdefhytvjsa-l1qsndumowu">
               <w:r>
                 <w:rPr>
                   <w:rFonts w:ascii="Arial" w:cs="Arial" w:eastAsia="Arial" w:hAnsi="Arial"/>
@@ -22710,7 +22710,7 @@
             <w:pPr>
               <w:spacing w:after="20" w:before="0"/>
             </w:pPr>
-            <w:hyperlink w:history="1" r:id="rId9ozwehynjzoztmiroekay">
+            <w:hyperlink w:history="1" r:id="rIdb9vxqayr5h5mbn0jqa3qm">
               <w:r>
                 <w:rPr>
                   <w:rFonts w:ascii="Arial" w:cs="Arial" w:eastAsia="Arial" w:hAnsi="Arial"/>
@@ -22719,7 +22719,7 @@
                   <w:szCs w:val="16"/>
                   <w:u w:val="single" w:color="2E75B6"/>
                 </w:rPr>
-                <w:t xml:space="preserve">Properties of Equality and Congruence Principles - Basic</w:t>
+                <w:t xml:space="preserve">Proving the ASA and AAS triangle congruence criteria using transformations</w:t>
               </w:r>
             </w:hyperlink>
           </w:p>
@@ -22735,7 +22735,7 @@
                 <w:sz w:val="14"/>
                 <w:szCs w:val="14"/>
               </w:rPr>
-              <w:t xml:space="preserve">Source: CK-12</w:t>
+              <w:t xml:space="preserve">Source: Khan Academy (English - US curriculum)</w:t>
             </w:r>
           </w:p>
           <w:p>
@@ -22743,7 +22743,7 @@
               <w:spacing w:after="10" w:before="0"/>
               <w:ind w:left="120"/>
             </w:pPr>
-            <w:hyperlink w:history="1" r:id="rIdzrxa84cjmnwq4fcz83q9m">
+            <w:hyperlink w:history="1" r:id="rIduvwc8mrmmyfiwztpene2b">
               <w:r>
                 <w:rPr>
                   <w:rFonts w:ascii="Arial" w:cs="Arial" w:eastAsia="Arial" w:hAnsi="Arial"/>
@@ -22781,14 +22781,14 @@
                 <w:sz w:val="16"/>
                 <w:szCs w:val="16"/>
               </w:rPr>
-              <w:t xml:space="preserve">📖 HTML:</w:t>
+              <w:t xml:space="preserve">📖 EXERCISE:</w:t>
             </w:r>
           </w:p>
           <w:p>
             <w:pPr>
               <w:spacing w:after="20" w:before="0"/>
             </w:pPr>
-            <w:hyperlink w:history="1" r:id="rIdyfp4xp5ca_swtd4owxnvs">
+            <w:hyperlink w:history="1" r:id="rId9d2un63rgu1y198z3lgfx">
               <w:r>
                 <w:rPr>
                   <w:rFonts w:ascii="Arial" w:cs="Arial" w:eastAsia="Arial" w:hAnsi="Arial"/>
@@ -22797,7 +22797,7 @@
                   <w:szCs w:val="16"/>
                   <w:u w:val="single" w:color="2E75B6"/>
                 </w:rPr>
-                <w:t xml:space="preserve">Properties of Equality and Congruence: Justifying Algebraic Steps (PLIX)</w:t>
+                <w:t xml:space="preserve">Justify triangle congruence</w:t>
               </w:r>
             </w:hyperlink>
           </w:p>
@@ -22813,7 +22813,7 @@
                 <w:sz w:val="14"/>
                 <w:szCs w:val="14"/>
               </w:rPr>
-              <w:t xml:space="preserve">Source: CK-12</w:t>
+              <w:t xml:space="preserve">Source: Khan Academy (English - US curriculum)</w:t>
             </w:r>
           </w:p>
           <w:p>
@@ -22821,7 +22821,7 @@
               <w:spacing w:after="10" w:before="0"/>
               <w:ind w:left="120"/>
             </w:pPr>
-            <w:hyperlink w:history="1" r:id="rIdew2honmvczta_jqa01w-i">
+            <w:hyperlink w:history="1" r:id="rIdkzxjdj4t-boae5tadwugj">
               <w:r>
                 <w:rPr>
                   <w:rFonts w:ascii="Arial" w:cs="Arial" w:eastAsia="Arial" w:hAnsi="Arial"/>
@@ -23016,7 +23016,7 @@
             <w:pPr>
               <w:spacing w:after="20" w:before="0"/>
             </w:pPr>
-            <w:hyperlink w:history="1" r:id="rIdus-4jthhzk_fhlnjlncr6">
+            <w:hyperlink w:history="1" r:id="rIduugg7ecxme9w0rpkzqbwh">
               <w:r>
                 <w:rPr>
                   <w:rFonts w:ascii="Arial" w:cs="Arial" w:eastAsia="Arial" w:hAnsi="Arial"/>
@@ -23025,7 +23025,7 @@
                   <w:szCs w:val="16"/>
                   <w:u w:val="single" w:color="2E75B6"/>
                 </w:rPr>
-                <w:t xml:space="preserve">Properties of Equality and Congruence Principles - Basic</w:t>
+                <w:t xml:space="preserve">Proving the ASA and AAS triangle congruence criteria using transformations</w:t>
               </w:r>
             </w:hyperlink>
           </w:p>
@@ -23041,7 +23041,7 @@
                 <w:sz w:val="14"/>
                 <w:szCs w:val="14"/>
               </w:rPr>
-              <w:t xml:space="preserve">Source: CK-12</w:t>
+              <w:t xml:space="preserve">Source: Khan Academy (English - US curriculum)</w:t>
             </w:r>
           </w:p>
           <w:p>
@@ -23049,7 +23049,7 @@
               <w:spacing w:after="10" w:before="0"/>
               <w:ind w:left="120"/>
             </w:pPr>
-            <w:hyperlink w:history="1" r:id="rIdg9x7t5slxf_cwxasmmle3">
+            <w:hyperlink w:history="1" r:id="rIdqztednmosslzp_ffueuwd">
               <w:r>
                 <w:rPr>
                   <w:rFonts w:ascii="Arial" w:cs="Arial" w:eastAsia="Arial" w:hAnsi="Arial"/>
@@ -23087,14 +23087,14 @@
                 <w:sz w:val="16"/>
                 <w:szCs w:val="16"/>
               </w:rPr>
-              <w:t xml:space="preserve">📖 HTML:</w:t>
+              <w:t xml:space="preserve">📖 EXERCISE:</w:t>
             </w:r>
           </w:p>
           <w:p>
             <w:pPr>
               <w:spacing w:after="20" w:before="0"/>
             </w:pPr>
-            <w:hyperlink w:history="1" r:id="rIdwl4b3ubgi9_sbnjrsywv4">
+            <w:hyperlink w:history="1" r:id="rIdzjki-4jb1c_69xuds8wvz">
               <w:r>
                 <w:rPr>
                   <w:rFonts w:ascii="Arial" w:cs="Arial" w:eastAsia="Arial" w:hAnsi="Arial"/>
@@ -23103,7 +23103,7 @@
                   <w:szCs w:val="16"/>
                   <w:u w:val="single" w:color="2E75B6"/>
                 </w:rPr>
-                <w:t xml:space="preserve">Properties of Equality and Congruence: Justifying Algebraic Steps (PLIX)</w:t>
+                <w:t xml:space="preserve">Justify triangle congruence</w:t>
               </w:r>
             </w:hyperlink>
           </w:p>
@@ -23119,7 +23119,7 @@
                 <w:sz w:val="14"/>
                 <w:szCs w:val="14"/>
               </w:rPr>
-              <w:t xml:space="preserve">Source: CK-12</w:t>
+              <w:t xml:space="preserve">Source: Khan Academy (English - US curriculum)</w:t>
             </w:r>
           </w:p>
           <w:p>
@@ -23127,7 +23127,7 @@
               <w:spacing w:after="10" w:before="0"/>
               <w:ind w:left="120"/>
             </w:pPr>
-            <w:hyperlink w:history="1" r:id="rId9gdvj3wqamul39g4acad1">
+            <w:hyperlink w:history="1" r:id="rIddrgg8-w4ibvinuvzzehr2">
               <w:r>
                 <w:rPr>
                   <w:rFonts w:ascii="Arial" w:cs="Arial" w:eastAsia="Arial" w:hAnsi="Arial"/>
@@ -24614,7 +24614,7 @@
             <w:pPr>
               <w:spacing w:after="20" w:before="0"/>
             </w:pPr>
-            <w:hyperlink w:history="1" r:id="rIdv9tqbbdppr2lv13qioyyh">
+            <w:hyperlink w:history="1" r:id="rIdj-eikd1uyx9snm7_eni-h">
               <w:r>
                 <w:rPr>
                   <w:rFonts w:ascii="Arial" w:cs="Arial" w:eastAsia="Arial" w:hAnsi="Arial"/>
@@ -24623,7 +24623,7 @@
                   <w:szCs w:val="16"/>
                   <w:u w:val="single" w:color="2E75B6"/>
                 </w:rPr>
-                <w:t xml:space="preserve">Properties of Equality and Congruence Principles - Basic</w:t>
+                <w:t xml:space="preserve">Triangle congruence postulates/criteria</w:t>
               </w:r>
             </w:hyperlink>
           </w:p>
@@ -24639,7 +24639,7 @@
                 <w:sz w:val="14"/>
                 <w:szCs w:val="14"/>
               </w:rPr>
-              <w:t xml:space="preserve">Source: CK-12</w:t>
+              <w:t xml:space="preserve">Source: Khan Academy (English - US curriculum)</w:t>
             </w:r>
           </w:p>
           <w:p>
@@ -24647,7 +24647,7 @@
               <w:spacing w:after="10" w:before="0"/>
               <w:ind w:left="120"/>
             </w:pPr>
-            <w:hyperlink w:history="1" r:id="rIdrmsycck2qgp66ospv8ddx">
+            <w:hyperlink w:history="1" r:id="rIdlbwj7rgxivrwi7nizwiom">
               <w:r>
                 <w:rPr>
                   <w:rFonts w:ascii="Arial" w:cs="Arial" w:eastAsia="Arial" w:hAnsi="Arial"/>
@@ -24685,14 +24685,14 @@
                 <w:sz w:val="16"/>
                 <w:szCs w:val="16"/>
               </w:rPr>
-              <w:t xml:space="preserve">📖 HTML:</w:t>
+              <w:t xml:space="preserve">📖 EXERCISE:</w:t>
             </w:r>
           </w:p>
           <w:p>
             <w:pPr>
               <w:spacing w:after="20" w:before="0"/>
             </w:pPr>
-            <w:hyperlink w:history="1" r:id="rIdnkcfyr-yryq5wdaw-cys-">
+            <w:hyperlink w:history="1" r:id="rIddxutya7lenna5tmw3wukw">
               <w:r>
                 <w:rPr>
                   <w:rFonts w:ascii="Arial" w:cs="Arial" w:eastAsia="Arial" w:hAnsi="Arial"/>
@@ -24701,7 +24701,7 @@
                   <w:szCs w:val="16"/>
                   <w:u w:val="single" w:color="2E75B6"/>
                 </w:rPr>
-                <w:t xml:space="preserve">Cofunction Identities and Reflection (Flexbook)</w:t>
+                <w:t xml:space="preserve">Determine congruent triangles</w:t>
               </w:r>
             </w:hyperlink>
           </w:p>
@@ -24717,7 +24717,7 @@
                 <w:sz w:val="14"/>
                 <w:szCs w:val="14"/>
               </w:rPr>
-              <w:t xml:space="preserve">Source: CK-12</w:t>
+              <w:t xml:space="preserve">Source: Khan Academy (English - US curriculum)</w:t>
             </w:r>
           </w:p>
           <w:p>
@@ -24725,7 +24725,7 @@
               <w:spacing w:after="10" w:before="0"/>
               <w:ind w:left="120"/>
             </w:pPr>
-            <w:hyperlink w:history="1" r:id="rIduleei4hi4nnlmmh2bwpe6">
+            <w:hyperlink w:history="1" r:id="rIduay5ks8fk1qhpim-qbqrv">
               <w:r>
                 <w:rPr>
                   <w:rFonts w:ascii="Arial" w:cs="Arial" w:eastAsia="Arial" w:hAnsi="Arial"/>
@@ -24920,7 +24920,7 @@
             <w:pPr>
               <w:spacing w:after="20" w:before="0"/>
             </w:pPr>
-            <w:hyperlink w:history="1" r:id="rIdoykz6odvg84ulzx49mo8d">
+            <w:hyperlink w:history="1" r:id="rIdyopdniaqo3z_b5rmoyzrf">
               <w:r>
                 <w:rPr>
                   <w:rFonts w:ascii="Arial" w:cs="Arial" w:eastAsia="Arial" w:hAnsi="Arial"/>
@@ -24929,7 +24929,7 @@
                   <w:szCs w:val="16"/>
                   <w:u w:val="single" w:color="2E75B6"/>
                 </w:rPr>
-                <w:t xml:space="preserve">Properties of Equality and Congruence Principles - Basic</w:t>
+                <w:t xml:space="preserve">Triangle congruence postulates/criteria -dubbed(KY)</w:t>
               </w:r>
             </w:hyperlink>
           </w:p>
@@ -24945,7 +24945,7 @@
                 <w:sz w:val="14"/>
                 <w:szCs w:val="14"/>
               </w:rPr>
-              <w:t xml:space="preserve">Source: CK-12</w:t>
+              <w:t xml:space="preserve">Source: Khan Academy (Kiswahili)</w:t>
             </w:r>
           </w:p>
           <w:p>
@@ -24953,7 +24953,7 @@
               <w:spacing w:after="10" w:before="0"/>
               <w:ind w:left="120"/>
             </w:pPr>
-            <w:hyperlink w:history="1" r:id="rIdiznfajbktcg0jftu_u2xm">
+            <w:hyperlink w:history="1" r:id="rId4vuzzpl9v81rux0otvxmk">
               <w:r>
                 <w:rPr>
                   <w:rFonts w:ascii="Arial" w:cs="Arial" w:eastAsia="Arial" w:hAnsi="Arial"/>
@@ -24991,14 +24991,14 @@
                 <w:sz w:val="16"/>
                 <w:szCs w:val="16"/>
               </w:rPr>
-              <w:t xml:space="preserve">📖 HTML:</w:t>
+              <w:t xml:space="preserve">📖 EXERCISE:</w:t>
             </w:r>
           </w:p>
           <w:p>
             <w:pPr>
               <w:spacing w:after="20" w:before="0"/>
             </w:pPr>
-            <w:hyperlink w:history="1" r:id="rIdzcrjry5ghzvrg5l1dglyy">
+            <w:hyperlink w:history="1" r:id="rId83hjbyingechgmfddtr5i">
               <w:r>
                 <w:rPr>
                   <w:rFonts w:ascii="Arial" w:cs="Arial" w:eastAsia="Arial" w:hAnsi="Arial"/>
@@ -25007,7 +25007,7 @@
                   <w:szCs w:val="16"/>
                   <w:u w:val="single" w:color="2E75B6"/>
                 </w:rPr>
-                <w:t xml:space="preserve">Cofunction Identities and Reflection (Flexbook)</w:t>
+                <w:t xml:space="preserve">Justify triangle congruence</w:t>
               </w:r>
             </w:hyperlink>
           </w:p>
@@ -25023,7 +25023,7 @@
                 <w:sz w:val="14"/>
                 <w:szCs w:val="14"/>
               </w:rPr>
-              <w:t xml:space="preserve">Source: CK-12</w:t>
+              <w:t xml:space="preserve">Source: Khan Academy (English - US curriculum)</w:t>
             </w:r>
           </w:p>
           <w:p>
@@ -25031,7 +25031,7 @@
               <w:spacing w:after="10" w:before="0"/>
               <w:ind w:left="120"/>
             </w:pPr>
-            <w:hyperlink w:history="1" r:id="rIdwkuyqw1wteh2l6k-o9q5-">
+            <w:hyperlink w:history="1" r:id="rId7hervx5eb8atdtykdygln">
               <w:r>
                 <w:rPr>
                   <w:rFonts w:ascii="Arial" w:cs="Arial" w:eastAsia="Arial" w:hAnsi="Arial"/>
@@ -25226,7 +25226,7 @@
             <w:pPr>
               <w:spacing w:after="20" w:before="0"/>
             </w:pPr>
-            <w:hyperlink w:history="1" r:id="rIdqowhu_kssjysdcr3fk8gz">
+            <w:hyperlink w:history="1" r:id="rIdgahb55torvopay4ghbplj">
               <w:r>
                 <w:rPr>
                   <w:rFonts w:ascii="Arial" w:cs="Arial" w:eastAsia="Arial" w:hAnsi="Arial"/>
@@ -25235,7 +25235,7 @@
                   <w:szCs w:val="16"/>
                   <w:u w:val="single" w:color="2E75B6"/>
                 </w:rPr>
-                <w:t xml:space="preserve">Properties of Equality and Congruence Principles - Basic</w:t>
+                <w:t xml:space="preserve">Determining congruent triangles</w:t>
               </w:r>
             </w:hyperlink>
           </w:p>
@@ -25251,7 +25251,7 @@
                 <w:sz w:val="14"/>
                 <w:szCs w:val="14"/>
               </w:rPr>
-              <w:t xml:space="preserve">Source: CK-12</w:t>
+              <w:t xml:space="preserve">Source: Khan Academy (English - US curriculum)</w:t>
             </w:r>
           </w:p>
           <w:p>
@@ -25259,7 +25259,7 @@
               <w:spacing w:after="10" w:before="0"/>
               <w:ind w:left="120"/>
             </w:pPr>
-            <w:hyperlink w:history="1" r:id="rIdci00o93nmu0nkirpanhdo">
+            <w:hyperlink w:history="1" r:id="rIdnpz1p4d0xhztggy3d639n">
               <w:r>
                 <w:rPr>
                   <w:rFonts w:ascii="Arial" w:cs="Arial" w:eastAsia="Arial" w:hAnsi="Arial"/>
@@ -25297,14 +25297,14 @@
                 <w:sz w:val="16"/>
                 <w:szCs w:val="16"/>
               </w:rPr>
-              <w:t xml:space="preserve">📖 HTML:</w:t>
+              <w:t xml:space="preserve">📖 EXERCISE:</w:t>
             </w:r>
           </w:p>
           <w:p>
             <w:pPr>
               <w:spacing w:after="20" w:before="0"/>
             </w:pPr>
-            <w:hyperlink w:history="1" r:id="rId_8rq8rxzs0wki6l7ycxlm">
+            <w:hyperlink w:history="1" r:id="rIdghkocojoqkx6si3bp8us2">
               <w:r>
                 <w:rPr>
                   <w:rFonts w:ascii="Arial" w:cs="Arial" w:eastAsia="Arial" w:hAnsi="Arial"/>
@@ -25313,7 +25313,7 @@
                   <w:szCs w:val="16"/>
                   <w:u w:val="single" w:color="2E75B6"/>
                 </w:rPr>
-                <w:t xml:space="preserve">Cofunction Identities and Reflection (Flexbook)</w:t>
+                <w:t xml:space="preserve">Determine reflections (advanced)</w:t>
               </w:r>
             </w:hyperlink>
           </w:p>
@@ -25329,7 +25329,7 @@
                 <w:sz w:val="14"/>
                 <w:szCs w:val="14"/>
               </w:rPr>
-              <w:t xml:space="preserve">Source: CK-12</w:t>
+              <w:t xml:space="preserve">Source: Khan Academy (English - US curriculum)</w:t>
             </w:r>
           </w:p>
           <w:p>
@@ -25337,7 +25337,7 @@
               <w:spacing w:after="10" w:before="0"/>
               <w:ind w:left="120"/>
             </w:pPr>
-            <w:hyperlink w:history="1" r:id="rId6ocoikmjrj_3mpb30y6sz">
+            <w:hyperlink w:history="1" r:id="rIdxzihs2yab-r-1jpw4jr5m">
               <w:r>
                 <w:rPr>
                   <w:rFonts w:ascii="Arial" w:cs="Arial" w:eastAsia="Arial" w:hAnsi="Arial"/>
@@ -25532,7 +25532,7 @@
             <w:pPr>
               <w:spacing w:after="20" w:before="0"/>
             </w:pPr>
-            <w:hyperlink w:history="1" r:id="rId5r6renzcmwycmcoo6r7qt">
+            <w:hyperlink w:history="1" r:id="rIdkxc1twqdyvbuxt5xb-j-7">
               <w:r>
                 <w:rPr>
                   <w:rFonts w:ascii="Arial" w:cs="Arial" w:eastAsia="Arial" w:hAnsi="Arial"/>
@@ -25541,7 +25541,7 @@
                   <w:szCs w:val="16"/>
                   <w:u w:val="single" w:color="2E75B6"/>
                 </w:rPr>
-                <w:t xml:space="preserve">Properties of Equality and Congruence Principles - Basic</w:t>
+                <w:t xml:space="preserve">Determining congruent triangles -dubbed(KY)</w:t>
               </w:r>
             </w:hyperlink>
           </w:p>
@@ -25557,7 +25557,7 @@
                 <w:sz w:val="14"/>
                 <w:szCs w:val="14"/>
               </w:rPr>
-              <w:t xml:space="preserve">Source: CK-12</w:t>
+              <w:t xml:space="preserve">Source: Khan Academy (Kiswahili)</w:t>
             </w:r>
           </w:p>
           <w:p>
@@ -25565,7 +25565,7 @@
               <w:spacing w:after="10" w:before="0"/>
               <w:ind w:left="120"/>
             </w:pPr>
-            <w:hyperlink w:history="1" r:id="rId6elthntgdeeehxivix8gs">
+            <w:hyperlink w:history="1" r:id="rIdlotnrl0r7hiaxkraq2nah">
               <w:r>
                 <w:rPr>
                   <w:rFonts w:ascii="Arial" w:cs="Arial" w:eastAsia="Arial" w:hAnsi="Arial"/>
@@ -25603,14 +25603,14 @@
                 <w:sz w:val="16"/>
                 <w:szCs w:val="16"/>
               </w:rPr>
-              <w:t xml:space="preserve">📖 HTML:</w:t>
+              <w:t xml:space="preserve">📖 EXERCISE:</w:t>
             </w:r>
           </w:p>
           <w:p>
             <w:pPr>
               <w:spacing w:after="20" w:before="0"/>
             </w:pPr>
-            <w:hyperlink w:history="1" r:id="rIdc7rqyu_lvqkgxzrcpmc0o">
+            <w:hyperlink w:history="1" r:id="rId07cvldsr2poc39wdv_cx_">
               <w:r>
                 <w:rPr>
                   <w:rFonts w:ascii="Arial" w:cs="Arial" w:eastAsia="Arial" w:hAnsi="Arial"/>
@@ -25619,7 +25619,7 @@
                   <w:szCs w:val="16"/>
                   <w:u w:val="single" w:color="2E75B6"/>
                 </w:rPr>
-                <w:t xml:space="preserve">Cofunction Identities and Reflection (Flexbook)</w:t>
+                <w:t xml:space="preserve">Determine congruent triangles</w:t>
               </w:r>
             </w:hyperlink>
           </w:p>
@@ -25635,7 +25635,7 @@
                 <w:sz w:val="14"/>
                 <w:szCs w:val="14"/>
               </w:rPr>
-              <w:t xml:space="preserve">Source: CK-12</w:t>
+              <w:t xml:space="preserve">Source: Khan Academy (English - US curriculum)</w:t>
             </w:r>
           </w:p>
           <w:p>
@@ -25643,7 +25643,7 @@
               <w:spacing w:after="10" w:before="0"/>
               <w:ind w:left="120"/>
             </w:pPr>
-            <w:hyperlink w:history="1" r:id="rIdhqzngthkxhj1oz_rtoqgd">
+            <w:hyperlink w:history="1" r:id="rId13dy3nykpzbt6wmyoq82-">
               <w:r>
                 <w:rPr>
                   <w:rFonts w:ascii="Arial" w:cs="Arial" w:eastAsia="Arial" w:hAnsi="Arial"/>
@@ -25838,7 +25838,7 @@
             <w:pPr>
               <w:spacing w:after="20" w:before="0"/>
             </w:pPr>
-            <w:hyperlink w:history="1" r:id="rIdi2z3ndys1ekpfqqkson_k">
+            <w:hyperlink w:history="1" r:id="rIddop3pjouyrf_dn1kyowd4">
               <w:r>
                 <w:rPr>
                   <w:rFonts w:ascii="Arial" w:cs="Arial" w:eastAsia="Arial" w:hAnsi="Arial"/>
@@ -25847,7 +25847,7 @@
                   <w:szCs w:val="16"/>
                   <w:u w:val="single" w:color="2E75B6"/>
                 </w:rPr>
-                <w:t xml:space="preserve">Properties of Equality and Congruence Principles - Basic</w:t>
+                <w:t xml:space="preserve">Triangle congruence postulates/criteria</w:t>
               </w:r>
             </w:hyperlink>
           </w:p>
@@ -25863,7 +25863,7 @@
                 <w:sz w:val="14"/>
                 <w:szCs w:val="14"/>
               </w:rPr>
-              <w:t xml:space="preserve">Source: CK-12</w:t>
+              <w:t xml:space="preserve">Source: Khan Academy (English - US curriculum)</w:t>
             </w:r>
           </w:p>
           <w:p>
@@ -25871,7 +25871,7 @@
               <w:spacing w:after="10" w:before="0"/>
               <w:ind w:left="120"/>
             </w:pPr>
-            <w:hyperlink w:history="1" r:id="rIdv_ec6sgjpy7wi5cw0-x8s">
+            <w:hyperlink w:history="1" r:id="rIdfnkttcun-c84ajcazz5nj">
               <w:r>
                 <w:rPr>
                   <w:rFonts w:ascii="Arial" w:cs="Arial" w:eastAsia="Arial" w:hAnsi="Arial"/>
@@ -25909,14 +25909,14 @@
                 <w:sz w:val="16"/>
                 <w:szCs w:val="16"/>
               </w:rPr>
-              <w:t xml:space="preserve">📖 HTML:</w:t>
+              <w:t xml:space="preserve">📖 EXERCISE:</w:t>
             </w:r>
           </w:p>
           <w:p>
             <w:pPr>
               <w:spacing w:after="20" w:before="0"/>
             </w:pPr>
-            <w:hyperlink w:history="1" r:id="rIdj1qk7lppfkxelbhdak4-s">
+            <w:hyperlink w:history="1" r:id="rIdvletrgltob3u8zmaosgmw">
               <w:r>
                 <w:rPr>
                   <w:rFonts w:ascii="Arial" w:cs="Arial" w:eastAsia="Arial" w:hAnsi="Arial"/>
@@ -25925,7 +25925,7 @@
                   <w:szCs w:val="16"/>
                   <w:u w:val="single" w:color="2E75B6"/>
                 </w:rPr>
-                <w:t xml:space="preserve">Cofunction Identities and Reflection (Flexbook)</w:t>
+                <w:t xml:space="preserve">Determine congruent triangles</w:t>
               </w:r>
             </w:hyperlink>
           </w:p>
@@ -25941,7 +25941,7 @@
                 <w:sz w:val="14"/>
                 <w:szCs w:val="14"/>
               </w:rPr>
-              <w:t xml:space="preserve">Source: CK-12</w:t>
+              <w:t xml:space="preserve">Source: Khan Academy (English - US curriculum)</w:t>
             </w:r>
           </w:p>
           <w:p>
@@ -25949,7 +25949,7 @@
               <w:spacing w:after="10" w:before="0"/>
               <w:ind w:left="120"/>
             </w:pPr>
-            <w:hyperlink w:history="1" r:id="rIdbay6tcbadzi4-s-w_r5ud">
+            <w:hyperlink w:history="1" r:id="rIdspyp9nnsmbcxj-mf-rvh3">
               <w:r>
                 <w:rPr>
                   <w:rFonts w:ascii="Arial" w:cs="Arial" w:eastAsia="Arial" w:hAnsi="Arial"/>

--- a/data/outputs/v2/Maths/SS1.4_Congruence/Mathematics_Congruence_CBE_LessonSequence.docx
+++ b/data/outputs/v2/Maths/SS1.4_Congruence/Mathematics_Congruence_CBE_LessonSequence.docx
@@ -42,6 +42,177 @@
     </w:p>
     <w:p>
       <w:pPr>
+        <w:spacing w:after="80" w:before="120"/>
+      </w:pPr>
+      <w:r>
+        <w:rPr>
+          <w:rFonts w:ascii="Arial" w:cs="Arial" w:eastAsia="Arial" w:hAnsi="Arial"/>
+          <w:b/>
+          <w:bCs/>
+          <w:color w:val="1F3864"/>
+          <w:sz w:val="20"/>
+          <w:szCs w:val="20"/>
+        </w:rPr>
+        <w:t xml:space="preserve">ATTRIBUTION AND LICENSING</w:t>
+      </w:r>
+    </w:p>
+    <w:p>
+      <w:pPr>
+        <w:spacing w:after="60" w:before="0"/>
+      </w:pPr>
+      <w:r>
+        <w:rPr>
+          <w:rFonts w:ascii="Arial" w:cs="Arial" w:eastAsia="Arial" w:hAnsi="Arial"/>
+          <w:b/>
+          <w:bCs/>
+          <w:sz w:val="17"/>
+          <w:szCs w:val="17"/>
+        </w:rPr>
+        <w:t xml:space="preserve">Curriculum Alignment: </w:t>
+      </w:r>
+      <w:r>
+        <w:rPr>
+          <w:rFonts w:ascii="Arial" w:cs="Arial" w:eastAsia="Arial" w:hAnsi="Arial"/>
+          <w:sz w:val="17"/>
+          <w:szCs w:val="17"/>
+        </w:rPr>
+        <w:t xml:space="preserve">Structured in pedagogical alignment with the competence-based curriculum format and learning outcomes established by the Kenya Institute of Curriculum Development (KICD). This material is independently developed and is not officially endorsed or published by KICD.</w:t>
+      </w:r>
+    </w:p>
+    <w:p>
+      <w:pPr>
+        <w:spacing w:after="60" w:before="0"/>
+      </w:pPr>
+      <w:r>
+        <w:rPr>
+          <w:rFonts w:ascii="Arial" w:cs="Arial" w:eastAsia="Arial" w:hAnsi="Arial"/>
+          <w:b/>
+          <w:bCs/>
+          <w:sz w:val="17"/>
+          <w:szCs w:val="17"/>
+        </w:rPr>
+        <w:t xml:space="preserve">Content &amp; Pedagogy: </w:t>
+      </w:r>
+      <w:r>
+        <w:rPr>
+          <w:rFonts w:ascii="Arial" w:cs="Arial" w:eastAsia="Arial" w:hAnsi="Arial"/>
+          <w:sz w:val="17"/>
+          <w:szCs w:val="17"/>
+        </w:rPr>
+        <w:t xml:space="preserve">Developed and adapted by the educator team at SeaVuria (registered 501(c)(3) in the United States and registered NGO in Kenya, No. 872-850A-BF11), who designed the pedagogical framework, lesson templates and exemplar lessons on which this material is based.</w:t>
+      </w:r>
+    </w:p>
+    <w:p>
+      <w:pPr>
+        <w:spacing w:after="60" w:before="0"/>
+      </w:pPr>
+      <w:r>
+        <w:rPr>
+          <w:rFonts w:ascii="Arial" w:cs="Arial" w:eastAsia="Arial" w:hAnsi="Arial"/>
+          <w:b/>
+          <w:bCs/>
+          <w:sz w:val="17"/>
+          <w:szCs w:val="17"/>
+        </w:rPr>
+        <w:t xml:space="preserve">Production &amp; Layout: </w:t>
+      </w:r>
+      <w:r>
+        <w:rPr>
+          <w:rFonts w:ascii="Arial" w:cs="Arial" w:eastAsia="Arial" w:hAnsi="Arial"/>
+          <w:sz w:val="17"/>
+          <w:szCs w:val="17"/>
+        </w:rPr>
+        <w:t xml:space="preserve">Educational design and curriculum sequencing by SeaVuria. Technical layout, structural formatting, and digital optimization/implementation executed in partnership with ARES Education (registered 501(c)(3) in the United States and Canada (as Afretech Aid) and registered NGO in Kenya), with lesson drafting and compilation assisted by AI (Claude, Anthropic).</w:t>
+      </w:r>
+    </w:p>
+    <w:p>
+      <w:pPr>
+        <w:pBdr>
+          <w:bottom w:val="single" w:color="1F3864" w:sz="6" w:space="6"/>
+        </w:pBdr>
+        <w:spacing w:after="60" w:before="0"/>
+      </w:pPr>
+      <w:r>
+        <w:rPr>
+          <w:rFonts w:ascii="Arial" w:cs="Arial" w:eastAsia="Arial" w:hAnsi="Arial"/>
+          <w:b/>
+          <w:bCs/>
+          <w:sz w:val="17"/>
+          <w:szCs w:val="17"/>
+        </w:rPr>
+        <w:t xml:space="preserve">Licensing &amp; Copyright: </w:t>
+      </w:r>
+      <w:r>
+        <w:rPr>
+          <w:rFonts w:ascii="Arial" w:cs="Arial" w:eastAsia="Arial" w:hAnsi="Arial"/>
+          <w:sz w:val="17"/>
+          <w:szCs w:val="17"/>
+        </w:rPr>
+        <w:t xml:space="preserve">© 2026 SeaVuria and ARES. This work is licensed under a </w:t>
+      </w:r>
+      <w:hyperlink w:history="1" r:id="rIdkasg91r-efllcaofv-p6h">
+        <w:r>
+          <w:rPr>
+            <w:rFonts w:ascii="Arial" w:cs="Arial" w:eastAsia="Arial" w:hAnsi="Arial"/>
+            <w:color w:val="1F6B75"/>
+            <w:sz w:val="17"/>
+            <w:szCs w:val="17"/>
+            <w:u w:val="single" w:color="1F6B75"/>
+          </w:rPr>
+          <w:t xml:space="preserve">Creative Commons Attribution-NonCommercial 4.0 International License</w:t>
+        </w:r>
+      </w:hyperlink>
+      <w:r>
+        <w:rPr>
+          <w:rFonts w:ascii="Arial" w:cs="Arial" w:eastAsia="Arial" w:hAnsi="Arial"/>
+          <w:sz w:val="17"/>
+          <w:szCs w:val="17"/>
+        </w:rPr>
+        <w:t xml:space="preserve"> (</w:t>
+      </w:r>
+      <w:hyperlink w:history="1" r:id="rId1tg65rsvcujump4xcoaxa">
+        <w:r>
+          <w:rPr>
+            <w:rFonts w:ascii="Arial" w:cs="Arial" w:eastAsia="Arial" w:hAnsi="Arial"/>
+            <w:color w:val="1F6B75"/>
+            <w:sz w:val="17"/>
+            <w:szCs w:val="17"/>
+            <w:u w:val="single" w:color="1F6B75"/>
+          </w:rPr>
+          <w:t xml:space="preserve">CC BY-NC 4.0</w:t>
+        </w:r>
+      </w:hyperlink>
+      <w:r>
+        <w:rPr>
+          <w:rFonts w:ascii="Arial" w:cs="Arial" w:eastAsia="Arial" w:hAnsi="Arial"/>
+          <w:sz w:val="17"/>
+          <w:szCs w:val="17"/>
+        </w:rPr>
+        <w:t xml:space="preserve">). To view a copy of this license, visit </w:t>
+      </w:r>
+      <w:hyperlink w:history="1" r:id="rIdiyksndcfhmhmjcvcizvgm">
+        <w:r>
+          <w:rPr>
+            <w:rFonts w:ascii="Arial" w:cs="Arial" w:eastAsia="Arial" w:hAnsi="Arial"/>
+            <w:color w:val="1F6B75"/>
+            <w:sz w:val="17"/>
+            <w:szCs w:val="17"/>
+            <w:u w:val="single" w:color="1F6B75"/>
+          </w:rPr>
+          <w:t xml:space="preserve">https://creativecommons.org/licenses/by-nc/4.0/</w:t>
+        </w:r>
+      </w:hyperlink>
+      <w:r>
+        <w:rPr>
+          <w:rFonts w:ascii="Arial" w:cs="Arial" w:eastAsia="Arial" w:hAnsi="Arial"/>
+          <w:sz w:val="17"/>
+          <w:szCs w:val="17"/>
+        </w:rPr>
+        <w:t xml:space="preserve">. You are free to copy, redistribute, and adapt this material in any medium or format, provided appropriate credit is given and the material is not used for commercial purposes. KICD learning outcomes and curriculum designations reproduced here for alignment purposes remain the property of KICD and are not covered by this license. Linked external resources (e.g. CK-12, Khan Academy, PhET) are subject to their own licenses.</w:t>
+      </w:r>
+    </w:p>
+    <w:p>
+      <w:pPr>
         <w:spacing w:after="120"/>
       </w:pPr>
       <w:r>
@@ -3321,7 +3492,7 @@
             <w:pPr>
               <w:spacing w:after="20" w:before="0"/>
             </w:pPr>
-            <w:hyperlink w:history="1" r:id="rIdjbjlgvjayncgwslvsiw3r">
+            <w:hyperlink w:history="1" r:id="rIda_c5wtdwwciqckwnb_7hm">
               <w:r>
                 <w:rPr>
                   <w:rFonts w:ascii="Arial" w:cs="Arial" w:eastAsia="Arial" w:hAnsi="Arial"/>
@@ -3354,7 +3525,7 @@
               <w:spacing w:after="10" w:before="0"/>
               <w:ind w:left="120"/>
             </w:pPr>
-            <w:hyperlink w:history="1" r:id="rIdnlpecowbdqwi552tjfs9t">
+            <w:hyperlink w:history="1" r:id="rId_ycfvro8vrcf2vnitk4ft">
               <w:r>
                 <w:rPr>
                   <w:rFonts w:ascii="Arial" w:cs="Arial" w:eastAsia="Arial" w:hAnsi="Arial"/>
@@ -3399,7 +3570,7 @@
             <w:pPr>
               <w:spacing w:after="20" w:before="0"/>
             </w:pPr>
-            <w:hyperlink w:history="1" r:id="rIdgk7axhpft7rdtndinqeip">
+            <w:hyperlink w:history="1" r:id="rIdvtpo-e1jjq8mu_wkn6xb8">
               <w:r>
                 <w:rPr>
                   <w:rFonts w:ascii="Arial" w:cs="Arial" w:eastAsia="Arial" w:hAnsi="Arial"/>
@@ -3432,7 +3603,7 @@
               <w:spacing w:after="10" w:before="0"/>
               <w:ind w:left="120"/>
             </w:pPr>
-            <w:hyperlink w:history="1" r:id="rIdvlaiyjsr7ufb_j9wzq1kh">
+            <w:hyperlink w:history="1" r:id="rIdjrquzkgtzfryb_s2ogkjp">
               <w:r>
                 <w:rPr>
                   <w:rFonts w:ascii="Arial" w:cs="Arial" w:eastAsia="Arial" w:hAnsi="Arial"/>
@@ -3627,7 +3798,7 @@
             <w:pPr>
               <w:spacing w:after="20" w:before="0"/>
             </w:pPr>
-            <w:hyperlink w:history="1" r:id="rIdinglx-bgrkgoifyw1icqe">
+            <w:hyperlink w:history="1" r:id="rIdm0jrabntdukhajrqntpm9">
               <w:r>
                 <w:rPr>
                   <w:rFonts w:ascii="Arial" w:cs="Arial" w:eastAsia="Arial" w:hAnsi="Arial"/>
@@ -3660,7 +3831,7 @@
               <w:spacing w:after="10" w:before="0"/>
               <w:ind w:left="120"/>
             </w:pPr>
-            <w:hyperlink w:history="1" r:id="rIdsojun5ppgrendfikggdeq">
+            <w:hyperlink w:history="1" r:id="rIdvotqbzaafch6wuihnq0ji">
               <w:r>
                 <w:rPr>
                   <w:rFonts w:ascii="Arial" w:cs="Arial" w:eastAsia="Arial" w:hAnsi="Arial"/>
@@ -3705,7 +3876,7 @@
             <w:pPr>
               <w:spacing w:after="20" w:before="0"/>
             </w:pPr>
-            <w:hyperlink w:history="1" r:id="rIddz59lltn-to4wq2m459hj">
+            <w:hyperlink w:history="1" r:id="rIdo0ajkquox2bausk11ye1o">
               <w:r>
                 <w:rPr>
                   <w:rFonts w:ascii="Arial" w:cs="Arial" w:eastAsia="Arial" w:hAnsi="Arial"/>
@@ -3738,7 +3909,7 @@
               <w:spacing w:after="10" w:before="0"/>
               <w:ind w:left="120"/>
             </w:pPr>
-            <w:hyperlink w:history="1" r:id="rIdvt0mvqebub4yiuseyix1g">
+            <w:hyperlink w:history="1" r:id="rId8w7racgkr1u5uche2gyxx">
               <w:r>
                 <w:rPr>
                   <w:rFonts w:ascii="Arial" w:cs="Arial" w:eastAsia="Arial" w:hAnsi="Arial"/>
@@ -3933,7 +4104,7 @@
             <w:pPr>
               <w:spacing w:after="20" w:before="0"/>
             </w:pPr>
-            <w:hyperlink w:history="1" r:id="rIdpvp06lusmipq4x6v1vopk">
+            <w:hyperlink w:history="1" r:id="rIdmmnagsjjrffsajcluzf-w">
               <w:r>
                 <w:rPr>
                   <w:rFonts w:ascii="Arial" w:cs="Arial" w:eastAsia="Arial" w:hAnsi="Arial"/>
@@ -3966,7 +4137,7 @@
               <w:spacing w:after="10" w:before="0"/>
               <w:ind w:left="120"/>
             </w:pPr>
-            <w:hyperlink w:history="1" r:id="rId39d3hhgjhi1llf0d8mrg3">
+            <w:hyperlink w:history="1" r:id="rId5wj9wtp7lron5icnrq240">
               <w:r>
                 <w:rPr>
                   <w:rFonts w:ascii="Arial" w:cs="Arial" w:eastAsia="Arial" w:hAnsi="Arial"/>
@@ -4011,7 +4182,7 @@
             <w:pPr>
               <w:spacing w:after="20" w:before="0"/>
             </w:pPr>
-            <w:hyperlink w:history="1" r:id="rIdjwmmwp1lz9saccjelg2zh">
+            <w:hyperlink w:history="1" r:id="rIdemz_aheoeac2ss96lgszp">
               <w:r>
                 <w:rPr>
                   <w:rFonts w:ascii="Arial" w:cs="Arial" w:eastAsia="Arial" w:hAnsi="Arial"/>
@@ -4044,7 +4215,7 @@
               <w:spacing w:after="10" w:before="0"/>
               <w:ind w:left="120"/>
             </w:pPr>
-            <w:hyperlink w:history="1" r:id="rIdii2isie36stw0mn0bcnks">
+            <w:hyperlink w:history="1" r:id="rId3qvvz9esdfm9uoee6bclj">
               <w:r>
                 <w:rPr>
                   <w:rFonts w:ascii="Arial" w:cs="Arial" w:eastAsia="Arial" w:hAnsi="Arial"/>
@@ -4239,7 +4410,7 @@
             <w:pPr>
               <w:spacing w:after="20" w:before="0"/>
             </w:pPr>
-            <w:hyperlink w:history="1" r:id="rId6gxniktoyuqzwnwy6ozmp">
+            <w:hyperlink w:history="1" r:id="rIdmeu8xi48fxozfizjbos_g">
               <w:r>
                 <w:rPr>
                   <w:rFonts w:ascii="Arial" w:cs="Arial" w:eastAsia="Arial" w:hAnsi="Arial"/>
@@ -4272,7 +4443,7 @@
               <w:spacing w:after="10" w:before="0"/>
               <w:ind w:left="120"/>
             </w:pPr>
-            <w:hyperlink w:history="1" r:id="rIdj3e4atv4basq9421cr7hg">
+            <w:hyperlink w:history="1" r:id="rIdwocdj--cgpfkmdhga7fqk">
               <w:r>
                 <w:rPr>
                   <w:rFonts w:ascii="Arial" w:cs="Arial" w:eastAsia="Arial" w:hAnsi="Arial"/>
@@ -4317,7 +4488,7 @@
             <w:pPr>
               <w:spacing w:after="20" w:before="0"/>
             </w:pPr>
-            <w:hyperlink w:history="1" r:id="rIdcuwwusmef1g1gjusshamt">
+            <w:hyperlink w:history="1" r:id="rIdvjmmmhkfy4uj9-rla6jhr">
               <w:r>
                 <w:rPr>
                   <w:rFonts w:ascii="Arial" w:cs="Arial" w:eastAsia="Arial" w:hAnsi="Arial"/>
@@ -4350,7 +4521,7 @@
               <w:spacing w:after="10" w:before="0"/>
               <w:ind w:left="120"/>
             </w:pPr>
-            <w:hyperlink w:history="1" r:id="rIdo_thfc8n7ct_b_xdwthzm">
+            <w:hyperlink w:history="1" r:id="rIdnmfaykhplfdaca_kitcex">
               <w:r>
                 <w:rPr>
                   <w:rFonts w:ascii="Arial" w:cs="Arial" w:eastAsia="Arial" w:hAnsi="Arial"/>
@@ -4545,7 +4716,7 @@
             <w:pPr>
               <w:spacing w:after="20" w:before="0"/>
             </w:pPr>
-            <w:hyperlink w:history="1" r:id="rIdwhn4ju-limnfg0_y7ldhm">
+            <w:hyperlink w:history="1" r:id="rId4f5rxgwjcdpcxjtabyoho">
               <w:r>
                 <w:rPr>
                   <w:rFonts w:ascii="Arial" w:cs="Arial" w:eastAsia="Arial" w:hAnsi="Arial"/>
@@ -4578,7 +4749,7 @@
               <w:spacing w:after="10" w:before="0"/>
               <w:ind w:left="120"/>
             </w:pPr>
-            <w:hyperlink w:history="1" r:id="rId2ywzrxt47fdaoobctpme_">
+            <w:hyperlink w:history="1" r:id="rIdxykzpi1avkkgytsh9mla2">
               <w:r>
                 <w:rPr>
                   <w:rFonts w:ascii="Arial" w:cs="Arial" w:eastAsia="Arial" w:hAnsi="Arial"/>
@@ -4623,7 +4794,7 @@
             <w:pPr>
               <w:spacing w:after="20" w:before="0"/>
             </w:pPr>
-            <w:hyperlink w:history="1" r:id="rIduruuqseaoprkszr77evrr">
+            <w:hyperlink w:history="1" r:id="rIdl5smbeb7wsd1vjo-uf75n">
               <w:r>
                 <w:rPr>
                   <w:rFonts w:ascii="Arial" w:cs="Arial" w:eastAsia="Arial" w:hAnsi="Arial"/>
@@ -4656,7 +4827,7 @@
               <w:spacing w:after="10" w:before="0"/>
               <w:ind w:left="120"/>
             </w:pPr>
-            <w:hyperlink w:history="1" r:id="rIdy59oaozrdv_th7d5tvyqi">
+            <w:hyperlink w:history="1" r:id="rIdqoit4nst8ua_dnbbaxs3u">
               <w:r>
                 <w:rPr>
                   <w:rFonts w:ascii="Arial" w:cs="Arial" w:eastAsia="Arial" w:hAnsi="Arial"/>
@@ -5152,6 +5323,65 @@
         </w:tc>
       </w:tr>
     </w:tbl>
+    <w:p>
+      <w:pPr>
+        <w:pBdr>
+          <w:top w:val="single" w:color="BBBBBB" w:sz="4" w:space="4"/>
+        </w:pBdr>
+        <w:spacing w:after="0" w:before="160"/>
+      </w:pPr>
+      <w:r>
+        <w:rPr>
+          <w:rFonts w:ascii="Arial" w:cs="Arial" w:eastAsia="Arial" w:hAnsi="Arial"/>
+          <w:color w:val="666666"/>
+          <w:sz w:val="14"/>
+          <w:szCs w:val="14"/>
+        </w:rPr>
+        <w:t xml:space="preserve">© 2026 SeaVuria and ARES. Aligned with KICD objectives. Developed by SeaVuria; technical implementation by ARES (with AI assistance from Claude). Licensed under </w:t>
+      </w:r>
+      <w:hyperlink w:history="1" r:id="rId09f_vxix_zxjxekjshprt">
+        <w:r>
+          <w:rPr>
+            <w:rFonts w:ascii="Arial" w:cs="Arial" w:eastAsia="Arial" w:hAnsi="Arial"/>
+            <w:color w:val="1F6B75"/>
+            <w:sz w:val="14"/>
+            <w:szCs w:val="14"/>
+            <w:u w:val="single" w:color="1F6B75"/>
+          </w:rPr>
+          <w:t xml:space="preserve">CC BY-NC 4.0</w:t>
+        </w:r>
+      </w:hyperlink>
+      <w:r>
+        <w:rPr>
+          <w:rFonts w:ascii="Arial" w:cs="Arial" w:eastAsia="Arial" w:hAnsi="Arial"/>
+          <w:color w:val="666666"/>
+          <w:sz w:val="14"/>
+          <w:szCs w:val="14"/>
+        </w:rPr>
+        <w:t xml:space="preserve"> (</w:t>
+      </w:r>
+      <w:hyperlink w:history="1" r:id="rIdkdwbjkn8gi_sitjhlbgg5">
+        <w:r>
+          <w:rPr>
+            <w:rFonts w:ascii="Arial" w:cs="Arial" w:eastAsia="Arial" w:hAnsi="Arial"/>
+            <w:color w:val="1F6B75"/>
+            <w:sz w:val="14"/>
+            <w:szCs w:val="14"/>
+            <w:u w:val="single" w:color="1F6B75"/>
+          </w:rPr>
+          <w:t xml:space="preserve">https://creativecommons.org/licenses/by-nc/4.0/</w:t>
+        </w:r>
+      </w:hyperlink>
+      <w:r>
+        <w:rPr>
+          <w:rFonts w:ascii="Arial" w:cs="Arial" w:eastAsia="Arial" w:hAnsi="Arial"/>
+          <w:color w:val="666666"/>
+          <w:sz w:val="14"/>
+          <w:szCs w:val="14"/>
+        </w:rPr>
+        <w:t xml:space="preserve">).</w:t>
+      </w:r>
+    </w:p>
     <w:p>
       <w:r>
         <w:br w:type="page"/>
@@ -6143,7 +6373,7 @@
             <w:pPr>
               <w:spacing w:after="20" w:before="0"/>
             </w:pPr>
-            <w:hyperlink w:history="1" r:id="rIdgctujynqbpezchvxmpgpi">
+            <w:hyperlink w:history="1" r:id="rId-ae_regmguhztnihdwie9">
               <w:r>
                 <w:rPr>
                   <w:rFonts w:ascii="Arial" w:cs="Arial" w:eastAsia="Arial" w:hAnsi="Arial"/>
@@ -6176,7 +6406,7 @@
               <w:spacing w:after="10" w:before="0"/>
               <w:ind w:left="120"/>
             </w:pPr>
-            <w:hyperlink w:history="1" r:id="rIdmdoawo-ejk1yyw0akuavf">
+            <w:hyperlink w:history="1" r:id="rIdsiwjxjk18oe5gnj05lbzz">
               <w:r>
                 <w:rPr>
                   <w:rFonts w:ascii="Arial" w:cs="Arial" w:eastAsia="Arial" w:hAnsi="Arial"/>
@@ -6221,7 +6451,7 @@
             <w:pPr>
               <w:spacing w:after="20" w:before="0"/>
             </w:pPr>
-            <w:hyperlink w:history="1" r:id="rIduvuhk_iv7ifunpfhamahk">
+            <w:hyperlink w:history="1" r:id="rId_vv1hm4hubvfzssag_swk">
               <w:r>
                 <w:rPr>
                   <w:rFonts w:ascii="Arial" w:cs="Arial" w:eastAsia="Arial" w:hAnsi="Arial"/>
@@ -6254,7 +6484,7 @@
               <w:spacing w:after="10" w:before="0"/>
               <w:ind w:left="120"/>
             </w:pPr>
-            <w:hyperlink w:history="1" r:id="rIdoeftaqxabg2rdsqdibf6u">
+            <w:hyperlink w:history="1" r:id="rIdia0ffyafp2-ssnwsf4cuh">
               <w:r>
                 <w:rPr>
                   <w:rFonts w:ascii="Arial" w:cs="Arial" w:eastAsia="Arial" w:hAnsi="Arial"/>
@@ -6449,7 +6679,7 @@
             <w:pPr>
               <w:spacing w:after="20" w:before="0"/>
             </w:pPr>
-            <w:hyperlink w:history="1" r:id="rIdt2mytugfzioyhtbjjgafl">
+            <w:hyperlink w:history="1" r:id="rIdic5mmeot3o3uofuyjwzcq">
               <w:r>
                 <w:rPr>
                   <w:rFonts w:ascii="Arial" w:cs="Arial" w:eastAsia="Arial" w:hAnsi="Arial"/>
@@ -6482,7 +6712,7 @@
               <w:spacing w:after="10" w:before="0"/>
               <w:ind w:left="120"/>
             </w:pPr>
-            <w:hyperlink w:history="1" r:id="rIdisglqlc1ueme5m1jz3geu">
+            <w:hyperlink w:history="1" r:id="rIdle7cbv6jgvb6qpy977ux6">
               <w:r>
                 <w:rPr>
                   <w:rFonts w:ascii="Arial" w:cs="Arial" w:eastAsia="Arial" w:hAnsi="Arial"/>
@@ -6527,7 +6757,7 @@
             <w:pPr>
               <w:spacing w:after="20" w:before="0"/>
             </w:pPr>
-            <w:hyperlink w:history="1" r:id="rIdmoyknidxzaqqsbgqz_-e-">
+            <w:hyperlink w:history="1" r:id="rId3zp4xr-y5bblmbpectp8y">
               <w:r>
                 <w:rPr>
                   <w:rFonts w:ascii="Arial" w:cs="Arial" w:eastAsia="Arial" w:hAnsi="Arial"/>
@@ -6560,7 +6790,7 @@
               <w:spacing w:after="10" w:before="0"/>
               <w:ind w:left="120"/>
             </w:pPr>
-            <w:hyperlink w:history="1" r:id="rIdk8as8mle93vtyxlshjnmc">
+            <w:hyperlink w:history="1" r:id="rId3sjlm1u2mgortcol6b-qn">
               <w:r>
                 <w:rPr>
                   <w:rFonts w:ascii="Arial" w:cs="Arial" w:eastAsia="Arial" w:hAnsi="Arial"/>
@@ -6755,7 +6985,7 @@
             <w:pPr>
               <w:spacing w:after="20" w:before="0"/>
             </w:pPr>
-            <w:hyperlink w:history="1" r:id="rIdkg5u7gpbsy-bqy6-gdj9h">
+            <w:hyperlink w:history="1" r:id="rIdnyvxup14unr4qew7sbd82">
               <w:r>
                 <w:rPr>
                   <w:rFonts w:ascii="Arial" w:cs="Arial" w:eastAsia="Arial" w:hAnsi="Arial"/>
@@ -6788,7 +7018,7 @@
               <w:spacing w:after="10" w:before="0"/>
               <w:ind w:left="120"/>
             </w:pPr>
-            <w:hyperlink w:history="1" r:id="rIdectvc7c9hoxmehew54-zj">
+            <w:hyperlink w:history="1" r:id="rIdmcpozdhzsnakmyl3wiciu">
               <w:r>
                 <w:rPr>
                   <w:rFonts w:ascii="Arial" w:cs="Arial" w:eastAsia="Arial" w:hAnsi="Arial"/>
@@ -6833,7 +7063,7 @@
             <w:pPr>
               <w:spacing w:after="20" w:before="0"/>
             </w:pPr>
-            <w:hyperlink w:history="1" r:id="rIdhn46nrkuuz8cxeslirewn">
+            <w:hyperlink w:history="1" r:id="rIdtpnzebpm--9yiwsbqfeao">
               <w:r>
                 <w:rPr>
                   <w:rFonts w:ascii="Arial" w:cs="Arial" w:eastAsia="Arial" w:hAnsi="Arial"/>
@@ -6866,7 +7096,7 @@
               <w:spacing w:after="10" w:before="0"/>
               <w:ind w:left="120"/>
             </w:pPr>
-            <w:hyperlink w:history="1" r:id="rIda7j1c1wupt1uuws6r7am1">
+            <w:hyperlink w:history="1" r:id="rIdr2nebe_siyjwbniu30ts4">
               <w:r>
                 <w:rPr>
                   <w:rFonts w:ascii="Arial" w:cs="Arial" w:eastAsia="Arial" w:hAnsi="Arial"/>
@@ -7061,7 +7291,7 @@
             <w:pPr>
               <w:spacing w:after="20" w:before="0"/>
             </w:pPr>
-            <w:hyperlink w:history="1" r:id="rIdhyhpyexy9asfq60qt9hwu">
+            <w:hyperlink w:history="1" r:id="rIdngxrk0gvmfyx7e_vvpc6s">
               <w:r>
                 <w:rPr>
                   <w:rFonts w:ascii="Arial" w:cs="Arial" w:eastAsia="Arial" w:hAnsi="Arial"/>
@@ -7094,7 +7324,7 @@
               <w:spacing w:after="10" w:before="0"/>
               <w:ind w:left="120"/>
             </w:pPr>
-            <w:hyperlink w:history="1" r:id="rIdyfgctpagk_e37kpfcbwlr">
+            <w:hyperlink w:history="1" r:id="rIdygdhor4j3ch7gfdrduold">
               <w:r>
                 <w:rPr>
                   <w:rFonts w:ascii="Arial" w:cs="Arial" w:eastAsia="Arial" w:hAnsi="Arial"/>
@@ -7139,7 +7369,7 @@
             <w:pPr>
               <w:spacing w:after="20" w:before="0"/>
             </w:pPr>
-            <w:hyperlink w:history="1" r:id="rId4avoy-ktts6a2wz0bocnt">
+            <w:hyperlink w:history="1" r:id="rIdrd69b3sgovi8scsbma4g5">
               <w:r>
                 <w:rPr>
                   <w:rFonts w:ascii="Arial" w:cs="Arial" w:eastAsia="Arial" w:hAnsi="Arial"/>
@@ -7172,7 +7402,7 @@
               <w:spacing w:after="10" w:before="0"/>
               <w:ind w:left="120"/>
             </w:pPr>
-            <w:hyperlink w:history="1" r:id="rIdz0a0_rzj-ef48fo3s5mz5">
+            <w:hyperlink w:history="1" r:id="rIdk878eei_onnsk6ai7mr-o">
               <w:r>
                 <w:rPr>
                   <w:rFonts w:ascii="Arial" w:cs="Arial" w:eastAsia="Arial" w:hAnsi="Arial"/>
@@ -7367,7 +7597,7 @@
             <w:pPr>
               <w:spacing w:after="20" w:before="0"/>
             </w:pPr>
-            <w:hyperlink w:history="1" r:id="rIdr7micz8tvca0_almhx5dc">
+            <w:hyperlink w:history="1" r:id="rIdaufydhtgevuorxfmmlvot">
               <w:r>
                 <w:rPr>
                   <w:rFonts w:ascii="Arial" w:cs="Arial" w:eastAsia="Arial" w:hAnsi="Arial"/>
@@ -7400,7 +7630,7 @@
               <w:spacing w:after="10" w:before="0"/>
               <w:ind w:left="120"/>
             </w:pPr>
-            <w:hyperlink w:history="1" r:id="rIdsl2oobbxiegi8q0x3bcfi">
+            <w:hyperlink w:history="1" r:id="rIdfyuksuhxlnedltgkci19u">
               <w:r>
                 <w:rPr>
                   <w:rFonts w:ascii="Arial" w:cs="Arial" w:eastAsia="Arial" w:hAnsi="Arial"/>
@@ -7445,7 +7675,7 @@
             <w:pPr>
               <w:spacing w:after="20" w:before="0"/>
             </w:pPr>
-            <w:hyperlink w:history="1" r:id="rId7lfc2x6unnbw1zswnr-g1">
+            <w:hyperlink w:history="1" r:id="rIdzvkrineoqdjv7ltolo3ab">
               <w:r>
                 <w:rPr>
                   <w:rFonts w:ascii="Arial" w:cs="Arial" w:eastAsia="Arial" w:hAnsi="Arial"/>
@@ -7478,7 +7708,7 @@
               <w:spacing w:after="10" w:before="0"/>
               <w:ind w:left="120"/>
             </w:pPr>
-            <w:hyperlink w:history="1" r:id="rId6autnpkf2qcpt4dtoefjj">
+            <w:hyperlink w:history="1" r:id="rIdsj665ksrqo2qcg4uhjwec">
               <w:r>
                 <w:rPr>
                   <w:rFonts w:ascii="Arial" w:cs="Arial" w:eastAsia="Arial" w:hAnsi="Arial"/>
@@ -7974,6 +8204,65 @@
         </w:tc>
       </w:tr>
     </w:tbl>
+    <w:p>
+      <w:pPr>
+        <w:pBdr>
+          <w:top w:val="single" w:color="BBBBBB" w:sz="4" w:space="4"/>
+        </w:pBdr>
+        <w:spacing w:after="0" w:before="160"/>
+      </w:pPr>
+      <w:r>
+        <w:rPr>
+          <w:rFonts w:ascii="Arial" w:cs="Arial" w:eastAsia="Arial" w:hAnsi="Arial"/>
+          <w:color w:val="666666"/>
+          <w:sz w:val="14"/>
+          <w:szCs w:val="14"/>
+        </w:rPr>
+        <w:t xml:space="preserve">© 2026 SeaVuria and ARES. Aligned with KICD objectives. Developed by SeaVuria; technical implementation by ARES (with AI assistance from Claude). Licensed under </w:t>
+      </w:r>
+      <w:hyperlink w:history="1" r:id="rIdoubu0dyxytojfjyuer0ve">
+        <w:r>
+          <w:rPr>
+            <w:rFonts w:ascii="Arial" w:cs="Arial" w:eastAsia="Arial" w:hAnsi="Arial"/>
+            <w:color w:val="1F6B75"/>
+            <w:sz w:val="14"/>
+            <w:szCs w:val="14"/>
+            <w:u w:val="single" w:color="1F6B75"/>
+          </w:rPr>
+          <w:t xml:space="preserve">CC BY-NC 4.0</w:t>
+        </w:r>
+      </w:hyperlink>
+      <w:r>
+        <w:rPr>
+          <w:rFonts w:ascii="Arial" w:cs="Arial" w:eastAsia="Arial" w:hAnsi="Arial"/>
+          <w:color w:val="666666"/>
+          <w:sz w:val="14"/>
+          <w:szCs w:val="14"/>
+        </w:rPr>
+        <w:t xml:space="preserve"> (</w:t>
+      </w:r>
+      <w:hyperlink w:history="1" r:id="rIdohesffwjzcxuofb91d5v_">
+        <w:r>
+          <w:rPr>
+            <w:rFonts w:ascii="Arial" w:cs="Arial" w:eastAsia="Arial" w:hAnsi="Arial"/>
+            <w:color w:val="1F6B75"/>
+            <w:sz w:val="14"/>
+            <w:szCs w:val="14"/>
+            <w:u w:val="single" w:color="1F6B75"/>
+          </w:rPr>
+          <w:t xml:space="preserve">https://creativecommons.org/licenses/by-nc/4.0/</w:t>
+        </w:r>
+      </w:hyperlink>
+      <w:r>
+        <w:rPr>
+          <w:rFonts w:ascii="Arial" w:cs="Arial" w:eastAsia="Arial" w:hAnsi="Arial"/>
+          <w:color w:val="666666"/>
+          <w:sz w:val="14"/>
+          <w:szCs w:val="14"/>
+        </w:rPr>
+        <w:t xml:space="preserve">).</w:t>
+      </w:r>
+    </w:p>
     <w:p>
       <w:r>
         <w:br w:type="page"/>
@@ -8965,7 +9254,7 @@
             <w:pPr>
               <w:spacing w:after="20" w:before="0"/>
             </w:pPr>
-            <w:hyperlink w:history="1" r:id="rIdvdhfxsdfbzcyr0jxavmys">
+            <w:hyperlink w:history="1" r:id="rIdx6zlwe8c_stdytbwf4b-o">
               <w:r>
                 <w:rPr>
                   <w:rFonts w:ascii="Arial" w:cs="Arial" w:eastAsia="Arial" w:hAnsi="Arial"/>
@@ -8998,7 +9287,7 @@
               <w:spacing w:after="10" w:before="0"/>
               <w:ind w:left="120"/>
             </w:pPr>
-            <w:hyperlink w:history="1" r:id="rIdfd8uc3q8kz712kgwucxfo">
+            <w:hyperlink w:history="1" r:id="rIda4cmrsjhv6i_4jgcdcdte">
               <w:r>
                 <w:rPr>
                   <w:rFonts w:ascii="Arial" w:cs="Arial" w:eastAsia="Arial" w:hAnsi="Arial"/>
@@ -9043,7 +9332,7 @@
             <w:pPr>
               <w:spacing w:after="20" w:before="0"/>
             </w:pPr>
-            <w:hyperlink w:history="1" r:id="rIdvemrbs-d70ehb0s0qzctb">
+            <w:hyperlink w:history="1" r:id="rIdcq17do2eijciwpqrk9ane">
               <w:r>
                 <w:rPr>
                   <w:rFonts w:ascii="Arial" w:cs="Arial" w:eastAsia="Arial" w:hAnsi="Arial"/>
@@ -9076,7 +9365,7 @@
               <w:spacing w:after="10" w:before="0"/>
               <w:ind w:left="120"/>
             </w:pPr>
-            <w:hyperlink w:history="1" r:id="rIdg-5t-zmmcpusb4dyy0y0u">
+            <w:hyperlink w:history="1" r:id="rIdnw2-5naqk_tdh0q4rls5l">
               <w:r>
                 <w:rPr>
                   <w:rFonts w:ascii="Arial" w:cs="Arial" w:eastAsia="Arial" w:hAnsi="Arial"/>
@@ -9271,7 +9560,7 @@
             <w:pPr>
               <w:spacing w:after="20" w:before="0"/>
             </w:pPr>
-            <w:hyperlink w:history="1" r:id="rIduyzi5b8cxmm3y5upkxkg0">
+            <w:hyperlink w:history="1" r:id="rId2uejtpzww_8grjpxsksnw">
               <w:r>
                 <w:rPr>
                   <w:rFonts w:ascii="Arial" w:cs="Arial" w:eastAsia="Arial" w:hAnsi="Arial"/>
@@ -9304,7 +9593,7 @@
               <w:spacing w:after="10" w:before="0"/>
               <w:ind w:left="120"/>
             </w:pPr>
-            <w:hyperlink w:history="1" r:id="rId1r6jjcckjkmwefwkqif2k">
+            <w:hyperlink w:history="1" r:id="rIdo0lmj_yxs7q_ipahgwenw">
               <w:r>
                 <w:rPr>
                   <w:rFonts w:ascii="Arial" w:cs="Arial" w:eastAsia="Arial" w:hAnsi="Arial"/>
@@ -9349,7 +9638,7 @@
             <w:pPr>
               <w:spacing w:after="20" w:before="0"/>
             </w:pPr>
-            <w:hyperlink w:history="1" r:id="rIdmo65l1iyd5bghawrgqx7p">
+            <w:hyperlink w:history="1" r:id="rIdb5nxxrpn46ggmoosbmrbb">
               <w:r>
                 <w:rPr>
                   <w:rFonts w:ascii="Arial" w:cs="Arial" w:eastAsia="Arial" w:hAnsi="Arial"/>
@@ -9382,7 +9671,7 @@
               <w:spacing w:after="10" w:before="0"/>
               <w:ind w:left="120"/>
             </w:pPr>
-            <w:hyperlink w:history="1" r:id="rId35nhqm4ym5eqrtci43eep">
+            <w:hyperlink w:history="1" r:id="rIdle4rtxnxvyka7ya-55zve">
               <w:r>
                 <w:rPr>
                   <w:rFonts w:ascii="Arial" w:cs="Arial" w:eastAsia="Arial" w:hAnsi="Arial"/>
@@ -9577,7 +9866,7 @@
             <w:pPr>
               <w:spacing w:after="20" w:before="0"/>
             </w:pPr>
-            <w:hyperlink w:history="1" r:id="rIdpuhwsp6hazxdmcbvtfgpo">
+            <w:hyperlink w:history="1" r:id="rId8l4keecylehvz_bf69yrj">
               <w:r>
                 <w:rPr>
                   <w:rFonts w:ascii="Arial" w:cs="Arial" w:eastAsia="Arial" w:hAnsi="Arial"/>
@@ -9610,7 +9899,7 @@
               <w:spacing w:after="10" w:before="0"/>
               <w:ind w:left="120"/>
             </w:pPr>
-            <w:hyperlink w:history="1" r:id="rIdtgrobqwtp36kvu_fzottu">
+            <w:hyperlink w:history="1" r:id="rIdpfssbessdmifaymz5pdbg">
               <w:r>
                 <w:rPr>
                   <w:rFonts w:ascii="Arial" w:cs="Arial" w:eastAsia="Arial" w:hAnsi="Arial"/>
@@ -9655,7 +9944,7 @@
             <w:pPr>
               <w:spacing w:after="20" w:before="0"/>
             </w:pPr>
-            <w:hyperlink w:history="1" r:id="rIdl5mryijie2hwzfbptxgo_">
+            <w:hyperlink w:history="1" r:id="rIdsqegfcxiaqj9ryv-rk8co">
               <w:r>
                 <w:rPr>
                   <w:rFonts w:ascii="Arial" w:cs="Arial" w:eastAsia="Arial" w:hAnsi="Arial"/>
@@ -9688,7 +9977,7 @@
               <w:spacing w:after="10" w:before="0"/>
               <w:ind w:left="120"/>
             </w:pPr>
-            <w:hyperlink w:history="1" r:id="rIdezb3uivaa1mkihwxog5em">
+            <w:hyperlink w:history="1" r:id="rId_9ekvd6u1un9_xer3zsgy">
               <w:r>
                 <w:rPr>
                   <w:rFonts w:ascii="Arial" w:cs="Arial" w:eastAsia="Arial" w:hAnsi="Arial"/>
@@ -9883,7 +10172,7 @@
             <w:pPr>
               <w:spacing w:after="20" w:before="0"/>
             </w:pPr>
-            <w:hyperlink w:history="1" r:id="rIdnbmwigybofeknddqi-moa">
+            <w:hyperlink w:history="1" r:id="rIdner70lr80ngs241fhvipj">
               <w:r>
                 <w:rPr>
                   <w:rFonts w:ascii="Arial" w:cs="Arial" w:eastAsia="Arial" w:hAnsi="Arial"/>
@@ -9916,7 +10205,7 @@
               <w:spacing w:after="10" w:before="0"/>
               <w:ind w:left="120"/>
             </w:pPr>
-            <w:hyperlink w:history="1" r:id="rIdpa6aoldf0fbadm1c4a4dg">
+            <w:hyperlink w:history="1" r:id="rIdzjqnddvmqns-rpguhc6ef">
               <w:r>
                 <w:rPr>
                   <w:rFonts w:ascii="Arial" w:cs="Arial" w:eastAsia="Arial" w:hAnsi="Arial"/>
@@ -9961,7 +10250,7 @@
             <w:pPr>
               <w:spacing w:after="20" w:before="0"/>
             </w:pPr>
-            <w:hyperlink w:history="1" r:id="rId0fgf6uyjv6oglvxxiqytg">
+            <w:hyperlink w:history="1" r:id="rIdgdnvvqwubrdijwygdetlg">
               <w:r>
                 <w:rPr>
                   <w:rFonts w:ascii="Arial" w:cs="Arial" w:eastAsia="Arial" w:hAnsi="Arial"/>
@@ -9994,7 +10283,7 @@
               <w:spacing w:after="10" w:before="0"/>
               <w:ind w:left="120"/>
             </w:pPr>
-            <w:hyperlink w:history="1" r:id="rIdaa2or7sdnnygo7c-w2qes">
+            <w:hyperlink w:history="1" r:id="rIdqdkclu8gqkzpqjyfatswm">
               <w:r>
                 <w:rPr>
                   <w:rFonts w:ascii="Arial" w:cs="Arial" w:eastAsia="Arial" w:hAnsi="Arial"/>
@@ -10189,7 +10478,7 @@
             <w:pPr>
               <w:spacing w:after="20" w:before="0"/>
             </w:pPr>
-            <w:hyperlink w:history="1" r:id="rIdavmm_6wupjpv3ewptgeqz">
+            <w:hyperlink w:history="1" r:id="rIdyzpgggwfjao2racnv3bdb">
               <w:r>
                 <w:rPr>
                   <w:rFonts w:ascii="Arial" w:cs="Arial" w:eastAsia="Arial" w:hAnsi="Arial"/>
@@ -10222,7 +10511,7 @@
               <w:spacing w:after="10" w:before="0"/>
               <w:ind w:left="120"/>
             </w:pPr>
-            <w:hyperlink w:history="1" r:id="rIdf8djxb-ktyvi95hg9t6re">
+            <w:hyperlink w:history="1" r:id="rIdoqrm2gwjm2g-hwg0q1mfe">
               <w:r>
                 <w:rPr>
                   <w:rFonts w:ascii="Arial" w:cs="Arial" w:eastAsia="Arial" w:hAnsi="Arial"/>
@@ -10267,7 +10556,7 @@
             <w:pPr>
               <w:spacing w:after="20" w:before="0"/>
             </w:pPr>
-            <w:hyperlink w:history="1" r:id="rIduspeqspbwsxuokyhhbi9x">
+            <w:hyperlink w:history="1" r:id="rIdh_kclycmgxfb5o385-jhi">
               <w:r>
                 <w:rPr>
                   <w:rFonts w:ascii="Arial" w:cs="Arial" w:eastAsia="Arial" w:hAnsi="Arial"/>
@@ -10300,7 +10589,7 @@
               <w:spacing w:after="10" w:before="0"/>
               <w:ind w:left="120"/>
             </w:pPr>
-            <w:hyperlink w:history="1" r:id="rId9d8sd6ezuo7bggithbalj">
+            <w:hyperlink w:history="1" r:id="rIdqanwgrwjoa3t1_f4lww4a">
               <w:r>
                 <w:rPr>
                   <w:rFonts w:ascii="Arial" w:cs="Arial" w:eastAsia="Arial" w:hAnsi="Arial"/>
@@ -10796,6 +11085,65 @@
         </w:tc>
       </w:tr>
     </w:tbl>
+    <w:p>
+      <w:pPr>
+        <w:pBdr>
+          <w:top w:val="single" w:color="BBBBBB" w:sz="4" w:space="4"/>
+        </w:pBdr>
+        <w:spacing w:after="0" w:before="160"/>
+      </w:pPr>
+      <w:r>
+        <w:rPr>
+          <w:rFonts w:ascii="Arial" w:cs="Arial" w:eastAsia="Arial" w:hAnsi="Arial"/>
+          <w:color w:val="666666"/>
+          <w:sz w:val="14"/>
+          <w:szCs w:val="14"/>
+        </w:rPr>
+        <w:t xml:space="preserve">© 2026 SeaVuria and ARES. Aligned with KICD objectives. Developed by SeaVuria; technical implementation by ARES (with AI assistance from Claude). Licensed under </w:t>
+      </w:r>
+      <w:hyperlink w:history="1" r:id="rId_khioffgzc1umdzvp8ulj">
+        <w:r>
+          <w:rPr>
+            <w:rFonts w:ascii="Arial" w:cs="Arial" w:eastAsia="Arial" w:hAnsi="Arial"/>
+            <w:color w:val="1F6B75"/>
+            <w:sz w:val="14"/>
+            <w:szCs w:val="14"/>
+            <w:u w:val="single" w:color="1F6B75"/>
+          </w:rPr>
+          <w:t xml:space="preserve">CC BY-NC 4.0</w:t>
+        </w:r>
+      </w:hyperlink>
+      <w:r>
+        <w:rPr>
+          <w:rFonts w:ascii="Arial" w:cs="Arial" w:eastAsia="Arial" w:hAnsi="Arial"/>
+          <w:color w:val="666666"/>
+          <w:sz w:val="14"/>
+          <w:szCs w:val="14"/>
+        </w:rPr>
+        <w:t xml:space="preserve"> (</w:t>
+      </w:r>
+      <w:hyperlink w:history="1" r:id="rIdtu89fjgr7ezgd1fn9i_ex">
+        <w:r>
+          <w:rPr>
+            <w:rFonts w:ascii="Arial" w:cs="Arial" w:eastAsia="Arial" w:hAnsi="Arial"/>
+            <w:color w:val="1F6B75"/>
+            <w:sz w:val="14"/>
+            <w:szCs w:val="14"/>
+            <w:u w:val="single" w:color="1F6B75"/>
+          </w:rPr>
+          <w:t xml:space="preserve">https://creativecommons.org/licenses/by-nc/4.0/</w:t>
+        </w:r>
+      </w:hyperlink>
+      <w:r>
+        <w:rPr>
+          <w:rFonts w:ascii="Arial" w:cs="Arial" w:eastAsia="Arial" w:hAnsi="Arial"/>
+          <w:color w:val="666666"/>
+          <w:sz w:val="14"/>
+          <w:szCs w:val="14"/>
+        </w:rPr>
+        <w:t xml:space="preserve">).</w:t>
+      </w:r>
+    </w:p>
     <w:p>
       <w:r>
         <w:br w:type="page"/>
@@ -11787,7 +12135,7 @@
             <w:pPr>
               <w:spacing w:after="20" w:before="0"/>
             </w:pPr>
-            <w:hyperlink w:history="1" r:id="rId0qx_x_jmkajvh4jwyyyaj">
+            <w:hyperlink w:history="1" r:id="rIdcphvr00h_q62sh2i3wz7o">
               <w:r>
                 <w:rPr>
                   <w:rFonts w:ascii="Arial" w:cs="Arial" w:eastAsia="Arial" w:hAnsi="Arial"/>
@@ -11820,7 +12168,7 @@
               <w:spacing w:after="10" w:before="0"/>
               <w:ind w:left="120"/>
             </w:pPr>
-            <w:hyperlink w:history="1" r:id="rId8gtrik6rh9stgo9qqivpy">
+            <w:hyperlink w:history="1" r:id="rIdgn2lkl8y_fysssd02bqry">
               <w:r>
                 <w:rPr>
                   <w:rFonts w:ascii="Arial" w:cs="Arial" w:eastAsia="Arial" w:hAnsi="Arial"/>
@@ -11865,7 +12213,7 @@
             <w:pPr>
               <w:spacing w:after="20" w:before="0"/>
             </w:pPr>
-            <w:hyperlink w:history="1" r:id="rIdyqydlauv2tgdqlmk6mahh">
+            <w:hyperlink w:history="1" r:id="rIdor6wxl4awrjxudaaxg-6t">
               <w:r>
                 <w:rPr>
                   <w:rFonts w:ascii="Arial" w:cs="Arial" w:eastAsia="Arial" w:hAnsi="Arial"/>
@@ -11898,7 +12246,7 @@
               <w:spacing w:after="10" w:before="0"/>
               <w:ind w:left="120"/>
             </w:pPr>
-            <w:hyperlink w:history="1" r:id="rIdhhevf9kzajk4c--7opwta">
+            <w:hyperlink w:history="1" r:id="rIdpg7nve3dlzqasoz58ht9e">
               <w:r>
                 <w:rPr>
                   <w:rFonts w:ascii="Arial" w:cs="Arial" w:eastAsia="Arial" w:hAnsi="Arial"/>
@@ -12169,7 +12517,7 @@
             <w:pPr>
               <w:spacing w:after="20" w:before="0"/>
             </w:pPr>
-            <w:hyperlink w:history="1" r:id="rIdlnwdgfk-wl8jsuswwfr-s">
+            <w:hyperlink w:history="1" r:id="rIdkokqauval-5xj40vsbmx6">
               <w:r>
                 <w:rPr>
                   <w:rFonts w:ascii="Arial" w:cs="Arial" w:eastAsia="Arial" w:hAnsi="Arial"/>
@@ -12202,7 +12550,7 @@
               <w:spacing w:after="10" w:before="0"/>
               <w:ind w:left="120"/>
             </w:pPr>
-            <w:hyperlink w:history="1" r:id="rIdeeacyjgw5iktqalzbq_0q">
+            <w:hyperlink w:history="1" r:id="rId97ezo1vjo7gvecolc5azw">
               <w:r>
                 <w:rPr>
                   <w:rFonts w:ascii="Arial" w:cs="Arial" w:eastAsia="Arial" w:hAnsi="Arial"/>
@@ -12247,7 +12595,7 @@
             <w:pPr>
               <w:spacing w:after="20" w:before="0"/>
             </w:pPr>
-            <w:hyperlink w:history="1" r:id="rId88_j4fscjq8if_dcvne6y">
+            <w:hyperlink w:history="1" r:id="rIdrxiqx2kxrc7uczo41o5vx">
               <w:r>
                 <w:rPr>
                   <w:rFonts w:ascii="Arial" w:cs="Arial" w:eastAsia="Arial" w:hAnsi="Arial"/>
@@ -12280,7 +12628,7 @@
               <w:spacing w:after="10" w:before="0"/>
               <w:ind w:left="120"/>
             </w:pPr>
-            <w:hyperlink w:history="1" r:id="rId_1w69co0ov3adlutmstko">
+            <w:hyperlink w:history="1" r:id="rIdo2pbavxldccrd7o_ab3ok">
               <w:r>
                 <w:rPr>
                   <w:rFonts w:ascii="Arial" w:cs="Arial" w:eastAsia="Arial" w:hAnsi="Arial"/>
@@ -12589,7 +12937,7 @@
             <w:pPr>
               <w:spacing w:after="20" w:before="0"/>
             </w:pPr>
-            <w:hyperlink w:history="1" r:id="rIdqpkpig0m9hn3arxur9xhn">
+            <w:hyperlink w:history="1" r:id="rId5e9w1sh8iobbp--uph4db">
               <w:r>
                 <w:rPr>
                   <w:rFonts w:ascii="Arial" w:cs="Arial" w:eastAsia="Arial" w:hAnsi="Arial"/>
@@ -12622,7 +12970,7 @@
               <w:spacing w:after="10" w:before="0"/>
               <w:ind w:left="120"/>
             </w:pPr>
-            <w:hyperlink w:history="1" r:id="rIdt6n4rdybq_3erl7z-25zo">
+            <w:hyperlink w:history="1" r:id="rIdkg1fddwxicnauz97gskjn">
               <w:r>
                 <w:rPr>
                   <w:rFonts w:ascii="Arial" w:cs="Arial" w:eastAsia="Arial" w:hAnsi="Arial"/>
@@ -12667,7 +13015,7 @@
             <w:pPr>
               <w:spacing w:after="20" w:before="0"/>
             </w:pPr>
-            <w:hyperlink w:history="1" r:id="rIdq2pi_ocua20garhhaqrzp">
+            <w:hyperlink w:history="1" r:id="rIdxiccnt_c8-xmjrfxtdn_q">
               <w:r>
                 <w:rPr>
                   <w:rFonts w:ascii="Arial" w:cs="Arial" w:eastAsia="Arial" w:hAnsi="Arial"/>
@@ -12700,7 +13048,7 @@
               <w:spacing w:after="10" w:before="0"/>
               <w:ind w:left="120"/>
             </w:pPr>
-            <w:hyperlink w:history="1" r:id="rIdjq89_oonobfbwkp6lk6gj">
+            <w:hyperlink w:history="1" r:id="rIdzwbzhahjr9rr_4hy2iraf">
               <w:r>
                 <w:rPr>
                   <w:rFonts w:ascii="Arial" w:cs="Arial" w:eastAsia="Arial" w:hAnsi="Arial"/>
@@ -13009,7 +13357,7 @@
             <w:pPr>
               <w:spacing w:after="20" w:before="0"/>
             </w:pPr>
-            <w:hyperlink w:history="1" r:id="rIdnwo4zaehux9xxfs9yqbme">
+            <w:hyperlink w:history="1" r:id="rIdixsv4oj2ggte4j1tl7rnm">
               <w:r>
                 <w:rPr>
                   <w:rFonts w:ascii="Arial" w:cs="Arial" w:eastAsia="Arial" w:hAnsi="Arial"/>
@@ -13042,7 +13390,7 @@
               <w:spacing w:after="10" w:before="0"/>
               <w:ind w:left="120"/>
             </w:pPr>
-            <w:hyperlink w:history="1" r:id="rIdyrbgwrblq3vtz34s-iybp">
+            <w:hyperlink w:history="1" r:id="rIdtsx25-r2pehydtje5opoe">
               <w:r>
                 <w:rPr>
                   <w:rFonts w:ascii="Arial" w:cs="Arial" w:eastAsia="Arial" w:hAnsi="Arial"/>
@@ -13087,7 +13435,7 @@
             <w:pPr>
               <w:spacing w:after="20" w:before="0"/>
             </w:pPr>
-            <w:hyperlink w:history="1" r:id="rIdhwiuwnshgaj9cprivcaen">
+            <w:hyperlink w:history="1" r:id="rIdt9stbkxhc3swgv4z_et0v">
               <w:r>
                 <w:rPr>
                   <w:rFonts w:ascii="Arial" w:cs="Arial" w:eastAsia="Arial" w:hAnsi="Arial"/>
@@ -13120,7 +13468,7 @@
               <w:spacing w:after="10" w:before="0"/>
               <w:ind w:left="120"/>
             </w:pPr>
-            <w:hyperlink w:history="1" r:id="rIdo5tbheahwoxvaknzxoskg">
+            <w:hyperlink w:history="1" r:id="rIdraektwxnavjmfwqgs1gxx">
               <w:r>
                 <w:rPr>
                   <w:rFonts w:ascii="Arial" w:cs="Arial" w:eastAsia="Arial" w:hAnsi="Arial"/>
@@ -13410,7 +13758,7 @@
             <w:pPr>
               <w:spacing w:after="20" w:before="0"/>
             </w:pPr>
-            <w:hyperlink w:history="1" r:id="rIdccol1mnfipc8k-mpjjl51">
+            <w:hyperlink w:history="1" r:id="rIdt5olkwv_8sdjpq5lxcg1k">
               <w:r>
                 <w:rPr>
                   <w:rFonts w:ascii="Arial" w:cs="Arial" w:eastAsia="Arial" w:hAnsi="Arial"/>
@@ -13443,7 +13791,7 @@
               <w:spacing w:after="10" w:before="0"/>
               <w:ind w:left="120"/>
             </w:pPr>
-            <w:hyperlink w:history="1" r:id="rIdslsvhhps2-egtbhyanfio">
+            <w:hyperlink w:history="1" r:id="rIdefyqbq9l-jp2imk3od4yk">
               <w:r>
                 <w:rPr>
                   <w:rFonts w:ascii="Arial" w:cs="Arial" w:eastAsia="Arial" w:hAnsi="Arial"/>
@@ -13488,7 +13836,7 @@
             <w:pPr>
               <w:spacing w:after="20" w:before="0"/>
             </w:pPr>
-            <w:hyperlink w:history="1" r:id="rIdqealgt2uouhuc4j9-018t">
+            <w:hyperlink w:history="1" r:id="rIdsxs212otdzetj2gleyuz6">
               <w:r>
                 <w:rPr>
                   <w:rFonts w:ascii="Arial" w:cs="Arial" w:eastAsia="Arial" w:hAnsi="Arial"/>
@@ -13521,7 +13869,7 @@
               <w:spacing w:after="10" w:before="0"/>
               <w:ind w:left="120"/>
             </w:pPr>
-            <w:hyperlink w:history="1" r:id="rIdfmwcta_cck5fqowf6mq4t">
+            <w:hyperlink w:history="1" r:id="rId01p8vme8y7smpmh-8jph1">
               <w:r>
                 <w:rPr>
                   <w:rFonts w:ascii="Arial" w:cs="Arial" w:eastAsia="Arial" w:hAnsi="Arial"/>
@@ -14131,6 +14479,65 @@
         </w:tc>
       </w:tr>
     </w:tbl>
+    <w:p>
+      <w:pPr>
+        <w:pBdr>
+          <w:top w:val="single" w:color="BBBBBB" w:sz="4" w:space="4"/>
+        </w:pBdr>
+        <w:spacing w:after="0" w:before="160"/>
+      </w:pPr>
+      <w:r>
+        <w:rPr>
+          <w:rFonts w:ascii="Arial" w:cs="Arial" w:eastAsia="Arial" w:hAnsi="Arial"/>
+          <w:color w:val="666666"/>
+          <w:sz w:val="14"/>
+          <w:szCs w:val="14"/>
+        </w:rPr>
+        <w:t xml:space="preserve">© 2026 SeaVuria and ARES. Aligned with KICD objectives. Developed by SeaVuria; technical implementation by ARES (with AI assistance from Claude). Licensed under </w:t>
+      </w:r>
+      <w:hyperlink w:history="1" r:id="rIdbi3vko3kjdizkechxgkue">
+        <w:r>
+          <w:rPr>
+            <w:rFonts w:ascii="Arial" w:cs="Arial" w:eastAsia="Arial" w:hAnsi="Arial"/>
+            <w:color w:val="1F6B75"/>
+            <w:sz w:val="14"/>
+            <w:szCs w:val="14"/>
+            <w:u w:val="single" w:color="1F6B75"/>
+          </w:rPr>
+          <w:t xml:space="preserve">CC BY-NC 4.0</w:t>
+        </w:r>
+      </w:hyperlink>
+      <w:r>
+        <w:rPr>
+          <w:rFonts w:ascii="Arial" w:cs="Arial" w:eastAsia="Arial" w:hAnsi="Arial"/>
+          <w:color w:val="666666"/>
+          <w:sz w:val="14"/>
+          <w:szCs w:val="14"/>
+        </w:rPr>
+        <w:t xml:space="preserve"> (</w:t>
+      </w:r>
+      <w:hyperlink w:history="1" r:id="rId7zdad51l-kcldjvzhpjrj">
+        <w:r>
+          <w:rPr>
+            <w:rFonts w:ascii="Arial" w:cs="Arial" w:eastAsia="Arial" w:hAnsi="Arial"/>
+            <w:color w:val="1F6B75"/>
+            <w:sz w:val="14"/>
+            <w:szCs w:val="14"/>
+            <w:u w:val="single" w:color="1F6B75"/>
+          </w:rPr>
+          <w:t xml:space="preserve">https://creativecommons.org/licenses/by-nc/4.0/</w:t>
+        </w:r>
+      </w:hyperlink>
+      <w:r>
+        <w:rPr>
+          <w:rFonts w:ascii="Arial" w:cs="Arial" w:eastAsia="Arial" w:hAnsi="Arial"/>
+          <w:color w:val="666666"/>
+          <w:sz w:val="14"/>
+          <w:szCs w:val="14"/>
+        </w:rPr>
+        <w:t xml:space="preserve">).</w:t>
+      </w:r>
+    </w:p>
     <w:p>
       <w:r>
         <w:br w:type="page"/>
@@ -15122,7 +15529,7 @@
             <w:pPr>
               <w:spacing w:after="20" w:before="0"/>
             </w:pPr>
-            <w:hyperlink w:history="1" r:id="rIdy60foljreyjqruba-jiu6">
+            <w:hyperlink w:history="1" r:id="rIdy33n73cv1on2zlb_tdk9j">
               <w:r>
                 <w:rPr>
                   <w:rFonts w:ascii="Arial" w:cs="Arial" w:eastAsia="Arial" w:hAnsi="Arial"/>
@@ -15155,7 +15562,7 @@
               <w:spacing w:after="10" w:before="0"/>
               <w:ind w:left="120"/>
             </w:pPr>
-            <w:hyperlink w:history="1" r:id="rId8nj1rwyayzgnjfdx8tbav">
+            <w:hyperlink w:history="1" r:id="rId7qrsrg8uedjzg6z9ofe25">
               <w:r>
                 <w:rPr>
                   <w:rFonts w:ascii="Arial" w:cs="Arial" w:eastAsia="Arial" w:hAnsi="Arial"/>
@@ -15200,7 +15607,7 @@
             <w:pPr>
               <w:spacing w:after="20" w:before="0"/>
             </w:pPr>
-            <w:hyperlink w:history="1" r:id="rIdq55pthjqbvzxsmphz7yzn">
+            <w:hyperlink w:history="1" r:id="rIdxogv3k6ujs7c13lr-p0p6">
               <w:r>
                 <w:rPr>
                   <w:rFonts w:ascii="Arial" w:cs="Arial" w:eastAsia="Arial" w:hAnsi="Arial"/>
@@ -15233,7 +15640,7 @@
               <w:spacing w:after="10" w:before="0"/>
               <w:ind w:left="120"/>
             </w:pPr>
-            <w:hyperlink w:history="1" r:id="rIdznlyvkaot2qnxhwkm_bc9">
+            <w:hyperlink w:history="1" r:id="rIdogyjvkwfdf41a-ei4q801">
               <w:r>
                 <w:rPr>
                   <w:rFonts w:ascii="Arial" w:cs="Arial" w:eastAsia="Arial" w:hAnsi="Arial"/>
@@ -15428,7 +15835,7 @@
             <w:pPr>
               <w:spacing w:after="20" w:before="0"/>
             </w:pPr>
-            <w:hyperlink w:history="1" r:id="rId16fvcy69gf1dl-qwt6b6r">
+            <w:hyperlink w:history="1" r:id="rId5xnch9jiwg5rbxsc1leg2">
               <w:r>
                 <w:rPr>
                   <w:rFonts w:ascii="Arial" w:cs="Arial" w:eastAsia="Arial" w:hAnsi="Arial"/>
@@ -15461,7 +15868,7 @@
               <w:spacing w:after="10" w:before="0"/>
               <w:ind w:left="120"/>
             </w:pPr>
-            <w:hyperlink w:history="1" r:id="rIdwxrceczudx0lr32epjsm_">
+            <w:hyperlink w:history="1" r:id="rIdjnb4myhop8etvtzve1qtu">
               <w:r>
                 <w:rPr>
                   <w:rFonts w:ascii="Arial" w:cs="Arial" w:eastAsia="Arial" w:hAnsi="Arial"/>
@@ -15506,7 +15913,7 @@
             <w:pPr>
               <w:spacing w:after="20" w:before="0"/>
             </w:pPr>
-            <w:hyperlink w:history="1" r:id="rId4usstplfdscryyds2lfb_">
+            <w:hyperlink w:history="1" r:id="rId4nnhjjfc359flm9u7jt8v">
               <w:r>
                 <w:rPr>
                   <w:rFonts w:ascii="Arial" w:cs="Arial" w:eastAsia="Arial" w:hAnsi="Arial"/>
@@ -15539,7 +15946,7 @@
               <w:spacing w:after="10" w:before="0"/>
               <w:ind w:left="120"/>
             </w:pPr>
-            <w:hyperlink w:history="1" r:id="rIdlgawy45lz7iaq6nvrrkr9">
+            <w:hyperlink w:history="1" r:id="rIdkkk-bh-prhzkphcbz2vjr">
               <w:r>
                 <w:rPr>
                   <w:rFonts w:ascii="Arial" w:cs="Arial" w:eastAsia="Arial" w:hAnsi="Arial"/>
@@ -15734,7 +16141,7 @@
             <w:pPr>
               <w:spacing w:after="20" w:before="0"/>
             </w:pPr>
-            <w:hyperlink w:history="1" r:id="rIdryhgz-1hjselbvxaa0gmf">
+            <w:hyperlink w:history="1" r:id="rIdnkojjmkln28itb647n4xw">
               <w:r>
                 <w:rPr>
                   <w:rFonts w:ascii="Arial" w:cs="Arial" w:eastAsia="Arial" w:hAnsi="Arial"/>
@@ -15767,7 +16174,7 @@
               <w:spacing w:after="10" w:before="0"/>
               <w:ind w:left="120"/>
             </w:pPr>
-            <w:hyperlink w:history="1" r:id="rIdnmeb1tj2jwq2htjcne-b_">
+            <w:hyperlink w:history="1" r:id="rIdiwogkif_bu6a-l4iqcvpy">
               <w:r>
                 <w:rPr>
                   <w:rFonts w:ascii="Arial" w:cs="Arial" w:eastAsia="Arial" w:hAnsi="Arial"/>
@@ -15812,7 +16219,7 @@
             <w:pPr>
               <w:spacing w:after="20" w:before="0"/>
             </w:pPr>
-            <w:hyperlink w:history="1" r:id="rIdgkm3vgp8i2a-golvri5t3">
+            <w:hyperlink w:history="1" r:id="rIduetwz0tgil4h-s6ja52se">
               <w:r>
                 <w:rPr>
                   <w:rFonts w:ascii="Arial" w:cs="Arial" w:eastAsia="Arial" w:hAnsi="Arial"/>
@@ -15845,7 +16252,7 @@
               <w:spacing w:after="10" w:before="0"/>
               <w:ind w:left="120"/>
             </w:pPr>
-            <w:hyperlink w:history="1" r:id="rIdsll1xhfcvh2lswzfvvmmf">
+            <w:hyperlink w:history="1" r:id="rIdrf0ld6brqd3sqfnfazgwq">
               <w:r>
                 <w:rPr>
                   <w:rFonts w:ascii="Arial" w:cs="Arial" w:eastAsia="Arial" w:hAnsi="Arial"/>
@@ -16040,7 +16447,7 @@
             <w:pPr>
               <w:spacing w:after="20" w:before="0"/>
             </w:pPr>
-            <w:hyperlink w:history="1" r:id="rIdcr-y_ygelng-mbp_7phdc">
+            <w:hyperlink w:history="1" r:id="rIdylvsgvglaroflmf5jnutz">
               <w:r>
                 <w:rPr>
                   <w:rFonts w:ascii="Arial" w:cs="Arial" w:eastAsia="Arial" w:hAnsi="Arial"/>
@@ -16073,7 +16480,7 @@
               <w:spacing w:after="10" w:before="0"/>
               <w:ind w:left="120"/>
             </w:pPr>
-            <w:hyperlink w:history="1" r:id="rIdaysj1b7yqbt_jrdd1pfmb">
+            <w:hyperlink w:history="1" r:id="rIdgomra6zlpbq27gyj7zlh7">
               <w:r>
                 <w:rPr>
                   <w:rFonts w:ascii="Arial" w:cs="Arial" w:eastAsia="Arial" w:hAnsi="Arial"/>
@@ -16118,7 +16525,7 @@
             <w:pPr>
               <w:spacing w:after="20" w:before="0"/>
             </w:pPr>
-            <w:hyperlink w:history="1" r:id="rId5nmfzghj5kw7nn1_umxec">
+            <w:hyperlink w:history="1" r:id="rIdmnkhx_dsynq4xxrpher5h">
               <w:r>
                 <w:rPr>
                   <w:rFonts w:ascii="Arial" w:cs="Arial" w:eastAsia="Arial" w:hAnsi="Arial"/>
@@ -16151,7 +16558,7 @@
               <w:spacing w:after="10" w:before="0"/>
               <w:ind w:left="120"/>
             </w:pPr>
-            <w:hyperlink w:history="1" r:id="rIdl8a8cvausaosplaztc6hx">
+            <w:hyperlink w:history="1" r:id="rIdr_xqjxilsf9ztsi_ulon8">
               <w:r>
                 <w:rPr>
                   <w:rFonts w:ascii="Arial" w:cs="Arial" w:eastAsia="Arial" w:hAnsi="Arial"/>
@@ -16346,7 +16753,7 @@
             <w:pPr>
               <w:spacing w:after="20" w:before="0"/>
             </w:pPr>
-            <w:hyperlink w:history="1" r:id="rId6jjtaojszvegw8xumqaxo">
+            <w:hyperlink w:history="1" r:id="rIdsj3af5zxz_ovrim-yfc6-">
               <w:r>
                 <w:rPr>
                   <w:rFonts w:ascii="Arial" w:cs="Arial" w:eastAsia="Arial" w:hAnsi="Arial"/>
@@ -16379,7 +16786,7 @@
               <w:spacing w:after="10" w:before="0"/>
               <w:ind w:left="120"/>
             </w:pPr>
-            <w:hyperlink w:history="1" r:id="rIdvmuk_gkll0_mt2ul3rd6k">
+            <w:hyperlink w:history="1" r:id="rIdvmv2zgcx1wtwf4assg_rg">
               <w:r>
                 <w:rPr>
                   <w:rFonts w:ascii="Arial" w:cs="Arial" w:eastAsia="Arial" w:hAnsi="Arial"/>
@@ -16424,7 +16831,7 @@
             <w:pPr>
               <w:spacing w:after="20" w:before="0"/>
             </w:pPr>
-            <w:hyperlink w:history="1" r:id="rIdwarqfvqyy8atab1mokpkx">
+            <w:hyperlink w:history="1" r:id="rId239p6lgf-ihpohccpchh7">
               <w:r>
                 <w:rPr>
                   <w:rFonts w:ascii="Arial" w:cs="Arial" w:eastAsia="Arial" w:hAnsi="Arial"/>
@@ -16457,7 +16864,7 @@
               <w:spacing w:after="10" w:before="0"/>
               <w:ind w:left="120"/>
             </w:pPr>
-            <w:hyperlink w:history="1" r:id="rId3oukexswhxuvewjfw3oze">
+            <w:hyperlink w:history="1" r:id="rIdqyoscxa7_mwhbvlv0gj7x">
               <w:r>
                 <w:rPr>
                   <w:rFonts w:ascii="Arial" w:cs="Arial" w:eastAsia="Arial" w:hAnsi="Arial"/>
@@ -16953,6 +17360,65 @@
         </w:tc>
       </w:tr>
     </w:tbl>
+    <w:p>
+      <w:pPr>
+        <w:pBdr>
+          <w:top w:val="single" w:color="BBBBBB" w:sz="4" w:space="4"/>
+        </w:pBdr>
+        <w:spacing w:after="0" w:before="160"/>
+      </w:pPr>
+      <w:r>
+        <w:rPr>
+          <w:rFonts w:ascii="Arial" w:cs="Arial" w:eastAsia="Arial" w:hAnsi="Arial"/>
+          <w:color w:val="666666"/>
+          <w:sz w:val="14"/>
+          <w:szCs w:val="14"/>
+        </w:rPr>
+        <w:t xml:space="preserve">© 2026 SeaVuria and ARES. Aligned with KICD objectives. Developed by SeaVuria; technical implementation by ARES (with AI assistance from Claude). Licensed under </w:t>
+      </w:r>
+      <w:hyperlink w:history="1" r:id="rId1xouw4_y_bryozuoddlut">
+        <w:r>
+          <w:rPr>
+            <w:rFonts w:ascii="Arial" w:cs="Arial" w:eastAsia="Arial" w:hAnsi="Arial"/>
+            <w:color w:val="1F6B75"/>
+            <w:sz w:val="14"/>
+            <w:szCs w:val="14"/>
+            <w:u w:val="single" w:color="1F6B75"/>
+          </w:rPr>
+          <w:t xml:space="preserve">CC BY-NC 4.0</w:t>
+        </w:r>
+      </w:hyperlink>
+      <w:r>
+        <w:rPr>
+          <w:rFonts w:ascii="Arial" w:cs="Arial" w:eastAsia="Arial" w:hAnsi="Arial"/>
+          <w:color w:val="666666"/>
+          <w:sz w:val="14"/>
+          <w:szCs w:val="14"/>
+        </w:rPr>
+        <w:t xml:space="preserve"> (</w:t>
+      </w:r>
+      <w:hyperlink w:history="1" r:id="rId6gbsjqmpbxfnvjgmojti6">
+        <w:r>
+          <w:rPr>
+            <w:rFonts w:ascii="Arial" w:cs="Arial" w:eastAsia="Arial" w:hAnsi="Arial"/>
+            <w:color w:val="1F6B75"/>
+            <w:sz w:val="14"/>
+            <w:szCs w:val="14"/>
+            <w:u w:val="single" w:color="1F6B75"/>
+          </w:rPr>
+          <w:t xml:space="preserve">https://creativecommons.org/licenses/by-nc/4.0/</w:t>
+        </w:r>
+      </w:hyperlink>
+      <w:r>
+        <w:rPr>
+          <w:rFonts w:ascii="Arial" w:cs="Arial" w:eastAsia="Arial" w:hAnsi="Arial"/>
+          <w:color w:val="666666"/>
+          <w:sz w:val="14"/>
+          <w:szCs w:val="14"/>
+        </w:rPr>
+        <w:t xml:space="preserve">).</w:t>
+      </w:r>
+    </w:p>
     <w:p>
       <w:r>
         <w:br w:type="page"/>
@@ -17944,7 +18410,7 @@
             <w:pPr>
               <w:spacing w:after="20" w:before="0"/>
             </w:pPr>
-            <w:hyperlink w:history="1" r:id="rId4jdjrvmoj9ymm-h4pouin">
+            <w:hyperlink w:history="1" r:id="rIdrwccbqcrqvqcy_e_qbsf4">
               <w:r>
                 <w:rPr>
                   <w:rFonts w:ascii="Arial" w:cs="Arial" w:eastAsia="Arial" w:hAnsi="Arial"/>
@@ -17977,7 +18443,7 @@
               <w:spacing w:after="10" w:before="0"/>
               <w:ind w:left="120"/>
             </w:pPr>
-            <w:hyperlink w:history="1" r:id="rIdncuqcchviog_vgqmiia47">
+            <w:hyperlink w:history="1" r:id="rIdhzqr3xv5lruqeatwfb9g1">
               <w:r>
                 <w:rPr>
                   <w:rFonts w:ascii="Arial" w:cs="Arial" w:eastAsia="Arial" w:hAnsi="Arial"/>
@@ -18022,7 +18488,7 @@
             <w:pPr>
               <w:spacing w:after="20" w:before="0"/>
             </w:pPr>
-            <w:hyperlink w:history="1" r:id="rIdhraifajysvlrn1zjoo7o5">
+            <w:hyperlink w:history="1" r:id="rIduocybwink0nmdwakadsfr">
               <w:r>
                 <w:rPr>
                   <w:rFonts w:ascii="Arial" w:cs="Arial" w:eastAsia="Arial" w:hAnsi="Arial"/>
@@ -18055,7 +18521,7 @@
               <w:spacing w:after="10" w:before="0"/>
               <w:ind w:left="120"/>
             </w:pPr>
-            <w:hyperlink w:history="1" r:id="rIdiogl_lwtwb7hnt3nhyvpk">
+            <w:hyperlink w:history="1" r:id="rIdgijt18ny4nyp5xjhcoi66">
               <w:r>
                 <w:rPr>
                   <w:rFonts w:ascii="Arial" w:cs="Arial" w:eastAsia="Arial" w:hAnsi="Arial"/>
@@ -18364,7 +18830,7 @@
             <w:pPr>
               <w:spacing w:after="20" w:before="0"/>
             </w:pPr>
-            <w:hyperlink w:history="1" r:id="rIdgmar3lkl_a8uww69-mtsl">
+            <w:hyperlink w:history="1" r:id="rId_bh_tc0m41javiyty7wwi">
               <w:r>
                 <w:rPr>
                   <w:rFonts w:ascii="Arial" w:cs="Arial" w:eastAsia="Arial" w:hAnsi="Arial"/>
@@ -18397,7 +18863,7 @@
               <w:spacing w:after="10" w:before="0"/>
               <w:ind w:left="120"/>
             </w:pPr>
-            <w:hyperlink w:history="1" r:id="rIdm-42wsjwjc4mci_bns1e7">
+            <w:hyperlink w:history="1" r:id="rIdnhj_2badk8_fs4-j0f3x-">
               <w:r>
                 <w:rPr>
                   <w:rFonts w:ascii="Arial" w:cs="Arial" w:eastAsia="Arial" w:hAnsi="Arial"/>
@@ -18442,7 +18908,7 @@
             <w:pPr>
               <w:spacing w:after="20" w:before="0"/>
             </w:pPr>
-            <w:hyperlink w:history="1" r:id="rIdxxemfmy1_u1fqzuqbvvri">
+            <w:hyperlink w:history="1" r:id="rId2mu0rxtt45wi_qmkpwdr8">
               <w:r>
                 <w:rPr>
                   <w:rFonts w:ascii="Arial" w:cs="Arial" w:eastAsia="Arial" w:hAnsi="Arial"/>
@@ -18475,7 +18941,7 @@
               <w:spacing w:after="10" w:before="0"/>
               <w:ind w:left="120"/>
             </w:pPr>
-            <w:hyperlink w:history="1" r:id="rId20-7de0px36v2psrmtemb">
+            <w:hyperlink w:history="1" r:id="rId0jr7iv3dlk_wpxfjwfamy">
               <w:r>
                 <w:rPr>
                   <w:rFonts w:ascii="Arial" w:cs="Arial" w:eastAsia="Arial" w:hAnsi="Arial"/>
@@ -18936,7 +19402,7 @@
             <w:pPr>
               <w:spacing w:after="20" w:before="0"/>
             </w:pPr>
-            <w:hyperlink w:history="1" r:id="rId5kfll-nbu4ep7ivtrphgy">
+            <w:hyperlink w:history="1" r:id="rIdnq7lblphjrtv9_q2sgzef">
               <w:r>
                 <w:rPr>
                   <w:rFonts w:ascii="Arial" w:cs="Arial" w:eastAsia="Arial" w:hAnsi="Arial"/>
@@ -18969,7 +19435,7 @@
               <w:spacing w:after="10" w:before="0"/>
               <w:ind w:left="120"/>
             </w:pPr>
-            <w:hyperlink w:history="1" r:id="rId-4usfzjke5k1igbqsbgq0">
+            <w:hyperlink w:history="1" r:id="rIdhtr9veto2z67eb7eavzpt">
               <w:r>
                 <w:rPr>
                   <w:rFonts w:ascii="Arial" w:cs="Arial" w:eastAsia="Arial" w:hAnsi="Arial"/>
@@ -19014,7 +19480,7 @@
             <w:pPr>
               <w:spacing w:after="20" w:before="0"/>
             </w:pPr>
-            <w:hyperlink w:history="1" r:id="rId0usje-fmbswxhhkhqsmyt">
+            <w:hyperlink w:history="1" r:id="rId5nzsqq4zr7bafzdjty8qg">
               <w:r>
                 <w:rPr>
                   <w:rFonts w:ascii="Arial" w:cs="Arial" w:eastAsia="Arial" w:hAnsi="Arial"/>
@@ -19047,7 +19513,7 @@
               <w:spacing w:after="10" w:before="0"/>
               <w:ind w:left="120"/>
             </w:pPr>
-            <w:hyperlink w:history="1" r:id="rIdviq3km1g5bsa9m8oafrun">
+            <w:hyperlink w:history="1" r:id="rId6tycnsznbmr14_gttp_g9">
               <w:r>
                 <w:rPr>
                   <w:rFonts w:ascii="Arial" w:cs="Arial" w:eastAsia="Arial" w:hAnsi="Arial"/>
@@ -19622,7 +20088,7 @@
             <w:pPr>
               <w:spacing w:after="20" w:before="0"/>
             </w:pPr>
-            <w:hyperlink w:history="1" r:id="rIdd2_qlkh7fgznoma-ik6hw">
+            <w:hyperlink w:history="1" r:id="rIdwhota9-mljiddkpxldcmc">
               <w:r>
                 <w:rPr>
                   <w:rFonts w:ascii="Arial" w:cs="Arial" w:eastAsia="Arial" w:hAnsi="Arial"/>
@@ -19655,7 +20121,7 @@
               <w:spacing w:after="10" w:before="0"/>
               <w:ind w:left="120"/>
             </w:pPr>
-            <w:hyperlink w:history="1" r:id="rIdnk7lvuchp-ykiolczazed">
+            <w:hyperlink w:history="1" r:id="rIdsy9pyyqi_nxygkttuymwn">
               <w:r>
                 <w:rPr>
                   <w:rFonts w:ascii="Arial" w:cs="Arial" w:eastAsia="Arial" w:hAnsi="Arial"/>
@@ -19700,7 +20166,7 @@
             <w:pPr>
               <w:spacing w:after="20" w:before="0"/>
             </w:pPr>
-            <w:hyperlink w:history="1" r:id="rIdlhhqijgkmvpipbcbnl0vs">
+            <w:hyperlink w:history="1" r:id="rId099claqxattssh1ir8nok">
               <w:r>
                 <w:rPr>
                   <w:rFonts w:ascii="Arial" w:cs="Arial" w:eastAsia="Arial" w:hAnsi="Arial"/>
@@ -19733,7 +20199,7 @@
               <w:spacing w:after="10" w:before="0"/>
               <w:ind w:left="120"/>
             </w:pPr>
-            <w:hyperlink w:history="1" r:id="rIdj7pvdxobv3kvumt-xe97g">
+            <w:hyperlink w:history="1" r:id="rIdxqlel7sgrrzk5isck7kuu">
               <w:r>
                 <w:rPr>
                   <w:rFonts w:ascii="Arial" w:cs="Arial" w:eastAsia="Arial" w:hAnsi="Arial"/>
@@ -20004,7 +20470,7 @@
             <w:pPr>
               <w:spacing w:after="20" w:before="0"/>
             </w:pPr>
-            <w:hyperlink w:history="1" r:id="rIdws0l0rhqfi4_npizhyaf6">
+            <w:hyperlink w:history="1" r:id="rIdqplvv4wyvf-cen-mpbldj">
               <w:r>
                 <w:rPr>
                   <w:rFonts w:ascii="Arial" w:cs="Arial" w:eastAsia="Arial" w:hAnsi="Arial"/>
@@ -20037,7 +20503,7 @@
               <w:spacing w:after="10" w:before="0"/>
               <w:ind w:left="120"/>
             </w:pPr>
-            <w:hyperlink w:history="1" r:id="rIdp_9bjt1n2l-w76zi1-xym">
+            <w:hyperlink w:history="1" r:id="rIdrf-hiyribyo1mm7by8ndu">
               <w:r>
                 <w:rPr>
                   <w:rFonts w:ascii="Arial" w:cs="Arial" w:eastAsia="Arial" w:hAnsi="Arial"/>
@@ -20082,7 +20548,7 @@
             <w:pPr>
               <w:spacing w:after="20" w:before="0"/>
             </w:pPr>
-            <w:hyperlink w:history="1" r:id="rIdq5yyu67b5eyoizzpcf4tz">
+            <w:hyperlink w:history="1" r:id="rIdnbychze4lvxl55qybdqtg">
               <w:r>
                 <w:rPr>
                   <w:rFonts w:ascii="Arial" w:cs="Arial" w:eastAsia="Arial" w:hAnsi="Arial"/>
@@ -20115,7 +20581,7 @@
               <w:spacing w:after="10" w:before="0"/>
               <w:ind w:left="120"/>
             </w:pPr>
-            <w:hyperlink w:history="1" r:id="rId41jeqaueofbx9aubg2mrs">
+            <w:hyperlink w:history="1" r:id="rIdcksh3isfl_2n9v0203-rb">
               <w:r>
                 <w:rPr>
                   <w:rFonts w:ascii="Arial" w:cs="Arial" w:eastAsia="Arial" w:hAnsi="Arial"/>
@@ -20801,6 +21267,65 @@
         </w:tc>
       </w:tr>
     </w:tbl>
+    <w:p>
+      <w:pPr>
+        <w:pBdr>
+          <w:top w:val="single" w:color="BBBBBB" w:sz="4" w:space="4"/>
+        </w:pBdr>
+        <w:spacing w:after="0" w:before="160"/>
+      </w:pPr>
+      <w:r>
+        <w:rPr>
+          <w:rFonts w:ascii="Arial" w:cs="Arial" w:eastAsia="Arial" w:hAnsi="Arial"/>
+          <w:color w:val="666666"/>
+          <w:sz w:val="14"/>
+          <w:szCs w:val="14"/>
+        </w:rPr>
+        <w:t xml:space="preserve">© 2026 SeaVuria and ARES. Aligned with KICD objectives. Developed by SeaVuria; technical implementation by ARES (with AI assistance from Claude). Licensed under </w:t>
+      </w:r>
+      <w:hyperlink w:history="1" r:id="rIdd8z-owwf_x6pk8llgtl_f">
+        <w:r>
+          <w:rPr>
+            <w:rFonts w:ascii="Arial" w:cs="Arial" w:eastAsia="Arial" w:hAnsi="Arial"/>
+            <w:color w:val="1F6B75"/>
+            <w:sz w:val="14"/>
+            <w:szCs w:val="14"/>
+            <w:u w:val="single" w:color="1F6B75"/>
+          </w:rPr>
+          <w:t xml:space="preserve">CC BY-NC 4.0</w:t>
+        </w:r>
+      </w:hyperlink>
+      <w:r>
+        <w:rPr>
+          <w:rFonts w:ascii="Arial" w:cs="Arial" w:eastAsia="Arial" w:hAnsi="Arial"/>
+          <w:color w:val="666666"/>
+          <w:sz w:val="14"/>
+          <w:szCs w:val="14"/>
+        </w:rPr>
+        <w:t xml:space="preserve"> (</w:t>
+      </w:r>
+      <w:hyperlink w:history="1" r:id="rIdxeiuvcbgrdak2k6fo3rmp">
+        <w:r>
+          <w:rPr>
+            <w:rFonts w:ascii="Arial" w:cs="Arial" w:eastAsia="Arial" w:hAnsi="Arial"/>
+            <w:color w:val="1F6B75"/>
+            <w:sz w:val="14"/>
+            <w:szCs w:val="14"/>
+            <w:u w:val="single" w:color="1F6B75"/>
+          </w:rPr>
+          <w:t xml:space="preserve">https://creativecommons.org/licenses/by-nc/4.0/</w:t>
+        </w:r>
+      </w:hyperlink>
+      <w:r>
+        <w:rPr>
+          <w:rFonts w:ascii="Arial" w:cs="Arial" w:eastAsia="Arial" w:hAnsi="Arial"/>
+          <w:color w:val="666666"/>
+          <w:sz w:val="14"/>
+          <w:szCs w:val="14"/>
+        </w:rPr>
+        <w:t xml:space="preserve">).</w:t>
+      </w:r>
+    </w:p>
     <w:p>
       <w:r>
         <w:br w:type="page"/>
@@ -21792,7 +22317,7 @@
             <w:pPr>
               <w:spacing w:after="20" w:before="0"/>
             </w:pPr>
-            <w:hyperlink w:history="1" r:id="rIddbkd6xqsjnyprln6nekpe">
+            <w:hyperlink w:history="1" r:id="rIdxvyvkrjefbezsazlz-ajk">
               <w:r>
                 <w:rPr>
                   <w:rFonts w:ascii="Arial" w:cs="Arial" w:eastAsia="Arial" w:hAnsi="Arial"/>
@@ -21825,7 +22350,7 @@
               <w:spacing w:after="10" w:before="0"/>
               <w:ind w:left="120"/>
             </w:pPr>
-            <w:hyperlink w:history="1" r:id="rIddqaark6swntzl-iqtcbiq">
+            <w:hyperlink w:history="1" r:id="rIdex0asc9olvw0nm3yrozeb">
               <w:r>
                 <w:rPr>
                   <w:rFonts w:ascii="Arial" w:cs="Arial" w:eastAsia="Arial" w:hAnsi="Arial"/>
@@ -21870,7 +22395,7 @@
             <w:pPr>
               <w:spacing w:after="20" w:before="0"/>
             </w:pPr>
-            <w:hyperlink w:history="1" r:id="rIdax2zyhjej9bnl3ainf718">
+            <w:hyperlink w:history="1" r:id="rIdt_r3bsxsv6sqrcoba0o7p">
               <w:r>
                 <w:rPr>
                   <w:rFonts w:ascii="Arial" w:cs="Arial" w:eastAsia="Arial" w:hAnsi="Arial"/>
@@ -21903,7 +22428,7 @@
               <w:spacing w:after="10" w:before="0"/>
               <w:ind w:left="120"/>
             </w:pPr>
-            <w:hyperlink w:history="1" r:id="rIdtmzvnidoqhziepvgqrycu">
+            <w:hyperlink w:history="1" r:id="rIdxycaptoph78a84qlovasx">
               <w:r>
                 <w:rPr>
                   <w:rFonts w:ascii="Arial" w:cs="Arial" w:eastAsia="Arial" w:hAnsi="Arial"/>
@@ -22098,7 +22623,7 @@
             <w:pPr>
               <w:spacing w:after="20" w:before="0"/>
             </w:pPr>
-            <w:hyperlink w:history="1" r:id="rIdhtapunwyfj4j4ibbwthip">
+            <w:hyperlink w:history="1" r:id="rIdedkhw-arn1tnyehj22_4o">
               <w:r>
                 <w:rPr>
                   <w:rFonts w:ascii="Arial" w:cs="Arial" w:eastAsia="Arial" w:hAnsi="Arial"/>
@@ -22131,7 +22656,7 @@
               <w:spacing w:after="10" w:before="0"/>
               <w:ind w:left="120"/>
             </w:pPr>
-            <w:hyperlink w:history="1" r:id="rIdxtuvqh0ytwpny2kza9y9b">
+            <w:hyperlink w:history="1" r:id="rIdxkpz-5gbgkrhtixitnb7n">
               <w:r>
                 <w:rPr>
                   <w:rFonts w:ascii="Arial" w:cs="Arial" w:eastAsia="Arial" w:hAnsi="Arial"/>
@@ -22176,7 +22701,7 @@
             <w:pPr>
               <w:spacing w:after="20" w:before="0"/>
             </w:pPr>
-            <w:hyperlink w:history="1" r:id="rIdhbnrxkf14bnjcj72n_kuv">
+            <w:hyperlink w:history="1" r:id="rIdi94ko3px84b4lvfseca2o">
               <w:r>
                 <w:rPr>
                   <w:rFonts w:ascii="Arial" w:cs="Arial" w:eastAsia="Arial" w:hAnsi="Arial"/>
@@ -22209,7 +22734,7 @@
               <w:spacing w:after="10" w:before="0"/>
               <w:ind w:left="120"/>
             </w:pPr>
-            <w:hyperlink w:history="1" r:id="rIdrpzf05wjmyfasbkykrfv1">
+            <w:hyperlink w:history="1" r:id="rIdjv7bfkg-at4hn8tk2e40u">
               <w:r>
                 <w:rPr>
                   <w:rFonts w:ascii="Arial" w:cs="Arial" w:eastAsia="Arial" w:hAnsi="Arial"/>
@@ -22404,7 +22929,7 @@
             <w:pPr>
               <w:spacing w:after="20" w:before="0"/>
             </w:pPr>
-            <w:hyperlink w:history="1" r:id="rIduj1cq0aelja4pmcuo8a94">
+            <w:hyperlink w:history="1" r:id="rIde6ahnb4vwprg1vb9vzf_p">
               <w:r>
                 <w:rPr>
                   <w:rFonts w:ascii="Arial" w:cs="Arial" w:eastAsia="Arial" w:hAnsi="Arial"/>
@@ -22437,7 +22962,7 @@
               <w:spacing w:after="10" w:before="0"/>
               <w:ind w:left="120"/>
             </w:pPr>
-            <w:hyperlink w:history="1" r:id="rIdwwoay6fh1ifiomo4bdyd7">
+            <w:hyperlink w:history="1" r:id="rIde7v50phtumhuqup3hgwex">
               <w:r>
                 <w:rPr>
                   <w:rFonts w:ascii="Arial" w:cs="Arial" w:eastAsia="Arial" w:hAnsi="Arial"/>
@@ -22482,7 +23007,7 @@
             <w:pPr>
               <w:spacing w:after="20" w:before="0"/>
             </w:pPr>
-            <w:hyperlink w:history="1" r:id="rIdhnmybc6mhzmj_6mheqhpe">
+            <w:hyperlink w:history="1" r:id="rIdtrnwadtbsez84y8-gd-a4">
               <w:r>
                 <w:rPr>
                   <w:rFonts w:ascii="Arial" w:cs="Arial" w:eastAsia="Arial" w:hAnsi="Arial"/>
@@ -22515,7 +23040,7 @@
               <w:spacing w:after="10" w:before="0"/>
               <w:ind w:left="120"/>
             </w:pPr>
-            <w:hyperlink w:history="1" r:id="rId3ahdr-w3lsfuk4qbbvovc">
+            <w:hyperlink w:history="1" r:id="rId95i8hak2mbqoevgnl-2nh">
               <w:r>
                 <w:rPr>
                   <w:rFonts w:ascii="Arial" w:cs="Arial" w:eastAsia="Arial" w:hAnsi="Arial"/>
@@ -22710,7 +23235,7 @@
             <w:pPr>
               <w:spacing w:after="20" w:before="0"/>
             </w:pPr>
-            <w:hyperlink w:history="1" r:id="rId0sjwmxwlystzjsilzrtva">
+            <w:hyperlink w:history="1" r:id="rIdcflu8cu0d6c56iz7gecmz">
               <w:r>
                 <w:rPr>
                   <w:rFonts w:ascii="Arial" w:cs="Arial" w:eastAsia="Arial" w:hAnsi="Arial"/>
@@ -22743,7 +23268,7 @@
               <w:spacing w:after="10" w:before="0"/>
               <w:ind w:left="120"/>
             </w:pPr>
-            <w:hyperlink w:history="1" r:id="rIdtdh7wytjpkrojcjeiggxu">
+            <w:hyperlink w:history="1" r:id="rId2nznnprprf0iudn-j42yl">
               <w:r>
                 <w:rPr>
                   <w:rFonts w:ascii="Arial" w:cs="Arial" w:eastAsia="Arial" w:hAnsi="Arial"/>
@@ -22788,7 +23313,7 @@
             <w:pPr>
               <w:spacing w:after="20" w:before="0"/>
             </w:pPr>
-            <w:hyperlink w:history="1" r:id="rIdkcgtqnqqx7gbkhhya6s97">
+            <w:hyperlink w:history="1" r:id="rIdkqan3cl3mx5pjkwo4egxa">
               <w:r>
                 <w:rPr>
                   <w:rFonts w:ascii="Arial" w:cs="Arial" w:eastAsia="Arial" w:hAnsi="Arial"/>
@@ -22821,7 +23346,7 @@
               <w:spacing w:after="10" w:before="0"/>
               <w:ind w:left="120"/>
             </w:pPr>
-            <w:hyperlink w:history="1" r:id="rIdckhylabepzx7qnqh3kevb">
+            <w:hyperlink w:history="1" r:id="rIdz9orjoixz01etc7toa03n">
               <w:r>
                 <w:rPr>
                   <w:rFonts w:ascii="Arial" w:cs="Arial" w:eastAsia="Arial" w:hAnsi="Arial"/>
@@ -23016,7 +23541,7 @@
             <w:pPr>
               <w:spacing w:after="20" w:before="0"/>
             </w:pPr>
-            <w:hyperlink w:history="1" r:id="rIddjrwcepooruqvdip-u_ap">
+            <w:hyperlink w:history="1" r:id="rIdn4apibkflzinqsixpkweb">
               <w:r>
                 <w:rPr>
                   <w:rFonts w:ascii="Arial" w:cs="Arial" w:eastAsia="Arial" w:hAnsi="Arial"/>
@@ -23049,7 +23574,7 @@
               <w:spacing w:after="10" w:before="0"/>
               <w:ind w:left="120"/>
             </w:pPr>
-            <w:hyperlink w:history="1" r:id="rIdwif71l5kzht26e_uwluhq">
+            <w:hyperlink w:history="1" r:id="rIdbmf0dr8pqxu95eexegs06">
               <w:r>
                 <w:rPr>
                   <w:rFonts w:ascii="Arial" w:cs="Arial" w:eastAsia="Arial" w:hAnsi="Arial"/>
@@ -23094,7 +23619,7 @@
             <w:pPr>
               <w:spacing w:after="20" w:before="0"/>
             </w:pPr>
-            <w:hyperlink w:history="1" r:id="rIdbfasngyxvgpo36_yid0td">
+            <w:hyperlink w:history="1" r:id="rIdzrloyzb9nrkqurebdtkre">
               <w:r>
                 <w:rPr>
                   <w:rFonts w:ascii="Arial" w:cs="Arial" w:eastAsia="Arial" w:hAnsi="Arial"/>
@@ -23127,7 +23652,7 @@
               <w:spacing w:after="10" w:before="0"/>
               <w:ind w:left="120"/>
             </w:pPr>
-            <w:hyperlink w:history="1" r:id="rIdievesqekefcxatmxm0xkw">
+            <w:hyperlink w:history="1" r:id="rIdftenyg8vufxe_wnagh9ct">
               <w:r>
                 <w:rPr>
                   <w:rFonts w:ascii="Arial" w:cs="Arial" w:eastAsia="Arial" w:hAnsi="Arial"/>
@@ -23623,6 +24148,65 @@
         </w:tc>
       </w:tr>
     </w:tbl>
+    <w:p>
+      <w:pPr>
+        <w:pBdr>
+          <w:top w:val="single" w:color="BBBBBB" w:sz="4" w:space="4"/>
+        </w:pBdr>
+        <w:spacing w:after="0" w:before="160"/>
+      </w:pPr>
+      <w:r>
+        <w:rPr>
+          <w:rFonts w:ascii="Arial" w:cs="Arial" w:eastAsia="Arial" w:hAnsi="Arial"/>
+          <w:color w:val="666666"/>
+          <w:sz w:val="14"/>
+          <w:szCs w:val="14"/>
+        </w:rPr>
+        <w:t xml:space="preserve">© 2026 SeaVuria and ARES. Aligned with KICD objectives. Developed by SeaVuria; technical implementation by ARES (with AI assistance from Claude). Licensed under </w:t>
+      </w:r>
+      <w:hyperlink w:history="1" r:id="rIdgfwj2anja3uszfazvirrz">
+        <w:r>
+          <w:rPr>
+            <w:rFonts w:ascii="Arial" w:cs="Arial" w:eastAsia="Arial" w:hAnsi="Arial"/>
+            <w:color w:val="1F6B75"/>
+            <w:sz w:val="14"/>
+            <w:szCs w:val="14"/>
+            <w:u w:val="single" w:color="1F6B75"/>
+          </w:rPr>
+          <w:t xml:space="preserve">CC BY-NC 4.0</w:t>
+        </w:r>
+      </w:hyperlink>
+      <w:r>
+        <w:rPr>
+          <w:rFonts w:ascii="Arial" w:cs="Arial" w:eastAsia="Arial" w:hAnsi="Arial"/>
+          <w:color w:val="666666"/>
+          <w:sz w:val="14"/>
+          <w:szCs w:val="14"/>
+        </w:rPr>
+        <w:t xml:space="preserve"> (</w:t>
+      </w:r>
+      <w:hyperlink w:history="1" r:id="rIdfn1cx0yfgsx5ti3ub4nvp">
+        <w:r>
+          <w:rPr>
+            <w:rFonts w:ascii="Arial" w:cs="Arial" w:eastAsia="Arial" w:hAnsi="Arial"/>
+            <w:color w:val="1F6B75"/>
+            <w:sz w:val="14"/>
+            <w:szCs w:val="14"/>
+            <w:u w:val="single" w:color="1F6B75"/>
+          </w:rPr>
+          <w:t xml:space="preserve">https://creativecommons.org/licenses/by-nc/4.0/</w:t>
+        </w:r>
+      </w:hyperlink>
+      <w:r>
+        <w:rPr>
+          <w:rFonts w:ascii="Arial" w:cs="Arial" w:eastAsia="Arial" w:hAnsi="Arial"/>
+          <w:color w:val="666666"/>
+          <w:sz w:val="14"/>
+          <w:szCs w:val="14"/>
+        </w:rPr>
+        <w:t xml:space="preserve">).</w:t>
+      </w:r>
+    </w:p>
     <w:p>
       <w:r>
         <w:br w:type="page"/>
@@ -24614,7 +25198,7 @@
             <w:pPr>
               <w:spacing w:after="20" w:before="0"/>
             </w:pPr>
-            <w:hyperlink w:history="1" r:id="rIdrf1xoqhckqxmi6dyjzdib">
+            <w:hyperlink w:history="1" r:id="rIdyrpcndstsextqrsl5jx3l">
               <w:r>
                 <w:rPr>
                   <w:rFonts w:ascii="Arial" w:cs="Arial" w:eastAsia="Arial" w:hAnsi="Arial"/>
@@ -24647,7 +25231,7 @@
               <w:spacing w:after="10" w:before="0"/>
               <w:ind w:left="120"/>
             </w:pPr>
-            <w:hyperlink w:history="1" r:id="rIdtl-wlmse77ozaxh2mah1w">
+            <w:hyperlink w:history="1" r:id="rIdyuqqiis9hpqcihh64-llf">
               <w:r>
                 <w:rPr>
                   <w:rFonts w:ascii="Arial" w:cs="Arial" w:eastAsia="Arial" w:hAnsi="Arial"/>
@@ -24692,7 +25276,7 @@
             <w:pPr>
               <w:spacing w:after="20" w:before="0"/>
             </w:pPr>
-            <w:hyperlink w:history="1" r:id="rIdudon1fr__hhdsscs-3uum">
+            <w:hyperlink w:history="1" r:id="rIdono0irlcmsrltvdwu2hqn">
               <w:r>
                 <w:rPr>
                   <w:rFonts w:ascii="Arial" w:cs="Arial" w:eastAsia="Arial" w:hAnsi="Arial"/>
@@ -24725,7 +25309,7 @@
               <w:spacing w:after="10" w:before="0"/>
               <w:ind w:left="120"/>
             </w:pPr>
-            <w:hyperlink w:history="1" r:id="rIdj1b0svoc7jtjmvy9sxp2i">
+            <w:hyperlink w:history="1" r:id="rId3fpsx9msmd91k8ruwcp69">
               <w:r>
                 <w:rPr>
                   <w:rFonts w:ascii="Arial" w:cs="Arial" w:eastAsia="Arial" w:hAnsi="Arial"/>
@@ -24920,7 +25504,7 @@
             <w:pPr>
               <w:spacing w:after="20" w:before="0"/>
             </w:pPr>
-            <w:hyperlink w:history="1" r:id="rId1ugo8k0junmvevejhvkgn">
+            <w:hyperlink w:history="1" r:id="rIdwkk8dwedycoqfwqno7rmp">
               <w:r>
                 <w:rPr>
                   <w:rFonts w:ascii="Arial" w:cs="Arial" w:eastAsia="Arial" w:hAnsi="Arial"/>
@@ -24953,7 +25537,7 @@
               <w:spacing w:after="10" w:before="0"/>
               <w:ind w:left="120"/>
             </w:pPr>
-            <w:hyperlink w:history="1" r:id="rId4y0af3wj1liekbbw-r7z9">
+            <w:hyperlink w:history="1" r:id="rId8yv2eofpfqcq6uw_7lrgw">
               <w:r>
                 <w:rPr>
                   <w:rFonts w:ascii="Arial" w:cs="Arial" w:eastAsia="Arial" w:hAnsi="Arial"/>
@@ -24998,7 +25582,7 @@
             <w:pPr>
               <w:spacing w:after="20" w:before="0"/>
             </w:pPr>
-            <w:hyperlink w:history="1" r:id="rIdskl0tpr8rhnpuodnsyfe_">
+            <w:hyperlink w:history="1" r:id="rId5edvhqszjqrsbwpeggs7d">
               <w:r>
                 <w:rPr>
                   <w:rFonts w:ascii="Arial" w:cs="Arial" w:eastAsia="Arial" w:hAnsi="Arial"/>
@@ -25031,7 +25615,7 @@
               <w:spacing w:after="10" w:before="0"/>
               <w:ind w:left="120"/>
             </w:pPr>
-            <w:hyperlink w:history="1" r:id="rIdyrcphz-srmktelailngmz">
+            <w:hyperlink w:history="1" r:id="rIdufl1ke6twmjekfotbutmw">
               <w:r>
                 <w:rPr>
                   <w:rFonts w:ascii="Arial" w:cs="Arial" w:eastAsia="Arial" w:hAnsi="Arial"/>
@@ -25226,7 +25810,7 @@
             <w:pPr>
               <w:spacing w:after="20" w:before="0"/>
             </w:pPr>
-            <w:hyperlink w:history="1" r:id="rIdpxc7223gwo54fudpo6hsa">
+            <w:hyperlink w:history="1" r:id="rId9hoqldkoghf-5nkbngxpx">
               <w:r>
                 <w:rPr>
                   <w:rFonts w:ascii="Arial" w:cs="Arial" w:eastAsia="Arial" w:hAnsi="Arial"/>
@@ -25259,7 +25843,7 @@
               <w:spacing w:after="10" w:before="0"/>
               <w:ind w:left="120"/>
             </w:pPr>
-            <w:hyperlink w:history="1" r:id="rId-t6hikrdh6tix9r4gao_p">
+            <w:hyperlink w:history="1" r:id="rIdnlsrfztxu_xygue8nmgmu">
               <w:r>
                 <w:rPr>
                   <w:rFonts w:ascii="Arial" w:cs="Arial" w:eastAsia="Arial" w:hAnsi="Arial"/>
@@ -25304,7 +25888,7 @@
             <w:pPr>
               <w:spacing w:after="20" w:before="0"/>
             </w:pPr>
-            <w:hyperlink w:history="1" r:id="rId56xnmd0vmbql0ijcawtnv">
+            <w:hyperlink w:history="1" r:id="rId4enoxtmwqlkdf8xgwvbil">
               <w:r>
                 <w:rPr>
                   <w:rFonts w:ascii="Arial" w:cs="Arial" w:eastAsia="Arial" w:hAnsi="Arial"/>
@@ -25337,7 +25921,7 @@
               <w:spacing w:after="10" w:before="0"/>
               <w:ind w:left="120"/>
             </w:pPr>
-            <w:hyperlink w:history="1" r:id="rIdofq0xqehdyk33-nlmyayj">
+            <w:hyperlink w:history="1" r:id="rIdvs_c2gkys1jxwp-zb8r6k">
               <w:r>
                 <w:rPr>
                   <w:rFonts w:ascii="Arial" w:cs="Arial" w:eastAsia="Arial" w:hAnsi="Arial"/>
@@ -25532,7 +26116,7 @@
             <w:pPr>
               <w:spacing w:after="20" w:before="0"/>
             </w:pPr>
-            <w:hyperlink w:history="1" r:id="rIdchjmx4tkibvee0kr87cl7">
+            <w:hyperlink w:history="1" r:id="rIdynx6bohqhvgryomacq-9w">
               <w:r>
                 <w:rPr>
                   <w:rFonts w:ascii="Arial" w:cs="Arial" w:eastAsia="Arial" w:hAnsi="Arial"/>
@@ -25565,7 +26149,7 @@
               <w:spacing w:after="10" w:before="0"/>
               <w:ind w:left="120"/>
             </w:pPr>
-            <w:hyperlink w:history="1" r:id="rIdaue1o0pka6bhfzrpj48az">
+            <w:hyperlink w:history="1" r:id="rIdg0dkswlwpaamx3v_yeobt">
               <w:r>
                 <w:rPr>
                   <w:rFonts w:ascii="Arial" w:cs="Arial" w:eastAsia="Arial" w:hAnsi="Arial"/>
@@ -25610,7 +26194,7 @@
             <w:pPr>
               <w:spacing w:after="20" w:before="0"/>
             </w:pPr>
-            <w:hyperlink w:history="1" r:id="rIdrmaxksz1of9sh-8ic5ndx">
+            <w:hyperlink w:history="1" r:id="rId3gllc7nsc0-aotilm029l">
               <w:r>
                 <w:rPr>
                   <w:rFonts w:ascii="Arial" w:cs="Arial" w:eastAsia="Arial" w:hAnsi="Arial"/>
@@ -25643,7 +26227,7 @@
               <w:spacing w:after="10" w:before="0"/>
               <w:ind w:left="120"/>
             </w:pPr>
-            <w:hyperlink w:history="1" r:id="rIdt4hujgasvkbc_j9wssdjr">
+            <w:hyperlink w:history="1" r:id="rIdtf4pstsldtv--umql8hbd">
               <w:r>
                 <w:rPr>
                   <w:rFonts w:ascii="Arial" w:cs="Arial" w:eastAsia="Arial" w:hAnsi="Arial"/>
@@ -25838,7 +26422,7 @@
             <w:pPr>
               <w:spacing w:after="20" w:before="0"/>
             </w:pPr>
-            <w:hyperlink w:history="1" r:id="rId4tnlmag1inedwkx1r4q-6">
+            <w:hyperlink w:history="1" r:id="rIdqec6utgywooe7t1huhznf">
               <w:r>
                 <w:rPr>
                   <w:rFonts w:ascii="Arial" w:cs="Arial" w:eastAsia="Arial" w:hAnsi="Arial"/>
@@ -25871,7 +26455,7 @@
               <w:spacing w:after="10" w:before="0"/>
               <w:ind w:left="120"/>
             </w:pPr>
-            <w:hyperlink w:history="1" r:id="rIdv2ucgmq8uecwrtlvsgmzg">
+            <w:hyperlink w:history="1" r:id="rIdpa4kd3s0lc_l-lto4rwah">
               <w:r>
                 <w:rPr>
                   <w:rFonts w:ascii="Arial" w:cs="Arial" w:eastAsia="Arial" w:hAnsi="Arial"/>
@@ -25916,7 +26500,7 @@
             <w:pPr>
               <w:spacing w:after="20" w:before="0"/>
             </w:pPr>
-            <w:hyperlink w:history="1" r:id="rId4gswb2_hroeqesnssbscl">
+            <w:hyperlink w:history="1" r:id="rId2kaat9xtwyvqg7kdoxzpl">
               <w:r>
                 <w:rPr>
                   <w:rFonts w:ascii="Arial" w:cs="Arial" w:eastAsia="Arial" w:hAnsi="Arial"/>
@@ -25949,7 +26533,7 @@
               <w:spacing w:after="10" w:before="0"/>
               <w:ind w:left="120"/>
             </w:pPr>
-            <w:hyperlink w:history="1" r:id="rIddcblpsjnnsq2g2xixzulx">
+            <w:hyperlink w:history="1" r:id="rIdgi2cwincikzyjnwog4yp2">
               <w:r>
                 <w:rPr>
                   <w:rFonts w:ascii="Arial" w:cs="Arial" w:eastAsia="Arial" w:hAnsi="Arial"/>
@@ -26445,6 +27029,65 @@
         </w:tc>
       </w:tr>
     </w:tbl>
+    <w:p>
+      <w:pPr>
+        <w:pBdr>
+          <w:top w:val="single" w:color="BBBBBB" w:sz="4" w:space="4"/>
+        </w:pBdr>
+        <w:spacing w:after="0" w:before="160"/>
+      </w:pPr>
+      <w:r>
+        <w:rPr>
+          <w:rFonts w:ascii="Arial" w:cs="Arial" w:eastAsia="Arial" w:hAnsi="Arial"/>
+          <w:color w:val="666666"/>
+          <w:sz w:val="14"/>
+          <w:szCs w:val="14"/>
+        </w:rPr>
+        <w:t xml:space="preserve">© 2026 SeaVuria and ARES. Aligned with KICD objectives. Developed by SeaVuria; technical implementation by ARES (with AI assistance from Claude). Licensed under </w:t>
+      </w:r>
+      <w:hyperlink w:history="1" r:id="rIdjzamht-n7y6fodguz0swq">
+        <w:r>
+          <w:rPr>
+            <w:rFonts w:ascii="Arial" w:cs="Arial" w:eastAsia="Arial" w:hAnsi="Arial"/>
+            <w:color w:val="1F6B75"/>
+            <w:sz w:val="14"/>
+            <w:szCs w:val="14"/>
+            <w:u w:val="single" w:color="1F6B75"/>
+          </w:rPr>
+          <w:t xml:space="preserve">CC BY-NC 4.0</w:t>
+        </w:r>
+      </w:hyperlink>
+      <w:r>
+        <w:rPr>
+          <w:rFonts w:ascii="Arial" w:cs="Arial" w:eastAsia="Arial" w:hAnsi="Arial"/>
+          <w:color w:val="666666"/>
+          <w:sz w:val="14"/>
+          <w:szCs w:val="14"/>
+        </w:rPr>
+        <w:t xml:space="preserve"> (</w:t>
+      </w:r>
+      <w:hyperlink w:history="1" r:id="rIdohbza19lfdh1vpyfnvtcj">
+        <w:r>
+          <w:rPr>
+            <w:rFonts w:ascii="Arial" w:cs="Arial" w:eastAsia="Arial" w:hAnsi="Arial"/>
+            <w:color w:val="1F6B75"/>
+            <w:sz w:val="14"/>
+            <w:szCs w:val="14"/>
+            <w:u w:val="single" w:color="1F6B75"/>
+          </w:rPr>
+          <w:t xml:space="preserve">https://creativecommons.org/licenses/by-nc/4.0/</w:t>
+        </w:r>
+      </w:hyperlink>
+      <w:r>
+        <w:rPr>
+          <w:rFonts w:ascii="Arial" w:cs="Arial" w:eastAsia="Arial" w:hAnsi="Arial"/>
+          <w:color w:val="666666"/>
+          <w:sz w:val="14"/>
+          <w:szCs w:val="14"/>
+        </w:rPr>
+        <w:t xml:space="preserve">).</w:t>
+      </w:r>
+    </w:p>
     <w:p>
       <w:r>
         <w:br w:type="page"/>

--- a/data/outputs/v2/Maths/SS1.4_Congruence/Mathematics_Congruence_CBE_LessonSequence.docx
+++ b/data/outputs/v2/Maths/SS1.4_Congruence/Mathematics_Congruence_CBE_LessonSequence.docx
@@ -38,6 +38,2296 @@
           <w:szCs w:val="22"/>
         </w:rPr>
         <w:t xml:space="preserve">CBE Phenomenon-Driven Lesson Sequence — Sub-Strand 1.4 (8 Lessons)</w:t>
+      </w:r>
+    </w:p>
+    <w:p>
+      <w:pPr>
+        <w:spacing w:after="120"/>
+      </w:pPr>
+      <w:r>
+        <w:t xml:space="preserve"/>
+      </w:r>
+    </w:p>
+    <w:tbl>
+      <w:tblPr>
+        <w:tblW w:type="dxa" w:w="13680"/>
+        <w:tblBorders>
+          <w:top w:val="single" w:color="AAAAAA" w:sz="4"/>
+          <w:left w:val="single" w:color="AAAAAA" w:sz="4"/>
+          <w:bottom w:val="single" w:color="AAAAAA" w:sz="4"/>
+          <w:right w:val="single" w:color="AAAAAA" w:sz="4"/>
+          <w:insideH w:val="single" w:color="auto" w:sz="4"/>
+          <w:insideV w:val="single" w:color="auto" w:sz="4"/>
+        </w:tblBorders>
+        <w:tblLayout w:type="fixed"/>
+      </w:tblPr>
+      <w:tblGrid>
+        <w:gridCol w:w="3000"/>
+        <w:gridCol w:w="10680"/>
+      </w:tblGrid>
+      <w:tr>
+        <w:tc>
+          <w:tcPr>
+            <w:tcW w:type="dxa" w:w="13680"/>
+            <w:gridSpan w:val="2"/>
+            <w:shd w:fill="1F3864" w:color="auto" w:val="clear"/>
+            <w:tcMar>
+              <w:top w:type="dxa" w:w="60"/>
+              <w:left w:type="dxa" w:w="120"/>
+              <w:bottom w:type="dxa" w:w="60"/>
+              <w:right w:type="dxa" w:w="120"/>
+            </w:tcMar>
+            <w:vAlign w:val="top"/>
+          </w:tcPr>
+          <w:p>
+            <w:pPr>
+              <w:spacing w:after="40" w:before="0"/>
+              <w:jc w:val="center"/>
+            </w:pPr>
+            <w:r>
+              <w:rPr>
+                <w:rFonts w:ascii="Arial" w:cs="Arial" w:eastAsia="Arial" w:hAnsi="Arial"/>
+                <w:b/>
+                <w:bCs/>
+                <w:i w:val="false"/>
+                <w:iCs w:val="false"/>
+                <w:color w:val="FFFFFF"/>
+                <w:sz w:val="22"/>
+                <w:szCs w:val="22"/>
+              </w:rPr>
+              <w:t xml:space="preserve">SUB-STRAND OVERVIEW</w:t>
+            </w:r>
+          </w:p>
+        </w:tc>
+      </w:tr>
+      <w:tr>
+        <w:tc>
+          <w:tcPr>
+            <w:tcW w:type="dxa" w:w="3000"/>
+            <w:shd w:fill="D5E8F0" w:color="auto" w:val="clear"/>
+            <w:tcMar>
+              <w:top w:type="dxa" w:w="60"/>
+              <w:left w:type="dxa" w:w="120"/>
+              <w:bottom w:type="dxa" w:w="60"/>
+              <w:right w:type="dxa" w:w="120"/>
+            </w:tcMar>
+            <w:vAlign w:val="top"/>
+          </w:tcPr>
+          <w:p>
+            <w:pPr>
+              <w:spacing w:after="40" w:before="0"/>
+              <w:jc w:val="left"/>
+            </w:pPr>
+            <w:r>
+              <w:rPr>
+                <w:rFonts w:ascii="Arial" w:cs="Arial" w:eastAsia="Arial" w:hAnsi="Arial"/>
+                <w:b/>
+                <w:bCs/>
+                <w:i w:val="false"/>
+                <w:iCs w:val="false"/>
+                <w:color w:val="000000"/>
+                <w:sz w:val="18"/>
+                <w:szCs w:val="18"/>
+              </w:rPr>
+              <w:t xml:space="preserve">Grade Level</w:t>
+            </w:r>
+          </w:p>
+        </w:tc>
+        <w:tc>
+          <w:tcPr>
+            <w:tcW w:type="dxa" w:w="10680"/>
+            <w:shd w:fill="FFFFFF" w:color="auto" w:val="clear"/>
+            <w:tcMar>
+              <w:top w:type="dxa" w:w="60"/>
+              <w:left w:type="dxa" w:w="120"/>
+              <w:bottom w:type="dxa" w:w="60"/>
+              <w:right w:type="dxa" w:w="120"/>
+            </w:tcMar>
+            <w:vAlign w:val="top"/>
+          </w:tcPr>
+          <w:p>
+            <w:pPr>
+              <w:spacing w:after="40" w:before="0"/>
+              <w:jc w:val="left"/>
+            </w:pPr>
+            <w:r>
+              <w:rPr>
+                <w:rFonts w:ascii="Arial" w:cs="Arial" w:eastAsia="Arial" w:hAnsi="Arial"/>
+                <w:b w:val="false"/>
+                <w:bCs w:val="false"/>
+                <w:i w:val="false"/>
+                <w:iCs w:val="false"/>
+                <w:color w:val="000000"/>
+                <w:sz w:val="18"/>
+                <w:szCs w:val="18"/>
+              </w:rPr>
+              <w:t xml:space="preserve">10</w:t>
+            </w:r>
+          </w:p>
+        </w:tc>
+      </w:tr>
+      <w:tr>
+        <w:tc>
+          <w:tcPr>
+            <w:tcW w:type="dxa" w:w="3000"/>
+            <w:shd w:fill="D5E8F0" w:color="auto" w:val="clear"/>
+            <w:tcMar>
+              <w:top w:type="dxa" w:w="60"/>
+              <w:left w:type="dxa" w:w="120"/>
+              <w:bottom w:type="dxa" w:w="60"/>
+              <w:right w:type="dxa" w:w="120"/>
+            </w:tcMar>
+            <w:vAlign w:val="top"/>
+          </w:tcPr>
+          <w:p>
+            <w:pPr>
+              <w:spacing w:after="40" w:before="0"/>
+              <w:jc w:val="left"/>
+            </w:pPr>
+            <w:r>
+              <w:rPr>
+                <w:rFonts w:ascii="Arial" w:cs="Arial" w:eastAsia="Arial" w:hAnsi="Arial"/>
+                <w:b/>
+                <w:bCs/>
+                <w:i w:val="false"/>
+                <w:iCs w:val="false"/>
+                <w:color w:val="000000"/>
+                <w:sz w:val="18"/>
+                <w:szCs w:val="18"/>
+              </w:rPr>
+              <w:t xml:space="preserve">Subject</w:t>
+            </w:r>
+          </w:p>
+        </w:tc>
+        <w:tc>
+          <w:tcPr>
+            <w:tcW w:type="dxa" w:w="10680"/>
+            <w:shd w:fill="FFFFFF" w:color="auto" w:val="clear"/>
+            <w:tcMar>
+              <w:top w:type="dxa" w:w="60"/>
+              <w:left w:type="dxa" w:w="120"/>
+              <w:bottom w:type="dxa" w:w="60"/>
+              <w:right w:type="dxa" w:w="120"/>
+            </w:tcMar>
+            <w:vAlign w:val="top"/>
+          </w:tcPr>
+          <w:p>
+            <w:pPr>
+              <w:spacing w:after="40" w:before="0"/>
+              <w:jc w:val="left"/>
+            </w:pPr>
+            <w:r>
+              <w:rPr>
+                <w:rFonts w:ascii="Arial" w:cs="Arial" w:eastAsia="Arial" w:hAnsi="Arial"/>
+                <w:b w:val="false"/>
+                <w:bCs w:val="false"/>
+                <w:i w:val="false"/>
+                <w:iCs w:val="false"/>
+                <w:color w:val="000000"/>
+                <w:sz w:val="18"/>
+                <w:szCs w:val="18"/>
+              </w:rPr>
+              <w:t xml:space="preserve">Mathematics</w:t>
+            </w:r>
+          </w:p>
+        </w:tc>
+      </w:tr>
+      <w:tr>
+        <w:tc>
+          <w:tcPr>
+            <w:tcW w:type="dxa" w:w="3000"/>
+            <w:shd w:fill="D5E8F0" w:color="auto" w:val="clear"/>
+            <w:tcMar>
+              <w:top w:type="dxa" w:w="60"/>
+              <w:left w:type="dxa" w:w="120"/>
+              <w:bottom w:type="dxa" w:w="60"/>
+              <w:right w:type="dxa" w:w="120"/>
+            </w:tcMar>
+            <w:vAlign w:val="top"/>
+          </w:tcPr>
+          <w:p>
+            <w:pPr>
+              <w:spacing w:after="40" w:before="0"/>
+              <w:jc w:val="left"/>
+            </w:pPr>
+            <w:r>
+              <w:rPr>
+                <w:rFonts w:ascii="Arial" w:cs="Arial" w:eastAsia="Arial" w:hAnsi="Arial"/>
+                <w:b/>
+                <w:bCs/>
+                <w:i w:val="false"/>
+                <w:iCs w:val="false"/>
+                <w:color w:val="000000"/>
+                <w:sz w:val="18"/>
+                <w:szCs w:val="18"/>
+              </w:rPr>
+              <w:t xml:space="preserve">Strand</w:t>
+            </w:r>
+          </w:p>
+        </w:tc>
+        <w:tc>
+          <w:tcPr>
+            <w:tcW w:type="dxa" w:w="10680"/>
+            <w:shd w:fill="FFFFFF" w:color="auto" w:val="clear"/>
+            <w:tcMar>
+              <w:top w:type="dxa" w:w="60"/>
+              <w:left w:type="dxa" w:w="120"/>
+              <w:bottom w:type="dxa" w:w="60"/>
+              <w:right w:type="dxa" w:w="120"/>
+            </w:tcMar>
+            <w:vAlign w:val="top"/>
+          </w:tcPr>
+          <w:p>
+            <w:pPr>
+              <w:spacing w:after="40" w:before="0"/>
+              <w:jc w:val="left"/>
+            </w:pPr>
+            <w:r>
+              <w:rPr>
+                <w:rFonts w:ascii="Arial" w:cs="Arial" w:eastAsia="Arial" w:hAnsi="Arial"/>
+                <w:b w:val="false"/>
+                <w:bCs w:val="false"/>
+                <w:i w:val="false"/>
+                <w:iCs w:val="false"/>
+                <w:color w:val="000000"/>
+                <w:sz w:val="18"/>
+                <w:szCs w:val="18"/>
+              </w:rPr>
+              <w:t xml:space="preserve">Strand 1.0: Numbers</w:t>
+            </w:r>
+          </w:p>
+        </w:tc>
+      </w:tr>
+      <w:tr>
+        <w:tc>
+          <w:tcPr>
+            <w:tcW w:type="dxa" w:w="3000"/>
+            <w:shd w:fill="D5E8F0" w:color="auto" w:val="clear"/>
+            <w:tcMar>
+              <w:top w:type="dxa" w:w="60"/>
+              <w:left w:type="dxa" w:w="120"/>
+              <w:bottom w:type="dxa" w:w="60"/>
+              <w:right w:type="dxa" w:w="120"/>
+            </w:tcMar>
+            <w:vAlign w:val="top"/>
+          </w:tcPr>
+          <w:p>
+            <w:pPr>
+              <w:spacing w:after="40" w:before="0"/>
+              <w:jc w:val="left"/>
+            </w:pPr>
+            <w:r>
+              <w:rPr>
+                <w:rFonts w:ascii="Arial" w:cs="Arial" w:eastAsia="Arial" w:hAnsi="Arial"/>
+                <w:b/>
+                <w:bCs/>
+                <w:i w:val="false"/>
+                <w:iCs w:val="false"/>
+                <w:color w:val="000000"/>
+                <w:sz w:val="18"/>
+                <w:szCs w:val="18"/>
+              </w:rPr>
+              <w:t xml:space="preserve">Sub-Strand</w:t>
+            </w:r>
+          </w:p>
+        </w:tc>
+        <w:tc>
+          <w:tcPr>
+            <w:tcW w:type="dxa" w:w="10680"/>
+            <w:shd w:fill="FFFFFF" w:color="auto" w:val="clear"/>
+            <w:tcMar>
+              <w:top w:type="dxa" w:w="60"/>
+              <w:left w:type="dxa" w:w="120"/>
+              <w:bottom w:type="dxa" w:w="60"/>
+              <w:right w:type="dxa" w:w="120"/>
+            </w:tcMar>
+            <w:vAlign w:val="top"/>
+          </w:tcPr>
+          <w:p>
+            <w:pPr>
+              <w:spacing w:after="40" w:before="0"/>
+              <w:jc w:val="left"/>
+            </w:pPr>
+            <w:r>
+              <w:rPr>
+                <w:rFonts w:ascii="Arial" w:cs="Arial" w:eastAsia="Arial" w:hAnsi="Arial"/>
+                <w:b w:val="false"/>
+                <w:bCs w:val="false"/>
+                <w:i w:val="false"/>
+                <w:iCs w:val="false"/>
+                <w:color w:val="000000"/>
+                <w:sz w:val="18"/>
+                <w:szCs w:val="18"/>
+              </w:rPr>
+              <w:t xml:space="preserve">Sub-Strand 1.4: Congruence</w:t>
+            </w:r>
+          </w:p>
+        </w:tc>
+      </w:tr>
+      <w:tr>
+        <w:tc>
+          <w:tcPr>
+            <w:tcW w:type="dxa" w:w="3000"/>
+            <w:shd w:fill="D5E8F0" w:color="auto" w:val="clear"/>
+            <w:tcMar>
+              <w:top w:type="dxa" w:w="60"/>
+              <w:left w:type="dxa" w:w="120"/>
+              <w:bottom w:type="dxa" w:w="60"/>
+              <w:right w:type="dxa" w:w="120"/>
+            </w:tcMar>
+            <w:vAlign w:val="top"/>
+          </w:tcPr>
+          <w:p>
+            <w:pPr>
+              <w:spacing w:after="40" w:before="0"/>
+              <w:jc w:val="left"/>
+            </w:pPr>
+            <w:r>
+              <w:rPr>
+                <w:rFonts w:ascii="Arial" w:cs="Arial" w:eastAsia="Arial" w:hAnsi="Arial"/>
+                <w:b/>
+                <w:bCs/>
+                <w:i w:val="false"/>
+                <w:iCs w:val="false"/>
+                <w:color w:val="000000"/>
+                <w:sz w:val="18"/>
+                <w:szCs w:val="18"/>
+              </w:rPr>
+              <w:t xml:space="preserve">Total Duration</w:t>
+            </w:r>
+          </w:p>
+        </w:tc>
+        <w:tc>
+          <w:tcPr>
+            <w:tcW w:type="dxa" w:w="10680"/>
+            <w:shd w:fill="FFFFFF" w:color="auto" w:val="clear"/>
+            <w:tcMar>
+              <w:top w:type="dxa" w:w="60"/>
+              <w:left w:type="dxa" w:w="120"/>
+              <w:bottom w:type="dxa" w:w="60"/>
+              <w:right w:type="dxa" w:w="120"/>
+            </w:tcMar>
+            <w:vAlign w:val="top"/>
+          </w:tcPr>
+          <w:p>
+            <w:pPr>
+              <w:spacing w:after="40" w:before="0"/>
+              <w:jc w:val="left"/>
+            </w:pPr>
+            <w:r>
+              <w:rPr>
+                <w:rFonts w:ascii="Arial" w:cs="Arial" w:eastAsia="Arial" w:hAnsi="Arial"/>
+                <w:b w:val="false"/>
+                <w:bCs w:val="false"/>
+                <w:i w:val="false"/>
+                <w:iCs w:val="false"/>
+                <w:color w:val="000000"/>
+                <w:sz w:val="18"/>
+                <w:szCs w:val="18"/>
+              </w:rPr>
+              <w:t xml:space="preserve">8 lessons (approximately 16 periods × 40 minutes = 640 minutes)</w:t>
+            </w:r>
+          </w:p>
+        </w:tc>
+      </w:tr>
+      <w:tr>
+        <w:tc>
+          <w:tcPr>
+            <w:tcW w:type="dxa" w:w="3000"/>
+            <w:shd w:fill="D5E8F0" w:color="auto" w:val="clear"/>
+            <w:tcMar>
+              <w:top w:type="dxa" w:w="60"/>
+              <w:left w:type="dxa" w:w="120"/>
+              <w:bottom w:type="dxa" w:w="60"/>
+              <w:right w:type="dxa" w:w="120"/>
+            </w:tcMar>
+            <w:vAlign w:val="top"/>
+          </w:tcPr>
+          <w:p>
+            <w:pPr>
+              <w:spacing w:after="40" w:before="0"/>
+              <w:jc w:val="left"/>
+            </w:pPr>
+            <w:r>
+              <w:rPr>
+                <w:rFonts w:ascii="Arial" w:cs="Arial" w:eastAsia="Arial" w:hAnsi="Arial"/>
+                <w:b/>
+                <w:bCs/>
+                <w:i w:val="false"/>
+                <w:iCs w:val="false"/>
+                <w:color w:val="000000"/>
+                <w:sz w:val="18"/>
+                <w:szCs w:val="18"/>
+              </w:rPr>
+              <w:t xml:space="preserve">Sub-Strand Content</w:t>
+            </w:r>
+          </w:p>
+        </w:tc>
+        <w:tc>
+          <w:tcPr>
+            <w:tcW w:type="dxa" w:w="10680"/>
+            <w:shd w:fill="FFFFFF" w:color="auto" w:val="clear"/>
+            <w:tcMar>
+              <w:top w:type="dxa" w:w="60"/>
+              <w:left w:type="dxa" w:w="120"/>
+              <w:bottom w:type="dxa" w:w="60"/>
+              <w:right w:type="dxa" w:w="120"/>
+            </w:tcMar>
+            <w:vAlign w:val="top"/>
+          </w:tcPr>
+          <w:p>
+            <w:pPr>
+              <w:spacing w:after="30" w:before="0"/>
+              <w:ind w:left="360" w:hanging="180"/>
+              <w:jc w:val="left"/>
+            </w:pPr>
+            <w:r>
+              <w:rPr>
+                <w:rFonts w:ascii="Arial" w:cs="Arial" w:eastAsia="Arial" w:hAnsi="Arial"/>
+                <w:b w:val="false"/>
+                <w:bCs w:val="false"/>
+                <w:i w:val="false"/>
+                <w:iCs w:val="false"/>
+                <w:color w:val="000000"/>
+                <w:sz w:val="18"/>
+                <w:szCs w:val="18"/>
+              </w:rPr>
+              <w:t xml:space="preserve">–  Lines of symmetry: identifying and drawing lines of symmetry in 2D shapes and real-world objects</w:t>
+            </w:r>
+          </w:p>
+          <w:p>
+            <w:pPr>
+              <w:spacing w:after="30" w:before="0"/>
+              <w:ind w:left="360" w:hanging="180"/>
+              <w:jc w:val="left"/>
+            </w:pPr>
+            <w:r>
+              <w:rPr>
+                <w:rFonts w:ascii="Arial" w:cs="Arial" w:eastAsia="Arial" w:hAnsi="Arial"/>
+                <w:b w:val="false"/>
+                <w:bCs w:val="false"/>
+                <w:i w:val="false"/>
+                <w:iCs w:val="false"/>
+                <w:color w:val="000000"/>
+                <w:sz w:val="18"/>
+                <w:szCs w:val="18"/>
+              </w:rPr>
+              <w:t xml:space="preserve">–  Reflection on the Cartesian plane: reflecting points and objects along the x-axis and y-axis</w:t>
+            </w:r>
+          </w:p>
+          <w:p>
+            <w:pPr>
+              <w:spacing w:after="30" w:before="0"/>
+              <w:ind w:left="360" w:hanging="180"/>
+              <w:jc w:val="left"/>
+            </w:pPr>
+            <w:r>
+              <w:rPr>
+                <w:rFonts w:ascii="Arial" w:cs="Arial" w:eastAsia="Arial" w:hAnsi="Arial"/>
+                <w:b w:val="false"/>
+                <w:bCs w:val="false"/>
+                <w:i w:val="false"/>
+                <w:iCs w:val="false"/>
+                <w:color w:val="000000"/>
+                <w:sz w:val="18"/>
+                <w:szCs w:val="18"/>
+              </w:rPr>
+              <w:t xml:space="preserve">–  Reflection along lines parallel to the x-axis and y-axis (e.g., y = k and x = k)</w:t>
+            </w:r>
+          </w:p>
+          <w:p>
+            <w:pPr>
+              <w:spacing w:after="30" w:before="0"/>
+              <w:ind w:left="360" w:hanging="180"/>
+              <w:jc w:val="left"/>
+            </w:pPr>
+            <w:r>
+              <w:rPr>
+                <w:rFonts w:ascii="Arial" w:cs="Arial" w:eastAsia="Arial" w:hAnsi="Arial"/>
+                <w:b w:val="false"/>
+                <w:bCs w:val="false"/>
+                <w:i w:val="false"/>
+                <w:iCs w:val="false"/>
+                <w:color w:val="000000"/>
+                <w:sz w:val="18"/>
+                <w:szCs w:val="18"/>
+              </w:rPr>
+              <w:t xml:space="preserve">–  Reflection along the lines y = x and y = −x</w:t>
+            </w:r>
+          </w:p>
+          <w:p>
+            <w:pPr>
+              <w:spacing w:after="30" w:before="0"/>
+              <w:ind w:left="360" w:hanging="180"/>
+              <w:jc w:val="left"/>
+            </w:pPr>
+            <w:r>
+              <w:rPr>
+                <w:rFonts w:ascii="Arial" w:cs="Arial" w:eastAsia="Arial" w:hAnsi="Arial"/>
+                <w:b w:val="false"/>
+                <w:bCs w:val="false"/>
+                <w:i w:val="false"/>
+                <w:iCs w:val="false"/>
+                <w:color w:val="000000"/>
+                <w:sz w:val="18"/>
+                <w:szCs w:val="18"/>
+              </w:rPr>
+              <w:t xml:space="preserve">–  Finding the equation of a mirror line (line of reflection) given an object and its image</w:t>
+            </w:r>
+          </w:p>
+          <w:p>
+            <w:pPr>
+              <w:spacing w:after="30" w:before="0"/>
+              <w:ind w:left="360" w:hanging="180"/>
+              <w:jc w:val="left"/>
+            </w:pPr>
+            <w:r>
+              <w:rPr>
+                <w:rFonts w:ascii="Arial" w:cs="Arial" w:eastAsia="Arial" w:hAnsi="Arial"/>
+                <w:b w:val="false"/>
+                <w:bCs w:val="false"/>
+                <w:i w:val="false"/>
+                <w:iCs w:val="false"/>
+                <w:color w:val="000000"/>
+                <w:sz w:val="18"/>
+                <w:szCs w:val="18"/>
+              </w:rPr>
+              <w:t xml:space="preserve">–  Congruence: defining and identifying congruent figures; congruence conditions for triangles (SSS, SAS, ASA, AAS, RHS)</w:t>
+            </w:r>
+          </w:p>
+          <w:p>
+            <w:pPr>
+              <w:spacing w:after="30" w:before="0"/>
+              <w:ind w:left="360" w:hanging="180"/>
+              <w:jc w:val="left"/>
+            </w:pPr>
+            <w:r>
+              <w:rPr>
+                <w:rFonts w:ascii="Arial" w:cs="Arial" w:eastAsia="Arial" w:hAnsi="Arial"/>
+                <w:b w:val="false"/>
+                <w:bCs w:val="false"/>
+                <w:i w:val="false"/>
+                <w:iCs w:val="false"/>
+                <w:color w:val="000000"/>
+                <w:sz w:val="18"/>
+                <w:szCs w:val="18"/>
+              </w:rPr>
+              <w:t xml:space="preserve">–  Applications of reflection and congruence in real-life situations (art, architecture, fabric design, nature)</w:t>
+            </w:r>
+          </w:p>
+        </w:tc>
+      </w:tr>
+      <w:tr>
+        <w:tc>
+          <w:tcPr>
+            <w:tcW w:type="dxa" w:w="3000"/>
+            <w:shd w:fill="D5E8F0" w:color="auto" w:val="clear"/>
+            <w:tcMar>
+              <w:top w:type="dxa" w:w="60"/>
+              <w:left w:type="dxa" w:w="120"/>
+              <w:bottom w:type="dxa" w:w="60"/>
+              <w:right w:type="dxa" w:w="120"/>
+            </w:tcMar>
+            <w:vAlign w:val="top"/>
+          </w:tcPr>
+          <w:p>
+            <w:pPr>
+              <w:spacing w:after="40" w:before="0"/>
+              <w:jc w:val="left"/>
+            </w:pPr>
+            <w:r>
+              <w:rPr>
+                <w:rFonts w:ascii="Arial" w:cs="Arial" w:eastAsia="Arial" w:hAnsi="Arial"/>
+                <w:b/>
+                <w:bCs/>
+                <w:i w:val="false"/>
+                <w:iCs w:val="false"/>
+                <w:color w:val="000000"/>
+                <w:sz w:val="18"/>
+                <w:szCs w:val="18"/>
+              </w:rPr>
+              <w:t xml:space="preserve">Learning Outcomes</w:t>
+            </w:r>
+          </w:p>
+        </w:tc>
+        <w:tc>
+          <w:tcPr>
+            <w:tcW w:type="dxa" w:w="10680"/>
+            <w:shd w:fill="FFFFFF" w:color="auto" w:val="clear"/>
+            <w:tcMar>
+              <w:top w:type="dxa" w:w="60"/>
+              <w:left w:type="dxa" w:w="120"/>
+              <w:bottom w:type="dxa" w:w="60"/>
+              <w:right w:type="dxa" w:w="120"/>
+            </w:tcMar>
+            <w:vAlign w:val="top"/>
+          </w:tcPr>
+          <w:p>
+            <w:pPr>
+              <w:spacing w:after="40" w:before="0"/>
+              <w:jc w:val="left"/>
+            </w:pPr>
+            <w:r>
+              <w:rPr>
+                <w:rFonts w:ascii="Arial" w:cs="Arial" w:eastAsia="Arial" w:hAnsi="Arial"/>
+                <w:b w:val="false"/>
+                <w:bCs w:val="false"/>
+                <w:i w:val="false"/>
+                <w:iCs w:val="false"/>
+                <w:color w:val="000000"/>
+                <w:sz w:val="18"/>
+                <w:szCs w:val="18"/>
+              </w:rPr>
+              <w:t xml:space="preserve">By the end of the sub-strand, the learner should be able to:</w:t>
+            </w:r>
+          </w:p>
+          <w:p>
+            <w:pPr>
+              <w:spacing w:after="40" w:before="0"/>
+              <w:jc w:val="left"/>
+            </w:pPr>
+            <w:r>
+              <w:rPr>
+                <w:rFonts w:ascii="Arial" w:cs="Arial" w:eastAsia="Arial" w:hAnsi="Arial"/>
+                <w:b w:val="false"/>
+                <w:bCs w:val="false"/>
+                <w:i w:val="false"/>
+                <w:iCs w:val="false"/>
+                <w:color w:val="000000"/>
+                <w:sz w:val="18"/>
+                <w:szCs w:val="18"/>
+              </w:rPr>
+              <w:t xml:space="preserve">a) identify and draw lines of symmetry in two-dimensional shapes and real-world objects found in Kenyan contexts;</w:t>
+            </w:r>
+          </w:p>
+          <w:p>
+            <w:pPr>
+              <w:spacing w:after="40" w:before="0"/>
+              <w:jc w:val="left"/>
+            </w:pPr>
+            <w:r>
+              <w:rPr>
+                <w:rFonts w:ascii="Arial" w:cs="Arial" w:eastAsia="Arial" w:hAnsi="Arial"/>
+                <w:b w:val="false"/>
+                <w:bCs w:val="false"/>
+                <w:i w:val="false"/>
+                <w:iCs w:val="false"/>
+                <w:color w:val="000000"/>
+                <w:sz w:val="18"/>
+                <w:szCs w:val="18"/>
+              </w:rPr>
+              <w:t xml:space="preserve">b) reflect points and plane figures on the Cartesian plane along the x-axis, y-axis, lines parallel to the axes, and the lines y = x and y = −x;</w:t>
+            </w:r>
+          </w:p>
+          <w:p>
+            <w:pPr>
+              <w:spacing w:after="40" w:before="0"/>
+              <w:jc w:val="left"/>
+            </w:pPr>
+            <w:r>
+              <w:rPr>
+                <w:rFonts w:ascii="Arial" w:cs="Arial" w:eastAsia="Arial" w:hAnsi="Arial"/>
+                <w:b w:val="false"/>
+                <w:bCs w:val="false"/>
+                <w:i w:val="false"/>
+                <w:iCs w:val="false"/>
+                <w:color w:val="000000"/>
+                <w:sz w:val="18"/>
+                <w:szCs w:val="18"/>
+              </w:rPr>
+              <w:t xml:space="preserve">c) determine the equation of a mirror line given a figure and its reflected image on the Cartesian plane;</w:t>
+            </w:r>
+          </w:p>
+          <w:p>
+            <w:pPr>
+              <w:spacing w:after="40" w:before="0"/>
+              <w:jc w:val="left"/>
+            </w:pPr>
+            <w:r>
+              <w:rPr>
+                <w:rFonts w:ascii="Arial" w:cs="Arial" w:eastAsia="Arial" w:hAnsi="Arial"/>
+                <w:b w:val="false"/>
+                <w:bCs w:val="false"/>
+                <w:i w:val="false"/>
+                <w:iCs w:val="false"/>
+                <w:color w:val="000000"/>
+                <w:sz w:val="18"/>
+                <w:szCs w:val="18"/>
+              </w:rPr>
+              <w:t xml:space="preserve">d) define congruence and apply congruence conditions (SSS, SAS, ASA, AAS, RHS) to identify and prove that two triangles are congruent;</w:t>
+            </w:r>
+          </w:p>
+          <w:p>
+            <w:pPr>
+              <w:spacing w:after="40" w:before="0"/>
+              <w:jc w:val="left"/>
+            </w:pPr>
+            <w:r>
+              <w:rPr>
+                <w:rFonts w:ascii="Arial" w:cs="Arial" w:eastAsia="Arial" w:hAnsi="Arial"/>
+                <w:b w:val="false"/>
+                <w:bCs w:val="false"/>
+                <w:i w:val="false"/>
+                <w:iCs w:val="false"/>
+                <w:color w:val="000000"/>
+                <w:sz w:val="18"/>
+                <w:szCs w:val="18"/>
+              </w:rPr>
+              <w:t xml:space="preserve">e) apply knowledge of reflection and congruence to solve problems in real-life situations such as design, architecture, and nature.</w:t>
+            </w:r>
+          </w:p>
+        </w:tc>
+      </w:tr>
+      <w:tr>
+        <w:tc>
+          <w:tcPr>
+            <w:tcW w:type="dxa" w:w="3000"/>
+            <w:shd w:fill="D5E8F0" w:color="auto" w:val="clear"/>
+            <w:tcMar>
+              <w:top w:type="dxa" w:w="60"/>
+              <w:left w:type="dxa" w:w="120"/>
+              <w:bottom w:type="dxa" w:w="60"/>
+              <w:right w:type="dxa" w:w="120"/>
+            </w:tcMar>
+            <w:vAlign w:val="top"/>
+          </w:tcPr>
+          <w:p>
+            <w:pPr>
+              <w:spacing w:after="40" w:before="0"/>
+              <w:jc w:val="left"/>
+            </w:pPr>
+            <w:r>
+              <w:rPr>
+                <w:rFonts w:ascii="Arial" w:cs="Arial" w:eastAsia="Arial" w:hAnsi="Arial"/>
+                <w:b/>
+                <w:bCs/>
+                <w:i w:val="false"/>
+                <w:iCs w:val="false"/>
+                <w:color w:val="000000"/>
+                <w:sz w:val="18"/>
+                <w:szCs w:val="18"/>
+              </w:rPr>
+              <w:t xml:space="preserve">Core Competencies</w:t>
+            </w:r>
+          </w:p>
+        </w:tc>
+        <w:tc>
+          <w:tcPr>
+            <w:tcW w:type="dxa" w:w="10680"/>
+            <w:shd w:fill="FFFFFF" w:color="auto" w:val="clear"/>
+            <w:tcMar>
+              <w:top w:type="dxa" w:w="60"/>
+              <w:left w:type="dxa" w:w="120"/>
+              <w:bottom w:type="dxa" w:w="60"/>
+              <w:right w:type="dxa" w:w="120"/>
+            </w:tcMar>
+            <w:vAlign w:val="top"/>
+          </w:tcPr>
+          <w:p>
+            <w:pPr>
+              <w:spacing w:after="30" w:before="0"/>
+              <w:ind w:left="360" w:hanging="180"/>
+              <w:jc w:val="left"/>
+            </w:pPr>
+            <w:r>
+              <w:rPr>
+                <w:rFonts w:ascii="Arial" w:cs="Arial" w:eastAsia="Arial" w:hAnsi="Arial"/>
+                <w:b w:val="false"/>
+                <w:bCs w:val="false"/>
+                <w:i w:val="false"/>
+                <w:iCs w:val="false"/>
+                <w:color w:val="000000"/>
+                <w:sz w:val="18"/>
+                <w:szCs w:val="18"/>
+              </w:rPr>
+              <w:t xml:space="preserve">–  Communication and Collaboration: Learners discuss and justify their reasoning about lines of symmetry, reflection transformations, and congruence conditions with peers during group activities and class presentations.</w:t>
+            </w:r>
+          </w:p>
+          <w:p>
+            <w:pPr>
+              <w:spacing w:after="30" w:before="0"/>
+              <w:ind w:left="360" w:hanging="180"/>
+              <w:jc w:val="left"/>
+            </w:pPr>
+            <w:r>
+              <w:rPr>
+                <w:rFonts w:ascii="Arial" w:cs="Arial" w:eastAsia="Arial" w:hAnsi="Arial"/>
+                <w:b w:val="false"/>
+                <w:bCs w:val="false"/>
+                <w:i w:val="false"/>
+                <w:iCs w:val="false"/>
+                <w:color w:val="000000"/>
+                <w:sz w:val="18"/>
+                <w:szCs w:val="18"/>
+              </w:rPr>
+              <w:t xml:space="preserve">–  Critical Thinking and Problem Solving: Learners analyse Cartesian graphs to determine mirror lines, apply congruence conditions to unknown figures, and solve multi-step real-life problems involving reflections.</w:t>
+            </w:r>
+          </w:p>
+          <w:p>
+            <w:pPr>
+              <w:spacing w:after="30" w:before="0"/>
+              <w:ind w:left="360" w:hanging="180"/>
+              <w:jc w:val="left"/>
+            </w:pPr>
+            <w:r>
+              <w:rPr>
+                <w:rFonts w:ascii="Arial" w:cs="Arial" w:eastAsia="Arial" w:hAnsi="Arial"/>
+                <w:b w:val="false"/>
+                <w:bCs w:val="false"/>
+                <w:i w:val="false"/>
+                <w:iCs w:val="false"/>
+                <w:color w:val="000000"/>
+                <w:sz w:val="18"/>
+                <w:szCs w:val="18"/>
+              </w:rPr>
+              <w:t xml:space="preserve">–  Creativity and Imagination: Learners design symmetrical patterns inspired by Kenyan kitenge/ankara fabric, Maasai beadwork, and architectural motifs, applying reflection and congruence principles.</w:t>
+            </w:r>
+          </w:p>
+          <w:p>
+            <w:pPr>
+              <w:spacing w:after="30" w:before="0"/>
+              <w:ind w:left="360" w:hanging="180"/>
+              <w:jc w:val="left"/>
+            </w:pPr>
+            <w:r>
+              <w:rPr>
+                <w:rFonts w:ascii="Arial" w:cs="Arial" w:eastAsia="Arial" w:hAnsi="Arial"/>
+                <w:b w:val="false"/>
+                <w:bCs w:val="false"/>
+                <w:i w:val="false"/>
+                <w:iCs w:val="false"/>
+                <w:color w:val="000000"/>
+                <w:sz w:val="18"/>
+                <w:szCs w:val="18"/>
+              </w:rPr>
+              <w:t xml:space="preserve">–  Digital Literacy: Learners engage with videos and simulations on the ARES platform to observe reflections dynamically, building fluency with digital mathematical tools.</w:t>
+            </w:r>
+          </w:p>
+          <w:p>
+            <w:pPr>
+              <w:spacing w:after="30" w:before="0"/>
+              <w:ind w:left="360" w:hanging="180"/>
+              <w:jc w:val="left"/>
+            </w:pPr>
+            <w:r>
+              <w:rPr>
+                <w:rFonts w:ascii="Arial" w:cs="Arial" w:eastAsia="Arial" w:hAnsi="Arial"/>
+                <w:b w:val="false"/>
+                <w:bCs w:val="false"/>
+                <w:i w:val="false"/>
+                <w:iCs w:val="false"/>
+                <w:color w:val="000000"/>
+                <w:sz w:val="18"/>
+                <w:szCs w:val="18"/>
+              </w:rPr>
+              <w:t xml:space="preserve">–  Self-Efficacy: Learners build confidence by progressing from familiar symmetry (lines of symmetry) to formal congruence proofs, celebrating incremental mastery at each lesson phase.</w:t>
+            </w:r>
+          </w:p>
+        </w:tc>
+      </w:tr>
+      <w:tr>
+        <w:tc>
+          <w:tcPr>
+            <w:tcW w:type="dxa" w:w="3000"/>
+            <w:shd w:fill="E2EFDA" w:color="auto" w:val="clear"/>
+            <w:tcMar>
+              <w:top w:type="dxa" w:w="60"/>
+              <w:left w:type="dxa" w:w="120"/>
+              <w:bottom w:type="dxa" w:w="60"/>
+              <w:right w:type="dxa" w:w="120"/>
+            </w:tcMar>
+            <w:vAlign w:val="top"/>
+          </w:tcPr>
+          <w:p>
+            <w:pPr>
+              <w:spacing w:after="40" w:before="0"/>
+              <w:jc w:val="left"/>
+            </w:pPr>
+            <w:r>
+              <w:rPr>
+                <w:rFonts w:ascii="Arial" w:cs="Arial" w:eastAsia="Arial" w:hAnsi="Arial"/>
+                <w:b/>
+                <w:bCs/>
+                <w:i w:val="false"/>
+                <w:iCs w:val="false"/>
+                <w:color w:val="000000"/>
+                <w:sz w:val="18"/>
+                <w:szCs w:val="18"/>
+              </w:rPr>
+              <w:t xml:space="preserve">Core Values</w:t>
+            </w:r>
+          </w:p>
+        </w:tc>
+        <w:tc>
+          <w:tcPr>
+            <w:tcW w:type="dxa" w:w="10680"/>
+            <w:shd w:fill="FFFFFF" w:color="auto" w:val="clear"/>
+            <w:tcMar>
+              <w:top w:type="dxa" w:w="60"/>
+              <w:left w:type="dxa" w:w="120"/>
+              <w:bottom w:type="dxa" w:w="60"/>
+              <w:right w:type="dxa" w:w="120"/>
+            </w:tcMar>
+            <w:vAlign w:val="top"/>
+          </w:tcPr>
+          <w:p>
+            <w:pPr>
+              <w:spacing w:after="30" w:before="0"/>
+              <w:ind w:left="360" w:hanging="180"/>
+              <w:jc w:val="left"/>
+            </w:pPr>
+            <w:r>
+              <w:rPr>
+                <w:rFonts w:ascii="Arial" w:cs="Arial" w:eastAsia="Arial" w:hAnsi="Arial"/>
+                <w:b w:val="false"/>
+                <w:bCs w:val="false"/>
+                <w:i w:val="false"/>
+                <w:iCs w:val="false"/>
+                <w:color w:val="000000"/>
+                <w:sz w:val="18"/>
+                <w:szCs w:val="18"/>
+              </w:rPr>
+              <w:t xml:space="preserve">–  Respect: Learners appreciate the mathematical beauty found in Kenyan cultural designs (Maasai beadwork, kikoi patterns, mosque architecture in Mombasa) that rely on symmetry and congruence, fostering respect for diverse cultural heritage.</w:t>
+            </w:r>
+          </w:p>
+          <w:p>
+            <w:pPr>
+              <w:spacing w:after="30" w:before="0"/>
+              <w:ind w:left="360" w:hanging="180"/>
+              <w:jc w:val="left"/>
+            </w:pPr>
+            <w:r>
+              <w:rPr>
+                <w:rFonts w:ascii="Arial" w:cs="Arial" w:eastAsia="Arial" w:hAnsi="Arial"/>
+                <w:b w:val="false"/>
+                <w:bCs w:val="false"/>
+                <w:i w:val="false"/>
+                <w:iCs w:val="false"/>
+                <w:color w:val="000000"/>
+                <w:sz w:val="18"/>
+                <w:szCs w:val="18"/>
+              </w:rPr>
+              <w:t xml:space="preserve">–  Responsibility: Learners take ownership of constructing accurate reflections and congruence arguments, understanding that precision in mathematics has real consequences in engineering and design professions.</w:t>
+            </w:r>
+          </w:p>
+          <w:p>
+            <w:pPr>
+              <w:spacing w:after="30" w:before="0"/>
+              <w:ind w:left="360" w:hanging="180"/>
+              <w:jc w:val="left"/>
+            </w:pPr>
+            <w:r>
+              <w:rPr>
+                <w:rFonts w:ascii="Arial" w:cs="Arial" w:eastAsia="Arial" w:hAnsi="Arial"/>
+                <w:b w:val="false"/>
+                <w:bCs w:val="false"/>
+                <w:i w:val="false"/>
+                <w:iCs w:val="false"/>
+                <w:color w:val="000000"/>
+                <w:sz w:val="18"/>
+                <w:szCs w:val="18"/>
+              </w:rPr>
+              <w:t xml:space="preserve">–  Unity: Collaborative group tasks (mirror-line discovery, congruence matching activities) build a sense of shared inquiry and mutual support among learners of varied abilities.</w:t>
+            </w:r>
+          </w:p>
+          <w:p>
+            <w:pPr>
+              <w:spacing w:after="30" w:before="0"/>
+              <w:ind w:left="360" w:hanging="180"/>
+              <w:jc w:val="left"/>
+            </w:pPr>
+            <w:r>
+              <w:rPr>
+                <w:rFonts w:ascii="Arial" w:cs="Arial" w:eastAsia="Arial" w:hAnsi="Arial"/>
+                <w:b w:val="false"/>
+                <w:bCs w:val="false"/>
+                <w:i w:val="false"/>
+                <w:iCs w:val="false"/>
+                <w:color w:val="000000"/>
+                <w:sz w:val="18"/>
+                <w:szCs w:val="18"/>
+              </w:rPr>
+              <w:t xml:space="preserve">–  Integrity: Learners present honest mathematical reasoning and acknowledge errors during model revision, modelling academic integrity in problem-solving.</w:t>
+            </w:r>
+          </w:p>
+        </w:tc>
+      </w:tr>
+      <w:tr>
+        <w:tc>
+          <w:tcPr>
+            <w:tcW w:type="dxa" w:w="3000"/>
+            <w:shd w:fill="D5E8F0" w:color="auto" w:val="clear"/>
+            <w:tcMar>
+              <w:top w:type="dxa" w:w="60"/>
+              <w:left w:type="dxa" w:w="120"/>
+              <w:bottom w:type="dxa" w:w="60"/>
+              <w:right w:type="dxa" w:w="120"/>
+            </w:tcMar>
+            <w:vAlign w:val="top"/>
+          </w:tcPr>
+          <w:p>
+            <w:pPr>
+              <w:spacing w:after="40" w:before="0"/>
+              <w:jc w:val="left"/>
+            </w:pPr>
+            <w:r>
+              <w:rPr>
+                <w:rFonts w:ascii="Arial" w:cs="Arial" w:eastAsia="Arial" w:hAnsi="Arial"/>
+                <w:b/>
+                <w:bCs/>
+                <w:i w:val="false"/>
+                <w:iCs w:val="false"/>
+                <w:color w:val="000000"/>
+                <w:sz w:val="18"/>
+                <w:szCs w:val="18"/>
+              </w:rPr>
+              <w:t xml:space="preserve">Science &amp; Engineering Practices</w:t>
+            </w:r>
+          </w:p>
+        </w:tc>
+        <w:tc>
+          <w:tcPr>
+            <w:tcW w:type="dxa" w:w="10680"/>
+            <w:shd w:fill="FFFFFF" w:color="auto" w:val="clear"/>
+            <w:tcMar>
+              <w:top w:type="dxa" w:w="60"/>
+              <w:left w:type="dxa" w:w="120"/>
+              <w:bottom w:type="dxa" w:w="60"/>
+              <w:right w:type="dxa" w:w="120"/>
+            </w:tcMar>
+            <w:vAlign w:val="top"/>
+          </w:tcPr>
+          <w:p>
+            <w:pPr>
+              <w:spacing w:after="30" w:before="0"/>
+              <w:ind w:left="360" w:hanging="180"/>
+              <w:jc w:val="left"/>
+            </w:pPr>
+            <w:r>
+              <w:rPr>
+                <w:rFonts w:ascii="Arial" w:cs="Arial" w:eastAsia="Arial" w:hAnsi="Arial"/>
+                <w:b w:val="false"/>
+                <w:bCs w:val="false"/>
+                <w:i w:val="false"/>
+                <w:iCs w:val="false"/>
+                <w:color w:val="000000"/>
+                <w:sz w:val="18"/>
+                <w:szCs w:val="18"/>
+              </w:rPr>
+              <w:t xml:space="preserve">–  Asking Questions and Defining Problems: Learners generate questions on the Driving Question Board about why reflected images appear identical yet reversed, and what conditions guarantee two shapes are truly congruent.</w:t>
+            </w:r>
+          </w:p>
+          <w:p>
+            <w:pPr>
+              <w:spacing w:after="30" w:before="0"/>
+              <w:ind w:left="360" w:hanging="180"/>
+              <w:jc w:val="left"/>
+            </w:pPr>
+            <w:r>
+              <w:rPr>
+                <w:rFonts w:ascii="Arial" w:cs="Arial" w:eastAsia="Arial" w:hAnsi="Arial"/>
+                <w:b w:val="false"/>
+                <w:bCs w:val="false"/>
+                <w:i w:val="false"/>
+                <w:iCs w:val="false"/>
+                <w:color w:val="000000"/>
+                <w:sz w:val="18"/>
+                <w:szCs w:val="18"/>
+              </w:rPr>
+              <w:t xml:space="preserve">–  Developing and Using Models: Learners iteratively build and revise Cartesian plane models showing object-image relationships under successive reflections, updating them as new mirror lines are introduced each lesson.</w:t>
+            </w:r>
+          </w:p>
+          <w:p>
+            <w:pPr>
+              <w:spacing w:after="30" w:before="0"/>
+              <w:ind w:left="360" w:hanging="180"/>
+              <w:jc w:val="left"/>
+            </w:pPr>
+            <w:r>
+              <w:rPr>
+                <w:rFonts w:ascii="Arial" w:cs="Arial" w:eastAsia="Arial" w:hAnsi="Arial"/>
+                <w:b w:val="false"/>
+                <w:bCs w:val="false"/>
+                <w:i w:val="false"/>
+                <w:iCs w:val="false"/>
+                <w:color w:val="000000"/>
+                <w:sz w:val="18"/>
+                <w:szCs w:val="18"/>
+              </w:rPr>
+              <w:t xml:space="preserve">–  Planning and Carrying Out Investigations: Learners carry out hands-on mirror-line discovery activities using folded paper, reflective surfaces, and graph-paper constructions to gather evidence about invariant properties under reflection.</w:t>
+            </w:r>
+          </w:p>
+          <w:p>
+            <w:pPr>
+              <w:spacing w:after="30" w:before="0"/>
+              <w:ind w:left="360" w:hanging="180"/>
+              <w:jc w:val="left"/>
+            </w:pPr>
+            <w:r>
+              <w:rPr>
+                <w:rFonts w:ascii="Arial" w:cs="Arial" w:eastAsia="Arial" w:hAnsi="Arial"/>
+                <w:b w:val="false"/>
+                <w:bCs w:val="false"/>
+                <w:i w:val="false"/>
+                <w:iCs w:val="false"/>
+                <w:color w:val="000000"/>
+                <w:sz w:val="18"/>
+                <w:szCs w:val="18"/>
+              </w:rPr>
+              <w:t xml:space="preserve">–  Analysing and Interpreting Data: Learners compare coordinates of objects and images across multiple reflection scenarios, identifying numerical patterns (e.g., (x, y) → (−x, y) for y-axis reflection) to generalise transformation rules.</w:t>
+            </w:r>
+          </w:p>
+          <w:p>
+            <w:pPr>
+              <w:spacing w:after="30" w:before="0"/>
+              <w:ind w:left="360" w:hanging="180"/>
+              <w:jc w:val="left"/>
+            </w:pPr>
+            <w:r>
+              <w:rPr>
+                <w:rFonts w:ascii="Arial" w:cs="Arial" w:eastAsia="Arial" w:hAnsi="Arial"/>
+                <w:b w:val="false"/>
+                <w:bCs w:val="false"/>
+                <w:i w:val="false"/>
+                <w:iCs w:val="false"/>
+                <w:color w:val="000000"/>
+                <w:sz w:val="18"/>
+                <w:szCs w:val="18"/>
+              </w:rPr>
+              <w:t xml:space="preserve">–  Constructing Explanations and Designing Solutions: Learners construct formal congruence arguments using identified conditions and apply them to design symmetrical structures or solve missing-measurement problems.</w:t>
+            </w:r>
+          </w:p>
+          <w:p>
+            <w:pPr>
+              <w:spacing w:after="30" w:before="0"/>
+              <w:ind w:left="360" w:hanging="180"/>
+              <w:jc w:val="left"/>
+            </w:pPr>
+            <w:r>
+              <w:rPr>
+                <w:rFonts w:ascii="Arial" w:cs="Arial" w:eastAsia="Arial" w:hAnsi="Arial"/>
+                <w:b w:val="false"/>
+                <w:bCs w:val="false"/>
+                <w:i w:val="false"/>
+                <w:iCs w:val="false"/>
+                <w:color w:val="000000"/>
+                <w:sz w:val="18"/>
+                <w:szCs w:val="18"/>
+              </w:rPr>
+              <w:t xml:space="preserve">–  Engaging in Argument from Evidence: Learners defend their choice of congruence condition (SSS, SAS, ASA, AAS, or RHS) using measured side and angle evidence, critiquing peers' justifications respectfully.</w:t>
+            </w:r>
+          </w:p>
+        </w:tc>
+      </w:tr>
+      <w:tr>
+        <w:tc>
+          <w:tcPr>
+            <w:tcW w:type="dxa" w:w="3000"/>
+            <w:shd w:fill="FCE4D6" w:color="auto" w:val="clear"/>
+            <w:tcMar>
+              <w:top w:type="dxa" w:w="60"/>
+              <w:left w:type="dxa" w:w="120"/>
+              <w:bottom w:type="dxa" w:w="60"/>
+              <w:right w:type="dxa" w:w="120"/>
+            </w:tcMar>
+            <w:vAlign w:val="top"/>
+          </w:tcPr>
+          <w:p>
+            <w:pPr>
+              <w:spacing w:after="40" w:before="0"/>
+              <w:jc w:val="left"/>
+            </w:pPr>
+            <w:r>
+              <w:rPr>
+                <w:rFonts w:ascii="Arial" w:cs="Arial" w:eastAsia="Arial" w:hAnsi="Arial"/>
+                <w:b/>
+                <w:bCs/>
+                <w:i w:val="false"/>
+                <w:iCs w:val="false"/>
+                <w:color w:val="000000"/>
+                <w:sz w:val="18"/>
+                <w:szCs w:val="18"/>
+              </w:rPr>
+              <w:t xml:space="preserve">Pertinent &amp; Contemporary Issues (PCIs)</w:t>
+            </w:r>
+          </w:p>
+        </w:tc>
+        <w:tc>
+          <w:tcPr>
+            <w:tcW w:type="dxa" w:w="10680"/>
+            <w:shd w:fill="FFFFFF" w:color="auto" w:val="clear"/>
+            <w:tcMar>
+              <w:top w:type="dxa" w:w="60"/>
+              <w:left w:type="dxa" w:w="120"/>
+              <w:bottom w:type="dxa" w:w="60"/>
+              <w:right w:type="dxa" w:w="120"/>
+            </w:tcMar>
+            <w:vAlign w:val="top"/>
+          </w:tcPr>
+          <w:p>
+            <w:pPr>
+              <w:spacing w:after="30" w:before="0"/>
+              <w:ind w:left="360" w:hanging="180"/>
+              <w:jc w:val="left"/>
+            </w:pPr>
+            <w:r>
+              <w:rPr>
+                <w:rFonts w:ascii="Arial" w:cs="Arial" w:eastAsia="Arial" w:hAnsi="Arial"/>
+                <w:b w:val="false"/>
+                <w:bCs w:val="false"/>
+                <w:i w:val="false"/>
+                <w:iCs w:val="false"/>
+                <w:color w:val="000000"/>
+                <w:sz w:val="18"/>
+                <w:szCs w:val="18"/>
+              </w:rPr>
+              <w:t xml:space="preserve">–  Citizenship: Learners explore how symmetry and congruence appear in Kenyan national symbols (the Kenyan flag's symmetry, coat of arms design), connecting mathematics to civic identity and pride.</w:t>
+            </w:r>
+          </w:p>
+          <w:p>
+            <w:pPr>
+              <w:spacing w:after="30" w:before="0"/>
+              <w:ind w:left="360" w:hanging="180"/>
+              <w:jc w:val="left"/>
+            </w:pPr>
+            <w:r>
+              <w:rPr>
+                <w:rFonts w:ascii="Arial" w:cs="Arial" w:eastAsia="Arial" w:hAnsi="Arial"/>
+                <w:b w:val="false"/>
+                <w:bCs w:val="false"/>
+                <w:i w:val="false"/>
+                <w:iCs w:val="false"/>
+                <w:color w:val="000000"/>
+                <w:sz w:val="18"/>
+                <w:szCs w:val="18"/>
+              </w:rPr>
+              <w:t xml:space="preserve">–  Social Cohesion and Peacebuilding: Collaborative tasks that require consensus on correct mirror lines and congruence proofs model peaceful negotiation and shared decision-making.</w:t>
+            </w:r>
+          </w:p>
+          <w:p>
+            <w:pPr>
+              <w:spacing w:after="30" w:before="0"/>
+              <w:ind w:left="360" w:hanging="180"/>
+              <w:jc w:val="left"/>
+            </w:pPr>
+            <w:r>
+              <w:rPr>
+                <w:rFonts w:ascii="Arial" w:cs="Arial" w:eastAsia="Arial" w:hAnsi="Arial"/>
+                <w:b w:val="false"/>
+                <w:bCs w:val="false"/>
+                <w:i w:val="false"/>
+                <w:iCs w:val="false"/>
+                <w:color w:val="000000"/>
+                <w:sz w:val="18"/>
+                <w:szCs w:val="18"/>
+              </w:rPr>
+              <w:t xml:space="preserve">–  Environmental Education: Learners examine symmetry in Kenyan flora and fauna (butterfly wings, Nile tilapia fish, acacia tree silhouettes, Lake Victoria shoreline reflections) to appreciate mathematical order in nature.</w:t>
+            </w:r>
+          </w:p>
+          <w:p>
+            <w:pPr>
+              <w:spacing w:after="30" w:before="0"/>
+              <w:ind w:left="360" w:hanging="180"/>
+              <w:jc w:val="left"/>
+            </w:pPr>
+            <w:r>
+              <w:rPr>
+                <w:rFonts w:ascii="Arial" w:cs="Arial" w:eastAsia="Arial" w:hAnsi="Arial"/>
+                <w:b w:val="false"/>
+                <w:bCs w:val="false"/>
+                <w:i w:val="false"/>
+                <w:iCs w:val="false"/>
+                <w:color w:val="000000"/>
+                <w:sz w:val="18"/>
+                <w:szCs w:val="18"/>
+              </w:rPr>
+              <w:t xml:space="preserve">–  Financial Literacy: Learners discuss how architects, textile designers, and tilers in Kenya use congruence to minimise material waste and maximise efficiency, linking mathematics to economic decision-making.</w:t>
+            </w:r>
+          </w:p>
+        </w:tc>
+      </w:tr>
+      <w:tr>
+        <w:tc>
+          <w:tcPr>
+            <w:tcW w:type="dxa" w:w="3000"/>
+            <w:shd w:fill="D9EEF1" w:color="auto" w:val="clear"/>
+            <w:tcMar>
+              <w:top w:type="dxa" w:w="60"/>
+              <w:left w:type="dxa" w:w="120"/>
+              <w:bottom w:type="dxa" w:w="60"/>
+              <w:right w:type="dxa" w:w="120"/>
+            </w:tcMar>
+            <w:vAlign w:val="top"/>
+          </w:tcPr>
+          <w:p>
+            <w:pPr>
+              <w:spacing w:after="40" w:before="0"/>
+              <w:jc w:val="left"/>
+            </w:pPr>
+            <w:r>
+              <w:rPr>
+                <w:rFonts w:ascii="Arial" w:cs="Arial" w:eastAsia="Arial" w:hAnsi="Arial"/>
+                <w:b/>
+                <w:bCs/>
+                <w:i w:val="false"/>
+                <w:iCs w:val="false"/>
+                <w:color w:val="000000"/>
+                <w:sz w:val="18"/>
+                <w:szCs w:val="18"/>
+              </w:rPr>
+              <w:t xml:space="preserve">Career Connections</w:t>
+            </w:r>
+          </w:p>
+        </w:tc>
+        <w:tc>
+          <w:tcPr>
+            <w:tcW w:type="dxa" w:w="10680"/>
+            <w:shd w:fill="FFFFFF" w:color="auto" w:val="clear"/>
+            <w:tcMar>
+              <w:top w:type="dxa" w:w="60"/>
+              <w:left w:type="dxa" w:w="120"/>
+              <w:bottom w:type="dxa" w:w="60"/>
+              <w:right w:type="dxa" w:w="120"/>
+            </w:tcMar>
+            <w:vAlign w:val="top"/>
+          </w:tcPr>
+          <w:p>
+            <w:pPr>
+              <w:spacing w:after="30" w:before="0"/>
+              <w:ind w:left="360" w:hanging="180"/>
+              <w:jc w:val="left"/>
+            </w:pPr>
+            <w:r>
+              <w:rPr>
+                <w:rFonts w:ascii="Arial" w:cs="Arial" w:eastAsia="Arial" w:hAnsi="Arial"/>
+                <w:b w:val="false"/>
+                <w:bCs w:val="false"/>
+                <w:i w:val="false"/>
+                <w:iCs w:val="false"/>
+                <w:color w:val="000000"/>
+                <w:sz w:val="18"/>
+                <w:szCs w:val="18"/>
+              </w:rPr>
+              <w:t xml:space="preserve">–  Architecture and Construction: Architects designing buildings in Nairobi's CBD or the Konza Technopolis use symmetry and congruent structural elements to ensure aesthetic balance and structural integrity.</w:t>
+            </w:r>
+          </w:p>
+          <w:p>
+            <w:pPr>
+              <w:spacing w:after="30" w:before="0"/>
+              <w:ind w:left="360" w:hanging="180"/>
+              <w:jc w:val="left"/>
+            </w:pPr>
+            <w:r>
+              <w:rPr>
+                <w:rFonts w:ascii="Arial" w:cs="Arial" w:eastAsia="Arial" w:hAnsi="Arial"/>
+                <w:b w:val="false"/>
+                <w:bCs w:val="false"/>
+                <w:i w:val="false"/>
+                <w:iCs w:val="false"/>
+                <w:color w:val="000000"/>
+                <w:sz w:val="18"/>
+                <w:szCs w:val="18"/>
+              </w:rPr>
+              <w:t xml:space="preserve">–  Fashion and Textile Design: Kenyan kitenge and ankara fabric designers apply reflective symmetry and congruent pattern units to produce repeating decorative motifs.</w:t>
+            </w:r>
+          </w:p>
+          <w:p>
+            <w:pPr>
+              <w:spacing w:after="30" w:before="0"/>
+              <w:ind w:left="360" w:hanging="180"/>
+              <w:jc w:val="left"/>
+            </w:pPr>
+            <w:r>
+              <w:rPr>
+                <w:rFonts w:ascii="Arial" w:cs="Arial" w:eastAsia="Arial" w:hAnsi="Arial"/>
+                <w:b w:val="false"/>
+                <w:bCs w:val="false"/>
+                <w:i w:val="false"/>
+                <w:iCs w:val="false"/>
+                <w:color w:val="000000"/>
+                <w:sz w:val="18"/>
+                <w:szCs w:val="18"/>
+              </w:rPr>
+              <w:t xml:space="preserve">–  Surveying and Land Mapping: Land surveyors use congruence conditions to calculate inaccessible distances and verify plot boundaries in counties across Kenya.</w:t>
+            </w:r>
+          </w:p>
+          <w:p>
+            <w:pPr>
+              <w:spacing w:after="30" w:before="0"/>
+              <w:ind w:left="360" w:hanging="180"/>
+              <w:jc w:val="left"/>
+            </w:pPr>
+            <w:r>
+              <w:rPr>
+                <w:rFonts w:ascii="Arial" w:cs="Arial" w:eastAsia="Arial" w:hAnsi="Arial"/>
+                <w:b w:val="false"/>
+                <w:bCs w:val="false"/>
+                <w:i w:val="false"/>
+                <w:iCs w:val="false"/>
+                <w:color w:val="000000"/>
+                <w:sz w:val="18"/>
+                <w:szCs w:val="18"/>
+              </w:rPr>
+              <w:t xml:space="preserve">–  Graphic Design and Animation: Digital artists and animators at Kenyan studios use reflections and congruent shapes as foundational tools for creating symmetrical logos, characters, and visual effects.</w:t>
+            </w:r>
+          </w:p>
+          <w:p>
+            <w:pPr>
+              <w:spacing w:after="30" w:before="0"/>
+              <w:ind w:left="360" w:hanging="180"/>
+              <w:jc w:val="left"/>
+            </w:pPr>
+            <w:r>
+              <w:rPr>
+                <w:rFonts w:ascii="Arial" w:cs="Arial" w:eastAsia="Arial" w:hAnsi="Arial"/>
+                <w:b w:val="false"/>
+                <w:bCs w:val="false"/>
+                <w:i w:val="false"/>
+                <w:iCs w:val="false"/>
+                <w:color w:val="000000"/>
+                <w:sz w:val="18"/>
+                <w:szCs w:val="18"/>
+              </w:rPr>
+              <w:t xml:space="preserve">–  Engineering and Manufacturing: Engineers at facilities such as Kenya's Standard Gauge Railway workshops apply congruence to ensure interchangeable, identically manufactured parts fit precisely.</w:t>
+            </w:r>
+          </w:p>
+        </w:tc>
+      </w:tr>
+      <w:tr>
+        <w:tc>
+          <w:tcPr>
+            <w:tcW w:type="dxa" w:w="3000"/>
+            <w:shd w:fill="D5E8F0" w:color="auto" w:val="clear"/>
+            <w:tcMar>
+              <w:top w:type="dxa" w:w="60"/>
+              <w:left w:type="dxa" w:w="120"/>
+              <w:bottom w:type="dxa" w:w="60"/>
+              <w:right w:type="dxa" w:w="120"/>
+            </w:tcMar>
+            <w:vAlign w:val="top"/>
+          </w:tcPr>
+          <w:p>
+            <w:pPr>
+              <w:spacing w:after="40" w:before="0"/>
+              <w:jc w:val="left"/>
+            </w:pPr>
+            <w:r>
+              <w:rPr>
+                <w:rFonts w:ascii="Arial" w:cs="Arial" w:eastAsia="Arial" w:hAnsi="Arial"/>
+                <w:b/>
+                <w:bCs/>
+                <w:i w:val="false"/>
+                <w:iCs w:val="false"/>
+                <w:color w:val="000000"/>
+                <w:sz w:val="18"/>
+                <w:szCs w:val="18"/>
+              </w:rPr>
+              <w:t xml:space="preserve">Focus for Lessons</w:t>
+            </w:r>
+          </w:p>
+        </w:tc>
+        <w:tc>
+          <w:tcPr>
+            <w:tcW w:type="dxa" w:w="10680"/>
+            <w:shd w:fill="FFFFFF" w:color="auto" w:val="clear"/>
+            <w:tcMar>
+              <w:top w:type="dxa" w:w="60"/>
+              <w:left w:type="dxa" w:w="120"/>
+              <w:bottom w:type="dxa" w:w="60"/>
+              <w:right w:type="dxa" w:w="120"/>
+            </w:tcMar>
+            <w:vAlign w:val="top"/>
+          </w:tcPr>
+          <w:p>
+            <w:pPr>
+              <w:spacing w:after="40" w:before="0"/>
+              <w:jc w:val="left"/>
+            </w:pPr>
+            <w:r>
+              <w:rPr>
+                <w:rFonts w:ascii="Arial" w:cs="Arial" w:eastAsia="Arial" w:hAnsi="Arial"/>
+                <w:b w:val="false"/>
+                <w:bCs w:val="false"/>
+                <w:i w:val="false"/>
+                <w:iCs w:val="false"/>
+                <w:color w:val="000000"/>
+                <w:sz w:val="18"/>
+                <w:szCs w:val="18"/>
+              </w:rPr>
+              <w:t xml:space="preserve">This unit anchors the study of congruence within the broader experience of reflection symmetry — a property learners can see in everyday Kenyan life, from the mirrored surface of Lake Victoria at dawn to the symmetrical patterns of Maasai beadwork. Learners begin by exploring lines of symmetry intuitively, then systematically investigate reflections on the Cartesian plane across progressively more complex mirror lines, building towards a rigorous understanding of congruence conditions for triangles. Throughout the unit, an inquiry-driven storyline connects each new reflection rule back to the anchoring phenomenon, ensuring learners see congruence not as an isolated geometric fact but as the mathematical explanation for why reflected images are always perfect, size-preserving copies of their originals.</w:t>
+            </w:r>
+          </w:p>
+        </w:tc>
+      </w:tr>
+      <w:tr>
+        <w:tc>
+          <w:tcPr>
+            <w:tcW w:type="dxa" w:w="3000"/>
+            <w:shd w:fill="EAD1F5" w:color="auto" w:val="clear"/>
+            <w:tcMar>
+              <w:top w:type="dxa" w:w="60"/>
+              <w:left w:type="dxa" w:w="120"/>
+              <w:bottom w:type="dxa" w:w="60"/>
+              <w:right w:type="dxa" w:w="120"/>
+            </w:tcMar>
+            <w:vAlign w:val="top"/>
+          </w:tcPr>
+          <w:p>
+            <w:pPr>
+              <w:spacing w:after="40" w:before="0"/>
+              <w:jc w:val="left"/>
+            </w:pPr>
+            <w:r>
+              <w:rPr>
+                <w:rFonts w:ascii="Arial" w:cs="Arial" w:eastAsia="Arial" w:hAnsi="Arial"/>
+                <w:b/>
+                <w:bCs/>
+                <w:i w:val="false"/>
+                <w:iCs w:val="false"/>
+                <w:color w:val="000000"/>
+                <w:sz w:val="18"/>
+                <w:szCs w:val="18"/>
+              </w:rPr>
+              <w:t xml:space="preserve">Driving Question / Key Inquiry Questions</w:t>
+            </w:r>
+          </w:p>
+        </w:tc>
+        <w:tc>
+          <w:tcPr>
+            <w:tcW w:type="dxa" w:w="10680"/>
+            <w:shd w:fill="FFFFFF" w:color="auto" w:val="clear"/>
+            <w:tcMar>
+              <w:top w:type="dxa" w:w="60"/>
+              <w:left w:type="dxa" w:w="120"/>
+              <w:bottom w:type="dxa" w:w="60"/>
+              <w:right w:type="dxa" w:w="120"/>
+            </w:tcMar>
+            <w:vAlign w:val="top"/>
+          </w:tcPr>
+          <w:p>
+            <w:pPr>
+              <w:spacing w:after="40" w:before="0"/>
+              <w:jc w:val="left"/>
+            </w:pPr>
+            <w:r>
+              <w:rPr>
+                <w:rFonts w:ascii="Arial" w:cs="Arial" w:eastAsia="Arial" w:hAnsi="Arial"/>
+                <w:b w:val="false"/>
+                <w:bCs w:val="false"/>
+                <w:i w:val="false"/>
+                <w:iCs w:val="false"/>
+                <w:color w:val="000000"/>
+                <w:sz w:val="18"/>
+                <w:szCs w:val="18"/>
+              </w:rPr>
+              <w:t xml:space="preserve">DRIVING QUESTION: "How does the mathematics of reflection explain why the mirror image of a boat on Lake Victoria is always a perfect, same-sized copy — and how can we use that same idea to prove that two shapes are truly identical?"</w:t>
+            </w:r>
+          </w:p>
+          <w:p>
+            <w:pPr>
+              <w:spacing w:after="40" w:before="0"/>
+              <w:jc w:val="left"/>
+            </w:pPr>
+            <w:r>
+              <w:rPr>
+                <w:rFonts w:ascii="Arial" w:cs="Arial" w:eastAsia="Arial" w:hAnsi="Arial"/>
+                <w:b w:val="false"/>
+                <w:bCs w:val="false"/>
+                <w:i w:val="false"/>
+                <w:iCs w:val="false"/>
+                <w:color w:val="000000"/>
+                <w:sz w:val="18"/>
+                <w:szCs w:val="18"/>
+              </w:rPr>
+              <w:t xml:space="preserve"/>
+            </w:r>
+          </w:p>
+          <w:p>
+            <w:pPr>
+              <w:spacing w:after="40" w:before="0"/>
+              <w:jc w:val="left"/>
+            </w:pPr>
+            <w:r>
+              <w:rPr>
+                <w:rFonts w:ascii="Arial" w:cs="Arial" w:eastAsia="Arial" w:hAnsi="Arial"/>
+                <w:b w:val="false"/>
+                <w:bCs w:val="false"/>
+                <w:i w:val="false"/>
+                <w:iCs w:val="false"/>
+                <w:color w:val="000000"/>
+                <w:sz w:val="18"/>
+                <w:szCs w:val="18"/>
+              </w:rPr>
+              <w:t xml:space="preserve">KICD KEY INQUIRY QUESTIONS:</w:t>
+            </w:r>
+          </w:p>
+          <w:p>
+            <w:pPr>
+              <w:spacing w:after="40" w:before="0"/>
+              <w:jc w:val="left"/>
+            </w:pPr>
+            <w:r>
+              <w:rPr>
+                <w:rFonts w:ascii="Arial" w:cs="Arial" w:eastAsia="Arial" w:hAnsi="Arial"/>
+                <w:b w:val="false"/>
+                <w:bCs w:val="false"/>
+                <w:i w:val="false"/>
+                <w:iCs w:val="false"/>
+                <w:color w:val="000000"/>
+                <w:sz w:val="18"/>
+                <w:szCs w:val="18"/>
+              </w:rPr>
+              <w:t xml:space="preserve">1. How do you determine the line of symmetry of a figure?</w:t>
+            </w:r>
+          </w:p>
+          <w:p>
+            <w:pPr>
+              <w:spacing w:after="40" w:before="0"/>
+              <w:jc w:val="left"/>
+            </w:pPr>
+            <w:r>
+              <w:rPr>
+                <w:rFonts w:ascii="Arial" w:cs="Arial" w:eastAsia="Arial" w:hAnsi="Arial"/>
+                <w:b w:val="false"/>
+                <w:bCs w:val="false"/>
+                <w:i w:val="false"/>
+                <w:iCs w:val="false"/>
+                <w:color w:val="000000"/>
+                <w:sz w:val="18"/>
+                <w:szCs w:val="18"/>
+              </w:rPr>
+              <w:t xml:space="preserve">2. How do you apply reflection to real-life situations?</w:t>
+            </w:r>
+          </w:p>
+        </w:tc>
+      </w:tr>
+      <w:tr>
+        <w:tc>
+          <w:tcPr>
+            <w:tcW w:type="dxa" w:w="3000"/>
+            <w:shd w:fill="EAD1F5" w:color="auto" w:val="clear"/>
+            <w:tcMar>
+              <w:top w:type="dxa" w:w="60"/>
+              <w:left w:type="dxa" w:w="120"/>
+              <w:bottom w:type="dxa" w:w="60"/>
+              <w:right w:type="dxa" w:w="120"/>
+            </w:tcMar>
+            <w:vAlign w:val="top"/>
+          </w:tcPr>
+          <w:p>
+            <w:pPr>
+              <w:spacing w:after="40" w:before="0"/>
+              <w:jc w:val="left"/>
+            </w:pPr>
+            <w:r>
+              <w:rPr>
+                <w:rFonts w:ascii="Arial" w:cs="Arial" w:eastAsia="Arial" w:hAnsi="Arial"/>
+                <w:b/>
+                <w:bCs/>
+                <w:i w:val="false"/>
+                <w:iCs w:val="false"/>
+                <w:color w:val="000000"/>
+                <w:sz w:val="18"/>
+                <w:szCs w:val="18"/>
+              </w:rPr>
+              <w:t xml:space="preserve">Anchoring Phenomenon</w:t>
+            </w:r>
+          </w:p>
+        </w:tc>
+        <w:tc>
+          <w:tcPr>
+            <w:tcW w:type="dxa" w:w="10680"/>
+            <w:shd w:fill="FFFFFF" w:color="auto" w:val="clear"/>
+            <w:tcMar>
+              <w:top w:type="dxa" w:w="60"/>
+              <w:left w:type="dxa" w:w="120"/>
+              <w:bottom w:type="dxa" w:w="60"/>
+              <w:right w:type="dxa" w:w="120"/>
+            </w:tcMar>
+            <w:vAlign w:val="top"/>
+          </w:tcPr>
+          <w:p>
+            <w:pPr>
+              <w:spacing w:after="40" w:before="0"/>
+              <w:jc w:val="left"/>
+            </w:pPr>
+            <w:r>
+              <w:rPr>
+                <w:rFonts w:ascii="Arial" w:cs="Arial" w:eastAsia="Arial" w:hAnsi="Arial"/>
+                <w:b w:val="false"/>
+                <w:bCs w:val="false"/>
+                <w:i w:val="false"/>
+                <w:iCs w:val="false"/>
+                <w:color w:val="000000"/>
+                <w:sz w:val="18"/>
+                <w:szCs w:val="18"/>
+              </w:rPr>
+              <w:t xml:space="preserve">ANCHORING PHENOMENON — "The Perfect Mirror Image at Lake Victoria's Shore"</w:t>
+            </w:r>
+          </w:p>
+          <w:p>
+            <w:pPr>
+              <w:spacing w:after="40" w:before="0"/>
+              <w:jc w:val="left"/>
+            </w:pPr>
+            <w:r>
+              <w:rPr>
+                <w:rFonts w:ascii="Arial" w:cs="Arial" w:eastAsia="Arial" w:hAnsi="Arial"/>
+                <w:b w:val="false"/>
+                <w:bCs w:val="false"/>
+                <w:i w:val="false"/>
+                <w:iCs w:val="false"/>
+                <w:color w:val="000000"/>
+                <w:sz w:val="18"/>
+                <w:szCs w:val="18"/>
+              </w:rPr>
+              <w:t xml:space="preserve"/>
+            </w:r>
+          </w:p>
+          <w:p>
+            <w:pPr>
+              <w:spacing w:after="40" w:before="0"/>
+              <w:jc w:val="left"/>
+            </w:pPr>
+            <w:r>
+              <w:rPr>
+                <w:rFonts w:ascii="Arial" w:cs="Arial" w:eastAsia="Arial" w:hAnsi="Arial"/>
+                <w:b w:val="false"/>
+                <w:bCs w:val="false"/>
+                <w:i w:val="false"/>
+                <w:iCs w:val="false"/>
+                <w:color w:val="000000"/>
+                <w:sz w:val="18"/>
+                <w:szCs w:val="18"/>
+              </w:rPr>
+              <w:t xml:space="preserve">At dawn on the shore of Lake Victoria near Kisumu, fishermen and their boats cast perfect mirror images on the still water below. The reflected image appears identical in shape and size to the real boat above the waterline — yet it is flipped. Students observe (via a projected photograph and a short teacher-led demonstration using a flat mirror and a cut-out boat shape) that no matter how complex the shape of the boat, its reflection is always the same size and always appears at an equal distance on the other side of the waterline.</w:t>
+            </w:r>
+          </w:p>
+          <w:p>
+            <w:pPr>
+              <w:spacing w:after="40" w:before="0"/>
+              <w:jc w:val="left"/>
+            </w:pPr>
+            <w:r>
+              <w:rPr>
+                <w:rFonts w:ascii="Arial" w:cs="Arial" w:eastAsia="Arial" w:hAnsi="Arial"/>
+                <w:b w:val="false"/>
+                <w:bCs w:val="false"/>
+                <w:i w:val="false"/>
+                <w:iCs w:val="false"/>
+                <w:color w:val="000000"/>
+                <w:sz w:val="18"/>
+                <w:szCs w:val="18"/>
+              </w:rPr>
+              <w:t xml:space="preserve"/>
+            </w:r>
+          </w:p>
+          <w:p>
+            <w:pPr>
+              <w:spacing w:after="40" w:before="0"/>
+              <w:jc w:val="left"/>
+            </w:pPr>
+            <w:r>
+              <w:rPr>
+                <w:rFonts w:ascii="Arial" w:cs="Arial" w:eastAsia="Arial" w:hAnsi="Arial"/>
+                <w:b w:val="false"/>
+                <w:bCs w:val="false"/>
+                <w:i w:val="false"/>
+                <w:iCs w:val="false"/>
+                <w:color w:val="000000"/>
+                <w:sz w:val="18"/>
+                <w:szCs w:val="18"/>
+              </w:rPr>
+              <w:t xml:space="preserve">WHY IT IS PUZZLING:</w:t>
+            </w:r>
+          </w:p>
+          <w:p>
+            <w:pPr>
+              <w:spacing w:after="40" w:before="0"/>
+              <w:jc w:val="left"/>
+            </w:pPr>
+            <w:r>
+              <w:rPr>
+                <w:rFonts w:ascii="Arial" w:cs="Arial" w:eastAsia="Arial" w:hAnsi="Arial"/>
+                <w:b w:val="false"/>
+                <w:bCs w:val="false"/>
+                <w:i w:val="false"/>
+                <w:iCs w:val="false"/>
+                <w:color w:val="000000"/>
+                <w:sz w:val="18"/>
+                <w:szCs w:val="18"/>
+              </w:rPr>
+              <w:t xml:space="preserve">Students are puzzled by several things at once: (1) Why does the reflection always look exactly the same size — neither bigger nor smaller — than the original? (2) What is the "rule" the water surface is following to produce the image? (3) If you moved the boat further from the water surface, would the reflection move the same amount? (4) Could you predict exactly where every point of the reflected image would land? (5) What does it mean, mathematically, for two shapes to be "exactly the same"? These questions sustain inquiry across all 8 lessons as students move from intuitive symmetry to formal congruence proofs.</w:t>
+            </w:r>
+          </w:p>
+        </w:tc>
+      </w:tr>
+      <w:tr>
+        <w:tc>
+          <w:tcPr>
+            <w:tcW w:type="dxa" w:w="3000"/>
+            <w:shd w:fill="D9EEF1" w:color="auto" w:val="clear"/>
+            <w:tcMar>
+              <w:top w:type="dxa" w:w="60"/>
+              <w:left w:type="dxa" w:w="120"/>
+              <w:bottom w:type="dxa" w:w="60"/>
+              <w:right w:type="dxa" w:w="120"/>
+            </w:tcMar>
+            <w:vAlign w:val="top"/>
+          </w:tcPr>
+          <w:p>
+            <w:pPr>
+              <w:spacing w:after="40" w:before="0"/>
+              <w:jc w:val="left"/>
+            </w:pPr>
+            <w:r>
+              <w:rPr>
+                <w:rFonts w:ascii="Arial" w:cs="Arial" w:eastAsia="Arial" w:hAnsi="Arial"/>
+                <w:b/>
+                <w:bCs/>
+                <w:i w:val="false"/>
+                <w:iCs w:val="false"/>
+                <w:color w:val="000000"/>
+                <w:sz w:val="18"/>
+                <w:szCs w:val="18"/>
+              </w:rPr>
+              <w:t xml:space="preserve">Storyline Thread</w:t>
+            </w:r>
+          </w:p>
+        </w:tc>
+        <w:tc>
+          <w:tcPr>
+            <w:tcW w:type="dxa" w:w="10680"/>
+            <w:shd w:fill="FFFFFF" w:color="auto" w:val="clear"/>
+            <w:tcMar>
+              <w:top w:type="dxa" w:w="60"/>
+              <w:left w:type="dxa" w:w="120"/>
+              <w:bottom w:type="dxa" w:w="60"/>
+              <w:right w:type="dxa" w:w="120"/>
+            </w:tcMar>
+            <w:vAlign w:val="top"/>
+          </w:tcPr>
+          <w:p>
+            <w:pPr>
+              <w:spacing w:after="40" w:before="0"/>
+              <w:jc w:val="left"/>
+            </w:pPr>
+            <w:r>
+              <w:rPr>
+                <w:rFonts w:ascii="Arial" w:cs="Arial" w:eastAsia="Arial" w:hAnsi="Arial"/>
+                <w:b w:val="false"/>
+                <w:bCs w:val="false"/>
+                <w:i w:val="false"/>
+                <w:iCs w:val="false"/>
+                <w:color w:val="000000"/>
+                <w:sz w:val="18"/>
+                <w:szCs w:val="18"/>
+              </w:rPr>
+              <w:t xml:space="preserve">Lesson 1 — "Finding Balance: Lines of Symmetry" | Anchoring phenomenon introduced (Lake Victoria mirror image). Students observe the photograph, record initial predictions about why the reflection is the same size, and post opening questions on the Driving Question Board. Hands-on activity: students fold cut-out shapes (fish, boat, acacia leaf) to find lines of symmetry. Video: lines of symmetry in Kenyan objects. Students update their DQB with new questions about what happens when you "flip" a shape mathematically.</w:t>
+            </w:r>
+          </w:p>
+          <w:p>
+            <w:pPr>
+              <w:spacing w:after="40" w:before="0"/>
+              <w:jc w:val="left"/>
+            </w:pPr>
+            <w:r>
+              <w:rPr>
+                <w:rFonts w:ascii="Arial" w:cs="Arial" w:eastAsia="Arial" w:hAnsi="Arial"/>
+                <w:b w:val="false"/>
+                <w:bCs w:val="false"/>
+                <w:i w:val="false"/>
+                <w:iCs w:val="false"/>
+                <w:color w:val="000000"/>
+                <w:sz w:val="18"/>
+                <w:szCs w:val="18"/>
+              </w:rPr>
+              <w:t xml:space="preserve"/>
+            </w:r>
+          </w:p>
+          <w:p>
+            <w:pPr>
+              <w:spacing w:after="40" w:before="0"/>
+              <w:jc w:val="left"/>
+            </w:pPr>
+            <w:r>
+              <w:rPr>
+                <w:rFonts w:ascii="Arial" w:cs="Arial" w:eastAsia="Arial" w:hAnsi="Arial"/>
+                <w:b w:val="false"/>
+                <w:bCs w:val="false"/>
+                <w:i w:val="false"/>
+                <w:iCs w:val="false"/>
+                <w:color w:val="000000"/>
+                <w:sz w:val="18"/>
+                <w:szCs w:val="18"/>
+              </w:rPr>
+              <w:t xml:space="preserve">Lesson 2 — "Flipping Across the Axes: Reflection on the Cartesian Plane (x- and y-axes)" | Students watch the video on reflecting points on the Cartesian plane (x-axis) and the video of reflecting objects. They plot boat-shape vertices on a grid, reflect across the x-axis and y-axis, and record coordinate pairs in a table to discover the transformation rules (x, y) → (x, −y) and (x, y) → (−x, y). Connection to phenomenon: the waterline IS the x-axis — the image is always the same distance below as the object is above. DQB updated: "What if the mirror line is NOT the x- or y-axis?"</w:t>
+            </w:r>
+          </w:p>
+          <w:p>
+            <w:pPr>
+              <w:spacing w:after="40" w:before="0"/>
+              <w:jc w:val="left"/>
+            </w:pPr>
+            <w:r>
+              <w:rPr>
+                <w:rFonts w:ascii="Arial" w:cs="Arial" w:eastAsia="Arial" w:hAnsi="Arial"/>
+                <w:b w:val="false"/>
+                <w:bCs w:val="false"/>
+                <w:i w:val="false"/>
+                <w:iCs w:val="false"/>
+                <w:color w:val="000000"/>
+                <w:sz w:val="18"/>
+                <w:szCs w:val="18"/>
+              </w:rPr>
+              <w:t xml:space="preserve"/>
+            </w:r>
+          </w:p>
+          <w:p>
+            <w:pPr>
+              <w:spacing w:after="40" w:before="0"/>
+              <w:jc w:val="left"/>
+            </w:pPr>
+            <w:r>
+              <w:rPr>
+                <w:rFonts w:ascii="Arial" w:cs="Arial" w:eastAsia="Arial" w:hAnsi="Arial"/>
+                <w:b w:val="false"/>
+                <w:bCs w:val="false"/>
+                <w:i w:val="false"/>
+                <w:iCs w:val="false"/>
+                <w:color w:val="000000"/>
+                <w:sz w:val="18"/>
+                <w:szCs w:val="18"/>
+              </w:rPr>
+              <w:t xml:space="preserve">Lesson 3 — "Shifting the Mirror: Reflection Along Lines Parallel to the Axes" | Students watch the video on reflection along y = −4 and similar lines. Using the matatu-map supporting phenomenon, students reflect route landmarks across y = 2, y = −4, x = 3, and x = −1, generalising the rules for parallel mirror lines. Sensemaking discussion: how is this different from axis reflection? Model update: students add parallel mirror lines to their cumulative Cartesian models.</w:t>
+            </w:r>
+          </w:p>
+          <w:p>
+            <w:pPr>
+              <w:spacing w:after="40" w:before="0"/>
+              <w:jc w:val="left"/>
+            </w:pPr>
+            <w:r>
+              <w:rPr>
+                <w:rFonts w:ascii="Arial" w:cs="Arial" w:eastAsia="Arial" w:hAnsi="Arial"/>
+                <w:b w:val="false"/>
+                <w:bCs w:val="false"/>
+                <w:i w:val="false"/>
+                <w:iCs w:val="false"/>
+                <w:color w:val="000000"/>
+                <w:sz w:val="18"/>
+                <w:szCs w:val="18"/>
+              </w:rPr>
+              <w:t xml:space="preserve"/>
+            </w:r>
+          </w:p>
+          <w:p>
+            <w:pPr>
+              <w:spacing w:after="40" w:before="0"/>
+              <w:jc w:val="left"/>
+            </w:pPr>
+            <w:r>
+              <w:rPr>
+                <w:rFonts w:ascii="Arial" w:cs="Arial" w:eastAsia="Arial" w:hAnsi="Arial"/>
+                <w:b w:val="false"/>
+                <w:bCs w:val="false"/>
+                <w:i w:val="false"/>
+                <w:iCs w:val="false"/>
+                <w:color w:val="000000"/>
+                <w:sz w:val="18"/>
+                <w:szCs w:val="18"/>
+              </w:rPr>
+              <w:t xml:space="preserve">Lesson 4 — "Diagonal Mirrors: Reflection Along y = x and y = −x" | Inspired by the Mombasa tile supporting phenomenon, students reflect points and polygons across y = x and y = −x, discovering the rules (x, y) → (y, x) and (x, y) → (−y, −x). Predict-Observe-Explain cycle run in full. Students notice that diagonal reflections feel like "rotations" — a productive misconception to address. DQB: "How would we find the mirror line if we were only given the object and its image?"</w:t>
+            </w:r>
+          </w:p>
+          <w:p>
+            <w:pPr>
+              <w:spacing w:after="40" w:before="0"/>
+              <w:jc w:val="left"/>
+            </w:pPr>
+            <w:r>
+              <w:rPr>
+                <w:rFonts w:ascii="Arial" w:cs="Arial" w:eastAsia="Arial" w:hAnsi="Arial"/>
+                <w:b w:val="false"/>
+                <w:bCs w:val="false"/>
+                <w:i w:val="false"/>
+                <w:iCs w:val="false"/>
+                <w:color w:val="000000"/>
+                <w:sz w:val="18"/>
+                <w:szCs w:val="18"/>
+              </w:rPr>
+              <w:t xml:space="preserve"/>
+            </w:r>
+          </w:p>
+          <w:p>
+            <w:pPr>
+              <w:spacing w:after="40" w:before="0"/>
+              <w:jc w:val="left"/>
+            </w:pPr>
+            <w:r>
+              <w:rPr>
+                <w:rFonts w:ascii="Arial" w:cs="Arial" w:eastAsia="Arial" w:hAnsi="Arial"/>
+                <w:b w:val="false"/>
+                <w:bCs w:val="false"/>
+                <w:i w:val="false"/>
+                <w:iCs w:val="false"/>
+                <w:color w:val="000000"/>
+                <w:sz w:val="18"/>
+                <w:szCs w:val="18"/>
+              </w:rPr>
+              <w:t xml:space="preserve">Lesson 5 — "Reverse Engineering the Mirror: Finding the Equation of the Mirror Line" | Students watch the video on finding mirror lines and complete the hands-on activity (finding mirror lines). Given object-image pairs plotted on a grid, students construct perpendicular bisectors of corresponding point pairs and determine the equation of the mirror line. Connection to phenomenon: "If you only saw the boat and its reflection — but the water surface was hidden — could you figure out where the water surface was?" DQB updated with equations discovered.</w:t>
+            </w:r>
+          </w:p>
+          <w:p>
+            <w:pPr>
+              <w:spacing w:after="40" w:before="0"/>
+              <w:jc w:val="left"/>
+            </w:pPr>
+            <w:r>
+              <w:rPr>
+                <w:rFonts w:ascii="Arial" w:cs="Arial" w:eastAsia="Arial" w:hAnsi="Arial"/>
+                <w:b w:val="false"/>
+                <w:bCs w:val="false"/>
+                <w:i w:val="false"/>
+                <w:iCs w:val="false"/>
+                <w:color w:val="000000"/>
+                <w:sz w:val="18"/>
+                <w:szCs w:val="18"/>
+              </w:rPr>
+              <w:t xml:space="preserve"/>
+            </w:r>
+          </w:p>
+          <w:p>
+            <w:pPr>
+              <w:spacing w:after="40" w:before="0"/>
+              <w:jc w:val="left"/>
+            </w:pPr>
+            <w:r>
+              <w:rPr>
+                <w:rFonts w:ascii="Arial" w:cs="Arial" w:eastAsia="Arial" w:hAnsi="Arial"/>
+                <w:b w:val="false"/>
+                <w:bCs w:val="false"/>
+                <w:i w:val="false"/>
+                <w:iCs w:val="false"/>
+                <w:color w:val="000000"/>
+                <w:sz w:val="18"/>
+                <w:szCs w:val="18"/>
+              </w:rPr>
+              <w:t xml:space="preserve">Lesson 6 — "Same Shape, Same Size: Introducing Congruence" | Students watch the congruence video. Using the roof-truss supporting phenomenon, students measure triangles cut from card and sort them into "definitely the same" and "possibly the same" groups, motivating the need for formal congruence conditions. SSS, SAS, ASA, AAS, and RHS conditions introduced through guided investigation. Students link back to phenomenon: reflected images are ALWAYS congruent to their originals — and now they can prove it.</w:t>
+            </w:r>
+          </w:p>
+          <w:p>
+            <w:pPr>
+              <w:spacing w:after="40" w:before="0"/>
+              <w:jc w:val="left"/>
+            </w:pPr>
+            <w:r>
+              <w:rPr>
+                <w:rFonts w:ascii="Arial" w:cs="Arial" w:eastAsia="Arial" w:hAnsi="Arial"/>
+                <w:b w:val="false"/>
+                <w:bCs w:val="false"/>
+                <w:i w:val="false"/>
+                <w:iCs w:val="false"/>
+                <w:color w:val="000000"/>
+                <w:sz w:val="18"/>
+                <w:szCs w:val="18"/>
+              </w:rPr>
+              <w:t xml:space="preserve"/>
+            </w:r>
+          </w:p>
+          <w:p>
+            <w:pPr>
+              <w:spacing w:after="40" w:before="0"/>
+              <w:jc w:val="left"/>
+            </w:pPr>
+            <w:r>
+              <w:rPr>
+                <w:rFonts w:ascii="Arial" w:cs="Arial" w:eastAsia="Arial" w:hAnsi="Arial"/>
+                <w:b w:val="false"/>
+                <w:bCs w:val="false"/>
+                <w:i w:val="false"/>
+                <w:iCs w:val="false"/>
+                <w:color w:val="000000"/>
+                <w:sz w:val="18"/>
+                <w:szCs w:val="18"/>
+              </w:rPr>
+              <w:t xml:space="preserve">Lesson 7 — "Proving It: Applying Congruence Conditions" | Students solve structured problems requiring them to identify which congruence condition applies and write formal congruence statements. Peer argumentation task: groups challenge each other's proofs. Connection to phenomenon: the mathematical reason the Lake Victoria boat reflection is the same size is formalised — reflection is a rigid transformation that preserves all side lengths and angles, guaranteeing congruence.</w:t>
+            </w:r>
+          </w:p>
+          <w:p>
+            <w:pPr>
+              <w:spacing w:after="40" w:before="0"/>
+              <w:jc w:val="left"/>
+            </w:pPr>
+            <w:r>
+              <w:rPr>
+                <w:rFonts w:ascii="Arial" w:cs="Arial" w:eastAsia="Arial" w:hAnsi="Arial"/>
+                <w:b w:val="false"/>
+                <w:bCs w:val="false"/>
+                <w:i w:val="false"/>
+                <w:iCs w:val="false"/>
+                <w:color w:val="000000"/>
+                <w:sz w:val="18"/>
+                <w:szCs w:val="18"/>
+              </w:rPr>
+              <w:t xml:space="preserve"/>
+            </w:r>
+          </w:p>
+          <w:p>
+            <w:pPr>
+              <w:spacing w:after="40" w:before="0"/>
+              <w:jc w:val="left"/>
+            </w:pPr>
+            <w:r>
+              <w:rPr>
+                <w:rFonts w:ascii="Arial" w:cs="Arial" w:eastAsia="Arial" w:hAnsi="Arial"/>
+                <w:b w:val="false"/>
+                <w:bCs w:val="false"/>
+                <w:i w:val="false"/>
+                <w:iCs w:val="false"/>
+                <w:color w:val="000000"/>
+                <w:sz w:val="18"/>
+                <w:szCs w:val="18"/>
+              </w:rPr>
+              <w:t xml:space="preserve">Lesson 8 — "Mathematics in the Real World: Applications of Reflection and Congruence" | Students watch the applications video and work on real-life problems: designing a symmetrical Maasai bead pattern, calculating inaccessible distances using congruent triangles, and verifying a building plan. Final DQB review: students revisit every original question and confirm which have been answered. Cumulative model presented and explained. Exit task: students write a full explanation of the anchoring phenomenon using the mathematical language of reflection and congruence acquired across the unit.</w:t>
+            </w:r>
+          </w:p>
+        </w:tc>
+      </w:tr>
+      <w:tr>
+        <w:tc>
+          <w:tcPr>
+            <w:tcW w:type="dxa" w:w="3000"/>
+            <w:shd w:fill="EAD1F5" w:color="auto" w:val="clear"/>
+            <w:tcMar>
+              <w:top w:type="dxa" w:w="60"/>
+              <w:left w:type="dxa" w:w="120"/>
+              <w:bottom w:type="dxa" w:w="60"/>
+              <w:right w:type="dxa" w:w="120"/>
+            </w:tcMar>
+            <w:vAlign w:val="top"/>
+          </w:tcPr>
+          <w:p>
+            <w:pPr>
+              <w:spacing w:after="40" w:before="0"/>
+              <w:jc w:val="left"/>
+            </w:pPr>
+            <w:r>
+              <w:rPr>
+                <w:rFonts w:ascii="Arial" w:cs="Arial" w:eastAsia="Arial" w:hAnsi="Arial"/>
+                <w:b/>
+                <w:bCs/>
+                <w:i w:val="false"/>
+                <w:iCs w:val="false"/>
+                <w:color w:val="000000"/>
+                <w:sz w:val="18"/>
+                <w:szCs w:val="18"/>
+              </w:rPr>
+              <w:t xml:space="preserve">Supporting Phenomena</w:t>
+            </w:r>
+          </w:p>
+        </w:tc>
+        <w:tc>
+          <w:tcPr>
+            <w:tcW w:type="dxa" w:w="10680"/>
+            <w:shd w:fill="FFFFFF" w:color="auto" w:val="clear"/>
+            <w:tcMar>
+              <w:top w:type="dxa" w:w="60"/>
+              <w:left w:type="dxa" w:w="120"/>
+              <w:bottom w:type="dxa" w:w="60"/>
+              <w:right w:type="dxa" w:w="120"/>
+            </w:tcMar>
+            <w:vAlign w:val="top"/>
+          </w:tcPr>
+          <w:p>
+            <w:pPr>
+              <w:spacing w:after="30" w:before="0"/>
+              <w:ind w:left="360" w:hanging="180"/>
+              <w:jc w:val="left"/>
+            </w:pPr>
+            <w:r>
+              <w:rPr>
+                <w:rFonts w:ascii="Arial" w:cs="Arial" w:eastAsia="Arial" w:hAnsi="Arial"/>
+                <w:b w:val="false"/>
+                <w:bCs w:val="false"/>
+                <w:i w:val="false"/>
+                <w:iCs w:val="false"/>
+                <w:color w:val="000000"/>
+                <w:sz w:val="18"/>
+                <w:szCs w:val="18"/>
+              </w:rPr>
+              <w:t xml:space="preserve">–  Maasai Beadwork Symmetry (Lesson 1 — Lines of Symmetry): Students examine high-resolution photographs of Maasai beaded jewellery and identify multiple lines of symmetry within the repeating pattern units, asking why certain designs look "balanced" from every angle.</w:t>
+            </w:r>
+          </w:p>
+          <w:p>
+            <w:pPr>
+              <w:spacing w:after="30" w:before="0"/>
+              <w:ind w:left="360" w:hanging="180"/>
+              <w:jc w:val="left"/>
+            </w:pPr>
+            <w:r>
+              <w:rPr>
+                <w:rFonts w:ascii="Arial" w:cs="Arial" w:eastAsia="Arial" w:hAnsi="Arial"/>
+                <w:b w:val="false"/>
+                <w:bCs w:val="false"/>
+                <w:i w:val="false"/>
+                <w:iCs w:val="false"/>
+                <w:color w:val="000000"/>
+                <w:sz w:val="18"/>
+                <w:szCs w:val="18"/>
+              </w:rPr>
+              <w:t xml:space="preserve">–  Reflecting a Matatu Route Map on a Grid (Lessons 2–4 — Cartesian Reflections): A simplified Nairobi matatu route map is plotted on a Cartesian grid; students observe how reflecting the map across the x-axis, y-axis, and parallel lines produces a "mirror-city" and investigate which landmarks land where.</w:t>
+            </w:r>
+          </w:p>
+          <w:p>
+            <w:pPr>
+              <w:spacing w:after="30" w:before="0"/>
+              <w:ind w:left="360" w:hanging="180"/>
+              <w:jc w:val="left"/>
+            </w:pPr>
+            <w:r>
+              <w:rPr>
+                <w:rFonts w:ascii="Arial" w:cs="Arial" w:eastAsia="Arial" w:hAnsi="Arial"/>
+                <w:b w:val="false"/>
+                <w:bCs w:val="false"/>
+                <w:i w:val="false"/>
+                <w:iCs w:val="false"/>
+                <w:color w:val="000000"/>
+                <w:sz w:val="18"/>
+                <w:szCs w:val="18"/>
+              </w:rPr>
+              <w:t xml:space="preserve">–  Mosque Geometric Tiling — Mombasa Old Town (Lesson 5 — y = x and y = −x Reflections): Students observe photographs of geometric tile patterns from the Old Town Mombasa mosques, noting that diagonal mirror lines produce rotated-looking copies, prompting inquiry into y = x and y = −x reflections.</w:t>
+            </w:r>
+          </w:p>
+          <w:p>
+            <w:pPr>
+              <w:spacing w:after="30" w:before="0"/>
+              <w:ind w:left="360" w:hanging="180"/>
+              <w:jc w:val="left"/>
+            </w:pPr>
+            <w:r>
+              <w:rPr>
+                <w:rFonts w:ascii="Arial" w:cs="Arial" w:eastAsia="Arial" w:hAnsi="Arial"/>
+                <w:b w:val="false"/>
+                <w:bCs w:val="false"/>
+                <w:i w:val="false"/>
+                <w:iCs w:val="false"/>
+                <w:color w:val="000000"/>
+                <w:sz w:val="18"/>
+                <w:szCs w:val="18"/>
+              </w:rPr>
+              <w:t xml:space="preserve">–  Identical Roof Trusses on a Kenyan School Building (Lessons 6–7 — Congruence): A photograph of a newly constructed school in the Rift Valley shows a row of identical triangular roof trusses. Students ask: how did the builders ensure every truss is exactly the same without measuring every single dimension each time? This motivates the congruence conditions.</w:t>
+            </w:r>
+          </w:p>
+        </w:tc>
+      </w:tr>
+    </w:tbl>
+    <w:p>
+      <w:pPr>
+        <w:spacing w:after="120"/>
+      </w:pPr>
+      <w:r>
+        <w:t xml:space="preserve"/>
       </w:r>
     </w:p>
     <w:p>
@@ -150,7 +2440,7 @@
         </w:rPr>
         <w:t xml:space="preserve">© 2026 SeaVuria and ARES. This work is licensed under a </w:t>
       </w:r>
-      <w:hyperlink w:history="1" r:id="rIdkasg91r-efllcaofv-p6h">
+      <w:hyperlink w:history="1" r:id="rIdefjmx6j3tnobqaxzydeam">
         <w:r>
           <w:rPr>
             <w:rFonts w:ascii="Arial" w:cs="Arial" w:eastAsia="Arial" w:hAnsi="Arial"/>
@@ -170,7 +2460,7 @@
         </w:rPr>
         <w:t xml:space="preserve"> (</w:t>
       </w:r>
-      <w:hyperlink w:history="1" r:id="rId1tg65rsvcujump4xcoaxa">
+      <w:hyperlink w:history="1" r:id="rIdz9bb8arnxihih4gyqoerp">
         <w:r>
           <w:rPr>
             <w:rFonts w:ascii="Arial" w:cs="Arial" w:eastAsia="Arial" w:hAnsi="Arial"/>
@@ -190,7 +2480,7 @@
         </w:rPr>
         <w:t xml:space="preserve">). To view a copy of this license, visit </w:t>
       </w:r>
-      <w:hyperlink w:history="1" r:id="rIdiyksndcfhmhmjcvcizvgm">
+      <w:hyperlink w:history="1" r:id="rIdvqqs3bwpvyb95xozxpehl">
         <w:r>
           <w:rPr>
             <w:rFonts w:ascii="Arial" w:cs="Arial" w:eastAsia="Arial" w:hAnsi="Arial"/>
@@ -209,2296 +2499,6 @@
           <w:szCs w:val="17"/>
         </w:rPr>
         <w:t xml:space="preserve">. You are free to copy, redistribute, and adapt this material in any medium or format, provided appropriate credit is given and the material is not used for commercial purposes. KICD learning outcomes and curriculum designations reproduced here for alignment purposes remain the property of KICD and are not covered by this license. Linked external resources (e.g. CK-12, Khan Academy, PhET) are subject to their own licenses.</w:t>
-      </w:r>
-    </w:p>
-    <w:p>
-      <w:pPr>
-        <w:spacing w:after="120"/>
-      </w:pPr>
-      <w:r>
-        <w:t xml:space="preserve"/>
-      </w:r>
-    </w:p>
-    <w:tbl>
-      <w:tblPr>
-        <w:tblW w:type="dxa" w:w="13680"/>
-        <w:tblBorders>
-          <w:top w:val="single" w:color="AAAAAA" w:sz="4"/>
-          <w:left w:val="single" w:color="AAAAAA" w:sz="4"/>
-          <w:bottom w:val="single" w:color="AAAAAA" w:sz="4"/>
-          <w:right w:val="single" w:color="AAAAAA" w:sz="4"/>
-          <w:insideH w:val="single" w:color="auto" w:sz="4"/>
-          <w:insideV w:val="single" w:color="auto" w:sz="4"/>
-        </w:tblBorders>
-        <w:tblLayout w:type="fixed"/>
-      </w:tblPr>
-      <w:tblGrid>
-        <w:gridCol w:w="3000"/>
-        <w:gridCol w:w="10680"/>
-      </w:tblGrid>
-      <w:tr>
-        <w:tc>
-          <w:tcPr>
-            <w:tcW w:type="dxa" w:w="13680"/>
-            <w:gridSpan w:val="2"/>
-            <w:shd w:fill="1F3864" w:color="auto" w:val="clear"/>
-            <w:tcMar>
-              <w:top w:type="dxa" w:w="60"/>
-              <w:left w:type="dxa" w:w="120"/>
-              <w:bottom w:type="dxa" w:w="60"/>
-              <w:right w:type="dxa" w:w="120"/>
-            </w:tcMar>
-            <w:vAlign w:val="top"/>
-          </w:tcPr>
-          <w:p>
-            <w:pPr>
-              <w:spacing w:after="40" w:before="0"/>
-              <w:jc w:val="center"/>
-            </w:pPr>
-            <w:r>
-              <w:rPr>
-                <w:rFonts w:ascii="Arial" w:cs="Arial" w:eastAsia="Arial" w:hAnsi="Arial"/>
-                <w:b/>
-                <w:bCs/>
-                <w:i w:val="false"/>
-                <w:iCs w:val="false"/>
-                <w:color w:val="FFFFFF"/>
-                <w:sz w:val="22"/>
-                <w:szCs w:val="22"/>
-              </w:rPr>
-              <w:t xml:space="preserve">SUB-STRAND OVERVIEW</w:t>
-            </w:r>
-          </w:p>
-        </w:tc>
-      </w:tr>
-      <w:tr>
-        <w:tc>
-          <w:tcPr>
-            <w:tcW w:type="dxa" w:w="3000"/>
-            <w:shd w:fill="D5E8F0" w:color="auto" w:val="clear"/>
-            <w:tcMar>
-              <w:top w:type="dxa" w:w="60"/>
-              <w:left w:type="dxa" w:w="120"/>
-              <w:bottom w:type="dxa" w:w="60"/>
-              <w:right w:type="dxa" w:w="120"/>
-            </w:tcMar>
-            <w:vAlign w:val="top"/>
-          </w:tcPr>
-          <w:p>
-            <w:pPr>
-              <w:spacing w:after="40" w:before="0"/>
-              <w:jc w:val="left"/>
-            </w:pPr>
-            <w:r>
-              <w:rPr>
-                <w:rFonts w:ascii="Arial" w:cs="Arial" w:eastAsia="Arial" w:hAnsi="Arial"/>
-                <w:b/>
-                <w:bCs/>
-                <w:i w:val="false"/>
-                <w:iCs w:val="false"/>
-                <w:color w:val="000000"/>
-                <w:sz w:val="18"/>
-                <w:szCs w:val="18"/>
-              </w:rPr>
-              <w:t xml:space="preserve">Grade Level</w:t>
-            </w:r>
-          </w:p>
-        </w:tc>
-        <w:tc>
-          <w:tcPr>
-            <w:tcW w:type="dxa" w:w="10680"/>
-            <w:shd w:fill="FFFFFF" w:color="auto" w:val="clear"/>
-            <w:tcMar>
-              <w:top w:type="dxa" w:w="60"/>
-              <w:left w:type="dxa" w:w="120"/>
-              <w:bottom w:type="dxa" w:w="60"/>
-              <w:right w:type="dxa" w:w="120"/>
-            </w:tcMar>
-            <w:vAlign w:val="top"/>
-          </w:tcPr>
-          <w:p>
-            <w:pPr>
-              <w:spacing w:after="40" w:before="0"/>
-              <w:jc w:val="left"/>
-            </w:pPr>
-            <w:r>
-              <w:rPr>
-                <w:rFonts w:ascii="Arial" w:cs="Arial" w:eastAsia="Arial" w:hAnsi="Arial"/>
-                <w:b w:val="false"/>
-                <w:bCs w:val="false"/>
-                <w:i w:val="false"/>
-                <w:iCs w:val="false"/>
-                <w:color w:val="000000"/>
-                <w:sz w:val="18"/>
-                <w:szCs w:val="18"/>
-              </w:rPr>
-              <w:t xml:space="preserve">10</w:t>
-            </w:r>
-          </w:p>
-        </w:tc>
-      </w:tr>
-      <w:tr>
-        <w:tc>
-          <w:tcPr>
-            <w:tcW w:type="dxa" w:w="3000"/>
-            <w:shd w:fill="D5E8F0" w:color="auto" w:val="clear"/>
-            <w:tcMar>
-              <w:top w:type="dxa" w:w="60"/>
-              <w:left w:type="dxa" w:w="120"/>
-              <w:bottom w:type="dxa" w:w="60"/>
-              <w:right w:type="dxa" w:w="120"/>
-            </w:tcMar>
-            <w:vAlign w:val="top"/>
-          </w:tcPr>
-          <w:p>
-            <w:pPr>
-              <w:spacing w:after="40" w:before="0"/>
-              <w:jc w:val="left"/>
-            </w:pPr>
-            <w:r>
-              <w:rPr>
-                <w:rFonts w:ascii="Arial" w:cs="Arial" w:eastAsia="Arial" w:hAnsi="Arial"/>
-                <w:b/>
-                <w:bCs/>
-                <w:i w:val="false"/>
-                <w:iCs w:val="false"/>
-                <w:color w:val="000000"/>
-                <w:sz w:val="18"/>
-                <w:szCs w:val="18"/>
-              </w:rPr>
-              <w:t xml:space="preserve">Subject</w:t>
-            </w:r>
-          </w:p>
-        </w:tc>
-        <w:tc>
-          <w:tcPr>
-            <w:tcW w:type="dxa" w:w="10680"/>
-            <w:shd w:fill="FFFFFF" w:color="auto" w:val="clear"/>
-            <w:tcMar>
-              <w:top w:type="dxa" w:w="60"/>
-              <w:left w:type="dxa" w:w="120"/>
-              <w:bottom w:type="dxa" w:w="60"/>
-              <w:right w:type="dxa" w:w="120"/>
-            </w:tcMar>
-            <w:vAlign w:val="top"/>
-          </w:tcPr>
-          <w:p>
-            <w:pPr>
-              <w:spacing w:after="40" w:before="0"/>
-              <w:jc w:val="left"/>
-            </w:pPr>
-            <w:r>
-              <w:rPr>
-                <w:rFonts w:ascii="Arial" w:cs="Arial" w:eastAsia="Arial" w:hAnsi="Arial"/>
-                <w:b w:val="false"/>
-                <w:bCs w:val="false"/>
-                <w:i w:val="false"/>
-                <w:iCs w:val="false"/>
-                <w:color w:val="000000"/>
-                <w:sz w:val="18"/>
-                <w:szCs w:val="18"/>
-              </w:rPr>
-              <w:t xml:space="preserve">Mathematics</w:t>
-            </w:r>
-          </w:p>
-        </w:tc>
-      </w:tr>
-      <w:tr>
-        <w:tc>
-          <w:tcPr>
-            <w:tcW w:type="dxa" w:w="3000"/>
-            <w:shd w:fill="D5E8F0" w:color="auto" w:val="clear"/>
-            <w:tcMar>
-              <w:top w:type="dxa" w:w="60"/>
-              <w:left w:type="dxa" w:w="120"/>
-              <w:bottom w:type="dxa" w:w="60"/>
-              <w:right w:type="dxa" w:w="120"/>
-            </w:tcMar>
-            <w:vAlign w:val="top"/>
-          </w:tcPr>
-          <w:p>
-            <w:pPr>
-              <w:spacing w:after="40" w:before="0"/>
-              <w:jc w:val="left"/>
-            </w:pPr>
-            <w:r>
-              <w:rPr>
-                <w:rFonts w:ascii="Arial" w:cs="Arial" w:eastAsia="Arial" w:hAnsi="Arial"/>
-                <w:b/>
-                <w:bCs/>
-                <w:i w:val="false"/>
-                <w:iCs w:val="false"/>
-                <w:color w:val="000000"/>
-                <w:sz w:val="18"/>
-                <w:szCs w:val="18"/>
-              </w:rPr>
-              <w:t xml:space="preserve">Strand</w:t>
-            </w:r>
-          </w:p>
-        </w:tc>
-        <w:tc>
-          <w:tcPr>
-            <w:tcW w:type="dxa" w:w="10680"/>
-            <w:shd w:fill="FFFFFF" w:color="auto" w:val="clear"/>
-            <w:tcMar>
-              <w:top w:type="dxa" w:w="60"/>
-              <w:left w:type="dxa" w:w="120"/>
-              <w:bottom w:type="dxa" w:w="60"/>
-              <w:right w:type="dxa" w:w="120"/>
-            </w:tcMar>
-            <w:vAlign w:val="top"/>
-          </w:tcPr>
-          <w:p>
-            <w:pPr>
-              <w:spacing w:after="40" w:before="0"/>
-              <w:jc w:val="left"/>
-            </w:pPr>
-            <w:r>
-              <w:rPr>
-                <w:rFonts w:ascii="Arial" w:cs="Arial" w:eastAsia="Arial" w:hAnsi="Arial"/>
-                <w:b w:val="false"/>
-                <w:bCs w:val="false"/>
-                <w:i w:val="false"/>
-                <w:iCs w:val="false"/>
-                <w:color w:val="000000"/>
-                <w:sz w:val="18"/>
-                <w:szCs w:val="18"/>
-              </w:rPr>
-              <w:t xml:space="preserve">Strand 1.0: Numbers</w:t>
-            </w:r>
-          </w:p>
-        </w:tc>
-      </w:tr>
-      <w:tr>
-        <w:tc>
-          <w:tcPr>
-            <w:tcW w:type="dxa" w:w="3000"/>
-            <w:shd w:fill="D5E8F0" w:color="auto" w:val="clear"/>
-            <w:tcMar>
-              <w:top w:type="dxa" w:w="60"/>
-              <w:left w:type="dxa" w:w="120"/>
-              <w:bottom w:type="dxa" w:w="60"/>
-              <w:right w:type="dxa" w:w="120"/>
-            </w:tcMar>
-            <w:vAlign w:val="top"/>
-          </w:tcPr>
-          <w:p>
-            <w:pPr>
-              <w:spacing w:after="40" w:before="0"/>
-              <w:jc w:val="left"/>
-            </w:pPr>
-            <w:r>
-              <w:rPr>
-                <w:rFonts w:ascii="Arial" w:cs="Arial" w:eastAsia="Arial" w:hAnsi="Arial"/>
-                <w:b/>
-                <w:bCs/>
-                <w:i w:val="false"/>
-                <w:iCs w:val="false"/>
-                <w:color w:val="000000"/>
-                <w:sz w:val="18"/>
-                <w:szCs w:val="18"/>
-              </w:rPr>
-              <w:t xml:space="preserve">Sub-Strand</w:t>
-            </w:r>
-          </w:p>
-        </w:tc>
-        <w:tc>
-          <w:tcPr>
-            <w:tcW w:type="dxa" w:w="10680"/>
-            <w:shd w:fill="FFFFFF" w:color="auto" w:val="clear"/>
-            <w:tcMar>
-              <w:top w:type="dxa" w:w="60"/>
-              <w:left w:type="dxa" w:w="120"/>
-              <w:bottom w:type="dxa" w:w="60"/>
-              <w:right w:type="dxa" w:w="120"/>
-            </w:tcMar>
-            <w:vAlign w:val="top"/>
-          </w:tcPr>
-          <w:p>
-            <w:pPr>
-              <w:spacing w:after="40" w:before="0"/>
-              <w:jc w:val="left"/>
-            </w:pPr>
-            <w:r>
-              <w:rPr>
-                <w:rFonts w:ascii="Arial" w:cs="Arial" w:eastAsia="Arial" w:hAnsi="Arial"/>
-                <w:b w:val="false"/>
-                <w:bCs w:val="false"/>
-                <w:i w:val="false"/>
-                <w:iCs w:val="false"/>
-                <w:color w:val="000000"/>
-                <w:sz w:val="18"/>
-                <w:szCs w:val="18"/>
-              </w:rPr>
-              <w:t xml:space="preserve">Sub-Strand 1.4: Congruence</w:t>
-            </w:r>
-          </w:p>
-        </w:tc>
-      </w:tr>
-      <w:tr>
-        <w:tc>
-          <w:tcPr>
-            <w:tcW w:type="dxa" w:w="3000"/>
-            <w:shd w:fill="D5E8F0" w:color="auto" w:val="clear"/>
-            <w:tcMar>
-              <w:top w:type="dxa" w:w="60"/>
-              <w:left w:type="dxa" w:w="120"/>
-              <w:bottom w:type="dxa" w:w="60"/>
-              <w:right w:type="dxa" w:w="120"/>
-            </w:tcMar>
-            <w:vAlign w:val="top"/>
-          </w:tcPr>
-          <w:p>
-            <w:pPr>
-              <w:spacing w:after="40" w:before="0"/>
-              <w:jc w:val="left"/>
-            </w:pPr>
-            <w:r>
-              <w:rPr>
-                <w:rFonts w:ascii="Arial" w:cs="Arial" w:eastAsia="Arial" w:hAnsi="Arial"/>
-                <w:b/>
-                <w:bCs/>
-                <w:i w:val="false"/>
-                <w:iCs w:val="false"/>
-                <w:color w:val="000000"/>
-                <w:sz w:val="18"/>
-                <w:szCs w:val="18"/>
-              </w:rPr>
-              <w:t xml:space="preserve">Total Duration</w:t>
-            </w:r>
-          </w:p>
-        </w:tc>
-        <w:tc>
-          <w:tcPr>
-            <w:tcW w:type="dxa" w:w="10680"/>
-            <w:shd w:fill="FFFFFF" w:color="auto" w:val="clear"/>
-            <w:tcMar>
-              <w:top w:type="dxa" w:w="60"/>
-              <w:left w:type="dxa" w:w="120"/>
-              <w:bottom w:type="dxa" w:w="60"/>
-              <w:right w:type="dxa" w:w="120"/>
-            </w:tcMar>
-            <w:vAlign w:val="top"/>
-          </w:tcPr>
-          <w:p>
-            <w:pPr>
-              <w:spacing w:after="40" w:before="0"/>
-              <w:jc w:val="left"/>
-            </w:pPr>
-            <w:r>
-              <w:rPr>
-                <w:rFonts w:ascii="Arial" w:cs="Arial" w:eastAsia="Arial" w:hAnsi="Arial"/>
-                <w:b w:val="false"/>
-                <w:bCs w:val="false"/>
-                <w:i w:val="false"/>
-                <w:iCs w:val="false"/>
-                <w:color w:val="000000"/>
-                <w:sz w:val="18"/>
-                <w:szCs w:val="18"/>
-              </w:rPr>
-              <w:t xml:space="preserve">8 lessons (approximately 16 periods × 40 minutes = 640 minutes)</w:t>
-            </w:r>
-          </w:p>
-        </w:tc>
-      </w:tr>
-      <w:tr>
-        <w:tc>
-          <w:tcPr>
-            <w:tcW w:type="dxa" w:w="3000"/>
-            <w:shd w:fill="D5E8F0" w:color="auto" w:val="clear"/>
-            <w:tcMar>
-              <w:top w:type="dxa" w:w="60"/>
-              <w:left w:type="dxa" w:w="120"/>
-              <w:bottom w:type="dxa" w:w="60"/>
-              <w:right w:type="dxa" w:w="120"/>
-            </w:tcMar>
-            <w:vAlign w:val="top"/>
-          </w:tcPr>
-          <w:p>
-            <w:pPr>
-              <w:spacing w:after="40" w:before="0"/>
-              <w:jc w:val="left"/>
-            </w:pPr>
-            <w:r>
-              <w:rPr>
-                <w:rFonts w:ascii="Arial" w:cs="Arial" w:eastAsia="Arial" w:hAnsi="Arial"/>
-                <w:b/>
-                <w:bCs/>
-                <w:i w:val="false"/>
-                <w:iCs w:val="false"/>
-                <w:color w:val="000000"/>
-                <w:sz w:val="18"/>
-                <w:szCs w:val="18"/>
-              </w:rPr>
-              <w:t xml:space="preserve">Sub-Strand Content</w:t>
-            </w:r>
-          </w:p>
-        </w:tc>
-        <w:tc>
-          <w:tcPr>
-            <w:tcW w:type="dxa" w:w="10680"/>
-            <w:shd w:fill="FFFFFF" w:color="auto" w:val="clear"/>
-            <w:tcMar>
-              <w:top w:type="dxa" w:w="60"/>
-              <w:left w:type="dxa" w:w="120"/>
-              <w:bottom w:type="dxa" w:w="60"/>
-              <w:right w:type="dxa" w:w="120"/>
-            </w:tcMar>
-            <w:vAlign w:val="top"/>
-          </w:tcPr>
-          <w:p>
-            <w:pPr>
-              <w:spacing w:after="30" w:before="0"/>
-              <w:ind w:left="360" w:hanging="180"/>
-              <w:jc w:val="left"/>
-            </w:pPr>
-            <w:r>
-              <w:rPr>
-                <w:rFonts w:ascii="Arial" w:cs="Arial" w:eastAsia="Arial" w:hAnsi="Arial"/>
-                <w:b w:val="false"/>
-                <w:bCs w:val="false"/>
-                <w:i w:val="false"/>
-                <w:iCs w:val="false"/>
-                <w:color w:val="000000"/>
-                <w:sz w:val="18"/>
-                <w:szCs w:val="18"/>
-              </w:rPr>
-              <w:t xml:space="preserve">–  Lines of symmetry: identifying and drawing lines of symmetry in 2D shapes and real-world objects</w:t>
-            </w:r>
-          </w:p>
-          <w:p>
-            <w:pPr>
-              <w:spacing w:after="30" w:before="0"/>
-              <w:ind w:left="360" w:hanging="180"/>
-              <w:jc w:val="left"/>
-            </w:pPr>
-            <w:r>
-              <w:rPr>
-                <w:rFonts w:ascii="Arial" w:cs="Arial" w:eastAsia="Arial" w:hAnsi="Arial"/>
-                <w:b w:val="false"/>
-                <w:bCs w:val="false"/>
-                <w:i w:val="false"/>
-                <w:iCs w:val="false"/>
-                <w:color w:val="000000"/>
-                <w:sz w:val="18"/>
-                <w:szCs w:val="18"/>
-              </w:rPr>
-              <w:t xml:space="preserve">–  Reflection on the Cartesian plane: reflecting points and objects along the x-axis and y-axis</w:t>
-            </w:r>
-          </w:p>
-          <w:p>
-            <w:pPr>
-              <w:spacing w:after="30" w:before="0"/>
-              <w:ind w:left="360" w:hanging="180"/>
-              <w:jc w:val="left"/>
-            </w:pPr>
-            <w:r>
-              <w:rPr>
-                <w:rFonts w:ascii="Arial" w:cs="Arial" w:eastAsia="Arial" w:hAnsi="Arial"/>
-                <w:b w:val="false"/>
-                <w:bCs w:val="false"/>
-                <w:i w:val="false"/>
-                <w:iCs w:val="false"/>
-                <w:color w:val="000000"/>
-                <w:sz w:val="18"/>
-                <w:szCs w:val="18"/>
-              </w:rPr>
-              <w:t xml:space="preserve">–  Reflection along lines parallel to the x-axis and y-axis (e.g., y = k and x = k)</w:t>
-            </w:r>
-          </w:p>
-          <w:p>
-            <w:pPr>
-              <w:spacing w:after="30" w:before="0"/>
-              <w:ind w:left="360" w:hanging="180"/>
-              <w:jc w:val="left"/>
-            </w:pPr>
-            <w:r>
-              <w:rPr>
-                <w:rFonts w:ascii="Arial" w:cs="Arial" w:eastAsia="Arial" w:hAnsi="Arial"/>
-                <w:b w:val="false"/>
-                <w:bCs w:val="false"/>
-                <w:i w:val="false"/>
-                <w:iCs w:val="false"/>
-                <w:color w:val="000000"/>
-                <w:sz w:val="18"/>
-                <w:szCs w:val="18"/>
-              </w:rPr>
-              <w:t xml:space="preserve">–  Reflection along the lines y = x and y = −x</w:t>
-            </w:r>
-          </w:p>
-          <w:p>
-            <w:pPr>
-              <w:spacing w:after="30" w:before="0"/>
-              <w:ind w:left="360" w:hanging="180"/>
-              <w:jc w:val="left"/>
-            </w:pPr>
-            <w:r>
-              <w:rPr>
-                <w:rFonts w:ascii="Arial" w:cs="Arial" w:eastAsia="Arial" w:hAnsi="Arial"/>
-                <w:b w:val="false"/>
-                <w:bCs w:val="false"/>
-                <w:i w:val="false"/>
-                <w:iCs w:val="false"/>
-                <w:color w:val="000000"/>
-                <w:sz w:val="18"/>
-                <w:szCs w:val="18"/>
-              </w:rPr>
-              <w:t xml:space="preserve">–  Finding the equation of a mirror line (line of reflection) given an object and its image</w:t>
-            </w:r>
-          </w:p>
-          <w:p>
-            <w:pPr>
-              <w:spacing w:after="30" w:before="0"/>
-              <w:ind w:left="360" w:hanging="180"/>
-              <w:jc w:val="left"/>
-            </w:pPr>
-            <w:r>
-              <w:rPr>
-                <w:rFonts w:ascii="Arial" w:cs="Arial" w:eastAsia="Arial" w:hAnsi="Arial"/>
-                <w:b w:val="false"/>
-                <w:bCs w:val="false"/>
-                <w:i w:val="false"/>
-                <w:iCs w:val="false"/>
-                <w:color w:val="000000"/>
-                <w:sz w:val="18"/>
-                <w:szCs w:val="18"/>
-              </w:rPr>
-              <w:t xml:space="preserve">–  Congruence: defining and identifying congruent figures; congruence conditions for triangles (SSS, SAS, ASA, AAS, RHS)</w:t>
-            </w:r>
-          </w:p>
-          <w:p>
-            <w:pPr>
-              <w:spacing w:after="30" w:before="0"/>
-              <w:ind w:left="360" w:hanging="180"/>
-              <w:jc w:val="left"/>
-            </w:pPr>
-            <w:r>
-              <w:rPr>
-                <w:rFonts w:ascii="Arial" w:cs="Arial" w:eastAsia="Arial" w:hAnsi="Arial"/>
-                <w:b w:val="false"/>
-                <w:bCs w:val="false"/>
-                <w:i w:val="false"/>
-                <w:iCs w:val="false"/>
-                <w:color w:val="000000"/>
-                <w:sz w:val="18"/>
-                <w:szCs w:val="18"/>
-              </w:rPr>
-              <w:t xml:space="preserve">–  Applications of reflection and congruence in real-life situations (art, architecture, fabric design, nature)</w:t>
-            </w:r>
-          </w:p>
-        </w:tc>
-      </w:tr>
-      <w:tr>
-        <w:tc>
-          <w:tcPr>
-            <w:tcW w:type="dxa" w:w="3000"/>
-            <w:shd w:fill="D5E8F0" w:color="auto" w:val="clear"/>
-            <w:tcMar>
-              <w:top w:type="dxa" w:w="60"/>
-              <w:left w:type="dxa" w:w="120"/>
-              <w:bottom w:type="dxa" w:w="60"/>
-              <w:right w:type="dxa" w:w="120"/>
-            </w:tcMar>
-            <w:vAlign w:val="top"/>
-          </w:tcPr>
-          <w:p>
-            <w:pPr>
-              <w:spacing w:after="40" w:before="0"/>
-              <w:jc w:val="left"/>
-            </w:pPr>
-            <w:r>
-              <w:rPr>
-                <w:rFonts w:ascii="Arial" w:cs="Arial" w:eastAsia="Arial" w:hAnsi="Arial"/>
-                <w:b/>
-                <w:bCs/>
-                <w:i w:val="false"/>
-                <w:iCs w:val="false"/>
-                <w:color w:val="000000"/>
-                <w:sz w:val="18"/>
-                <w:szCs w:val="18"/>
-              </w:rPr>
-              <w:t xml:space="preserve">Learning Outcomes</w:t>
-            </w:r>
-          </w:p>
-        </w:tc>
-        <w:tc>
-          <w:tcPr>
-            <w:tcW w:type="dxa" w:w="10680"/>
-            <w:shd w:fill="FFFFFF" w:color="auto" w:val="clear"/>
-            <w:tcMar>
-              <w:top w:type="dxa" w:w="60"/>
-              <w:left w:type="dxa" w:w="120"/>
-              <w:bottom w:type="dxa" w:w="60"/>
-              <w:right w:type="dxa" w:w="120"/>
-            </w:tcMar>
-            <w:vAlign w:val="top"/>
-          </w:tcPr>
-          <w:p>
-            <w:pPr>
-              <w:spacing w:after="40" w:before="0"/>
-              <w:jc w:val="left"/>
-            </w:pPr>
-            <w:r>
-              <w:rPr>
-                <w:rFonts w:ascii="Arial" w:cs="Arial" w:eastAsia="Arial" w:hAnsi="Arial"/>
-                <w:b w:val="false"/>
-                <w:bCs w:val="false"/>
-                <w:i w:val="false"/>
-                <w:iCs w:val="false"/>
-                <w:color w:val="000000"/>
-                <w:sz w:val="18"/>
-                <w:szCs w:val="18"/>
-              </w:rPr>
-              <w:t xml:space="preserve">By the end of the sub-strand, the learner should be able to:</w:t>
-            </w:r>
-          </w:p>
-          <w:p>
-            <w:pPr>
-              <w:spacing w:after="40" w:before="0"/>
-              <w:jc w:val="left"/>
-            </w:pPr>
-            <w:r>
-              <w:rPr>
-                <w:rFonts w:ascii="Arial" w:cs="Arial" w:eastAsia="Arial" w:hAnsi="Arial"/>
-                <w:b w:val="false"/>
-                <w:bCs w:val="false"/>
-                <w:i w:val="false"/>
-                <w:iCs w:val="false"/>
-                <w:color w:val="000000"/>
-                <w:sz w:val="18"/>
-                <w:szCs w:val="18"/>
-              </w:rPr>
-              <w:t xml:space="preserve">a) identify and draw lines of symmetry in two-dimensional shapes and real-world objects found in Kenyan contexts;</w:t>
-            </w:r>
-          </w:p>
-          <w:p>
-            <w:pPr>
-              <w:spacing w:after="40" w:before="0"/>
-              <w:jc w:val="left"/>
-            </w:pPr>
-            <w:r>
-              <w:rPr>
-                <w:rFonts w:ascii="Arial" w:cs="Arial" w:eastAsia="Arial" w:hAnsi="Arial"/>
-                <w:b w:val="false"/>
-                <w:bCs w:val="false"/>
-                <w:i w:val="false"/>
-                <w:iCs w:val="false"/>
-                <w:color w:val="000000"/>
-                <w:sz w:val="18"/>
-                <w:szCs w:val="18"/>
-              </w:rPr>
-              <w:t xml:space="preserve">b) reflect points and plane figures on the Cartesian plane along the x-axis, y-axis, lines parallel to the axes, and the lines y = x and y = −x;</w:t>
-            </w:r>
-          </w:p>
-          <w:p>
-            <w:pPr>
-              <w:spacing w:after="40" w:before="0"/>
-              <w:jc w:val="left"/>
-            </w:pPr>
-            <w:r>
-              <w:rPr>
-                <w:rFonts w:ascii="Arial" w:cs="Arial" w:eastAsia="Arial" w:hAnsi="Arial"/>
-                <w:b w:val="false"/>
-                <w:bCs w:val="false"/>
-                <w:i w:val="false"/>
-                <w:iCs w:val="false"/>
-                <w:color w:val="000000"/>
-                <w:sz w:val="18"/>
-                <w:szCs w:val="18"/>
-              </w:rPr>
-              <w:t xml:space="preserve">c) determine the equation of a mirror line given a figure and its reflected image on the Cartesian plane;</w:t>
-            </w:r>
-          </w:p>
-          <w:p>
-            <w:pPr>
-              <w:spacing w:after="40" w:before="0"/>
-              <w:jc w:val="left"/>
-            </w:pPr>
-            <w:r>
-              <w:rPr>
-                <w:rFonts w:ascii="Arial" w:cs="Arial" w:eastAsia="Arial" w:hAnsi="Arial"/>
-                <w:b w:val="false"/>
-                <w:bCs w:val="false"/>
-                <w:i w:val="false"/>
-                <w:iCs w:val="false"/>
-                <w:color w:val="000000"/>
-                <w:sz w:val="18"/>
-                <w:szCs w:val="18"/>
-              </w:rPr>
-              <w:t xml:space="preserve">d) define congruence and apply congruence conditions (SSS, SAS, ASA, AAS, RHS) to identify and prove that two triangles are congruent;</w:t>
-            </w:r>
-          </w:p>
-          <w:p>
-            <w:pPr>
-              <w:spacing w:after="40" w:before="0"/>
-              <w:jc w:val="left"/>
-            </w:pPr>
-            <w:r>
-              <w:rPr>
-                <w:rFonts w:ascii="Arial" w:cs="Arial" w:eastAsia="Arial" w:hAnsi="Arial"/>
-                <w:b w:val="false"/>
-                <w:bCs w:val="false"/>
-                <w:i w:val="false"/>
-                <w:iCs w:val="false"/>
-                <w:color w:val="000000"/>
-                <w:sz w:val="18"/>
-                <w:szCs w:val="18"/>
-              </w:rPr>
-              <w:t xml:space="preserve">e) apply knowledge of reflection and congruence to solve problems in real-life situations such as design, architecture, and nature.</w:t>
-            </w:r>
-          </w:p>
-        </w:tc>
-      </w:tr>
-      <w:tr>
-        <w:tc>
-          <w:tcPr>
-            <w:tcW w:type="dxa" w:w="3000"/>
-            <w:shd w:fill="D5E8F0" w:color="auto" w:val="clear"/>
-            <w:tcMar>
-              <w:top w:type="dxa" w:w="60"/>
-              <w:left w:type="dxa" w:w="120"/>
-              <w:bottom w:type="dxa" w:w="60"/>
-              <w:right w:type="dxa" w:w="120"/>
-            </w:tcMar>
-            <w:vAlign w:val="top"/>
-          </w:tcPr>
-          <w:p>
-            <w:pPr>
-              <w:spacing w:after="40" w:before="0"/>
-              <w:jc w:val="left"/>
-            </w:pPr>
-            <w:r>
-              <w:rPr>
-                <w:rFonts w:ascii="Arial" w:cs="Arial" w:eastAsia="Arial" w:hAnsi="Arial"/>
-                <w:b/>
-                <w:bCs/>
-                <w:i w:val="false"/>
-                <w:iCs w:val="false"/>
-                <w:color w:val="000000"/>
-                <w:sz w:val="18"/>
-                <w:szCs w:val="18"/>
-              </w:rPr>
-              <w:t xml:space="preserve">Core Competencies</w:t>
-            </w:r>
-          </w:p>
-        </w:tc>
-        <w:tc>
-          <w:tcPr>
-            <w:tcW w:type="dxa" w:w="10680"/>
-            <w:shd w:fill="FFFFFF" w:color="auto" w:val="clear"/>
-            <w:tcMar>
-              <w:top w:type="dxa" w:w="60"/>
-              <w:left w:type="dxa" w:w="120"/>
-              <w:bottom w:type="dxa" w:w="60"/>
-              <w:right w:type="dxa" w:w="120"/>
-            </w:tcMar>
-            <w:vAlign w:val="top"/>
-          </w:tcPr>
-          <w:p>
-            <w:pPr>
-              <w:spacing w:after="30" w:before="0"/>
-              <w:ind w:left="360" w:hanging="180"/>
-              <w:jc w:val="left"/>
-            </w:pPr>
-            <w:r>
-              <w:rPr>
-                <w:rFonts w:ascii="Arial" w:cs="Arial" w:eastAsia="Arial" w:hAnsi="Arial"/>
-                <w:b w:val="false"/>
-                <w:bCs w:val="false"/>
-                <w:i w:val="false"/>
-                <w:iCs w:val="false"/>
-                <w:color w:val="000000"/>
-                <w:sz w:val="18"/>
-                <w:szCs w:val="18"/>
-              </w:rPr>
-              <w:t xml:space="preserve">–  Communication and Collaboration: Learners discuss and justify their reasoning about lines of symmetry, reflection transformations, and congruence conditions with peers during group activities and class presentations.</w:t>
-            </w:r>
-          </w:p>
-          <w:p>
-            <w:pPr>
-              <w:spacing w:after="30" w:before="0"/>
-              <w:ind w:left="360" w:hanging="180"/>
-              <w:jc w:val="left"/>
-            </w:pPr>
-            <w:r>
-              <w:rPr>
-                <w:rFonts w:ascii="Arial" w:cs="Arial" w:eastAsia="Arial" w:hAnsi="Arial"/>
-                <w:b w:val="false"/>
-                <w:bCs w:val="false"/>
-                <w:i w:val="false"/>
-                <w:iCs w:val="false"/>
-                <w:color w:val="000000"/>
-                <w:sz w:val="18"/>
-                <w:szCs w:val="18"/>
-              </w:rPr>
-              <w:t xml:space="preserve">–  Critical Thinking and Problem Solving: Learners analyse Cartesian graphs to determine mirror lines, apply congruence conditions to unknown figures, and solve multi-step real-life problems involving reflections.</w:t>
-            </w:r>
-          </w:p>
-          <w:p>
-            <w:pPr>
-              <w:spacing w:after="30" w:before="0"/>
-              <w:ind w:left="360" w:hanging="180"/>
-              <w:jc w:val="left"/>
-            </w:pPr>
-            <w:r>
-              <w:rPr>
-                <w:rFonts w:ascii="Arial" w:cs="Arial" w:eastAsia="Arial" w:hAnsi="Arial"/>
-                <w:b w:val="false"/>
-                <w:bCs w:val="false"/>
-                <w:i w:val="false"/>
-                <w:iCs w:val="false"/>
-                <w:color w:val="000000"/>
-                <w:sz w:val="18"/>
-                <w:szCs w:val="18"/>
-              </w:rPr>
-              <w:t xml:space="preserve">–  Creativity and Imagination: Learners design symmetrical patterns inspired by Kenyan kitenge/ankara fabric, Maasai beadwork, and architectural motifs, applying reflection and congruence principles.</w:t>
-            </w:r>
-          </w:p>
-          <w:p>
-            <w:pPr>
-              <w:spacing w:after="30" w:before="0"/>
-              <w:ind w:left="360" w:hanging="180"/>
-              <w:jc w:val="left"/>
-            </w:pPr>
-            <w:r>
-              <w:rPr>
-                <w:rFonts w:ascii="Arial" w:cs="Arial" w:eastAsia="Arial" w:hAnsi="Arial"/>
-                <w:b w:val="false"/>
-                <w:bCs w:val="false"/>
-                <w:i w:val="false"/>
-                <w:iCs w:val="false"/>
-                <w:color w:val="000000"/>
-                <w:sz w:val="18"/>
-                <w:szCs w:val="18"/>
-              </w:rPr>
-              <w:t xml:space="preserve">–  Digital Literacy: Learners engage with videos and simulations on the ARES platform to observe reflections dynamically, building fluency with digital mathematical tools.</w:t>
-            </w:r>
-          </w:p>
-          <w:p>
-            <w:pPr>
-              <w:spacing w:after="30" w:before="0"/>
-              <w:ind w:left="360" w:hanging="180"/>
-              <w:jc w:val="left"/>
-            </w:pPr>
-            <w:r>
-              <w:rPr>
-                <w:rFonts w:ascii="Arial" w:cs="Arial" w:eastAsia="Arial" w:hAnsi="Arial"/>
-                <w:b w:val="false"/>
-                <w:bCs w:val="false"/>
-                <w:i w:val="false"/>
-                <w:iCs w:val="false"/>
-                <w:color w:val="000000"/>
-                <w:sz w:val="18"/>
-                <w:szCs w:val="18"/>
-              </w:rPr>
-              <w:t xml:space="preserve">–  Self-Efficacy: Learners build confidence by progressing from familiar symmetry (lines of symmetry) to formal congruence proofs, celebrating incremental mastery at each lesson phase.</w:t>
-            </w:r>
-          </w:p>
-        </w:tc>
-      </w:tr>
-      <w:tr>
-        <w:tc>
-          <w:tcPr>
-            <w:tcW w:type="dxa" w:w="3000"/>
-            <w:shd w:fill="E2EFDA" w:color="auto" w:val="clear"/>
-            <w:tcMar>
-              <w:top w:type="dxa" w:w="60"/>
-              <w:left w:type="dxa" w:w="120"/>
-              <w:bottom w:type="dxa" w:w="60"/>
-              <w:right w:type="dxa" w:w="120"/>
-            </w:tcMar>
-            <w:vAlign w:val="top"/>
-          </w:tcPr>
-          <w:p>
-            <w:pPr>
-              <w:spacing w:after="40" w:before="0"/>
-              <w:jc w:val="left"/>
-            </w:pPr>
-            <w:r>
-              <w:rPr>
-                <w:rFonts w:ascii="Arial" w:cs="Arial" w:eastAsia="Arial" w:hAnsi="Arial"/>
-                <w:b/>
-                <w:bCs/>
-                <w:i w:val="false"/>
-                <w:iCs w:val="false"/>
-                <w:color w:val="000000"/>
-                <w:sz w:val="18"/>
-                <w:szCs w:val="18"/>
-              </w:rPr>
-              <w:t xml:space="preserve">Core Values</w:t>
-            </w:r>
-          </w:p>
-        </w:tc>
-        <w:tc>
-          <w:tcPr>
-            <w:tcW w:type="dxa" w:w="10680"/>
-            <w:shd w:fill="FFFFFF" w:color="auto" w:val="clear"/>
-            <w:tcMar>
-              <w:top w:type="dxa" w:w="60"/>
-              <w:left w:type="dxa" w:w="120"/>
-              <w:bottom w:type="dxa" w:w="60"/>
-              <w:right w:type="dxa" w:w="120"/>
-            </w:tcMar>
-            <w:vAlign w:val="top"/>
-          </w:tcPr>
-          <w:p>
-            <w:pPr>
-              <w:spacing w:after="30" w:before="0"/>
-              <w:ind w:left="360" w:hanging="180"/>
-              <w:jc w:val="left"/>
-            </w:pPr>
-            <w:r>
-              <w:rPr>
-                <w:rFonts w:ascii="Arial" w:cs="Arial" w:eastAsia="Arial" w:hAnsi="Arial"/>
-                <w:b w:val="false"/>
-                <w:bCs w:val="false"/>
-                <w:i w:val="false"/>
-                <w:iCs w:val="false"/>
-                <w:color w:val="000000"/>
-                <w:sz w:val="18"/>
-                <w:szCs w:val="18"/>
-              </w:rPr>
-              <w:t xml:space="preserve">–  Respect: Learners appreciate the mathematical beauty found in Kenyan cultural designs (Maasai beadwork, kikoi patterns, mosque architecture in Mombasa) that rely on symmetry and congruence, fostering respect for diverse cultural heritage.</w:t>
-            </w:r>
-          </w:p>
-          <w:p>
-            <w:pPr>
-              <w:spacing w:after="30" w:before="0"/>
-              <w:ind w:left="360" w:hanging="180"/>
-              <w:jc w:val="left"/>
-            </w:pPr>
-            <w:r>
-              <w:rPr>
-                <w:rFonts w:ascii="Arial" w:cs="Arial" w:eastAsia="Arial" w:hAnsi="Arial"/>
-                <w:b w:val="false"/>
-                <w:bCs w:val="false"/>
-                <w:i w:val="false"/>
-                <w:iCs w:val="false"/>
-                <w:color w:val="000000"/>
-                <w:sz w:val="18"/>
-                <w:szCs w:val="18"/>
-              </w:rPr>
-              <w:t xml:space="preserve">–  Responsibility: Learners take ownership of constructing accurate reflections and congruence arguments, understanding that precision in mathematics has real consequences in engineering and design professions.</w:t>
-            </w:r>
-          </w:p>
-          <w:p>
-            <w:pPr>
-              <w:spacing w:after="30" w:before="0"/>
-              <w:ind w:left="360" w:hanging="180"/>
-              <w:jc w:val="left"/>
-            </w:pPr>
-            <w:r>
-              <w:rPr>
-                <w:rFonts w:ascii="Arial" w:cs="Arial" w:eastAsia="Arial" w:hAnsi="Arial"/>
-                <w:b w:val="false"/>
-                <w:bCs w:val="false"/>
-                <w:i w:val="false"/>
-                <w:iCs w:val="false"/>
-                <w:color w:val="000000"/>
-                <w:sz w:val="18"/>
-                <w:szCs w:val="18"/>
-              </w:rPr>
-              <w:t xml:space="preserve">–  Unity: Collaborative group tasks (mirror-line discovery, congruence matching activities) build a sense of shared inquiry and mutual support among learners of varied abilities.</w:t>
-            </w:r>
-          </w:p>
-          <w:p>
-            <w:pPr>
-              <w:spacing w:after="30" w:before="0"/>
-              <w:ind w:left="360" w:hanging="180"/>
-              <w:jc w:val="left"/>
-            </w:pPr>
-            <w:r>
-              <w:rPr>
-                <w:rFonts w:ascii="Arial" w:cs="Arial" w:eastAsia="Arial" w:hAnsi="Arial"/>
-                <w:b w:val="false"/>
-                <w:bCs w:val="false"/>
-                <w:i w:val="false"/>
-                <w:iCs w:val="false"/>
-                <w:color w:val="000000"/>
-                <w:sz w:val="18"/>
-                <w:szCs w:val="18"/>
-              </w:rPr>
-              <w:t xml:space="preserve">–  Integrity: Learners present honest mathematical reasoning and acknowledge errors during model revision, modelling academic integrity in problem-solving.</w:t>
-            </w:r>
-          </w:p>
-        </w:tc>
-      </w:tr>
-      <w:tr>
-        <w:tc>
-          <w:tcPr>
-            <w:tcW w:type="dxa" w:w="3000"/>
-            <w:shd w:fill="D5E8F0" w:color="auto" w:val="clear"/>
-            <w:tcMar>
-              <w:top w:type="dxa" w:w="60"/>
-              <w:left w:type="dxa" w:w="120"/>
-              <w:bottom w:type="dxa" w:w="60"/>
-              <w:right w:type="dxa" w:w="120"/>
-            </w:tcMar>
-            <w:vAlign w:val="top"/>
-          </w:tcPr>
-          <w:p>
-            <w:pPr>
-              <w:spacing w:after="40" w:before="0"/>
-              <w:jc w:val="left"/>
-            </w:pPr>
-            <w:r>
-              <w:rPr>
-                <w:rFonts w:ascii="Arial" w:cs="Arial" w:eastAsia="Arial" w:hAnsi="Arial"/>
-                <w:b/>
-                <w:bCs/>
-                <w:i w:val="false"/>
-                <w:iCs w:val="false"/>
-                <w:color w:val="000000"/>
-                <w:sz w:val="18"/>
-                <w:szCs w:val="18"/>
-              </w:rPr>
-              <w:t xml:space="preserve">Science &amp; Engineering Practices</w:t>
-            </w:r>
-          </w:p>
-        </w:tc>
-        <w:tc>
-          <w:tcPr>
-            <w:tcW w:type="dxa" w:w="10680"/>
-            <w:shd w:fill="FFFFFF" w:color="auto" w:val="clear"/>
-            <w:tcMar>
-              <w:top w:type="dxa" w:w="60"/>
-              <w:left w:type="dxa" w:w="120"/>
-              <w:bottom w:type="dxa" w:w="60"/>
-              <w:right w:type="dxa" w:w="120"/>
-            </w:tcMar>
-            <w:vAlign w:val="top"/>
-          </w:tcPr>
-          <w:p>
-            <w:pPr>
-              <w:spacing w:after="30" w:before="0"/>
-              <w:ind w:left="360" w:hanging="180"/>
-              <w:jc w:val="left"/>
-            </w:pPr>
-            <w:r>
-              <w:rPr>
-                <w:rFonts w:ascii="Arial" w:cs="Arial" w:eastAsia="Arial" w:hAnsi="Arial"/>
-                <w:b w:val="false"/>
-                <w:bCs w:val="false"/>
-                <w:i w:val="false"/>
-                <w:iCs w:val="false"/>
-                <w:color w:val="000000"/>
-                <w:sz w:val="18"/>
-                <w:szCs w:val="18"/>
-              </w:rPr>
-              <w:t xml:space="preserve">–  Asking Questions and Defining Problems: Learners generate questions on the Driving Question Board about why reflected images appear identical yet reversed, and what conditions guarantee two shapes are truly congruent.</w:t>
-            </w:r>
-          </w:p>
-          <w:p>
-            <w:pPr>
-              <w:spacing w:after="30" w:before="0"/>
-              <w:ind w:left="360" w:hanging="180"/>
-              <w:jc w:val="left"/>
-            </w:pPr>
-            <w:r>
-              <w:rPr>
-                <w:rFonts w:ascii="Arial" w:cs="Arial" w:eastAsia="Arial" w:hAnsi="Arial"/>
-                <w:b w:val="false"/>
-                <w:bCs w:val="false"/>
-                <w:i w:val="false"/>
-                <w:iCs w:val="false"/>
-                <w:color w:val="000000"/>
-                <w:sz w:val="18"/>
-                <w:szCs w:val="18"/>
-              </w:rPr>
-              <w:t xml:space="preserve">–  Developing and Using Models: Learners iteratively build and revise Cartesian plane models showing object-image relationships under successive reflections, updating them as new mirror lines are introduced each lesson.</w:t>
-            </w:r>
-          </w:p>
-          <w:p>
-            <w:pPr>
-              <w:spacing w:after="30" w:before="0"/>
-              <w:ind w:left="360" w:hanging="180"/>
-              <w:jc w:val="left"/>
-            </w:pPr>
-            <w:r>
-              <w:rPr>
-                <w:rFonts w:ascii="Arial" w:cs="Arial" w:eastAsia="Arial" w:hAnsi="Arial"/>
-                <w:b w:val="false"/>
-                <w:bCs w:val="false"/>
-                <w:i w:val="false"/>
-                <w:iCs w:val="false"/>
-                <w:color w:val="000000"/>
-                <w:sz w:val="18"/>
-                <w:szCs w:val="18"/>
-              </w:rPr>
-              <w:t xml:space="preserve">–  Planning and Carrying Out Investigations: Learners carry out hands-on mirror-line discovery activities using folded paper, reflective surfaces, and graph-paper constructions to gather evidence about invariant properties under reflection.</w:t>
-            </w:r>
-          </w:p>
-          <w:p>
-            <w:pPr>
-              <w:spacing w:after="30" w:before="0"/>
-              <w:ind w:left="360" w:hanging="180"/>
-              <w:jc w:val="left"/>
-            </w:pPr>
-            <w:r>
-              <w:rPr>
-                <w:rFonts w:ascii="Arial" w:cs="Arial" w:eastAsia="Arial" w:hAnsi="Arial"/>
-                <w:b w:val="false"/>
-                <w:bCs w:val="false"/>
-                <w:i w:val="false"/>
-                <w:iCs w:val="false"/>
-                <w:color w:val="000000"/>
-                <w:sz w:val="18"/>
-                <w:szCs w:val="18"/>
-              </w:rPr>
-              <w:t xml:space="preserve">–  Analysing and Interpreting Data: Learners compare coordinates of objects and images across multiple reflection scenarios, identifying numerical patterns (e.g., (x, y) → (−x, y) for y-axis reflection) to generalise transformation rules.</w:t>
-            </w:r>
-          </w:p>
-          <w:p>
-            <w:pPr>
-              <w:spacing w:after="30" w:before="0"/>
-              <w:ind w:left="360" w:hanging="180"/>
-              <w:jc w:val="left"/>
-            </w:pPr>
-            <w:r>
-              <w:rPr>
-                <w:rFonts w:ascii="Arial" w:cs="Arial" w:eastAsia="Arial" w:hAnsi="Arial"/>
-                <w:b w:val="false"/>
-                <w:bCs w:val="false"/>
-                <w:i w:val="false"/>
-                <w:iCs w:val="false"/>
-                <w:color w:val="000000"/>
-                <w:sz w:val="18"/>
-                <w:szCs w:val="18"/>
-              </w:rPr>
-              <w:t xml:space="preserve">–  Constructing Explanations and Designing Solutions: Learners construct formal congruence arguments using identified conditions and apply them to design symmetrical structures or solve missing-measurement problems.</w:t>
-            </w:r>
-          </w:p>
-          <w:p>
-            <w:pPr>
-              <w:spacing w:after="30" w:before="0"/>
-              <w:ind w:left="360" w:hanging="180"/>
-              <w:jc w:val="left"/>
-            </w:pPr>
-            <w:r>
-              <w:rPr>
-                <w:rFonts w:ascii="Arial" w:cs="Arial" w:eastAsia="Arial" w:hAnsi="Arial"/>
-                <w:b w:val="false"/>
-                <w:bCs w:val="false"/>
-                <w:i w:val="false"/>
-                <w:iCs w:val="false"/>
-                <w:color w:val="000000"/>
-                <w:sz w:val="18"/>
-                <w:szCs w:val="18"/>
-              </w:rPr>
-              <w:t xml:space="preserve">–  Engaging in Argument from Evidence: Learners defend their choice of congruence condition (SSS, SAS, ASA, AAS, or RHS) using measured side and angle evidence, critiquing peers' justifications respectfully.</w:t>
-            </w:r>
-          </w:p>
-        </w:tc>
-      </w:tr>
-      <w:tr>
-        <w:tc>
-          <w:tcPr>
-            <w:tcW w:type="dxa" w:w="3000"/>
-            <w:shd w:fill="FCE4D6" w:color="auto" w:val="clear"/>
-            <w:tcMar>
-              <w:top w:type="dxa" w:w="60"/>
-              <w:left w:type="dxa" w:w="120"/>
-              <w:bottom w:type="dxa" w:w="60"/>
-              <w:right w:type="dxa" w:w="120"/>
-            </w:tcMar>
-            <w:vAlign w:val="top"/>
-          </w:tcPr>
-          <w:p>
-            <w:pPr>
-              <w:spacing w:after="40" w:before="0"/>
-              <w:jc w:val="left"/>
-            </w:pPr>
-            <w:r>
-              <w:rPr>
-                <w:rFonts w:ascii="Arial" w:cs="Arial" w:eastAsia="Arial" w:hAnsi="Arial"/>
-                <w:b/>
-                <w:bCs/>
-                <w:i w:val="false"/>
-                <w:iCs w:val="false"/>
-                <w:color w:val="000000"/>
-                <w:sz w:val="18"/>
-                <w:szCs w:val="18"/>
-              </w:rPr>
-              <w:t xml:space="preserve">Pertinent &amp; Contemporary Issues (PCIs)</w:t>
-            </w:r>
-          </w:p>
-        </w:tc>
-        <w:tc>
-          <w:tcPr>
-            <w:tcW w:type="dxa" w:w="10680"/>
-            <w:shd w:fill="FFFFFF" w:color="auto" w:val="clear"/>
-            <w:tcMar>
-              <w:top w:type="dxa" w:w="60"/>
-              <w:left w:type="dxa" w:w="120"/>
-              <w:bottom w:type="dxa" w:w="60"/>
-              <w:right w:type="dxa" w:w="120"/>
-            </w:tcMar>
-            <w:vAlign w:val="top"/>
-          </w:tcPr>
-          <w:p>
-            <w:pPr>
-              <w:spacing w:after="30" w:before="0"/>
-              <w:ind w:left="360" w:hanging="180"/>
-              <w:jc w:val="left"/>
-            </w:pPr>
-            <w:r>
-              <w:rPr>
-                <w:rFonts w:ascii="Arial" w:cs="Arial" w:eastAsia="Arial" w:hAnsi="Arial"/>
-                <w:b w:val="false"/>
-                <w:bCs w:val="false"/>
-                <w:i w:val="false"/>
-                <w:iCs w:val="false"/>
-                <w:color w:val="000000"/>
-                <w:sz w:val="18"/>
-                <w:szCs w:val="18"/>
-              </w:rPr>
-              <w:t xml:space="preserve">–  Citizenship: Learners explore how symmetry and congruence appear in Kenyan national symbols (the Kenyan flag's symmetry, coat of arms design), connecting mathematics to civic identity and pride.</w:t>
-            </w:r>
-          </w:p>
-          <w:p>
-            <w:pPr>
-              <w:spacing w:after="30" w:before="0"/>
-              <w:ind w:left="360" w:hanging="180"/>
-              <w:jc w:val="left"/>
-            </w:pPr>
-            <w:r>
-              <w:rPr>
-                <w:rFonts w:ascii="Arial" w:cs="Arial" w:eastAsia="Arial" w:hAnsi="Arial"/>
-                <w:b w:val="false"/>
-                <w:bCs w:val="false"/>
-                <w:i w:val="false"/>
-                <w:iCs w:val="false"/>
-                <w:color w:val="000000"/>
-                <w:sz w:val="18"/>
-                <w:szCs w:val="18"/>
-              </w:rPr>
-              <w:t xml:space="preserve">–  Social Cohesion and Peacebuilding: Collaborative tasks that require consensus on correct mirror lines and congruence proofs model peaceful negotiation and shared decision-making.</w:t>
-            </w:r>
-          </w:p>
-          <w:p>
-            <w:pPr>
-              <w:spacing w:after="30" w:before="0"/>
-              <w:ind w:left="360" w:hanging="180"/>
-              <w:jc w:val="left"/>
-            </w:pPr>
-            <w:r>
-              <w:rPr>
-                <w:rFonts w:ascii="Arial" w:cs="Arial" w:eastAsia="Arial" w:hAnsi="Arial"/>
-                <w:b w:val="false"/>
-                <w:bCs w:val="false"/>
-                <w:i w:val="false"/>
-                <w:iCs w:val="false"/>
-                <w:color w:val="000000"/>
-                <w:sz w:val="18"/>
-                <w:szCs w:val="18"/>
-              </w:rPr>
-              <w:t xml:space="preserve">–  Environmental Education: Learners examine symmetry in Kenyan flora and fauna (butterfly wings, Nile tilapia fish, acacia tree silhouettes, Lake Victoria shoreline reflections) to appreciate mathematical order in nature.</w:t>
-            </w:r>
-          </w:p>
-          <w:p>
-            <w:pPr>
-              <w:spacing w:after="30" w:before="0"/>
-              <w:ind w:left="360" w:hanging="180"/>
-              <w:jc w:val="left"/>
-            </w:pPr>
-            <w:r>
-              <w:rPr>
-                <w:rFonts w:ascii="Arial" w:cs="Arial" w:eastAsia="Arial" w:hAnsi="Arial"/>
-                <w:b w:val="false"/>
-                <w:bCs w:val="false"/>
-                <w:i w:val="false"/>
-                <w:iCs w:val="false"/>
-                <w:color w:val="000000"/>
-                <w:sz w:val="18"/>
-                <w:szCs w:val="18"/>
-              </w:rPr>
-              <w:t xml:space="preserve">–  Financial Literacy: Learners discuss how architects, textile designers, and tilers in Kenya use congruence to minimise material waste and maximise efficiency, linking mathematics to economic decision-making.</w:t>
-            </w:r>
-          </w:p>
-        </w:tc>
-      </w:tr>
-      <w:tr>
-        <w:tc>
-          <w:tcPr>
-            <w:tcW w:type="dxa" w:w="3000"/>
-            <w:shd w:fill="D9EEF1" w:color="auto" w:val="clear"/>
-            <w:tcMar>
-              <w:top w:type="dxa" w:w="60"/>
-              <w:left w:type="dxa" w:w="120"/>
-              <w:bottom w:type="dxa" w:w="60"/>
-              <w:right w:type="dxa" w:w="120"/>
-            </w:tcMar>
-            <w:vAlign w:val="top"/>
-          </w:tcPr>
-          <w:p>
-            <w:pPr>
-              <w:spacing w:after="40" w:before="0"/>
-              <w:jc w:val="left"/>
-            </w:pPr>
-            <w:r>
-              <w:rPr>
-                <w:rFonts w:ascii="Arial" w:cs="Arial" w:eastAsia="Arial" w:hAnsi="Arial"/>
-                <w:b/>
-                <w:bCs/>
-                <w:i w:val="false"/>
-                <w:iCs w:val="false"/>
-                <w:color w:val="000000"/>
-                <w:sz w:val="18"/>
-                <w:szCs w:val="18"/>
-              </w:rPr>
-              <w:t xml:space="preserve">Career Connections</w:t>
-            </w:r>
-          </w:p>
-        </w:tc>
-        <w:tc>
-          <w:tcPr>
-            <w:tcW w:type="dxa" w:w="10680"/>
-            <w:shd w:fill="FFFFFF" w:color="auto" w:val="clear"/>
-            <w:tcMar>
-              <w:top w:type="dxa" w:w="60"/>
-              <w:left w:type="dxa" w:w="120"/>
-              <w:bottom w:type="dxa" w:w="60"/>
-              <w:right w:type="dxa" w:w="120"/>
-            </w:tcMar>
-            <w:vAlign w:val="top"/>
-          </w:tcPr>
-          <w:p>
-            <w:pPr>
-              <w:spacing w:after="30" w:before="0"/>
-              <w:ind w:left="360" w:hanging="180"/>
-              <w:jc w:val="left"/>
-            </w:pPr>
-            <w:r>
-              <w:rPr>
-                <w:rFonts w:ascii="Arial" w:cs="Arial" w:eastAsia="Arial" w:hAnsi="Arial"/>
-                <w:b w:val="false"/>
-                <w:bCs w:val="false"/>
-                <w:i w:val="false"/>
-                <w:iCs w:val="false"/>
-                <w:color w:val="000000"/>
-                <w:sz w:val="18"/>
-                <w:szCs w:val="18"/>
-              </w:rPr>
-              <w:t xml:space="preserve">–  Architecture and Construction: Architects designing buildings in Nairobi's CBD or the Konza Technopolis use symmetry and congruent structural elements to ensure aesthetic balance and structural integrity.</w:t>
-            </w:r>
-          </w:p>
-          <w:p>
-            <w:pPr>
-              <w:spacing w:after="30" w:before="0"/>
-              <w:ind w:left="360" w:hanging="180"/>
-              <w:jc w:val="left"/>
-            </w:pPr>
-            <w:r>
-              <w:rPr>
-                <w:rFonts w:ascii="Arial" w:cs="Arial" w:eastAsia="Arial" w:hAnsi="Arial"/>
-                <w:b w:val="false"/>
-                <w:bCs w:val="false"/>
-                <w:i w:val="false"/>
-                <w:iCs w:val="false"/>
-                <w:color w:val="000000"/>
-                <w:sz w:val="18"/>
-                <w:szCs w:val="18"/>
-              </w:rPr>
-              <w:t xml:space="preserve">–  Fashion and Textile Design: Kenyan kitenge and ankara fabric designers apply reflective symmetry and congruent pattern units to produce repeating decorative motifs.</w:t>
-            </w:r>
-          </w:p>
-          <w:p>
-            <w:pPr>
-              <w:spacing w:after="30" w:before="0"/>
-              <w:ind w:left="360" w:hanging="180"/>
-              <w:jc w:val="left"/>
-            </w:pPr>
-            <w:r>
-              <w:rPr>
-                <w:rFonts w:ascii="Arial" w:cs="Arial" w:eastAsia="Arial" w:hAnsi="Arial"/>
-                <w:b w:val="false"/>
-                <w:bCs w:val="false"/>
-                <w:i w:val="false"/>
-                <w:iCs w:val="false"/>
-                <w:color w:val="000000"/>
-                <w:sz w:val="18"/>
-                <w:szCs w:val="18"/>
-              </w:rPr>
-              <w:t xml:space="preserve">–  Surveying and Land Mapping: Land surveyors use congruence conditions to calculate inaccessible distances and verify plot boundaries in counties across Kenya.</w:t>
-            </w:r>
-          </w:p>
-          <w:p>
-            <w:pPr>
-              <w:spacing w:after="30" w:before="0"/>
-              <w:ind w:left="360" w:hanging="180"/>
-              <w:jc w:val="left"/>
-            </w:pPr>
-            <w:r>
-              <w:rPr>
-                <w:rFonts w:ascii="Arial" w:cs="Arial" w:eastAsia="Arial" w:hAnsi="Arial"/>
-                <w:b w:val="false"/>
-                <w:bCs w:val="false"/>
-                <w:i w:val="false"/>
-                <w:iCs w:val="false"/>
-                <w:color w:val="000000"/>
-                <w:sz w:val="18"/>
-                <w:szCs w:val="18"/>
-              </w:rPr>
-              <w:t xml:space="preserve">–  Graphic Design and Animation: Digital artists and animators at Kenyan studios use reflections and congruent shapes as foundational tools for creating symmetrical logos, characters, and visual effects.</w:t>
-            </w:r>
-          </w:p>
-          <w:p>
-            <w:pPr>
-              <w:spacing w:after="30" w:before="0"/>
-              <w:ind w:left="360" w:hanging="180"/>
-              <w:jc w:val="left"/>
-            </w:pPr>
-            <w:r>
-              <w:rPr>
-                <w:rFonts w:ascii="Arial" w:cs="Arial" w:eastAsia="Arial" w:hAnsi="Arial"/>
-                <w:b w:val="false"/>
-                <w:bCs w:val="false"/>
-                <w:i w:val="false"/>
-                <w:iCs w:val="false"/>
-                <w:color w:val="000000"/>
-                <w:sz w:val="18"/>
-                <w:szCs w:val="18"/>
-              </w:rPr>
-              <w:t xml:space="preserve">–  Engineering and Manufacturing: Engineers at facilities such as Kenya's Standard Gauge Railway workshops apply congruence to ensure interchangeable, identically manufactured parts fit precisely.</w:t>
-            </w:r>
-          </w:p>
-        </w:tc>
-      </w:tr>
-      <w:tr>
-        <w:tc>
-          <w:tcPr>
-            <w:tcW w:type="dxa" w:w="3000"/>
-            <w:shd w:fill="D5E8F0" w:color="auto" w:val="clear"/>
-            <w:tcMar>
-              <w:top w:type="dxa" w:w="60"/>
-              <w:left w:type="dxa" w:w="120"/>
-              <w:bottom w:type="dxa" w:w="60"/>
-              <w:right w:type="dxa" w:w="120"/>
-            </w:tcMar>
-            <w:vAlign w:val="top"/>
-          </w:tcPr>
-          <w:p>
-            <w:pPr>
-              <w:spacing w:after="40" w:before="0"/>
-              <w:jc w:val="left"/>
-            </w:pPr>
-            <w:r>
-              <w:rPr>
-                <w:rFonts w:ascii="Arial" w:cs="Arial" w:eastAsia="Arial" w:hAnsi="Arial"/>
-                <w:b/>
-                <w:bCs/>
-                <w:i w:val="false"/>
-                <w:iCs w:val="false"/>
-                <w:color w:val="000000"/>
-                <w:sz w:val="18"/>
-                <w:szCs w:val="18"/>
-              </w:rPr>
-              <w:t xml:space="preserve">Focus for Lessons</w:t>
-            </w:r>
-          </w:p>
-        </w:tc>
-        <w:tc>
-          <w:tcPr>
-            <w:tcW w:type="dxa" w:w="10680"/>
-            <w:shd w:fill="FFFFFF" w:color="auto" w:val="clear"/>
-            <w:tcMar>
-              <w:top w:type="dxa" w:w="60"/>
-              <w:left w:type="dxa" w:w="120"/>
-              <w:bottom w:type="dxa" w:w="60"/>
-              <w:right w:type="dxa" w:w="120"/>
-            </w:tcMar>
-            <w:vAlign w:val="top"/>
-          </w:tcPr>
-          <w:p>
-            <w:pPr>
-              <w:spacing w:after="40" w:before="0"/>
-              <w:jc w:val="left"/>
-            </w:pPr>
-            <w:r>
-              <w:rPr>
-                <w:rFonts w:ascii="Arial" w:cs="Arial" w:eastAsia="Arial" w:hAnsi="Arial"/>
-                <w:b w:val="false"/>
-                <w:bCs w:val="false"/>
-                <w:i w:val="false"/>
-                <w:iCs w:val="false"/>
-                <w:color w:val="000000"/>
-                <w:sz w:val="18"/>
-                <w:szCs w:val="18"/>
-              </w:rPr>
-              <w:t xml:space="preserve">This unit anchors the study of congruence within the broader experience of reflection symmetry — a property learners can see in everyday Kenyan life, from the mirrored surface of Lake Victoria at dawn to the symmetrical patterns of Maasai beadwork. Learners begin by exploring lines of symmetry intuitively, then systematically investigate reflections on the Cartesian plane across progressively more complex mirror lines, building towards a rigorous understanding of congruence conditions for triangles. Throughout the unit, an inquiry-driven storyline connects each new reflection rule back to the anchoring phenomenon, ensuring learners see congruence not as an isolated geometric fact but as the mathematical explanation for why reflected images are always perfect, size-preserving copies of their originals.</w:t>
-            </w:r>
-          </w:p>
-        </w:tc>
-      </w:tr>
-      <w:tr>
-        <w:tc>
-          <w:tcPr>
-            <w:tcW w:type="dxa" w:w="3000"/>
-            <w:shd w:fill="EAD1F5" w:color="auto" w:val="clear"/>
-            <w:tcMar>
-              <w:top w:type="dxa" w:w="60"/>
-              <w:left w:type="dxa" w:w="120"/>
-              <w:bottom w:type="dxa" w:w="60"/>
-              <w:right w:type="dxa" w:w="120"/>
-            </w:tcMar>
-            <w:vAlign w:val="top"/>
-          </w:tcPr>
-          <w:p>
-            <w:pPr>
-              <w:spacing w:after="40" w:before="0"/>
-              <w:jc w:val="left"/>
-            </w:pPr>
-            <w:r>
-              <w:rPr>
-                <w:rFonts w:ascii="Arial" w:cs="Arial" w:eastAsia="Arial" w:hAnsi="Arial"/>
-                <w:b/>
-                <w:bCs/>
-                <w:i w:val="false"/>
-                <w:iCs w:val="false"/>
-                <w:color w:val="000000"/>
-                <w:sz w:val="18"/>
-                <w:szCs w:val="18"/>
-              </w:rPr>
-              <w:t xml:space="preserve">Driving Question / Key Inquiry Questions</w:t>
-            </w:r>
-          </w:p>
-        </w:tc>
-        <w:tc>
-          <w:tcPr>
-            <w:tcW w:type="dxa" w:w="10680"/>
-            <w:shd w:fill="FFFFFF" w:color="auto" w:val="clear"/>
-            <w:tcMar>
-              <w:top w:type="dxa" w:w="60"/>
-              <w:left w:type="dxa" w:w="120"/>
-              <w:bottom w:type="dxa" w:w="60"/>
-              <w:right w:type="dxa" w:w="120"/>
-            </w:tcMar>
-            <w:vAlign w:val="top"/>
-          </w:tcPr>
-          <w:p>
-            <w:pPr>
-              <w:spacing w:after="40" w:before="0"/>
-              <w:jc w:val="left"/>
-            </w:pPr>
-            <w:r>
-              <w:rPr>
-                <w:rFonts w:ascii="Arial" w:cs="Arial" w:eastAsia="Arial" w:hAnsi="Arial"/>
-                <w:b w:val="false"/>
-                <w:bCs w:val="false"/>
-                <w:i w:val="false"/>
-                <w:iCs w:val="false"/>
-                <w:color w:val="000000"/>
-                <w:sz w:val="18"/>
-                <w:szCs w:val="18"/>
-              </w:rPr>
-              <w:t xml:space="preserve">DRIVING QUESTION: "How does the mathematics of reflection explain why the mirror image of a boat on Lake Victoria is always a perfect, same-sized copy — and how can we use that same idea to prove that two shapes are truly identical?"</w:t>
-            </w:r>
-          </w:p>
-          <w:p>
-            <w:pPr>
-              <w:spacing w:after="40" w:before="0"/>
-              <w:jc w:val="left"/>
-            </w:pPr>
-            <w:r>
-              <w:rPr>
-                <w:rFonts w:ascii="Arial" w:cs="Arial" w:eastAsia="Arial" w:hAnsi="Arial"/>
-                <w:b w:val="false"/>
-                <w:bCs w:val="false"/>
-                <w:i w:val="false"/>
-                <w:iCs w:val="false"/>
-                <w:color w:val="000000"/>
-                <w:sz w:val="18"/>
-                <w:szCs w:val="18"/>
-              </w:rPr>
-              <w:t xml:space="preserve"/>
-            </w:r>
-          </w:p>
-          <w:p>
-            <w:pPr>
-              <w:spacing w:after="40" w:before="0"/>
-              <w:jc w:val="left"/>
-            </w:pPr>
-            <w:r>
-              <w:rPr>
-                <w:rFonts w:ascii="Arial" w:cs="Arial" w:eastAsia="Arial" w:hAnsi="Arial"/>
-                <w:b w:val="false"/>
-                <w:bCs w:val="false"/>
-                <w:i w:val="false"/>
-                <w:iCs w:val="false"/>
-                <w:color w:val="000000"/>
-                <w:sz w:val="18"/>
-                <w:szCs w:val="18"/>
-              </w:rPr>
-              <w:t xml:space="preserve">KICD KEY INQUIRY QUESTIONS:</w:t>
-            </w:r>
-          </w:p>
-          <w:p>
-            <w:pPr>
-              <w:spacing w:after="40" w:before="0"/>
-              <w:jc w:val="left"/>
-            </w:pPr>
-            <w:r>
-              <w:rPr>
-                <w:rFonts w:ascii="Arial" w:cs="Arial" w:eastAsia="Arial" w:hAnsi="Arial"/>
-                <w:b w:val="false"/>
-                <w:bCs w:val="false"/>
-                <w:i w:val="false"/>
-                <w:iCs w:val="false"/>
-                <w:color w:val="000000"/>
-                <w:sz w:val="18"/>
-                <w:szCs w:val="18"/>
-              </w:rPr>
-              <w:t xml:space="preserve">1. How do you determine the line of symmetry of a figure?</w:t>
-            </w:r>
-          </w:p>
-          <w:p>
-            <w:pPr>
-              <w:spacing w:after="40" w:before="0"/>
-              <w:jc w:val="left"/>
-            </w:pPr>
-            <w:r>
-              <w:rPr>
-                <w:rFonts w:ascii="Arial" w:cs="Arial" w:eastAsia="Arial" w:hAnsi="Arial"/>
-                <w:b w:val="false"/>
-                <w:bCs w:val="false"/>
-                <w:i w:val="false"/>
-                <w:iCs w:val="false"/>
-                <w:color w:val="000000"/>
-                <w:sz w:val="18"/>
-                <w:szCs w:val="18"/>
-              </w:rPr>
-              <w:t xml:space="preserve">2. How do you apply reflection to real-life situations?</w:t>
-            </w:r>
-          </w:p>
-        </w:tc>
-      </w:tr>
-      <w:tr>
-        <w:tc>
-          <w:tcPr>
-            <w:tcW w:type="dxa" w:w="3000"/>
-            <w:shd w:fill="EAD1F5" w:color="auto" w:val="clear"/>
-            <w:tcMar>
-              <w:top w:type="dxa" w:w="60"/>
-              <w:left w:type="dxa" w:w="120"/>
-              <w:bottom w:type="dxa" w:w="60"/>
-              <w:right w:type="dxa" w:w="120"/>
-            </w:tcMar>
-            <w:vAlign w:val="top"/>
-          </w:tcPr>
-          <w:p>
-            <w:pPr>
-              <w:spacing w:after="40" w:before="0"/>
-              <w:jc w:val="left"/>
-            </w:pPr>
-            <w:r>
-              <w:rPr>
-                <w:rFonts w:ascii="Arial" w:cs="Arial" w:eastAsia="Arial" w:hAnsi="Arial"/>
-                <w:b/>
-                <w:bCs/>
-                <w:i w:val="false"/>
-                <w:iCs w:val="false"/>
-                <w:color w:val="000000"/>
-                <w:sz w:val="18"/>
-                <w:szCs w:val="18"/>
-              </w:rPr>
-              <w:t xml:space="preserve">Anchoring Phenomenon</w:t>
-            </w:r>
-          </w:p>
-        </w:tc>
-        <w:tc>
-          <w:tcPr>
-            <w:tcW w:type="dxa" w:w="10680"/>
-            <w:shd w:fill="FFFFFF" w:color="auto" w:val="clear"/>
-            <w:tcMar>
-              <w:top w:type="dxa" w:w="60"/>
-              <w:left w:type="dxa" w:w="120"/>
-              <w:bottom w:type="dxa" w:w="60"/>
-              <w:right w:type="dxa" w:w="120"/>
-            </w:tcMar>
-            <w:vAlign w:val="top"/>
-          </w:tcPr>
-          <w:p>
-            <w:pPr>
-              <w:spacing w:after="40" w:before="0"/>
-              <w:jc w:val="left"/>
-            </w:pPr>
-            <w:r>
-              <w:rPr>
-                <w:rFonts w:ascii="Arial" w:cs="Arial" w:eastAsia="Arial" w:hAnsi="Arial"/>
-                <w:b w:val="false"/>
-                <w:bCs w:val="false"/>
-                <w:i w:val="false"/>
-                <w:iCs w:val="false"/>
-                <w:color w:val="000000"/>
-                <w:sz w:val="18"/>
-                <w:szCs w:val="18"/>
-              </w:rPr>
-              <w:t xml:space="preserve">ANCHORING PHENOMENON — "The Perfect Mirror Image at Lake Victoria's Shore"</w:t>
-            </w:r>
-          </w:p>
-          <w:p>
-            <w:pPr>
-              <w:spacing w:after="40" w:before="0"/>
-              <w:jc w:val="left"/>
-            </w:pPr>
-            <w:r>
-              <w:rPr>
-                <w:rFonts w:ascii="Arial" w:cs="Arial" w:eastAsia="Arial" w:hAnsi="Arial"/>
-                <w:b w:val="false"/>
-                <w:bCs w:val="false"/>
-                <w:i w:val="false"/>
-                <w:iCs w:val="false"/>
-                <w:color w:val="000000"/>
-                <w:sz w:val="18"/>
-                <w:szCs w:val="18"/>
-              </w:rPr>
-              <w:t xml:space="preserve"/>
-            </w:r>
-          </w:p>
-          <w:p>
-            <w:pPr>
-              <w:spacing w:after="40" w:before="0"/>
-              <w:jc w:val="left"/>
-            </w:pPr>
-            <w:r>
-              <w:rPr>
-                <w:rFonts w:ascii="Arial" w:cs="Arial" w:eastAsia="Arial" w:hAnsi="Arial"/>
-                <w:b w:val="false"/>
-                <w:bCs w:val="false"/>
-                <w:i w:val="false"/>
-                <w:iCs w:val="false"/>
-                <w:color w:val="000000"/>
-                <w:sz w:val="18"/>
-                <w:szCs w:val="18"/>
-              </w:rPr>
-              <w:t xml:space="preserve">At dawn on the shore of Lake Victoria near Kisumu, fishermen and their boats cast perfect mirror images on the still water below. The reflected image appears identical in shape and size to the real boat above the waterline — yet it is flipped. Students observe (via a projected photograph and a short teacher-led demonstration using a flat mirror and a cut-out boat shape) that no matter how complex the shape of the boat, its reflection is always the same size and always appears at an equal distance on the other side of the waterline.</w:t>
-            </w:r>
-          </w:p>
-          <w:p>
-            <w:pPr>
-              <w:spacing w:after="40" w:before="0"/>
-              <w:jc w:val="left"/>
-            </w:pPr>
-            <w:r>
-              <w:rPr>
-                <w:rFonts w:ascii="Arial" w:cs="Arial" w:eastAsia="Arial" w:hAnsi="Arial"/>
-                <w:b w:val="false"/>
-                <w:bCs w:val="false"/>
-                <w:i w:val="false"/>
-                <w:iCs w:val="false"/>
-                <w:color w:val="000000"/>
-                <w:sz w:val="18"/>
-                <w:szCs w:val="18"/>
-              </w:rPr>
-              <w:t xml:space="preserve"/>
-            </w:r>
-          </w:p>
-          <w:p>
-            <w:pPr>
-              <w:spacing w:after="40" w:before="0"/>
-              <w:jc w:val="left"/>
-            </w:pPr>
-            <w:r>
-              <w:rPr>
-                <w:rFonts w:ascii="Arial" w:cs="Arial" w:eastAsia="Arial" w:hAnsi="Arial"/>
-                <w:b w:val="false"/>
-                <w:bCs w:val="false"/>
-                <w:i w:val="false"/>
-                <w:iCs w:val="false"/>
-                <w:color w:val="000000"/>
-                <w:sz w:val="18"/>
-                <w:szCs w:val="18"/>
-              </w:rPr>
-              <w:t xml:space="preserve">WHY IT IS PUZZLING:</w:t>
-            </w:r>
-          </w:p>
-          <w:p>
-            <w:pPr>
-              <w:spacing w:after="40" w:before="0"/>
-              <w:jc w:val="left"/>
-            </w:pPr>
-            <w:r>
-              <w:rPr>
-                <w:rFonts w:ascii="Arial" w:cs="Arial" w:eastAsia="Arial" w:hAnsi="Arial"/>
-                <w:b w:val="false"/>
-                <w:bCs w:val="false"/>
-                <w:i w:val="false"/>
-                <w:iCs w:val="false"/>
-                <w:color w:val="000000"/>
-                <w:sz w:val="18"/>
-                <w:szCs w:val="18"/>
-              </w:rPr>
-              <w:t xml:space="preserve">Students are puzzled by several things at once: (1) Why does the reflection always look exactly the same size — neither bigger nor smaller — than the original? (2) What is the "rule" the water surface is following to produce the image? (3) If you moved the boat further from the water surface, would the reflection move the same amount? (4) Could you predict exactly where every point of the reflected image would land? (5) What does it mean, mathematically, for two shapes to be "exactly the same"? These questions sustain inquiry across all 8 lessons as students move from intuitive symmetry to formal congruence proofs.</w:t>
-            </w:r>
-          </w:p>
-        </w:tc>
-      </w:tr>
-      <w:tr>
-        <w:tc>
-          <w:tcPr>
-            <w:tcW w:type="dxa" w:w="3000"/>
-            <w:shd w:fill="D9EEF1" w:color="auto" w:val="clear"/>
-            <w:tcMar>
-              <w:top w:type="dxa" w:w="60"/>
-              <w:left w:type="dxa" w:w="120"/>
-              <w:bottom w:type="dxa" w:w="60"/>
-              <w:right w:type="dxa" w:w="120"/>
-            </w:tcMar>
-            <w:vAlign w:val="top"/>
-          </w:tcPr>
-          <w:p>
-            <w:pPr>
-              <w:spacing w:after="40" w:before="0"/>
-              <w:jc w:val="left"/>
-            </w:pPr>
-            <w:r>
-              <w:rPr>
-                <w:rFonts w:ascii="Arial" w:cs="Arial" w:eastAsia="Arial" w:hAnsi="Arial"/>
-                <w:b/>
-                <w:bCs/>
-                <w:i w:val="false"/>
-                <w:iCs w:val="false"/>
-                <w:color w:val="000000"/>
-                <w:sz w:val="18"/>
-                <w:szCs w:val="18"/>
-              </w:rPr>
-              <w:t xml:space="preserve">Storyline Thread</w:t>
-            </w:r>
-          </w:p>
-        </w:tc>
-        <w:tc>
-          <w:tcPr>
-            <w:tcW w:type="dxa" w:w="10680"/>
-            <w:shd w:fill="FFFFFF" w:color="auto" w:val="clear"/>
-            <w:tcMar>
-              <w:top w:type="dxa" w:w="60"/>
-              <w:left w:type="dxa" w:w="120"/>
-              <w:bottom w:type="dxa" w:w="60"/>
-              <w:right w:type="dxa" w:w="120"/>
-            </w:tcMar>
-            <w:vAlign w:val="top"/>
-          </w:tcPr>
-          <w:p>
-            <w:pPr>
-              <w:spacing w:after="40" w:before="0"/>
-              <w:jc w:val="left"/>
-            </w:pPr>
-            <w:r>
-              <w:rPr>
-                <w:rFonts w:ascii="Arial" w:cs="Arial" w:eastAsia="Arial" w:hAnsi="Arial"/>
-                <w:b w:val="false"/>
-                <w:bCs w:val="false"/>
-                <w:i w:val="false"/>
-                <w:iCs w:val="false"/>
-                <w:color w:val="000000"/>
-                <w:sz w:val="18"/>
-                <w:szCs w:val="18"/>
-              </w:rPr>
-              <w:t xml:space="preserve">Lesson 1 — "Finding Balance: Lines of Symmetry" | Anchoring phenomenon introduced (Lake Victoria mirror image). Students observe the photograph, record initial predictions about why the reflection is the same size, and post opening questions on the Driving Question Board. Hands-on activity: students fold cut-out shapes (fish, boat, acacia leaf) to find lines of symmetry. Video: lines of symmetry in Kenyan objects. Students update their DQB with new questions about what happens when you "flip" a shape mathematically.</w:t>
-            </w:r>
-          </w:p>
-          <w:p>
-            <w:pPr>
-              <w:spacing w:after="40" w:before="0"/>
-              <w:jc w:val="left"/>
-            </w:pPr>
-            <w:r>
-              <w:rPr>
-                <w:rFonts w:ascii="Arial" w:cs="Arial" w:eastAsia="Arial" w:hAnsi="Arial"/>
-                <w:b w:val="false"/>
-                <w:bCs w:val="false"/>
-                <w:i w:val="false"/>
-                <w:iCs w:val="false"/>
-                <w:color w:val="000000"/>
-                <w:sz w:val="18"/>
-                <w:szCs w:val="18"/>
-              </w:rPr>
-              <w:t xml:space="preserve"/>
-            </w:r>
-          </w:p>
-          <w:p>
-            <w:pPr>
-              <w:spacing w:after="40" w:before="0"/>
-              <w:jc w:val="left"/>
-            </w:pPr>
-            <w:r>
-              <w:rPr>
-                <w:rFonts w:ascii="Arial" w:cs="Arial" w:eastAsia="Arial" w:hAnsi="Arial"/>
-                <w:b w:val="false"/>
-                <w:bCs w:val="false"/>
-                <w:i w:val="false"/>
-                <w:iCs w:val="false"/>
-                <w:color w:val="000000"/>
-                <w:sz w:val="18"/>
-                <w:szCs w:val="18"/>
-              </w:rPr>
-              <w:t xml:space="preserve">Lesson 2 — "Flipping Across the Axes: Reflection on the Cartesian Plane (x- and y-axes)" | Students watch the video on reflecting points on the Cartesian plane (x-axis) and the video of reflecting objects. They plot boat-shape vertices on a grid, reflect across the x-axis and y-axis, and record coordinate pairs in a table to discover the transformation rules (x, y) → (x, −y) and (x, y) → (−x, y). Connection to phenomenon: the waterline IS the x-axis — the image is always the same distance below as the object is above. DQB updated: "What if the mirror line is NOT the x- or y-axis?"</w:t>
-            </w:r>
-          </w:p>
-          <w:p>
-            <w:pPr>
-              <w:spacing w:after="40" w:before="0"/>
-              <w:jc w:val="left"/>
-            </w:pPr>
-            <w:r>
-              <w:rPr>
-                <w:rFonts w:ascii="Arial" w:cs="Arial" w:eastAsia="Arial" w:hAnsi="Arial"/>
-                <w:b w:val="false"/>
-                <w:bCs w:val="false"/>
-                <w:i w:val="false"/>
-                <w:iCs w:val="false"/>
-                <w:color w:val="000000"/>
-                <w:sz w:val="18"/>
-                <w:szCs w:val="18"/>
-              </w:rPr>
-              <w:t xml:space="preserve"/>
-            </w:r>
-          </w:p>
-          <w:p>
-            <w:pPr>
-              <w:spacing w:after="40" w:before="0"/>
-              <w:jc w:val="left"/>
-            </w:pPr>
-            <w:r>
-              <w:rPr>
-                <w:rFonts w:ascii="Arial" w:cs="Arial" w:eastAsia="Arial" w:hAnsi="Arial"/>
-                <w:b w:val="false"/>
-                <w:bCs w:val="false"/>
-                <w:i w:val="false"/>
-                <w:iCs w:val="false"/>
-                <w:color w:val="000000"/>
-                <w:sz w:val="18"/>
-                <w:szCs w:val="18"/>
-              </w:rPr>
-              <w:t xml:space="preserve">Lesson 3 — "Shifting the Mirror: Reflection Along Lines Parallel to the Axes" | Students watch the video on reflection along y = −4 and similar lines. Using the matatu-map supporting phenomenon, students reflect route landmarks across y = 2, y = −4, x = 3, and x = −1, generalising the rules for parallel mirror lines. Sensemaking discussion: how is this different from axis reflection? Model update: students add parallel mirror lines to their cumulative Cartesian models.</w:t>
-            </w:r>
-          </w:p>
-          <w:p>
-            <w:pPr>
-              <w:spacing w:after="40" w:before="0"/>
-              <w:jc w:val="left"/>
-            </w:pPr>
-            <w:r>
-              <w:rPr>
-                <w:rFonts w:ascii="Arial" w:cs="Arial" w:eastAsia="Arial" w:hAnsi="Arial"/>
-                <w:b w:val="false"/>
-                <w:bCs w:val="false"/>
-                <w:i w:val="false"/>
-                <w:iCs w:val="false"/>
-                <w:color w:val="000000"/>
-                <w:sz w:val="18"/>
-                <w:szCs w:val="18"/>
-              </w:rPr>
-              <w:t xml:space="preserve"/>
-            </w:r>
-          </w:p>
-          <w:p>
-            <w:pPr>
-              <w:spacing w:after="40" w:before="0"/>
-              <w:jc w:val="left"/>
-            </w:pPr>
-            <w:r>
-              <w:rPr>
-                <w:rFonts w:ascii="Arial" w:cs="Arial" w:eastAsia="Arial" w:hAnsi="Arial"/>
-                <w:b w:val="false"/>
-                <w:bCs w:val="false"/>
-                <w:i w:val="false"/>
-                <w:iCs w:val="false"/>
-                <w:color w:val="000000"/>
-                <w:sz w:val="18"/>
-                <w:szCs w:val="18"/>
-              </w:rPr>
-              <w:t xml:space="preserve">Lesson 4 — "Diagonal Mirrors: Reflection Along y = x and y = −x" | Inspired by the Mombasa tile supporting phenomenon, students reflect points and polygons across y = x and y = −x, discovering the rules (x, y) → (y, x) and (x, y) → (−y, −x). Predict-Observe-Explain cycle run in full. Students notice that diagonal reflections feel like "rotations" — a productive misconception to address. DQB: "How would we find the mirror line if we were only given the object and its image?"</w:t>
-            </w:r>
-          </w:p>
-          <w:p>
-            <w:pPr>
-              <w:spacing w:after="40" w:before="0"/>
-              <w:jc w:val="left"/>
-            </w:pPr>
-            <w:r>
-              <w:rPr>
-                <w:rFonts w:ascii="Arial" w:cs="Arial" w:eastAsia="Arial" w:hAnsi="Arial"/>
-                <w:b w:val="false"/>
-                <w:bCs w:val="false"/>
-                <w:i w:val="false"/>
-                <w:iCs w:val="false"/>
-                <w:color w:val="000000"/>
-                <w:sz w:val="18"/>
-                <w:szCs w:val="18"/>
-              </w:rPr>
-              <w:t xml:space="preserve"/>
-            </w:r>
-          </w:p>
-          <w:p>
-            <w:pPr>
-              <w:spacing w:after="40" w:before="0"/>
-              <w:jc w:val="left"/>
-            </w:pPr>
-            <w:r>
-              <w:rPr>
-                <w:rFonts w:ascii="Arial" w:cs="Arial" w:eastAsia="Arial" w:hAnsi="Arial"/>
-                <w:b w:val="false"/>
-                <w:bCs w:val="false"/>
-                <w:i w:val="false"/>
-                <w:iCs w:val="false"/>
-                <w:color w:val="000000"/>
-                <w:sz w:val="18"/>
-                <w:szCs w:val="18"/>
-              </w:rPr>
-              <w:t xml:space="preserve">Lesson 5 — "Reverse Engineering the Mirror: Finding the Equation of the Mirror Line" | Students watch the video on finding mirror lines and complete the hands-on activity (finding mirror lines). Given object-image pairs plotted on a grid, students construct perpendicular bisectors of corresponding point pairs and determine the equation of the mirror line. Connection to phenomenon: "If you only saw the boat and its reflection — but the water surface was hidden — could you figure out where the water surface was?" DQB updated with equations discovered.</w:t>
-            </w:r>
-          </w:p>
-          <w:p>
-            <w:pPr>
-              <w:spacing w:after="40" w:before="0"/>
-              <w:jc w:val="left"/>
-            </w:pPr>
-            <w:r>
-              <w:rPr>
-                <w:rFonts w:ascii="Arial" w:cs="Arial" w:eastAsia="Arial" w:hAnsi="Arial"/>
-                <w:b w:val="false"/>
-                <w:bCs w:val="false"/>
-                <w:i w:val="false"/>
-                <w:iCs w:val="false"/>
-                <w:color w:val="000000"/>
-                <w:sz w:val="18"/>
-                <w:szCs w:val="18"/>
-              </w:rPr>
-              <w:t xml:space="preserve"/>
-            </w:r>
-          </w:p>
-          <w:p>
-            <w:pPr>
-              <w:spacing w:after="40" w:before="0"/>
-              <w:jc w:val="left"/>
-            </w:pPr>
-            <w:r>
-              <w:rPr>
-                <w:rFonts w:ascii="Arial" w:cs="Arial" w:eastAsia="Arial" w:hAnsi="Arial"/>
-                <w:b w:val="false"/>
-                <w:bCs w:val="false"/>
-                <w:i w:val="false"/>
-                <w:iCs w:val="false"/>
-                <w:color w:val="000000"/>
-                <w:sz w:val="18"/>
-                <w:szCs w:val="18"/>
-              </w:rPr>
-              <w:t xml:space="preserve">Lesson 6 — "Same Shape, Same Size: Introducing Congruence" | Students watch the congruence video. Using the roof-truss supporting phenomenon, students measure triangles cut from card and sort them into "definitely the same" and "possibly the same" groups, motivating the need for formal congruence conditions. SSS, SAS, ASA, AAS, and RHS conditions introduced through guided investigation. Students link back to phenomenon: reflected images are ALWAYS congruent to their originals — and now they can prove it.</w:t>
-            </w:r>
-          </w:p>
-          <w:p>
-            <w:pPr>
-              <w:spacing w:after="40" w:before="0"/>
-              <w:jc w:val="left"/>
-            </w:pPr>
-            <w:r>
-              <w:rPr>
-                <w:rFonts w:ascii="Arial" w:cs="Arial" w:eastAsia="Arial" w:hAnsi="Arial"/>
-                <w:b w:val="false"/>
-                <w:bCs w:val="false"/>
-                <w:i w:val="false"/>
-                <w:iCs w:val="false"/>
-                <w:color w:val="000000"/>
-                <w:sz w:val="18"/>
-                <w:szCs w:val="18"/>
-              </w:rPr>
-              <w:t xml:space="preserve"/>
-            </w:r>
-          </w:p>
-          <w:p>
-            <w:pPr>
-              <w:spacing w:after="40" w:before="0"/>
-              <w:jc w:val="left"/>
-            </w:pPr>
-            <w:r>
-              <w:rPr>
-                <w:rFonts w:ascii="Arial" w:cs="Arial" w:eastAsia="Arial" w:hAnsi="Arial"/>
-                <w:b w:val="false"/>
-                <w:bCs w:val="false"/>
-                <w:i w:val="false"/>
-                <w:iCs w:val="false"/>
-                <w:color w:val="000000"/>
-                <w:sz w:val="18"/>
-                <w:szCs w:val="18"/>
-              </w:rPr>
-              <w:t xml:space="preserve">Lesson 7 — "Proving It: Applying Congruence Conditions" | Students solve structured problems requiring them to identify which congruence condition applies and write formal congruence statements. Peer argumentation task: groups challenge each other's proofs. Connection to phenomenon: the mathematical reason the Lake Victoria boat reflection is the same size is formalised — reflection is a rigid transformation that preserves all side lengths and angles, guaranteeing congruence.</w:t>
-            </w:r>
-          </w:p>
-          <w:p>
-            <w:pPr>
-              <w:spacing w:after="40" w:before="0"/>
-              <w:jc w:val="left"/>
-            </w:pPr>
-            <w:r>
-              <w:rPr>
-                <w:rFonts w:ascii="Arial" w:cs="Arial" w:eastAsia="Arial" w:hAnsi="Arial"/>
-                <w:b w:val="false"/>
-                <w:bCs w:val="false"/>
-                <w:i w:val="false"/>
-                <w:iCs w:val="false"/>
-                <w:color w:val="000000"/>
-                <w:sz w:val="18"/>
-                <w:szCs w:val="18"/>
-              </w:rPr>
-              <w:t xml:space="preserve"/>
-            </w:r>
-          </w:p>
-          <w:p>
-            <w:pPr>
-              <w:spacing w:after="40" w:before="0"/>
-              <w:jc w:val="left"/>
-            </w:pPr>
-            <w:r>
-              <w:rPr>
-                <w:rFonts w:ascii="Arial" w:cs="Arial" w:eastAsia="Arial" w:hAnsi="Arial"/>
-                <w:b w:val="false"/>
-                <w:bCs w:val="false"/>
-                <w:i w:val="false"/>
-                <w:iCs w:val="false"/>
-                <w:color w:val="000000"/>
-                <w:sz w:val="18"/>
-                <w:szCs w:val="18"/>
-              </w:rPr>
-              <w:t xml:space="preserve">Lesson 8 — "Mathematics in the Real World: Applications of Reflection and Congruence" | Students watch the applications video and work on real-life problems: designing a symmetrical Maasai bead pattern, calculating inaccessible distances using congruent triangles, and verifying a building plan. Final DQB review: students revisit every original question and confirm which have been answered. Cumulative model presented and explained. Exit task: students write a full explanation of the anchoring phenomenon using the mathematical language of reflection and congruence acquired across the unit.</w:t>
-            </w:r>
-          </w:p>
-        </w:tc>
-      </w:tr>
-      <w:tr>
-        <w:tc>
-          <w:tcPr>
-            <w:tcW w:type="dxa" w:w="3000"/>
-            <w:shd w:fill="EAD1F5" w:color="auto" w:val="clear"/>
-            <w:tcMar>
-              <w:top w:type="dxa" w:w="60"/>
-              <w:left w:type="dxa" w:w="120"/>
-              <w:bottom w:type="dxa" w:w="60"/>
-              <w:right w:type="dxa" w:w="120"/>
-            </w:tcMar>
-            <w:vAlign w:val="top"/>
-          </w:tcPr>
-          <w:p>
-            <w:pPr>
-              <w:spacing w:after="40" w:before="0"/>
-              <w:jc w:val="left"/>
-            </w:pPr>
-            <w:r>
-              <w:rPr>
-                <w:rFonts w:ascii="Arial" w:cs="Arial" w:eastAsia="Arial" w:hAnsi="Arial"/>
-                <w:b/>
-                <w:bCs/>
-                <w:i w:val="false"/>
-                <w:iCs w:val="false"/>
-                <w:color w:val="000000"/>
-                <w:sz w:val="18"/>
-                <w:szCs w:val="18"/>
-              </w:rPr>
-              <w:t xml:space="preserve">Supporting Phenomena</w:t>
-            </w:r>
-          </w:p>
-        </w:tc>
-        <w:tc>
-          <w:tcPr>
-            <w:tcW w:type="dxa" w:w="10680"/>
-            <w:shd w:fill="FFFFFF" w:color="auto" w:val="clear"/>
-            <w:tcMar>
-              <w:top w:type="dxa" w:w="60"/>
-              <w:left w:type="dxa" w:w="120"/>
-              <w:bottom w:type="dxa" w:w="60"/>
-              <w:right w:type="dxa" w:w="120"/>
-            </w:tcMar>
-            <w:vAlign w:val="top"/>
-          </w:tcPr>
-          <w:p>
-            <w:pPr>
-              <w:spacing w:after="30" w:before="0"/>
-              <w:ind w:left="360" w:hanging="180"/>
-              <w:jc w:val="left"/>
-            </w:pPr>
-            <w:r>
-              <w:rPr>
-                <w:rFonts w:ascii="Arial" w:cs="Arial" w:eastAsia="Arial" w:hAnsi="Arial"/>
-                <w:b w:val="false"/>
-                <w:bCs w:val="false"/>
-                <w:i w:val="false"/>
-                <w:iCs w:val="false"/>
-                <w:color w:val="000000"/>
-                <w:sz w:val="18"/>
-                <w:szCs w:val="18"/>
-              </w:rPr>
-              <w:t xml:space="preserve">–  Maasai Beadwork Symmetry (Lesson 1 — Lines of Symmetry): Students examine high-resolution photographs of Maasai beaded jewellery and identify multiple lines of symmetry within the repeating pattern units, asking why certain designs look "balanced" from every angle.</w:t>
-            </w:r>
-          </w:p>
-          <w:p>
-            <w:pPr>
-              <w:spacing w:after="30" w:before="0"/>
-              <w:ind w:left="360" w:hanging="180"/>
-              <w:jc w:val="left"/>
-            </w:pPr>
-            <w:r>
-              <w:rPr>
-                <w:rFonts w:ascii="Arial" w:cs="Arial" w:eastAsia="Arial" w:hAnsi="Arial"/>
-                <w:b w:val="false"/>
-                <w:bCs w:val="false"/>
-                <w:i w:val="false"/>
-                <w:iCs w:val="false"/>
-                <w:color w:val="000000"/>
-                <w:sz w:val="18"/>
-                <w:szCs w:val="18"/>
-              </w:rPr>
-              <w:t xml:space="preserve">–  Reflecting a Matatu Route Map on a Grid (Lessons 2–4 — Cartesian Reflections): A simplified Nairobi matatu route map is plotted on a Cartesian grid; students observe how reflecting the map across the x-axis, y-axis, and parallel lines produces a "mirror-city" and investigate which landmarks land where.</w:t>
-            </w:r>
-          </w:p>
-          <w:p>
-            <w:pPr>
-              <w:spacing w:after="30" w:before="0"/>
-              <w:ind w:left="360" w:hanging="180"/>
-              <w:jc w:val="left"/>
-            </w:pPr>
-            <w:r>
-              <w:rPr>
-                <w:rFonts w:ascii="Arial" w:cs="Arial" w:eastAsia="Arial" w:hAnsi="Arial"/>
-                <w:b w:val="false"/>
-                <w:bCs w:val="false"/>
-                <w:i w:val="false"/>
-                <w:iCs w:val="false"/>
-                <w:color w:val="000000"/>
-                <w:sz w:val="18"/>
-                <w:szCs w:val="18"/>
-              </w:rPr>
-              <w:t xml:space="preserve">–  Mosque Geometric Tiling — Mombasa Old Town (Lesson 5 — y = x and y = −x Reflections): Students observe photographs of geometric tile patterns from the Old Town Mombasa mosques, noting that diagonal mirror lines produce rotated-looking copies, prompting inquiry into y = x and y = −x reflections.</w:t>
-            </w:r>
-          </w:p>
-          <w:p>
-            <w:pPr>
-              <w:spacing w:after="30" w:before="0"/>
-              <w:ind w:left="360" w:hanging="180"/>
-              <w:jc w:val="left"/>
-            </w:pPr>
-            <w:r>
-              <w:rPr>
-                <w:rFonts w:ascii="Arial" w:cs="Arial" w:eastAsia="Arial" w:hAnsi="Arial"/>
-                <w:b w:val="false"/>
-                <w:bCs w:val="false"/>
-                <w:i w:val="false"/>
-                <w:iCs w:val="false"/>
-                <w:color w:val="000000"/>
-                <w:sz w:val="18"/>
-                <w:szCs w:val="18"/>
-              </w:rPr>
-              <w:t xml:space="preserve">–  Identical Roof Trusses on a Kenyan School Building (Lessons 6–7 — Congruence): A photograph of a newly constructed school in the Rift Valley shows a row of identical triangular roof trusses. Students ask: how did the builders ensure every truss is exactly the same without measuring every single dimension each time? This motivates the congruence conditions.</w:t>
-            </w:r>
-          </w:p>
-        </w:tc>
-      </w:tr>
-    </w:tbl>
-    <w:p>
-      <w:pPr>
-        <w:spacing w:after="120"/>
-      </w:pPr>
-      <w:r>
-        <w:t xml:space="preserve"/>
       </w:r>
     </w:p>
     <w:p>
@@ -3492,7 +3492,7 @@
             <w:pPr>
               <w:spacing w:after="20" w:before="0"/>
             </w:pPr>
-            <w:hyperlink w:history="1" r:id="rIda_c5wtdwwciqckwnb_7hm">
+            <w:hyperlink w:history="1" r:id="rIdcmjujarlmj0ofxady66fw">
               <w:r>
                 <w:rPr>
                   <w:rFonts w:ascii="Arial" w:cs="Arial" w:eastAsia="Arial" w:hAnsi="Arial"/>
@@ -3525,7 +3525,7 @@
               <w:spacing w:after="10" w:before="0"/>
               <w:ind w:left="120"/>
             </w:pPr>
-            <w:hyperlink w:history="1" r:id="rId_ycfvro8vrcf2vnitk4ft">
+            <w:hyperlink w:history="1" r:id="rIdcloug1yjr8a9lxrcknu7r">
               <w:r>
                 <w:rPr>
                   <w:rFonts w:ascii="Arial" w:cs="Arial" w:eastAsia="Arial" w:hAnsi="Arial"/>
@@ -3570,7 +3570,7 @@
             <w:pPr>
               <w:spacing w:after="20" w:before="0"/>
             </w:pPr>
-            <w:hyperlink w:history="1" r:id="rIdvtpo-e1jjq8mu_wkn6xb8">
+            <w:hyperlink w:history="1" r:id="rIdzrzkrdawzqb65uxznchaq">
               <w:r>
                 <w:rPr>
                   <w:rFonts w:ascii="Arial" w:cs="Arial" w:eastAsia="Arial" w:hAnsi="Arial"/>
@@ -3603,7 +3603,7 @@
               <w:spacing w:after="10" w:before="0"/>
               <w:ind w:left="120"/>
             </w:pPr>
-            <w:hyperlink w:history="1" r:id="rIdjrquzkgtzfryb_s2ogkjp">
+            <w:hyperlink w:history="1" r:id="rIdj3enlgvga5cuwziwqs9o5">
               <w:r>
                 <w:rPr>
                   <w:rFonts w:ascii="Arial" w:cs="Arial" w:eastAsia="Arial" w:hAnsi="Arial"/>
@@ -3798,7 +3798,7 @@
             <w:pPr>
               <w:spacing w:after="20" w:before="0"/>
             </w:pPr>
-            <w:hyperlink w:history="1" r:id="rIdm0jrabntdukhajrqntpm9">
+            <w:hyperlink w:history="1" r:id="rIdejh7_bjxdu4cfm-jdaldt">
               <w:r>
                 <w:rPr>
                   <w:rFonts w:ascii="Arial" w:cs="Arial" w:eastAsia="Arial" w:hAnsi="Arial"/>
@@ -3831,7 +3831,7 @@
               <w:spacing w:after="10" w:before="0"/>
               <w:ind w:left="120"/>
             </w:pPr>
-            <w:hyperlink w:history="1" r:id="rIdvotqbzaafch6wuihnq0ji">
+            <w:hyperlink w:history="1" r:id="rIdbjj1bzcxhkxtmofxhjmfe">
               <w:r>
                 <w:rPr>
                   <w:rFonts w:ascii="Arial" w:cs="Arial" w:eastAsia="Arial" w:hAnsi="Arial"/>
@@ -3876,7 +3876,7 @@
             <w:pPr>
               <w:spacing w:after="20" w:before="0"/>
             </w:pPr>
-            <w:hyperlink w:history="1" r:id="rIdo0ajkquox2bausk11ye1o">
+            <w:hyperlink w:history="1" r:id="rIdubmdwcjvzkrgjx8g644np">
               <w:r>
                 <w:rPr>
                   <w:rFonts w:ascii="Arial" w:cs="Arial" w:eastAsia="Arial" w:hAnsi="Arial"/>
@@ -3909,7 +3909,7 @@
               <w:spacing w:after="10" w:before="0"/>
               <w:ind w:left="120"/>
             </w:pPr>
-            <w:hyperlink w:history="1" r:id="rId8w7racgkr1u5uche2gyxx">
+            <w:hyperlink w:history="1" r:id="rIded9boygohf5yxdchtyucd">
               <w:r>
                 <w:rPr>
                   <w:rFonts w:ascii="Arial" w:cs="Arial" w:eastAsia="Arial" w:hAnsi="Arial"/>
@@ -4104,7 +4104,7 @@
             <w:pPr>
               <w:spacing w:after="20" w:before="0"/>
             </w:pPr>
-            <w:hyperlink w:history="1" r:id="rIdmmnagsjjrffsajcluzf-w">
+            <w:hyperlink w:history="1" r:id="rIde1hugfagp35y0lraq8iyp">
               <w:r>
                 <w:rPr>
                   <w:rFonts w:ascii="Arial" w:cs="Arial" w:eastAsia="Arial" w:hAnsi="Arial"/>
@@ -4137,7 +4137,7 @@
               <w:spacing w:after="10" w:before="0"/>
               <w:ind w:left="120"/>
             </w:pPr>
-            <w:hyperlink w:history="1" r:id="rId5wj9wtp7lron5icnrq240">
+            <w:hyperlink w:history="1" r:id="rIdeo_c1ztmmppqs1j7evvid">
               <w:r>
                 <w:rPr>
                   <w:rFonts w:ascii="Arial" w:cs="Arial" w:eastAsia="Arial" w:hAnsi="Arial"/>
@@ -4182,7 +4182,7 @@
             <w:pPr>
               <w:spacing w:after="20" w:before="0"/>
             </w:pPr>
-            <w:hyperlink w:history="1" r:id="rIdemz_aheoeac2ss96lgszp">
+            <w:hyperlink w:history="1" r:id="rIdg2spjyb4lz8l4z2jls4fd">
               <w:r>
                 <w:rPr>
                   <w:rFonts w:ascii="Arial" w:cs="Arial" w:eastAsia="Arial" w:hAnsi="Arial"/>
@@ -4215,7 +4215,7 @@
               <w:spacing w:after="10" w:before="0"/>
               <w:ind w:left="120"/>
             </w:pPr>
-            <w:hyperlink w:history="1" r:id="rId3qvvz9esdfm9uoee6bclj">
+            <w:hyperlink w:history="1" r:id="rIdqp4-amh8ra258l392rx4b">
               <w:r>
                 <w:rPr>
                   <w:rFonts w:ascii="Arial" w:cs="Arial" w:eastAsia="Arial" w:hAnsi="Arial"/>
@@ -4410,7 +4410,7 @@
             <w:pPr>
               <w:spacing w:after="20" w:before="0"/>
             </w:pPr>
-            <w:hyperlink w:history="1" r:id="rIdmeu8xi48fxozfizjbos_g">
+            <w:hyperlink w:history="1" r:id="rIdscoem_ah9z_nmbgima8ga">
               <w:r>
                 <w:rPr>
                   <w:rFonts w:ascii="Arial" w:cs="Arial" w:eastAsia="Arial" w:hAnsi="Arial"/>
@@ -4443,7 +4443,7 @@
               <w:spacing w:after="10" w:before="0"/>
               <w:ind w:left="120"/>
             </w:pPr>
-            <w:hyperlink w:history="1" r:id="rIdwocdj--cgpfkmdhga7fqk">
+            <w:hyperlink w:history="1" r:id="rIdraz922yh4y6iuewllg_mx">
               <w:r>
                 <w:rPr>
                   <w:rFonts w:ascii="Arial" w:cs="Arial" w:eastAsia="Arial" w:hAnsi="Arial"/>
@@ -4488,7 +4488,7 @@
             <w:pPr>
               <w:spacing w:after="20" w:before="0"/>
             </w:pPr>
-            <w:hyperlink w:history="1" r:id="rIdvjmmmhkfy4uj9-rla6jhr">
+            <w:hyperlink w:history="1" r:id="rIdzvnrlhgnbr7cdntfm0u4i">
               <w:r>
                 <w:rPr>
                   <w:rFonts w:ascii="Arial" w:cs="Arial" w:eastAsia="Arial" w:hAnsi="Arial"/>
@@ -4521,7 +4521,7 @@
               <w:spacing w:after="10" w:before="0"/>
               <w:ind w:left="120"/>
             </w:pPr>
-            <w:hyperlink w:history="1" r:id="rIdnmfaykhplfdaca_kitcex">
+            <w:hyperlink w:history="1" r:id="rId_wtlan5hjtf1ubvbad6c1">
               <w:r>
                 <w:rPr>
                   <w:rFonts w:ascii="Arial" w:cs="Arial" w:eastAsia="Arial" w:hAnsi="Arial"/>
@@ -4716,7 +4716,7 @@
             <w:pPr>
               <w:spacing w:after="20" w:before="0"/>
             </w:pPr>
-            <w:hyperlink w:history="1" r:id="rId4f5rxgwjcdpcxjtabyoho">
+            <w:hyperlink w:history="1" r:id="rIdwpuvueqjbkfz0gc514xp8">
               <w:r>
                 <w:rPr>
                   <w:rFonts w:ascii="Arial" w:cs="Arial" w:eastAsia="Arial" w:hAnsi="Arial"/>
@@ -4749,7 +4749,7 @@
               <w:spacing w:after="10" w:before="0"/>
               <w:ind w:left="120"/>
             </w:pPr>
-            <w:hyperlink w:history="1" r:id="rIdxykzpi1avkkgytsh9mla2">
+            <w:hyperlink w:history="1" r:id="rIddiem725aehlrrtt1jfw0w">
               <w:r>
                 <w:rPr>
                   <w:rFonts w:ascii="Arial" w:cs="Arial" w:eastAsia="Arial" w:hAnsi="Arial"/>
@@ -4794,7 +4794,7 @@
             <w:pPr>
               <w:spacing w:after="20" w:before="0"/>
             </w:pPr>
-            <w:hyperlink w:history="1" r:id="rIdl5smbeb7wsd1vjo-uf75n">
+            <w:hyperlink w:history="1" r:id="rId8y533xhma5g0ca644vmsn">
               <w:r>
                 <w:rPr>
                   <w:rFonts w:ascii="Arial" w:cs="Arial" w:eastAsia="Arial" w:hAnsi="Arial"/>
@@ -4827,7 +4827,7 @@
               <w:spacing w:after="10" w:before="0"/>
               <w:ind w:left="120"/>
             </w:pPr>
-            <w:hyperlink w:history="1" r:id="rIdqoit4nst8ua_dnbbaxs3u">
+            <w:hyperlink w:history="1" r:id="rIdomlluvabfx18xdbdzllma">
               <w:r>
                 <w:rPr>
                   <w:rFonts w:ascii="Arial" w:cs="Arial" w:eastAsia="Arial" w:hAnsi="Arial"/>
@@ -5339,7 +5339,7 @@
         </w:rPr>
         <w:t xml:space="preserve">© 2026 SeaVuria and ARES. Aligned with KICD objectives. Developed by SeaVuria; technical implementation by ARES (with AI assistance from Claude). Licensed under </w:t>
       </w:r>
-      <w:hyperlink w:history="1" r:id="rId09f_vxix_zxjxekjshprt">
+      <w:hyperlink w:history="1" r:id="rIdamm6t41pscuvjpedespmo">
         <w:r>
           <w:rPr>
             <w:rFonts w:ascii="Arial" w:cs="Arial" w:eastAsia="Arial" w:hAnsi="Arial"/>
@@ -5360,7 +5360,7 @@
         </w:rPr>
         <w:t xml:space="preserve"> (</w:t>
       </w:r>
-      <w:hyperlink w:history="1" r:id="rIdkdwbjkn8gi_sitjhlbgg5">
+      <w:hyperlink w:history="1" r:id="rId6pve_rvdiefbvq3gyp6gy">
         <w:r>
           <w:rPr>
             <w:rFonts w:ascii="Arial" w:cs="Arial" w:eastAsia="Arial" w:hAnsi="Arial"/>
@@ -6373,7 +6373,7 @@
             <w:pPr>
               <w:spacing w:after="20" w:before="0"/>
             </w:pPr>
-            <w:hyperlink w:history="1" r:id="rId-ae_regmguhztnihdwie9">
+            <w:hyperlink w:history="1" r:id="rIdblvmnjjtgwopzvbt8fakb">
               <w:r>
                 <w:rPr>
                   <w:rFonts w:ascii="Arial" w:cs="Arial" w:eastAsia="Arial" w:hAnsi="Arial"/>
@@ -6406,7 +6406,7 @@
               <w:spacing w:after="10" w:before="0"/>
               <w:ind w:left="120"/>
             </w:pPr>
-            <w:hyperlink w:history="1" r:id="rIdsiwjxjk18oe5gnj05lbzz">
+            <w:hyperlink w:history="1" r:id="rIdp0elyfasj53u7pnzqn_5c">
               <w:r>
                 <w:rPr>
                   <w:rFonts w:ascii="Arial" w:cs="Arial" w:eastAsia="Arial" w:hAnsi="Arial"/>
@@ -6451,7 +6451,7 @@
             <w:pPr>
               <w:spacing w:after="20" w:before="0"/>
             </w:pPr>
-            <w:hyperlink w:history="1" r:id="rId_vv1hm4hubvfzssag_swk">
+            <w:hyperlink w:history="1" r:id="rIdytzya5ys0n8k5-bjrwr_a">
               <w:r>
                 <w:rPr>
                   <w:rFonts w:ascii="Arial" w:cs="Arial" w:eastAsia="Arial" w:hAnsi="Arial"/>
@@ -6484,7 +6484,7 @@
               <w:spacing w:after="10" w:before="0"/>
               <w:ind w:left="120"/>
             </w:pPr>
-            <w:hyperlink w:history="1" r:id="rIdia0ffyafp2-ssnwsf4cuh">
+            <w:hyperlink w:history="1" r:id="rIdfr_yaqqqq6hzbsyzpfqky">
               <w:r>
                 <w:rPr>
                   <w:rFonts w:ascii="Arial" w:cs="Arial" w:eastAsia="Arial" w:hAnsi="Arial"/>
@@ -6679,7 +6679,7 @@
             <w:pPr>
               <w:spacing w:after="20" w:before="0"/>
             </w:pPr>
-            <w:hyperlink w:history="1" r:id="rIdic5mmeot3o3uofuyjwzcq">
+            <w:hyperlink w:history="1" r:id="rId9m8hbglhd-mndpbzvzfpl">
               <w:r>
                 <w:rPr>
                   <w:rFonts w:ascii="Arial" w:cs="Arial" w:eastAsia="Arial" w:hAnsi="Arial"/>
@@ -6712,7 +6712,7 @@
               <w:spacing w:after="10" w:before="0"/>
               <w:ind w:left="120"/>
             </w:pPr>
-            <w:hyperlink w:history="1" r:id="rIdle7cbv6jgvb6qpy977ux6">
+            <w:hyperlink w:history="1" r:id="rIdfqaan4-kq_kohzumoo4yz">
               <w:r>
                 <w:rPr>
                   <w:rFonts w:ascii="Arial" w:cs="Arial" w:eastAsia="Arial" w:hAnsi="Arial"/>
@@ -6757,7 +6757,7 @@
             <w:pPr>
               <w:spacing w:after="20" w:before="0"/>
             </w:pPr>
-            <w:hyperlink w:history="1" r:id="rId3zp4xr-y5bblmbpectp8y">
+            <w:hyperlink w:history="1" r:id="rId2auwli8lhvokqzuzxbkgf">
               <w:r>
                 <w:rPr>
                   <w:rFonts w:ascii="Arial" w:cs="Arial" w:eastAsia="Arial" w:hAnsi="Arial"/>
@@ -6790,7 +6790,7 @@
               <w:spacing w:after="10" w:before="0"/>
               <w:ind w:left="120"/>
             </w:pPr>
-            <w:hyperlink w:history="1" r:id="rId3sjlm1u2mgortcol6b-qn">
+            <w:hyperlink w:history="1" r:id="rId3w9c9shfeur76zs47nv96">
               <w:r>
                 <w:rPr>
                   <w:rFonts w:ascii="Arial" w:cs="Arial" w:eastAsia="Arial" w:hAnsi="Arial"/>
@@ -6985,7 +6985,7 @@
             <w:pPr>
               <w:spacing w:after="20" w:before="0"/>
             </w:pPr>
-            <w:hyperlink w:history="1" r:id="rIdnyvxup14unr4qew7sbd82">
+            <w:hyperlink w:history="1" r:id="rIdr_7gjdiunclorfnzjoo5w">
               <w:r>
                 <w:rPr>
                   <w:rFonts w:ascii="Arial" w:cs="Arial" w:eastAsia="Arial" w:hAnsi="Arial"/>
@@ -7018,7 +7018,7 @@
               <w:spacing w:after="10" w:before="0"/>
               <w:ind w:left="120"/>
             </w:pPr>
-            <w:hyperlink w:history="1" r:id="rIdmcpozdhzsnakmyl3wiciu">
+            <w:hyperlink w:history="1" r:id="rIdzvkzsi7ujt-ezprswooa0">
               <w:r>
                 <w:rPr>
                   <w:rFonts w:ascii="Arial" w:cs="Arial" w:eastAsia="Arial" w:hAnsi="Arial"/>
@@ -7063,7 +7063,7 @@
             <w:pPr>
               <w:spacing w:after="20" w:before="0"/>
             </w:pPr>
-            <w:hyperlink w:history="1" r:id="rIdtpnzebpm--9yiwsbqfeao">
+            <w:hyperlink w:history="1" r:id="rIdxu900gdy1p7ggz1cibojx">
               <w:r>
                 <w:rPr>
                   <w:rFonts w:ascii="Arial" w:cs="Arial" w:eastAsia="Arial" w:hAnsi="Arial"/>
@@ -7096,7 +7096,7 @@
               <w:spacing w:after="10" w:before="0"/>
               <w:ind w:left="120"/>
             </w:pPr>
-            <w:hyperlink w:history="1" r:id="rIdr2nebe_siyjwbniu30ts4">
+            <w:hyperlink w:history="1" r:id="rIdnwx_xqapaitburkzaoepr">
               <w:r>
                 <w:rPr>
                   <w:rFonts w:ascii="Arial" w:cs="Arial" w:eastAsia="Arial" w:hAnsi="Arial"/>
@@ -7291,7 +7291,7 @@
             <w:pPr>
               <w:spacing w:after="20" w:before="0"/>
             </w:pPr>
-            <w:hyperlink w:history="1" r:id="rIdngxrk0gvmfyx7e_vvpc6s">
+            <w:hyperlink w:history="1" r:id="rIdetf9nvuxnbrdzewabrj2f">
               <w:r>
                 <w:rPr>
                   <w:rFonts w:ascii="Arial" w:cs="Arial" w:eastAsia="Arial" w:hAnsi="Arial"/>
@@ -7324,7 +7324,7 @@
               <w:spacing w:after="10" w:before="0"/>
               <w:ind w:left="120"/>
             </w:pPr>
-            <w:hyperlink w:history="1" r:id="rIdygdhor4j3ch7gfdrduold">
+            <w:hyperlink w:history="1" r:id="rIdabr4zm6ghamoeox_e_eft">
               <w:r>
                 <w:rPr>
                   <w:rFonts w:ascii="Arial" w:cs="Arial" w:eastAsia="Arial" w:hAnsi="Arial"/>
@@ -7369,7 +7369,7 @@
             <w:pPr>
               <w:spacing w:after="20" w:before="0"/>
             </w:pPr>
-            <w:hyperlink w:history="1" r:id="rIdrd69b3sgovi8scsbma4g5">
+            <w:hyperlink w:history="1" r:id="rIdu1otwirv502potqf82nx9">
               <w:r>
                 <w:rPr>
                   <w:rFonts w:ascii="Arial" w:cs="Arial" w:eastAsia="Arial" w:hAnsi="Arial"/>
@@ -7402,7 +7402,7 @@
               <w:spacing w:after="10" w:before="0"/>
               <w:ind w:left="120"/>
             </w:pPr>
-            <w:hyperlink w:history="1" r:id="rIdk878eei_onnsk6ai7mr-o">
+            <w:hyperlink w:history="1" r:id="rId4tkoal22d1lu0o_lbych0">
               <w:r>
                 <w:rPr>
                   <w:rFonts w:ascii="Arial" w:cs="Arial" w:eastAsia="Arial" w:hAnsi="Arial"/>
@@ -7597,7 +7597,7 @@
             <w:pPr>
               <w:spacing w:after="20" w:before="0"/>
             </w:pPr>
-            <w:hyperlink w:history="1" r:id="rIdaufydhtgevuorxfmmlvot">
+            <w:hyperlink w:history="1" r:id="rId-7bsci6pvlgumn4gcjz4r">
               <w:r>
                 <w:rPr>
                   <w:rFonts w:ascii="Arial" w:cs="Arial" w:eastAsia="Arial" w:hAnsi="Arial"/>
@@ -7630,7 +7630,7 @@
               <w:spacing w:after="10" w:before="0"/>
               <w:ind w:left="120"/>
             </w:pPr>
-            <w:hyperlink w:history="1" r:id="rIdfyuksuhxlnedltgkci19u">
+            <w:hyperlink w:history="1" r:id="rIdtzg85emuellspprrrlcwd">
               <w:r>
                 <w:rPr>
                   <w:rFonts w:ascii="Arial" w:cs="Arial" w:eastAsia="Arial" w:hAnsi="Arial"/>
@@ -7675,7 +7675,7 @@
             <w:pPr>
               <w:spacing w:after="20" w:before="0"/>
             </w:pPr>
-            <w:hyperlink w:history="1" r:id="rIdzvkrineoqdjv7ltolo3ab">
+            <w:hyperlink w:history="1" r:id="rIdh-wzuhghiewtiodpwapcl">
               <w:r>
                 <w:rPr>
                   <w:rFonts w:ascii="Arial" w:cs="Arial" w:eastAsia="Arial" w:hAnsi="Arial"/>
@@ -7708,7 +7708,7 @@
               <w:spacing w:after="10" w:before="0"/>
               <w:ind w:left="120"/>
             </w:pPr>
-            <w:hyperlink w:history="1" r:id="rIdsj665ksrqo2qcg4uhjwec">
+            <w:hyperlink w:history="1" r:id="rIddru2847ilrx6p3xrw-jm_">
               <w:r>
                 <w:rPr>
                   <w:rFonts w:ascii="Arial" w:cs="Arial" w:eastAsia="Arial" w:hAnsi="Arial"/>
@@ -8220,7 +8220,7 @@
         </w:rPr>
         <w:t xml:space="preserve">© 2026 SeaVuria and ARES. Aligned with KICD objectives. Developed by SeaVuria; technical implementation by ARES (with AI assistance from Claude). Licensed under </w:t>
       </w:r>
-      <w:hyperlink w:history="1" r:id="rIdoubu0dyxytojfjyuer0ve">
+      <w:hyperlink w:history="1" r:id="rId2slcaryevexr5wrbvoetx">
         <w:r>
           <w:rPr>
             <w:rFonts w:ascii="Arial" w:cs="Arial" w:eastAsia="Arial" w:hAnsi="Arial"/>
@@ -8241,7 +8241,7 @@
         </w:rPr>
         <w:t xml:space="preserve"> (</w:t>
       </w:r>
-      <w:hyperlink w:history="1" r:id="rIdohesffwjzcxuofb91d5v_">
+      <w:hyperlink w:history="1" r:id="rIdxd6wo1qs4eynp2eh4gmyg">
         <w:r>
           <w:rPr>
             <w:rFonts w:ascii="Arial" w:cs="Arial" w:eastAsia="Arial" w:hAnsi="Arial"/>
@@ -9254,7 +9254,7 @@
             <w:pPr>
               <w:spacing w:after="20" w:before="0"/>
             </w:pPr>
-            <w:hyperlink w:history="1" r:id="rIdx6zlwe8c_stdytbwf4b-o">
+            <w:hyperlink w:history="1" r:id="rId-5zjqyfjcpukhvwzrwkhd">
               <w:r>
                 <w:rPr>
                   <w:rFonts w:ascii="Arial" w:cs="Arial" w:eastAsia="Arial" w:hAnsi="Arial"/>
@@ -9287,7 +9287,7 @@
               <w:spacing w:after="10" w:before="0"/>
               <w:ind w:left="120"/>
             </w:pPr>
-            <w:hyperlink w:history="1" r:id="rIda4cmrsjhv6i_4jgcdcdte">
+            <w:hyperlink w:history="1" r:id="rIdauimfn0lsiub0dey_h7r3">
               <w:r>
                 <w:rPr>
                   <w:rFonts w:ascii="Arial" w:cs="Arial" w:eastAsia="Arial" w:hAnsi="Arial"/>
@@ -9332,7 +9332,7 @@
             <w:pPr>
               <w:spacing w:after="20" w:before="0"/>
             </w:pPr>
-            <w:hyperlink w:history="1" r:id="rIdcq17do2eijciwpqrk9ane">
+            <w:hyperlink w:history="1" r:id="rIdusoccaczmrfod__hvsqa2">
               <w:r>
                 <w:rPr>
                   <w:rFonts w:ascii="Arial" w:cs="Arial" w:eastAsia="Arial" w:hAnsi="Arial"/>
@@ -9365,7 +9365,7 @@
               <w:spacing w:after="10" w:before="0"/>
               <w:ind w:left="120"/>
             </w:pPr>
-            <w:hyperlink w:history="1" r:id="rIdnw2-5naqk_tdh0q4rls5l">
+            <w:hyperlink w:history="1" r:id="rIdnbuy1qaw8fco_q3noctc6">
               <w:r>
                 <w:rPr>
                   <w:rFonts w:ascii="Arial" w:cs="Arial" w:eastAsia="Arial" w:hAnsi="Arial"/>
@@ -9560,7 +9560,7 @@
             <w:pPr>
               <w:spacing w:after="20" w:before="0"/>
             </w:pPr>
-            <w:hyperlink w:history="1" r:id="rId2uejtpzww_8grjpxsksnw">
+            <w:hyperlink w:history="1" r:id="rIdxunogsb2cdgdi1in34end">
               <w:r>
                 <w:rPr>
                   <w:rFonts w:ascii="Arial" w:cs="Arial" w:eastAsia="Arial" w:hAnsi="Arial"/>
@@ -9593,7 +9593,7 @@
               <w:spacing w:after="10" w:before="0"/>
               <w:ind w:left="120"/>
             </w:pPr>
-            <w:hyperlink w:history="1" r:id="rIdo0lmj_yxs7q_ipahgwenw">
+            <w:hyperlink w:history="1" r:id="rIdnf33j-ap33numrmwpn7lj">
               <w:r>
                 <w:rPr>
                   <w:rFonts w:ascii="Arial" w:cs="Arial" w:eastAsia="Arial" w:hAnsi="Arial"/>
@@ -9638,7 +9638,7 @@
             <w:pPr>
               <w:spacing w:after="20" w:before="0"/>
             </w:pPr>
-            <w:hyperlink w:history="1" r:id="rIdb5nxxrpn46ggmoosbmrbb">
+            <w:hyperlink w:history="1" r:id="rIdtddinw8mswgjezali2srg">
               <w:r>
                 <w:rPr>
                   <w:rFonts w:ascii="Arial" w:cs="Arial" w:eastAsia="Arial" w:hAnsi="Arial"/>
@@ -9671,7 +9671,7 @@
               <w:spacing w:after="10" w:before="0"/>
               <w:ind w:left="120"/>
             </w:pPr>
-            <w:hyperlink w:history="1" r:id="rIdle4rtxnxvyka7ya-55zve">
+            <w:hyperlink w:history="1" r:id="rIdli1ecfl_wb8atlmfs5zuy">
               <w:r>
                 <w:rPr>
                   <w:rFonts w:ascii="Arial" w:cs="Arial" w:eastAsia="Arial" w:hAnsi="Arial"/>
@@ -9866,7 +9866,7 @@
             <w:pPr>
               <w:spacing w:after="20" w:before="0"/>
             </w:pPr>
-            <w:hyperlink w:history="1" r:id="rId8l4keecylehvz_bf69yrj">
+            <w:hyperlink w:history="1" r:id="rIdlqekn0qylbd615sjzw7un">
               <w:r>
                 <w:rPr>
                   <w:rFonts w:ascii="Arial" w:cs="Arial" w:eastAsia="Arial" w:hAnsi="Arial"/>
@@ -9899,7 +9899,7 @@
               <w:spacing w:after="10" w:before="0"/>
               <w:ind w:left="120"/>
             </w:pPr>
-            <w:hyperlink w:history="1" r:id="rIdpfssbessdmifaymz5pdbg">
+            <w:hyperlink w:history="1" r:id="rId5rklwznwynrfok6v2t6hx">
               <w:r>
                 <w:rPr>
                   <w:rFonts w:ascii="Arial" w:cs="Arial" w:eastAsia="Arial" w:hAnsi="Arial"/>
@@ -9944,7 +9944,7 @@
             <w:pPr>
               <w:spacing w:after="20" w:before="0"/>
             </w:pPr>
-            <w:hyperlink w:history="1" r:id="rIdsqegfcxiaqj9ryv-rk8co">
+            <w:hyperlink w:history="1" r:id="rIdwikjmsmtp7hlalu2ulhvz">
               <w:r>
                 <w:rPr>
                   <w:rFonts w:ascii="Arial" w:cs="Arial" w:eastAsia="Arial" w:hAnsi="Arial"/>
@@ -9977,7 +9977,7 @@
               <w:spacing w:after="10" w:before="0"/>
               <w:ind w:left="120"/>
             </w:pPr>
-            <w:hyperlink w:history="1" r:id="rId_9ekvd6u1un9_xer3zsgy">
+            <w:hyperlink w:history="1" r:id="rId44lqrx6goluxuqaxqpatz">
               <w:r>
                 <w:rPr>
                   <w:rFonts w:ascii="Arial" w:cs="Arial" w:eastAsia="Arial" w:hAnsi="Arial"/>
@@ -10172,7 +10172,7 @@
             <w:pPr>
               <w:spacing w:after="20" w:before="0"/>
             </w:pPr>
-            <w:hyperlink w:history="1" r:id="rIdner70lr80ngs241fhvipj">
+            <w:hyperlink w:history="1" r:id="rIdrfrkktlwaj6k-ymasyxvg">
               <w:r>
                 <w:rPr>
                   <w:rFonts w:ascii="Arial" w:cs="Arial" w:eastAsia="Arial" w:hAnsi="Arial"/>
@@ -10205,7 +10205,7 @@
               <w:spacing w:after="10" w:before="0"/>
               <w:ind w:left="120"/>
             </w:pPr>
-            <w:hyperlink w:history="1" r:id="rIdzjqnddvmqns-rpguhc6ef">
+            <w:hyperlink w:history="1" r:id="rIdgx-pejv_uqxwg_hgq0t-j">
               <w:r>
                 <w:rPr>
                   <w:rFonts w:ascii="Arial" w:cs="Arial" w:eastAsia="Arial" w:hAnsi="Arial"/>
@@ -10250,7 +10250,7 @@
             <w:pPr>
               <w:spacing w:after="20" w:before="0"/>
             </w:pPr>
-            <w:hyperlink w:history="1" r:id="rIdgdnvvqwubrdijwygdetlg">
+            <w:hyperlink w:history="1" r:id="rIdoefbklyibmrz0_n0uvb-a">
               <w:r>
                 <w:rPr>
                   <w:rFonts w:ascii="Arial" w:cs="Arial" w:eastAsia="Arial" w:hAnsi="Arial"/>
@@ -10283,7 +10283,7 @@
               <w:spacing w:after="10" w:before="0"/>
               <w:ind w:left="120"/>
             </w:pPr>
-            <w:hyperlink w:history="1" r:id="rIdqdkclu8gqkzpqjyfatswm">
+            <w:hyperlink w:history="1" r:id="rIdxiw03mruae5gh2dpi6av4">
               <w:r>
                 <w:rPr>
                   <w:rFonts w:ascii="Arial" w:cs="Arial" w:eastAsia="Arial" w:hAnsi="Arial"/>
@@ -10478,7 +10478,7 @@
             <w:pPr>
               <w:spacing w:after="20" w:before="0"/>
             </w:pPr>
-            <w:hyperlink w:history="1" r:id="rIdyzpgggwfjao2racnv3bdb">
+            <w:hyperlink w:history="1" r:id="rIdqhlnh5r5i8cnwmgzxrtbj">
               <w:r>
                 <w:rPr>
                   <w:rFonts w:ascii="Arial" w:cs="Arial" w:eastAsia="Arial" w:hAnsi="Arial"/>
@@ -10511,7 +10511,7 @@
               <w:spacing w:after="10" w:before="0"/>
               <w:ind w:left="120"/>
             </w:pPr>
-            <w:hyperlink w:history="1" r:id="rIdoqrm2gwjm2g-hwg0q1mfe">
+            <w:hyperlink w:history="1" r:id="rIde0j5ol2e4jyatqwgqzlzq">
               <w:r>
                 <w:rPr>
                   <w:rFonts w:ascii="Arial" w:cs="Arial" w:eastAsia="Arial" w:hAnsi="Arial"/>
@@ -10556,7 +10556,7 @@
             <w:pPr>
               <w:spacing w:after="20" w:before="0"/>
             </w:pPr>
-            <w:hyperlink w:history="1" r:id="rIdh_kclycmgxfb5o385-jhi">
+            <w:hyperlink w:history="1" r:id="rId72_rvummrim-ee6-6veay">
               <w:r>
                 <w:rPr>
                   <w:rFonts w:ascii="Arial" w:cs="Arial" w:eastAsia="Arial" w:hAnsi="Arial"/>
@@ -10589,7 +10589,7 @@
               <w:spacing w:after="10" w:before="0"/>
               <w:ind w:left="120"/>
             </w:pPr>
-            <w:hyperlink w:history="1" r:id="rIdqanwgrwjoa3t1_f4lww4a">
+            <w:hyperlink w:history="1" r:id="rIdwxbkmem3iknggfytnxtaz">
               <w:r>
                 <w:rPr>
                   <w:rFonts w:ascii="Arial" w:cs="Arial" w:eastAsia="Arial" w:hAnsi="Arial"/>
@@ -11101,7 +11101,7 @@
         </w:rPr>
         <w:t xml:space="preserve">© 2026 SeaVuria and ARES. Aligned with KICD objectives. Developed by SeaVuria; technical implementation by ARES (with AI assistance from Claude). Licensed under </w:t>
       </w:r>
-      <w:hyperlink w:history="1" r:id="rId_khioffgzc1umdzvp8ulj">
+      <w:hyperlink w:history="1" r:id="rId62nxqtjpcvwuvxmd1qjw9">
         <w:r>
           <w:rPr>
             <w:rFonts w:ascii="Arial" w:cs="Arial" w:eastAsia="Arial" w:hAnsi="Arial"/>
@@ -11122,7 +11122,7 @@
         </w:rPr>
         <w:t xml:space="preserve"> (</w:t>
       </w:r>
-      <w:hyperlink w:history="1" r:id="rIdtu89fjgr7ezgd1fn9i_ex">
+      <w:hyperlink w:history="1" r:id="rIdddqvgezpwj2lfkc_5wf6x">
         <w:r>
           <w:rPr>
             <w:rFonts w:ascii="Arial" w:cs="Arial" w:eastAsia="Arial" w:hAnsi="Arial"/>
@@ -12135,7 +12135,7 @@
             <w:pPr>
               <w:spacing w:after="20" w:before="0"/>
             </w:pPr>
-            <w:hyperlink w:history="1" r:id="rIdcphvr00h_q62sh2i3wz7o">
+            <w:hyperlink w:history="1" r:id="rIdzeody8zti4yet_8uh0qtv">
               <w:r>
                 <w:rPr>
                   <w:rFonts w:ascii="Arial" w:cs="Arial" w:eastAsia="Arial" w:hAnsi="Arial"/>
@@ -12168,7 +12168,7 @@
               <w:spacing w:after="10" w:before="0"/>
               <w:ind w:left="120"/>
             </w:pPr>
-            <w:hyperlink w:history="1" r:id="rIdgn2lkl8y_fysssd02bqry">
+            <w:hyperlink w:history="1" r:id="rIdgs9brfx3q196qehdoluhn">
               <w:r>
                 <w:rPr>
                   <w:rFonts w:ascii="Arial" w:cs="Arial" w:eastAsia="Arial" w:hAnsi="Arial"/>
@@ -12213,7 +12213,7 @@
             <w:pPr>
               <w:spacing w:after="20" w:before="0"/>
             </w:pPr>
-            <w:hyperlink w:history="1" r:id="rIdor6wxl4awrjxudaaxg-6t">
+            <w:hyperlink w:history="1" r:id="rIdliv-gevugin0enaq3ru4s">
               <w:r>
                 <w:rPr>
                   <w:rFonts w:ascii="Arial" w:cs="Arial" w:eastAsia="Arial" w:hAnsi="Arial"/>
@@ -12246,7 +12246,7 @@
               <w:spacing w:after="10" w:before="0"/>
               <w:ind w:left="120"/>
             </w:pPr>
-            <w:hyperlink w:history="1" r:id="rIdpg7nve3dlzqasoz58ht9e">
+            <w:hyperlink w:history="1" r:id="rIdjybn0mcom6jkuktc-9wf3">
               <w:r>
                 <w:rPr>
                   <w:rFonts w:ascii="Arial" w:cs="Arial" w:eastAsia="Arial" w:hAnsi="Arial"/>
@@ -12517,7 +12517,7 @@
             <w:pPr>
               <w:spacing w:after="20" w:before="0"/>
             </w:pPr>
-            <w:hyperlink w:history="1" r:id="rIdkokqauval-5xj40vsbmx6">
+            <w:hyperlink w:history="1" r:id="rIdictgkayz1mplm9l-b8jgz">
               <w:r>
                 <w:rPr>
                   <w:rFonts w:ascii="Arial" w:cs="Arial" w:eastAsia="Arial" w:hAnsi="Arial"/>
@@ -12550,7 +12550,7 @@
               <w:spacing w:after="10" w:before="0"/>
               <w:ind w:left="120"/>
             </w:pPr>
-            <w:hyperlink w:history="1" r:id="rId97ezo1vjo7gvecolc5azw">
+            <w:hyperlink w:history="1" r:id="rIdxhovysnxvebkzho_ru1xc">
               <w:r>
                 <w:rPr>
                   <w:rFonts w:ascii="Arial" w:cs="Arial" w:eastAsia="Arial" w:hAnsi="Arial"/>
@@ -12595,7 +12595,7 @@
             <w:pPr>
               <w:spacing w:after="20" w:before="0"/>
             </w:pPr>
-            <w:hyperlink w:history="1" r:id="rIdrxiqx2kxrc7uczo41o5vx">
+            <w:hyperlink w:history="1" r:id="rIdpbrj7zitr2dyjx2_tmty9">
               <w:r>
                 <w:rPr>
                   <w:rFonts w:ascii="Arial" w:cs="Arial" w:eastAsia="Arial" w:hAnsi="Arial"/>
@@ -12628,7 +12628,7 @@
               <w:spacing w:after="10" w:before="0"/>
               <w:ind w:left="120"/>
             </w:pPr>
-            <w:hyperlink w:history="1" r:id="rIdo2pbavxldccrd7o_ab3ok">
+            <w:hyperlink w:history="1" r:id="rIdp7xlbd6rnot_9grsklmhp">
               <w:r>
                 <w:rPr>
                   <w:rFonts w:ascii="Arial" w:cs="Arial" w:eastAsia="Arial" w:hAnsi="Arial"/>
@@ -12937,7 +12937,7 @@
             <w:pPr>
               <w:spacing w:after="20" w:before="0"/>
             </w:pPr>
-            <w:hyperlink w:history="1" r:id="rId5e9w1sh8iobbp--uph4db">
+            <w:hyperlink w:history="1" r:id="rIdw9jvmxc03lmdjgbjfjth5">
               <w:r>
                 <w:rPr>
                   <w:rFonts w:ascii="Arial" w:cs="Arial" w:eastAsia="Arial" w:hAnsi="Arial"/>
@@ -12970,7 +12970,7 @@
               <w:spacing w:after="10" w:before="0"/>
               <w:ind w:left="120"/>
             </w:pPr>
-            <w:hyperlink w:history="1" r:id="rIdkg1fddwxicnauz97gskjn">
+            <w:hyperlink w:history="1" r:id="rIdhet74hy9qf0dcof1zbmht">
               <w:r>
                 <w:rPr>
                   <w:rFonts w:ascii="Arial" w:cs="Arial" w:eastAsia="Arial" w:hAnsi="Arial"/>
@@ -13015,7 +13015,7 @@
             <w:pPr>
               <w:spacing w:after="20" w:before="0"/>
             </w:pPr>
-            <w:hyperlink w:history="1" r:id="rIdxiccnt_c8-xmjrfxtdn_q">
+            <w:hyperlink w:history="1" r:id="rIdns2oesit8xxqbtoc72s79">
               <w:r>
                 <w:rPr>
                   <w:rFonts w:ascii="Arial" w:cs="Arial" w:eastAsia="Arial" w:hAnsi="Arial"/>
@@ -13048,7 +13048,7 @@
               <w:spacing w:after="10" w:before="0"/>
               <w:ind w:left="120"/>
             </w:pPr>
-            <w:hyperlink w:history="1" r:id="rIdzwbzhahjr9rr_4hy2iraf">
+            <w:hyperlink w:history="1" r:id="rIdw9nai13spccnkykfq8ltn">
               <w:r>
                 <w:rPr>
                   <w:rFonts w:ascii="Arial" w:cs="Arial" w:eastAsia="Arial" w:hAnsi="Arial"/>
@@ -13357,7 +13357,7 @@
             <w:pPr>
               <w:spacing w:after="20" w:before="0"/>
             </w:pPr>
-            <w:hyperlink w:history="1" r:id="rIdixsv4oj2ggte4j1tl7rnm">
+            <w:hyperlink w:history="1" r:id="rIddu_8bfga5barj4xr4nq6f">
               <w:r>
                 <w:rPr>
                   <w:rFonts w:ascii="Arial" w:cs="Arial" w:eastAsia="Arial" w:hAnsi="Arial"/>
@@ -13390,7 +13390,7 @@
               <w:spacing w:after="10" w:before="0"/>
               <w:ind w:left="120"/>
             </w:pPr>
-            <w:hyperlink w:history="1" r:id="rIdtsx25-r2pehydtje5opoe">
+            <w:hyperlink w:history="1" r:id="rIdep8w2cy19fn-7jwsnsn-r">
               <w:r>
                 <w:rPr>
                   <w:rFonts w:ascii="Arial" w:cs="Arial" w:eastAsia="Arial" w:hAnsi="Arial"/>
@@ -13435,7 +13435,7 @@
             <w:pPr>
               <w:spacing w:after="20" w:before="0"/>
             </w:pPr>
-            <w:hyperlink w:history="1" r:id="rIdt9stbkxhc3swgv4z_et0v">
+            <w:hyperlink w:history="1" r:id="rIdcmxrfeiax66p1aqwctatu">
               <w:r>
                 <w:rPr>
                   <w:rFonts w:ascii="Arial" w:cs="Arial" w:eastAsia="Arial" w:hAnsi="Arial"/>
@@ -13468,7 +13468,7 @@
               <w:spacing w:after="10" w:before="0"/>
               <w:ind w:left="120"/>
             </w:pPr>
-            <w:hyperlink w:history="1" r:id="rIdraektwxnavjmfwqgs1gxx">
+            <w:hyperlink w:history="1" r:id="rIdtmyba4j3kds9iqta6yhgw">
               <w:r>
                 <w:rPr>
                   <w:rFonts w:ascii="Arial" w:cs="Arial" w:eastAsia="Arial" w:hAnsi="Arial"/>
@@ -13758,7 +13758,7 @@
             <w:pPr>
               <w:spacing w:after="20" w:before="0"/>
             </w:pPr>
-            <w:hyperlink w:history="1" r:id="rIdt5olkwv_8sdjpq5lxcg1k">
+            <w:hyperlink w:history="1" r:id="rId3mcjygcfbqquycgbrjpah">
               <w:r>
                 <w:rPr>
                   <w:rFonts w:ascii="Arial" w:cs="Arial" w:eastAsia="Arial" w:hAnsi="Arial"/>
@@ -13791,7 +13791,7 @@
               <w:spacing w:after="10" w:before="0"/>
               <w:ind w:left="120"/>
             </w:pPr>
-            <w:hyperlink w:history="1" r:id="rIdefyqbq9l-jp2imk3od4yk">
+            <w:hyperlink w:history="1" r:id="rIdnn2wbegpyecvychcrknga">
               <w:r>
                 <w:rPr>
                   <w:rFonts w:ascii="Arial" w:cs="Arial" w:eastAsia="Arial" w:hAnsi="Arial"/>
@@ -13836,7 +13836,7 @@
             <w:pPr>
               <w:spacing w:after="20" w:before="0"/>
             </w:pPr>
-            <w:hyperlink w:history="1" r:id="rIdsxs212otdzetj2gleyuz6">
+            <w:hyperlink w:history="1" r:id="rIdysjaegryheuuoo4lgodhj">
               <w:r>
                 <w:rPr>
                   <w:rFonts w:ascii="Arial" w:cs="Arial" w:eastAsia="Arial" w:hAnsi="Arial"/>
@@ -13869,7 +13869,7 @@
               <w:spacing w:after="10" w:before="0"/>
               <w:ind w:left="120"/>
             </w:pPr>
-            <w:hyperlink w:history="1" r:id="rId01p8vme8y7smpmh-8jph1">
+            <w:hyperlink w:history="1" r:id="rIdr6ir3hrosjfzwr_glxrez">
               <w:r>
                 <w:rPr>
                   <w:rFonts w:ascii="Arial" w:cs="Arial" w:eastAsia="Arial" w:hAnsi="Arial"/>
@@ -14495,7 +14495,7 @@
         </w:rPr>
         <w:t xml:space="preserve">© 2026 SeaVuria and ARES. Aligned with KICD objectives. Developed by SeaVuria; technical implementation by ARES (with AI assistance from Claude). Licensed under </w:t>
       </w:r>
-      <w:hyperlink w:history="1" r:id="rIdbi3vko3kjdizkechxgkue">
+      <w:hyperlink w:history="1" r:id="rId-jpituijvj-dh-vjcyzee">
         <w:r>
           <w:rPr>
             <w:rFonts w:ascii="Arial" w:cs="Arial" w:eastAsia="Arial" w:hAnsi="Arial"/>
@@ -14516,7 +14516,7 @@
         </w:rPr>
         <w:t xml:space="preserve"> (</w:t>
       </w:r>
-      <w:hyperlink w:history="1" r:id="rId7zdad51l-kcldjvzhpjrj">
+      <w:hyperlink w:history="1" r:id="rIdeqpkjrdcldogxzpgyglj0">
         <w:r>
           <w:rPr>
             <w:rFonts w:ascii="Arial" w:cs="Arial" w:eastAsia="Arial" w:hAnsi="Arial"/>
@@ -15529,7 +15529,7 @@
             <w:pPr>
               <w:spacing w:after="20" w:before="0"/>
             </w:pPr>
-            <w:hyperlink w:history="1" r:id="rIdy33n73cv1on2zlb_tdk9j">
+            <w:hyperlink w:history="1" r:id="rId1pagozgaopchwjotll3sa">
               <w:r>
                 <w:rPr>
                   <w:rFonts w:ascii="Arial" w:cs="Arial" w:eastAsia="Arial" w:hAnsi="Arial"/>
@@ -15562,7 +15562,7 @@
               <w:spacing w:after="10" w:before="0"/>
               <w:ind w:left="120"/>
             </w:pPr>
-            <w:hyperlink w:history="1" r:id="rId7qrsrg8uedjzg6z9ofe25">
+            <w:hyperlink w:history="1" r:id="rIdkfldsqddzzjnqtcvingfu">
               <w:r>
                 <w:rPr>
                   <w:rFonts w:ascii="Arial" w:cs="Arial" w:eastAsia="Arial" w:hAnsi="Arial"/>
@@ -15607,7 +15607,7 @@
             <w:pPr>
               <w:spacing w:after="20" w:before="0"/>
             </w:pPr>
-            <w:hyperlink w:history="1" r:id="rIdxogv3k6ujs7c13lr-p0p6">
+            <w:hyperlink w:history="1" r:id="rIdr2k882srkfxwq873ck2fp">
               <w:r>
                 <w:rPr>
                   <w:rFonts w:ascii="Arial" w:cs="Arial" w:eastAsia="Arial" w:hAnsi="Arial"/>
@@ -15640,7 +15640,7 @@
               <w:spacing w:after="10" w:before="0"/>
               <w:ind w:left="120"/>
             </w:pPr>
-            <w:hyperlink w:history="1" r:id="rIdogyjvkwfdf41a-ei4q801">
+            <w:hyperlink w:history="1" r:id="rIdu_ncwz2jnhgu3ltgz0g1q">
               <w:r>
                 <w:rPr>
                   <w:rFonts w:ascii="Arial" w:cs="Arial" w:eastAsia="Arial" w:hAnsi="Arial"/>
@@ -15835,7 +15835,7 @@
             <w:pPr>
               <w:spacing w:after="20" w:before="0"/>
             </w:pPr>
-            <w:hyperlink w:history="1" r:id="rId5xnch9jiwg5rbxsc1leg2">
+            <w:hyperlink w:history="1" r:id="rIdw9cogmpknegseb7kr4ljx">
               <w:r>
                 <w:rPr>
                   <w:rFonts w:ascii="Arial" w:cs="Arial" w:eastAsia="Arial" w:hAnsi="Arial"/>
@@ -15868,7 +15868,7 @@
               <w:spacing w:after="10" w:before="0"/>
               <w:ind w:left="120"/>
             </w:pPr>
-            <w:hyperlink w:history="1" r:id="rIdjnb4myhop8etvtzve1qtu">
+            <w:hyperlink w:history="1" r:id="rIdqitvclzx6ky1mwbmt06cf">
               <w:r>
                 <w:rPr>
                   <w:rFonts w:ascii="Arial" w:cs="Arial" w:eastAsia="Arial" w:hAnsi="Arial"/>
@@ -15913,7 +15913,7 @@
             <w:pPr>
               <w:spacing w:after="20" w:before="0"/>
             </w:pPr>
-            <w:hyperlink w:history="1" r:id="rId4nnhjjfc359flm9u7jt8v">
+            <w:hyperlink w:history="1" r:id="rIdjsmk1ey5bxfgoqwiuakod">
               <w:r>
                 <w:rPr>
                   <w:rFonts w:ascii="Arial" w:cs="Arial" w:eastAsia="Arial" w:hAnsi="Arial"/>
@@ -15946,7 +15946,7 @@
               <w:spacing w:after="10" w:before="0"/>
               <w:ind w:left="120"/>
             </w:pPr>
-            <w:hyperlink w:history="1" r:id="rIdkkk-bh-prhzkphcbz2vjr">
+            <w:hyperlink w:history="1" r:id="rIdv7cpkgr4bf-oqtfq0w3_b">
               <w:r>
                 <w:rPr>
                   <w:rFonts w:ascii="Arial" w:cs="Arial" w:eastAsia="Arial" w:hAnsi="Arial"/>
@@ -16141,7 +16141,7 @@
             <w:pPr>
               <w:spacing w:after="20" w:before="0"/>
             </w:pPr>
-            <w:hyperlink w:history="1" r:id="rIdnkojjmkln28itb647n4xw">
+            <w:hyperlink w:history="1" r:id="rIdo3cve2wjo94kwyo2chlha">
               <w:r>
                 <w:rPr>
                   <w:rFonts w:ascii="Arial" w:cs="Arial" w:eastAsia="Arial" w:hAnsi="Arial"/>
@@ -16174,7 +16174,7 @@
               <w:spacing w:after="10" w:before="0"/>
               <w:ind w:left="120"/>
             </w:pPr>
-            <w:hyperlink w:history="1" r:id="rIdiwogkif_bu6a-l4iqcvpy">
+            <w:hyperlink w:history="1" r:id="rIdqd8c8emnundsre0fd6i5f">
               <w:r>
                 <w:rPr>
                   <w:rFonts w:ascii="Arial" w:cs="Arial" w:eastAsia="Arial" w:hAnsi="Arial"/>
@@ -16219,7 +16219,7 @@
             <w:pPr>
               <w:spacing w:after="20" w:before="0"/>
             </w:pPr>
-            <w:hyperlink w:history="1" r:id="rIduetwz0tgil4h-s6ja52se">
+            <w:hyperlink w:history="1" r:id="rIdf2dllu8c1tvg6ysbjzden">
               <w:r>
                 <w:rPr>
                   <w:rFonts w:ascii="Arial" w:cs="Arial" w:eastAsia="Arial" w:hAnsi="Arial"/>
@@ -16252,7 +16252,7 @@
               <w:spacing w:after="10" w:before="0"/>
               <w:ind w:left="120"/>
             </w:pPr>
-            <w:hyperlink w:history="1" r:id="rIdrf0ld6brqd3sqfnfazgwq">
+            <w:hyperlink w:history="1" r:id="rIdeihmvtbikwauz5-z6pmuj">
               <w:r>
                 <w:rPr>
                   <w:rFonts w:ascii="Arial" w:cs="Arial" w:eastAsia="Arial" w:hAnsi="Arial"/>
@@ -16447,7 +16447,7 @@
             <w:pPr>
               <w:spacing w:after="20" w:before="0"/>
             </w:pPr>
-            <w:hyperlink w:history="1" r:id="rIdylvsgvglaroflmf5jnutz">
+            <w:hyperlink w:history="1" r:id="rIdlmxzbuzajnn63uksnv4vj">
               <w:r>
                 <w:rPr>
                   <w:rFonts w:ascii="Arial" w:cs="Arial" w:eastAsia="Arial" w:hAnsi="Arial"/>
@@ -16480,7 +16480,7 @@
               <w:spacing w:after="10" w:before="0"/>
               <w:ind w:left="120"/>
             </w:pPr>
-            <w:hyperlink w:history="1" r:id="rIdgomra6zlpbq27gyj7zlh7">
+            <w:hyperlink w:history="1" r:id="rIdd7srh4dqvbhm_e2--xzzp">
               <w:r>
                 <w:rPr>
                   <w:rFonts w:ascii="Arial" w:cs="Arial" w:eastAsia="Arial" w:hAnsi="Arial"/>
@@ -16525,7 +16525,7 @@
             <w:pPr>
               <w:spacing w:after="20" w:before="0"/>
             </w:pPr>
-            <w:hyperlink w:history="1" r:id="rIdmnkhx_dsynq4xxrpher5h">
+            <w:hyperlink w:history="1" r:id="rId2xlp9ebjbvsrztn6zfrdj">
               <w:r>
                 <w:rPr>
                   <w:rFonts w:ascii="Arial" w:cs="Arial" w:eastAsia="Arial" w:hAnsi="Arial"/>
@@ -16558,7 +16558,7 @@
               <w:spacing w:after="10" w:before="0"/>
               <w:ind w:left="120"/>
             </w:pPr>
-            <w:hyperlink w:history="1" r:id="rIdr_xqjxilsf9ztsi_ulon8">
+            <w:hyperlink w:history="1" r:id="rIdwjdv6d_u_cumepcumwnnl">
               <w:r>
                 <w:rPr>
                   <w:rFonts w:ascii="Arial" w:cs="Arial" w:eastAsia="Arial" w:hAnsi="Arial"/>
@@ -16753,7 +16753,7 @@
             <w:pPr>
               <w:spacing w:after="20" w:before="0"/>
             </w:pPr>
-            <w:hyperlink w:history="1" r:id="rIdsj3af5zxz_ovrim-yfc6-">
+            <w:hyperlink w:history="1" r:id="rIdv8zuf6svia85dm5tstwsf">
               <w:r>
                 <w:rPr>
                   <w:rFonts w:ascii="Arial" w:cs="Arial" w:eastAsia="Arial" w:hAnsi="Arial"/>
@@ -16786,7 +16786,7 @@
               <w:spacing w:after="10" w:before="0"/>
               <w:ind w:left="120"/>
             </w:pPr>
-            <w:hyperlink w:history="1" r:id="rIdvmv2zgcx1wtwf4assg_rg">
+            <w:hyperlink w:history="1" r:id="rIdop-hid_a1jntzavglddy5">
               <w:r>
                 <w:rPr>
                   <w:rFonts w:ascii="Arial" w:cs="Arial" w:eastAsia="Arial" w:hAnsi="Arial"/>
@@ -16831,7 +16831,7 @@
             <w:pPr>
               <w:spacing w:after="20" w:before="0"/>
             </w:pPr>
-            <w:hyperlink w:history="1" r:id="rId239p6lgf-ihpohccpchh7">
+            <w:hyperlink w:history="1" r:id="rIdjcyxjl1urkgayrw82xqhr">
               <w:r>
                 <w:rPr>
                   <w:rFonts w:ascii="Arial" w:cs="Arial" w:eastAsia="Arial" w:hAnsi="Arial"/>
@@ -16864,7 +16864,7 @@
               <w:spacing w:after="10" w:before="0"/>
               <w:ind w:left="120"/>
             </w:pPr>
-            <w:hyperlink w:history="1" r:id="rIdqyoscxa7_mwhbvlv0gj7x">
+            <w:hyperlink w:history="1" r:id="rIdeiocehqr9bzqaqc2oaxnz">
               <w:r>
                 <w:rPr>
                   <w:rFonts w:ascii="Arial" w:cs="Arial" w:eastAsia="Arial" w:hAnsi="Arial"/>
@@ -17376,7 +17376,7 @@
         </w:rPr>
         <w:t xml:space="preserve">© 2026 SeaVuria and ARES. Aligned with KICD objectives. Developed by SeaVuria; technical implementation by ARES (with AI assistance from Claude). Licensed under </w:t>
       </w:r>
-      <w:hyperlink w:history="1" r:id="rId1xouw4_y_bryozuoddlut">
+      <w:hyperlink w:history="1" r:id="rIdbtb6jgfoxfzfvfyhnsnpi">
         <w:r>
           <w:rPr>
             <w:rFonts w:ascii="Arial" w:cs="Arial" w:eastAsia="Arial" w:hAnsi="Arial"/>
@@ -17397,7 +17397,7 @@
         </w:rPr>
         <w:t xml:space="preserve"> (</w:t>
       </w:r>
-      <w:hyperlink w:history="1" r:id="rId6gbsjqmpbxfnvjgmojti6">
+      <w:hyperlink w:history="1" r:id="rId-uwjydrkqqkn_hat7m1gm">
         <w:r>
           <w:rPr>
             <w:rFonts w:ascii="Arial" w:cs="Arial" w:eastAsia="Arial" w:hAnsi="Arial"/>
@@ -18410,7 +18410,7 @@
             <w:pPr>
               <w:spacing w:after="20" w:before="0"/>
             </w:pPr>
-            <w:hyperlink w:history="1" r:id="rIdrwccbqcrqvqcy_e_qbsf4">
+            <w:hyperlink w:history="1" r:id="rId42oz43rabl-xn6k1jbtr7">
               <w:r>
                 <w:rPr>
                   <w:rFonts w:ascii="Arial" w:cs="Arial" w:eastAsia="Arial" w:hAnsi="Arial"/>
@@ -18443,7 +18443,7 @@
               <w:spacing w:after="10" w:before="0"/>
               <w:ind w:left="120"/>
             </w:pPr>
-            <w:hyperlink w:history="1" r:id="rIdhzqr3xv5lruqeatwfb9g1">
+            <w:hyperlink w:history="1" r:id="rIdeawkuueu1_jjmr_z53n70">
               <w:r>
                 <w:rPr>
                   <w:rFonts w:ascii="Arial" w:cs="Arial" w:eastAsia="Arial" w:hAnsi="Arial"/>
@@ -18488,7 +18488,7 @@
             <w:pPr>
               <w:spacing w:after="20" w:before="0"/>
             </w:pPr>
-            <w:hyperlink w:history="1" r:id="rIduocybwink0nmdwakadsfr">
+            <w:hyperlink w:history="1" r:id="rIdpxardufxilw-8gkzjtdok">
               <w:r>
                 <w:rPr>
                   <w:rFonts w:ascii="Arial" w:cs="Arial" w:eastAsia="Arial" w:hAnsi="Arial"/>
@@ -18521,7 +18521,7 @@
               <w:spacing w:after="10" w:before="0"/>
               <w:ind w:left="120"/>
             </w:pPr>
-            <w:hyperlink w:history="1" r:id="rIdgijt18ny4nyp5xjhcoi66">
+            <w:hyperlink w:history="1" r:id="rIdicnuio1-huveeu4tgrbfj">
               <w:r>
                 <w:rPr>
                   <w:rFonts w:ascii="Arial" w:cs="Arial" w:eastAsia="Arial" w:hAnsi="Arial"/>
@@ -18830,7 +18830,7 @@
             <w:pPr>
               <w:spacing w:after="20" w:before="0"/>
             </w:pPr>
-            <w:hyperlink w:history="1" r:id="rId_bh_tc0m41javiyty7wwi">
+            <w:hyperlink w:history="1" r:id="rIdr40jcdeyzkw03qowqjvzv">
               <w:r>
                 <w:rPr>
                   <w:rFonts w:ascii="Arial" w:cs="Arial" w:eastAsia="Arial" w:hAnsi="Arial"/>
@@ -18863,7 +18863,7 @@
               <w:spacing w:after="10" w:before="0"/>
               <w:ind w:left="120"/>
             </w:pPr>
-            <w:hyperlink w:history="1" r:id="rIdnhj_2badk8_fs4-j0f3x-">
+            <w:hyperlink w:history="1" r:id="rIdfs5riwlp8fb4xak9ex112">
               <w:r>
                 <w:rPr>
                   <w:rFonts w:ascii="Arial" w:cs="Arial" w:eastAsia="Arial" w:hAnsi="Arial"/>
@@ -18908,7 +18908,7 @@
             <w:pPr>
               <w:spacing w:after="20" w:before="0"/>
             </w:pPr>
-            <w:hyperlink w:history="1" r:id="rId2mu0rxtt45wi_qmkpwdr8">
+            <w:hyperlink w:history="1" r:id="rIdtu5uwbfoxdoqucsh7yrkf">
               <w:r>
                 <w:rPr>
                   <w:rFonts w:ascii="Arial" w:cs="Arial" w:eastAsia="Arial" w:hAnsi="Arial"/>
@@ -18941,7 +18941,7 @@
               <w:spacing w:after="10" w:before="0"/>
               <w:ind w:left="120"/>
             </w:pPr>
-            <w:hyperlink w:history="1" r:id="rId0jr7iv3dlk_wpxfjwfamy">
+            <w:hyperlink w:history="1" r:id="rId82tozkycgqqmpbzl_sr8v">
               <w:r>
                 <w:rPr>
                   <w:rFonts w:ascii="Arial" w:cs="Arial" w:eastAsia="Arial" w:hAnsi="Arial"/>
@@ -19402,7 +19402,7 @@
             <w:pPr>
               <w:spacing w:after="20" w:before="0"/>
             </w:pPr>
-            <w:hyperlink w:history="1" r:id="rIdnq7lblphjrtv9_q2sgzef">
+            <w:hyperlink w:history="1" r:id="rId0s2l6gbazena87twh6lda">
               <w:r>
                 <w:rPr>
                   <w:rFonts w:ascii="Arial" w:cs="Arial" w:eastAsia="Arial" w:hAnsi="Arial"/>
@@ -19435,7 +19435,7 @@
               <w:spacing w:after="10" w:before="0"/>
               <w:ind w:left="120"/>
             </w:pPr>
-            <w:hyperlink w:history="1" r:id="rIdhtr9veto2z67eb7eavzpt">
+            <w:hyperlink w:history="1" r:id="rIdffih4ugdskf80zwkqwjdm">
               <w:r>
                 <w:rPr>
                   <w:rFonts w:ascii="Arial" w:cs="Arial" w:eastAsia="Arial" w:hAnsi="Arial"/>
@@ -19480,7 +19480,7 @@
             <w:pPr>
               <w:spacing w:after="20" w:before="0"/>
             </w:pPr>
-            <w:hyperlink w:history="1" r:id="rId5nzsqq4zr7bafzdjty8qg">
+            <w:hyperlink w:history="1" r:id="rIdyo10t39o07e9n8wlpudcz">
               <w:r>
                 <w:rPr>
                   <w:rFonts w:ascii="Arial" w:cs="Arial" w:eastAsia="Arial" w:hAnsi="Arial"/>
@@ -19513,7 +19513,7 @@
               <w:spacing w:after="10" w:before="0"/>
               <w:ind w:left="120"/>
             </w:pPr>
-            <w:hyperlink w:history="1" r:id="rId6tycnsznbmr14_gttp_g9">
+            <w:hyperlink w:history="1" r:id="rIds-kxbrt9-dasgzbbuboni">
               <w:r>
                 <w:rPr>
                   <w:rFonts w:ascii="Arial" w:cs="Arial" w:eastAsia="Arial" w:hAnsi="Arial"/>
@@ -20088,7 +20088,7 @@
             <w:pPr>
               <w:spacing w:after="20" w:before="0"/>
             </w:pPr>
-            <w:hyperlink w:history="1" r:id="rIdwhota9-mljiddkpxldcmc">
+            <w:hyperlink w:history="1" r:id="rIdo_ig-swq7s32h0lm8m-ux">
               <w:r>
                 <w:rPr>
                   <w:rFonts w:ascii="Arial" w:cs="Arial" w:eastAsia="Arial" w:hAnsi="Arial"/>
@@ -20121,7 +20121,7 @@
               <w:spacing w:after="10" w:before="0"/>
               <w:ind w:left="120"/>
             </w:pPr>
-            <w:hyperlink w:history="1" r:id="rIdsy9pyyqi_nxygkttuymwn">
+            <w:hyperlink w:history="1" r:id="rId8j3w0y46dw-xdlni3_dsx">
               <w:r>
                 <w:rPr>
                   <w:rFonts w:ascii="Arial" w:cs="Arial" w:eastAsia="Arial" w:hAnsi="Arial"/>
@@ -20166,7 +20166,7 @@
             <w:pPr>
               <w:spacing w:after="20" w:before="0"/>
             </w:pPr>
-            <w:hyperlink w:history="1" r:id="rId099claqxattssh1ir8nok">
+            <w:hyperlink w:history="1" r:id="rIdgvrrnkgidoliouyoe1aey">
               <w:r>
                 <w:rPr>
                   <w:rFonts w:ascii="Arial" w:cs="Arial" w:eastAsia="Arial" w:hAnsi="Arial"/>
@@ -20199,7 +20199,7 @@
               <w:spacing w:after="10" w:before="0"/>
               <w:ind w:left="120"/>
             </w:pPr>
-            <w:hyperlink w:history="1" r:id="rIdxqlel7sgrrzk5isck7kuu">
+            <w:hyperlink w:history="1" r:id="rIdkxnf6ynepgofd72voxwdd">
               <w:r>
                 <w:rPr>
                   <w:rFonts w:ascii="Arial" w:cs="Arial" w:eastAsia="Arial" w:hAnsi="Arial"/>
@@ -20470,7 +20470,7 @@
             <w:pPr>
               <w:spacing w:after="20" w:before="0"/>
             </w:pPr>
-            <w:hyperlink w:history="1" r:id="rIdqplvv4wyvf-cen-mpbldj">
+            <w:hyperlink w:history="1" r:id="rIdhj_ayfnmmw1umvxmx6x96">
               <w:r>
                 <w:rPr>
                   <w:rFonts w:ascii="Arial" w:cs="Arial" w:eastAsia="Arial" w:hAnsi="Arial"/>
@@ -20503,7 +20503,7 @@
               <w:spacing w:after="10" w:before="0"/>
               <w:ind w:left="120"/>
             </w:pPr>
-            <w:hyperlink w:history="1" r:id="rIdrf-hiyribyo1mm7by8ndu">
+            <w:hyperlink w:history="1" r:id="rIdypatljlxibper6mw726lq">
               <w:r>
                 <w:rPr>
                   <w:rFonts w:ascii="Arial" w:cs="Arial" w:eastAsia="Arial" w:hAnsi="Arial"/>
@@ -20548,7 +20548,7 @@
             <w:pPr>
               <w:spacing w:after="20" w:before="0"/>
             </w:pPr>
-            <w:hyperlink w:history="1" r:id="rIdnbychze4lvxl55qybdqtg">
+            <w:hyperlink w:history="1" r:id="rIde6vikpx9bveezf0yh1gez">
               <w:r>
                 <w:rPr>
                   <w:rFonts w:ascii="Arial" w:cs="Arial" w:eastAsia="Arial" w:hAnsi="Arial"/>
@@ -20581,7 +20581,7 @@
               <w:spacing w:after="10" w:before="0"/>
               <w:ind w:left="120"/>
             </w:pPr>
-            <w:hyperlink w:history="1" r:id="rIdcksh3isfl_2n9v0203-rb">
+            <w:hyperlink w:history="1" r:id="rIdtlk-gcywmbpcl78xogcnd">
               <w:r>
                 <w:rPr>
                   <w:rFonts w:ascii="Arial" w:cs="Arial" w:eastAsia="Arial" w:hAnsi="Arial"/>
@@ -21283,7 +21283,7 @@
         </w:rPr>
         <w:t xml:space="preserve">© 2026 SeaVuria and ARES. Aligned with KICD objectives. Developed by SeaVuria; technical implementation by ARES (with AI assistance from Claude). Licensed under </w:t>
       </w:r>
-      <w:hyperlink w:history="1" r:id="rIdd8z-owwf_x6pk8llgtl_f">
+      <w:hyperlink w:history="1" r:id="rIdgq-c_4yei-a4zrnvp4ohu">
         <w:r>
           <w:rPr>
             <w:rFonts w:ascii="Arial" w:cs="Arial" w:eastAsia="Arial" w:hAnsi="Arial"/>
@@ -21304,7 +21304,7 @@
         </w:rPr>
         <w:t xml:space="preserve"> (</w:t>
       </w:r>
-      <w:hyperlink w:history="1" r:id="rIdxeiuvcbgrdak2k6fo3rmp">
+      <w:hyperlink w:history="1" r:id="rIden-fsbst-atgb0lqzzjwv">
         <w:r>
           <w:rPr>
             <w:rFonts w:ascii="Arial" w:cs="Arial" w:eastAsia="Arial" w:hAnsi="Arial"/>
@@ -22317,7 +22317,7 @@
             <w:pPr>
               <w:spacing w:after="20" w:before="0"/>
             </w:pPr>
-            <w:hyperlink w:history="1" r:id="rIdxvyvkrjefbezsazlz-ajk">
+            <w:hyperlink w:history="1" r:id="rIdojmfm4kd92cdrdwnmnc_b">
               <w:r>
                 <w:rPr>
                   <w:rFonts w:ascii="Arial" w:cs="Arial" w:eastAsia="Arial" w:hAnsi="Arial"/>
@@ -22350,7 +22350,7 @@
               <w:spacing w:after="10" w:before="0"/>
               <w:ind w:left="120"/>
             </w:pPr>
-            <w:hyperlink w:history="1" r:id="rIdex0asc9olvw0nm3yrozeb">
+            <w:hyperlink w:history="1" r:id="rIdus4spseuwovhrjhcvjldx">
               <w:r>
                 <w:rPr>
                   <w:rFonts w:ascii="Arial" w:cs="Arial" w:eastAsia="Arial" w:hAnsi="Arial"/>
@@ -22395,7 +22395,7 @@
             <w:pPr>
               <w:spacing w:after="20" w:before="0"/>
             </w:pPr>
-            <w:hyperlink w:history="1" r:id="rIdt_r3bsxsv6sqrcoba0o7p">
+            <w:hyperlink w:history="1" r:id="rIdl0aseaucpong5ikpucwx0">
               <w:r>
                 <w:rPr>
                   <w:rFonts w:ascii="Arial" w:cs="Arial" w:eastAsia="Arial" w:hAnsi="Arial"/>
@@ -22428,7 +22428,7 @@
               <w:spacing w:after="10" w:before="0"/>
               <w:ind w:left="120"/>
             </w:pPr>
-            <w:hyperlink w:history="1" r:id="rIdxycaptoph78a84qlovasx">
+            <w:hyperlink w:history="1" r:id="rId9rvs1ynzzdl_ze6l1ml0h">
               <w:r>
                 <w:rPr>
                   <w:rFonts w:ascii="Arial" w:cs="Arial" w:eastAsia="Arial" w:hAnsi="Arial"/>
@@ -22623,7 +22623,7 @@
             <w:pPr>
               <w:spacing w:after="20" w:before="0"/>
             </w:pPr>
-            <w:hyperlink w:history="1" r:id="rIdedkhw-arn1tnyehj22_4o">
+            <w:hyperlink w:history="1" r:id="rId-uwcdfxps8oo3qwpwwq0r">
               <w:r>
                 <w:rPr>
                   <w:rFonts w:ascii="Arial" w:cs="Arial" w:eastAsia="Arial" w:hAnsi="Arial"/>
@@ -22656,7 +22656,7 @@
               <w:spacing w:after="10" w:before="0"/>
               <w:ind w:left="120"/>
             </w:pPr>
-            <w:hyperlink w:history="1" r:id="rIdxkpz-5gbgkrhtixitnb7n">
+            <w:hyperlink w:history="1" r:id="rIdnugqryjlxxuzdhagdhtqa">
               <w:r>
                 <w:rPr>
                   <w:rFonts w:ascii="Arial" w:cs="Arial" w:eastAsia="Arial" w:hAnsi="Arial"/>
@@ -22701,7 +22701,7 @@
             <w:pPr>
               <w:spacing w:after="20" w:before="0"/>
             </w:pPr>
-            <w:hyperlink w:history="1" r:id="rIdi94ko3px84b4lvfseca2o">
+            <w:hyperlink w:history="1" r:id="rIdfes4fwdppyls---vqugvz">
               <w:r>
                 <w:rPr>
                   <w:rFonts w:ascii="Arial" w:cs="Arial" w:eastAsia="Arial" w:hAnsi="Arial"/>
@@ -22734,7 +22734,7 @@
               <w:spacing w:after="10" w:before="0"/>
               <w:ind w:left="120"/>
             </w:pPr>
-            <w:hyperlink w:history="1" r:id="rIdjv7bfkg-at4hn8tk2e40u">
+            <w:hyperlink w:history="1" r:id="rIdz7kgcfrhajm8c3ym4xkni">
               <w:r>
                 <w:rPr>
                   <w:rFonts w:ascii="Arial" w:cs="Arial" w:eastAsia="Arial" w:hAnsi="Arial"/>
@@ -22929,7 +22929,7 @@
             <w:pPr>
               <w:spacing w:after="20" w:before="0"/>
             </w:pPr>
-            <w:hyperlink w:history="1" r:id="rIde6ahnb4vwprg1vb9vzf_p">
+            <w:hyperlink w:history="1" r:id="rIdxgjtbzwrdbizmmvssivdz">
               <w:r>
                 <w:rPr>
                   <w:rFonts w:ascii="Arial" w:cs="Arial" w:eastAsia="Arial" w:hAnsi="Arial"/>
@@ -22962,7 +22962,7 @@
               <w:spacing w:after="10" w:before="0"/>
               <w:ind w:left="120"/>
             </w:pPr>
-            <w:hyperlink w:history="1" r:id="rIde7v50phtumhuqup3hgwex">
+            <w:hyperlink w:history="1" r:id="rIdahualnwevs6rr44o6wut_">
               <w:r>
                 <w:rPr>
                   <w:rFonts w:ascii="Arial" w:cs="Arial" w:eastAsia="Arial" w:hAnsi="Arial"/>
@@ -23007,7 +23007,7 @@
             <w:pPr>
               <w:spacing w:after="20" w:before="0"/>
             </w:pPr>
-            <w:hyperlink w:history="1" r:id="rIdtrnwadtbsez84y8-gd-a4">
+            <w:hyperlink w:history="1" r:id="rIdieutuukojdvnlrwuwlg_m">
               <w:r>
                 <w:rPr>
                   <w:rFonts w:ascii="Arial" w:cs="Arial" w:eastAsia="Arial" w:hAnsi="Arial"/>
@@ -23040,7 +23040,7 @@
               <w:spacing w:after="10" w:before="0"/>
               <w:ind w:left="120"/>
             </w:pPr>
-            <w:hyperlink w:history="1" r:id="rId95i8hak2mbqoevgnl-2nh">
+            <w:hyperlink w:history="1" r:id="rIdyvm3dmztz0h6_ydnm0w-v">
               <w:r>
                 <w:rPr>
                   <w:rFonts w:ascii="Arial" w:cs="Arial" w:eastAsia="Arial" w:hAnsi="Arial"/>
@@ -23235,7 +23235,7 @@
             <w:pPr>
               <w:spacing w:after="20" w:before="0"/>
             </w:pPr>
-            <w:hyperlink w:history="1" r:id="rIdcflu8cu0d6c56iz7gecmz">
+            <w:hyperlink w:history="1" r:id="rId8ichrwoaf_r-fiq0yjaco">
               <w:r>
                 <w:rPr>
                   <w:rFonts w:ascii="Arial" w:cs="Arial" w:eastAsia="Arial" w:hAnsi="Arial"/>
@@ -23268,7 +23268,7 @@
               <w:spacing w:after="10" w:before="0"/>
               <w:ind w:left="120"/>
             </w:pPr>
-            <w:hyperlink w:history="1" r:id="rId2nznnprprf0iudn-j42yl">
+            <w:hyperlink w:history="1" r:id="rIdcn2jzeunv3j4rimsazpin">
               <w:r>
                 <w:rPr>
                   <w:rFonts w:ascii="Arial" w:cs="Arial" w:eastAsia="Arial" w:hAnsi="Arial"/>
@@ -23313,7 +23313,7 @@
             <w:pPr>
               <w:spacing w:after="20" w:before="0"/>
             </w:pPr>
-            <w:hyperlink w:history="1" r:id="rIdkqan3cl3mx5pjkwo4egxa">
+            <w:hyperlink w:history="1" r:id="rId7ammytkqhtjarco4kqdij">
               <w:r>
                 <w:rPr>
                   <w:rFonts w:ascii="Arial" w:cs="Arial" w:eastAsia="Arial" w:hAnsi="Arial"/>
@@ -23346,7 +23346,7 @@
               <w:spacing w:after="10" w:before="0"/>
               <w:ind w:left="120"/>
             </w:pPr>
-            <w:hyperlink w:history="1" r:id="rIdz9orjoixz01etc7toa03n">
+            <w:hyperlink w:history="1" r:id="rIdgecfzwlsavtlvpgmuumn9">
               <w:r>
                 <w:rPr>
                   <w:rFonts w:ascii="Arial" w:cs="Arial" w:eastAsia="Arial" w:hAnsi="Arial"/>
@@ -23541,7 +23541,7 @@
             <w:pPr>
               <w:spacing w:after="20" w:before="0"/>
             </w:pPr>
-            <w:hyperlink w:history="1" r:id="rIdn4apibkflzinqsixpkweb">
+            <w:hyperlink w:history="1" r:id="rIdopesfgmottxarnvfas4f6">
               <w:r>
                 <w:rPr>
                   <w:rFonts w:ascii="Arial" w:cs="Arial" w:eastAsia="Arial" w:hAnsi="Arial"/>
@@ -23574,7 +23574,7 @@
               <w:spacing w:after="10" w:before="0"/>
               <w:ind w:left="120"/>
             </w:pPr>
-            <w:hyperlink w:history="1" r:id="rIdbmf0dr8pqxu95eexegs06">
+            <w:hyperlink w:history="1" r:id="rIdsjcim8lkn8bni62jldiiv">
               <w:r>
                 <w:rPr>
                   <w:rFonts w:ascii="Arial" w:cs="Arial" w:eastAsia="Arial" w:hAnsi="Arial"/>
@@ -23619,7 +23619,7 @@
             <w:pPr>
               <w:spacing w:after="20" w:before="0"/>
             </w:pPr>
-            <w:hyperlink w:history="1" r:id="rIdzrloyzb9nrkqurebdtkre">
+            <w:hyperlink w:history="1" r:id="rId2miftukfj1yeo08jwqbp2">
               <w:r>
                 <w:rPr>
                   <w:rFonts w:ascii="Arial" w:cs="Arial" w:eastAsia="Arial" w:hAnsi="Arial"/>
@@ -23652,7 +23652,7 @@
               <w:spacing w:after="10" w:before="0"/>
               <w:ind w:left="120"/>
             </w:pPr>
-            <w:hyperlink w:history="1" r:id="rIdftenyg8vufxe_wnagh9ct">
+            <w:hyperlink w:history="1" r:id="rIdv5aipzm2jgkhern2jygj6">
               <w:r>
                 <w:rPr>
                   <w:rFonts w:ascii="Arial" w:cs="Arial" w:eastAsia="Arial" w:hAnsi="Arial"/>
@@ -24164,7 +24164,7 @@
         </w:rPr>
         <w:t xml:space="preserve">© 2026 SeaVuria and ARES. Aligned with KICD objectives. Developed by SeaVuria; technical implementation by ARES (with AI assistance from Claude). Licensed under </w:t>
       </w:r>
-      <w:hyperlink w:history="1" r:id="rIdgfwj2anja3uszfazvirrz">
+      <w:hyperlink w:history="1" r:id="rIdbxyps4euev56obodbgcm4">
         <w:r>
           <w:rPr>
             <w:rFonts w:ascii="Arial" w:cs="Arial" w:eastAsia="Arial" w:hAnsi="Arial"/>
@@ -24185,7 +24185,7 @@
         </w:rPr>
         <w:t xml:space="preserve"> (</w:t>
       </w:r>
-      <w:hyperlink w:history="1" r:id="rIdfn1cx0yfgsx5ti3ub4nvp">
+      <w:hyperlink w:history="1" r:id="rIdlxmqsem2yhzpoe9iqaz2o">
         <w:r>
           <w:rPr>
             <w:rFonts w:ascii="Arial" w:cs="Arial" w:eastAsia="Arial" w:hAnsi="Arial"/>
@@ -25198,7 +25198,7 @@
             <w:pPr>
               <w:spacing w:after="20" w:before="0"/>
             </w:pPr>
-            <w:hyperlink w:history="1" r:id="rIdyrpcndstsextqrsl5jx3l">
+            <w:hyperlink w:history="1" r:id="rIdeo6d6hzdndyboofuopk3f">
               <w:r>
                 <w:rPr>
                   <w:rFonts w:ascii="Arial" w:cs="Arial" w:eastAsia="Arial" w:hAnsi="Arial"/>
@@ -25231,7 +25231,7 @@
               <w:spacing w:after="10" w:before="0"/>
               <w:ind w:left="120"/>
             </w:pPr>
-            <w:hyperlink w:history="1" r:id="rIdyuqqiis9hpqcihh64-llf">
+            <w:hyperlink w:history="1" r:id="rId1npdnegykib0_yqpx_5ft">
               <w:r>
                 <w:rPr>
                   <w:rFonts w:ascii="Arial" w:cs="Arial" w:eastAsia="Arial" w:hAnsi="Arial"/>
@@ -25276,7 +25276,7 @@
             <w:pPr>
               <w:spacing w:after="20" w:before="0"/>
             </w:pPr>
-            <w:hyperlink w:history="1" r:id="rIdono0irlcmsrltvdwu2hqn">
+            <w:hyperlink w:history="1" r:id="rIdurmjlaht9_enbjrgi_jku">
               <w:r>
                 <w:rPr>
                   <w:rFonts w:ascii="Arial" w:cs="Arial" w:eastAsia="Arial" w:hAnsi="Arial"/>
@@ -25309,7 +25309,7 @@
               <w:spacing w:after="10" w:before="0"/>
               <w:ind w:left="120"/>
             </w:pPr>
-            <w:hyperlink w:history="1" r:id="rId3fpsx9msmd91k8ruwcp69">
+            <w:hyperlink w:history="1" r:id="rIdqrjsqnfzaarivacptv5yy">
               <w:r>
                 <w:rPr>
                   <w:rFonts w:ascii="Arial" w:cs="Arial" w:eastAsia="Arial" w:hAnsi="Arial"/>
@@ -25504,7 +25504,7 @@
             <w:pPr>
               <w:spacing w:after="20" w:before="0"/>
             </w:pPr>
-            <w:hyperlink w:history="1" r:id="rIdwkk8dwedycoqfwqno7rmp">
+            <w:hyperlink w:history="1" r:id="rIdnrms1kjjne5xvuyq-9yju">
               <w:r>
                 <w:rPr>
                   <w:rFonts w:ascii="Arial" w:cs="Arial" w:eastAsia="Arial" w:hAnsi="Arial"/>
@@ -25537,7 +25537,7 @@
               <w:spacing w:after="10" w:before="0"/>
               <w:ind w:left="120"/>
             </w:pPr>
-            <w:hyperlink w:history="1" r:id="rId8yv2eofpfqcq6uw_7lrgw">
+            <w:hyperlink w:history="1" r:id="rIdlvtvhxrackvqn-h-lvd22">
               <w:r>
                 <w:rPr>
                   <w:rFonts w:ascii="Arial" w:cs="Arial" w:eastAsia="Arial" w:hAnsi="Arial"/>
@@ -25582,7 +25582,7 @@
             <w:pPr>
               <w:spacing w:after="20" w:before="0"/>
             </w:pPr>
-            <w:hyperlink w:history="1" r:id="rId5edvhqszjqrsbwpeggs7d">
+            <w:hyperlink w:history="1" r:id="rIdj1x4aonch2waci4ed5wfv">
               <w:r>
                 <w:rPr>
                   <w:rFonts w:ascii="Arial" w:cs="Arial" w:eastAsia="Arial" w:hAnsi="Arial"/>
@@ -25615,7 +25615,7 @@
               <w:spacing w:after="10" w:before="0"/>
               <w:ind w:left="120"/>
             </w:pPr>
-            <w:hyperlink w:history="1" r:id="rIdufl1ke6twmjekfotbutmw">
+            <w:hyperlink w:history="1" r:id="rIddrg8duegrgzribtsr6cje">
               <w:r>
                 <w:rPr>
                   <w:rFonts w:ascii="Arial" w:cs="Arial" w:eastAsia="Arial" w:hAnsi="Arial"/>
@@ -25810,7 +25810,7 @@
             <w:pPr>
               <w:spacing w:after="20" w:before="0"/>
             </w:pPr>
-            <w:hyperlink w:history="1" r:id="rId9hoqldkoghf-5nkbngxpx">
+            <w:hyperlink w:history="1" r:id="rIdytuook-hrdcp4t0xmpj_d">
               <w:r>
                 <w:rPr>
                   <w:rFonts w:ascii="Arial" w:cs="Arial" w:eastAsia="Arial" w:hAnsi="Arial"/>
@@ -25843,7 +25843,7 @@
               <w:spacing w:after="10" w:before="0"/>
               <w:ind w:left="120"/>
             </w:pPr>
-            <w:hyperlink w:history="1" r:id="rIdnlsrfztxu_xygue8nmgmu">
+            <w:hyperlink w:history="1" r:id="rIdrjuavu-p6t6cualw-uady">
               <w:r>
                 <w:rPr>
                   <w:rFonts w:ascii="Arial" w:cs="Arial" w:eastAsia="Arial" w:hAnsi="Arial"/>
@@ -25888,7 +25888,7 @@
             <w:pPr>
               <w:spacing w:after="20" w:before="0"/>
             </w:pPr>
-            <w:hyperlink w:history="1" r:id="rId4enoxtmwqlkdf8xgwvbil">
+            <w:hyperlink w:history="1" r:id="rIdrgokmmmilfpsozi6hgsnq">
               <w:r>
                 <w:rPr>
                   <w:rFonts w:ascii="Arial" w:cs="Arial" w:eastAsia="Arial" w:hAnsi="Arial"/>
@@ -25921,7 +25921,7 @@
               <w:spacing w:after="10" w:before="0"/>
               <w:ind w:left="120"/>
             </w:pPr>
-            <w:hyperlink w:history="1" r:id="rIdvs_c2gkys1jxwp-zb8r6k">
+            <w:hyperlink w:history="1" r:id="rIdib27ggainjstgpwgpjjgn">
               <w:r>
                 <w:rPr>
                   <w:rFonts w:ascii="Arial" w:cs="Arial" w:eastAsia="Arial" w:hAnsi="Arial"/>
@@ -26116,7 +26116,7 @@
             <w:pPr>
               <w:spacing w:after="20" w:before="0"/>
             </w:pPr>
-            <w:hyperlink w:history="1" r:id="rIdynx6bohqhvgryomacq-9w">
+            <w:hyperlink w:history="1" r:id="rIds4ulpx5bvuukholfonno1">
               <w:r>
                 <w:rPr>
                   <w:rFonts w:ascii="Arial" w:cs="Arial" w:eastAsia="Arial" w:hAnsi="Arial"/>
@@ -26149,7 +26149,7 @@
               <w:spacing w:after="10" w:before="0"/>
               <w:ind w:left="120"/>
             </w:pPr>
-            <w:hyperlink w:history="1" r:id="rIdg0dkswlwpaamx3v_yeobt">
+            <w:hyperlink w:history="1" r:id="rIdrndzcojkpkg42ioiprbnj">
               <w:r>
                 <w:rPr>
                   <w:rFonts w:ascii="Arial" w:cs="Arial" w:eastAsia="Arial" w:hAnsi="Arial"/>
@@ -26194,7 +26194,7 @@
             <w:pPr>
               <w:spacing w:after="20" w:before="0"/>
             </w:pPr>
-            <w:hyperlink w:history="1" r:id="rId3gllc7nsc0-aotilm029l">
+            <w:hyperlink w:history="1" r:id="rId2ypldorjrq0phqdwykrbi">
               <w:r>
                 <w:rPr>
                   <w:rFonts w:ascii="Arial" w:cs="Arial" w:eastAsia="Arial" w:hAnsi="Arial"/>
@@ -26227,7 +26227,7 @@
               <w:spacing w:after="10" w:before="0"/>
               <w:ind w:left="120"/>
             </w:pPr>
-            <w:hyperlink w:history="1" r:id="rIdtf4pstsldtv--umql8hbd">
+            <w:hyperlink w:history="1" r:id="rIdurv8fiekohfsr6cmgyyxz">
               <w:r>
                 <w:rPr>
                   <w:rFonts w:ascii="Arial" w:cs="Arial" w:eastAsia="Arial" w:hAnsi="Arial"/>
@@ -26422,7 +26422,7 @@
             <w:pPr>
               <w:spacing w:after="20" w:before="0"/>
             </w:pPr>
-            <w:hyperlink w:history="1" r:id="rIdqec6utgywooe7t1huhznf">
+            <w:hyperlink w:history="1" r:id="rIdr_wnp3o8clg0lo35oyssj">
               <w:r>
                 <w:rPr>
                   <w:rFonts w:ascii="Arial" w:cs="Arial" w:eastAsia="Arial" w:hAnsi="Arial"/>
@@ -26455,7 +26455,7 @@
               <w:spacing w:after="10" w:before="0"/>
               <w:ind w:left="120"/>
             </w:pPr>
-            <w:hyperlink w:history="1" r:id="rIdpa4kd3s0lc_l-lto4rwah">
+            <w:hyperlink w:history="1" r:id="rIdqquxvefv1kwa9okksd9kz">
               <w:r>
                 <w:rPr>
                   <w:rFonts w:ascii="Arial" w:cs="Arial" w:eastAsia="Arial" w:hAnsi="Arial"/>
@@ -26500,7 +26500,7 @@
             <w:pPr>
               <w:spacing w:after="20" w:before="0"/>
             </w:pPr>
-            <w:hyperlink w:history="1" r:id="rId2kaat9xtwyvqg7kdoxzpl">
+            <w:hyperlink w:history="1" r:id="rIdqazzxo-lhe1lr4q3r_rf8">
               <w:r>
                 <w:rPr>
                   <w:rFonts w:ascii="Arial" w:cs="Arial" w:eastAsia="Arial" w:hAnsi="Arial"/>
@@ -26533,7 +26533,7 @@
               <w:spacing w:after="10" w:before="0"/>
               <w:ind w:left="120"/>
             </w:pPr>
-            <w:hyperlink w:history="1" r:id="rIdgi2cwincikzyjnwog4yp2">
+            <w:hyperlink w:history="1" r:id="rIdkssapdvuzg1nnouuqxxoy">
               <w:r>
                 <w:rPr>
                   <w:rFonts w:ascii="Arial" w:cs="Arial" w:eastAsia="Arial" w:hAnsi="Arial"/>
@@ -27045,7 +27045,7 @@
         </w:rPr>
         <w:t xml:space="preserve">© 2026 SeaVuria and ARES. Aligned with KICD objectives. Developed by SeaVuria; technical implementation by ARES (with AI assistance from Claude). Licensed under </w:t>
       </w:r>
-      <w:hyperlink w:history="1" r:id="rIdjzamht-n7y6fodguz0swq">
+      <w:hyperlink w:history="1" r:id="rIdxupiupkbvsyphy7oue-oh">
         <w:r>
           <w:rPr>
             <w:rFonts w:ascii="Arial" w:cs="Arial" w:eastAsia="Arial" w:hAnsi="Arial"/>
@@ -27066,7 +27066,7 @@
         </w:rPr>
         <w:t xml:space="preserve"> (</w:t>
       </w:r>
-      <w:hyperlink w:history="1" r:id="rIdohbza19lfdh1vpyfnvtcj">
+      <w:hyperlink w:history="1" r:id="rIdpzoawy5gzszoyrindgwz5">
         <w:r>
           <w:rPr>
             <w:rFonts w:ascii="Arial" w:cs="Arial" w:eastAsia="Arial" w:hAnsi="Arial"/>

--- a/data/outputs/v2/Maths/SS1.4_Congruence/Mathematics_Congruence_CBE_LessonSequence.docx
+++ b/data/outputs/v2/Maths/SS1.4_Congruence/Mathematics_Congruence_CBE_LessonSequence.docx
@@ -2440,7 +2440,7 @@
         </w:rPr>
         <w:t xml:space="preserve">© 2026 SeaVuria and ARES. This work is licensed under a </w:t>
       </w:r>
-      <w:hyperlink w:history="1" r:id="rIdkfgjw_ex2u9aayzu4cuzu">
+      <w:hyperlink w:history="1" r:id="rIdxhsftcuvsxh5mtoczeciw">
         <w:r>
           <w:rPr>
             <w:rFonts w:ascii="Arial" w:cs="Arial" w:eastAsia="Arial" w:hAnsi="Arial"/>
@@ -2460,7 +2460,7 @@
         </w:rPr>
         <w:t xml:space="preserve"> (</w:t>
       </w:r>
-      <w:hyperlink w:history="1" r:id="rIdequht1orwuqvefcnucmwt">
+      <w:hyperlink w:history="1" r:id="rIdpoiusboljr43ygfpynju4">
         <w:r>
           <w:rPr>
             <w:rFonts w:ascii="Arial" w:cs="Arial" w:eastAsia="Arial" w:hAnsi="Arial"/>
@@ -2480,7 +2480,7 @@
         </w:rPr>
         <w:t xml:space="preserve">). To view a copy of this license, visit </w:t>
       </w:r>
-      <w:hyperlink w:history="1" r:id="rId48patxwkh3kjmv5q05bx2">
+      <w:hyperlink w:history="1" r:id="rIdvdvbdrronbrypg-q9m7vv">
         <w:r>
           <w:rPr>
             <w:rFonts w:ascii="Arial" w:cs="Arial" w:eastAsia="Arial" w:hAnsi="Arial"/>
@@ -3492,7 +3492,7 @@
             <w:pPr>
               <w:spacing w:after="20" w:before="0"/>
             </w:pPr>
-            <w:hyperlink w:history="1" r:id="rIdnuiwpmj00bhbc0yhadzfl">
+            <w:hyperlink w:history="1" r:id="rIdasakkywwhcmmr3drejmf4">
               <w:r>
                 <w:rPr>
                   <w:rFonts w:ascii="Arial" w:cs="Arial" w:eastAsia="Arial" w:hAnsi="Arial"/>
@@ -3525,7 +3525,7 @@
               <w:spacing w:after="10" w:before="0"/>
               <w:ind w:left="120"/>
             </w:pPr>
-            <w:hyperlink w:history="1" r:id="rIdopc7dsa6zytjtjk-ggrjx">
+            <w:hyperlink w:history="1" r:id="rIdpwuqb9ouf-jby2bbuplwe">
               <w:r>
                 <w:rPr>
                   <w:rFonts w:ascii="Arial" w:cs="Arial" w:eastAsia="Arial" w:hAnsi="Arial"/>
@@ -3570,7 +3570,7 @@
             <w:pPr>
               <w:spacing w:after="20" w:before="0"/>
             </w:pPr>
-            <w:hyperlink w:history="1" r:id="rIdham7k353vhjao8o4e91c_">
+            <w:hyperlink w:history="1" r:id="rIdstptrlnt7gsb3g6itfdrq">
               <w:r>
                 <w:rPr>
                   <w:rFonts w:ascii="Arial" w:cs="Arial" w:eastAsia="Arial" w:hAnsi="Arial"/>
@@ -3603,7 +3603,7 @@
               <w:spacing w:after="10" w:before="0"/>
               <w:ind w:left="120"/>
             </w:pPr>
-            <w:hyperlink w:history="1" r:id="rIdcblwxy5pvmh862kbco9x4">
+            <w:hyperlink w:history="1" r:id="rId0kmhyqa_woadg_fhfihzb">
               <w:r>
                 <w:rPr>
                   <w:rFonts w:ascii="Arial" w:cs="Arial" w:eastAsia="Arial" w:hAnsi="Arial"/>
@@ -3798,7 +3798,7 @@
             <w:pPr>
               <w:spacing w:after="20" w:before="0"/>
             </w:pPr>
-            <w:hyperlink w:history="1" r:id="rIdnyjrc-qlbgyhl-g2b0le8">
+            <w:hyperlink w:history="1" r:id="rIddir5cw5vb8cwzbmopzmhj">
               <w:r>
                 <w:rPr>
                   <w:rFonts w:ascii="Arial" w:cs="Arial" w:eastAsia="Arial" w:hAnsi="Arial"/>
@@ -3831,7 +3831,7 @@
               <w:spacing w:after="10" w:before="0"/>
               <w:ind w:left="120"/>
             </w:pPr>
-            <w:hyperlink w:history="1" r:id="rIdxg5wnn7lo_74hnacmzum1">
+            <w:hyperlink w:history="1" r:id="rIdb6d02rqjrxfenior0v6ee">
               <w:r>
                 <w:rPr>
                   <w:rFonts w:ascii="Arial" w:cs="Arial" w:eastAsia="Arial" w:hAnsi="Arial"/>
@@ -3876,7 +3876,7 @@
             <w:pPr>
               <w:spacing w:after="20" w:before="0"/>
             </w:pPr>
-            <w:hyperlink w:history="1" r:id="rIdcetz1koeizrk80fpxx31i">
+            <w:hyperlink w:history="1" r:id="rIdzfn8aercurmrblarwo3pd">
               <w:r>
                 <w:rPr>
                   <w:rFonts w:ascii="Arial" w:cs="Arial" w:eastAsia="Arial" w:hAnsi="Arial"/>
@@ -3909,7 +3909,7 @@
               <w:spacing w:after="10" w:before="0"/>
               <w:ind w:left="120"/>
             </w:pPr>
-            <w:hyperlink w:history="1" r:id="rIdmfex5khkcumi_5q70z8zk">
+            <w:hyperlink w:history="1" r:id="rIdf26bxh3h4wld1bgv84cdv">
               <w:r>
                 <w:rPr>
                   <w:rFonts w:ascii="Arial" w:cs="Arial" w:eastAsia="Arial" w:hAnsi="Arial"/>
@@ -4104,7 +4104,7 @@
             <w:pPr>
               <w:spacing w:after="20" w:before="0"/>
             </w:pPr>
-            <w:hyperlink w:history="1" r:id="rId_psuf_bpiqqaymrrzzbs3">
+            <w:hyperlink w:history="1" r:id="rIdw8jyep372cqow5ys0_luq">
               <w:r>
                 <w:rPr>
                   <w:rFonts w:ascii="Arial" w:cs="Arial" w:eastAsia="Arial" w:hAnsi="Arial"/>
@@ -4137,7 +4137,7 @@
               <w:spacing w:after="10" w:before="0"/>
               <w:ind w:left="120"/>
             </w:pPr>
-            <w:hyperlink w:history="1" r:id="rId3nwf5a3x1e8dtqrhbdpgt">
+            <w:hyperlink w:history="1" r:id="rIdkwkazjgmlnlib2e6ufozv">
               <w:r>
                 <w:rPr>
                   <w:rFonts w:ascii="Arial" w:cs="Arial" w:eastAsia="Arial" w:hAnsi="Arial"/>
@@ -4182,7 +4182,7 @@
             <w:pPr>
               <w:spacing w:after="20" w:before="0"/>
             </w:pPr>
-            <w:hyperlink w:history="1" r:id="rIdyyzu49tcfmvncmowrqpju">
+            <w:hyperlink w:history="1" r:id="rIdatrbf0qxxrhhsuf88avcl">
               <w:r>
                 <w:rPr>
                   <w:rFonts w:ascii="Arial" w:cs="Arial" w:eastAsia="Arial" w:hAnsi="Arial"/>
@@ -4215,7 +4215,7 @@
               <w:spacing w:after="10" w:before="0"/>
               <w:ind w:left="120"/>
             </w:pPr>
-            <w:hyperlink w:history="1" r:id="rIdu_6kp7a4rpsutcftxkm6j">
+            <w:hyperlink w:history="1" r:id="rIdvclc90drboiburpl1ffq2">
               <w:r>
                 <w:rPr>
                   <w:rFonts w:ascii="Arial" w:cs="Arial" w:eastAsia="Arial" w:hAnsi="Arial"/>
@@ -4410,7 +4410,7 @@
             <w:pPr>
               <w:spacing w:after="20" w:before="0"/>
             </w:pPr>
-            <w:hyperlink w:history="1" r:id="rIdl4admf3zrs1v1svk5kbxz">
+            <w:hyperlink w:history="1" r:id="rIdbvrryso3hedtfgcvlftp4">
               <w:r>
                 <w:rPr>
                   <w:rFonts w:ascii="Arial" w:cs="Arial" w:eastAsia="Arial" w:hAnsi="Arial"/>
@@ -4443,7 +4443,7 @@
               <w:spacing w:after="10" w:before="0"/>
               <w:ind w:left="120"/>
             </w:pPr>
-            <w:hyperlink w:history="1" r:id="rIdivbknklydzvedsrsfkavd">
+            <w:hyperlink w:history="1" r:id="rIda9yxnoy776ryppdprwbtj">
               <w:r>
                 <w:rPr>
                   <w:rFonts w:ascii="Arial" w:cs="Arial" w:eastAsia="Arial" w:hAnsi="Arial"/>
@@ -4488,7 +4488,7 @@
             <w:pPr>
               <w:spacing w:after="20" w:before="0"/>
             </w:pPr>
-            <w:hyperlink w:history="1" r:id="rIdhfekcoe7or68lx_mx4knu">
+            <w:hyperlink w:history="1" r:id="rIdxsm3-wzwtsgkzt9soem0f">
               <w:r>
                 <w:rPr>
                   <w:rFonts w:ascii="Arial" w:cs="Arial" w:eastAsia="Arial" w:hAnsi="Arial"/>
@@ -4521,7 +4521,7 @@
               <w:spacing w:after="10" w:before="0"/>
               <w:ind w:left="120"/>
             </w:pPr>
-            <w:hyperlink w:history="1" r:id="rIdtrnev97l9dwozbtokgtey">
+            <w:hyperlink w:history="1" r:id="rIdu2z6pfww-9u8ef0fshyf4">
               <w:r>
                 <w:rPr>
                   <w:rFonts w:ascii="Arial" w:cs="Arial" w:eastAsia="Arial" w:hAnsi="Arial"/>
@@ -4716,7 +4716,7 @@
             <w:pPr>
               <w:spacing w:after="20" w:before="0"/>
             </w:pPr>
-            <w:hyperlink w:history="1" r:id="rIdf8ekubhmxsxkjgmtqxnsf">
+            <w:hyperlink w:history="1" r:id="rId4r5pngfspbol-kufe84_m">
               <w:r>
                 <w:rPr>
                   <w:rFonts w:ascii="Arial" w:cs="Arial" w:eastAsia="Arial" w:hAnsi="Arial"/>
@@ -4749,7 +4749,7 @@
               <w:spacing w:after="10" w:before="0"/>
               <w:ind w:left="120"/>
             </w:pPr>
-            <w:hyperlink w:history="1" r:id="rIdyc1-4slfqmzojfca24whh">
+            <w:hyperlink w:history="1" r:id="rIdj7x_imoakl5ke3tlklfbu">
               <w:r>
                 <w:rPr>
                   <w:rFonts w:ascii="Arial" w:cs="Arial" w:eastAsia="Arial" w:hAnsi="Arial"/>
@@ -4794,7 +4794,7 @@
             <w:pPr>
               <w:spacing w:after="20" w:before="0"/>
             </w:pPr>
-            <w:hyperlink w:history="1" r:id="rIdhxbxak7nyciblcydlysn_">
+            <w:hyperlink w:history="1" r:id="rIdofqeckw72jr38sphn8b8u">
               <w:r>
                 <w:rPr>
                   <w:rFonts w:ascii="Arial" w:cs="Arial" w:eastAsia="Arial" w:hAnsi="Arial"/>
@@ -4827,7 +4827,7 @@
               <w:spacing w:after="10" w:before="0"/>
               <w:ind w:left="120"/>
             </w:pPr>
-            <w:hyperlink w:history="1" r:id="rIdcqfzs7bkfo-ly3adgzvkm">
+            <w:hyperlink w:history="1" r:id="rIdsain7pqe3o3ke9v76rhrc">
               <w:r>
                 <w:rPr>
                   <w:rFonts w:ascii="Arial" w:cs="Arial" w:eastAsia="Arial" w:hAnsi="Arial"/>
@@ -5339,7 +5339,7 @@
         </w:rPr>
         <w:t xml:space="preserve">© 2026 SeaVuria and ARES. Aligned with KICD objectives. Developed by SeaVuria; technical implementation by ARES (with AI assistance from Claude). Licensed under </w:t>
       </w:r>
-      <w:hyperlink w:history="1" r:id="rIdes43nvllhzqbh9nmspslt">
+      <w:hyperlink w:history="1" r:id="rIdriupgcjmcv9j18bpwjcrd">
         <w:r>
           <w:rPr>
             <w:rFonts w:ascii="Arial" w:cs="Arial" w:eastAsia="Arial" w:hAnsi="Arial"/>
@@ -5360,7 +5360,7 @@
         </w:rPr>
         <w:t xml:space="preserve"> (</w:t>
       </w:r>
-      <w:hyperlink w:history="1" r:id="rIdgicasufivto_fflcp4syf">
+      <w:hyperlink w:history="1" r:id="rIdnpcqyfqvv3sypaugrer8t">
         <w:r>
           <w:rPr>
             <w:rFonts w:ascii="Arial" w:cs="Arial" w:eastAsia="Arial" w:hAnsi="Arial"/>
@@ -6373,7 +6373,7 @@
             <w:pPr>
               <w:spacing w:after="20" w:before="0"/>
             </w:pPr>
-            <w:hyperlink w:history="1" r:id="rIdn2fgcdunqslh79yebgzm4">
+            <w:hyperlink w:history="1" r:id="rIdrvp_z0hmpylqqkpvpogk0">
               <w:r>
                 <w:rPr>
                   <w:rFonts w:ascii="Arial" w:cs="Arial" w:eastAsia="Arial" w:hAnsi="Arial"/>
@@ -6406,7 +6406,7 @@
               <w:spacing w:after="10" w:before="0"/>
               <w:ind w:left="120"/>
             </w:pPr>
-            <w:hyperlink w:history="1" r:id="rIdcu_nhfw9ynexupoqlb3lv">
+            <w:hyperlink w:history="1" r:id="rId1zm867u6rzidxfqvajvon">
               <w:r>
                 <w:rPr>
                   <w:rFonts w:ascii="Arial" w:cs="Arial" w:eastAsia="Arial" w:hAnsi="Arial"/>
@@ -6451,7 +6451,7 @@
             <w:pPr>
               <w:spacing w:after="20" w:before="0"/>
             </w:pPr>
-            <w:hyperlink w:history="1" r:id="rIdimw_iyfro-rkehfauxorq">
+            <w:hyperlink w:history="1" r:id="rIdus-d_4-qzqjiwojyczlt4">
               <w:r>
                 <w:rPr>
                   <w:rFonts w:ascii="Arial" w:cs="Arial" w:eastAsia="Arial" w:hAnsi="Arial"/>
@@ -6484,7 +6484,7 @@
               <w:spacing w:after="10" w:before="0"/>
               <w:ind w:left="120"/>
             </w:pPr>
-            <w:hyperlink w:history="1" r:id="rIdoiisvrcnlqzxzjbl4k02l">
+            <w:hyperlink w:history="1" r:id="rIdagdair3bxcp_avdx_4cf3">
               <w:r>
                 <w:rPr>
                   <w:rFonts w:ascii="Arial" w:cs="Arial" w:eastAsia="Arial" w:hAnsi="Arial"/>
@@ -6679,7 +6679,7 @@
             <w:pPr>
               <w:spacing w:after="20" w:before="0"/>
             </w:pPr>
-            <w:hyperlink w:history="1" r:id="rIdi74im7d9wh3zxsuegsrvm">
+            <w:hyperlink w:history="1" r:id="rIdhyu2oo7njzisgtlx7o5g1">
               <w:r>
                 <w:rPr>
                   <w:rFonts w:ascii="Arial" w:cs="Arial" w:eastAsia="Arial" w:hAnsi="Arial"/>
@@ -6712,7 +6712,7 @@
               <w:spacing w:after="10" w:before="0"/>
               <w:ind w:left="120"/>
             </w:pPr>
-            <w:hyperlink w:history="1" r:id="rIdshqxpguunnbn2yt8dcwlm">
+            <w:hyperlink w:history="1" r:id="rIdckrso8zvimgtvwz63vp2m">
               <w:r>
                 <w:rPr>
                   <w:rFonts w:ascii="Arial" w:cs="Arial" w:eastAsia="Arial" w:hAnsi="Arial"/>
@@ -6757,7 +6757,7 @@
             <w:pPr>
               <w:spacing w:after="20" w:before="0"/>
             </w:pPr>
-            <w:hyperlink w:history="1" r:id="rId0tb2ma4zcd0gyeag658-p">
+            <w:hyperlink w:history="1" r:id="rIdc8_pnb0qz4vv3m_sjvr-g">
               <w:r>
                 <w:rPr>
                   <w:rFonts w:ascii="Arial" w:cs="Arial" w:eastAsia="Arial" w:hAnsi="Arial"/>
@@ -6790,7 +6790,7 @@
               <w:spacing w:after="10" w:before="0"/>
               <w:ind w:left="120"/>
             </w:pPr>
-            <w:hyperlink w:history="1" r:id="rIdufzi8e3xl3-rvkjtxtxpi">
+            <w:hyperlink w:history="1" r:id="rId2pwhpyt1qlprc3lhhmln0">
               <w:r>
                 <w:rPr>
                   <w:rFonts w:ascii="Arial" w:cs="Arial" w:eastAsia="Arial" w:hAnsi="Arial"/>
@@ -6985,7 +6985,7 @@
             <w:pPr>
               <w:spacing w:after="20" w:before="0"/>
             </w:pPr>
-            <w:hyperlink w:history="1" r:id="rIdwzxaxhkkh4wm4znbznvn5">
+            <w:hyperlink w:history="1" r:id="rIdbtpwp1ngsliz9qdwl7d5f">
               <w:r>
                 <w:rPr>
                   <w:rFonts w:ascii="Arial" w:cs="Arial" w:eastAsia="Arial" w:hAnsi="Arial"/>
@@ -7034,7 +7034,7 @@
               <w:spacing w:after="10" w:before="0"/>
               <w:ind w:left="120"/>
             </w:pPr>
-            <w:hyperlink w:history="1" r:id="rIdjl4yjogda60leehhzmc7c">
+            <w:hyperlink w:history="1" r:id="rIdlicftyu6oz7cmvpzpiqwl">
               <w:r>
                 <w:rPr>
                   <w:rFonts w:ascii="Arial" w:cs="Arial" w:eastAsia="Arial" w:hAnsi="Arial"/>
@@ -7079,7 +7079,7 @@
             <w:pPr>
               <w:spacing w:after="20" w:before="0"/>
             </w:pPr>
-            <w:hyperlink w:history="1" r:id="rIdwvgytj_lzmccnndefhrvs">
+            <w:hyperlink w:history="1" r:id="rIdple1ho-y1zc60du057fkr">
               <w:r>
                 <w:rPr>
                   <w:rFonts w:ascii="Arial" w:cs="Arial" w:eastAsia="Arial" w:hAnsi="Arial"/>
@@ -7112,7 +7112,7 @@
               <w:spacing w:after="10" w:before="0"/>
               <w:ind w:left="120"/>
             </w:pPr>
-            <w:hyperlink w:history="1" r:id="rId2wlqvo8ral3gnnroh5b8s">
+            <w:hyperlink w:history="1" r:id="rIdjqkyaw_vnbyrujllngbw7">
               <w:r>
                 <w:rPr>
                   <w:rFonts w:ascii="Arial" w:cs="Arial" w:eastAsia="Arial" w:hAnsi="Arial"/>
@@ -7307,7 +7307,7 @@
             <w:pPr>
               <w:spacing w:after="20" w:before="0"/>
             </w:pPr>
-            <w:hyperlink w:history="1" r:id="rIdzvlfgvpyetrp58slhnkjm">
+            <w:hyperlink w:history="1" r:id="rId2ymap8xq8_cs5m4kymazw">
               <w:r>
                 <w:rPr>
                   <w:rFonts w:ascii="Arial" w:cs="Arial" w:eastAsia="Arial" w:hAnsi="Arial"/>
@@ -7356,7 +7356,7 @@
               <w:spacing w:after="10" w:before="0"/>
               <w:ind w:left="120"/>
             </w:pPr>
-            <w:hyperlink w:history="1" r:id="rId-8hcd-voyuswdaxtgzu2w">
+            <w:hyperlink w:history="1" r:id="rIdsgmtn3f0kpably4aos0b2">
               <w:r>
                 <w:rPr>
                   <w:rFonts w:ascii="Arial" w:cs="Arial" w:eastAsia="Arial" w:hAnsi="Arial"/>
@@ -7401,7 +7401,7 @@
             <w:pPr>
               <w:spacing w:after="20" w:before="0"/>
             </w:pPr>
-            <w:hyperlink w:history="1" r:id="rIdf6fnjy-o_ehh4gniw2tj8">
+            <w:hyperlink w:history="1" r:id="rId0mbuvu9itvqce1eipbexb">
               <w:r>
                 <w:rPr>
                   <w:rFonts w:ascii="Arial" w:cs="Arial" w:eastAsia="Arial" w:hAnsi="Arial"/>
@@ -7434,7 +7434,7 @@
               <w:spacing w:after="10" w:before="0"/>
               <w:ind w:left="120"/>
             </w:pPr>
-            <w:hyperlink w:history="1" r:id="rId68q28hf93zv9c6rzghfnk">
+            <w:hyperlink w:history="1" r:id="rId_kcghhxpsn1pkzkuycx2j">
               <w:r>
                 <w:rPr>
                   <w:rFonts w:ascii="Arial" w:cs="Arial" w:eastAsia="Arial" w:hAnsi="Arial"/>
@@ -7629,7 +7629,7 @@
             <w:pPr>
               <w:spacing w:after="20" w:before="0"/>
             </w:pPr>
-            <w:hyperlink w:history="1" r:id="rIdohmt1bfo5xy_y5jx0wjcj">
+            <w:hyperlink w:history="1" r:id="rIdnn9jmrzly7-l4xwxgex3n">
               <w:r>
                 <w:rPr>
                   <w:rFonts w:ascii="Arial" w:cs="Arial" w:eastAsia="Arial" w:hAnsi="Arial"/>
@@ -7678,7 +7678,7 @@
               <w:spacing w:after="10" w:before="0"/>
               <w:ind w:left="120"/>
             </w:pPr>
-            <w:hyperlink w:history="1" r:id="rIdevxkd4utx2w2mmg3e0jko">
+            <w:hyperlink w:history="1" r:id="rIdqeco2h91uwjehzzwpld-w">
               <w:r>
                 <w:rPr>
                   <w:rFonts w:ascii="Arial" w:cs="Arial" w:eastAsia="Arial" w:hAnsi="Arial"/>
@@ -7723,7 +7723,7 @@
             <w:pPr>
               <w:spacing w:after="20" w:before="0"/>
             </w:pPr>
-            <w:hyperlink w:history="1" r:id="rIdshi1vq8b0j0owwqkegcgr">
+            <w:hyperlink w:history="1" r:id="rIdr8lobf7yu4mljjo7s7kqu">
               <w:r>
                 <w:rPr>
                   <w:rFonts w:ascii="Arial" w:cs="Arial" w:eastAsia="Arial" w:hAnsi="Arial"/>
@@ -7772,7 +7772,7 @@
               <w:spacing w:after="10" w:before="0"/>
               <w:ind w:left="120"/>
             </w:pPr>
-            <w:hyperlink w:history="1" r:id="rIdvgvofpsayhjrbrymj0arv">
+            <w:hyperlink w:history="1" r:id="rIdvhtz_h5tedxsyec2u5-80">
               <w:r>
                 <w:rPr>
                   <w:rFonts w:ascii="Arial" w:cs="Arial" w:eastAsia="Arial" w:hAnsi="Arial"/>
@@ -8284,7 +8284,7 @@
         </w:rPr>
         <w:t xml:space="preserve">© 2026 SeaVuria and ARES. Aligned with KICD objectives. Developed by SeaVuria; technical implementation by ARES (with AI assistance from Claude). Licensed under </w:t>
       </w:r>
-      <w:hyperlink w:history="1" r:id="rIdjscrgjwf4qzyxwtdamj1s">
+      <w:hyperlink w:history="1" r:id="rIdbscypkicgldjkgsxdkjzn">
         <w:r>
           <w:rPr>
             <w:rFonts w:ascii="Arial" w:cs="Arial" w:eastAsia="Arial" w:hAnsi="Arial"/>
@@ -8305,7 +8305,7 @@
         </w:rPr>
         <w:t xml:space="preserve"> (</w:t>
       </w:r>
-      <w:hyperlink w:history="1" r:id="rIdc7dan5adhvvsfzvgmeopr">
+      <w:hyperlink w:history="1" r:id="rIdtomkfpkz4zrjouqwuw205">
         <w:r>
           <w:rPr>
             <w:rFonts w:ascii="Arial" w:cs="Arial" w:eastAsia="Arial" w:hAnsi="Arial"/>
@@ -9318,7 +9318,7 @@
             <w:pPr>
               <w:spacing w:after="20" w:before="0"/>
             </w:pPr>
-            <w:hyperlink w:history="1" r:id="rIdpigzlbwutx_ahfixpj2yo">
+            <w:hyperlink w:history="1" r:id="rId7nhmzt9qqznvyraav8eyu">
               <w:r>
                 <w:rPr>
                   <w:rFonts w:ascii="Arial" w:cs="Arial" w:eastAsia="Arial" w:hAnsi="Arial"/>
@@ -9351,7 +9351,7 @@
               <w:spacing w:after="10" w:before="0"/>
               <w:ind w:left="120"/>
             </w:pPr>
-            <w:hyperlink w:history="1" r:id="rIdgfqoj_83-vx15y1a3qywi">
+            <w:hyperlink w:history="1" r:id="rIdl1unegi5qyvgy8p9bqlsc">
               <w:r>
                 <w:rPr>
                   <w:rFonts w:ascii="Arial" w:cs="Arial" w:eastAsia="Arial" w:hAnsi="Arial"/>
@@ -9396,7 +9396,7 @@
             <w:pPr>
               <w:spacing w:after="20" w:before="0"/>
             </w:pPr>
-            <w:hyperlink w:history="1" r:id="rIdzxusrjg2k5opu0nmvvz6s">
+            <w:hyperlink w:history="1" r:id="rIdrukn4z5avivcing9aaozv">
               <w:r>
                 <w:rPr>
                   <w:rFonts w:ascii="Arial" w:cs="Arial" w:eastAsia="Arial" w:hAnsi="Arial"/>
@@ -9429,7 +9429,7 @@
               <w:spacing w:after="10" w:before="0"/>
               <w:ind w:left="120"/>
             </w:pPr>
-            <w:hyperlink w:history="1" r:id="rIdy22nb4774ba5f8kc1evry">
+            <w:hyperlink w:history="1" r:id="rIdxrogvkg0ng_vftmtxfbbi">
               <w:r>
                 <w:rPr>
                   <w:rFonts w:ascii="Arial" w:cs="Arial" w:eastAsia="Arial" w:hAnsi="Arial"/>
@@ -9624,7 +9624,7 @@
             <w:pPr>
               <w:spacing w:after="20" w:before="0"/>
             </w:pPr>
-            <w:hyperlink w:history="1" r:id="rIdofjf84rzqaihc2x-rj-gn">
+            <w:hyperlink w:history="1" r:id="rIdaqlgrnzqjwnsmoe-mi96n">
               <w:r>
                 <w:rPr>
                   <w:rFonts w:ascii="Arial" w:cs="Arial" w:eastAsia="Arial" w:hAnsi="Arial"/>
@@ -9657,7 +9657,7 @@
               <w:spacing w:after="10" w:before="0"/>
               <w:ind w:left="120"/>
             </w:pPr>
-            <w:hyperlink w:history="1" r:id="rIdvblnx22whv7o_3mn5i9qg">
+            <w:hyperlink w:history="1" r:id="rIdfwqlihjxroejp9uahuvey">
               <w:r>
                 <w:rPr>
                   <w:rFonts w:ascii="Arial" w:cs="Arial" w:eastAsia="Arial" w:hAnsi="Arial"/>
@@ -9702,7 +9702,7 @@
             <w:pPr>
               <w:spacing w:after="20" w:before="0"/>
             </w:pPr>
-            <w:hyperlink w:history="1" r:id="rIdvvei1jd4tfcrhfi47ph8l">
+            <w:hyperlink w:history="1" r:id="rIdforpdfwfwstda3ckocbdm">
               <w:r>
                 <w:rPr>
                   <w:rFonts w:ascii="Arial" w:cs="Arial" w:eastAsia="Arial" w:hAnsi="Arial"/>
@@ -9735,7 +9735,7 @@
               <w:spacing w:after="10" w:before="0"/>
               <w:ind w:left="120"/>
             </w:pPr>
-            <w:hyperlink w:history="1" r:id="rIdkj-4dhlfy4nwrseqixmxn">
+            <w:hyperlink w:history="1" r:id="rIdqir5f5slrev7dgqx_wuhd">
               <w:r>
                 <w:rPr>
                   <w:rFonts w:ascii="Arial" w:cs="Arial" w:eastAsia="Arial" w:hAnsi="Arial"/>
@@ -9930,7 +9930,7 @@
             <w:pPr>
               <w:spacing w:after="20" w:before="0"/>
             </w:pPr>
-            <w:hyperlink w:history="1" r:id="rIdsr6cxyxjtxhgrfsyzertd">
+            <w:hyperlink w:history="1" r:id="rIdtbjwdptcgqqhoenpqgivy">
               <w:r>
                 <w:rPr>
                   <w:rFonts w:ascii="Arial" w:cs="Arial" w:eastAsia="Arial" w:hAnsi="Arial"/>
@@ -9979,7 +9979,7 @@
               <w:spacing w:after="10" w:before="0"/>
               <w:ind w:left="120"/>
             </w:pPr>
-            <w:hyperlink w:history="1" r:id="rId1lzxbfz1fcvwocbowmuur">
+            <w:hyperlink w:history="1" r:id="rIdnnrvpgk-inapjersmbodq">
               <w:r>
                 <w:rPr>
                   <w:rFonts w:ascii="Arial" w:cs="Arial" w:eastAsia="Arial" w:hAnsi="Arial"/>
@@ -10024,7 +10024,7 @@
             <w:pPr>
               <w:spacing w:after="20" w:before="0"/>
             </w:pPr>
-            <w:hyperlink w:history="1" r:id="rIddlbglft19xosvrbgg7sx1">
+            <w:hyperlink w:history="1" r:id="rIdqkfyfg7uu6hhaiwvwyc5z">
               <w:r>
                 <w:rPr>
                   <w:rFonts w:ascii="Arial" w:cs="Arial" w:eastAsia="Arial" w:hAnsi="Arial"/>
@@ -10057,7 +10057,7 @@
               <w:spacing w:after="10" w:before="0"/>
               <w:ind w:left="120"/>
             </w:pPr>
-            <w:hyperlink w:history="1" r:id="rIdhgagqn853l7fbhclamnm0">
+            <w:hyperlink w:history="1" r:id="rIdry8-hmbidfdntlqaah4t0">
               <w:r>
                 <w:rPr>
                   <w:rFonts w:ascii="Arial" w:cs="Arial" w:eastAsia="Arial" w:hAnsi="Arial"/>
@@ -10252,7 +10252,7 @@
             <w:pPr>
               <w:spacing w:after="20" w:before="0"/>
             </w:pPr>
-            <w:hyperlink w:history="1" r:id="rIddjtx2ox7ukcvs8fpqaiol">
+            <w:hyperlink w:history="1" r:id="rIdkhi0ag44zlgwnnfrqwbe4">
               <w:r>
                 <w:rPr>
                   <w:rFonts w:ascii="Arial" w:cs="Arial" w:eastAsia="Arial" w:hAnsi="Arial"/>
@@ -10301,7 +10301,7 @@
               <w:spacing w:after="10" w:before="0"/>
               <w:ind w:left="120"/>
             </w:pPr>
-            <w:hyperlink w:history="1" r:id="rId4e2l32hlg8tea35oaiq_x">
+            <w:hyperlink w:history="1" r:id="rIdetj2auqcoz0lu44cswtwk">
               <w:r>
                 <w:rPr>
                   <w:rFonts w:ascii="Arial" w:cs="Arial" w:eastAsia="Arial" w:hAnsi="Arial"/>
@@ -10346,7 +10346,7 @@
             <w:pPr>
               <w:spacing w:after="20" w:before="0"/>
             </w:pPr>
-            <w:hyperlink w:history="1" r:id="rIdy2rtwvsmnwivr5rl2qg13">
+            <w:hyperlink w:history="1" r:id="rIdvd3-rw_aghovkd_pnrcye">
               <w:r>
                 <w:rPr>
                   <w:rFonts w:ascii="Arial" w:cs="Arial" w:eastAsia="Arial" w:hAnsi="Arial"/>
@@ -10379,7 +10379,7 @@
               <w:spacing w:after="10" w:before="0"/>
               <w:ind w:left="120"/>
             </w:pPr>
-            <w:hyperlink w:history="1" r:id="rIdhtwyrfiw8wuwbqi70gglo">
+            <w:hyperlink w:history="1" r:id="rIddxp8bghzgubxlseoukwch">
               <w:r>
                 <w:rPr>
                   <w:rFonts w:ascii="Arial" w:cs="Arial" w:eastAsia="Arial" w:hAnsi="Arial"/>
@@ -10574,7 +10574,7 @@
             <w:pPr>
               <w:spacing w:after="20" w:before="0"/>
             </w:pPr>
-            <w:hyperlink w:history="1" r:id="rIdaoki3my1c9zhfziaahaxj">
+            <w:hyperlink w:history="1" r:id="rIdecn0_mpwv-6pwuz9aoy4q">
               <w:r>
                 <w:rPr>
                   <w:rFonts w:ascii="Arial" w:cs="Arial" w:eastAsia="Arial" w:hAnsi="Arial"/>
@@ -10623,7 +10623,7 @@
               <w:spacing w:after="10" w:before="0"/>
               <w:ind w:left="120"/>
             </w:pPr>
-            <w:hyperlink w:history="1" r:id="rId5dli4123woh_n_wyoto5p">
+            <w:hyperlink w:history="1" r:id="rIdjhm1qccociuhg8ebwhntf">
               <w:r>
                 <w:rPr>
                   <w:rFonts w:ascii="Arial" w:cs="Arial" w:eastAsia="Arial" w:hAnsi="Arial"/>
@@ -10668,7 +10668,7 @@
             <w:pPr>
               <w:spacing w:after="20" w:before="0"/>
             </w:pPr>
-            <w:hyperlink w:history="1" r:id="rIdu60wnzoiroyds9fwbhhac">
+            <w:hyperlink w:history="1" r:id="rId_ohuqvkp6lsragha0bzmv">
               <w:r>
                 <w:rPr>
                   <w:rFonts w:ascii="Arial" w:cs="Arial" w:eastAsia="Arial" w:hAnsi="Arial"/>
@@ -10717,7 +10717,7 @@
               <w:spacing w:after="10" w:before="0"/>
               <w:ind w:left="120"/>
             </w:pPr>
-            <w:hyperlink w:history="1" r:id="rIdfchidhnoilkhgnvc3o5vl">
+            <w:hyperlink w:history="1" r:id="rIdl8zyz-g5xcmdn5pf-rup_">
               <w:r>
                 <w:rPr>
                   <w:rFonts w:ascii="Arial" w:cs="Arial" w:eastAsia="Arial" w:hAnsi="Arial"/>
@@ -11229,7 +11229,7 @@
         </w:rPr>
         <w:t xml:space="preserve">© 2026 SeaVuria and ARES. Aligned with KICD objectives. Developed by SeaVuria; technical implementation by ARES (with AI assistance from Claude). Licensed under </w:t>
       </w:r>
-      <w:hyperlink w:history="1" r:id="rIdplb_wvumr2flutoj5pjpl">
+      <w:hyperlink w:history="1" r:id="rIdmw4jg3aeaxixceypkseo9">
         <w:r>
           <w:rPr>
             <w:rFonts w:ascii="Arial" w:cs="Arial" w:eastAsia="Arial" w:hAnsi="Arial"/>
@@ -11250,7 +11250,7 @@
         </w:rPr>
         <w:t xml:space="preserve"> (</w:t>
       </w:r>
-      <w:hyperlink w:history="1" r:id="rIdlldlsgp-kb5ferkyfrwpa">
+      <w:hyperlink w:history="1" r:id="rIdabldnim-ko51uw4u7qx_y">
         <w:r>
           <w:rPr>
             <w:rFonts w:ascii="Arial" w:cs="Arial" w:eastAsia="Arial" w:hAnsi="Arial"/>
@@ -12263,7 +12263,7 @@
             <w:pPr>
               <w:spacing w:after="20" w:before="0"/>
             </w:pPr>
-            <w:hyperlink w:history="1" r:id="rIda2qcve6wq3mn5ckpnq8gm">
+            <w:hyperlink w:history="1" r:id="rId4zhq7jcpwepdwih1wn07i">
               <w:r>
                 <w:rPr>
                   <w:rFonts w:ascii="Arial" w:cs="Arial" w:eastAsia="Arial" w:hAnsi="Arial"/>
@@ -12296,7 +12296,7 @@
               <w:spacing w:after="10" w:before="0"/>
               <w:ind w:left="120"/>
             </w:pPr>
-            <w:hyperlink w:history="1" r:id="rId5tfzflltau_fckb3cyrd0">
+            <w:hyperlink w:history="1" r:id="rId-5qpwtz5fhmwmndym2iaz">
               <w:r>
                 <w:rPr>
                   <w:rFonts w:ascii="Arial" w:cs="Arial" w:eastAsia="Arial" w:hAnsi="Arial"/>
@@ -12341,7 +12341,7 @@
             <w:pPr>
               <w:spacing w:after="20" w:before="0"/>
             </w:pPr>
-            <w:hyperlink w:history="1" r:id="rIdpfehsznbh0vdufwshbkph">
+            <w:hyperlink w:history="1" r:id="rIdymuknhh6dp-9ee01ddqk6">
               <w:r>
                 <w:rPr>
                   <w:rFonts w:ascii="Arial" w:cs="Arial" w:eastAsia="Arial" w:hAnsi="Arial"/>
@@ -12374,7 +12374,7 @@
               <w:spacing w:after="10" w:before="0"/>
               <w:ind w:left="120"/>
             </w:pPr>
-            <w:hyperlink w:history="1" r:id="rIdrero3m27d5wb0jjtklv25">
+            <w:hyperlink w:history="1" r:id="rId5ggbcdshdcvuqnhq2bjkk">
               <w:r>
                 <w:rPr>
                   <w:rFonts w:ascii="Arial" w:cs="Arial" w:eastAsia="Arial" w:hAnsi="Arial"/>
@@ -12645,7 +12645,7 @@
             <w:pPr>
               <w:spacing w:after="20" w:before="0"/>
             </w:pPr>
-            <w:hyperlink w:history="1" r:id="rId5m41fjmjodnsipcjkg8fb">
+            <w:hyperlink w:history="1" r:id="rIdki0fkpcxicgzvosbuxcut">
               <w:r>
                 <w:rPr>
                   <w:rFonts w:ascii="Arial" w:cs="Arial" w:eastAsia="Arial" w:hAnsi="Arial"/>
@@ -12678,7 +12678,7 @@
               <w:spacing w:after="10" w:before="0"/>
               <w:ind w:left="120"/>
             </w:pPr>
-            <w:hyperlink w:history="1" r:id="rIdkads13-3itrphzvcpyvi4">
+            <w:hyperlink w:history="1" r:id="rIdtrp79v8q2guhitmajxsun">
               <w:r>
                 <w:rPr>
                   <w:rFonts w:ascii="Arial" w:cs="Arial" w:eastAsia="Arial" w:hAnsi="Arial"/>
@@ -12723,7 +12723,7 @@
             <w:pPr>
               <w:spacing w:after="20" w:before="0"/>
             </w:pPr>
-            <w:hyperlink w:history="1" r:id="rIdu7e4vhnstfdbmo35ucilv">
+            <w:hyperlink w:history="1" r:id="rId-hiboygtyc6lbqiazc7ha">
               <w:r>
                 <w:rPr>
                   <w:rFonts w:ascii="Arial" w:cs="Arial" w:eastAsia="Arial" w:hAnsi="Arial"/>
@@ -12756,7 +12756,7 @@
               <w:spacing w:after="10" w:before="0"/>
               <w:ind w:left="120"/>
             </w:pPr>
-            <w:hyperlink w:history="1" r:id="rIde3niwpdjlvm3d4nkxruxq">
+            <w:hyperlink w:history="1" r:id="rIdrelcb3gywfm_jboosfp3s">
               <w:r>
                 <w:rPr>
                   <w:rFonts w:ascii="Arial" w:cs="Arial" w:eastAsia="Arial" w:hAnsi="Arial"/>
@@ -13065,7 +13065,7 @@
             <w:pPr>
               <w:spacing w:after="20" w:before="0"/>
             </w:pPr>
-            <w:hyperlink w:history="1" r:id="rIdsjrbpnmalrqicscvip-wi">
+            <w:hyperlink w:history="1" r:id="rId94pswkiugpunvh7j0u0u5">
               <w:r>
                 <w:rPr>
                   <w:rFonts w:ascii="Arial" w:cs="Arial" w:eastAsia="Arial" w:hAnsi="Arial"/>
@@ -13098,7 +13098,7 @@
               <w:spacing w:after="10" w:before="0"/>
               <w:ind w:left="120"/>
             </w:pPr>
-            <w:hyperlink w:history="1" r:id="rIdomiizrtmwcbnp3qd1n-wf">
+            <w:hyperlink w:history="1" r:id="rId-f__f1rev9uwczovluqrd">
               <w:r>
                 <w:rPr>
                   <w:rFonts w:ascii="Arial" w:cs="Arial" w:eastAsia="Arial" w:hAnsi="Arial"/>
@@ -13143,7 +13143,7 @@
             <w:pPr>
               <w:spacing w:after="20" w:before="0"/>
             </w:pPr>
-            <w:hyperlink w:history="1" r:id="rIduuvzjyxy8lzwd963nnefl">
+            <w:hyperlink w:history="1" r:id="rIdxa6f0ds3oon78s3bclqt8">
               <w:r>
                 <w:rPr>
                   <w:rFonts w:ascii="Arial" w:cs="Arial" w:eastAsia="Arial" w:hAnsi="Arial"/>
@@ -13192,7 +13192,7 @@
               <w:spacing w:after="10" w:before="0"/>
               <w:ind w:left="120"/>
             </w:pPr>
-            <w:hyperlink w:history="1" r:id="rIds90oxf-oazy5uawazfeej">
+            <w:hyperlink w:history="1" r:id="rId6gwv6mq-vrftet6jhcz6_">
               <w:r>
                 <w:rPr>
                   <w:rFonts w:ascii="Arial" w:cs="Arial" w:eastAsia="Arial" w:hAnsi="Arial"/>
@@ -13501,7 +13501,7 @@
             <w:pPr>
               <w:spacing w:after="20" w:before="0"/>
             </w:pPr>
-            <w:hyperlink w:history="1" r:id="rId32kprvcb3r3eu3je9pusc">
+            <w:hyperlink w:history="1" r:id="rIdirch5c54ykarp79vmyyqk">
               <w:r>
                 <w:rPr>
                   <w:rFonts w:ascii="Arial" w:cs="Arial" w:eastAsia="Arial" w:hAnsi="Arial"/>
@@ -13534,7 +13534,7 @@
               <w:spacing w:after="10" w:before="0"/>
               <w:ind w:left="120"/>
             </w:pPr>
-            <w:hyperlink w:history="1" r:id="rIdmbfqm6knh0njs5peckffh">
+            <w:hyperlink w:history="1" r:id="rIdlrgbthllceznkewrngd-h">
               <w:r>
                 <w:rPr>
                   <w:rFonts w:ascii="Arial" w:cs="Arial" w:eastAsia="Arial" w:hAnsi="Arial"/>
@@ -13579,7 +13579,7 @@
             <w:pPr>
               <w:spacing w:after="20" w:before="0"/>
             </w:pPr>
-            <w:hyperlink w:history="1" r:id="rIdlb-icdgznjlchr9rdr_bv">
+            <w:hyperlink w:history="1" r:id="rIdsyajn8rjgl0g7hh1xnz3x">
               <w:r>
                 <w:rPr>
                   <w:rFonts w:ascii="Arial" w:cs="Arial" w:eastAsia="Arial" w:hAnsi="Arial"/>
@@ -13628,7 +13628,7 @@
               <w:spacing w:after="10" w:before="0"/>
               <w:ind w:left="120"/>
             </w:pPr>
-            <w:hyperlink w:history="1" r:id="rId3hn5lcf9anmvpgrgxuzmb">
+            <w:hyperlink w:history="1" r:id="rId84geql05aqzmm9h1fuvf2">
               <w:r>
                 <w:rPr>
                   <w:rFonts w:ascii="Arial" w:cs="Arial" w:eastAsia="Arial" w:hAnsi="Arial"/>
@@ -13918,7 +13918,7 @@
             <w:pPr>
               <w:spacing w:after="20" w:before="0"/>
             </w:pPr>
-            <w:hyperlink w:history="1" r:id="rId1f912vf59m3b3qaih9vvq">
+            <w:hyperlink w:history="1" r:id="rIdoe3prsi2_6hzmzd0db6zj">
               <w:r>
                 <w:rPr>
                   <w:rFonts w:ascii="Arial" w:cs="Arial" w:eastAsia="Arial" w:hAnsi="Arial"/>
@@ -13967,7 +13967,7 @@
               <w:spacing w:after="10" w:before="0"/>
               <w:ind w:left="120"/>
             </w:pPr>
-            <w:hyperlink w:history="1" r:id="rId2mlc2xs9kai3k-iljv9sw">
+            <w:hyperlink w:history="1" r:id="rIdckcgrbcwrdrqjan8hewhe">
               <w:r>
                 <w:rPr>
                   <w:rFonts w:ascii="Arial" w:cs="Arial" w:eastAsia="Arial" w:hAnsi="Arial"/>
@@ -14012,7 +14012,7 @@
             <w:pPr>
               <w:spacing w:after="20" w:before="0"/>
             </w:pPr>
-            <w:hyperlink w:history="1" r:id="rIdx1ynjh2nke4pj1sigz2yx">
+            <w:hyperlink w:history="1" r:id="rId2q7geexapbzio3cudnnpv">
               <w:r>
                 <w:rPr>
                   <w:rFonts w:ascii="Arial" w:cs="Arial" w:eastAsia="Arial" w:hAnsi="Arial"/>
@@ -14061,7 +14061,7 @@
               <w:spacing w:after="10" w:before="0"/>
               <w:ind w:left="120"/>
             </w:pPr>
-            <w:hyperlink w:history="1" r:id="rIdnuqgej-xsoh-7ysugcjh_">
+            <w:hyperlink w:history="1" r:id="rIdklxelgklvrgwvl8s9vb3s">
               <w:r>
                 <w:rPr>
                   <w:rFonts w:ascii="Arial" w:cs="Arial" w:eastAsia="Arial" w:hAnsi="Arial"/>
@@ -14687,7 +14687,7 @@
         </w:rPr>
         <w:t xml:space="preserve">© 2026 SeaVuria and ARES. Aligned with KICD objectives. Developed by SeaVuria; technical implementation by ARES (with AI assistance from Claude). Licensed under </w:t>
       </w:r>
-      <w:hyperlink w:history="1" r:id="rId0pv9uf9cjbw_qd8nvubxl">
+      <w:hyperlink w:history="1" r:id="rIddgldo5y785vunwyuoywxp">
         <w:r>
           <w:rPr>
             <w:rFonts w:ascii="Arial" w:cs="Arial" w:eastAsia="Arial" w:hAnsi="Arial"/>
@@ -14708,7 +14708,7 @@
         </w:rPr>
         <w:t xml:space="preserve"> (</w:t>
       </w:r>
-      <w:hyperlink w:history="1" r:id="rIdnncoztpgur3rvkpoucwf7">
+      <w:hyperlink w:history="1" r:id="rIdsbqj-k9tt6utbruov54yw">
         <w:r>
           <w:rPr>
             <w:rFonts w:ascii="Arial" w:cs="Arial" w:eastAsia="Arial" w:hAnsi="Arial"/>
@@ -15721,7 +15721,7 @@
             <w:pPr>
               <w:spacing w:after="20" w:before="0"/>
             </w:pPr>
-            <w:hyperlink w:history="1" r:id="rIdrmggd7e8p_vwbhpakof7d">
+            <w:hyperlink w:history="1" r:id="rId6kk7lcsb-e8pym9phaio0">
               <w:r>
                 <w:rPr>
                   <w:rFonts w:ascii="Arial" w:cs="Arial" w:eastAsia="Arial" w:hAnsi="Arial"/>
@@ -15754,7 +15754,7 @@
               <w:spacing w:after="10" w:before="0"/>
               <w:ind w:left="120"/>
             </w:pPr>
-            <w:hyperlink w:history="1" r:id="rId1ghkgwnlegb-ghile8pzg">
+            <w:hyperlink w:history="1" r:id="rIdckbwd7eg1felf_kv6qv_6">
               <w:r>
                 <w:rPr>
                   <w:rFonts w:ascii="Arial" w:cs="Arial" w:eastAsia="Arial" w:hAnsi="Arial"/>
@@ -15799,7 +15799,7 @@
             <w:pPr>
               <w:spacing w:after="20" w:before="0"/>
             </w:pPr>
-            <w:hyperlink w:history="1" r:id="rIddf9obfrxl09klrr057m26">
+            <w:hyperlink w:history="1" r:id="rIdk8riekiupyos6jptvksud">
               <w:r>
                 <w:rPr>
                   <w:rFonts w:ascii="Arial" w:cs="Arial" w:eastAsia="Arial" w:hAnsi="Arial"/>
@@ -15832,7 +15832,7 @@
               <w:spacing w:after="10" w:before="0"/>
               <w:ind w:left="120"/>
             </w:pPr>
-            <w:hyperlink w:history="1" r:id="rIdwb0xztgvrwgdzjgnktxum">
+            <w:hyperlink w:history="1" r:id="rIdke3vz6oyergaacywfum7j">
               <w:r>
                 <w:rPr>
                   <w:rFonts w:ascii="Arial" w:cs="Arial" w:eastAsia="Arial" w:hAnsi="Arial"/>
@@ -16027,7 +16027,7 @@
             <w:pPr>
               <w:spacing w:after="20" w:before="0"/>
             </w:pPr>
-            <w:hyperlink w:history="1" r:id="rIdvopcgphzhy8j85keknjg8">
+            <w:hyperlink w:history="1" r:id="rIdsde4pukra-wkmaow7skv9">
               <w:r>
                 <w:rPr>
                   <w:rFonts w:ascii="Arial" w:cs="Arial" w:eastAsia="Arial" w:hAnsi="Arial"/>
@@ -16060,7 +16060,7 @@
               <w:spacing w:after="10" w:before="0"/>
               <w:ind w:left="120"/>
             </w:pPr>
-            <w:hyperlink w:history="1" r:id="rIdn0kok_lrudsjooeyrbwyj">
+            <w:hyperlink w:history="1" r:id="rIdv8jfxyqrszecjxyfj_ap9">
               <w:r>
                 <w:rPr>
                   <w:rFonts w:ascii="Arial" w:cs="Arial" w:eastAsia="Arial" w:hAnsi="Arial"/>
@@ -16105,7 +16105,7 @@
             <w:pPr>
               <w:spacing w:after="20" w:before="0"/>
             </w:pPr>
-            <w:hyperlink w:history="1" r:id="rIdscbfsgtjuxtxppyh8al5r">
+            <w:hyperlink w:history="1" r:id="rIda5pgkkblhcxfi7fx6ikev">
               <w:r>
                 <w:rPr>
                   <w:rFonts w:ascii="Arial" w:cs="Arial" w:eastAsia="Arial" w:hAnsi="Arial"/>
@@ -16138,7 +16138,7 @@
               <w:spacing w:after="10" w:before="0"/>
               <w:ind w:left="120"/>
             </w:pPr>
-            <w:hyperlink w:history="1" r:id="rIdrpo8xdw4h9dsidfamvbwz">
+            <w:hyperlink w:history="1" r:id="rIdw3viyn6nrpbb8tkzblmpo">
               <w:r>
                 <w:rPr>
                   <w:rFonts w:ascii="Arial" w:cs="Arial" w:eastAsia="Arial" w:hAnsi="Arial"/>
@@ -16333,7 +16333,7 @@
             <w:pPr>
               <w:spacing w:after="20" w:before="0"/>
             </w:pPr>
-            <w:hyperlink w:history="1" r:id="rIdsuk9qywgb_fmbt8qbkcor">
+            <w:hyperlink w:history="1" r:id="rId6odyrpo5tejfumoapt0or">
               <w:r>
                 <w:rPr>
                   <w:rFonts w:ascii="Arial" w:cs="Arial" w:eastAsia="Arial" w:hAnsi="Arial"/>
@@ -16366,7 +16366,7 @@
               <w:spacing w:after="10" w:before="0"/>
               <w:ind w:left="120"/>
             </w:pPr>
-            <w:hyperlink w:history="1" r:id="rIddk0rofyp2yjreclv8ugcl">
+            <w:hyperlink w:history="1" r:id="rIdbe7efn72bgznzq764hvzi">
               <w:r>
                 <w:rPr>
                   <w:rFonts w:ascii="Arial" w:cs="Arial" w:eastAsia="Arial" w:hAnsi="Arial"/>
@@ -16411,7 +16411,7 @@
             <w:pPr>
               <w:spacing w:after="20" w:before="0"/>
             </w:pPr>
-            <w:hyperlink w:history="1" r:id="rIdxbwuyynow7k43x7sdcbot">
+            <w:hyperlink w:history="1" r:id="rId_ssun6pstnokqp0qzdmde">
               <w:r>
                 <w:rPr>
                   <w:rFonts w:ascii="Arial" w:cs="Arial" w:eastAsia="Arial" w:hAnsi="Arial"/>
@@ -16444,7 +16444,7 @@
               <w:spacing w:after="10" w:before="0"/>
               <w:ind w:left="120"/>
             </w:pPr>
-            <w:hyperlink w:history="1" r:id="rIdh2n5-4_03ys5aa08k6tt9">
+            <w:hyperlink w:history="1" r:id="rIdf3rdx4lxvnaaysz_adydv">
               <w:r>
                 <w:rPr>
                   <w:rFonts w:ascii="Arial" w:cs="Arial" w:eastAsia="Arial" w:hAnsi="Arial"/>
@@ -16639,7 +16639,7 @@
             <w:pPr>
               <w:spacing w:after="20" w:before="0"/>
             </w:pPr>
-            <w:hyperlink w:history="1" r:id="rIdq7x_m7ssqnnxxluzd_oj9">
+            <w:hyperlink w:history="1" r:id="rIdnlvk0ucsiigasvppi5xfh">
               <w:r>
                 <w:rPr>
                   <w:rFonts w:ascii="Arial" w:cs="Arial" w:eastAsia="Arial" w:hAnsi="Arial"/>
@@ -16672,7 +16672,7 @@
               <w:spacing w:after="10" w:before="0"/>
               <w:ind w:left="120"/>
             </w:pPr>
-            <w:hyperlink w:history="1" r:id="rId3zflvmf32yimxnheno0dg">
+            <w:hyperlink w:history="1" r:id="rId9ulawckxilpwgztlzhpah">
               <w:r>
                 <w:rPr>
                   <w:rFonts w:ascii="Arial" w:cs="Arial" w:eastAsia="Arial" w:hAnsi="Arial"/>
@@ -16717,7 +16717,7 @@
             <w:pPr>
               <w:spacing w:after="20" w:before="0"/>
             </w:pPr>
-            <w:hyperlink w:history="1" r:id="rIdjuwa7o_37t_sepj95lqyz">
+            <w:hyperlink w:history="1" r:id="rIdnyybthiz7xsc6pjhw5gsy">
               <w:r>
                 <w:rPr>
                   <w:rFonts w:ascii="Arial" w:cs="Arial" w:eastAsia="Arial" w:hAnsi="Arial"/>
@@ -16750,7 +16750,7 @@
               <w:spacing w:after="10" w:before="0"/>
               <w:ind w:left="120"/>
             </w:pPr>
-            <w:hyperlink w:history="1" r:id="rId-yw_pifrtqhxxwvigbek8">
+            <w:hyperlink w:history="1" r:id="rId-tcjis7ltrusnxwmolr2t">
               <w:r>
                 <w:rPr>
                   <w:rFonts w:ascii="Arial" w:cs="Arial" w:eastAsia="Arial" w:hAnsi="Arial"/>
@@ -16945,7 +16945,7 @@
             <w:pPr>
               <w:spacing w:after="20" w:before="0"/>
             </w:pPr>
-            <w:hyperlink w:history="1" r:id="rId0sm0q7lajj4rcgc0h6zpa">
+            <w:hyperlink w:history="1" r:id="rId1mv7jhek-6plz0j7bdquz">
               <w:r>
                 <w:rPr>
                   <w:rFonts w:ascii="Arial" w:cs="Arial" w:eastAsia="Arial" w:hAnsi="Arial"/>
@@ -16978,7 +16978,7 @@
               <w:spacing w:after="10" w:before="0"/>
               <w:ind w:left="120"/>
             </w:pPr>
-            <w:hyperlink w:history="1" r:id="rIdlbgdakqeoknaiypwgj2ge">
+            <w:hyperlink w:history="1" r:id="rIdaqesfeyhultozpjrwhlki">
               <w:r>
                 <w:rPr>
                   <w:rFonts w:ascii="Arial" w:cs="Arial" w:eastAsia="Arial" w:hAnsi="Arial"/>
@@ -17023,7 +17023,7 @@
             <w:pPr>
               <w:spacing w:after="20" w:before="0"/>
             </w:pPr>
-            <w:hyperlink w:history="1" r:id="rIdywogo-vtarkml_sfzodtv">
+            <w:hyperlink w:history="1" r:id="rIdzia4fqrvnv0rj_f2eeoqv">
               <w:r>
                 <w:rPr>
                   <w:rFonts w:ascii="Arial" w:cs="Arial" w:eastAsia="Arial" w:hAnsi="Arial"/>
@@ -17056,7 +17056,7 @@
               <w:spacing w:after="10" w:before="0"/>
               <w:ind w:left="120"/>
             </w:pPr>
-            <w:hyperlink w:history="1" r:id="rId4sfkymmyihpaxufutuhdk">
+            <w:hyperlink w:history="1" r:id="rIdwp7s74aod1j2cuksnvgqv">
               <w:r>
                 <w:rPr>
                   <w:rFonts w:ascii="Arial" w:cs="Arial" w:eastAsia="Arial" w:hAnsi="Arial"/>
@@ -17568,7 +17568,7 @@
         </w:rPr>
         <w:t xml:space="preserve">© 2026 SeaVuria and ARES. Aligned with KICD objectives. Developed by SeaVuria; technical implementation by ARES (with AI assistance from Claude). Licensed under </w:t>
       </w:r>
-      <w:hyperlink w:history="1" r:id="rId3usnuiuxn9qak7ovw-amm">
+      <w:hyperlink w:history="1" r:id="rIdbjgeyv7nf-ai19c_z-5cd">
         <w:r>
           <w:rPr>
             <w:rFonts w:ascii="Arial" w:cs="Arial" w:eastAsia="Arial" w:hAnsi="Arial"/>
@@ -17589,7 +17589,7 @@
         </w:rPr>
         <w:t xml:space="preserve"> (</w:t>
       </w:r>
-      <w:hyperlink w:history="1" r:id="rId_wp5yk__d9yaijssxkkg-">
+      <w:hyperlink w:history="1" r:id="rIdeg8xjiyn8kcmybekr00kt">
         <w:r>
           <w:rPr>
             <w:rFonts w:ascii="Arial" w:cs="Arial" w:eastAsia="Arial" w:hAnsi="Arial"/>
@@ -18602,7 +18602,7 @@
             <w:pPr>
               <w:spacing w:after="20" w:before="0"/>
             </w:pPr>
-            <w:hyperlink w:history="1" r:id="rIdci3ehgaxawl4emhus8yqt">
+            <w:hyperlink w:history="1" r:id="rIddupoudtulq_m3ghjywbk2">
               <w:r>
                 <w:rPr>
                   <w:rFonts w:ascii="Arial" w:cs="Arial" w:eastAsia="Arial" w:hAnsi="Arial"/>
@@ -18635,7 +18635,7 @@
               <w:spacing w:after="10" w:before="0"/>
               <w:ind w:left="120"/>
             </w:pPr>
-            <w:hyperlink w:history="1" r:id="rIdwp_tqnql6v9g8ru8rcioz">
+            <w:hyperlink w:history="1" r:id="rIdsppdyrwvtkmd_8wbctuzf">
               <w:r>
                 <w:rPr>
                   <w:rFonts w:ascii="Arial" w:cs="Arial" w:eastAsia="Arial" w:hAnsi="Arial"/>
@@ -18680,7 +18680,7 @@
             <w:pPr>
               <w:spacing w:after="20" w:before="0"/>
             </w:pPr>
-            <w:hyperlink w:history="1" r:id="rIdzny5zl3ypwzqyrfv3tqv-">
+            <w:hyperlink w:history="1" r:id="rIdgp3fwkqka-3-dvclq62st">
               <w:r>
                 <w:rPr>
                   <w:rFonts w:ascii="Arial" w:cs="Arial" w:eastAsia="Arial" w:hAnsi="Arial"/>
@@ -18713,7 +18713,7 @@
               <w:spacing w:after="10" w:before="0"/>
               <w:ind w:left="120"/>
             </w:pPr>
-            <w:hyperlink w:history="1" r:id="rIdmf9zqp4epczvm-1dgoddk">
+            <w:hyperlink w:history="1" r:id="rId22j20pqej9ipdf44lqjzl">
               <w:r>
                 <w:rPr>
                   <w:rFonts w:ascii="Arial" w:cs="Arial" w:eastAsia="Arial" w:hAnsi="Arial"/>
@@ -19022,7 +19022,7 @@
             <w:pPr>
               <w:spacing w:after="20" w:before="0"/>
             </w:pPr>
-            <w:hyperlink w:history="1" r:id="rIdtw9ghfey2mddsftood0cj">
+            <w:hyperlink w:history="1" r:id="rIdheye7upmoiadp3jkaunye">
               <w:r>
                 <w:rPr>
                   <w:rFonts w:ascii="Arial" w:cs="Arial" w:eastAsia="Arial" w:hAnsi="Arial"/>
@@ -19055,7 +19055,7 @@
               <w:spacing w:after="10" w:before="0"/>
               <w:ind w:left="120"/>
             </w:pPr>
-            <w:hyperlink w:history="1" r:id="rId2mbw5plpmf9h3viuxrzqw">
+            <w:hyperlink w:history="1" r:id="rIdzzh9_f1bo5qxd4uh_eqnb">
               <w:r>
                 <w:rPr>
                   <w:rFonts w:ascii="Arial" w:cs="Arial" w:eastAsia="Arial" w:hAnsi="Arial"/>
@@ -19100,7 +19100,7 @@
             <w:pPr>
               <w:spacing w:after="20" w:before="0"/>
             </w:pPr>
-            <w:hyperlink w:history="1" r:id="rIdrait4xszpld627weidvbp">
+            <w:hyperlink w:history="1" r:id="rIdolsqzif6cisvehl8nkru2">
               <w:r>
                 <w:rPr>
                   <w:rFonts w:ascii="Arial" w:cs="Arial" w:eastAsia="Arial" w:hAnsi="Arial"/>
@@ -19133,7 +19133,7 @@
               <w:spacing w:after="10" w:before="0"/>
               <w:ind w:left="120"/>
             </w:pPr>
-            <w:hyperlink w:history="1" r:id="rIdx6lhw7qj8srb7d0oojcnd">
+            <w:hyperlink w:history="1" r:id="rIdr_tjpylmqcuhbwmzgdcau">
               <w:r>
                 <w:rPr>
                   <w:rFonts w:ascii="Arial" w:cs="Arial" w:eastAsia="Arial" w:hAnsi="Arial"/>
@@ -19594,7 +19594,7 @@
             <w:pPr>
               <w:spacing w:after="20" w:before="0"/>
             </w:pPr>
-            <w:hyperlink w:history="1" r:id="rIdtn3xugwer6tcyb8gz5kt6">
+            <w:hyperlink w:history="1" r:id="rIdfgtjz92hpvo_qlrjgbiob">
               <w:r>
                 <w:rPr>
                   <w:rFonts w:ascii="Arial" w:cs="Arial" w:eastAsia="Arial" w:hAnsi="Arial"/>
@@ -19627,7 +19627,7 @@
               <w:spacing w:after="10" w:before="0"/>
               <w:ind w:left="120"/>
             </w:pPr>
-            <w:hyperlink w:history="1" r:id="rId6srlquacz2egdiid6ax-l">
+            <w:hyperlink w:history="1" r:id="rIdmyilmpnzhgnl8howeeuhc">
               <w:r>
                 <w:rPr>
                   <w:rFonts w:ascii="Arial" w:cs="Arial" w:eastAsia="Arial" w:hAnsi="Arial"/>
@@ -19672,7 +19672,7 @@
             <w:pPr>
               <w:spacing w:after="20" w:before="0"/>
             </w:pPr>
-            <w:hyperlink w:history="1" r:id="rId1shjx-q1p9qkqvrrqsmcr">
+            <w:hyperlink w:history="1" r:id="rIdniwf4urbsuwn0ggqnsgwd">
               <w:r>
                 <w:rPr>
                   <w:rFonts w:ascii="Arial" w:cs="Arial" w:eastAsia="Arial" w:hAnsi="Arial"/>
@@ -19721,7 +19721,7 @@
               <w:spacing w:after="10" w:before="0"/>
               <w:ind w:left="120"/>
             </w:pPr>
-            <w:hyperlink w:history="1" r:id="rIdpyynpoxn2fkdvh31skwyg">
+            <w:hyperlink w:history="1" r:id="rId-wtfkekjentwjhq4wty7h">
               <w:r>
                 <w:rPr>
                   <w:rFonts w:ascii="Arial" w:cs="Arial" w:eastAsia="Arial" w:hAnsi="Arial"/>
@@ -20296,7 +20296,7 @@
             <w:pPr>
               <w:spacing w:after="20" w:before="0"/>
             </w:pPr>
-            <w:hyperlink w:history="1" r:id="rIde8ej4vgut57n7kxvk4io_">
+            <w:hyperlink w:history="1" r:id="rIdy3tffgim-rgohj1zz72id">
               <w:r>
                 <w:rPr>
                   <w:rFonts w:ascii="Arial" w:cs="Arial" w:eastAsia="Arial" w:hAnsi="Arial"/>
@@ -20329,7 +20329,7 @@
               <w:spacing w:after="10" w:before="0"/>
               <w:ind w:left="120"/>
             </w:pPr>
-            <w:hyperlink w:history="1" r:id="rIdsbkz4ve9d--fbsgfplop2">
+            <w:hyperlink w:history="1" r:id="rId_e7xt5cut31p9pnwprjx7">
               <w:r>
                 <w:rPr>
                   <w:rFonts w:ascii="Arial" w:cs="Arial" w:eastAsia="Arial" w:hAnsi="Arial"/>
@@ -20374,7 +20374,7 @@
             <w:pPr>
               <w:spacing w:after="20" w:before="0"/>
             </w:pPr>
-            <w:hyperlink w:history="1" r:id="rId10y1lggesfuyfcebqzrnu">
+            <w:hyperlink w:history="1" r:id="rIddis0cu-iqstbt2-ojfugr">
               <w:r>
                 <w:rPr>
                   <w:rFonts w:ascii="Arial" w:cs="Arial" w:eastAsia="Arial" w:hAnsi="Arial"/>
@@ -20423,7 +20423,7 @@
               <w:spacing w:after="10" w:before="0"/>
               <w:ind w:left="120"/>
             </w:pPr>
-            <w:hyperlink w:history="1" r:id="rIdv4-_fhryfgjgqxy1pwh35">
+            <w:hyperlink w:history="1" r:id="rId7ymkce9zecnwegtmtrdvb">
               <w:r>
                 <w:rPr>
                   <w:rFonts w:ascii="Arial" w:cs="Arial" w:eastAsia="Arial" w:hAnsi="Arial"/>
@@ -20694,7 +20694,7 @@
             <w:pPr>
               <w:spacing w:after="20" w:before="0"/>
             </w:pPr>
-            <w:hyperlink w:history="1" r:id="rIdmarsmjcznq7ogo4cdm2ji">
+            <w:hyperlink w:history="1" r:id="rIdozroj8iu5h07sqfgsrmtp">
               <w:r>
                 <w:rPr>
                   <w:rFonts w:ascii="Arial" w:cs="Arial" w:eastAsia="Arial" w:hAnsi="Arial"/>
@@ -20727,7 +20727,7 @@
               <w:spacing w:after="10" w:before="0"/>
               <w:ind w:left="120"/>
             </w:pPr>
-            <w:hyperlink w:history="1" r:id="rIdn1tyeg8qtcku7zjfayupe">
+            <w:hyperlink w:history="1" r:id="rIdb6igg02o58okfoaseuvia">
               <w:r>
                 <w:rPr>
                   <w:rFonts w:ascii="Arial" w:cs="Arial" w:eastAsia="Arial" w:hAnsi="Arial"/>
@@ -20772,7 +20772,7 @@
             <w:pPr>
               <w:spacing w:after="20" w:before="0"/>
             </w:pPr>
-            <w:hyperlink w:history="1" r:id="rIdjb3f-lrzprz9plhvpaaiq">
+            <w:hyperlink w:history="1" r:id="rIdc9qal4mzke4hfqgnrfv_3">
               <w:r>
                 <w:rPr>
                   <w:rFonts w:ascii="Arial" w:cs="Arial" w:eastAsia="Arial" w:hAnsi="Arial"/>
@@ -20821,7 +20821,7 @@
               <w:spacing w:after="10" w:before="0"/>
               <w:ind w:left="120"/>
             </w:pPr>
-            <w:hyperlink w:history="1" r:id="rIdyj9snstalhaq8jwfwxahx">
+            <w:hyperlink w:history="1" r:id="rIdrclaory5iael5bri2ymqo">
               <w:r>
                 <w:rPr>
                   <w:rFonts w:ascii="Arial" w:cs="Arial" w:eastAsia="Arial" w:hAnsi="Arial"/>
@@ -21523,7 +21523,7 @@
         </w:rPr>
         <w:t xml:space="preserve">© 2026 SeaVuria and ARES. Aligned with KICD objectives. Developed by SeaVuria; technical implementation by ARES (with AI assistance from Claude). Licensed under </w:t>
       </w:r>
-      <w:hyperlink w:history="1" r:id="rIdrsfd1jrf8ltt09bb6r2wi">
+      <w:hyperlink w:history="1" r:id="rIdf-oomb3tpakt3plbvevzw">
         <w:r>
           <w:rPr>
             <w:rFonts w:ascii="Arial" w:cs="Arial" w:eastAsia="Arial" w:hAnsi="Arial"/>
@@ -21544,7 +21544,7 @@
         </w:rPr>
         <w:t xml:space="preserve"> (</w:t>
       </w:r>
-      <w:hyperlink w:history="1" r:id="rIdfvksovnh_zhhdkbwdwsio">
+      <w:hyperlink w:history="1" r:id="rIdl-zyshtn8c3d6eq2cqfku">
         <w:r>
           <w:rPr>
             <w:rFonts w:ascii="Arial" w:cs="Arial" w:eastAsia="Arial" w:hAnsi="Arial"/>
@@ -22557,7 +22557,7 @@
             <w:pPr>
               <w:spacing w:after="20" w:before="0"/>
             </w:pPr>
-            <w:hyperlink w:history="1" r:id="rIdodyvck6s7vsuzuw-ywhes">
+            <w:hyperlink w:history="1" r:id="rIdhtfg7nhlct9hqtepze3iq">
               <w:r>
                 <w:rPr>
                   <w:rFonts w:ascii="Arial" w:cs="Arial" w:eastAsia="Arial" w:hAnsi="Arial"/>
@@ -22590,7 +22590,7 @@
               <w:spacing w:after="10" w:before="0"/>
               <w:ind w:left="120"/>
             </w:pPr>
-            <w:hyperlink w:history="1" r:id="rIdxhq8fr70iqr95-k8oxlhj">
+            <w:hyperlink w:history="1" r:id="rIdqw-dc2gq1a7akeqkebbmz">
               <w:r>
                 <w:rPr>
                   <w:rFonts w:ascii="Arial" w:cs="Arial" w:eastAsia="Arial" w:hAnsi="Arial"/>
@@ -22635,7 +22635,7 @@
             <w:pPr>
               <w:spacing w:after="20" w:before="0"/>
             </w:pPr>
-            <w:hyperlink w:history="1" r:id="rIdyvzagowipltz8raxhgjsm">
+            <w:hyperlink w:history="1" r:id="rIdzmn4b5s8nnwjlycfeyqj0">
               <w:r>
                 <w:rPr>
                   <w:rFonts w:ascii="Arial" w:cs="Arial" w:eastAsia="Arial" w:hAnsi="Arial"/>
@@ -22668,7 +22668,7 @@
               <w:spacing w:after="10" w:before="0"/>
               <w:ind w:left="120"/>
             </w:pPr>
-            <w:hyperlink w:history="1" r:id="rIdqoajneuxhrdsuquzra8ti">
+            <w:hyperlink w:history="1" r:id="rIdfl99t5iji9zrtvjvaxcpv">
               <w:r>
                 <w:rPr>
                   <w:rFonts w:ascii="Arial" w:cs="Arial" w:eastAsia="Arial" w:hAnsi="Arial"/>
@@ -22863,7 +22863,7 @@
             <w:pPr>
               <w:spacing w:after="20" w:before="0"/>
             </w:pPr>
-            <w:hyperlink w:history="1" r:id="rIdhg4lxbln49jmsrhjtauks">
+            <w:hyperlink w:history="1" r:id="rIdxoq31afn32cm8ltm3rb85">
               <w:r>
                 <w:rPr>
                   <w:rFonts w:ascii="Arial" w:cs="Arial" w:eastAsia="Arial" w:hAnsi="Arial"/>
@@ -22896,7 +22896,7 @@
               <w:spacing w:after="10" w:before="0"/>
               <w:ind w:left="120"/>
             </w:pPr>
-            <w:hyperlink w:history="1" r:id="rIdnsgplyvaunb_yjjtx4sd9">
+            <w:hyperlink w:history="1" r:id="rIdse4f9gyjl5wv5qmcqe8g2">
               <w:r>
                 <w:rPr>
                   <w:rFonts w:ascii="Arial" w:cs="Arial" w:eastAsia="Arial" w:hAnsi="Arial"/>
@@ -22941,7 +22941,7 @@
             <w:pPr>
               <w:spacing w:after="20" w:before="0"/>
             </w:pPr>
-            <w:hyperlink w:history="1" r:id="rIdymqaj25j4ttthoovc1fme">
+            <w:hyperlink w:history="1" r:id="rIdggej3lbhu2cpgdaeim0v0">
               <w:r>
                 <w:rPr>
                   <w:rFonts w:ascii="Arial" w:cs="Arial" w:eastAsia="Arial" w:hAnsi="Arial"/>
@@ -22974,7 +22974,7 @@
               <w:spacing w:after="10" w:before="0"/>
               <w:ind w:left="120"/>
             </w:pPr>
-            <w:hyperlink w:history="1" r:id="rIdj-5rqdjxtmnbhpdwa3xcb">
+            <w:hyperlink w:history="1" r:id="rIdd9sru1ivloplmr2vto3v7">
               <w:r>
                 <w:rPr>
                   <w:rFonts w:ascii="Arial" w:cs="Arial" w:eastAsia="Arial" w:hAnsi="Arial"/>
@@ -23169,7 +23169,7 @@
             <w:pPr>
               <w:spacing w:after="20" w:before="0"/>
             </w:pPr>
-            <w:hyperlink w:history="1" r:id="rIdfevvbkcabvevdpekiwafz">
+            <w:hyperlink w:history="1" r:id="rIdu83g1oxiovx84wm2v3gw7">
               <w:r>
                 <w:rPr>
                   <w:rFonts w:ascii="Arial" w:cs="Arial" w:eastAsia="Arial" w:hAnsi="Arial"/>
@@ -23202,7 +23202,7 @@
               <w:spacing w:after="10" w:before="0"/>
               <w:ind w:left="120"/>
             </w:pPr>
-            <w:hyperlink w:history="1" r:id="rId8werquywor7odquycyi8g">
+            <w:hyperlink w:history="1" r:id="rIdozrwe8znocurj1zqeonhs">
               <w:r>
                 <w:rPr>
                   <w:rFonts w:ascii="Arial" w:cs="Arial" w:eastAsia="Arial" w:hAnsi="Arial"/>
@@ -23247,7 +23247,7 @@
             <w:pPr>
               <w:spacing w:after="20" w:before="0"/>
             </w:pPr>
-            <w:hyperlink w:history="1" r:id="rIdg7ro3qy4roc3-mx3zmp8e">
+            <w:hyperlink w:history="1" r:id="rIddg3ofqrpueiv4dmcujxew">
               <w:r>
                 <w:rPr>
                   <w:rFonts w:ascii="Arial" w:cs="Arial" w:eastAsia="Arial" w:hAnsi="Arial"/>
@@ -23280,7 +23280,7 @@
               <w:spacing w:after="10" w:before="0"/>
               <w:ind w:left="120"/>
             </w:pPr>
-            <w:hyperlink w:history="1" r:id="rIdcaoqzrb8kdy51hywmu727">
+            <w:hyperlink w:history="1" r:id="rIdrulnltrgv5b-u6nrkk8ny">
               <w:r>
                 <w:rPr>
                   <w:rFonts w:ascii="Arial" w:cs="Arial" w:eastAsia="Arial" w:hAnsi="Arial"/>
@@ -23475,7 +23475,7 @@
             <w:pPr>
               <w:spacing w:after="20" w:before="0"/>
             </w:pPr>
-            <w:hyperlink w:history="1" r:id="rIdwc-zgkrpvpk23au6zllrj">
+            <w:hyperlink w:history="1" r:id="rIdj0exv-b_ryoezjfh1--gq">
               <w:r>
                 <w:rPr>
                   <w:rFonts w:ascii="Arial" w:cs="Arial" w:eastAsia="Arial" w:hAnsi="Arial"/>
@@ -23508,7 +23508,7 @@
               <w:spacing w:after="10" w:before="0"/>
               <w:ind w:left="120"/>
             </w:pPr>
-            <w:hyperlink w:history="1" r:id="rIdxis2l6d3htwdxir478lfs">
+            <w:hyperlink w:history="1" r:id="rId5gvsnmlkus1umxoi-5jo2">
               <w:r>
                 <w:rPr>
                   <w:rFonts w:ascii="Arial" w:cs="Arial" w:eastAsia="Arial" w:hAnsi="Arial"/>
@@ -23553,7 +23553,7 @@
             <w:pPr>
               <w:spacing w:after="20" w:before="0"/>
             </w:pPr>
-            <w:hyperlink w:history="1" r:id="rIdwxlykqobf6x3cr1odcbnx">
+            <w:hyperlink w:history="1" r:id="rIdkkqpratrdcijwqr6gfghs">
               <w:r>
                 <w:rPr>
                   <w:rFonts w:ascii="Arial" w:cs="Arial" w:eastAsia="Arial" w:hAnsi="Arial"/>
@@ -23586,7 +23586,7 @@
               <w:spacing w:after="10" w:before="0"/>
               <w:ind w:left="120"/>
             </w:pPr>
-            <w:hyperlink w:history="1" r:id="rIdbu_wn3denq5kjrwvzlzvs">
+            <w:hyperlink w:history="1" r:id="rId_4spntt0h1iv2dzzltoi5">
               <w:r>
                 <w:rPr>
                   <w:rFonts w:ascii="Arial" w:cs="Arial" w:eastAsia="Arial" w:hAnsi="Arial"/>
@@ -23781,7 +23781,7 @@
             <w:pPr>
               <w:spacing w:after="20" w:before="0"/>
             </w:pPr>
-            <w:hyperlink w:history="1" r:id="rIdakusjiyifw12g_u_eofiy">
+            <w:hyperlink w:history="1" r:id="rIdmk2zeuqkitczuu-rjqwtg">
               <w:r>
                 <w:rPr>
                   <w:rFonts w:ascii="Arial" w:cs="Arial" w:eastAsia="Arial" w:hAnsi="Arial"/>
@@ -23814,7 +23814,7 @@
               <w:spacing w:after="10" w:before="0"/>
               <w:ind w:left="120"/>
             </w:pPr>
-            <w:hyperlink w:history="1" r:id="rIdjqxa_uwyd4dfizc-kzvkk">
+            <w:hyperlink w:history="1" r:id="rIdcpmp3mtpl5nsi9vv_x6oy">
               <w:r>
                 <w:rPr>
                   <w:rFonts w:ascii="Arial" w:cs="Arial" w:eastAsia="Arial" w:hAnsi="Arial"/>
@@ -23859,7 +23859,7 @@
             <w:pPr>
               <w:spacing w:after="20" w:before="0"/>
             </w:pPr>
-            <w:hyperlink w:history="1" r:id="rIdwvccbwkuet-hrtb5idd4y">
+            <w:hyperlink w:history="1" r:id="rIdkpdpfjmclx8dzepop5str">
               <w:r>
                 <w:rPr>
                   <w:rFonts w:ascii="Arial" w:cs="Arial" w:eastAsia="Arial" w:hAnsi="Arial"/>
@@ -23908,7 +23908,7 @@
               <w:spacing w:after="10" w:before="0"/>
               <w:ind w:left="120"/>
             </w:pPr>
-            <w:hyperlink w:history="1" r:id="rIda9v3uyp30fgj4vlv4bjiq">
+            <w:hyperlink w:history="1" r:id="rIdxu8ltlwmpjhp-dpuuwyel">
               <w:r>
                 <w:rPr>
                   <w:rFonts w:ascii="Arial" w:cs="Arial" w:eastAsia="Arial" w:hAnsi="Arial"/>
@@ -24420,7 +24420,7 @@
         </w:rPr>
         <w:t xml:space="preserve">© 2026 SeaVuria and ARES. Aligned with KICD objectives. Developed by SeaVuria; technical implementation by ARES (with AI assistance from Claude). Licensed under </w:t>
       </w:r>
-      <w:hyperlink w:history="1" r:id="rIdk8ttpnuygbyuajv_2naeq">
+      <w:hyperlink w:history="1" r:id="rIdu55f8gzwtluiomizavqia">
         <w:r>
           <w:rPr>
             <w:rFonts w:ascii="Arial" w:cs="Arial" w:eastAsia="Arial" w:hAnsi="Arial"/>
@@ -24441,7 +24441,7 @@
         </w:rPr>
         <w:t xml:space="preserve"> (</w:t>
       </w:r>
-      <w:hyperlink w:history="1" r:id="rIdngjxhpfucwauaigrlknfa">
+      <w:hyperlink w:history="1" r:id="rIdo5ffmtud4rb-hpkgp5ldx">
         <w:r>
           <w:rPr>
             <w:rFonts w:ascii="Arial" w:cs="Arial" w:eastAsia="Arial" w:hAnsi="Arial"/>
@@ -25454,7 +25454,7 @@
             <w:pPr>
               <w:spacing w:after="20" w:before="0"/>
             </w:pPr>
-            <w:hyperlink w:history="1" r:id="rIdknbl8zq5bohea-r_bqvsj">
+            <w:hyperlink w:history="1" r:id="rId3-3q-k5qcmqtcb7oh2llr">
               <w:r>
                 <w:rPr>
                   <w:rFonts w:ascii="Arial" w:cs="Arial" w:eastAsia="Arial" w:hAnsi="Arial"/>
@@ -25487,7 +25487,7 @@
               <w:spacing w:after="10" w:before="0"/>
               <w:ind w:left="120"/>
             </w:pPr>
-            <w:hyperlink w:history="1" r:id="rIdyvcg-khmlxtoloofe8a8g">
+            <w:hyperlink w:history="1" r:id="rIdjm3v60axxqa8b11mxnadb">
               <w:r>
                 <w:rPr>
                   <w:rFonts w:ascii="Arial" w:cs="Arial" w:eastAsia="Arial" w:hAnsi="Arial"/>
@@ -25532,7 +25532,7 @@
             <w:pPr>
               <w:spacing w:after="20" w:before="0"/>
             </w:pPr>
-            <w:hyperlink w:history="1" r:id="rIdconwhuip2abqifwalqe9d">
+            <w:hyperlink w:history="1" r:id="rIdvfn2ohsylr68evpv9mysu">
               <w:r>
                 <w:rPr>
                   <w:rFonts w:ascii="Arial" w:cs="Arial" w:eastAsia="Arial" w:hAnsi="Arial"/>
@@ -25565,7 +25565,7 @@
               <w:spacing w:after="10" w:before="0"/>
               <w:ind w:left="120"/>
             </w:pPr>
-            <w:hyperlink w:history="1" r:id="rIdj1nhivu1u_ymyboafllmj">
+            <w:hyperlink w:history="1" r:id="rIdoaasczgrhhlwqvimfehik">
               <w:r>
                 <w:rPr>
                   <w:rFonts w:ascii="Arial" w:cs="Arial" w:eastAsia="Arial" w:hAnsi="Arial"/>
@@ -25760,7 +25760,7 @@
             <w:pPr>
               <w:spacing w:after="20" w:before="0"/>
             </w:pPr>
-            <w:hyperlink w:history="1" r:id="rIdvyqnssev57nob4udrmmji">
+            <w:hyperlink w:history="1" r:id="rIdyfn2nw9r5lq0jk54tn0oz">
               <w:r>
                 <w:rPr>
                   <w:rFonts w:ascii="Arial" w:cs="Arial" w:eastAsia="Arial" w:hAnsi="Arial"/>
@@ -25793,7 +25793,7 @@
               <w:spacing w:after="10" w:before="0"/>
               <w:ind w:left="120"/>
             </w:pPr>
-            <w:hyperlink w:history="1" r:id="rIdcme2dhtkyou-bymgphzdg">
+            <w:hyperlink w:history="1" r:id="rIdri-kn4wyqywkhdgc2frch">
               <w:r>
                 <w:rPr>
                   <w:rFonts w:ascii="Arial" w:cs="Arial" w:eastAsia="Arial" w:hAnsi="Arial"/>
@@ -25838,7 +25838,7 @@
             <w:pPr>
               <w:spacing w:after="20" w:before="0"/>
             </w:pPr>
-            <w:hyperlink w:history="1" r:id="rIdzkjllyxc0ia-u39qxsliw">
+            <w:hyperlink w:history="1" r:id="rIds-nj1djme27flgvug0v6g">
               <w:r>
                 <w:rPr>
                   <w:rFonts w:ascii="Arial" w:cs="Arial" w:eastAsia="Arial" w:hAnsi="Arial"/>
@@ -25871,7 +25871,7 @@
               <w:spacing w:after="10" w:before="0"/>
               <w:ind w:left="120"/>
             </w:pPr>
-            <w:hyperlink w:history="1" r:id="rIdqnwddgal1qd0m85egn3dm">
+            <w:hyperlink w:history="1" r:id="rIdsi019hypc5o-5fwrimojf">
               <w:r>
                 <w:rPr>
                   <w:rFonts w:ascii="Arial" w:cs="Arial" w:eastAsia="Arial" w:hAnsi="Arial"/>
@@ -26066,7 +26066,7 @@
             <w:pPr>
               <w:spacing w:after="20" w:before="0"/>
             </w:pPr>
-            <w:hyperlink w:history="1" r:id="rIdngrr_qbpfpwkjyze4ib6g">
+            <w:hyperlink w:history="1" r:id="rIdwsohn5rpsiahd8b6r-tox">
               <w:r>
                 <w:rPr>
                   <w:rFonts w:ascii="Arial" w:cs="Arial" w:eastAsia="Arial" w:hAnsi="Arial"/>
@@ -26099,7 +26099,7 @@
               <w:spacing w:after="10" w:before="0"/>
               <w:ind w:left="120"/>
             </w:pPr>
-            <w:hyperlink w:history="1" r:id="rIddw9b9zyqe5dwkjflobgc-">
+            <w:hyperlink w:history="1" r:id="rIdvfpu9g1mqhs7rzdazjgc2">
               <w:r>
                 <w:rPr>
                   <w:rFonts w:ascii="Arial" w:cs="Arial" w:eastAsia="Arial" w:hAnsi="Arial"/>
@@ -26144,7 +26144,7 @@
             <w:pPr>
               <w:spacing w:after="20" w:before="0"/>
             </w:pPr>
-            <w:hyperlink w:history="1" r:id="rIdpi3g2isrpp1i2nrzldlby">
+            <w:hyperlink w:history="1" r:id="rIdier42ce3xn_3-v42r0ri-">
               <w:r>
                 <w:rPr>
                   <w:rFonts w:ascii="Arial" w:cs="Arial" w:eastAsia="Arial" w:hAnsi="Arial"/>
@@ -26177,7 +26177,7 @@
               <w:spacing w:after="10" w:before="0"/>
               <w:ind w:left="120"/>
             </w:pPr>
-            <w:hyperlink w:history="1" r:id="rIdkms6vyjk_qeerke8mmqpr">
+            <w:hyperlink w:history="1" r:id="rIdiizhflrwy3wyou1wlg2tb">
               <w:r>
                 <w:rPr>
                   <w:rFonts w:ascii="Arial" w:cs="Arial" w:eastAsia="Arial" w:hAnsi="Arial"/>
@@ -26372,7 +26372,7 @@
             <w:pPr>
               <w:spacing w:after="20" w:before="0"/>
             </w:pPr>
-            <w:hyperlink w:history="1" r:id="rId1qs2_d81ntroinarv1jke">
+            <w:hyperlink w:history="1" r:id="rIdbwyiodg0eftb6tj270uuq">
               <w:r>
                 <w:rPr>
                   <w:rFonts w:ascii="Arial" w:cs="Arial" w:eastAsia="Arial" w:hAnsi="Arial"/>
@@ -26405,7 +26405,7 @@
               <w:spacing w:after="10" w:before="0"/>
               <w:ind w:left="120"/>
             </w:pPr>
-            <w:hyperlink w:history="1" r:id="rIdrpdbcpygbbftx2y_exggv">
+            <w:hyperlink w:history="1" r:id="rIdx_glcnml4wzx0ewp5_z54">
               <w:r>
                 <w:rPr>
                   <w:rFonts w:ascii="Arial" w:cs="Arial" w:eastAsia="Arial" w:hAnsi="Arial"/>
@@ -26450,7 +26450,7 @@
             <w:pPr>
               <w:spacing w:after="20" w:before="0"/>
             </w:pPr>
-            <w:hyperlink w:history="1" r:id="rIdxkgupkxi2p2qrhqheoxnt">
+            <w:hyperlink w:history="1" r:id="rId75qczyaxp0daqlkdloq7r">
               <w:r>
                 <w:rPr>
                   <w:rFonts w:ascii="Arial" w:cs="Arial" w:eastAsia="Arial" w:hAnsi="Arial"/>
@@ -26483,7 +26483,7 @@
               <w:spacing w:after="10" w:before="0"/>
               <w:ind w:left="120"/>
             </w:pPr>
-            <w:hyperlink w:history="1" r:id="rIdxtd5ml5-cdgz4brzlzftw">
+            <w:hyperlink w:history="1" r:id="rIdihs3fs3ps1v_f7jv3ari3">
               <w:r>
                 <w:rPr>
                   <w:rFonts w:ascii="Arial" w:cs="Arial" w:eastAsia="Arial" w:hAnsi="Arial"/>
@@ -26678,7 +26678,7 @@
             <w:pPr>
               <w:spacing w:after="20" w:before="0"/>
             </w:pPr>
-            <w:hyperlink w:history="1" r:id="rId6nc7woafi0kx44w_onxce">
+            <w:hyperlink w:history="1" r:id="rId_vjvjlbsw1hrz9pst9ibb">
               <w:r>
                 <w:rPr>
                   <w:rFonts w:ascii="Arial" w:cs="Arial" w:eastAsia="Arial" w:hAnsi="Arial"/>
@@ -26711,7 +26711,7 @@
               <w:spacing w:after="10" w:before="0"/>
               <w:ind w:left="120"/>
             </w:pPr>
-            <w:hyperlink w:history="1" r:id="rIdmv5l90n-pzaiq4qko9obb">
+            <w:hyperlink w:history="1" r:id="rIdt_-a4gfztlv2neux69jbt">
               <w:r>
                 <w:rPr>
                   <w:rFonts w:ascii="Arial" w:cs="Arial" w:eastAsia="Arial" w:hAnsi="Arial"/>
@@ -26756,7 +26756,7 @@
             <w:pPr>
               <w:spacing w:after="20" w:before="0"/>
             </w:pPr>
-            <w:hyperlink w:history="1" r:id="rIdlvsxayb9vzeqfpgswdeha">
+            <w:hyperlink w:history="1" r:id="rIdqalbmghfrnq1b1qbx8tm-">
               <w:r>
                 <w:rPr>
                   <w:rFonts w:ascii="Arial" w:cs="Arial" w:eastAsia="Arial" w:hAnsi="Arial"/>
@@ -26805,7 +26805,7 @@
               <w:spacing w:after="10" w:before="0"/>
               <w:ind w:left="120"/>
             </w:pPr>
-            <w:hyperlink w:history="1" r:id="rIdscmrm1gwdouzqasnstvne">
+            <w:hyperlink w:history="1" r:id="rId2esgc-_-zw_bmlo6v2wdx">
               <w:r>
                 <w:rPr>
                   <w:rFonts w:ascii="Arial" w:cs="Arial" w:eastAsia="Arial" w:hAnsi="Arial"/>
@@ -27317,7 +27317,7 @@
         </w:rPr>
         <w:t xml:space="preserve">© 2026 SeaVuria and ARES. Aligned with KICD objectives. Developed by SeaVuria; technical implementation by ARES (with AI assistance from Claude). Licensed under </w:t>
       </w:r>
-      <w:hyperlink w:history="1" r:id="rIdo1vaa8genyhssscm-fpvi">
+      <w:hyperlink w:history="1" r:id="rIdumup3ocjhi3zgvijxfgqa">
         <w:r>
           <w:rPr>
             <w:rFonts w:ascii="Arial" w:cs="Arial" w:eastAsia="Arial" w:hAnsi="Arial"/>
@@ -27338,7 +27338,7 @@
         </w:rPr>
         <w:t xml:space="preserve"> (</w:t>
       </w:r>
-      <w:hyperlink w:history="1" r:id="rIdl5wd-jbvxsb4rxfduwof4">
+      <w:hyperlink w:history="1" r:id="rIdhoqzd4xxn3fdq4vzkyfnl">
         <w:r>
           <w:rPr>
             <w:rFonts w:ascii="Arial" w:cs="Arial" w:eastAsia="Arial" w:hAnsi="Arial"/>

--- a/data/outputs/v2/Maths/SS1.4_Congruence/Mathematics_Congruence_CBE_LessonSequence.docx
+++ b/data/outputs/v2/Maths/SS1.4_Congruence/Mathematics_Congruence_CBE_LessonSequence.docx
@@ -2440,7 +2440,7 @@
         </w:rPr>
         <w:t xml:space="preserve">© 2026 SeaVuria and ARES. This work is licensed under a </w:t>
       </w:r>
-      <w:hyperlink w:history="1" r:id="rIdxhsftcuvsxh5mtoczeciw">
+      <w:hyperlink w:history="1" r:id="rIdbukqjatko0jleg68dtcrf">
         <w:r>
           <w:rPr>
             <w:rFonts w:ascii="Arial" w:cs="Arial" w:eastAsia="Arial" w:hAnsi="Arial"/>
@@ -2460,7 +2460,7 @@
         </w:rPr>
         <w:t xml:space="preserve"> (</w:t>
       </w:r>
-      <w:hyperlink w:history="1" r:id="rIdpoiusboljr43ygfpynju4">
+      <w:hyperlink w:history="1" r:id="rIdkbnujwacflgra5sr_byk5">
         <w:r>
           <w:rPr>
             <w:rFonts w:ascii="Arial" w:cs="Arial" w:eastAsia="Arial" w:hAnsi="Arial"/>
@@ -2480,7 +2480,7 @@
         </w:rPr>
         <w:t xml:space="preserve">). To view a copy of this license, visit </w:t>
       </w:r>
-      <w:hyperlink w:history="1" r:id="rIdvdvbdrronbrypg-q9m7vv">
+      <w:hyperlink w:history="1" r:id="rIdqjvcda22yz5zka0sztlh9">
         <w:r>
           <w:rPr>
             <w:rFonts w:ascii="Arial" w:cs="Arial" w:eastAsia="Arial" w:hAnsi="Arial"/>
@@ -3492,7 +3492,7 @@
             <w:pPr>
               <w:spacing w:after="20" w:before="0"/>
             </w:pPr>
-            <w:hyperlink w:history="1" r:id="rIdasakkywwhcmmr3drejmf4">
+            <w:hyperlink w:history="1" r:id="rId2dhzgppykgeyjxn0qbiet">
               <w:r>
                 <w:rPr>
                   <w:rFonts w:ascii="Arial" w:cs="Arial" w:eastAsia="Arial" w:hAnsi="Arial"/>
@@ -3525,7 +3525,7 @@
               <w:spacing w:after="10" w:before="0"/>
               <w:ind w:left="120"/>
             </w:pPr>
-            <w:hyperlink w:history="1" r:id="rIdpwuqb9ouf-jby2bbuplwe">
+            <w:hyperlink w:history="1" r:id="rIdt8oiskj3xezwnwrcx6wjm">
               <w:r>
                 <w:rPr>
                   <w:rFonts w:ascii="Arial" w:cs="Arial" w:eastAsia="Arial" w:hAnsi="Arial"/>
@@ -3570,7 +3570,7 @@
             <w:pPr>
               <w:spacing w:after="20" w:before="0"/>
             </w:pPr>
-            <w:hyperlink w:history="1" r:id="rIdstptrlnt7gsb3g6itfdrq">
+            <w:hyperlink w:history="1" r:id="rId59myq7fiouuuoidi0wdng">
               <w:r>
                 <w:rPr>
                   <w:rFonts w:ascii="Arial" w:cs="Arial" w:eastAsia="Arial" w:hAnsi="Arial"/>
@@ -3603,7 +3603,7 @@
               <w:spacing w:after="10" w:before="0"/>
               <w:ind w:left="120"/>
             </w:pPr>
-            <w:hyperlink w:history="1" r:id="rId0kmhyqa_woadg_fhfihzb">
+            <w:hyperlink w:history="1" r:id="rIdq9x6vcklnuveaybanu5be">
               <w:r>
                 <w:rPr>
                   <w:rFonts w:ascii="Arial" w:cs="Arial" w:eastAsia="Arial" w:hAnsi="Arial"/>
@@ -3798,7 +3798,7 @@
             <w:pPr>
               <w:spacing w:after="20" w:before="0"/>
             </w:pPr>
-            <w:hyperlink w:history="1" r:id="rIddir5cw5vb8cwzbmopzmhj">
+            <w:hyperlink w:history="1" r:id="rIdowgvi1h9ullwfgdpdyuew">
               <w:r>
                 <w:rPr>
                   <w:rFonts w:ascii="Arial" w:cs="Arial" w:eastAsia="Arial" w:hAnsi="Arial"/>
@@ -3831,7 +3831,7 @@
               <w:spacing w:after="10" w:before="0"/>
               <w:ind w:left="120"/>
             </w:pPr>
-            <w:hyperlink w:history="1" r:id="rIdb6d02rqjrxfenior0v6ee">
+            <w:hyperlink w:history="1" r:id="rIdkscyuqi-zapxvveczc2cb">
               <w:r>
                 <w:rPr>
                   <w:rFonts w:ascii="Arial" w:cs="Arial" w:eastAsia="Arial" w:hAnsi="Arial"/>
@@ -3876,7 +3876,7 @@
             <w:pPr>
               <w:spacing w:after="20" w:before="0"/>
             </w:pPr>
-            <w:hyperlink w:history="1" r:id="rIdzfn8aercurmrblarwo3pd">
+            <w:hyperlink w:history="1" r:id="rIdwoujglhby2pz_foeclku3">
               <w:r>
                 <w:rPr>
                   <w:rFonts w:ascii="Arial" w:cs="Arial" w:eastAsia="Arial" w:hAnsi="Arial"/>
@@ -3909,7 +3909,7 @@
               <w:spacing w:after="10" w:before="0"/>
               <w:ind w:left="120"/>
             </w:pPr>
-            <w:hyperlink w:history="1" r:id="rIdf26bxh3h4wld1bgv84cdv">
+            <w:hyperlink w:history="1" r:id="rIdw5uthhtraxja0sdv2d2_p">
               <w:r>
                 <w:rPr>
                   <w:rFonts w:ascii="Arial" w:cs="Arial" w:eastAsia="Arial" w:hAnsi="Arial"/>
@@ -4104,7 +4104,7 @@
             <w:pPr>
               <w:spacing w:after="20" w:before="0"/>
             </w:pPr>
-            <w:hyperlink w:history="1" r:id="rIdw8jyep372cqow5ys0_luq">
+            <w:hyperlink w:history="1" r:id="rIdqho3-gt_5nn99xkzip7yh">
               <w:r>
                 <w:rPr>
                   <w:rFonts w:ascii="Arial" w:cs="Arial" w:eastAsia="Arial" w:hAnsi="Arial"/>
@@ -4137,7 +4137,7 @@
               <w:spacing w:after="10" w:before="0"/>
               <w:ind w:left="120"/>
             </w:pPr>
-            <w:hyperlink w:history="1" r:id="rIdkwkazjgmlnlib2e6ufozv">
+            <w:hyperlink w:history="1" r:id="rIdzhqbpn3c9x4_zysty6ezc">
               <w:r>
                 <w:rPr>
                   <w:rFonts w:ascii="Arial" w:cs="Arial" w:eastAsia="Arial" w:hAnsi="Arial"/>
@@ -4182,7 +4182,7 @@
             <w:pPr>
               <w:spacing w:after="20" w:before="0"/>
             </w:pPr>
-            <w:hyperlink w:history="1" r:id="rIdatrbf0qxxrhhsuf88avcl">
+            <w:hyperlink w:history="1" r:id="rIdrlinwmhcb-_je8_bzw0w3">
               <w:r>
                 <w:rPr>
                   <w:rFonts w:ascii="Arial" w:cs="Arial" w:eastAsia="Arial" w:hAnsi="Arial"/>
@@ -4215,7 +4215,7 @@
               <w:spacing w:after="10" w:before="0"/>
               <w:ind w:left="120"/>
             </w:pPr>
-            <w:hyperlink w:history="1" r:id="rIdvclc90drboiburpl1ffq2">
+            <w:hyperlink w:history="1" r:id="rIddtzm7forjiqppfrj2l2zq">
               <w:r>
                 <w:rPr>
                   <w:rFonts w:ascii="Arial" w:cs="Arial" w:eastAsia="Arial" w:hAnsi="Arial"/>
@@ -4410,7 +4410,7 @@
             <w:pPr>
               <w:spacing w:after="20" w:before="0"/>
             </w:pPr>
-            <w:hyperlink w:history="1" r:id="rIdbvrryso3hedtfgcvlftp4">
+            <w:hyperlink w:history="1" r:id="rIdrgoemfehrk26hra8rm-wr">
               <w:r>
                 <w:rPr>
                   <w:rFonts w:ascii="Arial" w:cs="Arial" w:eastAsia="Arial" w:hAnsi="Arial"/>
@@ -4443,7 +4443,7 @@
               <w:spacing w:after="10" w:before="0"/>
               <w:ind w:left="120"/>
             </w:pPr>
-            <w:hyperlink w:history="1" r:id="rIda9yxnoy776ryppdprwbtj">
+            <w:hyperlink w:history="1" r:id="rIdcemiglrj9j7xm3qmlodz8">
               <w:r>
                 <w:rPr>
                   <w:rFonts w:ascii="Arial" w:cs="Arial" w:eastAsia="Arial" w:hAnsi="Arial"/>
@@ -4488,7 +4488,7 @@
             <w:pPr>
               <w:spacing w:after="20" w:before="0"/>
             </w:pPr>
-            <w:hyperlink w:history="1" r:id="rIdxsm3-wzwtsgkzt9soem0f">
+            <w:hyperlink w:history="1" r:id="rId0su0rvts1ernpk10-tfxg">
               <w:r>
                 <w:rPr>
                   <w:rFonts w:ascii="Arial" w:cs="Arial" w:eastAsia="Arial" w:hAnsi="Arial"/>
@@ -4521,7 +4521,7 @@
               <w:spacing w:after="10" w:before="0"/>
               <w:ind w:left="120"/>
             </w:pPr>
-            <w:hyperlink w:history="1" r:id="rIdu2z6pfww-9u8ef0fshyf4">
+            <w:hyperlink w:history="1" r:id="rIdyahahxk3qkgyz1uqyntv5">
               <w:r>
                 <w:rPr>
                   <w:rFonts w:ascii="Arial" w:cs="Arial" w:eastAsia="Arial" w:hAnsi="Arial"/>
@@ -4716,7 +4716,7 @@
             <w:pPr>
               <w:spacing w:after="20" w:before="0"/>
             </w:pPr>
-            <w:hyperlink w:history="1" r:id="rId4r5pngfspbol-kufe84_m">
+            <w:hyperlink w:history="1" r:id="rIdcaeowb6kklhly3gx3gmpx">
               <w:r>
                 <w:rPr>
                   <w:rFonts w:ascii="Arial" w:cs="Arial" w:eastAsia="Arial" w:hAnsi="Arial"/>
@@ -4749,7 +4749,7 @@
               <w:spacing w:after="10" w:before="0"/>
               <w:ind w:left="120"/>
             </w:pPr>
-            <w:hyperlink w:history="1" r:id="rIdj7x_imoakl5ke3tlklfbu">
+            <w:hyperlink w:history="1" r:id="rIdn28fc3i7se7vjlxjzddl8">
               <w:r>
                 <w:rPr>
                   <w:rFonts w:ascii="Arial" w:cs="Arial" w:eastAsia="Arial" w:hAnsi="Arial"/>
@@ -4794,7 +4794,7 @@
             <w:pPr>
               <w:spacing w:after="20" w:before="0"/>
             </w:pPr>
-            <w:hyperlink w:history="1" r:id="rIdofqeckw72jr38sphn8b8u">
+            <w:hyperlink w:history="1" r:id="rIdq-6qhb--g3wavljkp5uj1">
               <w:r>
                 <w:rPr>
                   <w:rFonts w:ascii="Arial" w:cs="Arial" w:eastAsia="Arial" w:hAnsi="Arial"/>
@@ -4827,7 +4827,7 @@
               <w:spacing w:after="10" w:before="0"/>
               <w:ind w:left="120"/>
             </w:pPr>
-            <w:hyperlink w:history="1" r:id="rIdsain7pqe3o3ke9v76rhrc">
+            <w:hyperlink w:history="1" r:id="rIdmmnlulorp8odkqwwlxzkp">
               <w:r>
                 <w:rPr>
                   <w:rFonts w:ascii="Arial" w:cs="Arial" w:eastAsia="Arial" w:hAnsi="Arial"/>
@@ -5339,7 +5339,7 @@
         </w:rPr>
         <w:t xml:space="preserve">© 2026 SeaVuria and ARES. Aligned with KICD objectives. Developed by SeaVuria; technical implementation by ARES (with AI assistance from Claude). Licensed under </w:t>
       </w:r>
-      <w:hyperlink w:history="1" r:id="rIdriupgcjmcv9j18bpwjcrd">
+      <w:hyperlink w:history="1" r:id="rIdpzdspxzoyzofmgjmaaxix">
         <w:r>
           <w:rPr>
             <w:rFonts w:ascii="Arial" w:cs="Arial" w:eastAsia="Arial" w:hAnsi="Arial"/>
@@ -5360,7 +5360,7 @@
         </w:rPr>
         <w:t xml:space="preserve"> (</w:t>
       </w:r>
-      <w:hyperlink w:history="1" r:id="rIdnpcqyfqvv3sypaugrer8t">
+      <w:hyperlink w:history="1" r:id="rIdygdbdhznp9ikh_7nsagty">
         <w:r>
           <w:rPr>
             <w:rFonts w:ascii="Arial" w:cs="Arial" w:eastAsia="Arial" w:hAnsi="Arial"/>
@@ -6373,7 +6373,7 @@
             <w:pPr>
               <w:spacing w:after="20" w:before="0"/>
             </w:pPr>
-            <w:hyperlink w:history="1" r:id="rIdrvp_z0hmpylqqkpvpogk0">
+            <w:hyperlink w:history="1" r:id="rIdejfixghxvqq2hrltsopyl">
               <w:r>
                 <w:rPr>
                   <w:rFonts w:ascii="Arial" w:cs="Arial" w:eastAsia="Arial" w:hAnsi="Arial"/>
@@ -6406,7 +6406,7 @@
               <w:spacing w:after="10" w:before="0"/>
               <w:ind w:left="120"/>
             </w:pPr>
-            <w:hyperlink w:history="1" r:id="rId1zm867u6rzidxfqvajvon">
+            <w:hyperlink w:history="1" r:id="rIduatwo18pgnzny3wxiunnn">
               <w:r>
                 <w:rPr>
                   <w:rFonts w:ascii="Arial" w:cs="Arial" w:eastAsia="Arial" w:hAnsi="Arial"/>
@@ -6451,7 +6451,7 @@
             <w:pPr>
               <w:spacing w:after="20" w:before="0"/>
             </w:pPr>
-            <w:hyperlink w:history="1" r:id="rIdus-d_4-qzqjiwojyczlt4">
+            <w:hyperlink w:history="1" r:id="rIdg9nd-ksi0laywzilydw7t">
               <w:r>
                 <w:rPr>
                   <w:rFonts w:ascii="Arial" w:cs="Arial" w:eastAsia="Arial" w:hAnsi="Arial"/>
@@ -6484,7 +6484,7 @@
               <w:spacing w:after="10" w:before="0"/>
               <w:ind w:left="120"/>
             </w:pPr>
-            <w:hyperlink w:history="1" r:id="rIdagdair3bxcp_avdx_4cf3">
+            <w:hyperlink w:history="1" r:id="rIdttqkytzfldcwdm5q4py8d">
               <w:r>
                 <w:rPr>
                   <w:rFonts w:ascii="Arial" w:cs="Arial" w:eastAsia="Arial" w:hAnsi="Arial"/>
@@ -6679,7 +6679,7 @@
             <w:pPr>
               <w:spacing w:after="20" w:before="0"/>
             </w:pPr>
-            <w:hyperlink w:history="1" r:id="rIdhyu2oo7njzisgtlx7o5g1">
+            <w:hyperlink w:history="1" r:id="rIdwcjwsaaxfyqwpfmxeogwx">
               <w:r>
                 <w:rPr>
                   <w:rFonts w:ascii="Arial" w:cs="Arial" w:eastAsia="Arial" w:hAnsi="Arial"/>
@@ -6712,7 +6712,7 @@
               <w:spacing w:after="10" w:before="0"/>
               <w:ind w:left="120"/>
             </w:pPr>
-            <w:hyperlink w:history="1" r:id="rIdckrso8zvimgtvwz63vp2m">
+            <w:hyperlink w:history="1" r:id="rIdru1ukegyugqochcqboapk">
               <w:r>
                 <w:rPr>
                   <w:rFonts w:ascii="Arial" w:cs="Arial" w:eastAsia="Arial" w:hAnsi="Arial"/>
@@ -6757,7 +6757,7 @@
             <w:pPr>
               <w:spacing w:after="20" w:before="0"/>
             </w:pPr>
-            <w:hyperlink w:history="1" r:id="rIdc8_pnb0qz4vv3m_sjvr-g">
+            <w:hyperlink w:history="1" r:id="rIdev7dvib9xlptpb7zqs_nx">
               <w:r>
                 <w:rPr>
                   <w:rFonts w:ascii="Arial" w:cs="Arial" w:eastAsia="Arial" w:hAnsi="Arial"/>
@@ -6790,7 +6790,7 @@
               <w:spacing w:after="10" w:before="0"/>
               <w:ind w:left="120"/>
             </w:pPr>
-            <w:hyperlink w:history="1" r:id="rId2pwhpyt1qlprc3lhhmln0">
+            <w:hyperlink w:history="1" r:id="rIdc1o-psllkxx_vyccm9yep">
               <w:r>
                 <w:rPr>
                   <w:rFonts w:ascii="Arial" w:cs="Arial" w:eastAsia="Arial" w:hAnsi="Arial"/>
@@ -6985,7 +6985,7 @@
             <w:pPr>
               <w:spacing w:after="20" w:before="0"/>
             </w:pPr>
-            <w:hyperlink w:history="1" r:id="rIdbtpwp1ngsliz9qdwl7d5f">
+            <w:hyperlink w:history="1" r:id="rId-igfucvgr46yjwkkw2qqp">
               <w:r>
                 <w:rPr>
                   <w:rFonts w:ascii="Arial" w:cs="Arial" w:eastAsia="Arial" w:hAnsi="Arial"/>
@@ -7034,7 +7034,7 @@
               <w:spacing w:after="10" w:before="0"/>
               <w:ind w:left="120"/>
             </w:pPr>
-            <w:hyperlink w:history="1" r:id="rIdlicftyu6oz7cmvpzpiqwl">
+            <w:hyperlink w:history="1" r:id="rIdscs1i_tuvnr9ygpxlyvks">
               <w:r>
                 <w:rPr>
                   <w:rFonts w:ascii="Arial" w:cs="Arial" w:eastAsia="Arial" w:hAnsi="Arial"/>
@@ -7079,7 +7079,7 @@
             <w:pPr>
               <w:spacing w:after="20" w:before="0"/>
             </w:pPr>
-            <w:hyperlink w:history="1" r:id="rIdple1ho-y1zc60du057fkr">
+            <w:hyperlink w:history="1" r:id="rId65eonw96sc7mq9ebqsfue">
               <w:r>
                 <w:rPr>
                   <w:rFonts w:ascii="Arial" w:cs="Arial" w:eastAsia="Arial" w:hAnsi="Arial"/>
@@ -7112,7 +7112,7 @@
               <w:spacing w:after="10" w:before="0"/>
               <w:ind w:left="120"/>
             </w:pPr>
-            <w:hyperlink w:history="1" r:id="rIdjqkyaw_vnbyrujllngbw7">
+            <w:hyperlink w:history="1" r:id="rIdfsetr_gzf-_jwv-jafrsf">
               <w:r>
                 <w:rPr>
                   <w:rFonts w:ascii="Arial" w:cs="Arial" w:eastAsia="Arial" w:hAnsi="Arial"/>
@@ -7307,7 +7307,7 @@
             <w:pPr>
               <w:spacing w:after="20" w:before="0"/>
             </w:pPr>
-            <w:hyperlink w:history="1" r:id="rId2ymap8xq8_cs5m4kymazw">
+            <w:hyperlink w:history="1" r:id="rIdkicye6codtakmvvmesqlv">
               <w:r>
                 <w:rPr>
                   <w:rFonts w:ascii="Arial" w:cs="Arial" w:eastAsia="Arial" w:hAnsi="Arial"/>
@@ -7356,7 +7356,7 @@
               <w:spacing w:after="10" w:before="0"/>
               <w:ind w:left="120"/>
             </w:pPr>
-            <w:hyperlink w:history="1" r:id="rIdsgmtn3f0kpably4aos0b2">
+            <w:hyperlink w:history="1" r:id="rIdjnov_u5nhrdkjs-j4p7tu">
               <w:r>
                 <w:rPr>
                   <w:rFonts w:ascii="Arial" w:cs="Arial" w:eastAsia="Arial" w:hAnsi="Arial"/>
@@ -7401,7 +7401,7 @@
             <w:pPr>
               <w:spacing w:after="20" w:before="0"/>
             </w:pPr>
-            <w:hyperlink w:history="1" r:id="rId0mbuvu9itvqce1eipbexb">
+            <w:hyperlink w:history="1" r:id="rIdrccbjaw0p8bgwjcetf0-c">
               <w:r>
                 <w:rPr>
                   <w:rFonts w:ascii="Arial" w:cs="Arial" w:eastAsia="Arial" w:hAnsi="Arial"/>
@@ -7434,7 +7434,7 @@
               <w:spacing w:after="10" w:before="0"/>
               <w:ind w:left="120"/>
             </w:pPr>
-            <w:hyperlink w:history="1" r:id="rId_kcghhxpsn1pkzkuycx2j">
+            <w:hyperlink w:history="1" r:id="rIdzsnsdbtmvsmt6wsx8yg7-">
               <w:r>
                 <w:rPr>
                   <w:rFonts w:ascii="Arial" w:cs="Arial" w:eastAsia="Arial" w:hAnsi="Arial"/>
@@ -7629,7 +7629,7 @@
             <w:pPr>
               <w:spacing w:after="20" w:before="0"/>
             </w:pPr>
-            <w:hyperlink w:history="1" r:id="rIdnn9jmrzly7-l4xwxgex3n">
+            <w:hyperlink w:history="1" r:id="rIdodqqgfnpmsivcqe2ltohp">
               <w:r>
                 <w:rPr>
                   <w:rFonts w:ascii="Arial" w:cs="Arial" w:eastAsia="Arial" w:hAnsi="Arial"/>
@@ -7678,7 +7678,7 @@
               <w:spacing w:after="10" w:before="0"/>
               <w:ind w:left="120"/>
             </w:pPr>
-            <w:hyperlink w:history="1" r:id="rIdqeco2h91uwjehzzwpld-w">
+            <w:hyperlink w:history="1" r:id="rIdri3a_xgstnnh3wtugxct6">
               <w:r>
                 <w:rPr>
                   <w:rFonts w:ascii="Arial" w:cs="Arial" w:eastAsia="Arial" w:hAnsi="Arial"/>
@@ -7723,7 +7723,7 @@
             <w:pPr>
               <w:spacing w:after="20" w:before="0"/>
             </w:pPr>
-            <w:hyperlink w:history="1" r:id="rIdr8lobf7yu4mljjo7s7kqu">
+            <w:hyperlink w:history="1" r:id="rIdq23a-rcfyzwgo9eodprc3">
               <w:r>
                 <w:rPr>
                   <w:rFonts w:ascii="Arial" w:cs="Arial" w:eastAsia="Arial" w:hAnsi="Arial"/>
@@ -7772,7 +7772,7 @@
               <w:spacing w:after="10" w:before="0"/>
               <w:ind w:left="120"/>
             </w:pPr>
-            <w:hyperlink w:history="1" r:id="rIdvhtz_h5tedxsyec2u5-80">
+            <w:hyperlink w:history="1" r:id="rIdt1oaxjfgu9oaxfzgvtxnf">
               <w:r>
                 <w:rPr>
                   <w:rFonts w:ascii="Arial" w:cs="Arial" w:eastAsia="Arial" w:hAnsi="Arial"/>
@@ -8284,7 +8284,7 @@
         </w:rPr>
         <w:t xml:space="preserve">© 2026 SeaVuria and ARES. Aligned with KICD objectives. Developed by SeaVuria; technical implementation by ARES (with AI assistance from Claude). Licensed under </w:t>
       </w:r>
-      <w:hyperlink w:history="1" r:id="rIdbscypkicgldjkgsxdkjzn">
+      <w:hyperlink w:history="1" r:id="rId7g8a207bnqkkp_frnhxqs">
         <w:r>
           <w:rPr>
             <w:rFonts w:ascii="Arial" w:cs="Arial" w:eastAsia="Arial" w:hAnsi="Arial"/>
@@ -8305,7 +8305,7 @@
         </w:rPr>
         <w:t xml:space="preserve"> (</w:t>
       </w:r>
-      <w:hyperlink w:history="1" r:id="rIdtomkfpkz4zrjouqwuw205">
+      <w:hyperlink w:history="1" r:id="rIdmucowu1vp4dmicp44xkrq">
         <w:r>
           <w:rPr>
             <w:rFonts w:ascii="Arial" w:cs="Arial" w:eastAsia="Arial" w:hAnsi="Arial"/>
@@ -9318,7 +9318,7 @@
             <w:pPr>
               <w:spacing w:after="20" w:before="0"/>
             </w:pPr>
-            <w:hyperlink w:history="1" r:id="rId7nhmzt9qqznvyraav8eyu">
+            <w:hyperlink w:history="1" r:id="rId5lmvvjttdz0c8ivsq4yl9">
               <w:r>
                 <w:rPr>
                   <w:rFonts w:ascii="Arial" w:cs="Arial" w:eastAsia="Arial" w:hAnsi="Arial"/>
@@ -9351,7 +9351,7 @@
               <w:spacing w:after="10" w:before="0"/>
               <w:ind w:left="120"/>
             </w:pPr>
-            <w:hyperlink w:history="1" r:id="rIdl1unegi5qyvgy8p9bqlsc">
+            <w:hyperlink w:history="1" r:id="rIdj8ut5orh2jywid70uamoy">
               <w:r>
                 <w:rPr>
                   <w:rFonts w:ascii="Arial" w:cs="Arial" w:eastAsia="Arial" w:hAnsi="Arial"/>
@@ -9396,7 +9396,7 @@
             <w:pPr>
               <w:spacing w:after="20" w:before="0"/>
             </w:pPr>
-            <w:hyperlink w:history="1" r:id="rIdrukn4z5avivcing9aaozv">
+            <w:hyperlink w:history="1" r:id="rId5o6knaualwnycjsnygg71">
               <w:r>
                 <w:rPr>
                   <w:rFonts w:ascii="Arial" w:cs="Arial" w:eastAsia="Arial" w:hAnsi="Arial"/>
@@ -9429,7 +9429,7 @@
               <w:spacing w:after="10" w:before="0"/>
               <w:ind w:left="120"/>
             </w:pPr>
-            <w:hyperlink w:history="1" r:id="rIdxrogvkg0ng_vftmtxfbbi">
+            <w:hyperlink w:history="1" r:id="rIdu_0z6wwtgk9ik51mnbapd">
               <w:r>
                 <w:rPr>
                   <w:rFonts w:ascii="Arial" w:cs="Arial" w:eastAsia="Arial" w:hAnsi="Arial"/>
@@ -9624,7 +9624,7 @@
             <w:pPr>
               <w:spacing w:after="20" w:before="0"/>
             </w:pPr>
-            <w:hyperlink w:history="1" r:id="rIdaqlgrnzqjwnsmoe-mi96n">
+            <w:hyperlink w:history="1" r:id="rIdah1jomxozj2kecmhywgbs">
               <w:r>
                 <w:rPr>
                   <w:rFonts w:ascii="Arial" w:cs="Arial" w:eastAsia="Arial" w:hAnsi="Arial"/>
@@ -9657,7 +9657,7 @@
               <w:spacing w:after="10" w:before="0"/>
               <w:ind w:left="120"/>
             </w:pPr>
-            <w:hyperlink w:history="1" r:id="rIdfwqlihjxroejp9uahuvey">
+            <w:hyperlink w:history="1" r:id="rId1n5pi1imkqho3khtrvbyx">
               <w:r>
                 <w:rPr>
                   <w:rFonts w:ascii="Arial" w:cs="Arial" w:eastAsia="Arial" w:hAnsi="Arial"/>
@@ -9702,7 +9702,7 @@
             <w:pPr>
               <w:spacing w:after="20" w:before="0"/>
             </w:pPr>
-            <w:hyperlink w:history="1" r:id="rIdforpdfwfwstda3ckocbdm">
+            <w:hyperlink w:history="1" r:id="rId82vxsei6otakjhal8kdzy">
               <w:r>
                 <w:rPr>
                   <w:rFonts w:ascii="Arial" w:cs="Arial" w:eastAsia="Arial" w:hAnsi="Arial"/>
@@ -9735,7 +9735,7 @@
               <w:spacing w:after="10" w:before="0"/>
               <w:ind w:left="120"/>
             </w:pPr>
-            <w:hyperlink w:history="1" r:id="rIdqir5f5slrev7dgqx_wuhd">
+            <w:hyperlink w:history="1" r:id="rIdblcyynepx5vffazsb9yev">
               <w:r>
                 <w:rPr>
                   <w:rFonts w:ascii="Arial" w:cs="Arial" w:eastAsia="Arial" w:hAnsi="Arial"/>
@@ -9930,7 +9930,7 @@
             <w:pPr>
               <w:spacing w:after="20" w:before="0"/>
             </w:pPr>
-            <w:hyperlink w:history="1" r:id="rIdtbjwdptcgqqhoenpqgivy">
+            <w:hyperlink w:history="1" r:id="rIdxxmk-2kajtcsjojm4duxg">
               <w:r>
                 <w:rPr>
                   <w:rFonts w:ascii="Arial" w:cs="Arial" w:eastAsia="Arial" w:hAnsi="Arial"/>
@@ -9979,7 +9979,7 @@
               <w:spacing w:after="10" w:before="0"/>
               <w:ind w:left="120"/>
             </w:pPr>
-            <w:hyperlink w:history="1" r:id="rIdnnrvpgk-inapjersmbodq">
+            <w:hyperlink w:history="1" r:id="rId5whjbmvccvbx8ys7aqusf">
               <w:r>
                 <w:rPr>
                   <w:rFonts w:ascii="Arial" w:cs="Arial" w:eastAsia="Arial" w:hAnsi="Arial"/>
@@ -10024,7 +10024,7 @@
             <w:pPr>
               <w:spacing w:after="20" w:before="0"/>
             </w:pPr>
-            <w:hyperlink w:history="1" r:id="rIdqkfyfg7uu6hhaiwvwyc5z">
+            <w:hyperlink w:history="1" r:id="rIdmzu-ljed9twh8vc6sxs2b">
               <w:r>
                 <w:rPr>
                   <w:rFonts w:ascii="Arial" w:cs="Arial" w:eastAsia="Arial" w:hAnsi="Arial"/>
@@ -10057,7 +10057,7 @@
               <w:spacing w:after="10" w:before="0"/>
               <w:ind w:left="120"/>
             </w:pPr>
-            <w:hyperlink w:history="1" r:id="rIdry8-hmbidfdntlqaah4t0">
+            <w:hyperlink w:history="1" r:id="rIdgbowu5m2zxigv2nkbslo6">
               <w:r>
                 <w:rPr>
                   <w:rFonts w:ascii="Arial" w:cs="Arial" w:eastAsia="Arial" w:hAnsi="Arial"/>
@@ -10252,7 +10252,7 @@
             <w:pPr>
               <w:spacing w:after="20" w:before="0"/>
             </w:pPr>
-            <w:hyperlink w:history="1" r:id="rIdkhi0ag44zlgwnnfrqwbe4">
+            <w:hyperlink w:history="1" r:id="rIddtmbxl_zwzkvlrzoumxyu">
               <w:r>
                 <w:rPr>
                   <w:rFonts w:ascii="Arial" w:cs="Arial" w:eastAsia="Arial" w:hAnsi="Arial"/>
@@ -10301,7 +10301,7 @@
               <w:spacing w:after="10" w:before="0"/>
               <w:ind w:left="120"/>
             </w:pPr>
-            <w:hyperlink w:history="1" r:id="rIdetj2auqcoz0lu44cswtwk">
+            <w:hyperlink w:history="1" r:id="rIdjaajnpcipooe5sfmwah97">
               <w:r>
                 <w:rPr>
                   <w:rFonts w:ascii="Arial" w:cs="Arial" w:eastAsia="Arial" w:hAnsi="Arial"/>
@@ -10346,7 +10346,7 @@
             <w:pPr>
               <w:spacing w:after="20" w:before="0"/>
             </w:pPr>
-            <w:hyperlink w:history="1" r:id="rIdvd3-rw_aghovkd_pnrcye">
+            <w:hyperlink w:history="1" r:id="rIdlv2it3vb5njansjbrbxdl">
               <w:r>
                 <w:rPr>
                   <w:rFonts w:ascii="Arial" w:cs="Arial" w:eastAsia="Arial" w:hAnsi="Arial"/>
@@ -10379,7 +10379,7 @@
               <w:spacing w:after="10" w:before="0"/>
               <w:ind w:left="120"/>
             </w:pPr>
-            <w:hyperlink w:history="1" r:id="rIddxp8bghzgubxlseoukwch">
+            <w:hyperlink w:history="1" r:id="rIdcb0ztx3m3slnsbakt4qsq">
               <w:r>
                 <w:rPr>
                   <w:rFonts w:ascii="Arial" w:cs="Arial" w:eastAsia="Arial" w:hAnsi="Arial"/>
@@ -10574,7 +10574,7 @@
             <w:pPr>
               <w:spacing w:after="20" w:before="0"/>
             </w:pPr>
-            <w:hyperlink w:history="1" r:id="rIdecn0_mpwv-6pwuz9aoy4q">
+            <w:hyperlink w:history="1" r:id="rIdszzsqt6mhflsuemngzgtb">
               <w:r>
                 <w:rPr>
                   <w:rFonts w:ascii="Arial" w:cs="Arial" w:eastAsia="Arial" w:hAnsi="Arial"/>
@@ -10623,7 +10623,7 @@
               <w:spacing w:after="10" w:before="0"/>
               <w:ind w:left="120"/>
             </w:pPr>
-            <w:hyperlink w:history="1" r:id="rIdjhm1qccociuhg8ebwhntf">
+            <w:hyperlink w:history="1" r:id="rIdxkmunr85otzmblaxi3eqp">
               <w:r>
                 <w:rPr>
                   <w:rFonts w:ascii="Arial" w:cs="Arial" w:eastAsia="Arial" w:hAnsi="Arial"/>
@@ -10668,7 +10668,7 @@
             <w:pPr>
               <w:spacing w:after="20" w:before="0"/>
             </w:pPr>
-            <w:hyperlink w:history="1" r:id="rId_ohuqvkp6lsragha0bzmv">
+            <w:hyperlink w:history="1" r:id="rIdlmqxsrdgmtawhr9rp9ubs">
               <w:r>
                 <w:rPr>
                   <w:rFonts w:ascii="Arial" w:cs="Arial" w:eastAsia="Arial" w:hAnsi="Arial"/>
@@ -10717,7 +10717,7 @@
               <w:spacing w:after="10" w:before="0"/>
               <w:ind w:left="120"/>
             </w:pPr>
-            <w:hyperlink w:history="1" r:id="rIdl8zyz-g5xcmdn5pf-rup_">
+            <w:hyperlink w:history="1" r:id="rIdzliifzn8kpjvxseu80qbs">
               <w:r>
                 <w:rPr>
                   <w:rFonts w:ascii="Arial" w:cs="Arial" w:eastAsia="Arial" w:hAnsi="Arial"/>
@@ -11229,7 +11229,7 @@
         </w:rPr>
         <w:t xml:space="preserve">© 2026 SeaVuria and ARES. Aligned with KICD objectives. Developed by SeaVuria; technical implementation by ARES (with AI assistance from Claude). Licensed under </w:t>
       </w:r>
-      <w:hyperlink w:history="1" r:id="rIdmw4jg3aeaxixceypkseo9">
+      <w:hyperlink w:history="1" r:id="rIdn905lkqqwtpamnmjohujg">
         <w:r>
           <w:rPr>
             <w:rFonts w:ascii="Arial" w:cs="Arial" w:eastAsia="Arial" w:hAnsi="Arial"/>
@@ -11250,7 +11250,7 @@
         </w:rPr>
         <w:t xml:space="preserve"> (</w:t>
       </w:r>
-      <w:hyperlink w:history="1" r:id="rIdabldnim-ko51uw4u7qx_y">
+      <w:hyperlink w:history="1" r:id="rId6dkxaujkpeqb8cpvpkp0q">
         <w:r>
           <w:rPr>
             <w:rFonts w:ascii="Arial" w:cs="Arial" w:eastAsia="Arial" w:hAnsi="Arial"/>
@@ -12263,7 +12263,7 @@
             <w:pPr>
               <w:spacing w:after="20" w:before="0"/>
             </w:pPr>
-            <w:hyperlink w:history="1" r:id="rId4zhq7jcpwepdwih1wn07i">
+            <w:hyperlink w:history="1" r:id="rIds9shemcajozc86wlrqhrv">
               <w:r>
                 <w:rPr>
                   <w:rFonts w:ascii="Arial" w:cs="Arial" w:eastAsia="Arial" w:hAnsi="Arial"/>
@@ -12296,7 +12296,7 @@
               <w:spacing w:after="10" w:before="0"/>
               <w:ind w:left="120"/>
             </w:pPr>
-            <w:hyperlink w:history="1" r:id="rId-5qpwtz5fhmwmndym2iaz">
+            <w:hyperlink w:history="1" r:id="rIdo-5ozhnceyf2pmrqdpwpa">
               <w:r>
                 <w:rPr>
                   <w:rFonts w:ascii="Arial" w:cs="Arial" w:eastAsia="Arial" w:hAnsi="Arial"/>
@@ -12341,7 +12341,7 @@
             <w:pPr>
               <w:spacing w:after="20" w:before="0"/>
             </w:pPr>
-            <w:hyperlink w:history="1" r:id="rIdymuknhh6dp-9ee01ddqk6">
+            <w:hyperlink w:history="1" r:id="rIdc1ykdfyy0opcnmo_aa0qn">
               <w:r>
                 <w:rPr>
                   <w:rFonts w:ascii="Arial" w:cs="Arial" w:eastAsia="Arial" w:hAnsi="Arial"/>
@@ -12374,7 +12374,7 @@
               <w:spacing w:after="10" w:before="0"/>
               <w:ind w:left="120"/>
             </w:pPr>
-            <w:hyperlink w:history="1" r:id="rId5ggbcdshdcvuqnhq2bjkk">
+            <w:hyperlink w:history="1" r:id="rIdb-4klusuwwi8kjvijtm2j">
               <w:r>
                 <w:rPr>
                   <w:rFonts w:ascii="Arial" w:cs="Arial" w:eastAsia="Arial" w:hAnsi="Arial"/>
@@ -12645,7 +12645,7 @@
             <w:pPr>
               <w:spacing w:after="20" w:before="0"/>
             </w:pPr>
-            <w:hyperlink w:history="1" r:id="rIdki0fkpcxicgzvosbuxcut">
+            <w:hyperlink w:history="1" r:id="rIdylz_2xy2rqkfgvtz8jd0g">
               <w:r>
                 <w:rPr>
                   <w:rFonts w:ascii="Arial" w:cs="Arial" w:eastAsia="Arial" w:hAnsi="Arial"/>
@@ -12678,7 +12678,7 @@
               <w:spacing w:after="10" w:before="0"/>
               <w:ind w:left="120"/>
             </w:pPr>
-            <w:hyperlink w:history="1" r:id="rIdtrp79v8q2guhitmajxsun">
+            <w:hyperlink w:history="1" r:id="rIdxtfx0rwagf46mltfo43lo">
               <w:r>
                 <w:rPr>
                   <w:rFonts w:ascii="Arial" w:cs="Arial" w:eastAsia="Arial" w:hAnsi="Arial"/>
@@ -12723,7 +12723,7 @@
             <w:pPr>
               <w:spacing w:after="20" w:before="0"/>
             </w:pPr>
-            <w:hyperlink w:history="1" r:id="rId-hiboygtyc6lbqiazc7ha">
+            <w:hyperlink w:history="1" r:id="rId_zz9pfycpqee8bz_-fv20">
               <w:r>
                 <w:rPr>
                   <w:rFonts w:ascii="Arial" w:cs="Arial" w:eastAsia="Arial" w:hAnsi="Arial"/>
@@ -12756,7 +12756,7 @@
               <w:spacing w:after="10" w:before="0"/>
               <w:ind w:left="120"/>
             </w:pPr>
-            <w:hyperlink w:history="1" r:id="rIdrelcb3gywfm_jboosfp3s">
+            <w:hyperlink w:history="1" r:id="rIdz4lg_xxgwdcbs2daoyu1-">
               <w:r>
                 <w:rPr>
                   <w:rFonts w:ascii="Arial" w:cs="Arial" w:eastAsia="Arial" w:hAnsi="Arial"/>
@@ -13065,7 +13065,7 @@
             <w:pPr>
               <w:spacing w:after="20" w:before="0"/>
             </w:pPr>
-            <w:hyperlink w:history="1" r:id="rId94pswkiugpunvh7j0u0u5">
+            <w:hyperlink w:history="1" r:id="rIdd6oamjsl8eefrzxclpqol">
               <w:r>
                 <w:rPr>
                   <w:rFonts w:ascii="Arial" w:cs="Arial" w:eastAsia="Arial" w:hAnsi="Arial"/>
@@ -13098,7 +13098,7 @@
               <w:spacing w:after="10" w:before="0"/>
               <w:ind w:left="120"/>
             </w:pPr>
-            <w:hyperlink w:history="1" r:id="rId-f__f1rev9uwczovluqrd">
+            <w:hyperlink w:history="1" r:id="rIdqdsfikyqdjzgtbfckhgog">
               <w:r>
                 <w:rPr>
                   <w:rFonts w:ascii="Arial" w:cs="Arial" w:eastAsia="Arial" w:hAnsi="Arial"/>
@@ -13143,7 +13143,7 @@
             <w:pPr>
               <w:spacing w:after="20" w:before="0"/>
             </w:pPr>
-            <w:hyperlink w:history="1" r:id="rIdxa6f0ds3oon78s3bclqt8">
+            <w:hyperlink w:history="1" r:id="rIdk0i2nsgdkn_qghmolmxfc">
               <w:r>
                 <w:rPr>
                   <w:rFonts w:ascii="Arial" w:cs="Arial" w:eastAsia="Arial" w:hAnsi="Arial"/>
@@ -13192,7 +13192,7 @@
               <w:spacing w:after="10" w:before="0"/>
               <w:ind w:left="120"/>
             </w:pPr>
-            <w:hyperlink w:history="1" r:id="rId6gwv6mq-vrftet6jhcz6_">
+            <w:hyperlink w:history="1" r:id="rId7itdcbifk0guawye5l7fc">
               <w:r>
                 <w:rPr>
                   <w:rFonts w:ascii="Arial" w:cs="Arial" w:eastAsia="Arial" w:hAnsi="Arial"/>
@@ -13501,7 +13501,7 @@
             <w:pPr>
               <w:spacing w:after="20" w:before="0"/>
             </w:pPr>
-            <w:hyperlink w:history="1" r:id="rIdirch5c54ykarp79vmyyqk">
+            <w:hyperlink w:history="1" r:id="rIdoytrmgnyxw8na8m8das5y">
               <w:r>
                 <w:rPr>
                   <w:rFonts w:ascii="Arial" w:cs="Arial" w:eastAsia="Arial" w:hAnsi="Arial"/>
@@ -13534,7 +13534,7 @@
               <w:spacing w:after="10" w:before="0"/>
               <w:ind w:left="120"/>
             </w:pPr>
-            <w:hyperlink w:history="1" r:id="rIdlrgbthllceznkewrngd-h">
+            <w:hyperlink w:history="1" r:id="rIddxk0vcq6ateq6xsqskpsg">
               <w:r>
                 <w:rPr>
                   <w:rFonts w:ascii="Arial" w:cs="Arial" w:eastAsia="Arial" w:hAnsi="Arial"/>
@@ -13579,7 +13579,7 @@
             <w:pPr>
               <w:spacing w:after="20" w:before="0"/>
             </w:pPr>
-            <w:hyperlink w:history="1" r:id="rIdsyajn8rjgl0g7hh1xnz3x">
+            <w:hyperlink w:history="1" r:id="rId1wnsbut2_i8rszzaz8i0i">
               <w:r>
                 <w:rPr>
                   <w:rFonts w:ascii="Arial" w:cs="Arial" w:eastAsia="Arial" w:hAnsi="Arial"/>
@@ -13628,7 +13628,7 @@
               <w:spacing w:after="10" w:before="0"/>
               <w:ind w:left="120"/>
             </w:pPr>
-            <w:hyperlink w:history="1" r:id="rId84geql05aqzmm9h1fuvf2">
+            <w:hyperlink w:history="1" r:id="rIddsac2qlb7rpd2k33xjvwc">
               <w:r>
                 <w:rPr>
                   <w:rFonts w:ascii="Arial" w:cs="Arial" w:eastAsia="Arial" w:hAnsi="Arial"/>
@@ -13918,7 +13918,7 @@
             <w:pPr>
               <w:spacing w:after="20" w:before="0"/>
             </w:pPr>
-            <w:hyperlink w:history="1" r:id="rIdoe3prsi2_6hzmzd0db6zj">
+            <w:hyperlink w:history="1" r:id="rIdgprdcldv8eknvtaph9sen">
               <w:r>
                 <w:rPr>
                   <w:rFonts w:ascii="Arial" w:cs="Arial" w:eastAsia="Arial" w:hAnsi="Arial"/>
@@ -13967,7 +13967,7 @@
               <w:spacing w:after="10" w:before="0"/>
               <w:ind w:left="120"/>
             </w:pPr>
-            <w:hyperlink w:history="1" r:id="rIdckcgrbcwrdrqjan8hewhe">
+            <w:hyperlink w:history="1" r:id="rIdbc1jig2j8vwnqpweqiuv1">
               <w:r>
                 <w:rPr>
                   <w:rFonts w:ascii="Arial" w:cs="Arial" w:eastAsia="Arial" w:hAnsi="Arial"/>
@@ -14012,7 +14012,7 @@
             <w:pPr>
               <w:spacing w:after="20" w:before="0"/>
             </w:pPr>
-            <w:hyperlink w:history="1" r:id="rId2q7geexapbzio3cudnnpv">
+            <w:hyperlink w:history="1" r:id="rIdbbosru-tumcbbof_o8bi4">
               <w:r>
                 <w:rPr>
                   <w:rFonts w:ascii="Arial" w:cs="Arial" w:eastAsia="Arial" w:hAnsi="Arial"/>
@@ -14061,7 +14061,7 @@
               <w:spacing w:after="10" w:before="0"/>
               <w:ind w:left="120"/>
             </w:pPr>
-            <w:hyperlink w:history="1" r:id="rIdklxelgklvrgwvl8s9vb3s">
+            <w:hyperlink w:history="1" r:id="rIdg6luoo8-pqekh_ohy1b0r">
               <w:r>
                 <w:rPr>
                   <w:rFonts w:ascii="Arial" w:cs="Arial" w:eastAsia="Arial" w:hAnsi="Arial"/>
@@ -14687,7 +14687,7 @@
         </w:rPr>
         <w:t xml:space="preserve">© 2026 SeaVuria and ARES. Aligned with KICD objectives. Developed by SeaVuria; technical implementation by ARES (with AI assistance from Claude). Licensed under </w:t>
       </w:r>
-      <w:hyperlink w:history="1" r:id="rIddgldo5y785vunwyuoywxp">
+      <w:hyperlink w:history="1" r:id="rIdcs0wqg0tq_pbymoqtpizf">
         <w:r>
           <w:rPr>
             <w:rFonts w:ascii="Arial" w:cs="Arial" w:eastAsia="Arial" w:hAnsi="Arial"/>
@@ -14708,7 +14708,7 @@
         </w:rPr>
         <w:t xml:space="preserve"> (</w:t>
       </w:r>
-      <w:hyperlink w:history="1" r:id="rIdsbqj-k9tt6utbruov54yw">
+      <w:hyperlink w:history="1" r:id="rId93z-a9j1clmqjd79fircd">
         <w:r>
           <w:rPr>
             <w:rFonts w:ascii="Arial" w:cs="Arial" w:eastAsia="Arial" w:hAnsi="Arial"/>
@@ -15721,7 +15721,7 @@
             <w:pPr>
               <w:spacing w:after="20" w:before="0"/>
             </w:pPr>
-            <w:hyperlink w:history="1" r:id="rId6kk7lcsb-e8pym9phaio0">
+            <w:hyperlink w:history="1" r:id="rIdnccmwnqbn0d5j0uwjbftm">
               <w:r>
                 <w:rPr>
                   <w:rFonts w:ascii="Arial" w:cs="Arial" w:eastAsia="Arial" w:hAnsi="Arial"/>
@@ -15754,7 +15754,7 @@
               <w:spacing w:after="10" w:before="0"/>
               <w:ind w:left="120"/>
             </w:pPr>
-            <w:hyperlink w:history="1" r:id="rIdckbwd7eg1felf_kv6qv_6">
+            <w:hyperlink w:history="1" r:id="rIdgwppppcdsmrj2mxbq9l5m">
               <w:r>
                 <w:rPr>
                   <w:rFonts w:ascii="Arial" w:cs="Arial" w:eastAsia="Arial" w:hAnsi="Arial"/>
@@ -15799,7 +15799,7 @@
             <w:pPr>
               <w:spacing w:after="20" w:before="0"/>
             </w:pPr>
-            <w:hyperlink w:history="1" r:id="rIdk8riekiupyos6jptvksud">
+            <w:hyperlink w:history="1" r:id="rIdbhuoyzurvy79iasvuoknv">
               <w:r>
                 <w:rPr>
                   <w:rFonts w:ascii="Arial" w:cs="Arial" w:eastAsia="Arial" w:hAnsi="Arial"/>
@@ -15832,7 +15832,7 @@
               <w:spacing w:after="10" w:before="0"/>
               <w:ind w:left="120"/>
             </w:pPr>
-            <w:hyperlink w:history="1" r:id="rIdke3vz6oyergaacywfum7j">
+            <w:hyperlink w:history="1" r:id="rIdndsgpw19u-adfaxpdsjra">
               <w:r>
                 <w:rPr>
                   <w:rFonts w:ascii="Arial" w:cs="Arial" w:eastAsia="Arial" w:hAnsi="Arial"/>
@@ -16027,7 +16027,7 @@
             <w:pPr>
               <w:spacing w:after="20" w:before="0"/>
             </w:pPr>
-            <w:hyperlink w:history="1" r:id="rIdsde4pukra-wkmaow7skv9">
+            <w:hyperlink w:history="1" r:id="rIdntth5odrh4kyfaisadjw4">
               <w:r>
                 <w:rPr>
                   <w:rFonts w:ascii="Arial" w:cs="Arial" w:eastAsia="Arial" w:hAnsi="Arial"/>
@@ -16060,7 +16060,7 @@
               <w:spacing w:after="10" w:before="0"/>
               <w:ind w:left="120"/>
             </w:pPr>
-            <w:hyperlink w:history="1" r:id="rIdv8jfxyqrszecjxyfj_ap9">
+            <w:hyperlink w:history="1" r:id="rId7acta57glfgis0r9p2j_f">
               <w:r>
                 <w:rPr>
                   <w:rFonts w:ascii="Arial" w:cs="Arial" w:eastAsia="Arial" w:hAnsi="Arial"/>
@@ -16105,7 +16105,7 @@
             <w:pPr>
               <w:spacing w:after="20" w:before="0"/>
             </w:pPr>
-            <w:hyperlink w:history="1" r:id="rIda5pgkkblhcxfi7fx6ikev">
+            <w:hyperlink w:history="1" r:id="rIdva2yanpqdu3biepymhhpj">
               <w:r>
                 <w:rPr>
                   <w:rFonts w:ascii="Arial" w:cs="Arial" w:eastAsia="Arial" w:hAnsi="Arial"/>
@@ -16138,7 +16138,7 @@
               <w:spacing w:after="10" w:before="0"/>
               <w:ind w:left="120"/>
             </w:pPr>
-            <w:hyperlink w:history="1" r:id="rIdw3viyn6nrpbb8tkzblmpo">
+            <w:hyperlink w:history="1" r:id="rIdrxwf6gvge-ldggudem6ha">
               <w:r>
                 <w:rPr>
                   <w:rFonts w:ascii="Arial" w:cs="Arial" w:eastAsia="Arial" w:hAnsi="Arial"/>
@@ -16333,7 +16333,7 @@
             <w:pPr>
               <w:spacing w:after="20" w:before="0"/>
             </w:pPr>
-            <w:hyperlink w:history="1" r:id="rId6odyrpo5tejfumoapt0or">
+            <w:hyperlink w:history="1" r:id="rIdwstrtif1l0buuok-kisvq">
               <w:r>
                 <w:rPr>
                   <w:rFonts w:ascii="Arial" w:cs="Arial" w:eastAsia="Arial" w:hAnsi="Arial"/>
@@ -16366,7 +16366,7 @@
               <w:spacing w:after="10" w:before="0"/>
               <w:ind w:left="120"/>
             </w:pPr>
-            <w:hyperlink w:history="1" r:id="rIdbe7efn72bgznzq764hvzi">
+            <w:hyperlink w:history="1" r:id="rIdszgr5p_9gm04mrcjpfwdx">
               <w:r>
                 <w:rPr>
                   <w:rFonts w:ascii="Arial" w:cs="Arial" w:eastAsia="Arial" w:hAnsi="Arial"/>
@@ -16411,7 +16411,7 @@
             <w:pPr>
               <w:spacing w:after="20" w:before="0"/>
             </w:pPr>
-            <w:hyperlink w:history="1" r:id="rId_ssun6pstnokqp0qzdmde">
+            <w:hyperlink w:history="1" r:id="rIdp5tvpz_d2jdeqjlxnph0n">
               <w:r>
                 <w:rPr>
                   <w:rFonts w:ascii="Arial" w:cs="Arial" w:eastAsia="Arial" w:hAnsi="Arial"/>
@@ -16444,7 +16444,7 @@
               <w:spacing w:after="10" w:before="0"/>
               <w:ind w:left="120"/>
             </w:pPr>
-            <w:hyperlink w:history="1" r:id="rIdf3rdx4lxvnaaysz_adydv">
+            <w:hyperlink w:history="1" r:id="rId0ppwmjk8ay_pzofs0ped9">
               <w:r>
                 <w:rPr>
                   <w:rFonts w:ascii="Arial" w:cs="Arial" w:eastAsia="Arial" w:hAnsi="Arial"/>
@@ -16639,7 +16639,7 @@
             <w:pPr>
               <w:spacing w:after="20" w:before="0"/>
             </w:pPr>
-            <w:hyperlink w:history="1" r:id="rIdnlvk0ucsiigasvppi5xfh">
+            <w:hyperlink w:history="1" r:id="rIdstji9jtessiodwmfrjqci">
               <w:r>
                 <w:rPr>
                   <w:rFonts w:ascii="Arial" w:cs="Arial" w:eastAsia="Arial" w:hAnsi="Arial"/>
@@ -16672,7 +16672,7 @@
               <w:spacing w:after="10" w:before="0"/>
               <w:ind w:left="120"/>
             </w:pPr>
-            <w:hyperlink w:history="1" r:id="rId9ulawckxilpwgztlzhpah">
+            <w:hyperlink w:history="1" r:id="rIdwqpt5vv605bvxeae4c3uq">
               <w:r>
                 <w:rPr>
                   <w:rFonts w:ascii="Arial" w:cs="Arial" w:eastAsia="Arial" w:hAnsi="Arial"/>
@@ -16717,7 +16717,7 @@
             <w:pPr>
               <w:spacing w:after="20" w:before="0"/>
             </w:pPr>
-            <w:hyperlink w:history="1" r:id="rIdnyybthiz7xsc6pjhw5gsy">
+            <w:hyperlink w:history="1" r:id="rIdioze1rtk2uy_onovges6u">
               <w:r>
                 <w:rPr>
                   <w:rFonts w:ascii="Arial" w:cs="Arial" w:eastAsia="Arial" w:hAnsi="Arial"/>
@@ -16750,7 +16750,7 @@
               <w:spacing w:after="10" w:before="0"/>
               <w:ind w:left="120"/>
             </w:pPr>
-            <w:hyperlink w:history="1" r:id="rId-tcjis7ltrusnxwmolr2t">
+            <w:hyperlink w:history="1" r:id="rIdr3e1qh-rbr3if2ojshhvm">
               <w:r>
                 <w:rPr>
                   <w:rFonts w:ascii="Arial" w:cs="Arial" w:eastAsia="Arial" w:hAnsi="Arial"/>
@@ -16945,7 +16945,7 @@
             <w:pPr>
               <w:spacing w:after="20" w:before="0"/>
             </w:pPr>
-            <w:hyperlink w:history="1" r:id="rId1mv7jhek-6plz0j7bdquz">
+            <w:hyperlink w:history="1" r:id="rId-a4wfe0b2moue3d_al1we">
               <w:r>
                 <w:rPr>
                   <w:rFonts w:ascii="Arial" w:cs="Arial" w:eastAsia="Arial" w:hAnsi="Arial"/>
@@ -16978,7 +16978,7 @@
               <w:spacing w:after="10" w:before="0"/>
               <w:ind w:left="120"/>
             </w:pPr>
-            <w:hyperlink w:history="1" r:id="rIdaqesfeyhultozpjrwhlki">
+            <w:hyperlink w:history="1" r:id="rIdykpuksjap48kyybjzcfwr">
               <w:r>
                 <w:rPr>
                   <w:rFonts w:ascii="Arial" w:cs="Arial" w:eastAsia="Arial" w:hAnsi="Arial"/>
@@ -17023,7 +17023,7 @@
             <w:pPr>
               <w:spacing w:after="20" w:before="0"/>
             </w:pPr>
-            <w:hyperlink w:history="1" r:id="rIdzia4fqrvnv0rj_f2eeoqv">
+            <w:hyperlink w:history="1" r:id="rIdbcah7rj7a8vqkda6d24oq">
               <w:r>
                 <w:rPr>
                   <w:rFonts w:ascii="Arial" w:cs="Arial" w:eastAsia="Arial" w:hAnsi="Arial"/>
@@ -17056,7 +17056,7 @@
               <w:spacing w:after="10" w:before="0"/>
               <w:ind w:left="120"/>
             </w:pPr>
-            <w:hyperlink w:history="1" r:id="rIdwp7s74aod1j2cuksnvgqv">
+            <w:hyperlink w:history="1" r:id="rIds1kki9a0u85ihz6qtgamb">
               <w:r>
                 <w:rPr>
                   <w:rFonts w:ascii="Arial" w:cs="Arial" w:eastAsia="Arial" w:hAnsi="Arial"/>
@@ -17568,7 +17568,7 @@
         </w:rPr>
         <w:t xml:space="preserve">© 2026 SeaVuria and ARES. Aligned with KICD objectives. Developed by SeaVuria; technical implementation by ARES (with AI assistance from Claude). Licensed under </w:t>
       </w:r>
-      <w:hyperlink w:history="1" r:id="rIdbjgeyv7nf-ai19c_z-5cd">
+      <w:hyperlink w:history="1" r:id="rIdzrcornic3wn7ulxgy4al2">
         <w:r>
           <w:rPr>
             <w:rFonts w:ascii="Arial" w:cs="Arial" w:eastAsia="Arial" w:hAnsi="Arial"/>
@@ -17589,7 +17589,7 @@
         </w:rPr>
         <w:t xml:space="preserve"> (</w:t>
       </w:r>
-      <w:hyperlink w:history="1" r:id="rIdeg8xjiyn8kcmybekr00kt">
+      <w:hyperlink w:history="1" r:id="rIdfxysjp64qscjbh0w2vwwh">
         <w:r>
           <w:rPr>
             <w:rFonts w:ascii="Arial" w:cs="Arial" w:eastAsia="Arial" w:hAnsi="Arial"/>
@@ -18602,7 +18602,7 @@
             <w:pPr>
               <w:spacing w:after="20" w:before="0"/>
             </w:pPr>
-            <w:hyperlink w:history="1" r:id="rIddupoudtulq_m3ghjywbk2">
+            <w:hyperlink w:history="1" r:id="rIdn0ubknr5-tpg2ba8lcc6u">
               <w:r>
                 <w:rPr>
                   <w:rFonts w:ascii="Arial" w:cs="Arial" w:eastAsia="Arial" w:hAnsi="Arial"/>
@@ -18635,7 +18635,7 @@
               <w:spacing w:after="10" w:before="0"/>
               <w:ind w:left="120"/>
             </w:pPr>
-            <w:hyperlink w:history="1" r:id="rIdsppdyrwvtkmd_8wbctuzf">
+            <w:hyperlink w:history="1" r:id="rIdooi9ukjfdmhw2hld9ezuo">
               <w:r>
                 <w:rPr>
                   <w:rFonts w:ascii="Arial" w:cs="Arial" w:eastAsia="Arial" w:hAnsi="Arial"/>
@@ -18680,7 +18680,7 @@
             <w:pPr>
               <w:spacing w:after="20" w:before="0"/>
             </w:pPr>
-            <w:hyperlink w:history="1" r:id="rIdgp3fwkqka-3-dvclq62st">
+            <w:hyperlink w:history="1" r:id="rIdifvigefvh2su3scig3uoz">
               <w:r>
                 <w:rPr>
                   <w:rFonts w:ascii="Arial" w:cs="Arial" w:eastAsia="Arial" w:hAnsi="Arial"/>
@@ -18713,7 +18713,7 @@
               <w:spacing w:after="10" w:before="0"/>
               <w:ind w:left="120"/>
             </w:pPr>
-            <w:hyperlink w:history="1" r:id="rId22j20pqej9ipdf44lqjzl">
+            <w:hyperlink w:history="1" r:id="rIdpg_k5prvct__zh5os6llt">
               <w:r>
                 <w:rPr>
                   <w:rFonts w:ascii="Arial" w:cs="Arial" w:eastAsia="Arial" w:hAnsi="Arial"/>
@@ -19022,7 +19022,7 @@
             <w:pPr>
               <w:spacing w:after="20" w:before="0"/>
             </w:pPr>
-            <w:hyperlink w:history="1" r:id="rIdheye7upmoiadp3jkaunye">
+            <w:hyperlink w:history="1" r:id="rIdzm3gbw1v_sx_zdxwzrbef">
               <w:r>
                 <w:rPr>
                   <w:rFonts w:ascii="Arial" w:cs="Arial" w:eastAsia="Arial" w:hAnsi="Arial"/>
@@ -19055,7 +19055,7 @@
               <w:spacing w:after="10" w:before="0"/>
               <w:ind w:left="120"/>
             </w:pPr>
-            <w:hyperlink w:history="1" r:id="rIdzzh9_f1bo5qxd4uh_eqnb">
+            <w:hyperlink w:history="1" r:id="rId2kebevndyjawtsd-ybdtc">
               <w:r>
                 <w:rPr>
                   <w:rFonts w:ascii="Arial" w:cs="Arial" w:eastAsia="Arial" w:hAnsi="Arial"/>
@@ -19100,7 +19100,7 @@
             <w:pPr>
               <w:spacing w:after="20" w:before="0"/>
             </w:pPr>
-            <w:hyperlink w:history="1" r:id="rIdolsqzif6cisvehl8nkru2">
+            <w:hyperlink w:history="1" r:id="rIdvjd7j2ngbepyowqeqlq0p">
               <w:r>
                 <w:rPr>
                   <w:rFonts w:ascii="Arial" w:cs="Arial" w:eastAsia="Arial" w:hAnsi="Arial"/>
@@ -19133,7 +19133,7 @@
               <w:spacing w:after="10" w:before="0"/>
               <w:ind w:left="120"/>
             </w:pPr>
-            <w:hyperlink w:history="1" r:id="rIdr_tjpylmqcuhbwmzgdcau">
+            <w:hyperlink w:history="1" r:id="rIdeyygl1mkq63mahtr_0uxb">
               <w:r>
                 <w:rPr>
                   <w:rFonts w:ascii="Arial" w:cs="Arial" w:eastAsia="Arial" w:hAnsi="Arial"/>
@@ -19594,7 +19594,7 @@
             <w:pPr>
               <w:spacing w:after="20" w:before="0"/>
             </w:pPr>
-            <w:hyperlink w:history="1" r:id="rIdfgtjz92hpvo_qlrjgbiob">
+            <w:hyperlink w:history="1" r:id="rIdv2asutugz5gve5anyj-7g">
               <w:r>
                 <w:rPr>
                   <w:rFonts w:ascii="Arial" w:cs="Arial" w:eastAsia="Arial" w:hAnsi="Arial"/>
@@ -19627,7 +19627,7 @@
               <w:spacing w:after="10" w:before="0"/>
               <w:ind w:left="120"/>
             </w:pPr>
-            <w:hyperlink w:history="1" r:id="rIdmyilmpnzhgnl8howeeuhc">
+            <w:hyperlink w:history="1" r:id="rIdq0zxxkrvxndrkxrhplv7r">
               <w:r>
                 <w:rPr>
                   <w:rFonts w:ascii="Arial" w:cs="Arial" w:eastAsia="Arial" w:hAnsi="Arial"/>
@@ -19672,7 +19672,7 @@
             <w:pPr>
               <w:spacing w:after="20" w:before="0"/>
             </w:pPr>
-            <w:hyperlink w:history="1" r:id="rIdniwf4urbsuwn0ggqnsgwd">
+            <w:hyperlink w:history="1" r:id="rIdkqbn5ldmopfla20dejqvt">
               <w:r>
                 <w:rPr>
                   <w:rFonts w:ascii="Arial" w:cs="Arial" w:eastAsia="Arial" w:hAnsi="Arial"/>
@@ -19721,7 +19721,7 @@
               <w:spacing w:after="10" w:before="0"/>
               <w:ind w:left="120"/>
             </w:pPr>
-            <w:hyperlink w:history="1" r:id="rId-wtfkekjentwjhq4wty7h">
+            <w:hyperlink w:history="1" r:id="rId3c-zt6b-omifng-cmz_ht">
               <w:r>
                 <w:rPr>
                   <w:rFonts w:ascii="Arial" w:cs="Arial" w:eastAsia="Arial" w:hAnsi="Arial"/>
@@ -20296,7 +20296,7 @@
             <w:pPr>
               <w:spacing w:after="20" w:before="0"/>
             </w:pPr>
-            <w:hyperlink w:history="1" r:id="rIdy3tffgim-rgohj1zz72id">
+            <w:hyperlink w:history="1" r:id="rId5gyn7yxfiqqb7dmfhajqb">
               <w:r>
                 <w:rPr>
                   <w:rFonts w:ascii="Arial" w:cs="Arial" w:eastAsia="Arial" w:hAnsi="Arial"/>
@@ -20329,7 +20329,7 @@
               <w:spacing w:after="10" w:before="0"/>
               <w:ind w:left="120"/>
             </w:pPr>
-            <w:hyperlink w:history="1" r:id="rId_e7xt5cut31p9pnwprjx7">
+            <w:hyperlink w:history="1" r:id="rIddyxxiov37hzvxepe4u4ui">
               <w:r>
                 <w:rPr>
                   <w:rFonts w:ascii="Arial" w:cs="Arial" w:eastAsia="Arial" w:hAnsi="Arial"/>
@@ -20374,7 +20374,7 @@
             <w:pPr>
               <w:spacing w:after="20" w:before="0"/>
             </w:pPr>
-            <w:hyperlink w:history="1" r:id="rIddis0cu-iqstbt2-ojfugr">
+            <w:hyperlink w:history="1" r:id="rIdrl_cwskfmvruy-7uxjkal">
               <w:r>
                 <w:rPr>
                   <w:rFonts w:ascii="Arial" w:cs="Arial" w:eastAsia="Arial" w:hAnsi="Arial"/>
@@ -20423,7 +20423,7 @@
               <w:spacing w:after="10" w:before="0"/>
               <w:ind w:left="120"/>
             </w:pPr>
-            <w:hyperlink w:history="1" r:id="rId7ymkce9zecnwegtmtrdvb">
+            <w:hyperlink w:history="1" r:id="rIdozuxjbtflz0imprru9yj3">
               <w:r>
                 <w:rPr>
                   <w:rFonts w:ascii="Arial" w:cs="Arial" w:eastAsia="Arial" w:hAnsi="Arial"/>
@@ -20694,7 +20694,7 @@
             <w:pPr>
               <w:spacing w:after="20" w:before="0"/>
             </w:pPr>
-            <w:hyperlink w:history="1" r:id="rIdozroj8iu5h07sqfgsrmtp">
+            <w:hyperlink w:history="1" r:id="rIdclajlrdbnd-k-6v-skzz0">
               <w:r>
                 <w:rPr>
                   <w:rFonts w:ascii="Arial" w:cs="Arial" w:eastAsia="Arial" w:hAnsi="Arial"/>
@@ -20727,7 +20727,7 @@
               <w:spacing w:after="10" w:before="0"/>
               <w:ind w:left="120"/>
             </w:pPr>
-            <w:hyperlink w:history="1" r:id="rIdb6igg02o58okfoaseuvia">
+            <w:hyperlink w:history="1" r:id="rIdevzvaekn-1ja8uuyv9uxa">
               <w:r>
                 <w:rPr>
                   <w:rFonts w:ascii="Arial" w:cs="Arial" w:eastAsia="Arial" w:hAnsi="Arial"/>
@@ -20772,7 +20772,7 @@
             <w:pPr>
               <w:spacing w:after="20" w:before="0"/>
             </w:pPr>
-            <w:hyperlink w:history="1" r:id="rIdc9qal4mzke4hfqgnrfv_3">
+            <w:hyperlink w:history="1" r:id="rIdk81yedgwgnjnod_auzlhp">
               <w:r>
                 <w:rPr>
                   <w:rFonts w:ascii="Arial" w:cs="Arial" w:eastAsia="Arial" w:hAnsi="Arial"/>
@@ -20821,7 +20821,7 @@
               <w:spacing w:after="10" w:before="0"/>
               <w:ind w:left="120"/>
             </w:pPr>
-            <w:hyperlink w:history="1" r:id="rIdrclaory5iael5bri2ymqo">
+            <w:hyperlink w:history="1" r:id="rIdgo6ft2x1bdlm2h1p0xb3n">
               <w:r>
                 <w:rPr>
                   <w:rFonts w:ascii="Arial" w:cs="Arial" w:eastAsia="Arial" w:hAnsi="Arial"/>
@@ -21523,7 +21523,7 @@
         </w:rPr>
         <w:t xml:space="preserve">© 2026 SeaVuria and ARES. Aligned with KICD objectives. Developed by SeaVuria; technical implementation by ARES (with AI assistance from Claude). Licensed under </w:t>
       </w:r>
-      <w:hyperlink w:history="1" r:id="rIdf-oomb3tpakt3plbvevzw">
+      <w:hyperlink w:history="1" r:id="rIdamodjfz6muzlp_2ew5fki">
         <w:r>
           <w:rPr>
             <w:rFonts w:ascii="Arial" w:cs="Arial" w:eastAsia="Arial" w:hAnsi="Arial"/>
@@ -21544,7 +21544,7 @@
         </w:rPr>
         <w:t xml:space="preserve"> (</w:t>
       </w:r>
-      <w:hyperlink w:history="1" r:id="rIdl-zyshtn8c3d6eq2cqfku">
+      <w:hyperlink w:history="1" r:id="rIdzd_xv8qdzypwtn5bhiccp">
         <w:r>
           <w:rPr>
             <w:rFonts w:ascii="Arial" w:cs="Arial" w:eastAsia="Arial" w:hAnsi="Arial"/>
@@ -22557,7 +22557,7 @@
             <w:pPr>
               <w:spacing w:after="20" w:before="0"/>
             </w:pPr>
-            <w:hyperlink w:history="1" r:id="rIdhtfg7nhlct9hqtepze3iq">
+            <w:hyperlink w:history="1" r:id="rIdi1fog0jp6bp_ninbg8ov2">
               <w:r>
                 <w:rPr>
                   <w:rFonts w:ascii="Arial" w:cs="Arial" w:eastAsia="Arial" w:hAnsi="Arial"/>
@@ -22590,7 +22590,7 @@
               <w:spacing w:after="10" w:before="0"/>
               <w:ind w:left="120"/>
             </w:pPr>
-            <w:hyperlink w:history="1" r:id="rIdqw-dc2gq1a7akeqkebbmz">
+            <w:hyperlink w:history="1" r:id="rIdsyoqvnu8ndfuenaciyy-6">
               <w:r>
                 <w:rPr>
                   <w:rFonts w:ascii="Arial" w:cs="Arial" w:eastAsia="Arial" w:hAnsi="Arial"/>
@@ -22635,7 +22635,7 @@
             <w:pPr>
               <w:spacing w:after="20" w:before="0"/>
             </w:pPr>
-            <w:hyperlink w:history="1" r:id="rIdzmn4b5s8nnwjlycfeyqj0">
+            <w:hyperlink w:history="1" r:id="rIda9m4x2kqrn6kvwcerqdue">
               <w:r>
                 <w:rPr>
                   <w:rFonts w:ascii="Arial" w:cs="Arial" w:eastAsia="Arial" w:hAnsi="Arial"/>
@@ -22668,7 +22668,7 @@
               <w:spacing w:after="10" w:before="0"/>
               <w:ind w:left="120"/>
             </w:pPr>
-            <w:hyperlink w:history="1" r:id="rIdfl99t5iji9zrtvjvaxcpv">
+            <w:hyperlink w:history="1" r:id="rIdp9baou1lwdmfdadfeapxy">
               <w:r>
                 <w:rPr>
                   <w:rFonts w:ascii="Arial" w:cs="Arial" w:eastAsia="Arial" w:hAnsi="Arial"/>
@@ -22863,7 +22863,7 @@
             <w:pPr>
               <w:spacing w:after="20" w:before="0"/>
             </w:pPr>
-            <w:hyperlink w:history="1" r:id="rIdxoq31afn32cm8ltm3rb85">
+            <w:hyperlink w:history="1" r:id="rId2wiztcaswuo-iugyrlyuk">
               <w:r>
                 <w:rPr>
                   <w:rFonts w:ascii="Arial" w:cs="Arial" w:eastAsia="Arial" w:hAnsi="Arial"/>
@@ -22896,7 +22896,7 @@
               <w:spacing w:after="10" w:before="0"/>
               <w:ind w:left="120"/>
             </w:pPr>
-            <w:hyperlink w:history="1" r:id="rIdse4f9gyjl5wv5qmcqe8g2">
+            <w:hyperlink w:history="1" r:id="rIdshvmhwnq0bvtzk0w7q8w1">
               <w:r>
                 <w:rPr>
                   <w:rFonts w:ascii="Arial" w:cs="Arial" w:eastAsia="Arial" w:hAnsi="Arial"/>
@@ -22941,7 +22941,7 @@
             <w:pPr>
               <w:spacing w:after="20" w:before="0"/>
             </w:pPr>
-            <w:hyperlink w:history="1" r:id="rIdggej3lbhu2cpgdaeim0v0">
+            <w:hyperlink w:history="1" r:id="rId9f05humkir5r2ojafdvcf">
               <w:r>
                 <w:rPr>
                   <w:rFonts w:ascii="Arial" w:cs="Arial" w:eastAsia="Arial" w:hAnsi="Arial"/>
@@ -22974,7 +22974,7 @@
               <w:spacing w:after="10" w:before="0"/>
               <w:ind w:left="120"/>
             </w:pPr>
-            <w:hyperlink w:history="1" r:id="rIdd9sru1ivloplmr2vto3v7">
+            <w:hyperlink w:history="1" r:id="rIdjgexlbxztvn5_f-ty9ba8">
               <w:r>
                 <w:rPr>
                   <w:rFonts w:ascii="Arial" w:cs="Arial" w:eastAsia="Arial" w:hAnsi="Arial"/>
@@ -23169,7 +23169,7 @@
             <w:pPr>
               <w:spacing w:after="20" w:before="0"/>
             </w:pPr>
-            <w:hyperlink w:history="1" r:id="rIdu83g1oxiovx84wm2v3gw7">
+            <w:hyperlink w:history="1" r:id="rIdwmwc5espcewhtt7eafcrm">
               <w:r>
                 <w:rPr>
                   <w:rFonts w:ascii="Arial" w:cs="Arial" w:eastAsia="Arial" w:hAnsi="Arial"/>
@@ -23202,7 +23202,7 @@
               <w:spacing w:after="10" w:before="0"/>
               <w:ind w:left="120"/>
             </w:pPr>
-            <w:hyperlink w:history="1" r:id="rIdozrwe8znocurj1zqeonhs">
+            <w:hyperlink w:history="1" r:id="rId7nih6h1-nxhylj9cvhspe">
               <w:r>
                 <w:rPr>
                   <w:rFonts w:ascii="Arial" w:cs="Arial" w:eastAsia="Arial" w:hAnsi="Arial"/>
@@ -23247,7 +23247,7 @@
             <w:pPr>
               <w:spacing w:after="20" w:before="0"/>
             </w:pPr>
-            <w:hyperlink w:history="1" r:id="rIddg3ofqrpueiv4dmcujxew">
+            <w:hyperlink w:history="1" r:id="rIdyd_qbr6cv4ofvg1_hzmol">
               <w:r>
                 <w:rPr>
                   <w:rFonts w:ascii="Arial" w:cs="Arial" w:eastAsia="Arial" w:hAnsi="Arial"/>
@@ -23280,7 +23280,7 @@
               <w:spacing w:after="10" w:before="0"/>
               <w:ind w:left="120"/>
             </w:pPr>
-            <w:hyperlink w:history="1" r:id="rIdrulnltrgv5b-u6nrkk8ny">
+            <w:hyperlink w:history="1" r:id="rIdiipjxgd3k8qf-slv-rwnj">
               <w:r>
                 <w:rPr>
                   <w:rFonts w:ascii="Arial" w:cs="Arial" w:eastAsia="Arial" w:hAnsi="Arial"/>
@@ -23475,7 +23475,7 @@
             <w:pPr>
               <w:spacing w:after="20" w:before="0"/>
             </w:pPr>
-            <w:hyperlink w:history="1" r:id="rIdj0exv-b_ryoezjfh1--gq">
+            <w:hyperlink w:history="1" r:id="rIdjp1tbw-vaxxlraycyqakn">
               <w:r>
                 <w:rPr>
                   <w:rFonts w:ascii="Arial" w:cs="Arial" w:eastAsia="Arial" w:hAnsi="Arial"/>
@@ -23508,7 +23508,7 @@
               <w:spacing w:after="10" w:before="0"/>
               <w:ind w:left="120"/>
             </w:pPr>
-            <w:hyperlink w:history="1" r:id="rId5gvsnmlkus1umxoi-5jo2">
+            <w:hyperlink w:history="1" r:id="rId6d-doew02xt-yp9xi6wvh">
               <w:r>
                 <w:rPr>
                   <w:rFonts w:ascii="Arial" w:cs="Arial" w:eastAsia="Arial" w:hAnsi="Arial"/>
@@ -23553,7 +23553,7 @@
             <w:pPr>
               <w:spacing w:after="20" w:before="0"/>
             </w:pPr>
-            <w:hyperlink w:history="1" r:id="rIdkkqpratrdcijwqr6gfghs">
+            <w:hyperlink w:history="1" r:id="rIdvw0galrqinr7uaucoa_we">
               <w:r>
                 <w:rPr>
                   <w:rFonts w:ascii="Arial" w:cs="Arial" w:eastAsia="Arial" w:hAnsi="Arial"/>
@@ -23586,7 +23586,7 @@
               <w:spacing w:after="10" w:before="0"/>
               <w:ind w:left="120"/>
             </w:pPr>
-            <w:hyperlink w:history="1" r:id="rId_4spntt0h1iv2dzzltoi5">
+            <w:hyperlink w:history="1" r:id="rId4bvobrmzcf9ngwxdqlzeb">
               <w:r>
                 <w:rPr>
                   <w:rFonts w:ascii="Arial" w:cs="Arial" w:eastAsia="Arial" w:hAnsi="Arial"/>
@@ -23781,7 +23781,7 @@
             <w:pPr>
               <w:spacing w:after="20" w:before="0"/>
             </w:pPr>
-            <w:hyperlink w:history="1" r:id="rIdmk2zeuqkitczuu-rjqwtg">
+            <w:hyperlink w:history="1" r:id="rIdxyezregl-zkblwrfwikzq">
               <w:r>
                 <w:rPr>
                   <w:rFonts w:ascii="Arial" w:cs="Arial" w:eastAsia="Arial" w:hAnsi="Arial"/>
@@ -23814,7 +23814,7 @@
               <w:spacing w:after="10" w:before="0"/>
               <w:ind w:left="120"/>
             </w:pPr>
-            <w:hyperlink w:history="1" r:id="rIdcpmp3mtpl5nsi9vv_x6oy">
+            <w:hyperlink w:history="1" r:id="rIdpajhbxv7uh3icrap_hazs">
               <w:r>
                 <w:rPr>
                   <w:rFonts w:ascii="Arial" w:cs="Arial" w:eastAsia="Arial" w:hAnsi="Arial"/>
@@ -23859,7 +23859,7 @@
             <w:pPr>
               <w:spacing w:after="20" w:before="0"/>
             </w:pPr>
-            <w:hyperlink w:history="1" r:id="rIdkpdpfjmclx8dzepop5str">
+            <w:hyperlink w:history="1" r:id="rIdy9a528muxqtbt4iif4czk">
               <w:r>
                 <w:rPr>
                   <w:rFonts w:ascii="Arial" w:cs="Arial" w:eastAsia="Arial" w:hAnsi="Arial"/>
@@ -23908,7 +23908,7 @@
               <w:spacing w:after="10" w:before="0"/>
               <w:ind w:left="120"/>
             </w:pPr>
-            <w:hyperlink w:history="1" r:id="rIdxu8ltlwmpjhp-dpuuwyel">
+            <w:hyperlink w:history="1" r:id="rIdfow4irjhyxutrscz9epgp">
               <w:r>
                 <w:rPr>
                   <w:rFonts w:ascii="Arial" w:cs="Arial" w:eastAsia="Arial" w:hAnsi="Arial"/>
@@ -24420,7 +24420,7 @@
         </w:rPr>
         <w:t xml:space="preserve">© 2026 SeaVuria and ARES. Aligned with KICD objectives. Developed by SeaVuria; technical implementation by ARES (with AI assistance from Claude). Licensed under </w:t>
       </w:r>
-      <w:hyperlink w:history="1" r:id="rIdu55f8gzwtluiomizavqia">
+      <w:hyperlink w:history="1" r:id="rIdveaaitk1fj33llcq64qph">
         <w:r>
           <w:rPr>
             <w:rFonts w:ascii="Arial" w:cs="Arial" w:eastAsia="Arial" w:hAnsi="Arial"/>
@@ -24441,7 +24441,7 @@
         </w:rPr>
         <w:t xml:space="preserve"> (</w:t>
       </w:r>
-      <w:hyperlink w:history="1" r:id="rIdo5ffmtud4rb-hpkgp5ldx">
+      <w:hyperlink w:history="1" r:id="rIdcfja6afswwi9yxqtvxkw7">
         <w:r>
           <w:rPr>
             <w:rFonts w:ascii="Arial" w:cs="Arial" w:eastAsia="Arial" w:hAnsi="Arial"/>
@@ -25454,7 +25454,7 @@
             <w:pPr>
               <w:spacing w:after="20" w:before="0"/>
             </w:pPr>
-            <w:hyperlink w:history="1" r:id="rId3-3q-k5qcmqtcb7oh2llr">
+            <w:hyperlink w:history="1" r:id="rIdagncwdivjbeyi2vhlambk">
               <w:r>
                 <w:rPr>
                   <w:rFonts w:ascii="Arial" w:cs="Arial" w:eastAsia="Arial" w:hAnsi="Arial"/>
@@ -25487,7 +25487,7 @@
               <w:spacing w:after="10" w:before="0"/>
               <w:ind w:left="120"/>
             </w:pPr>
-            <w:hyperlink w:history="1" r:id="rIdjm3v60axxqa8b11mxnadb">
+            <w:hyperlink w:history="1" r:id="rIdzcm41n0xqfkha0alzrspm">
               <w:r>
                 <w:rPr>
                   <w:rFonts w:ascii="Arial" w:cs="Arial" w:eastAsia="Arial" w:hAnsi="Arial"/>
@@ -25532,7 +25532,7 @@
             <w:pPr>
               <w:spacing w:after="20" w:before="0"/>
             </w:pPr>
-            <w:hyperlink w:history="1" r:id="rIdvfn2ohsylr68evpv9mysu">
+            <w:hyperlink w:history="1" r:id="rId50k8tyezzaunoqkcqvi66">
               <w:r>
                 <w:rPr>
                   <w:rFonts w:ascii="Arial" w:cs="Arial" w:eastAsia="Arial" w:hAnsi="Arial"/>
@@ -25565,7 +25565,7 @@
               <w:spacing w:after="10" w:before="0"/>
               <w:ind w:left="120"/>
             </w:pPr>
-            <w:hyperlink w:history="1" r:id="rIdoaasczgrhhlwqvimfehik">
+            <w:hyperlink w:history="1" r:id="rId_lvuhxutm8wjq1vyiw6nx">
               <w:r>
                 <w:rPr>
                   <w:rFonts w:ascii="Arial" w:cs="Arial" w:eastAsia="Arial" w:hAnsi="Arial"/>
@@ -25760,7 +25760,7 @@
             <w:pPr>
               <w:spacing w:after="20" w:before="0"/>
             </w:pPr>
-            <w:hyperlink w:history="1" r:id="rIdyfn2nw9r5lq0jk54tn0oz">
+            <w:hyperlink w:history="1" r:id="rId5ijwc7kjlzdkypcqzn-xk">
               <w:r>
                 <w:rPr>
                   <w:rFonts w:ascii="Arial" w:cs="Arial" w:eastAsia="Arial" w:hAnsi="Arial"/>
@@ -25793,7 +25793,7 @@
               <w:spacing w:after="10" w:before="0"/>
               <w:ind w:left="120"/>
             </w:pPr>
-            <w:hyperlink w:history="1" r:id="rIdri-kn4wyqywkhdgc2frch">
+            <w:hyperlink w:history="1" r:id="rIdcps5isq1gze20pt8rm-io">
               <w:r>
                 <w:rPr>
                   <w:rFonts w:ascii="Arial" w:cs="Arial" w:eastAsia="Arial" w:hAnsi="Arial"/>
@@ -25838,7 +25838,7 @@
             <w:pPr>
               <w:spacing w:after="20" w:before="0"/>
             </w:pPr>
-            <w:hyperlink w:history="1" r:id="rIds-nj1djme27flgvug0v6g">
+            <w:hyperlink w:history="1" r:id="rIdrw0ua8horvdxxlyoyd4tg">
               <w:r>
                 <w:rPr>
                   <w:rFonts w:ascii="Arial" w:cs="Arial" w:eastAsia="Arial" w:hAnsi="Arial"/>
@@ -25871,7 +25871,7 @@
               <w:spacing w:after="10" w:before="0"/>
               <w:ind w:left="120"/>
             </w:pPr>
-            <w:hyperlink w:history="1" r:id="rIdsi019hypc5o-5fwrimojf">
+            <w:hyperlink w:history="1" r:id="rIdaorkmpluzng5w8bzenmgt">
               <w:r>
                 <w:rPr>
                   <w:rFonts w:ascii="Arial" w:cs="Arial" w:eastAsia="Arial" w:hAnsi="Arial"/>
@@ -26066,7 +26066,7 @@
             <w:pPr>
               <w:spacing w:after="20" w:before="0"/>
             </w:pPr>
-            <w:hyperlink w:history="1" r:id="rIdwsohn5rpsiahd8b6r-tox">
+            <w:hyperlink w:history="1" r:id="rIdc2tskwx6ohru4rpig8tcs">
               <w:r>
                 <w:rPr>
                   <w:rFonts w:ascii="Arial" w:cs="Arial" w:eastAsia="Arial" w:hAnsi="Arial"/>
@@ -26099,7 +26099,7 @@
               <w:spacing w:after="10" w:before="0"/>
               <w:ind w:left="120"/>
             </w:pPr>
-            <w:hyperlink w:history="1" r:id="rIdvfpu9g1mqhs7rzdazjgc2">
+            <w:hyperlink w:history="1" r:id="rIdc1cb1p1-yrguqlrxt_5va">
               <w:r>
                 <w:rPr>
                   <w:rFonts w:ascii="Arial" w:cs="Arial" w:eastAsia="Arial" w:hAnsi="Arial"/>
@@ -26144,7 +26144,7 @@
             <w:pPr>
               <w:spacing w:after="20" w:before="0"/>
             </w:pPr>
-            <w:hyperlink w:history="1" r:id="rIdier42ce3xn_3-v42r0ri-">
+            <w:hyperlink w:history="1" r:id="rIdjb_jq5xwn7cqbceifc1xs">
               <w:r>
                 <w:rPr>
                   <w:rFonts w:ascii="Arial" w:cs="Arial" w:eastAsia="Arial" w:hAnsi="Arial"/>
@@ -26177,7 +26177,7 @@
               <w:spacing w:after="10" w:before="0"/>
               <w:ind w:left="120"/>
             </w:pPr>
-            <w:hyperlink w:history="1" r:id="rIdiizhflrwy3wyou1wlg2tb">
+            <w:hyperlink w:history="1" r:id="rIdjbn0co8mfxs_tz2umcwjt">
               <w:r>
                 <w:rPr>
                   <w:rFonts w:ascii="Arial" w:cs="Arial" w:eastAsia="Arial" w:hAnsi="Arial"/>
@@ -26372,7 +26372,7 @@
             <w:pPr>
               <w:spacing w:after="20" w:before="0"/>
             </w:pPr>
-            <w:hyperlink w:history="1" r:id="rIdbwyiodg0eftb6tj270uuq">
+            <w:hyperlink w:history="1" r:id="rIdhsgmbs5vdntltvs-pwgko">
               <w:r>
                 <w:rPr>
                   <w:rFonts w:ascii="Arial" w:cs="Arial" w:eastAsia="Arial" w:hAnsi="Arial"/>
@@ -26405,7 +26405,7 @@
               <w:spacing w:after="10" w:before="0"/>
               <w:ind w:left="120"/>
             </w:pPr>
-            <w:hyperlink w:history="1" r:id="rIdx_glcnml4wzx0ewp5_z54">
+            <w:hyperlink w:history="1" r:id="rIdh6oezikxk1lqft5xpyd8s">
               <w:r>
                 <w:rPr>
                   <w:rFonts w:ascii="Arial" w:cs="Arial" w:eastAsia="Arial" w:hAnsi="Arial"/>
@@ -26450,7 +26450,7 @@
             <w:pPr>
               <w:spacing w:after="20" w:before="0"/>
             </w:pPr>
-            <w:hyperlink w:history="1" r:id="rId75qczyaxp0daqlkdloq7r">
+            <w:hyperlink w:history="1" r:id="rIdf3p8tcugahvycqicxhu2u">
               <w:r>
                 <w:rPr>
                   <w:rFonts w:ascii="Arial" w:cs="Arial" w:eastAsia="Arial" w:hAnsi="Arial"/>
@@ -26483,7 +26483,7 @@
               <w:spacing w:after="10" w:before="0"/>
               <w:ind w:left="120"/>
             </w:pPr>
-            <w:hyperlink w:history="1" r:id="rIdihs3fs3ps1v_f7jv3ari3">
+            <w:hyperlink w:history="1" r:id="rIdmn-6ykzkwlx7ifuspp19k">
               <w:r>
                 <w:rPr>
                   <w:rFonts w:ascii="Arial" w:cs="Arial" w:eastAsia="Arial" w:hAnsi="Arial"/>
@@ -26678,7 +26678,7 @@
             <w:pPr>
               <w:spacing w:after="20" w:before="0"/>
             </w:pPr>
-            <w:hyperlink w:history="1" r:id="rId_vjvjlbsw1hrz9pst9ibb">
+            <w:hyperlink w:history="1" r:id="rIdnb5i2vnsxass2kpgrc1eb">
               <w:r>
                 <w:rPr>
                   <w:rFonts w:ascii="Arial" w:cs="Arial" w:eastAsia="Arial" w:hAnsi="Arial"/>
@@ -26711,7 +26711,7 @@
               <w:spacing w:after="10" w:before="0"/>
               <w:ind w:left="120"/>
             </w:pPr>
-            <w:hyperlink w:history="1" r:id="rIdt_-a4gfztlv2neux69jbt">
+            <w:hyperlink w:history="1" r:id="rIdyozrzpglbinghltomuymg">
               <w:r>
                 <w:rPr>
                   <w:rFonts w:ascii="Arial" w:cs="Arial" w:eastAsia="Arial" w:hAnsi="Arial"/>
@@ -26756,7 +26756,7 @@
             <w:pPr>
               <w:spacing w:after="20" w:before="0"/>
             </w:pPr>
-            <w:hyperlink w:history="1" r:id="rIdqalbmghfrnq1b1qbx8tm-">
+            <w:hyperlink w:history="1" r:id="rIddwfecjputhv0c4lfbq8ie">
               <w:r>
                 <w:rPr>
                   <w:rFonts w:ascii="Arial" w:cs="Arial" w:eastAsia="Arial" w:hAnsi="Arial"/>
@@ -26805,7 +26805,7 @@
               <w:spacing w:after="10" w:before="0"/>
               <w:ind w:left="120"/>
             </w:pPr>
-            <w:hyperlink w:history="1" r:id="rId2esgc-_-zw_bmlo6v2wdx">
+            <w:hyperlink w:history="1" r:id="rIdosqymgxr4qrhozzkybuwb">
               <w:r>
                 <w:rPr>
                   <w:rFonts w:ascii="Arial" w:cs="Arial" w:eastAsia="Arial" w:hAnsi="Arial"/>
@@ -27317,7 +27317,7 @@
         </w:rPr>
         <w:t xml:space="preserve">© 2026 SeaVuria and ARES. Aligned with KICD objectives. Developed by SeaVuria; technical implementation by ARES (with AI assistance from Claude). Licensed under </w:t>
       </w:r>
-      <w:hyperlink w:history="1" r:id="rIdumup3ocjhi3zgvijxfgqa">
+      <w:hyperlink w:history="1" r:id="rId3isj1i9sekcdmt2wyiuze">
         <w:r>
           <w:rPr>
             <w:rFonts w:ascii="Arial" w:cs="Arial" w:eastAsia="Arial" w:hAnsi="Arial"/>
@@ -27338,7 +27338,7 @@
         </w:rPr>
         <w:t xml:space="preserve"> (</w:t>
       </w:r>
-      <w:hyperlink w:history="1" r:id="rIdhoqzd4xxn3fdq4vzkyfnl">
+      <w:hyperlink w:history="1" r:id="rIdezfrw879kko-40wwvu_mo">
         <w:r>
           <w:rPr>
             <w:rFonts w:ascii="Arial" w:cs="Arial" w:eastAsia="Arial" w:hAnsi="Arial"/>

--- a/data/outputs/v2/Maths/SS1.4_Congruence/Mathematics_Congruence_CBE_LessonSequence.docx
+++ b/data/outputs/v2/Maths/SS1.4_Congruence/Mathematics_Congruence_CBE_LessonSequence.docx
@@ -2440,7 +2440,7 @@
         </w:rPr>
         <w:t xml:space="preserve">© 2026 SeaVuria and ARES. This work is licensed under a </w:t>
       </w:r>
-      <w:hyperlink w:history="1" r:id="rIdbukqjatko0jleg68dtcrf">
+      <w:hyperlink w:history="1" r:id="rIds2u3xpb5j-ic4z9dgbdb7">
         <w:r>
           <w:rPr>
             <w:rFonts w:ascii="Arial" w:cs="Arial" w:eastAsia="Arial" w:hAnsi="Arial"/>
@@ -2460,7 +2460,7 @@
         </w:rPr>
         <w:t xml:space="preserve"> (</w:t>
       </w:r>
-      <w:hyperlink w:history="1" r:id="rIdkbnujwacflgra5sr_byk5">
+      <w:hyperlink w:history="1" r:id="rIdvjbwsurp0ww8hbd6fbnlt">
         <w:r>
           <w:rPr>
             <w:rFonts w:ascii="Arial" w:cs="Arial" w:eastAsia="Arial" w:hAnsi="Arial"/>
@@ -2480,7 +2480,7 @@
         </w:rPr>
         <w:t xml:space="preserve">). To view a copy of this license, visit </w:t>
       </w:r>
-      <w:hyperlink w:history="1" r:id="rIdqjvcda22yz5zka0sztlh9">
+      <w:hyperlink w:history="1" r:id="rIdfxo4fmbkmayqgu0mryq0t">
         <w:r>
           <w:rPr>
             <w:rFonts w:ascii="Arial" w:cs="Arial" w:eastAsia="Arial" w:hAnsi="Arial"/>
@@ -3492,7 +3492,7 @@
             <w:pPr>
               <w:spacing w:after="20" w:before="0"/>
             </w:pPr>
-            <w:hyperlink w:history="1" r:id="rId2dhzgppykgeyjxn0qbiet">
+            <w:hyperlink w:history="1" r:id="rIdewakqeqdglspnpvdqvcah">
               <w:r>
                 <w:rPr>
                   <w:rFonts w:ascii="Arial" w:cs="Arial" w:eastAsia="Arial" w:hAnsi="Arial"/>
@@ -3525,7 +3525,7 @@
               <w:spacing w:after="10" w:before="0"/>
               <w:ind w:left="120"/>
             </w:pPr>
-            <w:hyperlink w:history="1" r:id="rIdt8oiskj3xezwnwrcx6wjm">
+            <w:hyperlink w:history="1" r:id="rIdxuuui98xl0tgx7g87ipmd">
               <w:r>
                 <w:rPr>
                   <w:rFonts w:ascii="Arial" w:cs="Arial" w:eastAsia="Arial" w:hAnsi="Arial"/>
@@ -3570,7 +3570,7 @@
             <w:pPr>
               <w:spacing w:after="20" w:before="0"/>
             </w:pPr>
-            <w:hyperlink w:history="1" r:id="rId59myq7fiouuuoidi0wdng">
+            <w:hyperlink w:history="1" r:id="rIdehopn1s6agxtkpx5lldz1">
               <w:r>
                 <w:rPr>
                   <w:rFonts w:ascii="Arial" w:cs="Arial" w:eastAsia="Arial" w:hAnsi="Arial"/>
@@ -3603,7 +3603,7 @@
               <w:spacing w:after="10" w:before="0"/>
               <w:ind w:left="120"/>
             </w:pPr>
-            <w:hyperlink w:history="1" r:id="rIdq9x6vcklnuveaybanu5be">
+            <w:hyperlink w:history="1" r:id="rIdus2q4uun0d6h8ohb2povl">
               <w:r>
                 <w:rPr>
                   <w:rFonts w:ascii="Arial" w:cs="Arial" w:eastAsia="Arial" w:hAnsi="Arial"/>
@@ -3798,7 +3798,7 @@
             <w:pPr>
               <w:spacing w:after="20" w:before="0"/>
             </w:pPr>
-            <w:hyperlink w:history="1" r:id="rIdowgvi1h9ullwfgdpdyuew">
+            <w:hyperlink w:history="1" r:id="rIdjulslizltgpejazucgbfr">
               <w:r>
                 <w:rPr>
                   <w:rFonts w:ascii="Arial" w:cs="Arial" w:eastAsia="Arial" w:hAnsi="Arial"/>
@@ -3831,7 +3831,7 @@
               <w:spacing w:after="10" w:before="0"/>
               <w:ind w:left="120"/>
             </w:pPr>
-            <w:hyperlink w:history="1" r:id="rIdkscyuqi-zapxvveczc2cb">
+            <w:hyperlink w:history="1" r:id="rIdu4wmm99ktyhmjlulif7lf">
               <w:r>
                 <w:rPr>
                   <w:rFonts w:ascii="Arial" w:cs="Arial" w:eastAsia="Arial" w:hAnsi="Arial"/>
@@ -3876,7 +3876,7 @@
             <w:pPr>
               <w:spacing w:after="20" w:before="0"/>
             </w:pPr>
-            <w:hyperlink w:history="1" r:id="rIdwoujglhby2pz_foeclku3">
+            <w:hyperlink w:history="1" r:id="rIdfcofyhnkgtenks0ni8_hj">
               <w:r>
                 <w:rPr>
                   <w:rFonts w:ascii="Arial" w:cs="Arial" w:eastAsia="Arial" w:hAnsi="Arial"/>
@@ -3909,7 +3909,7 @@
               <w:spacing w:after="10" w:before="0"/>
               <w:ind w:left="120"/>
             </w:pPr>
-            <w:hyperlink w:history="1" r:id="rIdw5uthhtraxja0sdv2d2_p">
+            <w:hyperlink w:history="1" r:id="rIduesodftfrlr9jljmnwir9">
               <w:r>
                 <w:rPr>
                   <w:rFonts w:ascii="Arial" w:cs="Arial" w:eastAsia="Arial" w:hAnsi="Arial"/>
@@ -4104,7 +4104,7 @@
             <w:pPr>
               <w:spacing w:after="20" w:before="0"/>
             </w:pPr>
-            <w:hyperlink w:history="1" r:id="rIdqho3-gt_5nn99xkzip7yh">
+            <w:hyperlink w:history="1" r:id="rIdns5k9enqmerrnwnfguepe">
               <w:r>
                 <w:rPr>
                   <w:rFonts w:ascii="Arial" w:cs="Arial" w:eastAsia="Arial" w:hAnsi="Arial"/>
@@ -4137,7 +4137,7 @@
               <w:spacing w:after="10" w:before="0"/>
               <w:ind w:left="120"/>
             </w:pPr>
-            <w:hyperlink w:history="1" r:id="rIdzhqbpn3c9x4_zysty6ezc">
+            <w:hyperlink w:history="1" r:id="rIdhab8jjwosxmyghqwmqact">
               <w:r>
                 <w:rPr>
                   <w:rFonts w:ascii="Arial" w:cs="Arial" w:eastAsia="Arial" w:hAnsi="Arial"/>
@@ -4182,7 +4182,7 @@
             <w:pPr>
               <w:spacing w:after="20" w:before="0"/>
             </w:pPr>
-            <w:hyperlink w:history="1" r:id="rIdrlinwmhcb-_je8_bzw0w3">
+            <w:hyperlink w:history="1" r:id="rIdevuijc-3t30ujh_kz0ms0">
               <w:r>
                 <w:rPr>
                   <w:rFonts w:ascii="Arial" w:cs="Arial" w:eastAsia="Arial" w:hAnsi="Arial"/>
@@ -4215,7 +4215,7 @@
               <w:spacing w:after="10" w:before="0"/>
               <w:ind w:left="120"/>
             </w:pPr>
-            <w:hyperlink w:history="1" r:id="rIddtzm7forjiqppfrj2l2zq">
+            <w:hyperlink w:history="1" r:id="rIdtwnsdrzgfiqgtfyuy1_tb">
               <w:r>
                 <w:rPr>
                   <w:rFonts w:ascii="Arial" w:cs="Arial" w:eastAsia="Arial" w:hAnsi="Arial"/>
@@ -4410,7 +4410,7 @@
             <w:pPr>
               <w:spacing w:after="20" w:before="0"/>
             </w:pPr>
-            <w:hyperlink w:history="1" r:id="rIdrgoemfehrk26hra8rm-wr">
+            <w:hyperlink w:history="1" r:id="rIdcf6xqe7anoisg3onyh-jb">
               <w:r>
                 <w:rPr>
                   <w:rFonts w:ascii="Arial" w:cs="Arial" w:eastAsia="Arial" w:hAnsi="Arial"/>
@@ -4443,7 +4443,7 @@
               <w:spacing w:after="10" w:before="0"/>
               <w:ind w:left="120"/>
             </w:pPr>
-            <w:hyperlink w:history="1" r:id="rIdcemiglrj9j7xm3qmlodz8">
+            <w:hyperlink w:history="1" r:id="rIdcybr9c4957uyljez84h0r">
               <w:r>
                 <w:rPr>
                   <w:rFonts w:ascii="Arial" w:cs="Arial" w:eastAsia="Arial" w:hAnsi="Arial"/>
@@ -4488,7 +4488,7 @@
             <w:pPr>
               <w:spacing w:after="20" w:before="0"/>
             </w:pPr>
-            <w:hyperlink w:history="1" r:id="rId0su0rvts1ernpk10-tfxg">
+            <w:hyperlink w:history="1" r:id="rIdvjjr1cabivivm8ksiybfi">
               <w:r>
                 <w:rPr>
                   <w:rFonts w:ascii="Arial" w:cs="Arial" w:eastAsia="Arial" w:hAnsi="Arial"/>
@@ -4521,7 +4521,7 @@
               <w:spacing w:after="10" w:before="0"/>
               <w:ind w:left="120"/>
             </w:pPr>
-            <w:hyperlink w:history="1" r:id="rIdyahahxk3qkgyz1uqyntv5">
+            <w:hyperlink w:history="1" r:id="rIdhgvtccuxefmuvmzgo7mfo">
               <w:r>
                 <w:rPr>
                   <w:rFonts w:ascii="Arial" w:cs="Arial" w:eastAsia="Arial" w:hAnsi="Arial"/>
@@ -4716,7 +4716,7 @@
             <w:pPr>
               <w:spacing w:after="20" w:before="0"/>
             </w:pPr>
-            <w:hyperlink w:history="1" r:id="rIdcaeowb6kklhly3gx3gmpx">
+            <w:hyperlink w:history="1" r:id="rIdqndmackbag--pdmbz13ka">
               <w:r>
                 <w:rPr>
                   <w:rFonts w:ascii="Arial" w:cs="Arial" w:eastAsia="Arial" w:hAnsi="Arial"/>
@@ -4749,7 +4749,7 @@
               <w:spacing w:after="10" w:before="0"/>
               <w:ind w:left="120"/>
             </w:pPr>
-            <w:hyperlink w:history="1" r:id="rIdn28fc3i7se7vjlxjzddl8">
+            <w:hyperlink w:history="1" r:id="rIdidatdjnbcz2foboaii0db">
               <w:r>
                 <w:rPr>
                   <w:rFonts w:ascii="Arial" w:cs="Arial" w:eastAsia="Arial" w:hAnsi="Arial"/>
@@ -4794,7 +4794,7 @@
             <w:pPr>
               <w:spacing w:after="20" w:before="0"/>
             </w:pPr>
-            <w:hyperlink w:history="1" r:id="rIdq-6qhb--g3wavljkp5uj1">
+            <w:hyperlink w:history="1" r:id="rIdrrtqspz3fbl1y1ri7umyl">
               <w:r>
                 <w:rPr>
                   <w:rFonts w:ascii="Arial" w:cs="Arial" w:eastAsia="Arial" w:hAnsi="Arial"/>
@@ -4827,7 +4827,7 @@
               <w:spacing w:after="10" w:before="0"/>
               <w:ind w:left="120"/>
             </w:pPr>
-            <w:hyperlink w:history="1" r:id="rIdmmnlulorp8odkqwwlxzkp">
+            <w:hyperlink w:history="1" r:id="rIdn0g2mcrsjlxesxvgjoksp">
               <w:r>
                 <w:rPr>
                   <w:rFonts w:ascii="Arial" w:cs="Arial" w:eastAsia="Arial" w:hAnsi="Arial"/>
@@ -5339,7 +5339,7 @@
         </w:rPr>
         <w:t xml:space="preserve">© 2026 SeaVuria and ARES. Aligned with KICD objectives. Developed by SeaVuria; technical implementation by ARES (with AI assistance from Claude). Licensed under </w:t>
       </w:r>
-      <w:hyperlink w:history="1" r:id="rIdpzdspxzoyzofmgjmaaxix">
+      <w:hyperlink w:history="1" r:id="rIdqe3cu4rwhxsbqu2t57n_c">
         <w:r>
           <w:rPr>
             <w:rFonts w:ascii="Arial" w:cs="Arial" w:eastAsia="Arial" w:hAnsi="Arial"/>
@@ -5360,7 +5360,7 @@
         </w:rPr>
         <w:t xml:space="preserve"> (</w:t>
       </w:r>
-      <w:hyperlink w:history="1" r:id="rIdygdbdhznp9ikh_7nsagty">
+      <w:hyperlink w:history="1" r:id="rIdmj53h9fgthgs3g8bpk6to">
         <w:r>
           <w:rPr>
             <w:rFonts w:ascii="Arial" w:cs="Arial" w:eastAsia="Arial" w:hAnsi="Arial"/>
@@ -6373,7 +6373,7 @@
             <w:pPr>
               <w:spacing w:after="20" w:before="0"/>
             </w:pPr>
-            <w:hyperlink w:history="1" r:id="rIdejfixghxvqq2hrltsopyl">
+            <w:hyperlink w:history="1" r:id="rIdp1rhd-g4mr7xhitygx9cq">
               <w:r>
                 <w:rPr>
                   <w:rFonts w:ascii="Arial" w:cs="Arial" w:eastAsia="Arial" w:hAnsi="Arial"/>
@@ -6406,7 +6406,7 @@
               <w:spacing w:after="10" w:before="0"/>
               <w:ind w:left="120"/>
             </w:pPr>
-            <w:hyperlink w:history="1" r:id="rIduatwo18pgnzny3wxiunnn">
+            <w:hyperlink w:history="1" r:id="rIdywaq5lo6n_lxezh_wfyz-">
               <w:r>
                 <w:rPr>
                   <w:rFonts w:ascii="Arial" w:cs="Arial" w:eastAsia="Arial" w:hAnsi="Arial"/>
@@ -6451,7 +6451,7 @@
             <w:pPr>
               <w:spacing w:after="20" w:before="0"/>
             </w:pPr>
-            <w:hyperlink w:history="1" r:id="rIdg9nd-ksi0laywzilydw7t">
+            <w:hyperlink w:history="1" r:id="rIdgvyzvehxeecw5wbpgccns">
               <w:r>
                 <w:rPr>
                   <w:rFonts w:ascii="Arial" w:cs="Arial" w:eastAsia="Arial" w:hAnsi="Arial"/>
@@ -6484,7 +6484,7 @@
               <w:spacing w:after="10" w:before="0"/>
               <w:ind w:left="120"/>
             </w:pPr>
-            <w:hyperlink w:history="1" r:id="rIdttqkytzfldcwdm5q4py8d">
+            <w:hyperlink w:history="1" r:id="rIdsoqug1wglyhzo-eibzkzq">
               <w:r>
                 <w:rPr>
                   <w:rFonts w:ascii="Arial" w:cs="Arial" w:eastAsia="Arial" w:hAnsi="Arial"/>
@@ -6679,7 +6679,7 @@
             <w:pPr>
               <w:spacing w:after="20" w:before="0"/>
             </w:pPr>
-            <w:hyperlink w:history="1" r:id="rIdwcjwsaaxfyqwpfmxeogwx">
+            <w:hyperlink w:history="1" r:id="rIdnwsax7lq9vrgelqwzkj2u">
               <w:r>
                 <w:rPr>
                   <w:rFonts w:ascii="Arial" w:cs="Arial" w:eastAsia="Arial" w:hAnsi="Arial"/>
@@ -6712,7 +6712,7 @@
               <w:spacing w:after="10" w:before="0"/>
               <w:ind w:left="120"/>
             </w:pPr>
-            <w:hyperlink w:history="1" r:id="rIdru1ukegyugqochcqboapk">
+            <w:hyperlink w:history="1" r:id="rIdib7mog-yys18nmvw_lrjd">
               <w:r>
                 <w:rPr>
                   <w:rFonts w:ascii="Arial" w:cs="Arial" w:eastAsia="Arial" w:hAnsi="Arial"/>
@@ -6757,7 +6757,7 @@
             <w:pPr>
               <w:spacing w:after="20" w:before="0"/>
             </w:pPr>
-            <w:hyperlink w:history="1" r:id="rIdev7dvib9xlptpb7zqs_nx">
+            <w:hyperlink w:history="1" r:id="rIdhtjtpglwuskrv5v1d_zcc">
               <w:r>
                 <w:rPr>
                   <w:rFonts w:ascii="Arial" w:cs="Arial" w:eastAsia="Arial" w:hAnsi="Arial"/>
@@ -6790,7 +6790,7 @@
               <w:spacing w:after="10" w:before="0"/>
               <w:ind w:left="120"/>
             </w:pPr>
-            <w:hyperlink w:history="1" r:id="rIdc1o-psllkxx_vyccm9yep">
+            <w:hyperlink w:history="1" r:id="rIdalrdjs9udfqfpkq_iohg8">
               <w:r>
                 <w:rPr>
                   <w:rFonts w:ascii="Arial" w:cs="Arial" w:eastAsia="Arial" w:hAnsi="Arial"/>
@@ -6985,7 +6985,7 @@
             <w:pPr>
               <w:spacing w:after="20" w:before="0"/>
             </w:pPr>
-            <w:hyperlink w:history="1" r:id="rId-igfucvgr46yjwkkw2qqp">
+            <w:hyperlink w:history="1" r:id="rIdhs_qfkwthqhy33hzsdjf1">
               <w:r>
                 <w:rPr>
                   <w:rFonts w:ascii="Arial" w:cs="Arial" w:eastAsia="Arial" w:hAnsi="Arial"/>
@@ -7034,7 +7034,7 @@
               <w:spacing w:after="10" w:before="0"/>
               <w:ind w:left="120"/>
             </w:pPr>
-            <w:hyperlink w:history="1" r:id="rIdscs1i_tuvnr9ygpxlyvks">
+            <w:hyperlink w:history="1" r:id="rIdae-el5zqyr2jfzi0jses3">
               <w:r>
                 <w:rPr>
                   <w:rFonts w:ascii="Arial" w:cs="Arial" w:eastAsia="Arial" w:hAnsi="Arial"/>
@@ -7079,7 +7079,7 @@
             <w:pPr>
               <w:spacing w:after="20" w:before="0"/>
             </w:pPr>
-            <w:hyperlink w:history="1" r:id="rId65eonw96sc7mq9ebqsfue">
+            <w:hyperlink w:history="1" r:id="rIdxyvkqcsy-xfzfgnexfqnv">
               <w:r>
                 <w:rPr>
                   <w:rFonts w:ascii="Arial" w:cs="Arial" w:eastAsia="Arial" w:hAnsi="Arial"/>
@@ -7112,7 +7112,7 @@
               <w:spacing w:after="10" w:before="0"/>
               <w:ind w:left="120"/>
             </w:pPr>
-            <w:hyperlink w:history="1" r:id="rIdfsetr_gzf-_jwv-jafrsf">
+            <w:hyperlink w:history="1" r:id="rIdicoknvo2tvlwtyxaz6vld">
               <w:r>
                 <w:rPr>
                   <w:rFonts w:ascii="Arial" w:cs="Arial" w:eastAsia="Arial" w:hAnsi="Arial"/>
@@ -7307,7 +7307,7 @@
             <w:pPr>
               <w:spacing w:after="20" w:before="0"/>
             </w:pPr>
-            <w:hyperlink w:history="1" r:id="rIdkicye6codtakmvvmesqlv">
+            <w:hyperlink w:history="1" r:id="rId8w-va-8t3ifzyntcyb8bk">
               <w:r>
                 <w:rPr>
                   <w:rFonts w:ascii="Arial" w:cs="Arial" w:eastAsia="Arial" w:hAnsi="Arial"/>
@@ -7356,7 +7356,7 @@
               <w:spacing w:after="10" w:before="0"/>
               <w:ind w:left="120"/>
             </w:pPr>
-            <w:hyperlink w:history="1" r:id="rIdjnov_u5nhrdkjs-j4p7tu">
+            <w:hyperlink w:history="1" r:id="rIdbpxdo7n4ew4de0gd1p-8i">
               <w:r>
                 <w:rPr>
                   <w:rFonts w:ascii="Arial" w:cs="Arial" w:eastAsia="Arial" w:hAnsi="Arial"/>
@@ -7401,7 +7401,7 @@
             <w:pPr>
               <w:spacing w:after="20" w:before="0"/>
             </w:pPr>
-            <w:hyperlink w:history="1" r:id="rIdrccbjaw0p8bgwjcetf0-c">
+            <w:hyperlink w:history="1" r:id="rId4yoyhaisa52nrzebksmkw">
               <w:r>
                 <w:rPr>
                   <w:rFonts w:ascii="Arial" w:cs="Arial" w:eastAsia="Arial" w:hAnsi="Arial"/>
@@ -7434,7 +7434,7 @@
               <w:spacing w:after="10" w:before="0"/>
               <w:ind w:left="120"/>
             </w:pPr>
-            <w:hyperlink w:history="1" r:id="rIdzsnsdbtmvsmt6wsx8yg7-">
+            <w:hyperlink w:history="1" r:id="rIdnkq9gmdqgq-ga6cvzwrrf">
               <w:r>
                 <w:rPr>
                   <w:rFonts w:ascii="Arial" w:cs="Arial" w:eastAsia="Arial" w:hAnsi="Arial"/>
@@ -7629,7 +7629,7 @@
             <w:pPr>
               <w:spacing w:after="20" w:before="0"/>
             </w:pPr>
-            <w:hyperlink w:history="1" r:id="rIdodqqgfnpmsivcqe2ltohp">
+            <w:hyperlink w:history="1" r:id="rIdspqhfqd-ek4t_mf-genv1">
               <w:r>
                 <w:rPr>
                   <w:rFonts w:ascii="Arial" w:cs="Arial" w:eastAsia="Arial" w:hAnsi="Arial"/>
@@ -7678,7 +7678,7 @@
               <w:spacing w:after="10" w:before="0"/>
               <w:ind w:left="120"/>
             </w:pPr>
-            <w:hyperlink w:history="1" r:id="rIdri3a_xgstnnh3wtugxct6">
+            <w:hyperlink w:history="1" r:id="rIdx7rsnlhfwl3bgf6q9wb53">
               <w:r>
                 <w:rPr>
                   <w:rFonts w:ascii="Arial" w:cs="Arial" w:eastAsia="Arial" w:hAnsi="Arial"/>
@@ -7723,7 +7723,7 @@
             <w:pPr>
               <w:spacing w:after="20" w:before="0"/>
             </w:pPr>
-            <w:hyperlink w:history="1" r:id="rIdq23a-rcfyzwgo9eodprc3">
+            <w:hyperlink w:history="1" r:id="rIdmbbqpdik97stlpum28zn7">
               <w:r>
                 <w:rPr>
                   <w:rFonts w:ascii="Arial" w:cs="Arial" w:eastAsia="Arial" w:hAnsi="Arial"/>
@@ -7772,7 +7772,7 @@
               <w:spacing w:after="10" w:before="0"/>
               <w:ind w:left="120"/>
             </w:pPr>
-            <w:hyperlink w:history="1" r:id="rIdt1oaxjfgu9oaxfzgvtxnf">
+            <w:hyperlink w:history="1" r:id="rIdpaa_fsopiqlgvobh8wi6g">
               <w:r>
                 <w:rPr>
                   <w:rFonts w:ascii="Arial" w:cs="Arial" w:eastAsia="Arial" w:hAnsi="Arial"/>
@@ -8284,7 +8284,7 @@
         </w:rPr>
         <w:t xml:space="preserve">© 2026 SeaVuria and ARES. Aligned with KICD objectives. Developed by SeaVuria; technical implementation by ARES (with AI assistance from Claude). Licensed under </w:t>
       </w:r>
-      <w:hyperlink w:history="1" r:id="rId7g8a207bnqkkp_frnhxqs">
+      <w:hyperlink w:history="1" r:id="rIdbxefmaen6sdc5zfpqpy1l">
         <w:r>
           <w:rPr>
             <w:rFonts w:ascii="Arial" w:cs="Arial" w:eastAsia="Arial" w:hAnsi="Arial"/>
@@ -8305,7 +8305,7 @@
         </w:rPr>
         <w:t xml:space="preserve"> (</w:t>
       </w:r>
-      <w:hyperlink w:history="1" r:id="rIdmucowu1vp4dmicp44xkrq">
+      <w:hyperlink w:history="1" r:id="rIdexns5lqf0-df7d6svix-p">
         <w:r>
           <w:rPr>
             <w:rFonts w:ascii="Arial" w:cs="Arial" w:eastAsia="Arial" w:hAnsi="Arial"/>
@@ -9318,7 +9318,7 @@
             <w:pPr>
               <w:spacing w:after="20" w:before="0"/>
             </w:pPr>
-            <w:hyperlink w:history="1" r:id="rId5lmvvjttdz0c8ivsq4yl9">
+            <w:hyperlink w:history="1" r:id="rId7sc7las2cxpz3km3ms9yq">
               <w:r>
                 <w:rPr>
                   <w:rFonts w:ascii="Arial" w:cs="Arial" w:eastAsia="Arial" w:hAnsi="Arial"/>
@@ -9351,7 +9351,7 @@
               <w:spacing w:after="10" w:before="0"/>
               <w:ind w:left="120"/>
             </w:pPr>
-            <w:hyperlink w:history="1" r:id="rIdj8ut5orh2jywid70uamoy">
+            <w:hyperlink w:history="1" r:id="rIdq5agqgfjydvcdzpzywokd">
               <w:r>
                 <w:rPr>
                   <w:rFonts w:ascii="Arial" w:cs="Arial" w:eastAsia="Arial" w:hAnsi="Arial"/>
@@ -9396,7 +9396,7 @@
             <w:pPr>
               <w:spacing w:after="20" w:before="0"/>
             </w:pPr>
-            <w:hyperlink w:history="1" r:id="rId5o6knaualwnycjsnygg71">
+            <w:hyperlink w:history="1" r:id="rIdo3linq7tg26cnhnfg_n1w">
               <w:r>
                 <w:rPr>
                   <w:rFonts w:ascii="Arial" w:cs="Arial" w:eastAsia="Arial" w:hAnsi="Arial"/>
@@ -9429,7 +9429,7 @@
               <w:spacing w:after="10" w:before="0"/>
               <w:ind w:left="120"/>
             </w:pPr>
-            <w:hyperlink w:history="1" r:id="rIdu_0z6wwtgk9ik51mnbapd">
+            <w:hyperlink w:history="1" r:id="rIdumngjehsr1aatkjesotzv">
               <w:r>
                 <w:rPr>
                   <w:rFonts w:ascii="Arial" w:cs="Arial" w:eastAsia="Arial" w:hAnsi="Arial"/>
@@ -9624,7 +9624,7 @@
             <w:pPr>
               <w:spacing w:after="20" w:before="0"/>
             </w:pPr>
-            <w:hyperlink w:history="1" r:id="rIdah1jomxozj2kecmhywgbs">
+            <w:hyperlink w:history="1" r:id="rIdmff-7ei6opwk5qxgxncuc">
               <w:r>
                 <w:rPr>
                   <w:rFonts w:ascii="Arial" w:cs="Arial" w:eastAsia="Arial" w:hAnsi="Arial"/>
@@ -9657,7 +9657,7 @@
               <w:spacing w:after="10" w:before="0"/>
               <w:ind w:left="120"/>
             </w:pPr>
-            <w:hyperlink w:history="1" r:id="rId1n5pi1imkqho3khtrvbyx">
+            <w:hyperlink w:history="1" r:id="rIdsky2u9h1dd61yry66xozd">
               <w:r>
                 <w:rPr>
                   <w:rFonts w:ascii="Arial" w:cs="Arial" w:eastAsia="Arial" w:hAnsi="Arial"/>
@@ -9702,7 +9702,7 @@
             <w:pPr>
               <w:spacing w:after="20" w:before="0"/>
             </w:pPr>
-            <w:hyperlink w:history="1" r:id="rId82vxsei6otakjhal8kdzy">
+            <w:hyperlink w:history="1" r:id="rIdiwk-0i8llqmxsuurqixq3">
               <w:r>
                 <w:rPr>
                   <w:rFonts w:ascii="Arial" w:cs="Arial" w:eastAsia="Arial" w:hAnsi="Arial"/>
@@ -9735,7 +9735,7 @@
               <w:spacing w:after="10" w:before="0"/>
               <w:ind w:left="120"/>
             </w:pPr>
-            <w:hyperlink w:history="1" r:id="rIdblcyynepx5vffazsb9yev">
+            <w:hyperlink w:history="1" r:id="rIdu4cvuhxxnomj1ynqypf50">
               <w:r>
                 <w:rPr>
                   <w:rFonts w:ascii="Arial" w:cs="Arial" w:eastAsia="Arial" w:hAnsi="Arial"/>
@@ -9930,7 +9930,7 @@
             <w:pPr>
               <w:spacing w:after="20" w:before="0"/>
             </w:pPr>
-            <w:hyperlink w:history="1" r:id="rIdxxmk-2kajtcsjojm4duxg">
+            <w:hyperlink w:history="1" r:id="rIduia-gfe5fq0e0hxhik7pq">
               <w:r>
                 <w:rPr>
                   <w:rFonts w:ascii="Arial" w:cs="Arial" w:eastAsia="Arial" w:hAnsi="Arial"/>
@@ -9979,7 +9979,7 @@
               <w:spacing w:after="10" w:before="0"/>
               <w:ind w:left="120"/>
             </w:pPr>
-            <w:hyperlink w:history="1" r:id="rId5whjbmvccvbx8ys7aqusf">
+            <w:hyperlink w:history="1" r:id="rIdevun-kx-xaopnjsp4qnir">
               <w:r>
                 <w:rPr>
                   <w:rFonts w:ascii="Arial" w:cs="Arial" w:eastAsia="Arial" w:hAnsi="Arial"/>
@@ -10024,7 +10024,7 @@
             <w:pPr>
               <w:spacing w:after="20" w:before="0"/>
             </w:pPr>
-            <w:hyperlink w:history="1" r:id="rIdmzu-ljed9twh8vc6sxs2b">
+            <w:hyperlink w:history="1" r:id="rIdyoztrj5m06ybhgqsixpw3">
               <w:r>
                 <w:rPr>
                   <w:rFonts w:ascii="Arial" w:cs="Arial" w:eastAsia="Arial" w:hAnsi="Arial"/>
@@ -10057,7 +10057,7 @@
               <w:spacing w:after="10" w:before="0"/>
               <w:ind w:left="120"/>
             </w:pPr>
-            <w:hyperlink w:history="1" r:id="rIdgbowu5m2zxigv2nkbslo6">
+            <w:hyperlink w:history="1" r:id="rIdjqmap2ng6pqyx2dso_dgl">
               <w:r>
                 <w:rPr>
                   <w:rFonts w:ascii="Arial" w:cs="Arial" w:eastAsia="Arial" w:hAnsi="Arial"/>
@@ -10252,7 +10252,7 @@
             <w:pPr>
               <w:spacing w:after="20" w:before="0"/>
             </w:pPr>
-            <w:hyperlink w:history="1" r:id="rIddtmbxl_zwzkvlrzoumxyu">
+            <w:hyperlink w:history="1" r:id="rIdaedrweczcvss7-se3pa3z">
               <w:r>
                 <w:rPr>
                   <w:rFonts w:ascii="Arial" w:cs="Arial" w:eastAsia="Arial" w:hAnsi="Arial"/>
@@ -10301,7 +10301,7 @@
               <w:spacing w:after="10" w:before="0"/>
               <w:ind w:left="120"/>
             </w:pPr>
-            <w:hyperlink w:history="1" r:id="rIdjaajnpcipooe5sfmwah97">
+            <w:hyperlink w:history="1" r:id="rIdboiavzt6xw7vzvda0tsvr">
               <w:r>
                 <w:rPr>
                   <w:rFonts w:ascii="Arial" w:cs="Arial" w:eastAsia="Arial" w:hAnsi="Arial"/>
@@ -10346,7 +10346,7 @@
             <w:pPr>
               <w:spacing w:after="20" w:before="0"/>
             </w:pPr>
-            <w:hyperlink w:history="1" r:id="rIdlv2it3vb5njansjbrbxdl">
+            <w:hyperlink w:history="1" r:id="rIdldkp8uqyppmusqrkfh75l">
               <w:r>
                 <w:rPr>
                   <w:rFonts w:ascii="Arial" w:cs="Arial" w:eastAsia="Arial" w:hAnsi="Arial"/>
@@ -10379,7 +10379,7 @@
               <w:spacing w:after="10" w:before="0"/>
               <w:ind w:left="120"/>
             </w:pPr>
-            <w:hyperlink w:history="1" r:id="rIdcb0ztx3m3slnsbakt4qsq">
+            <w:hyperlink w:history="1" r:id="rIdhgdqhu6jtnk_xvazvuhog">
               <w:r>
                 <w:rPr>
                   <w:rFonts w:ascii="Arial" w:cs="Arial" w:eastAsia="Arial" w:hAnsi="Arial"/>
@@ -10574,7 +10574,7 @@
             <w:pPr>
               <w:spacing w:after="20" w:before="0"/>
             </w:pPr>
-            <w:hyperlink w:history="1" r:id="rIdszzsqt6mhflsuemngzgtb">
+            <w:hyperlink w:history="1" r:id="rIdce1syrpzdp--lgccc2d_s">
               <w:r>
                 <w:rPr>
                   <w:rFonts w:ascii="Arial" w:cs="Arial" w:eastAsia="Arial" w:hAnsi="Arial"/>
@@ -10623,7 +10623,7 @@
               <w:spacing w:after="10" w:before="0"/>
               <w:ind w:left="120"/>
             </w:pPr>
-            <w:hyperlink w:history="1" r:id="rIdxkmunr85otzmblaxi3eqp">
+            <w:hyperlink w:history="1" r:id="rIdbhv1mwjuqsjf9enb0bofw">
               <w:r>
                 <w:rPr>
                   <w:rFonts w:ascii="Arial" w:cs="Arial" w:eastAsia="Arial" w:hAnsi="Arial"/>
@@ -10668,7 +10668,7 @@
             <w:pPr>
               <w:spacing w:after="20" w:before="0"/>
             </w:pPr>
-            <w:hyperlink w:history="1" r:id="rIdlmqxsrdgmtawhr9rp9ubs">
+            <w:hyperlink w:history="1" r:id="rIdtjb0gpoaxt0thhqqrk2ui">
               <w:r>
                 <w:rPr>
                   <w:rFonts w:ascii="Arial" w:cs="Arial" w:eastAsia="Arial" w:hAnsi="Arial"/>
@@ -10717,7 +10717,7 @@
               <w:spacing w:after="10" w:before="0"/>
               <w:ind w:left="120"/>
             </w:pPr>
-            <w:hyperlink w:history="1" r:id="rIdzliifzn8kpjvxseu80qbs">
+            <w:hyperlink w:history="1" r:id="rIdbkervtpbw7cot_qg5dds2">
               <w:r>
                 <w:rPr>
                   <w:rFonts w:ascii="Arial" w:cs="Arial" w:eastAsia="Arial" w:hAnsi="Arial"/>
@@ -11229,7 +11229,7 @@
         </w:rPr>
         <w:t xml:space="preserve">© 2026 SeaVuria and ARES. Aligned with KICD objectives. Developed by SeaVuria; technical implementation by ARES (with AI assistance from Claude). Licensed under </w:t>
       </w:r>
-      <w:hyperlink w:history="1" r:id="rIdn905lkqqwtpamnmjohujg">
+      <w:hyperlink w:history="1" r:id="rIdjsdkqz3dekbeggqzlyo6q">
         <w:r>
           <w:rPr>
             <w:rFonts w:ascii="Arial" w:cs="Arial" w:eastAsia="Arial" w:hAnsi="Arial"/>
@@ -11250,7 +11250,7 @@
         </w:rPr>
         <w:t xml:space="preserve"> (</w:t>
       </w:r>
-      <w:hyperlink w:history="1" r:id="rId6dkxaujkpeqb8cpvpkp0q">
+      <w:hyperlink w:history="1" r:id="rIdrqa0h2n5mheausgfjlia2">
         <w:r>
           <w:rPr>
             <w:rFonts w:ascii="Arial" w:cs="Arial" w:eastAsia="Arial" w:hAnsi="Arial"/>
@@ -11557,7 +11557,7 @@
                 <w:sz w:val="18"/>
                 <w:szCs w:val="18"/>
               </w:rPr>
-              <w:t xml:space="preserve">Students will know that: (1) reflecting across y = x swaps the x- and y-coordinates of every point; (2) reflecting across y = −x negates and swaps the coordinates; (3) the line of reflection is always given in the form y = mx + c; (4) each point in the starting figure is the same perpendicular distance from the line of reflection as its corresponding point in the image; (5) the image produced by any reflection is congruent to the original figure.</w:t>
+              <w:t xml:space="preserve">Students will know that: (1) reflecting across y = x swaps the x- and y-coordinates of every point; (2) reflecting across y = −x negates and swaps the coordinates; (3) a sloping or horizontal line of reflection is given in the form y = mx + c, while a vertical one is written x = k; (4) each point in the starting figure is the same perpendicular distance from the line of reflection as its corresponding point in the image; (5) the image produced by any reflection is congruent to the original figure.</w:t>
             </w:r>
           </w:p>
         </w:tc>
@@ -12263,7 +12263,7 @@
             <w:pPr>
               <w:spacing w:after="20" w:before="0"/>
             </w:pPr>
-            <w:hyperlink w:history="1" r:id="rIds9shemcajozc86wlrqhrv">
+            <w:hyperlink w:history="1" r:id="rIdt5-6lb_puoxbk32vykgrp">
               <w:r>
                 <w:rPr>
                   <w:rFonts w:ascii="Arial" w:cs="Arial" w:eastAsia="Arial" w:hAnsi="Arial"/>
@@ -12296,7 +12296,7 @@
               <w:spacing w:after="10" w:before="0"/>
               <w:ind w:left="120"/>
             </w:pPr>
-            <w:hyperlink w:history="1" r:id="rIdo-5ozhnceyf2pmrqdpwpa">
+            <w:hyperlink w:history="1" r:id="rIdapzvplntnsy1tuaibuk2t">
               <w:r>
                 <w:rPr>
                   <w:rFonts w:ascii="Arial" w:cs="Arial" w:eastAsia="Arial" w:hAnsi="Arial"/>
@@ -12341,7 +12341,7 @@
             <w:pPr>
               <w:spacing w:after="20" w:before="0"/>
             </w:pPr>
-            <w:hyperlink w:history="1" r:id="rIdc1ykdfyy0opcnmo_aa0qn">
+            <w:hyperlink w:history="1" r:id="rIdmcge_tydlxwkfsb2ooryj">
               <w:r>
                 <w:rPr>
                   <w:rFonts w:ascii="Arial" w:cs="Arial" w:eastAsia="Arial" w:hAnsi="Arial"/>
@@ -12374,7 +12374,7 @@
               <w:spacing w:after="10" w:before="0"/>
               <w:ind w:left="120"/>
             </w:pPr>
-            <w:hyperlink w:history="1" r:id="rIdb-4klusuwwi8kjvijtm2j">
+            <w:hyperlink w:history="1" r:id="rId1bg7muapd284fscr_obqx">
               <w:r>
                 <w:rPr>
                   <w:rFonts w:ascii="Arial" w:cs="Arial" w:eastAsia="Arial" w:hAnsi="Arial"/>
@@ -12645,7 +12645,7 @@
             <w:pPr>
               <w:spacing w:after="20" w:before="0"/>
             </w:pPr>
-            <w:hyperlink w:history="1" r:id="rIdylz_2xy2rqkfgvtz8jd0g">
+            <w:hyperlink w:history="1" r:id="rIdmeiuxmyndvgblhc-fptds">
               <w:r>
                 <w:rPr>
                   <w:rFonts w:ascii="Arial" w:cs="Arial" w:eastAsia="Arial" w:hAnsi="Arial"/>
@@ -12678,7 +12678,7 @@
               <w:spacing w:after="10" w:before="0"/>
               <w:ind w:left="120"/>
             </w:pPr>
-            <w:hyperlink w:history="1" r:id="rIdxtfx0rwagf46mltfo43lo">
+            <w:hyperlink w:history="1" r:id="rIdgefoccyrofauwoxurmcjg">
               <w:r>
                 <w:rPr>
                   <w:rFonts w:ascii="Arial" w:cs="Arial" w:eastAsia="Arial" w:hAnsi="Arial"/>
@@ -12723,7 +12723,7 @@
             <w:pPr>
               <w:spacing w:after="20" w:before="0"/>
             </w:pPr>
-            <w:hyperlink w:history="1" r:id="rId_zz9pfycpqee8bz_-fv20">
+            <w:hyperlink w:history="1" r:id="rIdehheb0sbizao08shw_bi_">
               <w:r>
                 <w:rPr>
                   <w:rFonts w:ascii="Arial" w:cs="Arial" w:eastAsia="Arial" w:hAnsi="Arial"/>
@@ -12756,7 +12756,7 @@
               <w:spacing w:after="10" w:before="0"/>
               <w:ind w:left="120"/>
             </w:pPr>
-            <w:hyperlink w:history="1" r:id="rIdz4lg_xxgwdcbs2daoyu1-">
+            <w:hyperlink w:history="1" r:id="rId7no-jplvwtcxuzu6iveqq">
               <w:r>
                 <w:rPr>
                   <w:rFonts w:ascii="Arial" w:cs="Arial" w:eastAsia="Arial" w:hAnsi="Arial"/>
@@ -13065,7 +13065,7 @@
             <w:pPr>
               <w:spacing w:after="20" w:before="0"/>
             </w:pPr>
-            <w:hyperlink w:history="1" r:id="rIdd6oamjsl8eefrzxclpqol">
+            <w:hyperlink w:history="1" r:id="rId2ycaxv8tswcyc-ugln7ej">
               <w:r>
                 <w:rPr>
                   <w:rFonts w:ascii="Arial" w:cs="Arial" w:eastAsia="Arial" w:hAnsi="Arial"/>
@@ -13098,7 +13098,7 @@
               <w:spacing w:after="10" w:before="0"/>
               <w:ind w:left="120"/>
             </w:pPr>
-            <w:hyperlink w:history="1" r:id="rIdqdsfikyqdjzgtbfckhgog">
+            <w:hyperlink w:history="1" r:id="rIdthb28dgoikeikfqpifny_">
               <w:r>
                 <w:rPr>
                   <w:rFonts w:ascii="Arial" w:cs="Arial" w:eastAsia="Arial" w:hAnsi="Arial"/>
@@ -13143,7 +13143,7 @@
             <w:pPr>
               <w:spacing w:after="20" w:before="0"/>
             </w:pPr>
-            <w:hyperlink w:history="1" r:id="rIdk0i2nsgdkn_qghmolmxfc">
+            <w:hyperlink w:history="1" r:id="rId7hlds-d9jw9dusjpawog3">
               <w:r>
                 <w:rPr>
                   <w:rFonts w:ascii="Arial" w:cs="Arial" w:eastAsia="Arial" w:hAnsi="Arial"/>
@@ -13192,7 +13192,7 @@
               <w:spacing w:after="10" w:before="0"/>
               <w:ind w:left="120"/>
             </w:pPr>
-            <w:hyperlink w:history="1" r:id="rId7itdcbifk0guawye5l7fc">
+            <w:hyperlink w:history="1" r:id="rIdukwyn5hbk_vqp2u6jv9hj">
               <w:r>
                 <w:rPr>
                   <w:rFonts w:ascii="Arial" w:cs="Arial" w:eastAsia="Arial" w:hAnsi="Arial"/>
@@ -13501,7 +13501,7 @@
             <w:pPr>
               <w:spacing w:after="20" w:before="0"/>
             </w:pPr>
-            <w:hyperlink w:history="1" r:id="rIdoytrmgnyxw8na8m8das5y">
+            <w:hyperlink w:history="1" r:id="rIdbdqoc-8avfcqt2mfmlp62">
               <w:r>
                 <w:rPr>
                   <w:rFonts w:ascii="Arial" w:cs="Arial" w:eastAsia="Arial" w:hAnsi="Arial"/>
@@ -13534,7 +13534,7 @@
               <w:spacing w:after="10" w:before="0"/>
               <w:ind w:left="120"/>
             </w:pPr>
-            <w:hyperlink w:history="1" r:id="rIddxk0vcq6ateq6xsqskpsg">
+            <w:hyperlink w:history="1" r:id="rIdmlyhgchuagizrsgp34e-v">
               <w:r>
                 <w:rPr>
                   <w:rFonts w:ascii="Arial" w:cs="Arial" w:eastAsia="Arial" w:hAnsi="Arial"/>
@@ -13579,7 +13579,7 @@
             <w:pPr>
               <w:spacing w:after="20" w:before="0"/>
             </w:pPr>
-            <w:hyperlink w:history="1" r:id="rId1wnsbut2_i8rszzaz8i0i">
+            <w:hyperlink w:history="1" r:id="rId3diy4ddcr4b723p4cho9l">
               <w:r>
                 <w:rPr>
                   <w:rFonts w:ascii="Arial" w:cs="Arial" w:eastAsia="Arial" w:hAnsi="Arial"/>
@@ -13628,7 +13628,7 @@
               <w:spacing w:after="10" w:before="0"/>
               <w:ind w:left="120"/>
             </w:pPr>
-            <w:hyperlink w:history="1" r:id="rIddsac2qlb7rpd2k33xjvwc">
+            <w:hyperlink w:history="1" r:id="rId4i5ejdq1zi1kb6lljgcvp">
               <w:r>
                 <w:rPr>
                   <w:rFonts w:ascii="Arial" w:cs="Arial" w:eastAsia="Arial" w:hAnsi="Arial"/>
@@ -13918,7 +13918,7 @@
             <w:pPr>
               <w:spacing w:after="20" w:before="0"/>
             </w:pPr>
-            <w:hyperlink w:history="1" r:id="rIdgprdcldv8eknvtaph9sen">
+            <w:hyperlink w:history="1" r:id="rId3w8inh6qsvzstevwk3fvx">
               <w:r>
                 <w:rPr>
                   <w:rFonts w:ascii="Arial" w:cs="Arial" w:eastAsia="Arial" w:hAnsi="Arial"/>
@@ -13967,7 +13967,7 @@
               <w:spacing w:after="10" w:before="0"/>
               <w:ind w:left="120"/>
             </w:pPr>
-            <w:hyperlink w:history="1" r:id="rIdbc1jig2j8vwnqpweqiuv1">
+            <w:hyperlink w:history="1" r:id="rIdpbzgz8qdpfi_6udcquvd-">
               <w:r>
                 <w:rPr>
                   <w:rFonts w:ascii="Arial" w:cs="Arial" w:eastAsia="Arial" w:hAnsi="Arial"/>
@@ -14012,7 +14012,7 @@
             <w:pPr>
               <w:spacing w:after="20" w:before="0"/>
             </w:pPr>
-            <w:hyperlink w:history="1" r:id="rIdbbosru-tumcbbof_o8bi4">
+            <w:hyperlink w:history="1" r:id="rIdwiujgfstzggh2m5r0qdhw">
               <w:r>
                 <w:rPr>
                   <w:rFonts w:ascii="Arial" w:cs="Arial" w:eastAsia="Arial" w:hAnsi="Arial"/>
@@ -14061,7 +14061,7 @@
               <w:spacing w:after="10" w:before="0"/>
               <w:ind w:left="120"/>
             </w:pPr>
-            <w:hyperlink w:history="1" r:id="rIdg6luoo8-pqekh_ohy1b0r">
+            <w:hyperlink w:history="1" r:id="rIds8gjrifuvfa5am5pkaolx">
               <w:r>
                 <w:rPr>
                   <w:rFonts w:ascii="Arial" w:cs="Arial" w:eastAsia="Arial" w:hAnsi="Arial"/>
@@ -14687,7 +14687,7 @@
         </w:rPr>
         <w:t xml:space="preserve">© 2026 SeaVuria and ARES. Aligned with KICD objectives. Developed by SeaVuria; technical implementation by ARES (with AI assistance from Claude). Licensed under </w:t>
       </w:r>
-      <w:hyperlink w:history="1" r:id="rIdcs0wqg0tq_pbymoqtpizf">
+      <w:hyperlink w:history="1" r:id="rIdxyhrolcdvsyogj_itf7t6">
         <w:r>
           <w:rPr>
             <w:rFonts w:ascii="Arial" w:cs="Arial" w:eastAsia="Arial" w:hAnsi="Arial"/>
@@ -14708,7 +14708,7 @@
         </w:rPr>
         <w:t xml:space="preserve"> (</w:t>
       </w:r>
-      <w:hyperlink w:history="1" r:id="rId93z-a9j1clmqjd79fircd">
+      <w:hyperlink w:history="1" r:id="rIdaxjpba-y-zteaahrrx7jp">
         <w:r>
           <w:rPr>
             <w:rFonts w:ascii="Arial" w:cs="Arial" w:eastAsia="Arial" w:hAnsi="Arial"/>
@@ -15015,7 +15015,7 @@
                 <w:sz w:val="18"/>
                 <w:szCs w:val="18"/>
               </w:rPr>
-              <w:t xml:space="preserve">Each point in the original figure is the same perpendicular distance from the line of reflection as its corresponding point in the image. The line of reflection can always be expressed in the form y = mx + c.</w:t>
+              <w:t xml:space="preserve">Each point in the original figure is the same perpendicular distance from the line of reflection as its corresponding point in the image. Any non-vertical line of reflection can be expressed in the form y = mx + c; a vertical line of reflection is written x = k.</w:t>
             </w:r>
           </w:p>
         </w:tc>
@@ -15721,7 +15721,7 @@
             <w:pPr>
               <w:spacing w:after="20" w:before="0"/>
             </w:pPr>
-            <w:hyperlink w:history="1" r:id="rIdnccmwnqbn0d5j0uwjbftm">
+            <w:hyperlink w:history="1" r:id="rIdd2aoli9prvdyosm1e-ka9">
               <w:r>
                 <w:rPr>
                   <w:rFonts w:ascii="Arial" w:cs="Arial" w:eastAsia="Arial" w:hAnsi="Arial"/>
@@ -15754,7 +15754,7 @@
               <w:spacing w:after="10" w:before="0"/>
               <w:ind w:left="120"/>
             </w:pPr>
-            <w:hyperlink w:history="1" r:id="rIdgwppppcdsmrj2mxbq9l5m">
+            <w:hyperlink w:history="1" r:id="rIdsnosoyozs64jpbzylcxj-">
               <w:r>
                 <w:rPr>
                   <w:rFonts w:ascii="Arial" w:cs="Arial" w:eastAsia="Arial" w:hAnsi="Arial"/>
@@ -15799,7 +15799,7 @@
             <w:pPr>
               <w:spacing w:after="20" w:before="0"/>
             </w:pPr>
-            <w:hyperlink w:history="1" r:id="rIdbhuoyzurvy79iasvuoknv">
+            <w:hyperlink w:history="1" r:id="rIdvxdvekhxnqkts-b20qq4t">
               <w:r>
                 <w:rPr>
                   <w:rFonts w:ascii="Arial" w:cs="Arial" w:eastAsia="Arial" w:hAnsi="Arial"/>
@@ -15832,7 +15832,7 @@
               <w:spacing w:after="10" w:before="0"/>
               <w:ind w:left="120"/>
             </w:pPr>
-            <w:hyperlink w:history="1" r:id="rIdndsgpw19u-adfaxpdsjra">
+            <w:hyperlink w:history="1" r:id="rIdlgyb1v0z2_2knskdku_2d">
               <w:r>
                 <w:rPr>
                   <w:rFonts w:ascii="Arial" w:cs="Arial" w:eastAsia="Arial" w:hAnsi="Arial"/>
@@ -16027,7 +16027,7 @@
             <w:pPr>
               <w:spacing w:after="20" w:before="0"/>
             </w:pPr>
-            <w:hyperlink w:history="1" r:id="rIdntth5odrh4kyfaisadjw4">
+            <w:hyperlink w:history="1" r:id="rId4ehgaok0g45cimegvz5rq">
               <w:r>
                 <w:rPr>
                   <w:rFonts w:ascii="Arial" w:cs="Arial" w:eastAsia="Arial" w:hAnsi="Arial"/>
@@ -16060,7 +16060,7 @@
               <w:spacing w:after="10" w:before="0"/>
               <w:ind w:left="120"/>
             </w:pPr>
-            <w:hyperlink w:history="1" r:id="rId7acta57glfgis0r9p2j_f">
+            <w:hyperlink w:history="1" r:id="rId6lxolcjk7b_vbvstmxxfc">
               <w:r>
                 <w:rPr>
                   <w:rFonts w:ascii="Arial" w:cs="Arial" w:eastAsia="Arial" w:hAnsi="Arial"/>
@@ -16105,7 +16105,7 @@
             <w:pPr>
               <w:spacing w:after="20" w:before="0"/>
             </w:pPr>
-            <w:hyperlink w:history="1" r:id="rIdva2yanpqdu3biepymhhpj">
+            <w:hyperlink w:history="1" r:id="rIdrvuouvcksa_6vz2-gvrrj">
               <w:r>
                 <w:rPr>
                   <w:rFonts w:ascii="Arial" w:cs="Arial" w:eastAsia="Arial" w:hAnsi="Arial"/>
@@ -16138,7 +16138,7 @@
               <w:spacing w:after="10" w:before="0"/>
               <w:ind w:left="120"/>
             </w:pPr>
-            <w:hyperlink w:history="1" r:id="rIdrxwf6gvge-ldggudem6ha">
+            <w:hyperlink w:history="1" r:id="rIdfrsu3jwmbwdd-hplisvdf">
               <w:r>
                 <w:rPr>
                   <w:rFonts w:ascii="Arial" w:cs="Arial" w:eastAsia="Arial" w:hAnsi="Arial"/>
@@ -16333,7 +16333,7 @@
             <w:pPr>
               <w:spacing w:after="20" w:before="0"/>
             </w:pPr>
-            <w:hyperlink w:history="1" r:id="rIdwstrtif1l0buuok-kisvq">
+            <w:hyperlink w:history="1" r:id="rIdwhcxw0upwx1cvfkvgwdii">
               <w:r>
                 <w:rPr>
                   <w:rFonts w:ascii="Arial" w:cs="Arial" w:eastAsia="Arial" w:hAnsi="Arial"/>
@@ -16366,7 +16366,7 @@
               <w:spacing w:after="10" w:before="0"/>
               <w:ind w:left="120"/>
             </w:pPr>
-            <w:hyperlink w:history="1" r:id="rIdszgr5p_9gm04mrcjpfwdx">
+            <w:hyperlink w:history="1" r:id="rIdteoue53zg18ik_audrpyy">
               <w:r>
                 <w:rPr>
                   <w:rFonts w:ascii="Arial" w:cs="Arial" w:eastAsia="Arial" w:hAnsi="Arial"/>
@@ -16411,7 +16411,7 @@
             <w:pPr>
               <w:spacing w:after="20" w:before="0"/>
             </w:pPr>
-            <w:hyperlink w:history="1" r:id="rIdp5tvpz_d2jdeqjlxnph0n">
+            <w:hyperlink w:history="1" r:id="rIdksiecu0napinmxpuzijlr">
               <w:r>
                 <w:rPr>
                   <w:rFonts w:ascii="Arial" w:cs="Arial" w:eastAsia="Arial" w:hAnsi="Arial"/>
@@ -16444,7 +16444,7 @@
               <w:spacing w:after="10" w:before="0"/>
               <w:ind w:left="120"/>
             </w:pPr>
-            <w:hyperlink w:history="1" r:id="rId0ppwmjk8ay_pzofs0ped9">
+            <w:hyperlink w:history="1" r:id="rIdqmrmbs2pjy5jpbvnef9e3">
               <w:r>
                 <w:rPr>
                   <w:rFonts w:ascii="Arial" w:cs="Arial" w:eastAsia="Arial" w:hAnsi="Arial"/>
@@ -16639,7 +16639,7 @@
             <w:pPr>
               <w:spacing w:after="20" w:before="0"/>
             </w:pPr>
-            <w:hyperlink w:history="1" r:id="rIdstji9jtessiodwmfrjqci">
+            <w:hyperlink w:history="1" r:id="rIdvzfwnfhnwglfgavlc-vco">
               <w:r>
                 <w:rPr>
                   <w:rFonts w:ascii="Arial" w:cs="Arial" w:eastAsia="Arial" w:hAnsi="Arial"/>
@@ -16672,7 +16672,7 @@
               <w:spacing w:after="10" w:before="0"/>
               <w:ind w:left="120"/>
             </w:pPr>
-            <w:hyperlink w:history="1" r:id="rIdwqpt5vv605bvxeae4c3uq">
+            <w:hyperlink w:history="1" r:id="rIdlvjrh8vw_cqxt-ru5jayz">
               <w:r>
                 <w:rPr>
                   <w:rFonts w:ascii="Arial" w:cs="Arial" w:eastAsia="Arial" w:hAnsi="Arial"/>
@@ -16717,7 +16717,7 @@
             <w:pPr>
               <w:spacing w:after="20" w:before="0"/>
             </w:pPr>
-            <w:hyperlink w:history="1" r:id="rIdioze1rtk2uy_onovges6u">
+            <w:hyperlink w:history="1" r:id="rIdrtaglnlpg6srvucvgkkpc">
               <w:r>
                 <w:rPr>
                   <w:rFonts w:ascii="Arial" w:cs="Arial" w:eastAsia="Arial" w:hAnsi="Arial"/>
@@ -16750,7 +16750,7 @@
               <w:spacing w:after="10" w:before="0"/>
               <w:ind w:left="120"/>
             </w:pPr>
-            <w:hyperlink w:history="1" r:id="rIdr3e1qh-rbr3if2ojshhvm">
+            <w:hyperlink w:history="1" r:id="rId-9k6cvorkzbuguz37uitk">
               <w:r>
                 <w:rPr>
                   <w:rFonts w:ascii="Arial" w:cs="Arial" w:eastAsia="Arial" w:hAnsi="Arial"/>
@@ -16945,7 +16945,7 @@
             <w:pPr>
               <w:spacing w:after="20" w:before="0"/>
             </w:pPr>
-            <w:hyperlink w:history="1" r:id="rId-a4wfe0b2moue3d_al1we">
+            <w:hyperlink w:history="1" r:id="rIdpuidy25sngrl9hw-f99b2">
               <w:r>
                 <w:rPr>
                   <w:rFonts w:ascii="Arial" w:cs="Arial" w:eastAsia="Arial" w:hAnsi="Arial"/>
@@ -16978,7 +16978,7 @@
               <w:spacing w:after="10" w:before="0"/>
               <w:ind w:left="120"/>
             </w:pPr>
-            <w:hyperlink w:history="1" r:id="rIdykpuksjap48kyybjzcfwr">
+            <w:hyperlink w:history="1" r:id="rId5epnlu7bxerzparfwyegv">
               <w:r>
                 <w:rPr>
                   <w:rFonts w:ascii="Arial" w:cs="Arial" w:eastAsia="Arial" w:hAnsi="Arial"/>
@@ -17023,7 +17023,7 @@
             <w:pPr>
               <w:spacing w:after="20" w:before="0"/>
             </w:pPr>
-            <w:hyperlink w:history="1" r:id="rIdbcah7rj7a8vqkda6d24oq">
+            <w:hyperlink w:history="1" r:id="rIdi2q_xix6dblofywznk9ro">
               <w:r>
                 <w:rPr>
                   <w:rFonts w:ascii="Arial" w:cs="Arial" w:eastAsia="Arial" w:hAnsi="Arial"/>
@@ -17056,7 +17056,7 @@
               <w:spacing w:after="10" w:before="0"/>
               <w:ind w:left="120"/>
             </w:pPr>
-            <w:hyperlink w:history="1" r:id="rIds1kki9a0u85ihz6qtgamb">
+            <w:hyperlink w:history="1" r:id="rIdtwbbm-9iro2bwr3cmonqa">
               <w:r>
                 <w:rPr>
                   <w:rFonts w:ascii="Arial" w:cs="Arial" w:eastAsia="Arial" w:hAnsi="Arial"/>
@@ -17568,7 +17568,7 @@
         </w:rPr>
         <w:t xml:space="preserve">© 2026 SeaVuria and ARES. Aligned with KICD objectives. Developed by SeaVuria; technical implementation by ARES (with AI assistance from Claude). Licensed under </w:t>
       </w:r>
-      <w:hyperlink w:history="1" r:id="rIdzrcornic3wn7ulxgy4al2">
+      <w:hyperlink w:history="1" r:id="rIdg4ytfqcnr9rsh9_lucopn">
         <w:r>
           <w:rPr>
             <w:rFonts w:ascii="Arial" w:cs="Arial" w:eastAsia="Arial" w:hAnsi="Arial"/>
@@ -17589,7 +17589,7 @@
         </w:rPr>
         <w:t xml:space="preserve"> (</w:t>
       </w:r>
-      <w:hyperlink w:history="1" r:id="rIdfxysjp64qscjbh0w2vwwh">
+      <w:hyperlink w:history="1" r:id="rIdoj43r-16tqj4qttum81yz">
         <w:r>
           <w:rPr>
             <w:rFonts w:ascii="Arial" w:cs="Arial" w:eastAsia="Arial" w:hAnsi="Arial"/>
@@ -18602,7 +18602,7 @@
             <w:pPr>
               <w:spacing w:after="20" w:before="0"/>
             </w:pPr>
-            <w:hyperlink w:history="1" r:id="rIdn0ubknr5-tpg2ba8lcc6u">
+            <w:hyperlink w:history="1" r:id="rIdwb4xcxy4vsxr9uloudrfs">
               <w:r>
                 <w:rPr>
                   <w:rFonts w:ascii="Arial" w:cs="Arial" w:eastAsia="Arial" w:hAnsi="Arial"/>
@@ -18635,7 +18635,7 @@
               <w:spacing w:after="10" w:before="0"/>
               <w:ind w:left="120"/>
             </w:pPr>
-            <w:hyperlink w:history="1" r:id="rIdooi9ukjfdmhw2hld9ezuo">
+            <w:hyperlink w:history="1" r:id="rIdkwwq-pgj-5jgkpbqhbu_3">
               <w:r>
                 <w:rPr>
                   <w:rFonts w:ascii="Arial" w:cs="Arial" w:eastAsia="Arial" w:hAnsi="Arial"/>
@@ -18680,7 +18680,7 @@
             <w:pPr>
               <w:spacing w:after="20" w:before="0"/>
             </w:pPr>
-            <w:hyperlink w:history="1" r:id="rIdifvigefvh2su3scig3uoz">
+            <w:hyperlink w:history="1" r:id="rIdbcdger5uzftaatsjngwk_">
               <w:r>
                 <w:rPr>
                   <w:rFonts w:ascii="Arial" w:cs="Arial" w:eastAsia="Arial" w:hAnsi="Arial"/>
@@ -18713,7 +18713,7 @@
               <w:spacing w:after="10" w:before="0"/>
               <w:ind w:left="120"/>
             </w:pPr>
-            <w:hyperlink w:history="1" r:id="rIdpg_k5prvct__zh5os6llt">
+            <w:hyperlink w:history="1" r:id="rIdcrzjmphagteawqe_zcdaa">
               <w:r>
                 <w:rPr>
                   <w:rFonts w:ascii="Arial" w:cs="Arial" w:eastAsia="Arial" w:hAnsi="Arial"/>
@@ -19022,7 +19022,7 @@
             <w:pPr>
               <w:spacing w:after="20" w:before="0"/>
             </w:pPr>
-            <w:hyperlink w:history="1" r:id="rIdzm3gbw1v_sx_zdxwzrbef">
+            <w:hyperlink w:history="1" r:id="rIdylrdbuemycimrg1e5fl2g">
               <w:r>
                 <w:rPr>
                   <w:rFonts w:ascii="Arial" w:cs="Arial" w:eastAsia="Arial" w:hAnsi="Arial"/>
@@ -19055,7 +19055,7 @@
               <w:spacing w:after="10" w:before="0"/>
               <w:ind w:left="120"/>
             </w:pPr>
-            <w:hyperlink w:history="1" r:id="rId2kebevndyjawtsd-ybdtc">
+            <w:hyperlink w:history="1" r:id="rIdw5knkk8gdkzrg5scabtzn">
               <w:r>
                 <w:rPr>
                   <w:rFonts w:ascii="Arial" w:cs="Arial" w:eastAsia="Arial" w:hAnsi="Arial"/>
@@ -19100,7 +19100,7 @@
             <w:pPr>
               <w:spacing w:after="20" w:before="0"/>
             </w:pPr>
-            <w:hyperlink w:history="1" r:id="rIdvjd7j2ngbepyowqeqlq0p">
+            <w:hyperlink w:history="1" r:id="rIdogc-byymopi7t3bq4owoc">
               <w:r>
                 <w:rPr>
                   <w:rFonts w:ascii="Arial" w:cs="Arial" w:eastAsia="Arial" w:hAnsi="Arial"/>
@@ -19133,7 +19133,7 @@
               <w:spacing w:after="10" w:before="0"/>
               <w:ind w:left="120"/>
             </w:pPr>
-            <w:hyperlink w:history="1" r:id="rIdeyygl1mkq63mahtr_0uxb">
+            <w:hyperlink w:history="1" r:id="rIdhfjfocivxc-crlea8fxl8">
               <w:r>
                 <w:rPr>
                   <w:rFonts w:ascii="Arial" w:cs="Arial" w:eastAsia="Arial" w:hAnsi="Arial"/>
@@ -19594,7 +19594,7 @@
             <w:pPr>
               <w:spacing w:after="20" w:before="0"/>
             </w:pPr>
-            <w:hyperlink w:history="1" r:id="rIdv2asutugz5gve5anyj-7g">
+            <w:hyperlink w:history="1" r:id="rIdweufigt4auikvobryrhfo">
               <w:r>
                 <w:rPr>
                   <w:rFonts w:ascii="Arial" w:cs="Arial" w:eastAsia="Arial" w:hAnsi="Arial"/>
@@ -19627,7 +19627,7 @@
               <w:spacing w:after="10" w:before="0"/>
               <w:ind w:left="120"/>
             </w:pPr>
-            <w:hyperlink w:history="1" r:id="rIdq0zxxkrvxndrkxrhplv7r">
+            <w:hyperlink w:history="1" r:id="rIdpgjc7mal33vqnzvwxk67l">
               <w:r>
                 <w:rPr>
                   <w:rFonts w:ascii="Arial" w:cs="Arial" w:eastAsia="Arial" w:hAnsi="Arial"/>
@@ -19672,7 +19672,7 @@
             <w:pPr>
               <w:spacing w:after="20" w:before="0"/>
             </w:pPr>
-            <w:hyperlink w:history="1" r:id="rIdkqbn5ldmopfla20dejqvt">
+            <w:hyperlink w:history="1" r:id="rIdyy6v4cv54yvdmo-osxjrn">
               <w:r>
                 <w:rPr>
                   <w:rFonts w:ascii="Arial" w:cs="Arial" w:eastAsia="Arial" w:hAnsi="Arial"/>
@@ -19721,7 +19721,7 @@
               <w:spacing w:after="10" w:before="0"/>
               <w:ind w:left="120"/>
             </w:pPr>
-            <w:hyperlink w:history="1" r:id="rId3c-zt6b-omifng-cmz_ht">
+            <w:hyperlink w:history="1" r:id="rId_glcjfprur0vhgctogp32">
               <w:r>
                 <w:rPr>
                   <w:rFonts w:ascii="Arial" w:cs="Arial" w:eastAsia="Arial" w:hAnsi="Arial"/>
@@ -20296,7 +20296,7 @@
             <w:pPr>
               <w:spacing w:after="20" w:before="0"/>
             </w:pPr>
-            <w:hyperlink w:history="1" r:id="rId5gyn7yxfiqqb7dmfhajqb">
+            <w:hyperlink w:history="1" r:id="rIdhl04skeofsy3ucl9ofiu0">
               <w:r>
                 <w:rPr>
                   <w:rFonts w:ascii="Arial" w:cs="Arial" w:eastAsia="Arial" w:hAnsi="Arial"/>
@@ -20329,7 +20329,7 @@
               <w:spacing w:after="10" w:before="0"/>
               <w:ind w:left="120"/>
             </w:pPr>
-            <w:hyperlink w:history="1" r:id="rIddyxxiov37hzvxepe4u4ui">
+            <w:hyperlink w:history="1" r:id="rIdx8nxobfs9vnvey_yoyxuw">
               <w:r>
                 <w:rPr>
                   <w:rFonts w:ascii="Arial" w:cs="Arial" w:eastAsia="Arial" w:hAnsi="Arial"/>
@@ -20374,7 +20374,7 @@
             <w:pPr>
               <w:spacing w:after="20" w:before="0"/>
             </w:pPr>
-            <w:hyperlink w:history="1" r:id="rIdrl_cwskfmvruy-7uxjkal">
+            <w:hyperlink w:history="1" r:id="rIdbfplqmcie8fcine-84hzu">
               <w:r>
                 <w:rPr>
                   <w:rFonts w:ascii="Arial" w:cs="Arial" w:eastAsia="Arial" w:hAnsi="Arial"/>
@@ -20423,7 +20423,7 @@
               <w:spacing w:after="10" w:before="0"/>
               <w:ind w:left="120"/>
             </w:pPr>
-            <w:hyperlink w:history="1" r:id="rIdozuxjbtflz0imprru9yj3">
+            <w:hyperlink w:history="1" r:id="rIdgnnfnu1szghnyeierrm1x">
               <w:r>
                 <w:rPr>
                   <w:rFonts w:ascii="Arial" w:cs="Arial" w:eastAsia="Arial" w:hAnsi="Arial"/>
@@ -20694,7 +20694,7 @@
             <w:pPr>
               <w:spacing w:after="20" w:before="0"/>
             </w:pPr>
-            <w:hyperlink w:history="1" r:id="rIdclajlrdbnd-k-6v-skzz0">
+            <w:hyperlink w:history="1" r:id="rIdnojlfrmi48pzib4chaqi_">
               <w:r>
                 <w:rPr>
                   <w:rFonts w:ascii="Arial" w:cs="Arial" w:eastAsia="Arial" w:hAnsi="Arial"/>
@@ -20727,7 +20727,7 @@
               <w:spacing w:after="10" w:before="0"/>
               <w:ind w:left="120"/>
             </w:pPr>
-            <w:hyperlink w:history="1" r:id="rIdevzvaekn-1ja8uuyv9uxa">
+            <w:hyperlink w:history="1" r:id="rIdrrl1msjnjelxoyzn70a9b">
               <w:r>
                 <w:rPr>
                   <w:rFonts w:ascii="Arial" w:cs="Arial" w:eastAsia="Arial" w:hAnsi="Arial"/>
@@ -20772,7 +20772,7 @@
             <w:pPr>
               <w:spacing w:after="20" w:before="0"/>
             </w:pPr>
-            <w:hyperlink w:history="1" r:id="rIdk81yedgwgnjnod_auzlhp">
+            <w:hyperlink w:history="1" r:id="rIdzum68riet1vacqnf8bp_g">
               <w:r>
                 <w:rPr>
                   <w:rFonts w:ascii="Arial" w:cs="Arial" w:eastAsia="Arial" w:hAnsi="Arial"/>
@@ -20821,7 +20821,7 @@
               <w:spacing w:after="10" w:before="0"/>
               <w:ind w:left="120"/>
             </w:pPr>
-            <w:hyperlink w:history="1" r:id="rIdgo6ft2x1bdlm2h1p0xb3n">
+            <w:hyperlink w:history="1" r:id="rIdg5whfuw1axgavqrte-vrp">
               <w:r>
                 <w:rPr>
                   <w:rFonts w:ascii="Arial" w:cs="Arial" w:eastAsia="Arial" w:hAnsi="Arial"/>
@@ -21523,7 +21523,7 @@
         </w:rPr>
         <w:t xml:space="preserve">© 2026 SeaVuria and ARES. Aligned with KICD objectives. Developed by SeaVuria; technical implementation by ARES (with AI assistance from Claude). Licensed under </w:t>
       </w:r>
-      <w:hyperlink w:history="1" r:id="rIdamodjfz6muzlp_2ew5fki">
+      <w:hyperlink w:history="1" r:id="rIdu95pdyiqzm20a_9wev5pk">
         <w:r>
           <w:rPr>
             <w:rFonts w:ascii="Arial" w:cs="Arial" w:eastAsia="Arial" w:hAnsi="Arial"/>
@@ -21544,7 +21544,7 @@
         </w:rPr>
         <w:t xml:space="preserve"> (</w:t>
       </w:r>
-      <w:hyperlink w:history="1" r:id="rIdzd_xv8qdzypwtn5bhiccp">
+      <w:hyperlink w:history="1" r:id="rId15dp_p3pyrb4gms93heku">
         <w:r>
           <w:rPr>
             <w:rFonts w:ascii="Arial" w:cs="Arial" w:eastAsia="Arial" w:hAnsi="Arial"/>
@@ -22557,7 +22557,7 @@
             <w:pPr>
               <w:spacing w:after="20" w:before="0"/>
             </w:pPr>
-            <w:hyperlink w:history="1" r:id="rIdi1fog0jp6bp_ninbg8ov2">
+            <w:hyperlink w:history="1" r:id="rIdtnuefhqebd7xqpcwkuhaq">
               <w:r>
                 <w:rPr>
                   <w:rFonts w:ascii="Arial" w:cs="Arial" w:eastAsia="Arial" w:hAnsi="Arial"/>
@@ -22590,7 +22590,7 @@
               <w:spacing w:after="10" w:before="0"/>
               <w:ind w:left="120"/>
             </w:pPr>
-            <w:hyperlink w:history="1" r:id="rIdsyoqvnu8ndfuenaciyy-6">
+            <w:hyperlink w:history="1" r:id="rIdxtpqvm3odlds_7nb3lqbz">
               <w:r>
                 <w:rPr>
                   <w:rFonts w:ascii="Arial" w:cs="Arial" w:eastAsia="Arial" w:hAnsi="Arial"/>
@@ -22635,7 +22635,7 @@
             <w:pPr>
               <w:spacing w:after="20" w:before="0"/>
             </w:pPr>
-            <w:hyperlink w:history="1" r:id="rIda9m4x2kqrn6kvwcerqdue">
+            <w:hyperlink w:history="1" r:id="rIdm7nti4uclewqcioyd267q">
               <w:r>
                 <w:rPr>
                   <w:rFonts w:ascii="Arial" w:cs="Arial" w:eastAsia="Arial" w:hAnsi="Arial"/>
@@ -22668,7 +22668,7 @@
               <w:spacing w:after="10" w:before="0"/>
               <w:ind w:left="120"/>
             </w:pPr>
-            <w:hyperlink w:history="1" r:id="rIdp9baou1lwdmfdadfeapxy">
+            <w:hyperlink w:history="1" r:id="rIdokdpwzeh4bgha69nibiai">
               <w:r>
                 <w:rPr>
                   <w:rFonts w:ascii="Arial" w:cs="Arial" w:eastAsia="Arial" w:hAnsi="Arial"/>
@@ -22863,7 +22863,7 @@
             <w:pPr>
               <w:spacing w:after="20" w:before="0"/>
             </w:pPr>
-            <w:hyperlink w:history="1" r:id="rId2wiztcaswuo-iugyrlyuk">
+            <w:hyperlink w:history="1" r:id="rIdirib2ee2istbegibbpzsk">
               <w:r>
                 <w:rPr>
                   <w:rFonts w:ascii="Arial" w:cs="Arial" w:eastAsia="Arial" w:hAnsi="Arial"/>
@@ -22896,7 +22896,7 @@
               <w:spacing w:after="10" w:before="0"/>
               <w:ind w:left="120"/>
             </w:pPr>
-            <w:hyperlink w:history="1" r:id="rIdshvmhwnq0bvtzk0w7q8w1">
+            <w:hyperlink w:history="1" r:id="rIdvkdzazxk1risdyt1fzpzi">
               <w:r>
                 <w:rPr>
                   <w:rFonts w:ascii="Arial" w:cs="Arial" w:eastAsia="Arial" w:hAnsi="Arial"/>
@@ -22941,7 +22941,7 @@
             <w:pPr>
               <w:spacing w:after="20" w:before="0"/>
             </w:pPr>
-            <w:hyperlink w:history="1" r:id="rId9f05humkir5r2ojafdvcf">
+            <w:hyperlink w:history="1" r:id="rIdijy7j-tuivztogxl2fxti">
               <w:r>
                 <w:rPr>
                   <w:rFonts w:ascii="Arial" w:cs="Arial" w:eastAsia="Arial" w:hAnsi="Arial"/>
@@ -22974,7 +22974,7 @@
               <w:spacing w:after="10" w:before="0"/>
               <w:ind w:left="120"/>
             </w:pPr>
-            <w:hyperlink w:history="1" r:id="rIdjgexlbxztvn5_f-ty9ba8">
+            <w:hyperlink w:history="1" r:id="rIdlgdc4zoemaf6ik96czdwy">
               <w:r>
                 <w:rPr>
                   <w:rFonts w:ascii="Arial" w:cs="Arial" w:eastAsia="Arial" w:hAnsi="Arial"/>
@@ -23169,7 +23169,7 @@
             <w:pPr>
               <w:spacing w:after="20" w:before="0"/>
             </w:pPr>
-            <w:hyperlink w:history="1" r:id="rIdwmwc5espcewhtt7eafcrm">
+            <w:hyperlink w:history="1" r:id="rId-nutwvc15-wn8aralr-cp">
               <w:r>
                 <w:rPr>
                   <w:rFonts w:ascii="Arial" w:cs="Arial" w:eastAsia="Arial" w:hAnsi="Arial"/>
@@ -23202,7 +23202,7 @@
               <w:spacing w:after="10" w:before="0"/>
               <w:ind w:left="120"/>
             </w:pPr>
-            <w:hyperlink w:history="1" r:id="rId7nih6h1-nxhylj9cvhspe">
+            <w:hyperlink w:history="1" r:id="rIdrdse_r9p0suswi3yzjbk8">
               <w:r>
                 <w:rPr>
                   <w:rFonts w:ascii="Arial" w:cs="Arial" w:eastAsia="Arial" w:hAnsi="Arial"/>
@@ -23247,7 +23247,7 @@
             <w:pPr>
               <w:spacing w:after="20" w:before="0"/>
             </w:pPr>
-            <w:hyperlink w:history="1" r:id="rIdyd_qbr6cv4ofvg1_hzmol">
+            <w:hyperlink w:history="1" r:id="rIdy77k8lujvkyt7lihhprzv">
               <w:r>
                 <w:rPr>
                   <w:rFonts w:ascii="Arial" w:cs="Arial" w:eastAsia="Arial" w:hAnsi="Arial"/>
@@ -23280,7 +23280,7 @@
               <w:spacing w:after="10" w:before="0"/>
               <w:ind w:left="120"/>
             </w:pPr>
-            <w:hyperlink w:history="1" r:id="rIdiipjxgd3k8qf-slv-rwnj">
+            <w:hyperlink w:history="1" r:id="rIdji0l8pz62gfqhkjpgv7mn">
               <w:r>
                 <w:rPr>
                   <w:rFonts w:ascii="Arial" w:cs="Arial" w:eastAsia="Arial" w:hAnsi="Arial"/>
@@ -23475,7 +23475,7 @@
             <w:pPr>
               <w:spacing w:after="20" w:before="0"/>
             </w:pPr>
-            <w:hyperlink w:history="1" r:id="rIdjp1tbw-vaxxlraycyqakn">
+            <w:hyperlink w:history="1" r:id="rId_uay-c1ckpcrxaplgkyzr">
               <w:r>
                 <w:rPr>
                   <w:rFonts w:ascii="Arial" w:cs="Arial" w:eastAsia="Arial" w:hAnsi="Arial"/>
@@ -23508,7 +23508,7 @@
               <w:spacing w:after="10" w:before="0"/>
               <w:ind w:left="120"/>
             </w:pPr>
-            <w:hyperlink w:history="1" r:id="rId6d-doew02xt-yp9xi6wvh">
+            <w:hyperlink w:history="1" r:id="rIdasoleqlp_jtuhpcazyq3n">
               <w:r>
                 <w:rPr>
                   <w:rFonts w:ascii="Arial" w:cs="Arial" w:eastAsia="Arial" w:hAnsi="Arial"/>
@@ -23553,7 +23553,7 @@
             <w:pPr>
               <w:spacing w:after="20" w:before="0"/>
             </w:pPr>
-            <w:hyperlink w:history="1" r:id="rIdvw0galrqinr7uaucoa_we">
+            <w:hyperlink w:history="1" r:id="rIdwoeokkvgtlplcmoffdymw">
               <w:r>
                 <w:rPr>
                   <w:rFonts w:ascii="Arial" w:cs="Arial" w:eastAsia="Arial" w:hAnsi="Arial"/>
@@ -23586,7 +23586,7 @@
               <w:spacing w:after="10" w:before="0"/>
               <w:ind w:left="120"/>
             </w:pPr>
-            <w:hyperlink w:history="1" r:id="rId4bvobrmzcf9ngwxdqlzeb">
+            <w:hyperlink w:history="1" r:id="rId6g9v8amvxpyzuafkm4vrw">
               <w:r>
                 <w:rPr>
                   <w:rFonts w:ascii="Arial" w:cs="Arial" w:eastAsia="Arial" w:hAnsi="Arial"/>
@@ -23781,7 +23781,7 @@
             <w:pPr>
               <w:spacing w:after="20" w:before="0"/>
             </w:pPr>
-            <w:hyperlink w:history="1" r:id="rIdxyezregl-zkblwrfwikzq">
+            <w:hyperlink w:history="1" r:id="rIdj5chjo3juvz0x1bu0_djr">
               <w:r>
                 <w:rPr>
                   <w:rFonts w:ascii="Arial" w:cs="Arial" w:eastAsia="Arial" w:hAnsi="Arial"/>
@@ -23814,7 +23814,7 @@
               <w:spacing w:after="10" w:before="0"/>
               <w:ind w:left="120"/>
             </w:pPr>
-            <w:hyperlink w:history="1" r:id="rIdpajhbxv7uh3icrap_hazs">
+            <w:hyperlink w:history="1" r:id="rIdijbvlp27snxkro-pilrhn">
               <w:r>
                 <w:rPr>
                   <w:rFonts w:ascii="Arial" w:cs="Arial" w:eastAsia="Arial" w:hAnsi="Arial"/>
@@ -23859,7 +23859,7 @@
             <w:pPr>
               <w:spacing w:after="20" w:before="0"/>
             </w:pPr>
-            <w:hyperlink w:history="1" r:id="rIdy9a528muxqtbt4iif4czk">
+            <w:hyperlink w:history="1" r:id="rIdszgfaqbx8kknzw4wl4fbr">
               <w:r>
                 <w:rPr>
                   <w:rFonts w:ascii="Arial" w:cs="Arial" w:eastAsia="Arial" w:hAnsi="Arial"/>
@@ -23908,7 +23908,7 @@
               <w:spacing w:after="10" w:before="0"/>
               <w:ind w:left="120"/>
             </w:pPr>
-            <w:hyperlink w:history="1" r:id="rIdfow4irjhyxutrscz9epgp">
+            <w:hyperlink w:history="1" r:id="rIdu3wzajrdhimzqrwedhgzu">
               <w:r>
                 <w:rPr>
                   <w:rFonts w:ascii="Arial" w:cs="Arial" w:eastAsia="Arial" w:hAnsi="Arial"/>
@@ -24420,7 +24420,7 @@
         </w:rPr>
         <w:t xml:space="preserve">© 2026 SeaVuria and ARES. Aligned with KICD objectives. Developed by SeaVuria; technical implementation by ARES (with AI assistance from Claude). Licensed under </w:t>
       </w:r>
-      <w:hyperlink w:history="1" r:id="rIdveaaitk1fj33llcq64qph">
+      <w:hyperlink w:history="1" r:id="rIdefhjq8wax1a4zckk1y0j2">
         <w:r>
           <w:rPr>
             <w:rFonts w:ascii="Arial" w:cs="Arial" w:eastAsia="Arial" w:hAnsi="Arial"/>
@@ -24441,7 +24441,7 @@
         </w:rPr>
         <w:t xml:space="preserve"> (</w:t>
       </w:r>
-      <w:hyperlink w:history="1" r:id="rIdcfja6afswwi9yxqtvxkw7">
+      <w:hyperlink w:history="1" r:id="rIdnn7lew4bdgl2osvxpiz0z">
         <w:r>
           <w:rPr>
             <w:rFonts w:ascii="Arial" w:cs="Arial" w:eastAsia="Arial" w:hAnsi="Arial"/>
@@ -24748,7 +24748,7 @@
                 <w:sz w:val="18"/>
                 <w:szCs w:val="18"/>
               </w:rPr>
-              <w:t xml:space="preserve">Students know that: (1) each point in a figure and its reflected image are equidistant from the line of reflection, measured perpendicularly; (2) the line of reflection is expressed in the form y = mx + c; (3) the image produced by reflection is always congruent to the original figure — same shape, same size, but flipped; (4) congruence can be established and proved using the properties of reflection.</w:t>
+              <w:t xml:space="preserve">Students know that: (1) each point in a figure and its reflected image are equidistant from the line of reflection, measured perpendicularly; (2) a non-vertical line of reflection is expressed in the form y = mx + c, and a vertical one as x = k; (3) the image produced by reflection is always congruent to the original figure — same shape, same size, but flipped; (4) congruence can be established and proved using the properties of reflection.</w:t>
             </w:r>
           </w:p>
         </w:tc>
@@ -25454,7 +25454,7 @@
             <w:pPr>
               <w:spacing w:after="20" w:before="0"/>
             </w:pPr>
-            <w:hyperlink w:history="1" r:id="rIdagncwdivjbeyi2vhlambk">
+            <w:hyperlink w:history="1" r:id="rIdmyxdv9yidsw76cvgcpsla">
               <w:r>
                 <w:rPr>
                   <w:rFonts w:ascii="Arial" w:cs="Arial" w:eastAsia="Arial" w:hAnsi="Arial"/>
@@ -25487,7 +25487,7 @@
               <w:spacing w:after="10" w:before="0"/>
               <w:ind w:left="120"/>
             </w:pPr>
-            <w:hyperlink w:history="1" r:id="rIdzcm41n0xqfkha0alzrspm">
+            <w:hyperlink w:history="1" r:id="rIdvi91ellur_mbqwoc1cia3">
               <w:r>
                 <w:rPr>
                   <w:rFonts w:ascii="Arial" w:cs="Arial" w:eastAsia="Arial" w:hAnsi="Arial"/>
@@ -25532,7 +25532,7 @@
             <w:pPr>
               <w:spacing w:after="20" w:before="0"/>
             </w:pPr>
-            <w:hyperlink w:history="1" r:id="rId50k8tyezzaunoqkcqvi66">
+            <w:hyperlink w:history="1" r:id="rIdhyksisikn3m6ibgv_hu9o">
               <w:r>
                 <w:rPr>
                   <w:rFonts w:ascii="Arial" w:cs="Arial" w:eastAsia="Arial" w:hAnsi="Arial"/>
@@ -25565,7 +25565,7 @@
               <w:spacing w:after="10" w:before="0"/>
               <w:ind w:left="120"/>
             </w:pPr>
-            <w:hyperlink w:history="1" r:id="rId_lvuhxutm8wjq1vyiw6nx">
+            <w:hyperlink w:history="1" r:id="rIdwultza9bzsxdaihwh2din">
               <w:r>
                 <w:rPr>
                   <w:rFonts w:ascii="Arial" w:cs="Arial" w:eastAsia="Arial" w:hAnsi="Arial"/>
@@ -25760,7 +25760,7 @@
             <w:pPr>
               <w:spacing w:after="20" w:before="0"/>
             </w:pPr>
-            <w:hyperlink w:history="1" r:id="rId5ijwc7kjlzdkypcqzn-xk">
+            <w:hyperlink w:history="1" r:id="rId4gaxirdxvifaka8sp7xxj">
               <w:r>
                 <w:rPr>
                   <w:rFonts w:ascii="Arial" w:cs="Arial" w:eastAsia="Arial" w:hAnsi="Arial"/>
@@ -25793,7 +25793,7 @@
               <w:spacing w:after="10" w:before="0"/>
               <w:ind w:left="120"/>
             </w:pPr>
-            <w:hyperlink w:history="1" r:id="rIdcps5isq1gze20pt8rm-io">
+            <w:hyperlink w:history="1" r:id="rIdtkhd0fuyqrxr4pm3foo5v">
               <w:r>
                 <w:rPr>
                   <w:rFonts w:ascii="Arial" w:cs="Arial" w:eastAsia="Arial" w:hAnsi="Arial"/>
@@ -25838,7 +25838,7 @@
             <w:pPr>
               <w:spacing w:after="20" w:before="0"/>
             </w:pPr>
-            <w:hyperlink w:history="1" r:id="rIdrw0ua8horvdxxlyoyd4tg">
+            <w:hyperlink w:history="1" r:id="rIdtdnewxl0r9qbt6ksgalp2">
               <w:r>
                 <w:rPr>
                   <w:rFonts w:ascii="Arial" w:cs="Arial" w:eastAsia="Arial" w:hAnsi="Arial"/>
@@ -25871,7 +25871,7 @@
               <w:spacing w:after="10" w:before="0"/>
               <w:ind w:left="120"/>
             </w:pPr>
-            <w:hyperlink w:history="1" r:id="rIdaorkmpluzng5w8bzenmgt">
+            <w:hyperlink w:history="1" r:id="rIdevdo6r4nl_suba-88sh31">
               <w:r>
                 <w:rPr>
                   <w:rFonts w:ascii="Arial" w:cs="Arial" w:eastAsia="Arial" w:hAnsi="Arial"/>
@@ -26066,7 +26066,7 @@
             <w:pPr>
               <w:spacing w:after="20" w:before="0"/>
             </w:pPr>
-            <w:hyperlink w:history="1" r:id="rIdc2tskwx6ohru4rpig8tcs">
+            <w:hyperlink w:history="1" r:id="rIdw4oyvby9f8hznprmdiis6">
               <w:r>
                 <w:rPr>
                   <w:rFonts w:ascii="Arial" w:cs="Arial" w:eastAsia="Arial" w:hAnsi="Arial"/>
@@ -26099,7 +26099,7 @@
               <w:spacing w:after="10" w:before="0"/>
               <w:ind w:left="120"/>
             </w:pPr>
-            <w:hyperlink w:history="1" r:id="rIdc1cb1p1-yrguqlrxt_5va">
+            <w:hyperlink w:history="1" r:id="rIdz2nst_6p_bqebqsxijnqu">
               <w:r>
                 <w:rPr>
                   <w:rFonts w:ascii="Arial" w:cs="Arial" w:eastAsia="Arial" w:hAnsi="Arial"/>
@@ -26144,7 +26144,7 @@
             <w:pPr>
               <w:spacing w:after="20" w:before="0"/>
             </w:pPr>
-            <w:hyperlink w:history="1" r:id="rIdjb_jq5xwn7cqbceifc1xs">
+            <w:hyperlink w:history="1" r:id="rIdnqpytkv-ycau1up5w0n6z">
               <w:r>
                 <w:rPr>
                   <w:rFonts w:ascii="Arial" w:cs="Arial" w:eastAsia="Arial" w:hAnsi="Arial"/>
@@ -26177,7 +26177,7 @@
               <w:spacing w:after="10" w:before="0"/>
               <w:ind w:left="120"/>
             </w:pPr>
-            <w:hyperlink w:history="1" r:id="rIdjbn0co8mfxs_tz2umcwjt">
+            <w:hyperlink w:history="1" r:id="rIdu05f_qwtj5odsbrooleux">
               <w:r>
                 <w:rPr>
                   <w:rFonts w:ascii="Arial" w:cs="Arial" w:eastAsia="Arial" w:hAnsi="Arial"/>
@@ -26372,7 +26372,7 @@
             <w:pPr>
               <w:spacing w:after="20" w:before="0"/>
             </w:pPr>
-            <w:hyperlink w:history="1" r:id="rIdhsgmbs5vdntltvs-pwgko">
+            <w:hyperlink w:history="1" r:id="rId9vvdddk6n5fijeczhg9c-">
               <w:r>
                 <w:rPr>
                   <w:rFonts w:ascii="Arial" w:cs="Arial" w:eastAsia="Arial" w:hAnsi="Arial"/>
@@ -26405,7 +26405,7 @@
               <w:spacing w:after="10" w:before="0"/>
               <w:ind w:left="120"/>
             </w:pPr>
-            <w:hyperlink w:history="1" r:id="rIdh6oezikxk1lqft5xpyd8s">
+            <w:hyperlink w:history="1" r:id="rIdbm7413ovlo_t8zwwxisen">
               <w:r>
                 <w:rPr>
                   <w:rFonts w:ascii="Arial" w:cs="Arial" w:eastAsia="Arial" w:hAnsi="Arial"/>
@@ -26450,7 +26450,7 @@
             <w:pPr>
               <w:spacing w:after="20" w:before="0"/>
             </w:pPr>
-            <w:hyperlink w:history="1" r:id="rIdf3p8tcugahvycqicxhu2u">
+            <w:hyperlink w:history="1" r:id="rIdwt38r0qz28opeq1ongfqt">
               <w:r>
                 <w:rPr>
                   <w:rFonts w:ascii="Arial" w:cs="Arial" w:eastAsia="Arial" w:hAnsi="Arial"/>
@@ -26483,7 +26483,7 @@
               <w:spacing w:after="10" w:before="0"/>
               <w:ind w:left="120"/>
             </w:pPr>
-            <w:hyperlink w:history="1" r:id="rIdmn-6ykzkwlx7ifuspp19k">
+            <w:hyperlink w:history="1" r:id="rIdjvfd__ps9lsh82rm-e8vt">
               <w:r>
                 <w:rPr>
                   <w:rFonts w:ascii="Arial" w:cs="Arial" w:eastAsia="Arial" w:hAnsi="Arial"/>
@@ -26678,7 +26678,7 @@
             <w:pPr>
               <w:spacing w:after="20" w:before="0"/>
             </w:pPr>
-            <w:hyperlink w:history="1" r:id="rIdnb5i2vnsxass2kpgrc1eb">
+            <w:hyperlink w:history="1" r:id="rIdqpsraxphnzplwykurclym">
               <w:r>
                 <w:rPr>
                   <w:rFonts w:ascii="Arial" w:cs="Arial" w:eastAsia="Arial" w:hAnsi="Arial"/>
@@ -26711,7 +26711,7 @@
               <w:spacing w:after="10" w:before="0"/>
               <w:ind w:left="120"/>
             </w:pPr>
-            <w:hyperlink w:history="1" r:id="rIdyozrzpglbinghltomuymg">
+            <w:hyperlink w:history="1" r:id="rIdpnlfoztlwrtw3f2aki-4o">
               <w:r>
                 <w:rPr>
                   <w:rFonts w:ascii="Arial" w:cs="Arial" w:eastAsia="Arial" w:hAnsi="Arial"/>
@@ -26756,7 +26756,7 @@
             <w:pPr>
               <w:spacing w:after="20" w:before="0"/>
             </w:pPr>
-            <w:hyperlink w:history="1" r:id="rIddwfecjputhv0c4lfbq8ie">
+            <w:hyperlink w:history="1" r:id="rIdegl7ko3pak38ld84ehz2g">
               <w:r>
                 <w:rPr>
                   <w:rFonts w:ascii="Arial" w:cs="Arial" w:eastAsia="Arial" w:hAnsi="Arial"/>
@@ -26805,7 +26805,7 @@
               <w:spacing w:after="10" w:before="0"/>
               <w:ind w:left="120"/>
             </w:pPr>
-            <w:hyperlink w:history="1" r:id="rIdosqymgxr4qrhozzkybuwb">
+            <w:hyperlink w:history="1" r:id="rIdfwoylps0wyremuvijjrgx">
               <w:r>
                 <w:rPr>
                   <w:rFonts w:ascii="Arial" w:cs="Arial" w:eastAsia="Arial" w:hAnsi="Arial"/>
@@ -27229,7 +27229,7 @@
                 <w:sz w:val="18"/>
                 <w:szCs w:val="18"/>
               </w:rPr>
-              <w:t xml:space="preserve">We learned that: (1) Reflection maps every point in a figure to a corresponding point on the opposite side of the line of reflection, at exactly the same perpendicular distance — this is the rule the water surface follows. (2) The line of reflection can always be expressed in the form y = mx + c. (3) The image produced by reflection is always congruent to the original figure — same shape, same size — because reflection is an isometry (a distance-preserving transformation). (4) Congruent triangles can be used to calculate distances that cannot be measured directly. (5) These properties of reflection and congruence appear in Maasai design, land surveying, architecture, and the natural world.</w:t>
+              <w:t xml:space="preserve">We learned that: (1) Reflection maps every point in a figure to a corresponding point on the opposite side of the line of reflection, at exactly the same perpendicular distance — this is the rule the water surface follows. (2) Any non-vertical line of reflection can be expressed in the form y = mx + c; a vertical one is written x = k. (3) The image produced by reflection is always congruent to the original figure — same shape, same size — because reflection is an isometry (a distance-preserving transformation). (4) Congruent triangles can be used to calculate distances that cannot be measured directly. (5) These properties of reflection and congruence appear in Maasai design, land surveying, architecture, and the natural world.</w:t>
             </w:r>
           </w:p>
         </w:tc>
@@ -27317,7 +27317,7 @@
         </w:rPr>
         <w:t xml:space="preserve">© 2026 SeaVuria and ARES. Aligned with KICD objectives. Developed by SeaVuria; technical implementation by ARES (with AI assistance from Claude). Licensed under </w:t>
       </w:r>
-      <w:hyperlink w:history="1" r:id="rId3isj1i9sekcdmt2wyiuze">
+      <w:hyperlink w:history="1" r:id="rIdrk0dgebl7iiljxqiadl4x">
         <w:r>
           <w:rPr>
             <w:rFonts w:ascii="Arial" w:cs="Arial" w:eastAsia="Arial" w:hAnsi="Arial"/>
@@ -27338,7 +27338,7 @@
         </w:rPr>
         <w:t xml:space="preserve"> (</w:t>
       </w:r>
-      <w:hyperlink w:history="1" r:id="rIdezfrw879kko-40wwvu_mo">
+      <w:hyperlink w:history="1" r:id="rIdsakzafepgvlqxpmguceqz">
         <w:r>
           <w:rPr>
             <w:rFonts w:ascii="Arial" w:cs="Arial" w:eastAsia="Arial" w:hAnsi="Arial"/>

--- a/data/outputs/v2/Maths/SS1.4_Congruence/Mathematics_Congruence_CBE_LessonSequence.docx
+++ b/data/outputs/v2/Maths/SS1.4_Congruence/Mathematics_Congruence_CBE_LessonSequence.docx
@@ -2440,7 +2440,7 @@
         </w:rPr>
         <w:t xml:space="preserve">© 2026 SeaVuria and ARES. This work is licensed under a </w:t>
       </w:r>
-      <w:hyperlink w:history="1" r:id="rIds2u3xpb5j-ic4z9dgbdb7">
+      <w:hyperlink w:history="1" r:id="rIdwqezjqjc9xdydsf4n-rxk">
         <w:r>
           <w:rPr>
             <w:rFonts w:ascii="Arial" w:cs="Arial" w:eastAsia="Arial" w:hAnsi="Arial"/>
@@ -2460,7 +2460,7 @@
         </w:rPr>
         <w:t xml:space="preserve"> (</w:t>
       </w:r>
-      <w:hyperlink w:history="1" r:id="rIdvjbwsurp0ww8hbd6fbnlt">
+      <w:hyperlink w:history="1" r:id="rIdlmsb5n4xk0df8mvzzohig">
         <w:r>
           <w:rPr>
             <w:rFonts w:ascii="Arial" w:cs="Arial" w:eastAsia="Arial" w:hAnsi="Arial"/>
@@ -2480,7 +2480,7 @@
         </w:rPr>
         <w:t xml:space="preserve">). To view a copy of this license, visit </w:t>
       </w:r>
-      <w:hyperlink w:history="1" r:id="rIdfxo4fmbkmayqgu0mryq0t">
+      <w:hyperlink w:history="1" r:id="rIdlg2kqmt-oufyoq2w2kcqf">
         <w:r>
           <w:rPr>
             <w:rFonts w:ascii="Arial" w:cs="Arial" w:eastAsia="Arial" w:hAnsi="Arial"/>
@@ -3492,7 +3492,7 @@
             <w:pPr>
               <w:spacing w:after="20" w:before="0"/>
             </w:pPr>
-            <w:hyperlink w:history="1" r:id="rIdewakqeqdglspnpvdqvcah">
+            <w:hyperlink w:history="1" r:id="rIdzvggku3v_w74nmcshsf49">
               <w:r>
                 <w:rPr>
                   <w:rFonts w:ascii="Arial" w:cs="Arial" w:eastAsia="Arial" w:hAnsi="Arial"/>
@@ -3525,7 +3525,7 @@
               <w:spacing w:after="10" w:before="0"/>
               <w:ind w:left="120"/>
             </w:pPr>
-            <w:hyperlink w:history="1" r:id="rIdxuuui98xl0tgx7g87ipmd">
+            <w:hyperlink w:history="1" r:id="rIdhctyf9enorwoqpnp4g4zu">
               <w:r>
                 <w:rPr>
                   <w:rFonts w:ascii="Arial" w:cs="Arial" w:eastAsia="Arial" w:hAnsi="Arial"/>
@@ -3570,7 +3570,7 @@
             <w:pPr>
               <w:spacing w:after="20" w:before="0"/>
             </w:pPr>
-            <w:hyperlink w:history="1" r:id="rIdehopn1s6agxtkpx5lldz1">
+            <w:hyperlink w:history="1" r:id="rIdrgwxkwiem784u0o6vbyig">
               <w:r>
                 <w:rPr>
                   <w:rFonts w:ascii="Arial" w:cs="Arial" w:eastAsia="Arial" w:hAnsi="Arial"/>
@@ -3603,7 +3603,7 @@
               <w:spacing w:after="10" w:before="0"/>
               <w:ind w:left="120"/>
             </w:pPr>
-            <w:hyperlink w:history="1" r:id="rIdus2q4uun0d6h8ohb2povl">
+            <w:hyperlink w:history="1" r:id="rIdpcc-xsiinvdz-vkircdww">
               <w:r>
                 <w:rPr>
                   <w:rFonts w:ascii="Arial" w:cs="Arial" w:eastAsia="Arial" w:hAnsi="Arial"/>
@@ -3798,7 +3798,7 @@
             <w:pPr>
               <w:spacing w:after="20" w:before="0"/>
             </w:pPr>
-            <w:hyperlink w:history="1" r:id="rIdjulslizltgpejazucgbfr">
+            <w:hyperlink w:history="1" r:id="rIdq2t6mjzurzpej6twxuaw7">
               <w:r>
                 <w:rPr>
                   <w:rFonts w:ascii="Arial" w:cs="Arial" w:eastAsia="Arial" w:hAnsi="Arial"/>
@@ -3831,7 +3831,7 @@
               <w:spacing w:after="10" w:before="0"/>
               <w:ind w:left="120"/>
             </w:pPr>
-            <w:hyperlink w:history="1" r:id="rIdu4wmm99ktyhmjlulif7lf">
+            <w:hyperlink w:history="1" r:id="rIdpvib88_vdbjmxeiztve2e">
               <w:r>
                 <w:rPr>
                   <w:rFonts w:ascii="Arial" w:cs="Arial" w:eastAsia="Arial" w:hAnsi="Arial"/>
@@ -3876,7 +3876,7 @@
             <w:pPr>
               <w:spacing w:after="20" w:before="0"/>
             </w:pPr>
-            <w:hyperlink w:history="1" r:id="rIdfcofyhnkgtenks0ni8_hj">
+            <w:hyperlink w:history="1" r:id="rId_4f4h1ebcvbqnwgbbdrew">
               <w:r>
                 <w:rPr>
                   <w:rFonts w:ascii="Arial" w:cs="Arial" w:eastAsia="Arial" w:hAnsi="Arial"/>
@@ -3909,7 +3909,7 @@
               <w:spacing w:after="10" w:before="0"/>
               <w:ind w:left="120"/>
             </w:pPr>
-            <w:hyperlink w:history="1" r:id="rIduesodftfrlr9jljmnwir9">
+            <w:hyperlink w:history="1" r:id="rIdin338v6ur7ldvcsto3cx8">
               <w:r>
                 <w:rPr>
                   <w:rFonts w:ascii="Arial" w:cs="Arial" w:eastAsia="Arial" w:hAnsi="Arial"/>
@@ -4104,7 +4104,7 @@
             <w:pPr>
               <w:spacing w:after="20" w:before="0"/>
             </w:pPr>
-            <w:hyperlink w:history="1" r:id="rIdns5k9enqmerrnwnfguepe">
+            <w:hyperlink w:history="1" r:id="rIdhiy7m4kcv5kjwfmwqdpju">
               <w:r>
                 <w:rPr>
                   <w:rFonts w:ascii="Arial" w:cs="Arial" w:eastAsia="Arial" w:hAnsi="Arial"/>
@@ -4137,7 +4137,7 @@
               <w:spacing w:after="10" w:before="0"/>
               <w:ind w:left="120"/>
             </w:pPr>
-            <w:hyperlink w:history="1" r:id="rIdhab8jjwosxmyghqwmqact">
+            <w:hyperlink w:history="1" r:id="rIdpn3pxl_3rb9lsetf94pcz">
               <w:r>
                 <w:rPr>
                   <w:rFonts w:ascii="Arial" w:cs="Arial" w:eastAsia="Arial" w:hAnsi="Arial"/>
@@ -4182,7 +4182,7 @@
             <w:pPr>
               <w:spacing w:after="20" w:before="0"/>
             </w:pPr>
-            <w:hyperlink w:history="1" r:id="rIdevuijc-3t30ujh_kz0ms0">
+            <w:hyperlink w:history="1" r:id="rId6nwo7zwixez0dfqr9-58k">
               <w:r>
                 <w:rPr>
                   <w:rFonts w:ascii="Arial" w:cs="Arial" w:eastAsia="Arial" w:hAnsi="Arial"/>
@@ -4215,7 +4215,7 @@
               <w:spacing w:after="10" w:before="0"/>
               <w:ind w:left="120"/>
             </w:pPr>
-            <w:hyperlink w:history="1" r:id="rIdtwnsdrzgfiqgtfyuy1_tb">
+            <w:hyperlink w:history="1" r:id="rIdjgixnclqau-9crmsjyeok">
               <w:r>
                 <w:rPr>
                   <w:rFonts w:ascii="Arial" w:cs="Arial" w:eastAsia="Arial" w:hAnsi="Arial"/>
@@ -4410,7 +4410,7 @@
             <w:pPr>
               <w:spacing w:after="20" w:before="0"/>
             </w:pPr>
-            <w:hyperlink w:history="1" r:id="rIdcf6xqe7anoisg3onyh-jb">
+            <w:hyperlink w:history="1" r:id="rIdn4760_y1iostkmai8svww">
               <w:r>
                 <w:rPr>
                   <w:rFonts w:ascii="Arial" w:cs="Arial" w:eastAsia="Arial" w:hAnsi="Arial"/>
@@ -4443,7 +4443,7 @@
               <w:spacing w:after="10" w:before="0"/>
               <w:ind w:left="120"/>
             </w:pPr>
-            <w:hyperlink w:history="1" r:id="rIdcybr9c4957uyljez84h0r">
+            <w:hyperlink w:history="1" r:id="rIdcj_ndzcel_9otjtbetrh9">
               <w:r>
                 <w:rPr>
                   <w:rFonts w:ascii="Arial" w:cs="Arial" w:eastAsia="Arial" w:hAnsi="Arial"/>
@@ -4488,7 +4488,7 @@
             <w:pPr>
               <w:spacing w:after="20" w:before="0"/>
             </w:pPr>
-            <w:hyperlink w:history="1" r:id="rIdvjjr1cabivivm8ksiybfi">
+            <w:hyperlink w:history="1" r:id="rIda8nzv1leupaeyd99ak1bi">
               <w:r>
                 <w:rPr>
                   <w:rFonts w:ascii="Arial" w:cs="Arial" w:eastAsia="Arial" w:hAnsi="Arial"/>
@@ -4521,7 +4521,7 @@
               <w:spacing w:after="10" w:before="0"/>
               <w:ind w:left="120"/>
             </w:pPr>
-            <w:hyperlink w:history="1" r:id="rIdhgvtccuxefmuvmzgo7mfo">
+            <w:hyperlink w:history="1" r:id="rIdiv2rfvhkezkswfxwgh_zp">
               <w:r>
                 <w:rPr>
                   <w:rFonts w:ascii="Arial" w:cs="Arial" w:eastAsia="Arial" w:hAnsi="Arial"/>
@@ -4716,7 +4716,7 @@
             <w:pPr>
               <w:spacing w:after="20" w:before="0"/>
             </w:pPr>
-            <w:hyperlink w:history="1" r:id="rIdqndmackbag--pdmbz13ka">
+            <w:hyperlink w:history="1" r:id="rIdsufe4s_1nn3rhp5wmz9e4">
               <w:r>
                 <w:rPr>
                   <w:rFonts w:ascii="Arial" w:cs="Arial" w:eastAsia="Arial" w:hAnsi="Arial"/>
@@ -4749,7 +4749,7 @@
               <w:spacing w:after="10" w:before="0"/>
               <w:ind w:left="120"/>
             </w:pPr>
-            <w:hyperlink w:history="1" r:id="rIdidatdjnbcz2foboaii0db">
+            <w:hyperlink w:history="1" r:id="rId-luh-_rfa4wnxfqo52vja">
               <w:r>
                 <w:rPr>
                   <w:rFonts w:ascii="Arial" w:cs="Arial" w:eastAsia="Arial" w:hAnsi="Arial"/>
@@ -4794,7 +4794,7 @@
             <w:pPr>
               <w:spacing w:after="20" w:before="0"/>
             </w:pPr>
-            <w:hyperlink w:history="1" r:id="rIdrrtqspz3fbl1y1ri7umyl">
+            <w:hyperlink w:history="1" r:id="rIdwyecb0prfy8ewp46lqr0l">
               <w:r>
                 <w:rPr>
                   <w:rFonts w:ascii="Arial" w:cs="Arial" w:eastAsia="Arial" w:hAnsi="Arial"/>
@@ -4827,7 +4827,7 @@
               <w:spacing w:after="10" w:before="0"/>
               <w:ind w:left="120"/>
             </w:pPr>
-            <w:hyperlink w:history="1" r:id="rIdn0g2mcrsjlxesxvgjoksp">
+            <w:hyperlink w:history="1" r:id="rIdfsjcy-3vcf192vhf1x0sc">
               <w:r>
                 <w:rPr>
                   <w:rFonts w:ascii="Arial" w:cs="Arial" w:eastAsia="Arial" w:hAnsi="Arial"/>
@@ -5339,7 +5339,7 @@
         </w:rPr>
         <w:t xml:space="preserve">© 2026 SeaVuria and ARES. Aligned with KICD objectives. Developed by SeaVuria; technical implementation by ARES (with AI assistance from Claude). Licensed under </w:t>
       </w:r>
-      <w:hyperlink w:history="1" r:id="rIdqe3cu4rwhxsbqu2t57n_c">
+      <w:hyperlink w:history="1" r:id="rIdfnoajaqqxusxsn75fh34l">
         <w:r>
           <w:rPr>
             <w:rFonts w:ascii="Arial" w:cs="Arial" w:eastAsia="Arial" w:hAnsi="Arial"/>
@@ -5360,7 +5360,7 @@
         </w:rPr>
         <w:t xml:space="preserve"> (</w:t>
       </w:r>
-      <w:hyperlink w:history="1" r:id="rIdmj53h9fgthgs3g8bpk6to">
+      <w:hyperlink w:history="1" r:id="rIdy9rp9881nfwqj0qxiaubl">
         <w:r>
           <w:rPr>
             <w:rFonts w:ascii="Arial" w:cs="Arial" w:eastAsia="Arial" w:hAnsi="Arial"/>
@@ -6373,7 +6373,7 @@
             <w:pPr>
               <w:spacing w:after="20" w:before="0"/>
             </w:pPr>
-            <w:hyperlink w:history="1" r:id="rIdp1rhd-g4mr7xhitygx9cq">
+            <w:hyperlink w:history="1" r:id="rIduty5p5hvxubhjmaaec0yn">
               <w:r>
                 <w:rPr>
                   <w:rFonts w:ascii="Arial" w:cs="Arial" w:eastAsia="Arial" w:hAnsi="Arial"/>
@@ -6406,7 +6406,7 @@
               <w:spacing w:after="10" w:before="0"/>
               <w:ind w:left="120"/>
             </w:pPr>
-            <w:hyperlink w:history="1" r:id="rIdywaq5lo6n_lxezh_wfyz-">
+            <w:hyperlink w:history="1" r:id="rIdaazl0m_njeedf8casjtzg">
               <w:r>
                 <w:rPr>
                   <w:rFonts w:ascii="Arial" w:cs="Arial" w:eastAsia="Arial" w:hAnsi="Arial"/>
@@ -6451,7 +6451,7 @@
             <w:pPr>
               <w:spacing w:after="20" w:before="0"/>
             </w:pPr>
-            <w:hyperlink w:history="1" r:id="rIdgvyzvehxeecw5wbpgccns">
+            <w:hyperlink w:history="1" r:id="rIdqpip4kruchehryiktudg_">
               <w:r>
                 <w:rPr>
                   <w:rFonts w:ascii="Arial" w:cs="Arial" w:eastAsia="Arial" w:hAnsi="Arial"/>
@@ -6484,7 +6484,7 @@
               <w:spacing w:after="10" w:before="0"/>
               <w:ind w:left="120"/>
             </w:pPr>
-            <w:hyperlink w:history="1" r:id="rIdsoqug1wglyhzo-eibzkzq">
+            <w:hyperlink w:history="1" r:id="rIdmpaxlnvt5anqjf8fqpfyi">
               <w:r>
                 <w:rPr>
                   <w:rFonts w:ascii="Arial" w:cs="Arial" w:eastAsia="Arial" w:hAnsi="Arial"/>
@@ -6679,7 +6679,7 @@
             <w:pPr>
               <w:spacing w:after="20" w:before="0"/>
             </w:pPr>
-            <w:hyperlink w:history="1" r:id="rIdnwsax7lq9vrgelqwzkj2u">
+            <w:hyperlink w:history="1" r:id="rIdwckbjuv1bz1cwv7kwvawo">
               <w:r>
                 <w:rPr>
                   <w:rFonts w:ascii="Arial" w:cs="Arial" w:eastAsia="Arial" w:hAnsi="Arial"/>
@@ -6712,7 +6712,7 @@
               <w:spacing w:after="10" w:before="0"/>
               <w:ind w:left="120"/>
             </w:pPr>
-            <w:hyperlink w:history="1" r:id="rIdib7mog-yys18nmvw_lrjd">
+            <w:hyperlink w:history="1" r:id="rId7tat5bcbdkh0nywxpyot0">
               <w:r>
                 <w:rPr>
                   <w:rFonts w:ascii="Arial" w:cs="Arial" w:eastAsia="Arial" w:hAnsi="Arial"/>
@@ -6757,7 +6757,7 @@
             <w:pPr>
               <w:spacing w:after="20" w:before="0"/>
             </w:pPr>
-            <w:hyperlink w:history="1" r:id="rIdhtjtpglwuskrv5v1d_zcc">
+            <w:hyperlink w:history="1" r:id="rIdub9xlgxcz7opvmxbyyody">
               <w:r>
                 <w:rPr>
                   <w:rFonts w:ascii="Arial" w:cs="Arial" w:eastAsia="Arial" w:hAnsi="Arial"/>
@@ -6790,7 +6790,7 @@
               <w:spacing w:after="10" w:before="0"/>
               <w:ind w:left="120"/>
             </w:pPr>
-            <w:hyperlink w:history="1" r:id="rIdalrdjs9udfqfpkq_iohg8">
+            <w:hyperlink w:history="1" r:id="rIdw8l272oxettraqu6vfyua">
               <w:r>
                 <w:rPr>
                   <w:rFonts w:ascii="Arial" w:cs="Arial" w:eastAsia="Arial" w:hAnsi="Arial"/>
@@ -6985,7 +6985,7 @@
             <w:pPr>
               <w:spacing w:after="20" w:before="0"/>
             </w:pPr>
-            <w:hyperlink w:history="1" r:id="rIdhs_qfkwthqhy33hzsdjf1">
+            <w:hyperlink w:history="1" r:id="rIdnrh0vhxeomrj-veufi2bh">
               <w:r>
                 <w:rPr>
                   <w:rFonts w:ascii="Arial" w:cs="Arial" w:eastAsia="Arial" w:hAnsi="Arial"/>
@@ -7034,7 +7034,7 @@
               <w:spacing w:after="10" w:before="0"/>
               <w:ind w:left="120"/>
             </w:pPr>
-            <w:hyperlink w:history="1" r:id="rIdae-el5zqyr2jfzi0jses3">
+            <w:hyperlink w:history="1" r:id="rIdpx_4jppxi4s_nrkiq1wmp">
               <w:r>
                 <w:rPr>
                   <w:rFonts w:ascii="Arial" w:cs="Arial" w:eastAsia="Arial" w:hAnsi="Arial"/>
@@ -7079,7 +7079,7 @@
             <w:pPr>
               <w:spacing w:after="20" w:before="0"/>
             </w:pPr>
-            <w:hyperlink w:history="1" r:id="rIdxyvkqcsy-xfzfgnexfqnv">
+            <w:hyperlink w:history="1" r:id="rIdmxwvyt3oudzc0hchlzsb5">
               <w:r>
                 <w:rPr>
                   <w:rFonts w:ascii="Arial" w:cs="Arial" w:eastAsia="Arial" w:hAnsi="Arial"/>
@@ -7112,7 +7112,7 @@
               <w:spacing w:after="10" w:before="0"/>
               <w:ind w:left="120"/>
             </w:pPr>
-            <w:hyperlink w:history="1" r:id="rIdicoknvo2tvlwtyxaz6vld">
+            <w:hyperlink w:history="1" r:id="rIdfgxjq3xls2vo6v6iximr-">
               <w:r>
                 <w:rPr>
                   <w:rFonts w:ascii="Arial" w:cs="Arial" w:eastAsia="Arial" w:hAnsi="Arial"/>
@@ -7307,7 +7307,7 @@
             <w:pPr>
               <w:spacing w:after="20" w:before="0"/>
             </w:pPr>
-            <w:hyperlink w:history="1" r:id="rId8w-va-8t3ifzyntcyb8bk">
+            <w:hyperlink w:history="1" r:id="rIdz4iznj9o3bdovkjm4h7ug">
               <w:r>
                 <w:rPr>
                   <w:rFonts w:ascii="Arial" w:cs="Arial" w:eastAsia="Arial" w:hAnsi="Arial"/>
@@ -7356,7 +7356,7 @@
               <w:spacing w:after="10" w:before="0"/>
               <w:ind w:left="120"/>
             </w:pPr>
-            <w:hyperlink w:history="1" r:id="rIdbpxdo7n4ew4de0gd1p-8i">
+            <w:hyperlink w:history="1" r:id="rId5msmv_bd04ltcw5bvnwov">
               <w:r>
                 <w:rPr>
                   <w:rFonts w:ascii="Arial" w:cs="Arial" w:eastAsia="Arial" w:hAnsi="Arial"/>
@@ -7401,7 +7401,7 @@
             <w:pPr>
               <w:spacing w:after="20" w:before="0"/>
             </w:pPr>
-            <w:hyperlink w:history="1" r:id="rId4yoyhaisa52nrzebksmkw">
+            <w:hyperlink w:history="1" r:id="rIdokg3ojab3mxpim-fk0otk">
               <w:r>
                 <w:rPr>
                   <w:rFonts w:ascii="Arial" w:cs="Arial" w:eastAsia="Arial" w:hAnsi="Arial"/>
@@ -7434,7 +7434,7 @@
               <w:spacing w:after="10" w:before="0"/>
               <w:ind w:left="120"/>
             </w:pPr>
-            <w:hyperlink w:history="1" r:id="rIdnkq9gmdqgq-ga6cvzwrrf">
+            <w:hyperlink w:history="1" r:id="rId97nsy4tv_x49bxjduwt1r">
               <w:r>
                 <w:rPr>
                   <w:rFonts w:ascii="Arial" w:cs="Arial" w:eastAsia="Arial" w:hAnsi="Arial"/>
@@ -7629,7 +7629,7 @@
             <w:pPr>
               <w:spacing w:after="20" w:before="0"/>
             </w:pPr>
-            <w:hyperlink w:history="1" r:id="rIdspqhfqd-ek4t_mf-genv1">
+            <w:hyperlink w:history="1" r:id="rIdkt6dhcydeextrxw9rqt41">
               <w:r>
                 <w:rPr>
                   <w:rFonts w:ascii="Arial" w:cs="Arial" w:eastAsia="Arial" w:hAnsi="Arial"/>
@@ -7678,7 +7678,7 @@
               <w:spacing w:after="10" w:before="0"/>
               <w:ind w:left="120"/>
             </w:pPr>
-            <w:hyperlink w:history="1" r:id="rIdx7rsnlhfwl3bgf6q9wb53">
+            <w:hyperlink w:history="1" r:id="rIdpj7e-gua_2xqcalpecaex">
               <w:r>
                 <w:rPr>
                   <w:rFonts w:ascii="Arial" w:cs="Arial" w:eastAsia="Arial" w:hAnsi="Arial"/>
@@ -7723,7 +7723,7 @@
             <w:pPr>
               <w:spacing w:after="20" w:before="0"/>
             </w:pPr>
-            <w:hyperlink w:history="1" r:id="rIdmbbqpdik97stlpum28zn7">
+            <w:hyperlink w:history="1" r:id="rIdalaekbkxoqhh6yzn9jli3">
               <w:r>
                 <w:rPr>
                   <w:rFonts w:ascii="Arial" w:cs="Arial" w:eastAsia="Arial" w:hAnsi="Arial"/>
@@ -7772,7 +7772,7 @@
               <w:spacing w:after="10" w:before="0"/>
               <w:ind w:left="120"/>
             </w:pPr>
-            <w:hyperlink w:history="1" r:id="rIdpaa_fsopiqlgvobh8wi6g">
+            <w:hyperlink w:history="1" r:id="rIdlhzsf4qnljppopcdaa4xj">
               <w:r>
                 <w:rPr>
                   <w:rFonts w:ascii="Arial" w:cs="Arial" w:eastAsia="Arial" w:hAnsi="Arial"/>
@@ -8284,7 +8284,7 @@
         </w:rPr>
         <w:t xml:space="preserve">© 2026 SeaVuria and ARES. Aligned with KICD objectives. Developed by SeaVuria; technical implementation by ARES (with AI assistance from Claude). Licensed under </w:t>
       </w:r>
-      <w:hyperlink w:history="1" r:id="rIdbxefmaen6sdc5zfpqpy1l">
+      <w:hyperlink w:history="1" r:id="rIdilbr2z-zgh2voyuhe-car">
         <w:r>
           <w:rPr>
             <w:rFonts w:ascii="Arial" w:cs="Arial" w:eastAsia="Arial" w:hAnsi="Arial"/>
@@ -8305,7 +8305,7 @@
         </w:rPr>
         <w:t xml:space="preserve"> (</w:t>
       </w:r>
-      <w:hyperlink w:history="1" r:id="rIdexns5lqf0-df7d6svix-p">
+      <w:hyperlink w:history="1" r:id="rId_6hcxvpezd3bxz2sexpmd">
         <w:r>
           <w:rPr>
             <w:rFonts w:ascii="Arial" w:cs="Arial" w:eastAsia="Arial" w:hAnsi="Arial"/>
@@ -9318,7 +9318,7 @@
             <w:pPr>
               <w:spacing w:after="20" w:before="0"/>
             </w:pPr>
-            <w:hyperlink w:history="1" r:id="rId7sc7las2cxpz3km3ms9yq">
+            <w:hyperlink w:history="1" r:id="rIdhzu3kv4vszcqdettxby4p">
               <w:r>
                 <w:rPr>
                   <w:rFonts w:ascii="Arial" w:cs="Arial" w:eastAsia="Arial" w:hAnsi="Arial"/>
@@ -9351,7 +9351,7 @@
               <w:spacing w:after="10" w:before="0"/>
               <w:ind w:left="120"/>
             </w:pPr>
-            <w:hyperlink w:history="1" r:id="rIdq5agqgfjydvcdzpzywokd">
+            <w:hyperlink w:history="1" r:id="rIdrdkpc2-f2lt7ue2rgygw9">
               <w:r>
                 <w:rPr>
                   <w:rFonts w:ascii="Arial" w:cs="Arial" w:eastAsia="Arial" w:hAnsi="Arial"/>
@@ -9396,7 +9396,7 @@
             <w:pPr>
               <w:spacing w:after="20" w:before="0"/>
             </w:pPr>
-            <w:hyperlink w:history="1" r:id="rIdo3linq7tg26cnhnfg_n1w">
+            <w:hyperlink w:history="1" r:id="rIdbfhqjuoyhvh1x-imliygs">
               <w:r>
                 <w:rPr>
                   <w:rFonts w:ascii="Arial" w:cs="Arial" w:eastAsia="Arial" w:hAnsi="Arial"/>
@@ -9429,7 +9429,7 @@
               <w:spacing w:after="10" w:before="0"/>
               <w:ind w:left="120"/>
             </w:pPr>
-            <w:hyperlink w:history="1" r:id="rIdumngjehsr1aatkjesotzv">
+            <w:hyperlink w:history="1" r:id="rIdljm1nhpuw93ap4qht-488">
               <w:r>
                 <w:rPr>
                   <w:rFonts w:ascii="Arial" w:cs="Arial" w:eastAsia="Arial" w:hAnsi="Arial"/>
@@ -9624,7 +9624,7 @@
             <w:pPr>
               <w:spacing w:after="20" w:before="0"/>
             </w:pPr>
-            <w:hyperlink w:history="1" r:id="rIdmff-7ei6opwk5qxgxncuc">
+            <w:hyperlink w:history="1" r:id="rIdhym_o1qrlwl-1b7z693t3">
               <w:r>
                 <w:rPr>
                   <w:rFonts w:ascii="Arial" w:cs="Arial" w:eastAsia="Arial" w:hAnsi="Arial"/>
@@ -9657,7 +9657,7 @@
               <w:spacing w:after="10" w:before="0"/>
               <w:ind w:left="120"/>
             </w:pPr>
-            <w:hyperlink w:history="1" r:id="rIdsky2u9h1dd61yry66xozd">
+            <w:hyperlink w:history="1" r:id="rIdletus3gulhi6-u87tv5jj">
               <w:r>
                 <w:rPr>
                   <w:rFonts w:ascii="Arial" w:cs="Arial" w:eastAsia="Arial" w:hAnsi="Arial"/>
@@ -9702,7 +9702,7 @@
             <w:pPr>
               <w:spacing w:after="20" w:before="0"/>
             </w:pPr>
-            <w:hyperlink w:history="1" r:id="rIdiwk-0i8llqmxsuurqixq3">
+            <w:hyperlink w:history="1" r:id="rIdfyp-1_bphysa857mrhxtb">
               <w:r>
                 <w:rPr>
                   <w:rFonts w:ascii="Arial" w:cs="Arial" w:eastAsia="Arial" w:hAnsi="Arial"/>
@@ -9735,7 +9735,7 @@
               <w:spacing w:after="10" w:before="0"/>
               <w:ind w:left="120"/>
             </w:pPr>
-            <w:hyperlink w:history="1" r:id="rIdu4cvuhxxnomj1ynqypf50">
+            <w:hyperlink w:history="1" r:id="rId0zsvkqmwzqrjqmejg1ow7">
               <w:r>
                 <w:rPr>
                   <w:rFonts w:ascii="Arial" w:cs="Arial" w:eastAsia="Arial" w:hAnsi="Arial"/>
@@ -9930,7 +9930,7 @@
             <w:pPr>
               <w:spacing w:after="20" w:before="0"/>
             </w:pPr>
-            <w:hyperlink w:history="1" r:id="rIduia-gfe5fq0e0hxhik7pq">
+            <w:hyperlink w:history="1" r:id="rIdcqzwefcomdqtcm5cwmjcv">
               <w:r>
                 <w:rPr>
                   <w:rFonts w:ascii="Arial" w:cs="Arial" w:eastAsia="Arial" w:hAnsi="Arial"/>
@@ -9979,7 +9979,7 @@
               <w:spacing w:after="10" w:before="0"/>
               <w:ind w:left="120"/>
             </w:pPr>
-            <w:hyperlink w:history="1" r:id="rIdevun-kx-xaopnjsp4qnir">
+            <w:hyperlink w:history="1" r:id="rIdalqrjk2m3uyck8c_a6rwl">
               <w:r>
                 <w:rPr>
                   <w:rFonts w:ascii="Arial" w:cs="Arial" w:eastAsia="Arial" w:hAnsi="Arial"/>
@@ -10024,7 +10024,7 @@
             <w:pPr>
               <w:spacing w:after="20" w:before="0"/>
             </w:pPr>
-            <w:hyperlink w:history="1" r:id="rIdyoztrj5m06ybhgqsixpw3">
+            <w:hyperlink w:history="1" r:id="rIda-zrzwcap6_i9pfd_k6nm">
               <w:r>
                 <w:rPr>
                   <w:rFonts w:ascii="Arial" w:cs="Arial" w:eastAsia="Arial" w:hAnsi="Arial"/>
@@ -10057,7 +10057,7 @@
               <w:spacing w:after="10" w:before="0"/>
               <w:ind w:left="120"/>
             </w:pPr>
-            <w:hyperlink w:history="1" r:id="rIdjqmap2ng6pqyx2dso_dgl">
+            <w:hyperlink w:history="1" r:id="rIdxyjdqwbttc3ddyrjrcxsy">
               <w:r>
                 <w:rPr>
                   <w:rFonts w:ascii="Arial" w:cs="Arial" w:eastAsia="Arial" w:hAnsi="Arial"/>
@@ -10252,7 +10252,7 @@
             <w:pPr>
               <w:spacing w:after="20" w:before="0"/>
             </w:pPr>
-            <w:hyperlink w:history="1" r:id="rIdaedrweczcvss7-se3pa3z">
+            <w:hyperlink w:history="1" r:id="rIdz3kwitvyxysk7fta4yubs">
               <w:r>
                 <w:rPr>
                   <w:rFonts w:ascii="Arial" w:cs="Arial" w:eastAsia="Arial" w:hAnsi="Arial"/>
@@ -10301,7 +10301,7 @@
               <w:spacing w:after="10" w:before="0"/>
               <w:ind w:left="120"/>
             </w:pPr>
-            <w:hyperlink w:history="1" r:id="rIdboiavzt6xw7vzvda0tsvr">
+            <w:hyperlink w:history="1" r:id="rId3lslh9cky4szrdv_b55mb">
               <w:r>
                 <w:rPr>
                   <w:rFonts w:ascii="Arial" w:cs="Arial" w:eastAsia="Arial" w:hAnsi="Arial"/>
@@ -10346,7 +10346,7 @@
             <w:pPr>
               <w:spacing w:after="20" w:before="0"/>
             </w:pPr>
-            <w:hyperlink w:history="1" r:id="rIdldkp8uqyppmusqrkfh75l">
+            <w:hyperlink w:history="1" r:id="rIdseicxdhscacfhdz0tvpjb">
               <w:r>
                 <w:rPr>
                   <w:rFonts w:ascii="Arial" w:cs="Arial" w:eastAsia="Arial" w:hAnsi="Arial"/>
@@ -10379,7 +10379,7 @@
               <w:spacing w:after="10" w:before="0"/>
               <w:ind w:left="120"/>
             </w:pPr>
-            <w:hyperlink w:history="1" r:id="rIdhgdqhu6jtnk_xvazvuhog">
+            <w:hyperlink w:history="1" r:id="rIdqug8ailqfdf2mzmv8lhra">
               <w:r>
                 <w:rPr>
                   <w:rFonts w:ascii="Arial" w:cs="Arial" w:eastAsia="Arial" w:hAnsi="Arial"/>
@@ -10574,7 +10574,7 @@
             <w:pPr>
               <w:spacing w:after="20" w:before="0"/>
             </w:pPr>
-            <w:hyperlink w:history="1" r:id="rIdce1syrpzdp--lgccc2d_s">
+            <w:hyperlink w:history="1" r:id="rIdtieb-ub8bz-khcts8n_7w">
               <w:r>
                 <w:rPr>
                   <w:rFonts w:ascii="Arial" w:cs="Arial" w:eastAsia="Arial" w:hAnsi="Arial"/>
@@ -10623,7 +10623,7 @@
               <w:spacing w:after="10" w:before="0"/>
               <w:ind w:left="120"/>
             </w:pPr>
-            <w:hyperlink w:history="1" r:id="rIdbhv1mwjuqsjf9enb0bofw">
+            <w:hyperlink w:history="1" r:id="rIdga-2jqdv8edbzo7mecc_v">
               <w:r>
                 <w:rPr>
                   <w:rFonts w:ascii="Arial" w:cs="Arial" w:eastAsia="Arial" w:hAnsi="Arial"/>
@@ -10668,7 +10668,7 @@
             <w:pPr>
               <w:spacing w:after="20" w:before="0"/>
             </w:pPr>
-            <w:hyperlink w:history="1" r:id="rIdtjb0gpoaxt0thhqqrk2ui">
+            <w:hyperlink w:history="1" r:id="rIdnxd4zmska9uui7fpbexey">
               <w:r>
                 <w:rPr>
                   <w:rFonts w:ascii="Arial" w:cs="Arial" w:eastAsia="Arial" w:hAnsi="Arial"/>
@@ -10717,7 +10717,7 @@
               <w:spacing w:after="10" w:before="0"/>
               <w:ind w:left="120"/>
             </w:pPr>
-            <w:hyperlink w:history="1" r:id="rIdbkervtpbw7cot_qg5dds2">
+            <w:hyperlink w:history="1" r:id="rIdukrluc2isxodq4zegprwt">
               <w:r>
                 <w:rPr>
                   <w:rFonts w:ascii="Arial" w:cs="Arial" w:eastAsia="Arial" w:hAnsi="Arial"/>
@@ -11229,7 +11229,7 @@
         </w:rPr>
         <w:t xml:space="preserve">© 2026 SeaVuria and ARES. Aligned with KICD objectives. Developed by SeaVuria; technical implementation by ARES (with AI assistance from Claude). Licensed under </w:t>
       </w:r>
-      <w:hyperlink w:history="1" r:id="rIdjsdkqz3dekbeggqzlyo6q">
+      <w:hyperlink w:history="1" r:id="rIdmxmacljys8dixycngrg3f">
         <w:r>
           <w:rPr>
             <w:rFonts w:ascii="Arial" w:cs="Arial" w:eastAsia="Arial" w:hAnsi="Arial"/>
@@ -11250,7 +11250,7 @@
         </w:rPr>
         <w:t xml:space="preserve"> (</w:t>
       </w:r>
-      <w:hyperlink w:history="1" r:id="rIdrqa0h2n5mheausgfjlia2">
+      <w:hyperlink w:history="1" r:id="rIdsbucvgb-ws15j90x_bhvj">
         <w:r>
           <w:rPr>
             <w:rFonts w:ascii="Arial" w:cs="Arial" w:eastAsia="Arial" w:hAnsi="Arial"/>
@@ -12263,7 +12263,7 @@
             <w:pPr>
               <w:spacing w:after="20" w:before="0"/>
             </w:pPr>
-            <w:hyperlink w:history="1" r:id="rIdt5-6lb_puoxbk32vykgrp">
+            <w:hyperlink w:history="1" r:id="rIdmtfjpb-vqajpq51z_cqhi">
               <w:r>
                 <w:rPr>
                   <w:rFonts w:ascii="Arial" w:cs="Arial" w:eastAsia="Arial" w:hAnsi="Arial"/>
@@ -12296,7 +12296,7 @@
               <w:spacing w:after="10" w:before="0"/>
               <w:ind w:left="120"/>
             </w:pPr>
-            <w:hyperlink w:history="1" r:id="rIdapzvplntnsy1tuaibuk2t">
+            <w:hyperlink w:history="1" r:id="rIdmjd16uwukwh0icuheglab">
               <w:r>
                 <w:rPr>
                   <w:rFonts w:ascii="Arial" w:cs="Arial" w:eastAsia="Arial" w:hAnsi="Arial"/>
@@ -12341,7 +12341,7 @@
             <w:pPr>
               <w:spacing w:after="20" w:before="0"/>
             </w:pPr>
-            <w:hyperlink w:history="1" r:id="rIdmcge_tydlxwkfsb2ooryj">
+            <w:hyperlink w:history="1" r:id="rIdaztheiwnno5qtubb7u0vs">
               <w:r>
                 <w:rPr>
                   <w:rFonts w:ascii="Arial" w:cs="Arial" w:eastAsia="Arial" w:hAnsi="Arial"/>
@@ -12374,7 +12374,7 @@
               <w:spacing w:after="10" w:before="0"/>
               <w:ind w:left="120"/>
             </w:pPr>
-            <w:hyperlink w:history="1" r:id="rId1bg7muapd284fscr_obqx">
+            <w:hyperlink w:history="1" r:id="rIdm2lkaacibfimpx3rarbhp">
               <w:r>
                 <w:rPr>
                   <w:rFonts w:ascii="Arial" w:cs="Arial" w:eastAsia="Arial" w:hAnsi="Arial"/>
@@ -12645,7 +12645,7 @@
             <w:pPr>
               <w:spacing w:after="20" w:before="0"/>
             </w:pPr>
-            <w:hyperlink w:history="1" r:id="rIdmeiuxmyndvgblhc-fptds">
+            <w:hyperlink w:history="1" r:id="rIdifcrdmtsv5xephlfglo2r">
               <w:r>
                 <w:rPr>
                   <w:rFonts w:ascii="Arial" w:cs="Arial" w:eastAsia="Arial" w:hAnsi="Arial"/>
@@ -12678,7 +12678,7 @@
               <w:spacing w:after="10" w:before="0"/>
               <w:ind w:left="120"/>
             </w:pPr>
-            <w:hyperlink w:history="1" r:id="rIdgefoccyrofauwoxurmcjg">
+            <w:hyperlink w:history="1" r:id="rIdlmob4tayoqscur2vbqhrm">
               <w:r>
                 <w:rPr>
                   <w:rFonts w:ascii="Arial" w:cs="Arial" w:eastAsia="Arial" w:hAnsi="Arial"/>
@@ -12723,7 +12723,7 @@
             <w:pPr>
               <w:spacing w:after="20" w:before="0"/>
             </w:pPr>
-            <w:hyperlink w:history="1" r:id="rIdehheb0sbizao08shw_bi_">
+            <w:hyperlink w:history="1" r:id="rIdy0tqsgeomxramiaq0s2cg">
               <w:r>
                 <w:rPr>
                   <w:rFonts w:ascii="Arial" w:cs="Arial" w:eastAsia="Arial" w:hAnsi="Arial"/>
@@ -12756,7 +12756,7 @@
               <w:spacing w:after="10" w:before="0"/>
               <w:ind w:left="120"/>
             </w:pPr>
-            <w:hyperlink w:history="1" r:id="rId7no-jplvwtcxuzu6iveqq">
+            <w:hyperlink w:history="1" r:id="rIdelal5kwrqar5l9yeslpk-">
               <w:r>
                 <w:rPr>
                   <w:rFonts w:ascii="Arial" w:cs="Arial" w:eastAsia="Arial" w:hAnsi="Arial"/>
@@ -13065,7 +13065,7 @@
             <w:pPr>
               <w:spacing w:after="20" w:before="0"/>
             </w:pPr>
-            <w:hyperlink w:history="1" r:id="rId2ycaxv8tswcyc-ugln7ej">
+            <w:hyperlink w:history="1" r:id="rIdledyel1w0eybwl3iu5csx">
               <w:r>
                 <w:rPr>
                   <w:rFonts w:ascii="Arial" w:cs="Arial" w:eastAsia="Arial" w:hAnsi="Arial"/>
@@ -13098,7 +13098,7 @@
               <w:spacing w:after="10" w:before="0"/>
               <w:ind w:left="120"/>
             </w:pPr>
-            <w:hyperlink w:history="1" r:id="rIdthb28dgoikeikfqpifny_">
+            <w:hyperlink w:history="1" r:id="rId1hvydrtt5b-qe_0rgtz4u">
               <w:r>
                 <w:rPr>
                   <w:rFonts w:ascii="Arial" w:cs="Arial" w:eastAsia="Arial" w:hAnsi="Arial"/>
@@ -13143,7 +13143,7 @@
             <w:pPr>
               <w:spacing w:after="20" w:before="0"/>
             </w:pPr>
-            <w:hyperlink w:history="1" r:id="rId7hlds-d9jw9dusjpawog3">
+            <w:hyperlink w:history="1" r:id="rIdxu1hcafiwrbwaejpphuv7">
               <w:r>
                 <w:rPr>
                   <w:rFonts w:ascii="Arial" w:cs="Arial" w:eastAsia="Arial" w:hAnsi="Arial"/>
@@ -13192,7 +13192,7 @@
               <w:spacing w:after="10" w:before="0"/>
               <w:ind w:left="120"/>
             </w:pPr>
-            <w:hyperlink w:history="1" r:id="rIdukwyn5hbk_vqp2u6jv9hj">
+            <w:hyperlink w:history="1" r:id="rIdegnvx4k_l4ylq2a1c74hx">
               <w:r>
                 <w:rPr>
                   <w:rFonts w:ascii="Arial" w:cs="Arial" w:eastAsia="Arial" w:hAnsi="Arial"/>
@@ -13501,7 +13501,7 @@
             <w:pPr>
               <w:spacing w:after="20" w:before="0"/>
             </w:pPr>
-            <w:hyperlink w:history="1" r:id="rIdbdqoc-8avfcqt2mfmlp62">
+            <w:hyperlink w:history="1" r:id="rIde0cpzd8k7uytjhkgfkjnk">
               <w:r>
                 <w:rPr>
                   <w:rFonts w:ascii="Arial" w:cs="Arial" w:eastAsia="Arial" w:hAnsi="Arial"/>
@@ -13534,7 +13534,7 @@
               <w:spacing w:after="10" w:before="0"/>
               <w:ind w:left="120"/>
             </w:pPr>
-            <w:hyperlink w:history="1" r:id="rIdmlyhgchuagizrsgp34e-v">
+            <w:hyperlink w:history="1" r:id="rIdmt9odzimqigwkf2cewhmr">
               <w:r>
                 <w:rPr>
                   <w:rFonts w:ascii="Arial" w:cs="Arial" w:eastAsia="Arial" w:hAnsi="Arial"/>
@@ -13579,7 +13579,7 @@
             <w:pPr>
               <w:spacing w:after="20" w:before="0"/>
             </w:pPr>
-            <w:hyperlink w:history="1" r:id="rId3diy4ddcr4b723p4cho9l">
+            <w:hyperlink w:history="1" r:id="rId5-n5ndqf41wahyl7nee3o">
               <w:r>
                 <w:rPr>
                   <w:rFonts w:ascii="Arial" w:cs="Arial" w:eastAsia="Arial" w:hAnsi="Arial"/>
@@ -13628,7 +13628,7 @@
               <w:spacing w:after="10" w:before="0"/>
               <w:ind w:left="120"/>
             </w:pPr>
-            <w:hyperlink w:history="1" r:id="rId4i5ejdq1zi1kb6lljgcvp">
+            <w:hyperlink w:history="1" r:id="rIdocf8uz91t44fodk31yhay">
               <w:r>
                 <w:rPr>
                   <w:rFonts w:ascii="Arial" w:cs="Arial" w:eastAsia="Arial" w:hAnsi="Arial"/>
@@ -13918,7 +13918,7 @@
             <w:pPr>
               <w:spacing w:after="20" w:before="0"/>
             </w:pPr>
-            <w:hyperlink w:history="1" r:id="rId3w8inh6qsvzstevwk3fvx">
+            <w:hyperlink w:history="1" r:id="rIdz4fanultaq3yvnhuanwo7">
               <w:r>
                 <w:rPr>
                   <w:rFonts w:ascii="Arial" w:cs="Arial" w:eastAsia="Arial" w:hAnsi="Arial"/>
@@ -13967,7 +13967,7 @@
               <w:spacing w:after="10" w:before="0"/>
               <w:ind w:left="120"/>
             </w:pPr>
-            <w:hyperlink w:history="1" r:id="rIdpbzgz8qdpfi_6udcquvd-">
+            <w:hyperlink w:history="1" r:id="rIdoja5_k7jo2ny1a9zwprcc">
               <w:r>
                 <w:rPr>
                   <w:rFonts w:ascii="Arial" w:cs="Arial" w:eastAsia="Arial" w:hAnsi="Arial"/>
@@ -14012,7 +14012,7 @@
             <w:pPr>
               <w:spacing w:after="20" w:before="0"/>
             </w:pPr>
-            <w:hyperlink w:history="1" r:id="rIdwiujgfstzggh2m5r0qdhw">
+            <w:hyperlink w:history="1" r:id="rIdysucr-msgcnp5pnqbvpu3">
               <w:r>
                 <w:rPr>
                   <w:rFonts w:ascii="Arial" w:cs="Arial" w:eastAsia="Arial" w:hAnsi="Arial"/>
@@ -14061,7 +14061,7 @@
               <w:spacing w:after="10" w:before="0"/>
               <w:ind w:left="120"/>
             </w:pPr>
-            <w:hyperlink w:history="1" r:id="rIds8gjrifuvfa5am5pkaolx">
+            <w:hyperlink w:history="1" r:id="rIdmgjj6wy5ljpq0zr0zzfip">
               <w:r>
                 <w:rPr>
                   <w:rFonts w:ascii="Arial" w:cs="Arial" w:eastAsia="Arial" w:hAnsi="Arial"/>
@@ -14687,7 +14687,7 @@
         </w:rPr>
         <w:t xml:space="preserve">© 2026 SeaVuria and ARES. Aligned with KICD objectives. Developed by SeaVuria; technical implementation by ARES (with AI assistance from Claude). Licensed under </w:t>
       </w:r>
-      <w:hyperlink w:history="1" r:id="rIdxyhrolcdvsyogj_itf7t6">
+      <w:hyperlink w:history="1" r:id="rIdjtacj-ipwbqxrgtfzrgm-">
         <w:r>
           <w:rPr>
             <w:rFonts w:ascii="Arial" w:cs="Arial" w:eastAsia="Arial" w:hAnsi="Arial"/>
@@ -14708,7 +14708,7 @@
         </w:rPr>
         <w:t xml:space="preserve"> (</w:t>
       </w:r>
-      <w:hyperlink w:history="1" r:id="rIdaxjpba-y-zteaahrrx7jp">
+      <w:hyperlink w:history="1" r:id="rIdyxct89gu5ukzz7blzmdtz">
         <w:r>
           <w:rPr>
             <w:rFonts w:ascii="Arial" w:cs="Arial" w:eastAsia="Arial" w:hAnsi="Arial"/>
@@ -15721,7 +15721,7 @@
             <w:pPr>
               <w:spacing w:after="20" w:before="0"/>
             </w:pPr>
-            <w:hyperlink w:history="1" r:id="rIdd2aoli9prvdyosm1e-ka9">
+            <w:hyperlink w:history="1" r:id="rIdtkwvlvt22jx65eptb7mnp">
               <w:r>
                 <w:rPr>
                   <w:rFonts w:ascii="Arial" w:cs="Arial" w:eastAsia="Arial" w:hAnsi="Arial"/>
@@ -15754,7 +15754,7 @@
               <w:spacing w:after="10" w:before="0"/>
               <w:ind w:left="120"/>
             </w:pPr>
-            <w:hyperlink w:history="1" r:id="rIdsnosoyozs64jpbzylcxj-">
+            <w:hyperlink w:history="1" r:id="rIdelbx45znluuigotloonuv">
               <w:r>
                 <w:rPr>
                   <w:rFonts w:ascii="Arial" w:cs="Arial" w:eastAsia="Arial" w:hAnsi="Arial"/>
@@ -15799,7 +15799,7 @@
             <w:pPr>
               <w:spacing w:after="20" w:before="0"/>
             </w:pPr>
-            <w:hyperlink w:history="1" r:id="rIdvxdvekhxnqkts-b20qq4t">
+            <w:hyperlink w:history="1" r:id="rIddplsgbwx9atcvlyhkcrw9">
               <w:r>
                 <w:rPr>
                   <w:rFonts w:ascii="Arial" w:cs="Arial" w:eastAsia="Arial" w:hAnsi="Arial"/>
@@ -15832,7 +15832,7 @@
               <w:spacing w:after="10" w:before="0"/>
               <w:ind w:left="120"/>
             </w:pPr>
-            <w:hyperlink w:history="1" r:id="rIdlgyb1v0z2_2knskdku_2d">
+            <w:hyperlink w:history="1" r:id="rId5eyvoth9szy6yuasum0qp">
               <w:r>
                 <w:rPr>
                   <w:rFonts w:ascii="Arial" w:cs="Arial" w:eastAsia="Arial" w:hAnsi="Arial"/>
@@ -16027,7 +16027,7 @@
             <w:pPr>
               <w:spacing w:after="20" w:before="0"/>
             </w:pPr>
-            <w:hyperlink w:history="1" r:id="rId4ehgaok0g45cimegvz5rq">
+            <w:hyperlink w:history="1" r:id="rIdrqcche_whhwge43tbwjbj">
               <w:r>
                 <w:rPr>
                   <w:rFonts w:ascii="Arial" w:cs="Arial" w:eastAsia="Arial" w:hAnsi="Arial"/>
@@ -16060,7 +16060,7 @@
               <w:spacing w:after="10" w:before="0"/>
               <w:ind w:left="120"/>
             </w:pPr>
-            <w:hyperlink w:history="1" r:id="rId6lxolcjk7b_vbvstmxxfc">
+            <w:hyperlink w:history="1" r:id="rId3dbxxyzfchsdbzu7iurry">
               <w:r>
                 <w:rPr>
                   <w:rFonts w:ascii="Arial" w:cs="Arial" w:eastAsia="Arial" w:hAnsi="Arial"/>
@@ -16105,7 +16105,7 @@
             <w:pPr>
               <w:spacing w:after="20" w:before="0"/>
             </w:pPr>
-            <w:hyperlink w:history="1" r:id="rIdrvuouvcksa_6vz2-gvrrj">
+            <w:hyperlink w:history="1" r:id="rIdxfc-ne6kkwa0oc_ovuobs">
               <w:r>
                 <w:rPr>
                   <w:rFonts w:ascii="Arial" w:cs="Arial" w:eastAsia="Arial" w:hAnsi="Arial"/>
@@ -16138,7 +16138,7 @@
               <w:spacing w:after="10" w:before="0"/>
               <w:ind w:left="120"/>
             </w:pPr>
-            <w:hyperlink w:history="1" r:id="rIdfrsu3jwmbwdd-hplisvdf">
+            <w:hyperlink w:history="1" r:id="rIdwcu5x5aphwgn-kdu3xusz">
               <w:r>
                 <w:rPr>
                   <w:rFonts w:ascii="Arial" w:cs="Arial" w:eastAsia="Arial" w:hAnsi="Arial"/>
@@ -16333,7 +16333,7 @@
             <w:pPr>
               <w:spacing w:after="20" w:before="0"/>
             </w:pPr>
-            <w:hyperlink w:history="1" r:id="rIdwhcxw0upwx1cvfkvgwdii">
+            <w:hyperlink w:history="1" r:id="rIdairp1_2wkfyictnuk-cj9">
               <w:r>
                 <w:rPr>
                   <w:rFonts w:ascii="Arial" w:cs="Arial" w:eastAsia="Arial" w:hAnsi="Arial"/>
@@ -16366,7 +16366,7 @@
               <w:spacing w:after="10" w:before="0"/>
               <w:ind w:left="120"/>
             </w:pPr>
-            <w:hyperlink w:history="1" r:id="rIdteoue53zg18ik_audrpyy">
+            <w:hyperlink w:history="1" r:id="rId3x-bnbybmvcxyogw5a78f">
               <w:r>
                 <w:rPr>
                   <w:rFonts w:ascii="Arial" w:cs="Arial" w:eastAsia="Arial" w:hAnsi="Arial"/>
@@ -16411,7 +16411,7 @@
             <w:pPr>
               <w:spacing w:after="20" w:before="0"/>
             </w:pPr>
-            <w:hyperlink w:history="1" r:id="rIdksiecu0napinmxpuzijlr">
+            <w:hyperlink w:history="1" r:id="rIdihiurn9-acnbbxihu-kr9">
               <w:r>
                 <w:rPr>
                   <w:rFonts w:ascii="Arial" w:cs="Arial" w:eastAsia="Arial" w:hAnsi="Arial"/>
@@ -16444,7 +16444,7 @@
               <w:spacing w:after="10" w:before="0"/>
               <w:ind w:left="120"/>
             </w:pPr>
-            <w:hyperlink w:history="1" r:id="rIdqmrmbs2pjy5jpbvnef9e3">
+            <w:hyperlink w:history="1" r:id="rIdbwjhzu-re8s1bzvzt4nn_">
               <w:r>
                 <w:rPr>
                   <w:rFonts w:ascii="Arial" w:cs="Arial" w:eastAsia="Arial" w:hAnsi="Arial"/>
@@ -16639,7 +16639,7 @@
             <w:pPr>
               <w:spacing w:after="20" w:before="0"/>
             </w:pPr>
-            <w:hyperlink w:history="1" r:id="rIdvzfwnfhnwglfgavlc-vco">
+            <w:hyperlink w:history="1" r:id="rIdm4u2ak1e6xfbnxmrfdtnu">
               <w:r>
                 <w:rPr>
                   <w:rFonts w:ascii="Arial" w:cs="Arial" w:eastAsia="Arial" w:hAnsi="Arial"/>
@@ -16672,7 +16672,7 @@
               <w:spacing w:after="10" w:before="0"/>
               <w:ind w:left="120"/>
             </w:pPr>
-            <w:hyperlink w:history="1" r:id="rIdlvjrh8vw_cqxt-ru5jayz">
+            <w:hyperlink w:history="1" r:id="rIdwpab2kolpevgjnm8qoxe7">
               <w:r>
                 <w:rPr>
                   <w:rFonts w:ascii="Arial" w:cs="Arial" w:eastAsia="Arial" w:hAnsi="Arial"/>
@@ -16717,7 +16717,7 @@
             <w:pPr>
               <w:spacing w:after="20" w:before="0"/>
             </w:pPr>
-            <w:hyperlink w:history="1" r:id="rIdrtaglnlpg6srvucvgkkpc">
+            <w:hyperlink w:history="1" r:id="rIduhhzh1fq9boc0ek6leou5">
               <w:r>
                 <w:rPr>
                   <w:rFonts w:ascii="Arial" w:cs="Arial" w:eastAsia="Arial" w:hAnsi="Arial"/>
@@ -16750,7 +16750,7 @@
               <w:spacing w:after="10" w:before="0"/>
               <w:ind w:left="120"/>
             </w:pPr>
-            <w:hyperlink w:history="1" r:id="rId-9k6cvorkzbuguz37uitk">
+            <w:hyperlink w:history="1" r:id="rIdy4y2tyrb8-hehfk6vs6_p">
               <w:r>
                 <w:rPr>
                   <w:rFonts w:ascii="Arial" w:cs="Arial" w:eastAsia="Arial" w:hAnsi="Arial"/>
@@ -16945,7 +16945,7 @@
             <w:pPr>
               <w:spacing w:after="20" w:before="0"/>
             </w:pPr>
-            <w:hyperlink w:history="1" r:id="rIdpuidy25sngrl9hw-f99b2">
+            <w:hyperlink w:history="1" r:id="rIdyzjbyusl77tzu6dxwizcy">
               <w:r>
                 <w:rPr>
                   <w:rFonts w:ascii="Arial" w:cs="Arial" w:eastAsia="Arial" w:hAnsi="Arial"/>
@@ -16978,7 +16978,7 @@
               <w:spacing w:after="10" w:before="0"/>
               <w:ind w:left="120"/>
             </w:pPr>
-            <w:hyperlink w:history="1" r:id="rId5epnlu7bxerzparfwyegv">
+            <w:hyperlink w:history="1" r:id="rId5bvrhnfxvmj4ksq1rbwiz">
               <w:r>
                 <w:rPr>
                   <w:rFonts w:ascii="Arial" w:cs="Arial" w:eastAsia="Arial" w:hAnsi="Arial"/>
@@ -17023,7 +17023,7 @@
             <w:pPr>
               <w:spacing w:after="20" w:before="0"/>
             </w:pPr>
-            <w:hyperlink w:history="1" r:id="rIdi2q_xix6dblofywznk9ro">
+            <w:hyperlink w:history="1" r:id="rIdk_oou5zfusiwkwtvhrzro">
               <w:r>
                 <w:rPr>
                   <w:rFonts w:ascii="Arial" w:cs="Arial" w:eastAsia="Arial" w:hAnsi="Arial"/>
@@ -17056,7 +17056,7 @@
               <w:spacing w:after="10" w:before="0"/>
               <w:ind w:left="120"/>
             </w:pPr>
-            <w:hyperlink w:history="1" r:id="rIdtwbbm-9iro2bwr3cmonqa">
+            <w:hyperlink w:history="1" r:id="rIdmu7hnd3pzsoxug8esrwla">
               <w:r>
                 <w:rPr>
                   <w:rFonts w:ascii="Arial" w:cs="Arial" w:eastAsia="Arial" w:hAnsi="Arial"/>
@@ -17568,7 +17568,7 @@
         </w:rPr>
         <w:t xml:space="preserve">© 2026 SeaVuria and ARES. Aligned with KICD objectives. Developed by SeaVuria; technical implementation by ARES (with AI assistance from Claude). Licensed under </w:t>
       </w:r>
-      <w:hyperlink w:history="1" r:id="rIdg4ytfqcnr9rsh9_lucopn">
+      <w:hyperlink w:history="1" r:id="rIdxyfqrwznli-gstdi7vfes">
         <w:r>
           <w:rPr>
             <w:rFonts w:ascii="Arial" w:cs="Arial" w:eastAsia="Arial" w:hAnsi="Arial"/>
@@ -17589,7 +17589,7 @@
         </w:rPr>
         <w:t xml:space="preserve"> (</w:t>
       </w:r>
-      <w:hyperlink w:history="1" r:id="rIdoj43r-16tqj4qttum81yz">
+      <w:hyperlink w:history="1" r:id="rIdsgtlmfkrrbtmbt600sqcm">
         <w:r>
           <w:rPr>
             <w:rFonts w:ascii="Arial" w:cs="Arial" w:eastAsia="Arial" w:hAnsi="Arial"/>
@@ -18602,7 +18602,7 @@
             <w:pPr>
               <w:spacing w:after="20" w:before="0"/>
             </w:pPr>
-            <w:hyperlink w:history="1" r:id="rIdwb4xcxy4vsxr9uloudrfs">
+            <w:hyperlink w:history="1" r:id="rIdw_izpmtkgfiqp3gjzgf6p">
               <w:r>
                 <w:rPr>
                   <w:rFonts w:ascii="Arial" w:cs="Arial" w:eastAsia="Arial" w:hAnsi="Arial"/>
@@ -18635,7 +18635,7 @@
               <w:spacing w:after="10" w:before="0"/>
               <w:ind w:left="120"/>
             </w:pPr>
-            <w:hyperlink w:history="1" r:id="rIdkwwq-pgj-5jgkpbqhbu_3">
+            <w:hyperlink w:history="1" r:id="rIdcpi2xc4hl4pa69cah1dyz">
               <w:r>
                 <w:rPr>
                   <w:rFonts w:ascii="Arial" w:cs="Arial" w:eastAsia="Arial" w:hAnsi="Arial"/>
@@ -18680,7 +18680,7 @@
             <w:pPr>
               <w:spacing w:after="20" w:before="0"/>
             </w:pPr>
-            <w:hyperlink w:history="1" r:id="rIdbcdger5uzftaatsjngwk_">
+            <w:hyperlink w:history="1" r:id="rIdp4fxr1pahup3gxz-fgwpr">
               <w:r>
                 <w:rPr>
                   <w:rFonts w:ascii="Arial" w:cs="Arial" w:eastAsia="Arial" w:hAnsi="Arial"/>
@@ -18713,7 +18713,7 @@
               <w:spacing w:after="10" w:before="0"/>
               <w:ind w:left="120"/>
             </w:pPr>
-            <w:hyperlink w:history="1" r:id="rIdcrzjmphagteawqe_zcdaa">
+            <w:hyperlink w:history="1" r:id="rIdy5dmiu9xhwgg-sth700nw">
               <w:r>
                 <w:rPr>
                   <w:rFonts w:ascii="Arial" w:cs="Arial" w:eastAsia="Arial" w:hAnsi="Arial"/>
@@ -19022,7 +19022,7 @@
             <w:pPr>
               <w:spacing w:after="20" w:before="0"/>
             </w:pPr>
-            <w:hyperlink w:history="1" r:id="rIdylrdbuemycimrg1e5fl2g">
+            <w:hyperlink w:history="1" r:id="rIdb6_2ii2ngmxf5jtm6jnon">
               <w:r>
                 <w:rPr>
                   <w:rFonts w:ascii="Arial" w:cs="Arial" w:eastAsia="Arial" w:hAnsi="Arial"/>
@@ -19055,7 +19055,7 @@
               <w:spacing w:after="10" w:before="0"/>
               <w:ind w:left="120"/>
             </w:pPr>
-            <w:hyperlink w:history="1" r:id="rIdw5knkk8gdkzrg5scabtzn">
+            <w:hyperlink w:history="1" r:id="rIdag0lrhumjfwpd0ixauizq">
               <w:r>
                 <w:rPr>
                   <w:rFonts w:ascii="Arial" w:cs="Arial" w:eastAsia="Arial" w:hAnsi="Arial"/>
@@ -19100,7 +19100,7 @@
             <w:pPr>
               <w:spacing w:after="20" w:before="0"/>
             </w:pPr>
-            <w:hyperlink w:history="1" r:id="rIdogc-byymopi7t3bq4owoc">
+            <w:hyperlink w:history="1" r:id="rIdk--pwjl8beogazg4x1qfp">
               <w:r>
                 <w:rPr>
                   <w:rFonts w:ascii="Arial" w:cs="Arial" w:eastAsia="Arial" w:hAnsi="Arial"/>
@@ -19133,7 +19133,7 @@
               <w:spacing w:after="10" w:before="0"/>
               <w:ind w:left="120"/>
             </w:pPr>
-            <w:hyperlink w:history="1" r:id="rIdhfjfocivxc-crlea8fxl8">
+            <w:hyperlink w:history="1" r:id="rIdytppzp4fuifgvv5epugyo">
               <w:r>
                 <w:rPr>
                   <w:rFonts w:ascii="Arial" w:cs="Arial" w:eastAsia="Arial" w:hAnsi="Arial"/>
@@ -19594,7 +19594,7 @@
             <w:pPr>
               <w:spacing w:after="20" w:before="0"/>
             </w:pPr>
-            <w:hyperlink w:history="1" r:id="rIdweufigt4auikvobryrhfo">
+            <w:hyperlink w:history="1" r:id="rIdn0fdy2tiimmsuyh1ivpuo">
               <w:r>
                 <w:rPr>
                   <w:rFonts w:ascii="Arial" w:cs="Arial" w:eastAsia="Arial" w:hAnsi="Arial"/>
@@ -19627,7 +19627,7 @@
               <w:spacing w:after="10" w:before="0"/>
               <w:ind w:left="120"/>
             </w:pPr>
-            <w:hyperlink w:history="1" r:id="rIdpgjc7mal33vqnzvwxk67l">
+            <w:hyperlink w:history="1" r:id="rIdj3p_ggyeq7n53m2hcrlp1">
               <w:r>
                 <w:rPr>
                   <w:rFonts w:ascii="Arial" w:cs="Arial" w:eastAsia="Arial" w:hAnsi="Arial"/>
@@ -19672,7 +19672,7 @@
             <w:pPr>
               <w:spacing w:after="20" w:before="0"/>
             </w:pPr>
-            <w:hyperlink w:history="1" r:id="rIdyy6v4cv54yvdmo-osxjrn">
+            <w:hyperlink w:history="1" r:id="rIdiwcb6v032mjp5ndt2bpdx">
               <w:r>
                 <w:rPr>
                   <w:rFonts w:ascii="Arial" w:cs="Arial" w:eastAsia="Arial" w:hAnsi="Arial"/>
@@ -19721,7 +19721,7 @@
               <w:spacing w:after="10" w:before="0"/>
               <w:ind w:left="120"/>
             </w:pPr>
-            <w:hyperlink w:history="1" r:id="rId_glcjfprur0vhgctogp32">
+            <w:hyperlink w:history="1" r:id="rIdxpw-fujdr27pelamfpne_">
               <w:r>
                 <w:rPr>
                   <w:rFonts w:ascii="Arial" w:cs="Arial" w:eastAsia="Arial" w:hAnsi="Arial"/>
@@ -20296,7 +20296,7 @@
             <w:pPr>
               <w:spacing w:after="20" w:before="0"/>
             </w:pPr>
-            <w:hyperlink w:history="1" r:id="rIdhl04skeofsy3ucl9ofiu0">
+            <w:hyperlink w:history="1" r:id="rIdgdgljpwl1ia_ymc6scj22">
               <w:r>
                 <w:rPr>
                   <w:rFonts w:ascii="Arial" w:cs="Arial" w:eastAsia="Arial" w:hAnsi="Arial"/>
@@ -20329,7 +20329,7 @@
               <w:spacing w:after="10" w:before="0"/>
               <w:ind w:left="120"/>
             </w:pPr>
-            <w:hyperlink w:history="1" r:id="rIdx8nxobfs9vnvey_yoyxuw">
+            <w:hyperlink w:history="1" r:id="rIdt_kiow1srbhvdd5xcyzcq">
               <w:r>
                 <w:rPr>
                   <w:rFonts w:ascii="Arial" w:cs="Arial" w:eastAsia="Arial" w:hAnsi="Arial"/>
@@ -20374,7 +20374,7 @@
             <w:pPr>
               <w:spacing w:after="20" w:before="0"/>
             </w:pPr>
-            <w:hyperlink w:history="1" r:id="rIdbfplqmcie8fcine-84hzu">
+            <w:hyperlink w:history="1" r:id="rId7wpufa5dfcam8pfho6yru">
               <w:r>
                 <w:rPr>
                   <w:rFonts w:ascii="Arial" w:cs="Arial" w:eastAsia="Arial" w:hAnsi="Arial"/>
@@ -20423,7 +20423,7 @@
               <w:spacing w:after="10" w:before="0"/>
               <w:ind w:left="120"/>
             </w:pPr>
-            <w:hyperlink w:history="1" r:id="rIdgnnfnu1szghnyeierrm1x">
+            <w:hyperlink w:history="1" r:id="rIdzrb-v-c6fjjqnyhzkrz8e">
               <w:r>
                 <w:rPr>
                   <w:rFonts w:ascii="Arial" w:cs="Arial" w:eastAsia="Arial" w:hAnsi="Arial"/>
@@ -20694,7 +20694,7 @@
             <w:pPr>
               <w:spacing w:after="20" w:before="0"/>
             </w:pPr>
-            <w:hyperlink w:history="1" r:id="rIdnojlfrmi48pzib4chaqi_">
+            <w:hyperlink w:history="1" r:id="rId0kpcherzf_pydipev4qoo">
               <w:r>
                 <w:rPr>
                   <w:rFonts w:ascii="Arial" w:cs="Arial" w:eastAsia="Arial" w:hAnsi="Arial"/>
@@ -20727,7 +20727,7 @@
               <w:spacing w:after="10" w:before="0"/>
               <w:ind w:left="120"/>
             </w:pPr>
-            <w:hyperlink w:history="1" r:id="rIdrrl1msjnjelxoyzn70a9b">
+            <w:hyperlink w:history="1" r:id="rIdvycpozwjbnldos3nu9uaf">
               <w:r>
                 <w:rPr>
                   <w:rFonts w:ascii="Arial" w:cs="Arial" w:eastAsia="Arial" w:hAnsi="Arial"/>
@@ -20772,7 +20772,7 @@
             <w:pPr>
               <w:spacing w:after="20" w:before="0"/>
             </w:pPr>
-            <w:hyperlink w:history="1" r:id="rIdzum68riet1vacqnf8bp_g">
+            <w:hyperlink w:history="1" r:id="rIdeyg5qhzlnsp84z10yzg8k">
               <w:r>
                 <w:rPr>
                   <w:rFonts w:ascii="Arial" w:cs="Arial" w:eastAsia="Arial" w:hAnsi="Arial"/>
@@ -20821,7 +20821,7 @@
               <w:spacing w:after="10" w:before="0"/>
               <w:ind w:left="120"/>
             </w:pPr>
-            <w:hyperlink w:history="1" r:id="rIdg5whfuw1axgavqrte-vrp">
+            <w:hyperlink w:history="1" r:id="rIdm5feuimnmanapgaky39fj">
               <w:r>
                 <w:rPr>
                   <w:rFonts w:ascii="Arial" w:cs="Arial" w:eastAsia="Arial" w:hAnsi="Arial"/>
@@ -21523,7 +21523,7 @@
         </w:rPr>
         <w:t xml:space="preserve">© 2026 SeaVuria and ARES. Aligned with KICD objectives. Developed by SeaVuria; technical implementation by ARES (with AI assistance from Claude). Licensed under </w:t>
       </w:r>
-      <w:hyperlink w:history="1" r:id="rIdu95pdyiqzm20a_9wev5pk">
+      <w:hyperlink w:history="1" r:id="rIdttquk5artz1zwwvndvqpi">
         <w:r>
           <w:rPr>
             <w:rFonts w:ascii="Arial" w:cs="Arial" w:eastAsia="Arial" w:hAnsi="Arial"/>
@@ -21544,7 +21544,7 @@
         </w:rPr>
         <w:t xml:space="preserve"> (</w:t>
       </w:r>
-      <w:hyperlink w:history="1" r:id="rId15dp_p3pyrb4gms93heku">
+      <w:hyperlink w:history="1" r:id="rId7foehyslqlesv8k3gbegz">
         <w:r>
           <w:rPr>
             <w:rFonts w:ascii="Arial" w:cs="Arial" w:eastAsia="Arial" w:hAnsi="Arial"/>
@@ -22557,7 +22557,7 @@
             <w:pPr>
               <w:spacing w:after="20" w:before="0"/>
             </w:pPr>
-            <w:hyperlink w:history="1" r:id="rIdtnuefhqebd7xqpcwkuhaq">
+            <w:hyperlink w:history="1" r:id="rIdwx60l3dewlcelua88b2wj">
               <w:r>
                 <w:rPr>
                   <w:rFonts w:ascii="Arial" w:cs="Arial" w:eastAsia="Arial" w:hAnsi="Arial"/>
@@ -22590,7 +22590,7 @@
               <w:spacing w:after="10" w:before="0"/>
               <w:ind w:left="120"/>
             </w:pPr>
-            <w:hyperlink w:history="1" r:id="rIdxtpqvm3odlds_7nb3lqbz">
+            <w:hyperlink w:history="1" r:id="rIdbh0vebt2monztdjkibek0">
               <w:r>
                 <w:rPr>
                   <w:rFonts w:ascii="Arial" w:cs="Arial" w:eastAsia="Arial" w:hAnsi="Arial"/>
@@ -22635,7 +22635,7 @@
             <w:pPr>
               <w:spacing w:after="20" w:before="0"/>
             </w:pPr>
-            <w:hyperlink w:history="1" r:id="rIdm7nti4uclewqcioyd267q">
+            <w:hyperlink w:history="1" r:id="rIdwnim14czkzmwa9ldnr0bp">
               <w:r>
                 <w:rPr>
                   <w:rFonts w:ascii="Arial" w:cs="Arial" w:eastAsia="Arial" w:hAnsi="Arial"/>
@@ -22668,7 +22668,7 @@
               <w:spacing w:after="10" w:before="0"/>
               <w:ind w:left="120"/>
             </w:pPr>
-            <w:hyperlink w:history="1" r:id="rIdokdpwzeh4bgha69nibiai">
+            <w:hyperlink w:history="1" r:id="rIdegapzvfsppvsvwlbnwqti">
               <w:r>
                 <w:rPr>
                   <w:rFonts w:ascii="Arial" w:cs="Arial" w:eastAsia="Arial" w:hAnsi="Arial"/>
@@ -22863,7 +22863,7 @@
             <w:pPr>
               <w:spacing w:after="20" w:before="0"/>
             </w:pPr>
-            <w:hyperlink w:history="1" r:id="rIdirib2ee2istbegibbpzsk">
+            <w:hyperlink w:history="1" r:id="rIdu3ui1nq-9npvcwej2mtge">
               <w:r>
                 <w:rPr>
                   <w:rFonts w:ascii="Arial" w:cs="Arial" w:eastAsia="Arial" w:hAnsi="Arial"/>
@@ -22896,7 +22896,7 @@
               <w:spacing w:after="10" w:before="0"/>
               <w:ind w:left="120"/>
             </w:pPr>
-            <w:hyperlink w:history="1" r:id="rIdvkdzazxk1risdyt1fzpzi">
+            <w:hyperlink w:history="1" r:id="rIdpajztree3xmg84ms6ljbz">
               <w:r>
                 <w:rPr>
                   <w:rFonts w:ascii="Arial" w:cs="Arial" w:eastAsia="Arial" w:hAnsi="Arial"/>
@@ -22941,7 +22941,7 @@
             <w:pPr>
               <w:spacing w:after="20" w:before="0"/>
             </w:pPr>
-            <w:hyperlink w:history="1" r:id="rIdijy7j-tuivztogxl2fxti">
+            <w:hyperlink w:history="1" r:id="rId61b1fjas-rnqiplfp9yjq">
               <w:r>
                 <w:rPr>
                   <w:rFonts w:ascii="Arial" w:cs="Arial" w:eastAsia="Arial" w:hAnsi="Arial"/>
@@ -22974,7 +22974,7 @@
               <w:spacing w:after="10" w:before="0"/>
               <w:ind w:left="120"/>
             </w:pPr>
-            <w:hyperlink w:history="1" r:id="rIdlgdc4zoemaf6ik96czdwy">
+            <w:hyperlink w:history="1" r:id="rId3ieyqqq27f6izb3kuq-0_">
               <w:r>
                 <w:rPr>
                   <w:rFonts w:ascii="Arial" w:cs="Arial" w:eastAsia="Arial" w:hAnsi="Arial"/>
@@ -23169,7 +23169,7 @@
             <w:pPr>
               <w:spacing w:after="20" w:before="0"/>
             </w:pPr>
-            <w:hyperlink w:history="1" r:id="rId-nutwvc15-wn8aralr-cp">
+            <w:hyperlink w:history="1" r:id="rIdtyctecl_zhyw4vojkswyw">
               <w:r>
                 <w:rPr>
                   <w:rFonts w:ascii="Arial" w:cs="Arial" w:eastAsia="Arial" w:hAnsi="Arial"/>
@@ -23202,7 +23202,7 @@
               <w:spacing w:after="10" w:before="0"/>
               <w:ind w:left="120"/>
             </w:pPr>
-            <w:hyperlink w:history="1" r:id="rIdrdse_r9p0suswi3yzjbk8">
+            <w:hyperlink w:history="1" r:id="rId4rn9uqegp9pebww_12tbv">
               <w:r>
                 <w:rPr>
                   <w:rFonts w:ascii="Arial" w:cs="Arial" w:eastAsia="Arial" w:hAnsi="Arial"/>
@@ -23247,7 +23247,7 @@
             <w:pPr>
               <w:spacing w:after="20" w:before="0"/>
             </w:pPr>
-            <w:hyperlink w:history="1" r:id="rIdy77k8lujvkyt7lihhprzv">
+            <w:hyperlink w:history="1" r:id="rIdrgvce2mjsqo1l5xv1voub">
               <w:r>
                 <w:rPr>
                   <w:rFonts w:ascii="Arial" w:cs="Arial" w:eastAsia="Arial" w:hAnsi="Arial"/>
@@ -23280,7 +23280,7 @@
               <w:spacing w:after="10" w:before="0"/>
               <w:ind w:left="120"/>
             </w:pPr>
-            <w:hyperlink w:history="1" r:id="rIdji0l8pz62gfqhkjpgv7mn">
+            <w:hyperlink w:history="1" r:id="rId6mvfmcu8eed2dmqmznwaq">
               <w:r>
                 <w:rPr>
                   <w:rFonts w:ascii="Arial" w:cs="Arial" w:eastAsia="Arial" w:hAnsi="Arial"/>
@@ -23475,7 +23475,7 @@
             <w:pPr>
               <w:spacing w:after="20" w:before="0"/>
             </w:pPr>
-            <w:hyperlink w:history="1" r:id="rId_uay-c1ckpcrxaplgkyzr">
+            <w:hyperlink w:history="1" r:id="rIdbbaotpf1mhet01eh2dkqa">
               <w:r>
                 <w:rPr>
                   <w:rFonts w:ascii="Arial" w:cs="Arial" w:eastAsia="Arial" w:hAnsi="Arial"/>
@@ -23508,7 +23508,7 @@
               <w:spacing w:after="10" w:before="0"/>
               <w:ind w:left="120"/>
             </w:pPr>
-            <w:hyperlink w:history="1" r:id="rIdasoleqlp_jtuhpcazyq3n">
+            <w:hyperlink w:history="1" r:id="rIdppn8q6kryhpyx2jygd718">
               <w:r>
                 <w:rPr>
                   <w:rFonts w:ascii="Arial" w:cs="Arial" w:eastAsia="Arial" w:hAnsi="Arial"/>
@@ -23553,7 +23553,7 @@
             <w:pPr>
               <w:spacing w:after="20" w:before="0"/>
             </w:pPr>
-            <w:hyperlink w:history="1" r:id="rIdwoeokkvgtlplcmoffdymw">
+            <w:hyperlink w:history="1" r:id="rId_fkr2u-sczz5ztx0w1w4h">
               <w:r>
                 <w:rPr>
                   <w:rFonts w:ascii="Arial" w:cs="Arial" w:eastAsia="Arial" w:hAnsi="Arial"/>
@@ -23586,7 +23586,7 @@
               <w:spacing w:after="10" w:before="0"/>
               <w:ind w:left="120"/>
             </w:pPr>
-            <w:hyperlink w:history="1" r:id="rId6g9v8amvxpyzuafkm4vrw">
+            <w:hyperlink w:history="1" r:id="rId1okmtkjyubhzeo8ut0w4v">
               <w:r>
                 <w:rPr>
                   <w:rFonts w:ascii="Arial" w:cs="Arial" w:eastAsia="Arial" w:hAnsi="Arial"/>
@@ -23781,7 +23781,7 @@
             <w:pPr>
               <w:spacing w:after="20" w:before="0"/>
             </w:pPr>
-            <w:hyperlink w:history="1" r:id="rIdj5chjo3juvz0x1bu0_djr">
+            <w:hyperlink w:history="1" r:id="rIdp2_3wvsidksnn1mhfs2v2">
               <w:r>
                 <w:rPr>
                   <w:rFonts w:ascii="Arial" w:cs="Arial" w:eastAsia="Arial" w:hAnsi="Arial"/>
@@ -23814,7 +23814,7 @@
               <w:spacing w:after="10" w:before="0"/>
               <w:ind w:left="120"/>
             </w:pPr>
-            <w:hyperlink w:history="1" r:id="rIdijbvlp27snxkro-pilrhn">
+            <w:hyperlink w:history="1" r:id="rIdlm4gnyxzdjbc1osimwg_p">
               <w:r>
                 <w:rPr>
                   <w:rFonts w:ascii="Arial" w:cs="Arial" w:eastAsia="Arial" w:hAnsi="Arial"/>
@@ -23859,7 +23859,7 @@
             <w:pPr>
               <w:spacing w:after="20" w:before="0"/>
             </w:pPr>
-            <w:hyperlink w:history="1" r:id="rIdszgfaqbx8kknzw4wl4fbr">
+            <w:hyperlink w:history="1" r:id="rIdf1yvlhuda8_dfnaz7w_in">
               <w:r>
                 <w:rPr>
                   <w:rFonts w:ascii="Arial" w:cs="Arial" w:eastAsia="Arial" w:hAnsi="Arial"/>
@@ -23908,7 +23908,7 @@
               <w:spacing w:after="10" w:before="0"/>
               <w:ind w:left="120"/>
             </w:pPr>
-            <w:hyperlink w:history="1" r:id="rIdu3wzajrdhimzqrwedhgzu">
+            <w:hyperlink w:history="1" r:id="rId483tmm5fgrsvebr-myk-g">
               <w:r>
                 <w:rPr>
                   <w:rFonts w:ascii="Arial" w:cs="Arial" w:eastAsia="Arial" w:hAnsi="Arial"/>
@@ -24420,7 +24420,7 @@
         </w:rPr>
         <w:t xml:space="preserve">© 2026 SeaVuria and ARES. Aligned with KICD objectives. Developed by SeaVuria; technical implementation by ARES (with AI assistance from Claude). Licensed under </w:t>
       </w:r>
-      <w:hyperlink w:history="1" r:id="rIdefhjq8wax1a4zckk1y0j2">
+      <w:hyperlink w:history="1" r:id="rIdlyppqckkgpsndtzyvddrj">
         <w:r>
           <w:rPr>
             <w:rFonts w:ascii="Arial" w:cs="Arial" w:eastAsia="Arial" w:hAnsi="Arial"/>
@@ -24441,7 +24441,7 @@
         </w:rPr>
         <w:t xml:space="preserve"> (</w:t>
       </w:r>
-      <w:hyperlink w:history="1" r:id="rIdnn7lew4bdgl2osvxpiz0z">
+      <w:hyperlink w:history="1" r:id="rIdc5dkbktplzs0gx3iml6bx">
         <w:r>
           <w:rPr>
             <w:rFonts w:ascii="Arial" w:cs="Arial" w:eastAsia="Arial" w:hAnsi="Arial"/>
@@ -25454,7 +25454,7 @@
             <w:pPr>
               <w:spacing w:after="20" w:before="0"/>
             </w:pPr>
-            <w:hyperlink w:history="1" r:id="rIdmyxdv9yidsw76cvgcpsla">
+            <w:hyperlink w:history="1" r:id="rId6lveflm-fvswy_fktip7o">
               <w:r>
                 <w:rPr>
                   <w:rFonts w:ascii="Arial" w:cs="Arial" w:eastAsia="Arial" w:hAnsi="Arial"/>
@@ -25487,7 +25487,7 @@
               <w:spacing w:after="10" w:before="0"/>
               <w:ind w:left="120"/>
             </w:pPr>
-            <w:hyperlink w:history="1" r:id="rIdvi91ellur_mbqwoc1cia3">
+            <w:hyperlink w:history="1" r:id="rIde8rhhw-rxiylq8u-szglk">
               <w:r>
                 <w:rPr>
                   <w:rFonts w:ascii="Arial" w:cs="Arial" w:eastAsia="Arial" w:hAnsi="Arial"/>
@@ -25532,7 +25532,7 @@
             <w:pPr>
               <w:spacing w:after="20" w:before="0"/>
             </w:pPr>
-            <w:hyperlink w:history="1" r:id="rIdhyksisikn3m6ibgv_hu9o">
+            <w:hyperlink w:history="1" r:id="rIdaycl_r1h6arpesnpuya1t">
               <w:r>
                 <w:rPr>
                   <w:rFonts w:ascii="Arial" w:cs="Arial" w:eastAsia="Arial" w:hAnsi="Arial"/>
@@ -25565,7 +25565,7 @@
               <w:spacing w:after="10" w:before="0"/>
               <w:ind w:left="120"/>
             </w:pPr>
-            <w:hyperlink w:history="1" r:id="rIdwultza9bzsxdaihwh2din">
+            <w:hyperlink w:history="1" r:id="rIdnxy0-yyfqxgiz7_efimbo">
               <w:r>
                 <w:rPr>
                   <w:rFonts w:ascii="Arial" w:cs="Arial" w:eastAsia="Arial" w:hAnsi="Arial"/>
@@ -25760,7 +25760,7 @@
             <w:pPr>
               <w:spacing w:after="20" w:before="0"/>
             </w:pPr>
-            <w:hyperlink w:history="1" r:id="rId4gaxirdxvifaka8sp7xxj">
+            <w:hyperlink w:history="1" r:id="rIdy6-it4qnvnbcsrulldsi6">
               <w:r>
                 <w:rPr>
                   <w:rFonts w:ascii="Arial" w:cs="Arial" w:eastAsia="Arial" w:hAnsi="Arial"/>
@@ -25793,7 +25793,7 @@
               <w:spacing w:after="10" w:before="0"/>
               <w:ind w:left="120"/>
             </w:pPr>
-            <w:hyperlink w:history="1" r:id="rIdtkhd0fuyqrxr4pm3foo5v">
+            <w:hyperlink w:history="1" r:id="rIdoq-qcu4vtloupkxuv0h3r">
               <w:r>
                 <w:rPr>
                   <w:rFonts w:ascii="Arial" w:cs="Arial" w:eastAsia="Arial" w:hAnsi="Arial"/>
@@ -25838,7 +25838,7 @@
             <w:pPr>
               <w:spacing w:after="20" w:before="0"/>
             </w:pPr>
-            <w:hyperlink w:history="1" r:id="rIdtdnewxl0r9qbt6ksgalp2">
+            <w:hyperlink w:history="1" r:id="rIdljlt-jeevwklfsztw9ole">
               <w:r>
                 <w:rPr>
                   <w:rFonts w:ascii="Arial" w:cs="Arial" w:eastAsia="Arial" w:hAnsi="Arial"/>
@@ -25871,7 +25871,7 @@
               <w:spacing w:after="10" w:before="0"/>
               <w:ind w:left="120"/>
             </w:pPr>
-            <w:hyperlink w:history="1" r:id="rIdevdo6r4nl_suba-88sh31">
+            <w:hyperlink w:history="1" r:id="rId96pspzkevdhryjhreaqyy">
               <w:r>
                 <w:rPr>
                   <w:rFonts w:ascii="Arial" w:cs="Arial" w:eastAsia="Arial" w:hAnsi="Arial"/>
@@ -26066,7 +26066,7 @@
             <w:pPr>
               <w:spacing w:after="20" w:before="0"/>
             </w:pPr>
-            <w:hyperlink w:history="1" r:id="rIdw4oyvby9f8hznprmdiis6">
+            <w:hyperlink w:history="1" r:id="rIdy4ouvfjbdbzpuew8q3mdv">
               <w:r>
                 <w:rPr>
                   <w:rFonts w:ascii="Arial" w:cs="Arial" w:eastAsia="Arial" w:hAnsi="Arial"/>
@@ -26099,7 +26099,7 @@
               <w:spacing w:after="10" w:before="0"/>
               <w:ind w:left="120"/>
             </w:pPr>
-            <w:hyperlink w:history="1" r:id="rIdz2nst_6p_bqebqsxijnqu">
+            <w:hyperlink w:history="1" r:id="rIdfify5vlq0jixe-2acifko">
               <w:r>
                 <w:rPr>
                   <w:rFonts w:ascii="Arial" w:cs="Arial" w:eastAsia="Arial" w:hAnsi="Arial"/>
@@ -26144,7 +26144,7 @@
             <w:pPr>
               <w:spacing w:after="20" w:before="0"/>
             </w:pPr>
-            <w:hyperlink w:history="1" r:id="rIdnqpytkv-ycau1up5w0n6z">
+            <w:hyperlink w:history="1" r:id="rId-iak8wr4ilcsm_7d8rxmp">
               <w:r>
                 <w:rPr>
                   <w:rFonts w:ascii="Arial" w:cs="Arial" w:eastAsia="Arial" w:hAnsi="Arial"/>
@@ -26177,7 +26177,7 @@
               <w:spacing w:after="10" w:before="0"/>
               <w:ind w:left="120"/>
             </w:pPr>
-            <w:hyperlink w:history="1" r:id="rIdu05f_qwtj5odsbrooleux">
+            <w:hyperlink w:history="1" r:id="rIdq8jqxq4lis6c2l6omk0ax">
               <w:r>
                 <w:rPr>
                   <w:rFonts w:ascii="Arial" w:cs="Arial" w:eastAsia="Arial" w:hAnsi="Arial"/>
@@ -26372,7 +26372,7 @@
             <w:pPr>
               <w:spacing w:after="20" w:before="0"/>
             </w:pPr>
-            <w:hyperlink w:history="1" r:id="rId9vvdddk6n5fijeczhg9c-">
+            <w:hyperlink w:history="1" r:id="rIdq9u76mwnaqve2rzybb_7x">
               <w:r>
                 <w:rPr>
                   <w:rFonts w:ascii="Arial" w:cs="Arial" w:eastAsia="Arial" w:hAnsi="Arial"/>
@@ -26405,7 +26405,7 @@
               <w:spacing w:after="10" w:before="0"/>
               <w:ind w:left="120"/>
             </w:pPr>
-            <w:hyperlink w:history="1" r:id="rIdbm7413ovlo_t8zwwxisen">
+            <w:hyperlink w:history="1" r:id="rIdigmcevyekfhi5gk4vkgik">
               <w:r>
                 <w:rPr>
                   <w:rFonts w:ascii="Arial" w:cs="Arial" w:eastAsia="Arial" w:hAnsi="Arial"/>
@@ -26450,7 +26450,7 @@
             <w:pPr>
               <w:spacing w:after="20" w:before="0"/>
             </w:pPr>
-            <w:hyperlink w:history="1" r:id="rIdwt38r0qz28opeq1ongfqt">
+            <w:hyperlink w:history="1" r:id="rIdtel-ltxyu3r38pa0ymjay">
               <w:r>
                 <w:rPr>
                   <w:rFonts w:ascii="Arial" w:cs="Arial" w:eastAsia="Arial" w:hAnsi="Arial"/>
@@ -26483,7 +26483,7 @@
               <w:spacing w:after="10" w:before="0"/>
               <w:ind w:left="120"/>
             </w:pPr>
-            <w:hyperlink w:history="1" r:id="rIdjvfd__ps9lsh82rm-e8vt">
+            <w:hyperlink w:history="1" r:id="rIdkjn9fvjmp4ggpvbmdtxnx">
               <w:r>
                 <w:rPr>
                   <w:rFonts w:ascii="Arial" w:cs="Arial" w:eastAsia="Arial" w:hAnsi="Arial"/>
@@ -26678,7 +26678,7 @@
             <w:pPr>
               <w:spacing w:after="20" w:before="0"/>
             </w:pPr>
-            <w:hyperlink w:history="1" r:id="rIdqpsraxphnzplwykurclym">
+            <w:hyperlink w:history="1" r:id="rIdwwqrqm4hkw0ekejkqgm9g">
               <w:r>
                 <w:rPr>
                   <w:rFonts w:ascii="Arial" w:cs="Arial" w:eastAsia="Arial" w:hAnsi="Arial"/>
@@ -26711,7 +26711,7 @@
               <w:spacing w:after="10" w:before="0"/>
               <w:ind w:left="120"/>
             </w:pPr>
-            <w:hyperlink w:history="1" r:id="rIdpnlfoztlwrtw3f2aki-4o">
+            <w:hyperlink w:history="1" r:id="rId8alrcvzkn7kv8kxrsdvvk">
               <w:r>
                 <w:rPr>
                   <w:rFonts w:ascii="Arial" w:cs="Arial" w:eastAsia="Arial" w:hAnsi="Arial"/>
@@ -26756,7 +26756,7 @@
             <w:pPr>
               <w:spacing w:after="20" w:before="0"/>
             </w:pPr>
-            <w:hyperlink w:history="1" r:id="rIdegl7ko3pak38ld84ehz2g">
+            <w:hyperlink w:history="1" r:id="rIdp7hu_jylxeozzhejw17nc">
               <w:r>
                 <w:rPr>
                   <w:rFonts w:ascii="Arial" w:cs="Arial" w:eastAsia="Arial" w:hAnsi="Arial"/>
@@ -26805,7 +26805,7 @@
               <w:spacing w:after="10" w:before="0"/>
               <w:ind w:left="120"/>
             </w:pPr>
-            <w:hyperlink w:history="1" r:id="rIdfwoylps0wyremuvijjrgx">
+            <w:hyperlink w:history="1" r:id="rIdzkswxmu9jqidhgveu61nm">
               <w:r>
                 <w:rPr>
                   <w:rFonts w:ascii="Arial" w:cs="Arial" w:eastAsia="Arial" w:hAnsi="Arial"/>
@@ -27317,7 +27317,7 @@
         </w:rPr>
         <w:t xml:space="preserve">© 2026 SeaVuria and ARES. Aligned with KICD objectives. Developed by SeaVuria; technical implementation by ARES (with AI assistance from Claude). Licensed under </w:t>
       </w:r>
-      <w:hyperlink w:history="1" r:id="rIdrk0dgebl7iiljxqiadl4x">
+      <w:hyperlink w:history="1" r:id="rId2frbmanfz1ec6iwdly5iv">
         <w:r>
           <w:rPr>
             <w:rFonts w:ascii="Arial" w:cs="Arial" w:eastAsia="Arial" w:hAnsi="Arial"/>
@@ -27338,7 +27338,7 @@
         </w:rPr>
         <w:t xml:space="preserve"> (</w:t>
       </w:r>
-      <w:hyperlink w:history="1" r:id="rIdsakzafepgvlqxpmguceqz">
+      <w:hyperlink w:history="1" r:id="rId5psiew8povchiem96dmau">
         <w:r>
           <w:rPr>
             <w:rFonts w:ascii="Arial" w:cs="Arial" w:eastAsia="Arial" w:hAnsi="Arial"/>

--- a/data/outputs/v2/Maths/SS1.4_Congruence/Mathematics_Congruence_CBE_LessonSequence.docx
+++ b/data/outputs/v2/Maths/SS1.4_Congruence/Mathematics_Congruence_CBE_LessonSequence.docx
@@ -4,6 +4,7 @@
   <w:body>
     <w:p>
       <w:pPr>
+        <w:keepNext w:val="false"/>
         <w:spacing w:after="30" w:before="0"/>
         <w:jc w:val="center"/>
       </w:pPr>
@@ -23,6 +24,7 @@
     </w:p>
     <w:p>
       <w:pPr>
+        <w:keepNext w:val="false"/>
         <w:spacing w:after="60" w:before="0"/>
         <w:jc w:val="center"/>
       </w:pPr>
@@ -81,6 +83,7 @@
           </w:tcPr>
           <w:p>
             <w:pPr>
+              <w:keepNext w:val="false"/>
               <w:spacing w:after="40" w:before="0"/>
               <w:jc w:val="center"/>
             </w:pPr>
@@ -115,6 +118,7 @@
           </w:tcPr>
           <w:p>
             <w:pPr>
+              <w:keepNext w:val="false"/>
               <w:spacing w:after="40" w:before="0"/>
               <w:jc w:val="left"/>
             </w:pPr>
@@ -147,6 +151,7 @@
           </w:tcPr>
           <w:p>
             <w:pPr>
+              <w:keepNext w:val="false"/>
               <w:spacing w:after="40" w:before="0"/>
               <w:jc w:val="left"/>
             </w:pPr>
@@ -181,6 +186,7 @@
           </w:tcPr>
           <w:p>
             <w:pPr>
+              <w:keepNext w:val="false"/>
               <w:spacing w:after="40" w:before="0"/>
               <w:jc w:val="left"/>
             </w:pPr>
@@ -213,6 +219,7 @@
           </w:tcPr>
           <w:p>
             <w:pPr>
+              <w:keepNext w:val="false"/>
               <w:spacing w:after="40" w:before="0"/>
               <w:jc w:val="left"/>
             </w:pPr>
@@ -247,6 +254,7 @@
           </w:tcPr>
           <w:p>
             <w:pPr>
+              <w:keepNext w:val="false"/>
               <w:spacing w:after="40" w:before="0"/>
               <w:jc w:val="left"/>
             </w:pPr>
@@ -279,6 +287,7 @@
           </w:tcPr>
           <w:p>
             <w:pPr>
+              <w:keepNext w:val="false"/>
               <w:spacing w:after="40" w:before="0"/>
               <w:jc w:val="left"/>
             </w:pPr>
@@ -313,6 +322,7 @@
           </w:tcPr>
           <w:p>
             <w:pPr>
+              <w:keepNext w:val="false"/>
               <w:spacing w:after="40" w:before="0"/>
               <w:jc w:val="left"/>
             </w:pPr>
@@ -345,6 +355,7 @@
           </w:tcPr>
           <w:p>
             <w:pPr>
+              <w:keepNext w:val="false"/>
               <w:spacing w:after="40" w:before="0"/>
               <w:jc w:val="left"/>
             </w:pPr>
@@ -379,6 +390,7 @@
           </w:tcPr>
           <w:p>
             <w:pPr>
+              <w:keepNext w:val="false"/>
               <w:spacing w:after="40" w:before="0"/>
               <w:jc w:val="left"/>
             </w:pPr>
@@ -411,6 +423,7 @@
           </w:tcPr>
           <w:p>
             <w:pPr>
+              <w:keepNext w:val="false"/>
               <w:spacing w:after="40" w:before="0"/>
               <w:jc w:val="left"/>
             </w:pPr>
@@ -445,6 +458,7 @@
           </w:tcPr>
           <w:p>
             <w:pPr>
+              <w:keepNext w:val="false"/>
               <w:spacing w:after="40" w:before="0"/>
               <w:jc w:val="left"/>
             </w:pPr>
@@ -632,6 +646,7 @@
           </w:tcPr>
           <w:p>
             <w:pPr>
+              <w:keepNext w:val="false"/>
               <w:spacing w:after="40" w:before="0"/>
               <w:jc w:val="left"/>
             </w:pPr>
@@ -664,6 +679,7 @@
           </w:tcPr>
           <w:p>
             <w:pPr>
+              <w:keepNext w:val="false"/>
               <w:spacing w:after="40" w:before="0"/>
               <w:jc w:val="left"/>
             </w:pPr>
@@ -683,6 +699,7 @@
           </w:p>
           <w:p>
             <w:pPr>
+              <w:keepNext w:val="false"/>
               <w:spacing w:after="40" w:before="0"/>
               <w:jc w:val="left"/>
             </w:pPr>
@@ -702,6 +719,7 @@
           </w:p>
           <w:p>
             <w:pPr>
+              <w:keepNext w:val="false"/>
               <w:spacing w:after="40" w:before="0"/>
               <w:jc w:val="left"/>
             </w:pPr>
@@ -721,6 +739,7 @@
           </w:p>
           <w:p>
             <w:pPr>
+              <w:keepNext w:val="false"/>
               <w:spacing w:after="40" w:before="0"/>
               <w:jc w:val="left"/>
             </w:pPr>
@@ -740,6 +759,7 @@
           </w:p>
           <w:p>
             <w:pPr>
+              <w:keepNext w:val="false"/>
               <w:spacing w:after="40" w:before="0"/>
               <w:jc w:val="left"/>
             </w:pPr>
@@ -759,6 +779,7 @@
           </w:p>
           <w:p>
             <w:pPr>
+              <w:keepNext w:val="false"/>
               <w:spacing w:after="40" w:before="0"/>
               <w:jc w:val="left"/>
             </w:pPr>
@@ -793,6 +814,7 @@
           </w:tcPr>
           <w:p>
             <w:pPr>
+              <w:keepNext w:val="false"/>
               <w:spacing w:after="40" w:before="0"/>
               <w:jc w:val="left"/>
             </w:pPr>
@@ -940,6 +962,7 @@
           </w:tcPr>
           <w:p>
             <w:pPr>
+              <w:keepNext w:val="false"/>
               <w:spacing w:after="40" w:before="0"/>
               <w:jc w:val="left"/>
             </w:pPr>
@@ -1067,6 +1090,7 @@
           </w:tcPr>
           <w:p>
             <w:pPr>
+              <w:keepNext w:val="false"/>
               <w:spacing w:after="40" w:before="0"/>
               <w:jc w:val="left"/>
             </w:pPr>
@@ -1234,6 +1258,7 @@
           </w:tcPr>
           <w:p>
             <w:pPr>
+              <w:keepNext w:val="false"/>
               <w:spacing w:after="40" w:before="0"/>
               <w:jc w:val="left"/>
             </w:pPr>
@@ -1361,6 +1386,7 @@
           </w:tcPr>
           <w:p>
             <w:pPr>
+              <w:keepNext w:val="false"/>
               <w:spacing w:after="40" w:before="0"/>
               <w:jc w:val="left"/>
             </w:pPr>
@@ -1508,6 +1534,7 @@
           </w:tcPr>
           <w:p>
             <w:pPr>
+              <w:keepNext w:val="false"/>
               <w:spacing w:after="40" w:before="0"/>
               <w:jc w:val="left"/>
             </w:pPr>
@@ -1540,6 +1567,7 @@
           </w:tcPr>
           <w:p>
             <w:pPr>
+              <w:keepNext w:val="false"/>
               <w:spacing w:after="40" w:before="0"/>
               <w:jc w:val="left"/>
             </w:pPr>
@@ -1574,6 +1602,7 @@
           </w:tcPr>
           <w:p>
             <w:pPr>
+              <w:keepNext w:val="false"/>
               <w:spacing w:after="40" w:before="0"/>
               <w:jc w:val="left"/>
             </w:pPr>
@@ -1606,6 +1635,7 @@
           </w:tcPr>
           <w:p>
             <w:pPr>
+              <w:keepNext w:val="false"/>
               <w:spacing w:after="40" w:before="0"/>
               <w:jc w:val="left"/>
             </w:pPr>
@@ -1625,6 +1655,7 @@
           </w:p>
           <w:p>
             <w:pPr>
+              <w:keepNext w:val="false"/>
               <w:spacing w:after="40" w:before="0"/>
               <w:jc w:val="left"/>
             </w:pPr>
@@ -1644,6 +1675,7 @@
           </w:p>
           <w:p>
             <w:pPr>
+              <w:keepNext w:val="false"/>
               <w:spacing w:after="40" w:before="0"/>
               <w:jc w:val="left"/>
             </w:pPr>
@@ -1663,6 +1695,7 @@
           </w:p>
           <w:p>
             <w:pPr>
+              <w:keepNext w:val="false"/>
               <w:spacing w:after="40" w:before="0"/>
               <w:jc w:val="left"/>
             </w:pPr>
@@ -1682,6 +1715,7 @@
           </w:p>
           <w:p>
             <w:pPr>
+              <w:keepNext w:val="false"/>
               <w:spacing w:after="40" w:before="0"/>
               <w:jc w:val="left"/>
             </w:pPr>
@@ -1716,6 +1750,7 @@
           </w:tcPr>
           <w:p>
             <w:pPr>
+              <w:keepNext w:val="false"/>
               <w:spacing w:after="40" w:before="0"/>
               <w:jc w:val="left"/>
             </w:pPr>
@@ -1748,6 +1783,7 @@
           </w:tcPr>
           <w:p>
             <w:pPr>
+              <w:keepNext w:val="false"/>
               <w:spacing w:after="40" w:before="0"/>
               <w:jc w:val="left"/>
             </w:pPr>
@@ -1767,6 +1803,7 @@
           </w:p>
           <w:p>
             <w:pPr>
+              <w:keepNext w:val="false"/>
               <w:spacing w:after="40" w:before="0"/>
               <w:jc w:val="left"/>
             </w:pPr>
@@ -1786,6 +1823,7 @@
           </w:p>
           <w:p>
             <w:pPr>
+              <w:keepNext w:val="false"/>
               <w:spacing w:after="40" w:before="0"/>
               <w:jc w:val="left"/>
             </w:pPr>
@@ -1805,6 +1843,7 @@
           </w:p>
           <w:p>
             <w:pPr>
+              <w:keepNext w:val="false"/>
               <w:spacing w:after="40" w:before="0"/>
               <w:jc w:val="left"/>
             </w:pPr>
@@ -1824,6 +1863,7 @@
           </w:p>
           <w:p>
             <w:pPr>
+              <w:keepNext w:val="false"/>
               <w:spacing w:after="40" w:before="0"/>
               <w:jc w:val="left"/>
             </w:pPr>
@@ -1843,6 +1883,7 @@
           </w:p>
           <w:p>
             <w:pPr>
+              <w:keepNext w:val="false"/>
               <w:spacing w:after="40" w:before="0"/>
               <w:jc w:val="left"/>
             </w:pPr>
@@ -1877,6 +1918,7 @@
           </w:tcPr>
           <w:p>
             <w:pPr>
+              <w:keepNext w:val="false"/>
               <w:spacing w:after="40" w:before="0"/>
               <w:jc w:val="left"/>
             </w:pPr>
@@ -1909,6 +1951,7 @@
           </w:tcPr>
           <w:p>
             <w:pPr>
+              <w:keepNext w:val="false"/>
               <w:spacing w:after="40" w:before="0"/>
               <w:jc w:val="left"/>
             </w:pPr>
@@ -1928,6 +1971,7 @@
           </w:p>
           <w:p>
             <w:pPr>
+              <w:keepNext w:val="false"/>
               <w:spacing w:after="40" w:before="0"/>
               <w:jc w:val="left"/>
             </w:pPr>
@@ -1947,6 +1991,7 @@
           </w:p>
           <w:p>
             <w:pPr>
+              <w:keepNext w:val="false"/>
               <w:spacing w:after="40" w:before="0"/>
               <w:jc w:val="left"/>
             </w:pPr>
@@ -1966,6 +2011,7 @@
           </w:p>
           <w:p>
             <w:pPr>
+              <w:keepNext w:val="false"/>
               <w:spacing w:after="40" w:before="0"/>
               <w:jc w:val="left"/>
             </w:pPr>
@@ -1985,6 +2031,7 @@
           </w:p>
           <w:p>
             <w:pPr>
+              <w:keepNext w:val="false"/>
               <w:spacing w:after="40" w:before="0"/>
               <w:jc w:val="left"/>
             </w:pPr>
@@ -2004,6 +2051,7 @@
           </w:p>
           <w:p>
             <w:pPr>
+              <w:keepNext w:val="false"/>
               <w:spacing w:after="40" w:before="0"/>
               <w:jc w:val="left"/>
             </w:pPr>
@@ -2023,6 +2071,7 @@
           </w:p>
           <w:p>
             <w:pPr>
+              <w:keepNext w:val="false"/>
               <w:spacing w:after="40" w:before="0"/>
               <w:jc w:val="left"/>
             </w:pPr>
@@ -2042,6 +2091,7 @@
           </w:p>
           <w:p>
             <w:pPr>
+              <w:keepNext w:val="false"/>
               <w:spacing w:after="40" w:before="0"/>
               <w:jc w:val="left"/>
             </w:pPr>
@@ -2061,6 +2111,7 @@
           </w:p>
           <w:p>
             <w:pPr>
+              <w:keepNext w:val="false"/>
               <w:spacing w:after="40" w:before="0"/>
               <w:jc w:val="left"/>
             </w:pPr>
@@ -2080,6 +2131,7 @@
           </w:p>
           <w:p>
             <w:pPr>
+              <w:keepNext w:val="false"/>
               <w:spacing w:after="40" w:before="0"/>
               <w:jc w:val="left"/>
             </w:pPr>
@@ -2099,6 +2151,7 @@
           </w:p>
           <w:p>
             <w:pPr>
+              <w:keepNext w:val="false"/>
               <w:spacing w:after="40" w:before="0"/>
               <w:jc w:val="left"/>
             </w:pPr>
@@ -2118,6 +2171,7 @@
           </w:p>
           <w:p>
             <w:pPr>
+              <w:keepNext w:val="false"/>
               <w:spacing w:after="40" w:before="0"/>
               <w:jc w:val="left"/>
             </w:pPr>
@@ -2137,6 +2191,7 @@
           </w:p>
           <w:p>
             <w:pPr>
+              <w:keepNext w:val="false"/>
               <w:spacing w:after="40" w:before="0"/>
               <w:jc w:val="left"/>
             </w:pPr>
@@ -2156,6 +2211,7 @@
           </w:p>
           <w:p>
             <w:pPr>
+              <w:keepNext w:val="false"/>
               <w:spacing w:after="40" w:before="0"/>
               <w:jc w:val="left"/>
             </w:pPr>
@@ -2175,6 +2231,7 @@
           </w:p>
           <w:p>
             <w:pPr>
+              <w:keepNext w:val="false"/>
               <w:spacing w:after="40" w:before="0"/>
               <w:jc w:val="left"/>
             </w:pPr>
@@ -2209,6 +2266,7 @@
           </w:tcPr>
           <w:p>
             <w:pPr>
+              <w:keepNext w:val="false"/>
               <w:spacing w:after="40" w:before="0"/>
               <w:jc w:val="left"/>
             </w:pPr>
@@ -2440,7 +2498,7 @@
         </w:rPr>
         <w:t xml:space="preserve">© 2026 SeaVuria and ARES. This work is licensed under a </w:t>
       </w:r>
-      <w:hyperlink w:history="1" r:id="rIdwqezjqjc9xdydsf4n-rxk">
+      <w:hyperlink w:history="1" r:id="rId63zkiqw2gf3zsry2ibdsj">
         <w:r>
           <w:rPr>
             <w:rFonts w:ascii="Arial" w:cs="Arial" w:eastAsia="Arial" w:hAnsi="Arial"/>
@@ -2460,7 +2518,7 @@
         </w:rPr>
         <w:t xml:space="preserve"> (</w:t>
       </w:r>
-      <w:hyperlink w:history="1" r:id="rIdlmsb5n4xk0df8mvzzohig">
+      <w:hyperlink w:history="1" r:id="rIdasutcel0i4kkwujndbyf-">
         <w:r>
           <w:rPr>
             <w:rFonts w:ascii="Arial" w:cs="Arial" w:eastAsia="Arial" w:hAnsi="Arial"/>
@@ -2480,7 +2538,7 @@
         </w:rPr>
         <w:t xml:space="preserve">). To view a copy of this license, visit </w:t>
       </w:r>
-      <w:hyperlink w:history="1" r:id="rIdlg2kqmt-oufyoq2w2kcqf">
+      <w:hyperlink w:history="1" r:id="rIdjekkfcwtnlkpnhnvjcsip">
         <w:r>
           <w:rPr>
             <w:rFonts w:ascii="Arial" w:cs="Arial" w:eastAsia="Arial" w:hAnsi="Arial"/>
@@ -2539,6 +2597,7 @@
           </w:tcPr>
           <w:p>
             <w:pPr>
+              <w:keepNext w:val="false"/>
               <w:spacing w:after="40" w:before="0"/>
               <w:jc w:val="center"/>
             </w:pPr>
@@ -2574,6 +2633,7 @@
           </w:tcPr>
           <w:p>
             <w:pPr>
+              <w:keepNext w:val="false"/>
               <w:spacing w:after="40" w:before="0"/>
               <w:jc w:val="center"/>
             </w:pPr>
@@ -2608,6 +2668,7 @@
           </w:tcPr>
           <w:p>
             <w:pPr>
+              <w:keepNext w:val="false"/>
               <w:spacing w:after="40" w:before="0"/>
               <w:jc w:val="left"/>
             </w:pPr>
@@ -2640,6 +2701,7 @@
           </w:tcPr>
           <w:p>
             <w:pPr>
+              <w:keepNext w:val="false"/>
               <w:spacing w:after="40" w:before="0"/>
               <w:jc w:val="left"/>
             </w:pPr>
@@ -2674,6 +2736,7 @@
           </w:tcPr>
           <w:p>
             <w:pPr>
+              <w:keepNext w:val="false"/>
               <w:spacing w:after="40" w:before="0"/>
               <w:jc w:val="left"/>
             </w:pPr>
@@ -2706,6 +2769,7 @@
           </w:tcPr>
           <w:p>
             <w:pPr>
+              <w:keepNext w:val="false"/>
               <w:spacing w:after="40" w:before="0"/>
               <w:jc w:val="left"/>
             </w:pPr>
@@ -2740,6 +2804,7 @@
           </w:tcPr>
           <w:p>
             <w:pPr>
+              <w:keepNext w:val="false"/>
               <w:spacing w:after="40" w:before="0"/>
               <w:jc w:val="left"/>
             </w:pPr>
@@ -2772,6 +2837,7 @@
           </w:tcPr>
           <w:p>
             <w:pPr>
+              <w:keepNext w:val="false"/>
               <w:spacing w:after="40" w:before="0"/>
               <w:jc w:val="left"/>
             </w:pPr>
@@ -2806,6 +2872,7 @@
           </w:tcPr>
           <w:p>
             <w:pPr>
+              <w:keepNext w:val="false"/>
               <w:spacing w:after="40" w:before="0"/>
               <w:jc w:val="left"/>
             </w:pPr>
@@ -2838,6 +2905,7 @@
           </w:tcPr>
           <w:p>
             <w:pPr>
+              <w:keepNext w:val="false"/>
               <w:spacing w:after="40" w:before="0"/>
               <w:jc w:val="left"/>
             </w:pPr>
@@ -2872,6 +2940,7 @@
           </w:tcPr>
           <w:p>
             <w:pPr>
+              <w:keepNext w:val="false"/>
               <w:spacing w:after="40" w:before="0"/>
               <w:jc w:val="left"/>
             </w:pPr>
@@ -2904,6 +2973,7 @@
           </w:tcPr>
           <w:p>
             <w:pPr>
+              <w:keepNext w:val="false"/>
               <w:spacing w:after="40" w:before="0"/>
               <w:jc w:val="left"/>
             </w:pPr>
@@ -2938,6 +3008,7 @@
           </w:tcPr>
           <w:p>
             <w:pPr>
+              <w:keepNext w:val="false"/>
               <w:spacing w:after="40" w:before="0"/>
               <w:jc w:val="left"/>
             </w:pPr>
@@ -2970,6 +3041,7 @@
           </w:tcPr>
           <w:p>
             <w:pPr>
+              <w:keepNext w:val="false"/>
               <w:spacing w:after="40" w:before="0"/>
               <w:jc w:val="left"/>
             </w:pPr>
@@ -3004,6 +3076,7 @@
           </w:tcPr>
           <w:p>
             <w:pPr>
+              <w:keepNext w:val="false"/>
               <w:spacing w:after="40" w:before="0"/>
               <w:jc w:val="left"/>
             </w:pPr>
@@ -3036,6 +3109,7 @@
           </w:tcPr>
           <w:p>
             <w:pPr>
+              <w:keepNext w:val="false"/>
               <w:spacing w:after="40" w:before="0"/>
               <w:jc w:val="left"/>
             </w:pPr>
@@ -3070,6 +3144,7 @@
           </w:tcPr>
           <w:p>
             <w:pPr>
+              <w:keepNext w:val="false"/>
               <w:spacing w:after="40" w:before="0"/>
               <w:jc w:val="left"/>
             </w:pPr>
@@ -3102,6 +3177,7 @@
           </w:tcPr>
           <w:p>
             <w:pPr>
+              <w:keepNext w:val="false"/>
               <w:spacing w:after="40" w:before="0"/>
               <w:jc w:val="left"/>
             </w:pPr>
@@ -3161,6 +3237,7 @@
           </w:tcPr>
           <w:p>
             <w:pPr>
+              <w:keepNext w:val="false"/>
               <w:spacing w:after="40" w:before="0"/>
               <w:jc w:val="center"/>
             </w:pPr>
@@ -3195,6 +3272,7 @@
           </w:tcPr>
           <w:p>
             <w:pPr>
+              <w:keepNext w:val="false"/>
               <w:spacing w:after="40" w:before="0"/>
               <w:jc w:val="left"/>
             </w:pPr>
@@ -3259,6 +3337,7 @@
           </w:tcPr>
           <w:p>
             <w:pPr>
+              <w:keepNext w:val="false"/>
               <w:spacing w:after="40" w:before="0"/>
               <w:jc w:val="center"/>
             </w:pPr>
@@ -3293,6 +3372,7 @@
           </w:tcPr>
           <w:p>
             <w:pPr>
+              <w:keepNext w:val="false"/>
               <w:spacing w:after="40" w:before="0"/>
               <w:jc w:val="left"/>
             </w:pPr>
@@ -3325,6 +3405,7 @@
           </w:tcPr>
           <w:p>
             <w:pPr>
+              <w:keepNext w:val="false"/>
               <w:spacing w:after="40" w:before="0"/>
               <w:jc w:val="left"/>
             </w:pPr>
@@ -3357,6 +3438,7 @@
           </w:tcPr>
           <w:p>
             <w:pPr>
+              <w:keepNext w:val="false"/>
               <w:spacing w:after="40" w:before="0"/>
               <w:jc w:val="left"/>
             </w:pPr>
@@ -3389,6 +3471,7 @@
           </w:tcPr>
           <w:p>
             <w:pPr>
+              <w:keepNext w:val="false"/>
               <w:spacing w:after="40" w:before="0"/>
               <w:jc w:val="left"/>
             </w:pPr>
@@ -3421,6 +3504,7 @@
           </w:tcPr>
           <w:p>
             <w:pPr>
+              <w:keepNext w:val="false"/>
               <w:spacing w:after="40" w:before="0"/>
               <w:jc w:val="left"/>
             </w:pPr>
@@ -3455,6 +3539,7 @@
           </w:tcPr>
           <w:p>
             <w:pPr>
+              <w:keepNext w:val="false"/>
               <w:spacing w:after="40" w:before="0"/>
               <w:jc w:val="left"/>
             </w:pPr>
@@ -3492,7 +3577,7 @@
             <w:pPr>
               <w:spacing w:after="20" w:before="0"/>
             </w:pPr>
-            <w:hyperlink w:history="1" r:id="rIdzvggku3v_w74nmcshsf49">
+            <w:hyperlink w:history="1" r:id="rIdtwrjptwb35nqvtdoukyjp">
               <w:r>
                 <w:rPr>
                   <w:rFonts w:ascii="Arial" w:cs="Arial" w:eastAsia="Arial" w:hAnsi="Arial"/>
@@ -3525,7 +3610,7 @@
               <w:spacing w:after="10" w:before="0"/>
               <w:ind w:left="120"/>
             </w:pPr>
-            <w:hyperlink w:history="1" r:id="rIdhctyf9enorwoqpnp4g4zu">
+            <w:hyperlink w:history="1" r:id="rIdrmngaqdp-ij1pszmbhmj_">
               <w:r>
                 <w:rPr>
                   <w:rFonts w:ascii="Arial" w:cs="Arial" w:eastAsia="Arial" w:hAnsi="Arial"/>
@@ -3570,7 +3655,7 @@
             <w:pPr>
               <w:spacing w:after="20" w:before="0"/>
             </w:pPr>
-            <w:hyperlink w:history="1" r:id="rIdrgwxkwiem784u0o6vbyig">
+            <w:hyperlink w:history="1" r:id="rIdpmekbwrzvwm9bxdw9jllw">
               <w:r>
                 <w:rPr>
                   <w:rFonts w:ascii="Arial" w:cs="Arial" w:eastAsia="Arial" w:hAnsi="Arial"/>
@@ -3603,7 +3688,7 @@
               <w:spacing w:after="10" w:before="0"/>
               <w:ind w:left="120"/>
             </w:pPr>
-            <w:hyperlink w:history="1" r:id="rIdpcc-xsiinvdz-vkircdww">
+            <w:hyperlink w:history="1" r:id="rIdlfin-cx4-ycljsbf-cmev">
               <w:r>
                 <w:rPr>
                   <w:rFonts w:ascii="Arial" w:cs="Arial" w:eastAsia="Arial" w:hAnsi="Arial"/>
@@ -3631,6 +3716,7 @@
           </w:tcPr>
           <w:p>
             <w:pPr>
+              <w:keepNext w:val="false"/>
               <w:spacing w:after="40" w:before="0"/>
               <w:jc w:val="left"/>
             </w:pPr>
@@ -3663,6 +3749,7 @@
           </w:tcPr>
           <w:p>
             <w:pPr>
+              <w:keepNext w:val="false"/>
               <w:spacing w:after="40" w:before="0"/>
               <w:jc w:val="left"/>
             </w:pPr>
@@ -3695,6 +3782,7 @@
           </w:tcPr>
           <w:p>
             <w:pPr>
+              <w:keepNext w:val="false"/>
               <w:spacing w:after="40" w:before="0"/>
               <w:jc w:val="left"/>
             </w:pPr>
@@ -3727,6 +3815,7 @@
           </w:tcPr>
           <w:p>
             <w:pPr>
+              <w:keepNext w:val="false"/>
               <w:spacing w:after="40" w:before="0"/>
               <w:jc w:val="left"/>
             </w:pPr>
@@ -3761,6 +3850,7 @@
           </w:tcPr>
           <w:p>
             <w:pPr>
+              <w:keepNext w:val="false"/>
               <w:spacing w:after="40" w:before="0"/>
               <w:jc w:val="left"/>
             </w:pPr>
@@ -3798,7 +3888,7 @@
             <w:pPr>
               <w:spacing w:after="20" w:before="0"/>
             </w:pPr>
-            <w:hyperlink w:history="1" r:id="rIdq2t6mjzurzpej6twxuaw7">
+            <w:hyperlink w:history="1" r:id="rIdlalpr9kxmqxbfbjkl1dyz">
               <w:r>
                 <w:rPr>
                   <w:rFonts w:ascii="Arial" w:cs="Arial" w:eastAsia="Arial" w:hAnsi="Arial"/>
@@ -3831,7 +3921,7 @@
               <w:spacing w:after="10" w:before="0"/>
               <w:ind w:left="120"/>
             </w:pPr>
-            <w:hyperlink w:history="1" r:id="rIdpvib88_vdbjmxeiztve2e">
+            <w:hyperlink w:history="1" r:id="rIdpvhq5rvvi7claslne4g7i">
               <w:r>
                 <w:rPr>
                   <w:rFonts w:ascii="Arial" w:cs="Arial" w:eastAsia="Arial" w:hAnsi="Arial"/>
@@ -3876,7 +3966,7 @@
             <w:pPr>
               <w:spacing w:after="20" w:before="0"/>
             </w:pPr>
-            <w:hyperlink w:history="1" r:id="rId_4f4h1ebcvbqnwgbbdrew">
+            <w:hyperlink w:history="1" r:id="rIdxaetedle-z8a9bwrr3z-c">
               <w:r>
                 <w:rPr>
                   <w:rFonts w:ascii="Arial" w:cs="Arial" w:eastAsia="Arial" w:hAnsi="Arial"/>
@@ -3909,7 +3999,7 @@
               <w:spacing w:after="10" w:before="0"/>
               <w:ind w:left="120"/>
             </w:pPr>
-            <w:hyperlink w:history="1" r:id="rIdin338v6ur7ldvcsto3cx8">
+            <w:hyperlink w:history="1" r:id="rIdrxygqg807viph-c5mqhs7">
               <w:r>
                 <w:rPr>
                   <w:rFonts w:ascii="Arial" w:cs="Arial" w:eastAsia="Arial" w:hAnsi="Arial"/>
@@ -3937,6 +4027,7 @@
           </w:tcPr>
           <w:p>
             <w:pPr>
+              <w:keepNext w:val="false"/>
               <w:spacing w:after="40" w:before="0"/>
               <w:jc w:val="left"/>
             </w:pPr>
@@ -3969,6 +4060,7 @@
           </w:tcPr>
           <w:p>
             <w:pPr>
+              <w:keepNext w:val="false"/>
               <w:spacing w:after="40" w:before="0"/>
               <w:jc w:val="left"/>
             </w:pPr>
@@ -4001,6 +4093,7 @@
           </w:tcPr>
           <w:p>
             <w:pPr>
+              <w:keepNext w:val="false"/>
               <w:spacing w:after="40" w:before="0"/>
               <w:jc w:val="left"/>
             </w:pPr>
@@ -4033,6 +4126,7 @@
           </w:tcPr>
           <w:p>
             <w:pPr>
+              <w:keepNext w:val="false"/>
               <w:spacing w:after="40" w:before="0"/>
               <w:jc w:val="left"/>
             </w:pPr>
@@ -4067,6 +4161,7 @@
           </w:tcPr>
           <w:p>
             <w:pPr>
+              <w:keepNext w:val="false"/>
               <w:spacing w:after="40" w:before="0"/>
               <w:jc w:val="left"/>
             </w:pPr>
@@ -4104,7 +4199,7 @@
             <w:pPr>
               <w:spacing w:after="20" w:before="0"/>
             </w:pPr>
-            <w:hyperlink w:history="1" r:id="rIdhiy7m4kcv5kjwfmwqdpju">
+            <w:hyperlink w:history="1" r:id="rIdkcj_8udinw1mi3jfcpep3">
               <w:r>
                 <w:rPr>
                   <w:rFonts w:ascii="Arial" w:cs="Arial" w:eastAsia="Arial" w:hAnsi="Arial"/>
@@ -4137,7 +4232,7 @@
               <w:spacing w:after="10" w:before="0"/>
               <w:ind w:left="120"/>
             </w:pPr>
-            <w:hyperlink w:history="1" r:id="rIdpn3pxl_3rb9lsetf94pcz">
+            <w:hyperlink w:history="1" r:id="rId9dsg6ic6szo4n2ur0ucvs">
               <w:r>
                 <w:rPr>
                   <w:rFonts w:ascii="Arial" w:cs="Arial" w:eastAsia="Arial" w:hAnsi="Arial"/>
@@ -4182,7 +4277,7 @@
             <w:pPr>
               <w:spacing w:after="20" w:before="0"/>
             </w:pPr>
-            <w:hyperlink w:history="1" r:id="rId6nwo7zwixez0dfqr9-58k">
+            <w:hyperlink w:history="1" r:id="rId2r6_urs6ekcgtkoihlsxt">
               <w:r>
                 <w:rPr>
                   <w:rFonts w:ascii="Arial" w:cs="Arial" w:eastAsia="Arial" w:hAnsi="Arial"/>
@@ -4215,7 +4310,7 @@
               <w:spacing w:after="10" w:before="0"/>
               <w:ind w:left="120"/>
             </w:pPr>
-            <w:hyperlink w:history="1" r:id="rIdjgixnclqau-9crmsjyeok">
+            <w:hyperlink w:history="1" r:id="rIdvgduvmxniqx3v2kyzqklt">
               <w:r>
                 <w:rPr>
                   <w:rFonts w:ascii="Arial" w:cs="Arial" w:eastAsia="Arial" w:hAnsi="Arial"/>
@@ -4243,6 +4338,7 @@
           </w:tcPr>
           <w:p>
             <w:pPr>
+              <w:keepNext w:val="false"/>
               <w:spacing w:after="40" w:before="0"/>
               <w:jc w:val="left"/>
             </w:pPr>
@@ -4275,6 +4371,7 @@
           </w:tcPr>
           <w:p>
             <w:pPr>
+              <w:keepNext w:val="false"/>
               <w:spacing w:after="40" w:before="0"/>
               <w:jc w:val="left"/>
             </w:pPr>
@@ -4307,6 +4404,7 @@
           </w:tcPr>
           <w:p>
             <w:pPr>
+              <w:keepNext w:val="false"/>
               <w:spacing w:after="40" w:before="0"/>
               <w:jc w:val="left"/>
             </w:pPr>
@@ -4339,6 +4437,7 @@
           </w:tcPr>
           <w:p>
             <w:pPr>
+              <w:keepNext w:val="false"/>
               <w:spacing w:after="40" w:before="0"/>
               <w:jc w:val="left"/>
             </w:pPr>
@@ -4373,6 +4472,7 @@
           </w:tcPr>
           <w:p>
             <w:pPr>
+              <w:keepNext w:val="false"/>
               <w:spacing w:after="40" w:before="0"/>
               <w:jc w:val="left"/>
             </w:pPr>
@@ -4410,7 +4510,7 @@
             <w:pPr>
               <w:spacing w:after="20" w:before="0"/>
             </w:pPr>
-            <w:hyperlink w:history="1" r:id="rIdn4760_y1iostkmai8svww">
+            <w:hyperlink w:history="1" r:id="rId0c6uydfdj73-90bqbvg1x">
               <w:r>
                 <w:rPr>
                   <w:rFonts w:ascii="Arial" w:cs="Arial" w:eastAsia="Arial" w:hAnsi="Arial"/>
@@ -4443,7 +4543,7 @@
               <w:spacing w:after="10" w:before="0"/>
               <w:ind w:left="120"/>
             </w:pPr>
-            <w:hyperlink w:history="1" r:id="rIdcj_ndzcel_9otjtbetrh9">
+            <w:hyperlink w:history="1" r:id="rIdl0x8gpzp1kiijs7dp2bym">
               <w:r>
                 <w:rPr>
                   <w:rFonts w:ascii="Arial" w:cs="Arial" w:eastAsia="Arial" w:hAnsi="Arial"/>
@@ -4488,7 +4588,7 @@
             <w:pPr>
               <w:spacing w:after="20" w:before="0"/>
             </w:pPr>
-            <w:hyperlink w:history="1" r:id="rIda8nzv1leupaeyd99ak1bi">
+            <w:hyperlink w:history="1" r:id="rId_hnejxvldn79thm_a1ka8">
               <w:r>
                 <w:rPr>
                   <w:rFonts w:ascii="Arial" w:cs="Arial" w:eastAsia="Arial" w:hAnsi="Arial"/>
@@ -4521,7 +4621,7 @@
               <w:spacing w:after="10" w:before="0"/>
               <w:ind w:left="120"/>
             </w:pPr>
-            <w:hyperlink w:history="1" r:id="rIdiv2rfvhkezkswfxwgh_zp">
+            <w:hyperlink w:history="1" r:id="rIddgbvdn8ubhjplivf8b0ge">
               <w:r>
                 <w:rPr>
                   <w:rFonts w:ascii="Arial" w:cs="Arial" w:eastAsia="Arial" w:hAnsi="Arial"/>
@@ -4549,6 +4649,7 @@
           </w:tcPr>
           <w:p>
             <w:pPr>
+              <w:keepNext w:val="false"/>
               <w:spacing w:after="40" w:before="0"/>
               <w:jc w:val="left"/>
             </w:pPr>
@@ -4581,6 +4682,7 @@
           </w:tcPr>
           <w:p>
             <w:pPr>
+              <w:keepNext w:val="false"/>
               <w:spacing w:after="40" w:before="0"/>
               <w:jc w:val="left"/>
             </w:pPr>
@@ -4613,6 +4715,7 @@
           </w:tcPr>
           <w:p>
             <w:pPr>
+              <w:keepNext w:val="false"/>
               <w:spacing w:after="40" w:before="0"/>
               <w:jc w:val="left"/>
             </w:pPr>
@@ -4645,6 +4748,7 @@
           </w:tcPr>
           <w:p>
             <w:pPr>
+              <w:keepNext w:val="false"/>
               <w:spacing w:after="40" w:before="0"/>
               <w:jc w:val="left"/>
             </w:pPr>
@@ -4679,6 +4783,7 @@
           </w:tcPr>
           <w:p>
             <w:pPr>
+              <w:keepNext w:val="false"/>
               <w:spacing w:after="40" w:before="0"/>
               <w:jc w:val="left"/>
             </w:pPr>
@@ -4716,7 +4821,7 @@
             <w:pPr>
               <w:spacing w:after="20" w:before="0"/>
             </w:pPr>
-            <w:hyperlink w:history="1" r:id="rIdsufe4s_1nn3rhp5wmz9e4">
+            <w:hyperlink w:history="1" r:id="rIdr23t5szgt1emiu0g9lfcb">
               <w:r>
                 <w:rPr>
                   <w:rFonts w:ascii="Arial" w:cs="Arial" w:eastAsia="Arial" w:hAnsi="Arial"/>
@@ -4749,7 +4854,7 @@
               <w:spacing w:after="10" w:before="0"/>
               <w:ind w:left="120"/>
             </w:pPr>
-            <w:hyperlink w:history="1" r:id="rId-luh-_rfa4wnxfqo52vja">
+            <w:hyperlink w:history="1" r:id="rIdhohwuzmpbkwj1jx04eojx">
               <w:r>
                 <w:rPr>
                   <w:rFonts w:ascii="Arial" w:cs="Arial" w:eastAsia="Arial" w:hAnsi="Arial"/>
@@ -4794,7 +4899,7 @@
             <w:pPr>
               <w:spacing w:after="20" w:before="0"/>
             </w:pPr>
-            <w:hyperlink w:history="1" r:id="rIdwyecb0prfy8ewp46lqr0l">
+            <w:hyperlink w:history="1" r:id="rIdzsbzqe2aqhzumabrtsj4a">
               <w:r>
                 <w:rPr>
                   <w:rFonts w:ascii="Arial" w:cs="Arial" w:eastAsia="Arial" w:hAnsi="Arial"/>
@@ -4827,7 +4932,7 @@
               <w:spacing w:after="10" w:before="0"/>
               <w:ind w:left="120"/>
             </w:pPr>
-            <w:hyperlink w:history="1" r:id="rIdfsjcy-3vcf192vhf1x0sc">
+            <w:hyperlink w:history="1" r:id="rIdwrz7e1xq4je7awqq6eytz">
               <w:r>
                 <w:rPr>
                   <w:rFonts w:ascii="Arial" w:cs="Arial" w:eastAsia="Arial" w:hAnsi="Arial"/>
@@ -4855,6 +4960,7 @@
           </w:tcPr>
           <w:p>
             <w:pPr>
+              <w:keepNext w:val="false"/>
               <w:spacing w:after="40" w:before="0"/>
               <w:jc w:val="left"/>
             </w:pPr>
@@ -4887,6 +4993,7 @@
           </w:tcPr>
           <w:p>
             <w:pPr>
+              <w:keepNext w:val="false"/>
               <w:spacing w:after="40" w:before="0"/>
               <w:jc w:val="left"/>
             </w:pPr>
@@ -4919,6 +5026,7 @@
           </w:tcPr>
           <w:p>
             <w:pPr>
+              <w:keepNext w:val="false"/>
               <w:spacing w:after="40" w:before="0"/>
               <w:jc w:val="left"/>
             </w:pPr>
@@ -4951,6 +5059,7 @@
           </w:tcPr>
           <w:p>
             <w:pPr>
+              <w:keepNext w:val="false"/>
               <w:spacing w:after="40" w:before="0"/>
               <w:jc w:val="left"/>
             </w:pPr>
@@ -5010,6 +5119,7 @@
           </w:tcPr>
           <w:p>
             <w:pPr>
+              <w:keepNext w:val="false"/>
               <w:spacing w:after="40" w:before="0"/>
               <w:jc w:val="center"/>
             </w:pPr>
@@ -5044,6 +5154,7 @@
           </w:tcPr>
           <w:p>
             <w:pPr>
+              <w:keepNext w:val="false"/>
               <w:spacing w:after="40" w:before="0"/>
               <w:jc w:val="left"/>
             </w:pPr>
@@ -5105,6 +5216,7 @@
           </w:tcPr>
           <w:p>
             <w:pPr>
+              <w:keepNext w:val="false"/>
               <w:spacing w:after="40" w:before="0"/>
               <w:jc w:val="center"/>
             </w:pPr>
@@ -5139,6 +5251,7 @@
           </w:tcPr>
           <w:p>
             <w:pPr>
+              <w:keepNext w:val="false"/>
               <w:spacing w:after="40" w:before="0"/>
               <w:jc w:val="left"/>
             </w:pPr>
@@ -5171,6 +5284,7 @@
           </w:tcPr>
           <w:p>
             <w:pPr>
+              <w:keepNext w:val="false"/>
               <w:spacing w:after="40" w:before="0"/>
               <w:jc w:val="left"/>
             </w:pPr>
@@ -5205,6 +5319,7 @@
           </w:tcPr>
           <w:p>
             <w:pPr>
+              <w:keepNext w:val="false"/>
               <w:spacing w:after="40" w:before="0"/>
               <w:jc w:val="left"/>
             </w:pPr>
@@ -5237,6 +5352,7 @@
           </w:tcPr>
           <w:p>
             <w:pPr>
+              <w:keepNext w:val="false"/>
               <w:spacing w:after="40" w:before="0"/>
               <w:jc w:val="left"/>
             </w:pPr>
@@ -5271,6 +5387,7 @@
           </w:tcPr>
           <w:p>
             <w:pPr>
+              <w:keepNext w:val="false"/>
               <w:spacing w:after="40" w:before="0"/>
               <w:jc w:val="left"/>
             </w:pPr>
@@ -5303,6 +5420,7 @@
           </w:tcPr>
           <w:p>
             <w:pPr>
+              <w:keepNext w:val="false"/>
               <w:spacing w:after="40" w:before="0"/>
               <w:jc w:val="left"/>
             </w:pPr>
@@ -5339,7 +5457,7 @@
         </w:rPr>
         <w:t xml:space="preserve">© 2026 SeaVuria and ARES. Aligned with KICD objectives. Developed by SeaVuria; technical implementation by ARES (with AI assistance from Claude). Licensed under </w:t>
       </w:r>
-      <w:hyperlink w:history="1" r:id="rIdfnoajaqqxusxsn75fh34l">
+      <w:hyperlink w:history="1" r:id="rIdk9krn9gunbuncx6eb342z">
         <w:r>
           <w:rPr>
             <w:rFonts w:ascii="Arial" w:cs="Arial" w:eastAsia="Arial" w:hAnsi="Arial"/>
@@ -5360,7 +5478,7 @@
         </w:rPr>
         <w:t xml:space="preserve"> (</w:t>
       </w:r>
-      <w:hyperlink w:history="1" r:id="rIdy9rp9881nfwqj0qxiaubl">
+      <w:hyperlink w:history="1" r:id="rIdkmjsoe1iumzmeppvkavlw">
         <w:r>
           <w:rPr>
             <w:rFonts w:ascii="Arial" w:cs="Arial" w:eastAsia="Arial" w:hAnsi="Arial"/>
@@ -5420,6 +5538,7 @@
           </w:tcPr>
           <w:p>
             <w:pPr>
+              <w:keepNext w:val="false"/>
               <w:spacing w:after="40" w:before="0"/>
               <w:jc w:val="center"/>
             </w:pPr>
@@ -5455,6 +5574,7 @@
           </w:tcPr>
           <w:p>
             <w:pPr>
+              <w:keepNext w:val="false"/>
               <w:spacing w:after="40" w:before="0"/>
               <w:jc w:val="center"/>
             </w:pPr>
@@ -5489,6 +5609,7 @@
           </w:tcPr>
           <w:p>
             <w:pPr>
+              <w:keepNext w:val="false"/>
               <w:spacing w:after="40" w:before="0"/>
               <w:jc w:val="left"/>
             </w:pPr>
@@ -5521,6 +5642,7 @@
           </w:tcPr>
           <w:p>
             <w:pPr>
+              <w:keepNext w:val="false"/>
               <w:spacing w:after="40" w:before="0"/>
               <w:jc w:val="left"/>
             </w:pPr>
@@ -5555,6 +5677,7 @@
           </w:tcPr>
           <w:p>
             <w:pPr>
+              <w:keepNext w:val="false"/>
               <w:spacing w:after="40" w:before="0"/>
               <w:jc w:val="left"/>
             </w:pPr>
@@ -5587,6 +5710,7 @@
           </w:tcPr>
           <w:p>
             <w:pPr>
+              <w:keepNext w:val="false"/>
               <w:spacing w:after="40" w:before="0"/>
               <w:jc w:val="left"/>
             </w:pPr>
@@ -5621,6 +5745,7 @@
           </w:tcPr>
           <w:p>
             <w:pPr>
+              <w:keepNext w:val="false"/>
               <w:spacing w:after="40" w:before="0"/>
               <w:jc w:val="left"/>
             </w:pPr>
@@ -5653,6 +5778,7 @@
           </w:tcPr>
           <w:p>
             <w:pPr>
+              <w:keepNext w:val="false"/>
               <w:spacing w:after="40" w:before="0"/>
               <w:jc w:val="left"/>
             </w:pPr>
@@ -5687,6 +5813,7 @@
           </w:tcPr>
           <w:p>
             <w:pPr>
+              <w:keepNext w:val="false"/>
               <w:spacing w:after="40" w:before="0"/>
               <w:jc w:val="left"/>
             </w:pPr>
@@ -5719,6 +5846,7 @@
           </w:tcPr>
           <w:p>
             <w:pPr>
+              <w:keepNext w:val="false"/>
               <w:spacing w:after="40" w:before="0"/>
               <w:jc w:val="left"/>
             </w:pPr>
@@ -5753,6 +5881,7 @@
           </w:tcPr>
           <w:p>
             <w:pPr>
+              <w:keepNext w:val="false"/>
               <w:spacing w:after="40" w:before="0"/>
               <w:jc w:val="left"/>
             </w:pPr>
@@ -5785,6 +5914,7 @@
           </w:tcPr>
           <w:p>
             <w:pPr>
+              <w:keepNext w:val="false"/>
               <w:spacing w:after="40" w:before="0"/>
               <w:jc w:val="left"/>
             </w:pPr>
@@ -5819,6 +5949,7 @@
           </w:tcPr>
           <w:p>
             <w:pPr>
+              <w:keepNext w:val="false"/>
               <w:spacing w:after="40" w:before="0"/>
               <w:jc w:val="left"/>
             </w:pPr>
@@ -5851,6 +5982,7 @@
           </w:tcPr>
           <w:p>
             <w:pPr>
+              <w:keepNext w:val="false"/>
               <w:spacing w:after="40" w:before="0"/>
               <w:jc w:val="left"/>
             </w:pPr>
@@ -5885,6 +6017,7 @@
           </w:tcPr>
           <w:p>
             <w:pPr>
+              <w:keepNext w:val="false"/>
               <w:spacing w:after="40" w:before="0"/>
               <w:jc w:val="left"/>
             </w:pPr>
@@ -5917,6 +6050,7 @@
           </w:tcPr>
           <w:p>
             <w:pPr>
+              <w:keepNext w:val="false"/>
               <w:spacing w:after="40" w:before="0"/>
               <w:jc w:val="left"/>
             </w:pPr>
@@ -5951,6 +6085,7 @@
           </w:tcPr>
           <w:p>
             <w:pPr>
+              <w:keepNext w:val="false"/>
               <w:spacing w:after="40" w:before="0"/>
               <w:jc w:val="left"/>
             </w:pPr>
@@ -5983,6 +6118,7 @@
           </w:tcPr>
           <w:p>
             <w:pPr>
+              <w:keepNext w:val="false"/>
               <w:spacing w:after="40" w:before="0"/>
               <w:jc w:val="left"/>
             </w:pPr>
@@ -6042,6 +6178,7 @@
           </w:tcPr>
           <w:p>
             <w:pPr>
+              <w:keepNext w:val="false"/>
               <w:spacing w:after="40" w:before="0"/>
               <w:jc w:val="center"/>
             </w:pPr>
@@ -6076,6 +6213,7 @@
           </w:tcPr>
           <w:p>
             <w:pPr>
+              <w:keepNext w:val="false"/>
               <w:spacing w:after="40" w:before="0"/>
               <w:jc w:val="left"/>
             </w:pPr>
@@ -6140,6 +6278,7 @@
           </w:tcPr>
           <w:p>
             <w:pPr>
+              <w:keepNext w:val="false"/>
               <w:spacing w:after="40" w:before="0"/>
               <w:jc w:val="center"/>
             </w:pPr>
@@ -6174,6 +6313,7 @@
           </w:tcPr>
           <w:p>
             <w:pPr>
+              <w:keepNext w:val="false"/>
               <w:spacing w:after="40" w:before="0"/>
               <w:jc w:val="left"/>
             </w:pPr>
@@ -6206,6 +6346,7 @@
           </w:tcPr>
           <w:p>
             <w:pPr>
+              <w:keepNext w:val="false"/>
               <w:spacing w:after="40" w:before="0"/>
               <w:jc w:val="left"/>
             </w:pPr>
@@ -6238,6 +6379,7 @@
           </w:tcPr>
           <w:p>
             <w:pPr>
+              <w:keepNext w:val="false"/>
               <w:spacing w:after="40" w:before="0"/>
               <w:jc w:val="left"/>
             </w:pPr>
@@ -6270,6 +6412,7 @@
           </w:tcPr>
           <w:p>
             <w:pPr>
+              <w:keepNext w:val="false"/>
               <w:spacing w:after="40" w:before="0"/>
               <w:jc w:val="left"/>
             </w:pPr>
@@ -6302,6 +6445,7 @@
           </w:tcPr>
           <w:p>
             <w:pPr>
+              <w:keepNext w:val="false"/>
               <w:spacing w:after="40" w:before="0"/>
               <w:jc w:val="left"/>
             </w:pPr>
@@ -6336,6 +6480,7 @@
           </w:tcPr>
           <w:p>
             <w:pPr>
+              <w:keepNext w:val="false"/>
               <w:spacing w:after="40" w:before="0"/>
               <w:jc w:val="left"/>
             </w:pPr>
@@ -6373,7 +6518,7 @@
             <w:pPr>
               <w:spacing w:after="20" w:before="0"/>
             </w:pPr>
-            <w:hyperlink w:history="1" r:id="rIduty5p5hvxubhjmaaec0yn">
+            <w:hyperlink w:history="1" r:id="rIdngyx-yg4tpv6ibtcelyvj">
               <w:r>
                 <w:rPr>
                   <w:rFonts w:ascii="Arial" w:cs="Arial" w:eastAsia="Arial" w:hAnsi="Arial"/>
@@ -6406,7 +6551,7 @@
               <w:spacing w:after="10" w:before="0"/>
               <w:ind w:left="120"/>
             </w:pPr>
-            <w:hyperlink w:history="1" r:id="rIdaazl0m_njeedf8casjtzg">
+            <w:hyperlink w:history="1" r:id="rIdqpqrlinkl_ommuo7ppxnl">
               <w:r>
                 <w:rPr>
                   <w:rFonts w:ascii="Arial" w:cs="Arial" w:eastAsia="Arial" w:hAnsi="Arial"/>
@@ -6451,7 +6596,7 @@
             <w:pPr>
               <w:spacing w:after="20" w:before="0"/>
             </w:pPr>
-            <w:hyperlink w:history="1" r:id="rIdqpip4kruchehryiktudg_">
+            <w:hyperlink w:history="1" r:id="rId6jztp9scbv4cufq0jlk4o">
               <w:r>
                 <w:rPr>
                   <w:rFonts w:ascii="Arial" w:cs="Arial" w:eastAsia="Arial" w:hAnsi="Arial"/>
@@ -6484,7 +6629,7 @@
               <w:spacing w:after="10" w:before="0"/>
               <w:ind w:left="120"/>
             </w:pPr>
-            <w:hyperlink w:history="1" r:id="rIdmpaxlnvt5anqjf8fqpfyi">
+            <w:hyperlink w:history="1" r:id="rIdnl_z2dpk0x2bzo2mue3gz">
               <w:r>
                 <w:rPr>
                   <w:rFonts w:ascii="Arial" w:cs="Arial" w:eastAsia="Arial" w:hAnsi="Arial"/>
@@ -6512,6 +6657,7 @@
           </w:tcPr>
           <w:p>
             <w:pPr>
+              <w:keepNext w:val="false"/>
               <w:spacing w:after="40" w:before="0"/>
               <w:jc w:val="left"/>
             </w:pPr>
@@ -6544,6 +6690,7 @@
           </w:tcPr>
           <w:p>
             <w:pPr>
+              <w:keepNext w:val="false"/>
               <w:spacing w:after="40" w:before="0"/>
               <w:jc w:val="left"/>
             </w:pPr>
@@ -6576,6 +6723,7 @@
           </w:tcPr>
           <w:p>
             <w:pPr>
+              <w:keepNext w:val="false"/>
               <w:spacing w:after="40" w:before="0"/>
               <w:jc w:val="left"/>
             </w:pPr>
@@ -6608,6 +6756,7 @@
           </w:tcPr>
           <w:p>
             <w:pPr>
+              <w:keepNext w:val="false"/>
               <w:spacing w:after="40" w:before="0"/>
               <w:jc w:val="left"/>
             </w:pPr>
@@ -6642,6 +6791,7 @@
           </w:tcPr>
           <w:p>
             <w:pPr>
+              <w:keepNext w:val="false"/>
               <w:spacing w:after="40" w:before="0"/>
               <w:jc w:val="left"/>
             </w:pPr>
@@ -6679,7 +6829,7 @@
             <w:pPr>
               <w:spacing w:after="20" w:before="0"/>
             </w:pPr>
-            <w:hyperlink w:history="1" r:id="rIdwckbjuv1bz1cwv7kwvawo">
+            <w:hyperlink w:history="1" r:id="rIdnwcgtucynqoklvp4j5_sp">
               <w:r>
                 <w:rPr>
                   <w:rFonts w:ascii="Arial" w:cs="Arial" w:eastAsia="Arial" w:hAnsi="Arial"/>
@@ -6712,7 +6862,7 @@
               <w:spacing w:after="10" w:before="0"/>
               <w:ind w:left="120"/>
             </w:pPr>
-            <w:hyperlink w:history="1" r:id="rId7tat5bcbdkh0nywxpyot0">
+            <w:hyperlink w:history="1" r:id="rIdhpvjqdpcuhnfsx39xeqw6">
               <w:r>
                 <w:rPr>
                   <w:rFonts w:ascii="Arial" w:cs="Arial" w:eastAsia="Arial" w:hAnsi="Arial"/>
@@ -6757,7 +6907,7 @@
             <w:pPr>
               <w:spacing w:after="20" w:before="0"/>
             </w:pPr>
-            <w:hyperlink w:history="1" r:id="rIdub9xlgxcz7opvmxbyyody">
+            <w:hyperlink w:history="1" r:id="rIdvozfm-bm3xzxgzpnzipka">
               <w:r>
                 <w:rPr>
                   <w:rFonts w:ascii="Arial" w:cs="Arial" w:eastAsia="Arial" w:hAnsi="Arial"/>
@@ -6790,7 +6940,7 @@
               <w:spacing w:after="10" w:before="0"/>
               <w:ind w:left="120"/>
             </w:pPr>
-            <w:hyperlink w:history="1" r:id="rIdw8l272oxettraqu6vfyua">
+            <w:hyperlink w:history="1" r:id="rIdnhso51ujkljj7isc2fpkm">
               <w:r>
                 <w:rPr>
                   <w:rFonts w:ascii="Arial" w:cs="Arial" w:eastAsia="Arial" w:hAnsi="Arial"/>
@@ -6818,6 +6968,7 @@
           </w:tcPr>
           <w:p>
             <w:pPr>
+              <w:keepNext w:val="false"/>
               <w:spacing w:after="40" w:before="0"/>
               <w:jc w:val="left"/>
             </w:pPr>
@@ -6850,6 +7001,7 @@
           </w:tcPr>
           <w:p>
             <w:pPr>
+              <w:keepNext w:val="false"/>
               <w:spacing w:after="40" w:before="0"/>
               <w:jc w:val="left"/>
             </w:pPr>
@@ -6882,6 +7034,7 @@
           </w:tcPr>
           <w:p>
             <w:pPr>
+              <w:keepNext w:val="false"/>
               <w:spacing w:after="40" w:before="0"/>
               <w:jc w:val="left"/>
             </w:pPr>
@@ -6914,6 +7067,7 @@
           </w:tcPr>
           <w:p>
             <w:pPr>
+              <w:keepNext w:val="false"/>
               <w:spacing w:after="40" w:before="0"/>
               <w:jc w:val="left"/>
             </w:pPr>
@@ -6948,6 +7102,7 @@
           </w:tcPr>
           <w:p>
             <w:pPr>
+              <w:keepNext w:val="false"/>
               <w:spacing w:after="40" w:before="0"/>
               <w:jc w:val="left"/>
             </w:pPr>
@@ -6985,7 +7140,7 @@
             <w:pPr>
               <w:spacing w:after="20" w:before="0"/>
             </w:pPr>
-            <w:hyperlink w:history="1" r:id="rIdnrh0vhxeomrj-veufi2bh">
+            <w:hyperlink w:history="1" r:id="rIdkekxzipb81nan9rlbqfhs">
               <w:r>
                 <w:rPr>
                   <w:rFonts w:ascii="Arial" w:cs="Arial" w:eastAsia="Arial" w:hAnsi="Arial"/>
@@ -7034,7 +7189,7 @@
               <w:spacing w:after="10" w:before="0"/>
               <w:ind w:left="120"/>
             </w:pPr>
-            <w:hyperlink w:history="1" r:id="rIdpx_4jppxi4s_nrkiq1wmp">
+            <w:hyperlink w:history="1" r:id="rIdihnxkkznjzleplqb2wnzk">
               <w:r>
                 <w:rPr>
                   <w:rFonts w:ascii="Arial" w:cs="Arial" w:eastAsia="Arial" w:hAnsi="Arial"/>
@@ -7079,7 +7234,7 @@
             <w:pPr>
               <w:spacing w:after="20" w:before="0"/>
             </w:pPr>
-            <w:hyperlink w:history="1" r:id="rIdmxwvyt3oudzc0hchlzsb5">
+            <w:hyperlink w:history="1" r:id="rIdfuai2uhqjwrjugl4bnbgj">
               <w:r>
                 <w:rPr>
                   <w:rFonts w:ascii="Arial" w:cs="Arial" w:eastAsia="Arial" w:hAnsi="Arial"/>
@@ -7112,7 +7267,7 @@
               <w:spacing w:after="10" w:before="0"/>
               <w:ind w:left="120"/>
             </w:pPr>
-            <w:hyperlink w:history="1" r:id="rIdfgxjq3xls2vo6v6iximr-">
+            <w:hyperlink w:history="1" r:id="rIdzz-nejoodiutk0kxe6oj1">
               <w:r>
                 <w:rPr>
                   <w:rFonts w:ascii="Arial" w:cs="Arial" w:eastAsia="Arial" w:hAnsi="Arial"/>
@@ -7140,6 +7295,7 @@
           </w:tcPr>
           <w:p>
             <w:pPr>
+              <w:keepNext w:val="false"/>
               <w:spacing w:after="40" w:before="0"/>
               <w:jc w:val="left"/>
             </w:pPr>
@@ -7172,6 +7328,7 @@
           </w:tcPr>
           <w:p>
             <w:pPr>
+              <w:keepNext w:val="false"/>
               <w:spacing w:after="40" w:before="0"/>
               <w:jc w:val="left"/>
             </w:pPr>
@@ -7204,6 +7361,7 @@
           </w:tcPr>
           <w:p>
             <w:pPr>
+              <w:keepNext w:val="false"/>
               <w:spacing w:after="40" w:before="0"/>
               <w:jc w:val="left"/>
             </w:pPr>
@@ -7236,6 +7394,7 @@
           </w:tcPr>
           <w:p>
             <w:pPr>
+              <w:keepNext w:val="false"/>
               <w:spacing w:after="40" w:before="0"/>
               <w:jc w:val="left"/>
             </w:pPr>
@@ -7270,6 +7429,7 @@
           </w:tcPr>
           <w:p>
             <w:pPr>
+              <w:keepNext w:val="false"/>
               <w:spacing w:after="40" w:before="0"/>
               <w:jc w:val="left"/>
             </w:pPr>
@@ -7307,7 +7467,7 @@
             <w:pPr>
               <w:spacing w:after="20" w:before="0"/>
             </w:pPr>
-            <w:hyperlink w:history="1" r:id="rIdz4iznj9o3bdovkjm4h7ug">
+            <w:hyperlink w:history="1" r:id="rId8tkvt4avi6y4ou7garxro">
               <w:r>
                 <w:rPr>
                   <w:rFonts w:ascii="Arial" w:cs="Arial" w:eastAsia="Arial" w:hAnsi="Arial"/>
@@ -7356,7 +7516,7 @@
               <w:spacing w:after="10" w:before="0"/>
               <w:ind w:left="120"/>
             </w:pPr>
-            <w:hyperlink w:history="1" r:id="rId5msmv_bd04ltcw5bvnwov">
+            <w:hyperlink w:history="1" r:id="rIdgggs91q77pje3ugnlsfxx">
               <w:r>
                 <w:rPr>
                   <w:rFonts w:ascii="Arial" w:cs="Arial" w:eastAsia="Arial" w:hAnsi="Arial"/>
@@ -7401,7 +7561,7 @@
             <w:pPr>
               <w:spacing w:after="20" w:before="0"/>
             </w:pPr>
-            <w:hyperlink w:history="1" r:id="rIdokg3ojab3mxpim-fk0otk">
+            <w:hyperlink w:history="1" r:id="rIdsuhpeupa4unygpnjeksno">
               <w:r>
                 <w:rPr>
                   <w:rFonts w:ascii="Arial" w:cs="Arial" w:eastAsia="Arial" w:hAnsi="Arial"/>
@@ -7434,7 +7594,7 @@
               <w:spacing w:after="10" w:before="0"/>
               <w:ind w:left="120"/>
             </w:pPr>
-            <w:hyperlink w:history="1" r:id="rId97nsy4tv_x49bxjduwt1r">
+            <w:hyperlink w:history="1" r:id="rIdibxre5v5tjnlocnzkv-qa">
               <w:r>
                 <w:rPr>
                   <w:rFonts w:ascii="Arial" w:cs="Arial" w:eastAsia="Arial" w:hAnsi="Arial"/>
@@ -7462,6 +7622,7 @@
           </w:tcPr>
           <w:p>
             <w:pPr>
+              <w:keepNext w:val="false"/>
               <w:spacing w:after="40" w:before="0"/>
               <w:jc w:val="left"/>
             </w:pPr>
@@ -7494,6 +7655,7 @@
           </w:tcPr>
           <w:p>
             <w:pPr>
+              <w:keepNext w:val="false"/>
               <w:spacing w:after="40" w:before="0"/>
               <w:jc w:val="left"/>
             </w:pPr>
@@ -7526,6 +7688,7 @@
           </w:tcPr>
           <w:p>
             <w:pPr>
+              <w:keepNext w:val="false"/>
               <w:spacing w:after="40" w:before="0"/>
               <w:jc w:val="left"/>
             </w:pPr>
@@ -7558,6 +7721,7 @@
           </w:tcPr>
           <w:p>
             <w:pPr>
+              <w:keepNext w:val="false"/>
               <w:spacing w:after="40" w:before="0"/>
               <w:jc w:val="left"/>
             </w:pPr>
@@ -7592,6 +7756,7 @@
           </w:tcPr>
           <w:p>
             <w:pPr>
+              <w:keepNext w:val="false"/>
               <w:spacing w:after="40" w:before="0"/>
               <w:jc w:val="left"/>
             </w:pPr>
@@ -7629,7 +7794,7 @@
             <w:pPr>
               <w:spacing w:after="20" w:before="0"/>
             </w:pPr>
-            <w:hyperlink w:history="1" r:id="rIdkt6dhcydeextrxw9rqt41">
+            <w:hyperlink w:history="1" r:id="rId0zubgoqrf94kremidiurw">
               <w:r>
                 <w:rPr>
                   <w:rFonts w:ascii="Arial" w:cs="Arial" w:eastAsia="Arial" w:hAnsi="Arial"/>
@@ -7678,7 +7843,7 @@
               <w:spacing w:after="10" w:before="0"/>
               <w:ind w:left="120"/>
             </w:pPr>
-            <w:hyperlink w:history="1" r:id="rIdpj7e-gua_2xqcalpecaex">
+            <w:hyperlink w:history="1" r:id="rIdd1eyjyqnnfhgkxw0prjzy">
               <w:r>
                 <w:rPr>
                   <w:rFonts w:ascii="Arial" w:cs="Arial" w:eastAsia="Arial" w:hAnsi="Arial"/>
@@ -7723,7 +7888,7 @@
             <w:pPr>
               <w:spacing w:after="20" w:before="0"/>
             </w:pPr>
-            <w:hyperlink w:history="1" r:id="rIdalaekbkxoqhh6yzn9jli3">
+            <w:hyperlink w:history="1" r:id="rIdue55t9flbt3w3fqo_xa4w">
               <w:r>
                 <w:rPr>
                   <w:rFonts w:ascii="Arial" w:cs="Arial" w:eastAsia="Arial" w:hAnsi="Arial"/>
@@ -7772,7 +7937,7 @@
               <w:spacing w:after="10" w:before="0"/>
               <w:ind w:left="120"/>
             </w:pPr>
-            <w:hyperlink w:history="1" r:id="rIdlhzsf4qnljppopcdaa4xj">
+            <w:hyperlink w:history="1" r:id="rId160ow4hep2mbsigmi_vzk">
               <w:r>
                 <w:rPr>
                   <w:rFonts w:ascii="Arial" w:cs="Arial" w:eastAsia="Arial" w:hAnsi="Arial"/>
@@ -7800,6 +7965,7 @@
           </w:tcPr>
           <w:p>
             <w:pPr>
+              <w:keepNext w:val="false"/>
               <w:spacing w:after="40" w:before="0"/>
               <w:jc w:val="left"/>
             </w:pPr>
@@ -7832,6 +7998,7 @@
           </w:tcPr>
           <w:p>
             <w:pPr>
+              <w:keepNext w:val="false"/>
               <w:spacing w:after="40" w:before="0"/>
               <w:jc w:val="left"/>
             </w:pPr>
@@ -7864,6 +8031,7 @@
           </w:tcPr>
           <w:p>
             <w:pPr>
+              <w:keepNext w:val="false"/>
               <w:spacing w:after="40" w:before="0"/>
               <w:jc w:val="left"/>
             </w:pPr>
@@ -7896,6 +8064,7 @@
           </w:tcPr>
           <w:p>
             <w:pPr>
+              <w:keepNext w:val="false"/>
               <w:spacing w:after="40" w:before="0"/>
               <w:jc w:val="left"/>
             </w:pPr>
@@ -7955,6 +8124,7 @@
           </w:tcPr>
           <w:p>
             <w:pPr>
+              <w:keepNext w:val="false"/>
               <w:spacing w:after="40" w:before="0"/>
               <w:jc w:val="center"/>
             </w:pPr>
@@ -7989,6 +8159,7 @@
           </w:tcPr>
           <w:p>
             <w:pPr>
+              <w:keepNext w:val="false"/>
               <w:spacing w:after="40" w:before="0"/>
               <w:jc w:val="left"/>
             </w:pPr>
@@ -8050,6 +8221,7 @@
           </w:tcPr>
           <w:p>
             <w:pPr>
+              <w:keepNext w:val="false"/>
               <w:spacing w:after="40" w:before="0"/>
               <w:jc w:val="center"/>
             </w:pPr>
@@ -8084,6 +8256,7 @@
           </w:tcPr>
           <w:p>
             <w:pPr>
+              <w:keepNext w:val="false"/>
               <w:spacing w:after="40" w:before="0"/>
               <w:jc w:val="left"/>
             </w:pPr>
@@ -8116,6 +8289,7 @@
           </w:tcPr>
           <w:p>
             <w:pPr>
+              <w:keepNext w:val="false"/>
               <w:spacing w:after="40" w:before="0"/>
               <w:jc w:val="left"/>
             </w:pPr>
@@ -8150,6 +8324,7 @@
           </w:tcPr>
           <w:p>
             <w:pPr>
+              <w:keepNext w:val="false"/>
               <w:spacing w:after="40" w:before="0"/>
               <w:jc w:val="left"/>
             </w:pPr>
@@ -8182,6 +8357,7 @@
           </w:tcPr>
           <w:p>
             <w:pPr>
+              <w:keepNext w:val="false"/>
               <w:spacing w:after="40" w:before="0"/>
               <w:jc w:val="left"/>
             </w:pPr>
@@ -8216,6 +8392,7 @@
           </w:tcPr>
           <w:p>
             <w:pPr>
+              <w:keepNext w:val="false"/>
               <w:spacing w:after="40" w:before="0"/>
               <w:jc w:val="left"/>
             </w:pPr>
@@ -8248,6 +8425,7 @@
           </w:tcPr>
           <w:p>
             <w:pPr>
+              <w:keepNext w:val="false"/>
               <w:spacing w:after="40" w:before="0"/>
               <w:jc w:val="left"/>
             </w:pPr>
@@ -8284,7 +8462,7 @@
         </w:rPr>
         <w:t xml:space="preserve">© 2026 SeaVuria and ARES. Aligned with KICD objectives. Developed by SeaVuria; technical implementation by ARES (with AI assistance from Claude). Licensed under </w:t>
       </w:r>
-      <w:hyperlink w:history="1" r:id="rIdilbr2z-zgh2voyuhe-car">
+      <w:hyperlink w:history="1" r:id="rIdyf8b6iptbafnmpke736xw">
         <w:r>
           <w:rPr>
             <w:rFonts w:ascii="Arial" w:cs="Arial" w:eastAsia="Arial" w:hAnsi="Arial"/>
@@ -8305,7 +8483,7 @@
         </w:rPr>
         <w:t xml:space="preserve"> (</w:t>
       </w:r>
-      <w:hyperlink w:history="1" r:id="rId_6hcxvpezd3bxz2sexpmd">
+      <w:hyperlink w:history="1" r:id="rId5z4ag_ozthkledlcuex3n">
         <w:r>
           <w:rPr>
             <w:rFonts w:ascii="Arial" w:cs="Arial" w:eastAsia="Arial" w:hAnsi="Arial"/>
@@ -8365,6 +8543,7 @@
           </w:tcPr>
           <w:p>
             <w:pPr>
+              <w:keepNext w:val="false"/>
               <w:spacing w:after="40" w:before="0"/>
               <w:jc w:val="center"/>
             </w:pPr>
@@ -8400,6 +8579,7 @@
           </w:tcPr>
           <w:p>
             <w:pPr>
+              <w:keepNext w:val="false"/>
               <w:spacing w:after="40" w:before="0"/>
               <w:jc w:val="center"/>
             </w:pPr>
@@ -8434,6 +8614,7 @@
           </w:tcPr>
           <w:p>
             <w:pPr>
+              <w:keepNext w:val="false"/>
               <w:spacing w:after="40" w:before="0"/>
               <w:jc w:val="left"/>
             </w:pPr>
@@ -8466,6 +8647,7 @@
           </w:tcPr>
           <w:p>
             <w:pPr>
+              <w:keepNext w:val="false"/>
               <w:spacing w:after="40" w:before="0"/>
               <w:jc w:val="left"/>
             </w:pPr>
@@ -8500,6 +8682,7 @@
           </w:tcPr>
           <w:p>
             <w:pPr>
+              <w:keepNext w:val="false"/>
               <w:spacing w:after="40" w:before="0"/>
               <w:jc w:val="left"/>
             </w:pPr>
@@ -8532,6 +8715,7 @@
           </w:tcPr>
           <w:p>
             <w:pPr>
+              <w:keepNext w:val="false"/>
               <w:spacing w:after="40" w:before="0"/>
               <w:jc w:val="left"/>
             </w:pPr>
@@ -8566,6 +8750,7 @@
           </w:tcPr>
           <w:p>
             <w:pPr>
+              <w:keepNext w:val="false"/>
               <w:spacing w:after="40" w:before="0"/>
               <w:jc w:val="left"/>
             </w:pPr>
@@ -8598,6 +8783,7 @@
           </w:tcPr>
           <w:p>
             <w:pPr>
+              <w:keepNext w:val="false"/>
               <w:spacing w:after="40" w:before="0"/>
               <w:jc w:val="left"/>
             </w:pPr>
@@ -8632,6 +8818,7 @@
           </w:tcPr>
           <w:p>
             <w:pPr>
+              <w:keepNext w:val="false"/>
               <w:spacing w:after="40" w:before="0"/>
               <w:jc w:val="left"/>
             </w:pPr>
@@ -8664,6 +8851,7 @@
           </w:tcPr>
           <w:p>
             <w:pPr>
+              <w:keepNext w:val="false"/>
               <w:spacing w:after="40" w:before="0"/>
               <w:jc w:val="left"/>
             </w:pPr>
@@ -8698,6 +8886,7 @@
           </w:tcPr>
           <w:p>
             <w:pPr>
+              <w:keepNext w:val="false"/>
               <w:spacing w:after="40" w:before="0"/>
               <w:jc w:val="left"/>
             </w:pPr>
@@ -8730,6 +8919,7 @@
           </w:tcPr>
           <w:p>
             <w:pPr>
+              <w:keepNext w:val="false"/>
               <w:spacing w:after="40" w:before="0"/>
               <w:jc w:val="left"/>
             </w:pPr>
@@ -8764,6 +8954,7 @@
           </w:tcPr>
           <w:p>
             <w:pPr>
+              <w:keepNext w:val="false"/>
               <w:spacing w:after="40" w:before="0"/>
               <w:jc w:val="left"/>
             </w:pPr>
@@ -8796,6 +8987,7 @@
           </w:tcPr>
           <w:p>
             <w:pPr>
+              <w:keepNext w:val="false"/>
               <w:spacing w:after="40" w:before="0"/>
               <w:jc w:val="left"/>
             </w:pPr>
@@ -8830,6 +9022,7 @@
           </w:tcPr>
           <w:p>
             <w:pPr>
+              <w:keepNext w:val="false"/>
               <w:spacing w:after="40" w:before="0"/>
               <w:jc w:val="left"/>
             </w:pPr>
@@ -8862,6 +9055,7 @@
           </w:tcPr>
           <w:p>
             <w:pPr>
+              <w:keepNext w:val="false"/>
               <w:spacing w:after="40" w:before="0"/>
               <w:jc w:val="left"/>
             </w:pPr>
@@ -8896,6 +9090,7 @@
           </w:tcPr>
           <w:p>
             <w:pPr>
+              <w:keepNext w:val="false"/>
               <w:spacing w:after="40" w:before="0"/>
               <w:jc w:val="left"/>
             </w:pPr>
@@ -8928,6 +9123,7 @@
           </w:tcPr>
           <w:p>
             <w:pPr>
+              <w:keepNext w:val="false"/>
               <w:spacing w:after="40" w:before="0"/>
               <w:jc w:val="left"/>
             </w:pPr>
@@ -8987,6 +9183,7 @@
           </w:tcPr>
           <w:p>
             <w:pPr>
+              <w:keepNext w:val="false"/>
               <w:spacing w:after="40" w:before="0"/>
               <w:jc w:val="center"/>
             </w:pPr>
@@ -9021,6 +9218,7 @@
           </w:tcPr>
           <w:p>
             <w:pPr>
+              <w:keepNext w:val="false"/>
               <w:spacing w:after="40" w:before="0"/>
               <w:jc w:val="left"/>
             </w:pPr>
@@ -9085,6 +9283,7 @@
           </w:tcPr>
           <w:p>
             <w:pPr>
+              <w:keepNext w:val="false"/>
               <w:spacing w:after="40" w:before="0"/>
               <w:jc w:val="center"/>
             </w:pPr>
@@ -9119,6 +9318,7 @@
           </w:tcPr>
           <w:p>
             <w:pPr>
+              <w:keepNext w:val="false"/>
               <w:spacing w:after="40" w:before="0"/>
               <w:jc w:val="left"/>
             </w:pPr>
@@ -9151,6 +9351,7 @@
           </w:tcPr>
           <w:p>
             <w:pPr>
+              <w:keepNext w:val="false"/>
               <w:spacing w:after="40" w:before="0"/>
               <w:jc w:val="left"/>
             </w:pPr>
@@ -9183,6 +9384,7 @@
           </w:tcPr>
           <w:p>
             <w:pPr>
+              <w:keepNext w:val="false"/>
               <w:spacing w:after="40" w:before="0"/>
               <w:jc w:val="left"/>
             </w:pPr>
@@ -9215,6 +9417,7 @@
           </w:tcPr>
           <w:p>
             <w:pPr>
+              <w:keepNext w:val="false"/>
               <w:spacing w:after="40" w:before="0"/>
               <w:jc w:val="left"/>
             </w:pPr>
@@ -9247,6 +9450,7 @@
           </w:tcPr>
           <w:p>
             <w:pPr>
+              <w:keepNext w:val="false"/>
               <w:spacing w:after="40" w:before="0"/>
               <w:jc w:val="left"/>
             </w:pPr>
@@ -9281,6 +9485,7 @@
           </w:tcPr>
           <w:p>
             <w:pPr>
+              <w:keepNext w:val="false"/>
               <w:spacing w:after="40" w:before="0"/>
               <w:jc w:val="left"/>
             </w:pPr>
@@ -9318,7 +9523,7 @@
             <w:pPr>
               <w:spacing w:after="20" w:before="0"/>
             </w:pPr>
-            <w:hyperlink w:history="1" r:id="rIdhzu3kv4vszcqdettxby4p">
+            <w:hyperlink w:history="1" r:id="rIdgqlywmruvy0cl3xb7ax3_">
               <w:r>
                 <w:rPr>
                   <w:rFonts w:ascii="Arial" w:cs="Arial" w:eastAsia="Arial" w:hAnsi="Arial"/>
@@ -9351,7 +9556,7 @@
               <w:spacing w:after="10" w:before="0"/>
               <w:ind w:left="120"/>
             </w:pPr>
-            <w:hyperlink w:history="1" r:id="rIdrdkpc2-f2lt7ue2rgygw9">
+            <w:hyperlink w:history="1" r:id="rIdmk1xyk-ejdojffjn1stuo">
               <w:r>
                 <w:rPr>
                   <w:rFonts w:ascii="Arial" w:cs="Arial" w:eastAsia="Arial" w:hAnsi="Arial"/>
@@ -9396,7 +9601,7 @@
             <w:pPr>
               <w:spacing w:after="20" w:before="0"/>
             </w:pPr>
-            <w:hyperlink w:history="1" r:id="rIdbfhqjuoyhvh1x-imliygs">
+            <w:hyperlink w:history="1" r:id="rIdnrf2lazqvo4ciktpmvrc5">
               <w:r>
                 <w:rPr>
                   <w:rFonts w:ascii="Arial" w:cs="Arial" w:eastAsia="Arial" w:hAnsi="Arial"/>
@@ -9429,7 +9634,7 @@
               <w:spacing w:after="10" w:before="0"/>
               <w:ind w:left="120"/>
             </w:pPr>
-            <w:hyperlink w:history="1" r:id="rIdljm1nhpuw93ap4qht-488">
+            <w:hyperlink w:history="1" r:id="rIdyy4ntxsprfwnonalkxauk">
               <w:r>
                 <w:rPr>
                   <w:rFonts w:ascii="Arial" w:cs="Arial" w:eastAsia="Arial" w:hAnsi="Arial"/>
@@ -9457,6 +9662,7 @@
           </w:tcPr>
           <w:p>
             <w:pPr>
+              <w:keepNext w:val="false"/>
               <w:spacing w:after="40" w:before="0"/>
               <w:jc w:val="left"/>
             </w:pPr>
@@ -9489,6 +9695,7 @@
           </w:tcPr>
           <w:p>
             <w:pPr>
+              <w:keepNext w:val="false"/>
               <w:spacing w:after="40" w:before="0"/>
               <w:jc w:val="left"/>
             </w:pPr>
@@ -9521,6 +9728,7 @@
           </w:tcPr>
           <w:p>
             <w:pPr>
+              <w:keepNext w:val="false"/>
               <w:spacing w:after="40" w:before="0"/>
               <w:jc w:val="left"/>
             </w:pPr>
@@ -9553,6 +9761,7 @@
           </w:tcPr>
           <w:p>
             <w:pPr>
+              <w:keepNext w:val="false"/>
               <w:spacing w:after="40" w:before="0"/>
               <w:jc w:val="left"/>
             </w:pPr>
@@ -9587,6 +9796,7 @@
           </w:tcPr>
           <w:p>
             <w:pPr>
+              <w:keepNext w:val="false"/>
               <w:spacing w:after="40" w:before="0"/>
               <w:jc w:val="left"/>
             </w:pPr>
@@ -9624,7 +9834,7 @@
             <w:pPr>
               <w:spacing w:after="20" w:before="0"/>
             </w:pPr>
-            <w:hyperlink w:history="1" r:id="rIdhym_o1qrlwl-1b7z693t3">
+            <w:hyperlink w:history="1" r:id="rIdtuvgmoet0zp4pckswvklv">
               <w:r>
                 <w:rPr>
                   <w:rFonts w:ascii="Arial" w:cs="Arial" w:eastAsia="Arial" w:hAnsi="Arial"/>
@@ -9657,7 +9867,7 @@
               <w:spacing w:after="10" w:before="0"/>
               <w:ind w:left="120"/>
             </w:pPr>
-            <w:hyperlink w:history="1" r:id="rIdletus3gulhi6-u87tv5jj">
+            <w:hyperlink w:history="1" r:id="rIdkf_ux2t6a9umn3fxqhscb">
               <w:r>
                 <w:rPr>
                   <w:rFonts w:ascii="Arial" w:cs="Arial" w:eastAsia="Arial" w:hAnsi="Arial"/>
@@ -9702,7 +9912,7 @@
             <w:pPr>
               <w:spacing w:after="20" w:before="0"/>
             </w:pPr>
-            <w:hyperlink w:history="1" r:id="rIdfyp-1_bphysa857mrhxtb">
+            <w:hyperlink w:history="1" r:id="rIdh679xdhpfc4zmwuw1yq0f">
               <w:r>
                 <w:rPr>
                   <w:rFonts w:ascii="Arial" w:cs="Arial" w:eastAsia="Arial" w:hAnsi="Arial"/>
@@ -9735,7 +9945,7 @@
               <w:spacing w:after="10" w:before="0"/>
               <w:ind w:left="120"/>
             </w:pPr>
-            <w:hyperlink w:history="1" r:id="rId0zsvkqmwzqrjqmejg1ow7">
+            <w:hyperlink w:history="1" r:id="rId5nhn8c4lkxnkbv3e-ganw">
               <w:r>
                 <w:rPr>
                   <w:rFonts w:ascii="Arial" w:cs="Arial" w:eastAsia="Arial" w:hAnsi="Arial"/>
@@ -9763,6 +9973,7 @@
           </w:tcPr>
           <w:p>
             <w:pPr>
+              <w:keepNext w:val="false"/>
               <w:spacing w:after="40" w:before="0"/>
               <w:jc w:val="left"/>
             </w:pPr>
@@ -9795,6 +10006,7 @@
           </w:tcPr>
           <w:p>
             <w:pPr>
+              <w:keepNext w:val="false"/>
               <w:spacing w:after="40" w:before="0"/>
               <w:jc w:val="left"/>
             </w:pPr>
@@ -9827,6 +10039,7 @@
           </w:tcPr>
           <w:p>
             <w:pPr>
+              <w:keepNext w:val="false"/>
               <w:spacing w:after="40" w:before="0"/>
               <w:jc w:val="left"/>
             </w:pPr>
@@ -9859,6 +10072,7 @@
           </w:tcPr>
           <w:p>
             <w:pPr>
+              <w:keepNext w:val="false"/>
               <w:spacing w:after="40" w:before="0"/>
               <w:jc w:val="left"/>
             </w:pPr>
@@ -9893,6 +10107,7 @@
           </w:tcPr>
           <w:p>
             <w:pPr>
+              <w:keepNext w:val="false"/>
               <w:spacing w:after="40" w:before="0"/>
               <w:jc w:val="left"/>
             </w:pPr>
@@ -9930,7 +10145,7 @@
             <w:pPr>
               <w:spacing w:after="20" w:before="0"/>
             </w:pPr>
-            <w:hyperlink w:history="1" r:id="rIdcqzwefcomdqtcm5cwmjcv">
+            <w:hyperlink w:history="1" r:id="rId_vfiicwo8sgg5j8ksyube">
               <w:r>
                 <w:rPr>
                   <w:rFonts w:ascii="Arial" w:cs="Arial" w:eastAsia="Arial" w:hAnsi="Arial"/>
@@ -9979,7 +10194,7 @@
               <w:spacing w:after="10" w:before="0"/>
               <w:ind w:left="120"/>
             </w:pPr>
-            <w:hyperlink w:history="1" r:id="rIdalqrjk2m3uyck8c_a6rwl">
+            <w:hyperlink w:history="1" r:id="rIdzy0qfnrr-orexesnn8zbg">
               <w:r>
                 <w:rPr>
                   <w:rFonts w:ascii="Arial" w:cs="Arial" w:eastAsia="Arial" w:hAnsi="Arial"/>
@@ -10024,7 +10239,7 @@
             <w:pPr>
               <w:spacing w:after="20" w:before="0"/>
             </w:pPr>
-            <w:hyperlink w:history="1" r:id="rIda-zrzwcap6_i9pfd_k6nm">
+            <w:hyperlink w:history="1" r:id="rIdopeetk1r205qfbblgum6j">
               <w:r>
                 <w:rPr>
                   <w:rFonts w:ascii="Arial" w:cs="Arial" w:eastAsia="Arial" w:hAnsi="Arial"/>
@@ -10057,7 +10272,7 @@
               <w:spacing w:after="10" w:before="0"/>
               <w:ind w:left="120"/>
             </w:pPr>
-            <w:hyperlink w:history="1" r:id="rIdxyjdqwbttc3ddyrjrcxsy">
+            <w:hyperlink w:history="1" r:id="rIdyz5_1sdkmzr9th2k3vqqc">
               <w:r>
                 <w:rPr>
                   <w:rFonts w:ascii="Arial" w:cs="Arial" w:eastAsia="Arial" w:hAnsi="Arial"/>
@@ -10085,6 +10300,7 @@
           </w:tcPr>
           <w:p>
             <w:pPr>
+              <w:keepNext w:val="false"/>
               <w:spacing w:after="40" w:before="0"/>
               <w:jc w:val="left"/>
             </w:pPr>
@@ -10117,6 +10333,7 @@
           </w:tcPr>
           <w:p>
             <w:pPr>
+              <w:keepNext w:val="false"/>
               <w:spacing w:after="40" w:before="0"/>
               <w:jc w:val="left"/>
             </w:pPr>
@@ -10149,6 +10366,7 @@
           </w:tcPr>
           <w:p>
             <w:pPr>
+              <w:keepNext w:val="false"/>
               <w:spacing w:after="40" w:before="0"/>
               <w:jc w:val="left"/>
             </w:pPr>
@@ -10181,6 +10399,7 @@
           </w:tcPr>
           <w:p>
             <w:pPr>
+              <w:keepNext w:val="false"/>
               <w:spacing w:after="40" w:before="0"/>
               <w:jc w:val="left"/>
             </w:pPr>
@@ -10215,6 +10434,7 @@
           </w:tcPr>
           <w:p>
             <w:pPr>
+              <w:keepNext w:val="false"/>
               <w:spacing w:after="40" w:before="0"/>
               <w:jc w:val="left"/>
             </w:pPr>
@@ -10252,7 +10472,7 @@
             <w:pPr>
               <w:spacing w:after="20" w:before="0"/>
             </w:pPr>
-            <w:hyperlink w:history="1" r:id="rIdz3kwitvyxysk7fta4yubs">
+            <w:hyperlink w:history="1" r:id="rIdnc0g7i1gwep3nmmjhyb9v">
               <w:r>
                 <w:rPr>
                   <w:rFonts w:ascii="Arial" w:cs="Arial" w:eastAsia="Arial" w:hAnsi="Arial"/>
@@ -10301,7 +10521,7 @@
               <w:spacing w:after="10" w:before="0"/>
               <w:ind w:left="120"/>
             </w:pPr>
-            <w:hyperlink w:history="1" r:id="rId3lslh9cky4szrdv_b55mb">
+            <w:hyperlink w:history="1" r:id="rIdufdzvo8rctmxvpztzaq3h">
               <w:r>
                 <w:rPr>
                   <w:rFonts w:ascii="Arial" w:cs="Arial" w:eastAsia="Arial" w:hAnsi="Arial"/>
@@ -10346,7 +10566,7 @@
             <w:pPr>
               <w:spacing w:after="20" w:before="0"/>
             </w:pPr>
-            <w:hyperlink w:history="1" r:id="rIdseicxdhscacfhdz0tvpjb">
+            <w:hyperlink w:history="1" r:id="rId5jokc306zroil5mip6ea8">
               <w:r>
                 <w:rPr>
                   <w:rFonts w:ascii="Arial" w:cs="Arial" w:eastAsia="Arial" w:hAnsi="Arial"/>
@@ -10379,7 +10599,7 @@
               <w:spacing w:after="10" w:before="0"/>
               <w:ind w:left="120"/>
             </w:pPr>
-            <w:hyperlink w:history="1" r:id="rIdqug8ailqfdf2mzmv8lhra">
+            <w:hyperlink w:history="1" r:id="rIdq_phfua_ut43xiycupxmb">
               <w:r>
                 <w:rPr>
                   <w:rFonts w:ascii="Arial" w:cs="Arial" w:eastAsia="Arial" w:hAnsi="Arial"/>
@@ -10407,6 +10627,7 @@
           </w:tcPr>
           <w:p>
             <w:pPr>
+              <w:keepNext w:val="false"/>
               <w:spacing w:after="40" w:before="0"/>
               <w:jc w:val="left"/>
             </w:pPr>
@@ -10439,6 +10660,7 @@
           </w:tcPr>
           <w:p>
             <w:pPr>
+              <w:keepNext w:val="false"/>
               <w:spacing w:after="40" w:before="0"/>
               <w:jc w:val="left"/>
             </w:pPr>
@@ -10471,6 +10693,7 @@
           </w:tcPr>
           <w:p>
             <w:pPr>
+              <w:keepNext w:val="false"/>
               <w:spacing w:after="40" w:before="0"/>
               <w:jc w:val="left"/>
             </w:pPr>
@@ -10503,6 +10726,7 @@
           </w:tcPr>
           <w:p>
             <w:pPr>
+              <w:keepNext w:val="false"/>
               <w:spacing w:after="40" w:before="0"/>
               <w:jc w:val="left"/>
             </w:pPr>
@@ -10537,6 +10761,7 @@
           </w:tcPr>
           <w:p>
             <w:pPr>
+              <w:keepNext w:val="false"/>
               <w:spacing w:after="40" w:before="0"/>
               <w:jc w:val="left"/>
             </w:pPr>
@@ -10574,7 +10799,7 @@
             <w:pPr>
               <w:spacing w:after="20" w:before="0"/>
             </w:pPr>
-            <w:hyperlink w:history="1" r:id="rIdtieb-ub8bz-khcts8n_7w">
+            <w:hyperlink w:history="1" r:id="rId484hxasv0gln7hktc_qj4">
               <w:r>
                 <w:rPr>
                   <w:rFonts w:ascii="Arial" w:cs="Arial" w:eastAsia="Arial" w:hAnsi="Arial"/>
@@ -10623,7 +10848,7 @@
               <w:spacing w:after="10" w:before="0"/>
               <w:ind w:left="120"/>
             </w:pPr>
-            <w:hyperlink w:history="1" r:id="rIdga-2jqdv8edbzo7mecc_v">
+            <w:hyperlink w:history="1" r:id="rIdqkxnbg-_e6zdefjsu6wd8">
               <w:r>
                 <w:rPr>
                   <w:rFonts w:ascii="Arial" w:cs="Arial" w:eastAsia="Arial" w:hAnsi="Arial"/>
@@ -10668,7 +10893,7 @@
             <w:pPr>
               <w:spacing w:after="20" w:before="0"/>
             </w:pPr>
-            <w:hyperlink w:history="1" r:id="rIdnxd4zmska9uui7fpbexey">
+            <w:hyperlink w:history="1" r:id="rId6qqypaxeeahecdsi8xdue">
               <w:r>
                 <w:rPr>
                   <w:rFonts w:ascii="Arial" w:cs="Arial" w:eastAsia="Arial" w:hAnsi="Arial"/>
@@ -10717,7 +10942,7 @@
               <w:spacing w:after="10" w:before="0"/>
               <w:ind w:left="120"/>
             </w:pPr>
-            <w:hyperlink w:history="1" r:id="rIdukrluc2isxodq4zegprwt">
+            <w:hyperlink w:history="1" r:id="rIdp3wsvu6i5jlv7nvepv-ez">
               <w:r>
                 <w:rPr>
                   <w:rFonts w:ascii="Arial" w:cs="Arial" w:eastAsia="Arial" w:hAnsi="Arial"/>
@@ -10745,6 +10970,7 @@
           </w:tcPr>
           <w:p>
             <w:pPr>
+              <w:keepNext w:val="false"/>
               <w:spacing w:after="40" w:before="0"/>
               <w:jc w:val="left"/>
             </w:pPr>
@@ -10777,6 +11003,7 @@
           </w:tcPr>
           <w:p>
             <w:pPr>
+              <w:keepNext w:val="false"/>
               <w:spacing w:after="40" w:before="0"/>
               <w:jc w:val="left"/>
             </w:pPr>
@@ -10809,6 +11036,7 @@
           </w:tcPr>
           <w:p>
             <w:pPr>
+              <w:keepNext w:val="false"/>
               <w:spacing w:after="40" w:before="0"/>
               <w:jc w:val="left"/>
             </w:pPr>
@@ -10841,6 +11069,7 @@
           </w:tcPr>
           <w:p>
             <w:pPr>
+              <w:keepNext w:val="false"/>
               <w:spacing w:after="40" w:before="0"/>
               <w:jc w:val="left"/>
             </w:pPr>
@@ -10900,6 +11129,7 @@
           </w:tcPr>
           <w:p>
             <w:pPr>
+              <w:keepNext w:val="false"/>
               <w:spacing w:after="40" w:before="0"/>
               <w:jc w:val="center"/>
             </w:pPr>
@@ -10934,6 +11164,7 @@
           </w:tcPr>
           <w:p>
             <w:pPr>
+              <w:keepNext w:val="false"/>
               <w:spacing w:after="40" w:before="0"/>
               <w:jc w:val="left"/>
             </w:pPr>
@@ -10995,6 +11226,7 @@
           </w:tcPr>
           <w:p>
             <w:pPr>
+              <w:keepNext w:val="false"/>
               <w:spacing w:after="40" w:before="0"/>
               <w:jc w:val="center"/>
             </w:pPr>
@@ -11029,6 +11261,7 @@
           </w:tcPr>
           <w:p>
             <w:pPr>
+              <w:keepNext w:val="false"/>
               <w:spacing w:after="40" w:before="0"/>
               <w:jc w:val="left"/>
             </w:pPr>
@@ -11061,6 +11294,7 @@
           </w:tcPr>
           <w:p>
             <w:pPr>
+              <w:keepNext w:val="false"/>
               <w:spacing w:after="40" w:before="0"/>
               <w:jc w:val="left"/>
             </w:pPr>
@@ -11095,6 +11329,7 @@
           </w:tcPr>
           <w:p>
             <w:pPr>
+              <w:keepNext w:val="false"/>
               <w:spacing w:after="40" w:before="0"/>
               <w:jc w:val="left"/>
             </w:pPr>
@@ -11127,6 +11362,7 @@
           </w:tcPr>
           <w:p>
             <w:pPr>
+              <w:keepNext w:val="false"/>
               <w:spacing w:after="40" w:before="0"/>
               <w:jc w:val="left"/>
             </w:pPr>
@@ -11161,6 +11397,7 @@
           </w:tcPr>
           <w:p>
             <w:pPr>
+              <w:keepNext w:val="false"/>
               <w:spacing w:after="40" w:before="0"/>
               <w:jc w:val="left"/>
             </w:pPr>
@@ -11193,6 +11430,7 @@
           </w:tcPr>
           <w:p>
             <w:pPr>
+              <w:keepNext w:val="false"/>
               <w:spacing w:after="40" w:before="0"/>
               <w:jc w:val="left"/>
             </w:pPr>
@@ -11229,7 +11467,7 @@
         </w:rPr>
         <w:t xml:space="preserve">© 2026 SeaVuria and ARES. Aligned with KICD objectives. Developed by SeaVuria; technical implementation by ARES (with AI assistance from Claude). Licensed under </w:t>
       </w:r>
-      <w:hyperlink w:history="1" r:id="rIdmxmacljys8dixycngrg3f">
+      <w:hyperlink w:history="1" r:id="rIdw_upt6qobfshl1tjcpa8m">
         <w:r>
           <w:rPr>
             <w:rFonts w:ascii="Arial" w:cs="Arial" w:eastAsia="Arial" w:hAnsi="Arial"/>
@@ -11250,7 +11488,7 @@
         </w:rPr>
         <w:t xml:space="preserve"> (</w:t>
       </w:r>
-      <w:hyperlink w:history="1" r:id="rIdsbucvgb-ws15j90x_bhvj">
+      <w:hyperlink w:history="1" r:id="rId0dq3eafe1obhtqvt-ygop">
         <w:r>
           <w:rPr>
             <w:rFonts w:ascii="Arial" w:cs="Arial" w:eastAsia="Arial" w:hAnsi="Arial"/>
@@ -11310,6 +11548,7 @@
           </w:tcPr>
           <w:p>
             <w:pPr>
+              <w:keepNext w:val="false"/>
               <w:spacing w:after="40" w:before="0"/>
               <w:jc w:val="center"/>
             </w:pPr>
@@ -11345,6 +11584,7 @@
           </w:tcPr>
           <w:p>
             <w:pPr>
+              <w:keepNext w:val="false"/>
               <w:spacing w:after="40" w:before="0"/>
               <w:jc w:val="center"/>
             </w:pPr>
@@ -11379,6 +11619,7 @@
           </w:tcPr>
           <w:p>
             <w:pPr>
+              <w:keepNext w:val="false"/>
               <w:spacing w:after="40" w:before="0"/>
               <w:jc w:val="left"/>
             </w:pPr>
@@ -11411,6 +11652,7 @@
           </w:tcPr>
           <w:p>
             <w:pPr>
+              <w:keepNext w:val="false"/>
               <w:spacing w:after="40" w:before="0"/>
               <w:jc w:val="left"/>
             </w:pPr>
@@ -11445,6 +11687,7 @@
           </w:tcPr>
           <w:p>
             <w:pPr>
+              <w:keepNext w:val="false"/>
               <w:spacing w:after="40" w:before="0"/>
               <w:jc w:val="left"/>
             </w:pPr>
@@ -11477,6 +11720,7 @@
           </w:tcPr>
           <w:p>
             <w:pPr>
+              <w:keepNext w:val="false"/>
               <w:spacing w:after="40" w:before="0"/>
               <w:jc w:val="left"/>
             </w:pPr>
@@ -11511,6 +11755,7 @@
           </w:tcPr>
           <w:p>
             <w:pPr>
+              <w:keepNext w:val="false"/>
               <w:spacing w:after="40" w:before="0"/>
               <w:jc w:val="left"/>
             </w:pPr>
@@ -11543,6 +11788,7 @@
           </w:tcPr>
           <w:p>
             <w:pPr>
+              <w:keepNext w:val="false"/>
               <w:spacing w:after="40" w:before="0"/>
               <w:jc w:val="left"/>
             </w:pPr>
@@ -11577,6 +11823,7 @@
           </w:tcPr>
           <w:p>
             <w:pPr>
+              <w:keepNext w:val="false"/>
               <w:spacing w:after="40" w:before="0"/>
               <w:jc w:val="left"/>
             </w:pPr>
@@ -11609,6 +11856,7 @@
           </w:tcPr>
           <w:p>
             <w:pPr>
+              <w:keepNext w:val="false"/>
               <w:spacing w:after="40" w:before="0"/>
               <w:jc w:val="left"/>
             </w:pPr>
@@ -11643,6 +11891,7 @@
           </w:tcPr>
           <w:p>
             <w:pPr>
+              <w:keepNext w:val="false"/>
               <w:spacing w:after="40" w:before="0"/>
               <w:jc w:val="left"/>
             </w:pPr>
@@ -11675,6 +11924,7 @@
           </w:tcPr>
           <w:p>
             <w:pPr>
+              <w:keepNext w:val="false"/>
               <w:spacing w:after="40" w:before="0"/>
               <w:jc w:val="left"/>
             </w:pPr>
@@ -11709,6 +11959,7 @@
           </w:tcPr>
           <w:p>
             <w:pPr>
+              <w:keepNext w:val="false"/>
               <w:spacing w:after="40" w:before="0"/>
               <w:jc w:val="left"/>
             </w:pPr>
@@ -11741,6 +11992,7 @@
           </w:tcPr>
           <w:p>
             <w:pPr>
+              <w:keepNext w:val="false"/>
               <w:spacing w:after="40" w:before="0"/>
               <w:jc w:val="left"/>
             </w:pPr>
@@ -11775,6 +12027,7 @@
           </w:tcPr>
           <w:p>
             <w:pPr>
+              <w:keepNext w:val="false"/>
               <w:spacing w:after="40" w:before="0"/>
               <w:jc w:val="left"/>
             </w:pPr>
@@ -11807,6 +12060,7 @@
           </w:tcPr>
           <w:p>
             <w:pPr>
+              <w:keepNext w:val="false"/>
               <w:spacing w:after="40" w:before="0"/>
               <w:jc w:val="left"/>
             </w:pPr>
@@ -11841,6 +12095,7 @@
           </w:tcPr>
           <w:p>
             <w:pPr>
+              <w:keepNext w:val="false"/>
               <w:spacing w:after="40" w:before="0"/>
               <w:jc w:val="left"/>
             </w:pPr>
@@ -11873,6 +12128,7 @@
           </w:tcPr>
           <w:p>
             <w:pPr>
+              <w:keepNext w:val="false"/>
               <w:spacing w:after="40" w:before="0"/>
               <w:jc w:val="left"/>
             </w:pPr>
@@ -11932,6 +12188,7 @@
           </w:tcPr>
           <w:p>
             <w:pPr>
+              <w:keepNext w:val="false"/>
               <w:spacing w:after="40" w:before="0"/>
               <w:jc w:val="center"/>
             </w:pPr>
@@ -11966,6 +12223,7 @@
           </w:tcPr>
           <w:p>
             <w:pPr>
+              <w:keepNext w:val="false"/>
               <w:spacing w:after="40" w:before="0"/>
               <w:jc w:val="left"/>
             </w:pPr>
@@ -12030,6 +12288,7 @@
           </w:tcPr>
           <w:p>
             <w:pPr>
+              <w:keepNext w:val="false"/>
               <w:spacing w:after="40" w:before="0"/>
               <w:jc w:val="center"/>
             </w:pPr>
@@ -12064,6 +12323,7 @@
           </w:tcPr>
           <w:p>
             <w:pPr>
+              <w:keepNext w:val="false"/>
               <w:spacing w:after="40" w:before="0"/>
               <w:jc w:val="left"/>
             </w:pPr>
@@ -12096,6 +12356,7 @@
           </w:tcPr>
           <w:p>
             <w:pPr>
+              <w:keepNext w:val="false"/>
               <w:spacing w:after="40" w:before="0"/>
               <w:jc w:val="left"/>
             </w:pPr>
@@ -12128,6 +12389,7 @@
           </w:tcPr>
           <w:p>
             <w:pPr>
+              <w:keepNext w:val="false"/>
               <w:spacing w:after="40" w:before="0"/>
               <w:jc w:val="left"/>
             </w:pPr>
@@ -12160,6 +12422,7 @@
           </w:tcPr>
           <w:p>
             <w:pPr>
+              <w:keepNext w:val="false"/>
               <w:spacing w:after="40" w:before="0"/>
               <w:jc w:val="left"/>
             </w:pPr>
@@ -12192,6 +12455,7 @@
           </w:tcPr>
           <w:p>
             <w:pPr>
+              <w:keepNext w:val="false"/>
               <w:spacing w:after="40" w:before="0"/>
               <w:jc w:val="left"/>
             </w:pPr>
@@ -12226,6 +12490,7 @@
           </w:tcPr>
           <w:p>
             <w:pPr>
+              <w:keepNext w:val="false"/>
               <w:spacing w:after="40" w:before="0"/>
               <w:jc w:val="left"/>
             </w:pPr>
@@ -12263,7 +12528,7 @@
             <w:pPr>
               <w:spacing w:after="20" w:before="0"/>
             </w:pPr>
-            <w:hyperlink w:history="1" r:id="rIdmtfjpb-vqajpq51z_cqhi">
+            <w:hyperlink w:history="1" r:id="rIdhlr23rruvmxr_1cesxzwl">
               <w:r>
                 <w:rPr>
                   <w:rFonts w:ascii="Arial" w:cs="Arial" w:eastAsia="Arial" w:hAnsi="Arial"/>
@@ -12296,7 +12561,7 @@
               <w:spacing w:after="10" w:before="0"/>
               <w:ind w:left="120"/>
             </w:pPr>
-            <w:hyperlink w:history="1" r:id="rIdmjd16uwukwh0icuheglab">
+            <w:hyperlink w:history="1" r:id="rIdefuzwcozjvea6opraixfw">
               <w:r>
                 <w:rPr>
                   <w:rFonts w:ascii="Arial" w:cs="Arial" w:eastAsia="Arial" w:hAnsi="Arial"/>
@@ -12341,7 +12606,7 @@
             <w:pPr>
               <w:spacing w:after="20" w:before="0"/>
             </w:pPr>
-            <w:hyperlink w:history="1" r:id="rIdaztheiwnno5qtubb7u0vs">
+            <w:hyperlink w:history="1" r:id="rIdrkrs70mc_7fywj0y8_jhz">
               <w:r>
                 <w:rPr>
                   <w:rFonts w:ascii="Arial" w:cs="Arial" w:eastAsia="Arial" w:hAnsi="Arial"/>
@@ -12374,7 +12639,7 @@
               <w:spacing w:after="10" w:before="0"/>
               <w:ind w:left="120"/>
             </w:pPr>
-            <w:hyperlink w:history="1" r:id="rIdm2lkaacibfimpx3rarbhp">
+            <w:hyperlink w:history="1" r:id="rIdsu2-zib4lcdgeq96a2xle">
               <w:r>
                 <w:rPr>
                   <w:rFonts w:ascii="Arial" w:cs="Arial" w:eastAsia="Arial" w:hAnsi="Arial"/>
@@ -12402,6 +12667,7 @@
           </w:tcPr>
           <w:p>
             <w:pPr>
+              <w:keepNext w:val="false"/>
               <w:spacing w:after="40" w:before="0"/>
               <w:jc w:val="left"/>
             </w:pPr>
@@ -12434,6 +12700,7 @@
           </w:tcPr>
           <w:p>
             <w:pPr>
+              <w:keepNext w:val="false"/>
               <w:spacing w:after="40" w:before="0"/>
               <w:jc w:val="left"/>
             </w:pPr>
@@ -12453,6 +12720,7 @@
           </w:p>
           <w:p>
             <w:pPr>
+              <w:keepNext w:val="false"/>
               <w:spacing w:after="40" w:before="0"/>
               <w:jc w:val="left"/>
             </w:pPr>
@@ -12472,6 +12740,7 @@
           </w:p>
           <w:p>
             <w:pPr>
+              <w:keepNext w:val="false"/>
               <w:spacing w:after="40" w:before="0"/>
               <w:jc w:val="left"/>
             </w:pPr>
@@ -12491,6 +12760,7 @@
           </w:p>
           <w:p>
             <w:pPr>
+              <w:keepNext w:val="false"/>
               <w:spacing w:after="40" w:before="0"/>
               <w:jc w:val="left"/>
             </w:pPr>
@@ -12510,6 +12780,7 @@
           </w:p>
           <w:p>
             <w:pPr>
+              <w:keepNext w:val="false"/>
               <w:spacing w:after="40" w:before="0"/>
               <w:jc w:val="left"/>
             </w:pPr>
@@ -12542,6 +12813,7 @@
           </w:tcPr>
           <w:p>
             <w:pPr>
+              <w:keepNext w:val="false"/>
               <w:spacing w:after="40" w:before="0"/>
               <w:jc w:val="left"/>
             </w:pPr>
@@ -12574,6 +12846,7 @@
           </w:tcPr>
           <w:p>
             <w:pPr>
+              <w:keepNext w:val="false"/>
               <w:spacing w:after="40" w:before="0"/>
               <w:jc w:val="left"/>
             </w:pPr>
@@ -12608,6 +12881,7 @@
           </w:tcPr>
           <w:p>
             <w:pPr>
+              <w:keepNext w:val="false"/>
               <w:spacing w:after="40" w:before="0"/>
               <w:jc w:val="left"/>
             </w:pPr>
@@ -12645,7 +12919,7 @@
             <w:pPr>
               <w:spacing w:after="20" w:before="0"/>
             </w:pPr>
-            <w:hyperlink w:history="1" r:id="rIdifcrdmtsv5xephlfglo2r">
+            <w:hyperlink w:history="1" r:id="rIddza7mdtaxnozh7ldkcivc">
               <w:r>
                 <w:rPr>
                   <w:rFonts w:ascii="Arial" w:cs="Arial" w:eastAsia="Arial" w:hAnsi="Arial"/>
@@ -12678,7 +12952,7 @@
               <w:spacing w:after="10" w:before="0"/>
               <w:ind w:left="120"/>
             </w:pPr>
-            <w:hyperlink w:history="1" r:id="rIdlmob4tayoqscur2vbqhrm">
+            <w:hyperlink w:history="1" r:id="rIdawl3eqa7rvuioychy3zvl">
               <w:r>
                 <w:rPr>
                   <w:rFonts w:ascii="Arial" w:cs="Arial" w:eastAsia="Arial" w:hAnsi="Arial"/>
@@ -12723,7 +12997,7 @@
             <w:pPr>
               <w:spacing w:after="20" w:before="0"/>
             </w:pPr>
-            <w:hyperlink w:history="1" r:id="rIdy0tqsgeomxramiaq0s2cg">
+            <w:hyperlink w:history="1" r:id="rIdmtj0jdnlbyt2ml1cgopmy">
               <w:r>
                 <w:rPr>
                   <w:rFonts w:ascii="Arial" w:cs="Arial" w:eastAsia="Arial" w:hAnsi="Arial"/>
@@ -12756,7 +13030,7 @@
               <w:spacing w:after="10" w:before="0"/>
               <w:ind w:left="120"/>
             </w:pPr>
-            <w:hyperlink w:history="1" r:id="rIdelal5kwrqar5l9yeslpk-">
+            <w:hyperlink w:history="1" r:id="rIdg3dyai9gou5jdq3baev7d">
               <w:r>
                 <w:rPr>
                   <w:rFonts w:ascii="Arial" w:cs="Arial" w:eastAsia="Arial" w:hAnsi="Arial"/>
@@ -12784,6 +13058,7 @@
           </w:tcPr>
           <w:p>
             <w:pPr>
+              <w:keepNext w:val="false"/>
               <w:spacing w:after="40" w:before="0"/>
               <w:jc w:val="left"/>
             </w:pPr>
@@ -12816,6 +13091,7 @@
           </w:tcPr>
           <w:p>
             <w:pPr>
+              <w:keepNext w:val="false"/>
               <w:spacing w:after="40" w:before="0"/>
               <w:jc w:val="left"/>
             </w:pPr>
@@ -12835,6 +13111,7 @@
           </w:p>
           <w:p>
             <w:pPr>
+              <w:keepNext w:val="false"/>
               <w:spacing w:after="40" w:before="0"/>
               <w:jc w:val="left"/>
             </w:pPr>
@@ -12854,6 +13131,7 @@
           </w:p>
           <w:p>
             <w:pPr>
+              <w:keepNext w:val="false"/>
               <w:spacing w:after="40" w:before="0"/>
               <w:jc w:val="left"/>
             </w:pPr>
@@ -12873,6 +13151,7 @@
           </w:p>
           <w:p>
             <w:pPr>
+              <w:keepNext w:val="false"/>
               <w:spacing w:after="40" w:before="0"/>
               <w:jc w:val="left"/>
             </w:pPr>
@@ -12892,6 +13171,7 @@
           </w:p>
           <w:p>
             <w:pPr>
+              <w:keepNext w:val="false"/>
               <w:spacing w:after="40" w:before="0"/>
               <w:jc w:val="left"/>
             </w:pPr>
@@ -12911,6 +13191,7 @@
           </w:p>
           <w:p>
             <w:pPr>
+              <w:keepNext w:val="false"/>
               <w:spacing w:after="40" w:before="0"/>
               <w:jc w:val="left"/>
             </w:pPr>
@@ -12930,6 +13211,7 @@
           </w:p>
           <w:p>
             <w:pPr>
+              <w:keepNext w:val="false"/>
               <w:spacing w:after="40" w:before="0"/>
               <w:jc w:val="left"/>
             </w:pPr>
@@ -12962,6 +13244,7 @@
           </w:tcPr>
           <w:p>
             <w:pPr>
+              <w:keepNext w:val="false"/>
               <w:spacing w:after="40" w:before="0"/>
               <w:jc w:val="left"/>
             </w:pPr>
@@ -12994,6 +13277,7 @@
           </w:tcPr>
           <w:p>
             <w:pPr>
+              <w:keepNext w:val="false"/>
               <w:spacing w:after="40" w:before="0"/>
               <w:jc w:val="left"/>
             </w:pPr>
@@ -13028,6 +13312,7 @@
           </w:tcPr>
           <w:p>
             <w:pPr>
+              <w:keepNext w:val="false"/>
               <w:spacing w:after="40" w:before="0"/>
               <w:jc w:val="left"/>
             </w:pPr>
@@ -13065,7 +13350,7 @@
             <w:pPr>
               <w:spacing w:after="20" w:before="0"/>
             </w:pPr>
-            <w:hyperlink w:history="1" r:id="rIdledyel1w0eybwl3iu5csx">
+            <w:hyperlink w:history="1" r:id="rIdendajn0m_hyzxbcvws3nu">
               <w:r>
                 <w:rPr>
                   <w:rFonts w:ascii="Arial" w:cs="Arial" w:eastAsia="Arial" w:hAnsi="Arial"/>
@@ -13098,7 +13383,7 @@
               <w:spacing w:after="10" w:before="0"/>
               <w:ind w:left="120"/>
             </w:pPr>
-            <w:hyperlink w:history="1" r:id="rId1hvydrtt5b-qe_0rgtz4u">
+            <w:hyperlink w:history="1" r:id="rIdw8gap6c-hrthhts69aoas">
               <w:r>
                 <w:rPr>
                   <w:rFonts w:ascii="Arial" w:cs="Arial" w:eastAsia="Arial" w:hAnsi="Arial"/>
@@ -13143,7 +13428,7 @@
             <w:pPr>
               <w:spacing w:after="20" w:before="0"/>
             </w:pPr>
-            <w:hyperlink w:history="1" r:id="rIdxu1hcafiwrbwaejpphuv7">
+            <w:hyperlink w:history="1" r:id="rIdclfygaiy1gmglje07kn40">
               <w:r>
                 <w:rPr>
                   <w:rFonts w:ascii="Arial" w:cs="Arial" w:eastAsia="Arial" w:hAnsi="Arial"/>
@@ -13192,7 +13477,7 @@
               <w:spacing w:after="10" w:before="0"/>
               <w:ind w:left="120"/>
             </w:pPr>
-            <w:hyperlink w:history="1" r:id="rIdegnvx4k_l4ylq2a1c74hx">
+            <w:hyperlink w:history="1" r:id="rIdmnp9jd6ydhfz3dp803kd1">
               <w:r>
                 <w:rPr>
                   <w:rFonts w:ascii="Arial" w:cs="Arial" w:eastAsia="Arial" w:hAnsi="Arial"/>
@@ -13220,6 +13505,7 @@
           </w:tcPr>
           <w:p>
             <w:pPr>
+              <w:keepNext w:val="false"/>
               <w:spacing w:after="40" w:before="0"/>
               <w:jc w:val="left"/>
             </w:pPr>
@@ -13252,6 +13538,7 @@
           </w:tcPr>
           <w:p>
             <w:pPr>
+              <w:keepNext w:val="false"/>
               <w:spacing w:after="40" w:before="0"/>
               <w:jc w:val="left"/>
             </w:pPr>
@@ -13271,6 +13558,7 @@
           </w:p>
           <w:p>
             <w:pPr>
+              <w:keepNext w:val="false"/>
               <w:spacing w:after="40" w:before="0"/>
               <w:jc w:val="left"/>
             </w:pPr>
@@ -13290,6 +13578,7 @@
           </w:p>
           <w:p>
             <w:pPr>
+              <w:keepNext w:val="false"/>
               <w:spacing w:after="40" w:before="0"/>
               <w:jc w:val="left"/>
             </w:pPr>
@@ -13309,6 +13598,7 @@
           </w:p>
           <w:p>
             <w:pPr>
+              <w:keepNext w:val="false"/>
               <w:spacing w:after="40" w:before="0"/>
               <w:jc w:val="left"/>
             </w:pPr>
@@ -13328,6 +13618,7 @@
           </w:p>
           <w:p>
             <w:pPr>
+              <w:keepNext w:val="false"/>
               <w:spacing w:after="40" w:before="0"/>
               <w:jc w:val="left"/>
             </w:pPr>
@@ -13347,6 +13638,7 @@
           </w:p>
           <w:p>
             <w:pPr>
+              <w:keepNext w:val="false"/>
               <w:spacing w:after="40" w:before="0"/>
               <w:jc w:val="left"/>
             </w:pPr>
@@ -13366,6 +13658,7 @@
           </w:p>
           <w:p>
             <w:pPr>
+              <w:keepNext w:val="false"/>
               <w:spacing w:after="40" w:before="0"/>
               <w:jc w:val="left"/>
             </w:pPr>
@@ -13398,6 +13691,7 @@
           </w:tcPr>
           <w:p>
             <w:pPr>
+              <w:keepNext w:val="false"/>
               <w:spacing w:after="40" w:before="0"/>
               <w:jc w:val="left"/>
             </w:pPr>
@@ -13430,6 +13724,7 @@
           </w:tcPr>
           <w:p>
             <w:pPr>
+              <w:keepNext w:val="false"/>
               <w:spacing w:after="40" w:before="0"/>
               <w:jc w:val="left"/>
             </w:pPr>
@@ -13464,6 +13759,7 @@
           </w:tcPr>
           <w:p>
             <w:pPr>
+              <w:keepNext w:val="false"/>
               <w:spacing w:after="40" w:before="0"/>
               <w:jc w:val="left"/>
             </w:pPr>
@@ -13501,7 +13797,7 @@
             <w:pPr>
               <w:spacing w:after="20" w:before="0"/>
             </w:pPr>
-            <w:hyperlink w:history="1" r:id="rIde0cpzd8k7uytjhkgfkjnk">
+            <w:hyperlink w:history="1" r:id="rId187eemb-v-o5drv1iiu_j">
               <w:r>
                 <w:rPr>
                   <w:rFonts w:ascii="Arial" w:cs="Arial" w:eastAsia="Arial" w:hAnsi="Arial"/>
@@ -13534,7 +13830,7 @@
               <w:spacing w:after="10" w:before="0"/>
               <w:ind w:left="120"/>
             </w:pPr>
-            <w:hyperlink w:history="1" r:id="rIdmt9odzimqigwkf2cewhmr">
+            <w:hyperlink w:history="1" r:id="rIdfav9pqxdmh3c1aaulmm58">
               <w:r>
                 <w:rPr>
                   <w:rFonts w:ascii="Arial" w:cs="Arial" w:eastAsia="Arial" w:hAnsi="Arial"/>
@@ -13579,7 +13875,7 @@
             <w:pPr>
               <w:spacing w:after="20" w:before="0"/>
             </w:pPr>
-            <w:hyperlink w:history="1" r:id="rId5-n5ndqf41wahyl7nee3o">
+            <w:hyperlink w:history="1" r:id="rIdaqlple-5pga4ukz39i1nl">
               <w:r>
                 <w:rPr>
                   <w:rFonts w:ascii="Arial" w:cs="Arial" w:eastAsia="Arial" w:hAnsi="Arial"/>
@@ -13628,7 +13924,7 @@
               <w:spacing w:after="10" w:before="0"/>
               <w:ind w:left="120"/>
             </w:pPr>
-            <w:hyperlink w:history="1" r:id="rIdocf8uz91t44fodk31yhay">
+            <w:hyperlink w:history="1" r:id="rIdzapcciuedjoyagbee9l2e">
               <w:r>
                 <w:rPr>
                   <w:rFonts w:ascii="Arial" w:cs="Arial" w:eastAsia="Arial" w:hAnsi="Arial"/>
@@ -13656,6 +13952,7 @@
           </w:tcPr>
           <w:p>
             <w:pPr>
+              <w:keepNext w:val="false"/>
               <w:spacing w:after="40" w:before="0"/>
               <w:jc w:val="left"/>
             </w:pPr>
@@ -13688,6 +13985,7 @@
           </w:tcPr>
           <w:p>
             <w:pPr>
+              <w:keepNext w:val="false"/>
               <w:spacing w:after="40" w:before="0"/>
               <w:jc w:val="left"/>
             </w:pPr>
@@ -13707,6 +14005,7 @@
           </w:p>
           <w:p>
             <w:pPr>
+              <w:keepNext w:val="false"/>
               <w:spacing w:after="40" w:before="0"/>
               <w:jc w:val="left"/>
             </w:pPr>
@@ -13726,6 +14025,7 @@
           </w:p>
           <w:p>
             <w:pPr>
+              <w:keepNext w:val="false"/>
               <w:spacing w:after="40" w:before="0"/>
               <w:jc w:val="left"/>
             </w:pPr>
@@ -13745,6 +14045,7 @@
           </w:p>
           <w:p>
             <w:pPr>
+              <w:keepNext w:val="false"/>
               <w:spacing w:after="40" w:before="0"/>
               <w:jc w:val="left"/>
             </w:pPr>
@@ -13764,6 +14065,7 @@
           </w:p>
           <w:p>
             <w:pPr>
+              <w:keepNext w:val="false"/>
               <w:spacing w:after="40" w:before="0"/>
               <w:jc w:val="left"/>
             </w:pPr>
@@ -13783,6 +14085,7 @@
           </w:p>
           <w:p>
             <w:pPr>
+              <w:keepNext w:val="false"/>
               <w:spacing w:after="40" w:before="0"/>
               <w:jc w:val="left"/>
             </w:pPr>
@@ -13815,6 +14118,7 @@
           </w:tcPr>
           <w:p>
             <w:pPr>
+              <w:keepNext w:val="false"/>
               <w:spacing w:after="40" w:before="0"/>
               <w:jc w:val="left"/>
             </w:pPr>
@@ -13847,6 +14151,7 @@
           </w:tcPr>
           <w:p>
             <w:pPr>
+              <w:keepNext w:val="false"/>
               <w:spacing w:after="40" w:before="0"/>
               <w:jc w:val="left"/>
             </w:pPr>
@@ -13881,6 +14186,7 @@
           </w:tcPr>
           <w:p>
             <w:pPr>
+              <w:keepNext w:val="false"/>
               <w:spacing w:after="40" w:before="0"/>
               <w:jc w:val="left"/>
             </w:pPr>
@@ -13918,7 +14224,7 @@
             <w:pPr>
               <w:spacing w:after="20" w:before="0"/>
             </w:pPr>
-            <w:hyperlink w:history="1" r:id="rIdz4fanultaq3yvnhuanwo7">
+            <w:hyperlink w:history="1" r:id="rIdd8dbkjdmpc_betf9j1iks">
               <w:r>
                 <w:rPr>
                   <w:rFonts w:ascii="Arial" w:cs="Arial" w:eastAsia="Arial" w:hAnsi="Arial"/>
@@ -13967,7 +14273,7 @@
               <w:spacing w:after="10" w:before="0"/>
               <w:ind w:left="120"/>
             </w:pPr>
-            <w:hyperlink w:history="1" r:id="rIdoja5_k7jo2ny1a9zwprcc">
+            <w:hyperlink w:history="1" r:id="rIdljjpmxlv6zo1tqpd0u4ho">
               <w:r>
                 <w:rPr>
                   <w:rFonts w:ascii="Arial" w:cs="Arial" w:eastAsia="Arial" w:hAnsi="Arial"/>
@@ -14012,7 +14318,7 @@
             <w:pPr>
               <w:spacing w:after="20" w:before="0"/>
             </w:pPr>
-            <w:hyperlink w:history="1" r:id="rIdysucr-msgcnp5pnqbvpu3">
+            <w:hyperlink w:history="1" r:id="rIdccaykis6ckxoerh8nwixr">
               <w:r>
                 <w:rPr>
                   <w:rFonts w:ascii="Arial" w:cs="Arial" w:eastAsia="Arial" w:hAnsi="Arial"/>
@@ -14061,7 +14367,7 @@
               <w:spacing w:after="10" w:before="0"/>
               <w:ind w:left="120"/>
             </w:pPr>
-            <w:hyperlink w:history="1" r:id="rIdmgjj6wy5ljpq0zr0zzfip">
+            <w:hyperlink w:history="1" r:id="rIdyrgor5altkqh2nreqlvzy">
               <w:r>
                 <w:rPr>
                   <w:rFonts w:ascii="Arial" w:cs="Arial" w:eastAsia="Arial" w:hAnsi="Arial"/>
@@ -14089,6 +14395,7 @@
           </w:tcPr>
           <w:p>
             <w:pPr>
+              <w:keepNext w:val="false"/>
               <w:spacing w:after="40" w:before="0"/>
               <w:jc w:val="left"/>
             </w:pPr>
@@ -14121,6 +14428,7 @@
           </w:tcPr>
           <w:p>
             <w:pPr>
+              <w:keepNext w:val="false"/>
               <w:spacing w:after="40" w:before="0"/>
               <w:jc w:val="left"/>
             </w:pPr>
@@ -14140,6 +14448,7 @@
           </w:p>
           <w:p>
             <w:pPr>
+              <w:keepNext w:val="false"/>
               <w:spacing w:after="40" w:before="0"/>
               <w:jc w:val="left"/>
             </w:pPr>
@@ -14159,6 +14468,7 @@
           </w:p>
           <w:p>
             <w:pPr>
+              <w:keepNext w:val="false"/>
               <w:spacing w:after="40" w:before="0"/>
               <w:jc w:val="left"/>
             </w:pPr>
@@ -14178,6 +14488,7 @@
           </w:p>
           <w:p>
             <w:pPr>
+              <w:keepNext w:val="false"/>
               <w:spacing w:after="40" w:before="0"/>
               <w:jc w:val="left"/>
             </w:pPr>
@@ -14197,6 +14508,7 @@
           </w:p>
           <w:p>
             <w:pPr>
+              <w:keepNext w:val="false"/>
               <w:spacing w:after="40" w:before="0"/>
               <w:jc w:val="left"/>
             </w:pPr>
@@ -14216,6 +14528,7 @@
           </w:p>
           <w:p>
             <w:pPr>
+              <w:keepNext w:val="false"/>
               <w:spacing w:after="40" w:before="0"/>
               <w:jc w:val="left"/>
             </w:pPr>
@@ -14235,6 +14548,7 @@
           </w:p>
           <w:p>
             <w:pPr>
+              <w:keepNext w:val="false"/>
               <w:spacing w:after="40" w:before="0"/>
               <w:jc w:val="left"/>
             </w:pPr>
@@ -14267,6 +14581,7 @@
           </w:tcPr>
           <w:p>
             <w:pPr>
+              <w:keepNext w:val="false"/>
               <w:spacing w:after="40" w:before="0"/>
               <w:jc w:val="left"/>
             </w:pPr>
@@ -14299,6 +14614,7 @@
           </w:tcPr>
           <w:p>
             <w:pPr>
+              <w:keepNext w:val="false"/>
               <w:spacing w:after="40" w:before="0"/>
               <w:jc w:val="left"/>
             </w:pPr>
@@ -14358,6 +14674,7 @@
           </w:tcPr>
           <w:p>
             <w:pPr>
+              <w:keepNext w:val="false"/>
               <w:spacing w:after="40" w:before="0"/>
               <w:jc w:val="center"/>
             </w:pPr>
@@ -14392,6 +14709,7 @@
           </w:tcPr>
           <w:p>
             <w:pPr>
+              <w:keepNext w:val="false"/>
               <w:spacing w:after="40" w:before="0"/>
               <w:jc w:val="left"/>
             </w:pPr>
@@ -14453,6 +14771,7 @@
           </w:tcPr>
           <w:p>
             <w:pPr>
+              <w:keepNext w:val="false"/>
               <w:spacing w:after="40" w:before="0"/>
               <w:jc w:val="center"/>
             </w:pPr>
@@ -14487,6 +14806,7 @@
           </w:tcPr>
           <w:p>
             <w:pPr>
+              <w:keepNext w:val="false"/>
               <w:spacing w:after="40" w:before="0"/>
               <w:jc w:val="left"/>
             </w:pPr>
@@ -14519,6 +14839,7 @@
           </w:tcPr>
           <w:p>
             <w:pPr>
+              <w:keepNext w:val="false"/>
               <w:spacing w:after="40" w:before="0"/>
               <w:jc w:val="left"/>
             </w:pPr>
@@ -14553,6 +14874,7 @@
           </w:tcPr>
           <w:p>
             <w:pPr>
+              <w:keepNext w:val="false"/>
               <w:spacing w:after="40" w:before="0"/>
               <w:jc w:val="left"/>
             </w:pPr>
@@ -14585,6 +14907,7 @@
           </w:tcPr>
           <w:p>
             <w:pPr>
+              <w:keepNext w:val="false"/>
               <w:spacing w:after="40" w:before="0"/>
               <w:jc w:val="left"/>
             </w:pPr>
@@ -14619,6 +14942,7 @@
           </w:tcPr>
           <w:p>
             <w:pPr>
+              <w:keepNext w:val="false"/>
               <w:spacing w:after="40" w:before="0"/>
               <w:jc w:val="left"/>
             </w:pPr>
@@ -14651,6 +14975,7 @@
           </w:tcPr>
           <w:p>
             <w:pPr>
+              <w:keepNext w:val="false"/>
               <w:spacing w:after="40" w:before="0"/>
               <w:jc w:val="left"/>
             </w:pPr>
@@ -14687,7 +15012,7 @@
         </w:rPr>
         <w:t xml:space="preserve">© 2026 SeaVuria and ARES. Aligned with KICD objectives. Developed by SeaVuria; technical implementation by ARES (with AI assistance from Claude). Licensed under </w:t>
       </w:r>
-      <w:hyperlink w:history="1" r:id="rIdjtacj-ipwbqxrgtfzrgm-">
+      <w:hyperlink w:history="1" r:id="rIdjmxsosafzvh_zuev96hz-">
         <w:r>
           <w:rPr>
             <w:rFonts w:ascii="Arial" w:cs="Arial" w:eastAsia="Arial" w:hAnsi="Arial"/>
@@ -14708,7 +15033,7 @@
         </w:rPr>
         <w:t xml:space="preserve"> (</w:t>
       </w:r>
-      <w:hyperlink w:history="1" r:id="rIdyxct89gu5ukzz7blzmdtz">
+      <w:hyperlink w:history="1" r:id="rIdixkow2aoqthpds_la1n3t">
         <w:r>
           <w:rPr>
             <w:rFonts w:ascii="Arial" w:cs="Arial" w:eastAsia="Arial" w:hAnsi="Arial"/>
@@ -14768,6 +15093,7 @@
           </w:tcPr>
           <w:p>
             <w:pPr>
+              <w:keepNext w:val="false"/>
               <w:spacing w:after="40" w:before="0"/>
               <w:jc w:val="center"/>
             </w:pPr>
@@ -14803,6 +15129,7 @@
           </w:tcPr>
           <w:p>
             <w:pPr>
+              <w:keepNext w:val="false"/>
               <w:spacing w:after="40" w:before="0"/>
               <w:jc w:val="center"/>
             </w:pPr>
@@ -14837,6 +15164,7 @@
           </w:tcPr>
           <w:p>
             <w:pPr>
+              <w:keepNext w:val="false"/>
               <w:spacing w:after="40" w:before="0"/>
               <w:jc w:val="left"/>
             </w:pPr>
@@ -14869,6 +15197,7 @@
           </w:tcPr>
           <w:p>
             <w:pPr>
+              <w:keepNext w:val="false"/>
               <w:spacing w:after="40" w:before="0"/>
               <w:jc w:val="left"/>
             </w:pPr>
@@ -14903,6 +15232,7 @@
           </w:tcPr>
           <w:p>
             <w:pPr>
+              <w:keepNext w:val="false"/>
               <w:spacing w:after="40" w:before="0"/>
               <w:jc w:val="left"/>
             </w:pPr>
@@ -14935,6 +15265,7 @@
           </w:tcPr>
           <w:p>
             <w:pPr>
+              <w:keepNext w:val="false"/>
               <w:spacing w:after="40" w:before="0"/>
               <w:jc w:val="left"/>
             </w:pPr>
@@ -14969,6 +15300,7 @@
           </w:tcPr>
           <w:p>
             <w:pPr>
+              <w:keepNext w:val="false"/>
               <w:spacing w:after="40" w:before="0"/>
               <w:jc w:val="left"/>
             </w:pPr>
@@ -15001,6 +15333,7 @@
           </w:tcPr>
           <w:p>
             <w:pPr>
+              <w:keepNext w:val="false"/>
               <w:spacing w:after="40" w:before="0"/>
               <w:jc w:val="left"/>
             </w:pPr>
@@ -15035,6 +15368,7 @@
           </w:tcPr>
           <w:p>
             <w:pPr>
+              <w:keepNext w:val="false"/>
               <w:spacing w:after="40" w:before="0"/>
               <w:jc w:val="left"/>
             </w:pPr>
@@ -15067,6 +15401,7 @@
           </w:tcPr>
           <w:p>
             <w:pPr>
+              <w:keepNext w:val="false"/>
               <w:spacing w:after="40" w:before="0"/>
               <w:jc w:val="left"/>
             </w:pPr>
@@ -15101,6 +15436,7 @@
           </w:tcPr>
           <w:p>
             <w:pPr>
+              <w:keepNext w:val="false"/>
               <w:spacing w:after="40" w:before="0"/>
               <w:jc w:val="left"/>
             </w:pPr>
@@ -15133,6 +15469,7 @@
           </w:tcPr>
           <w:p>
             <w:pPr>
+              <w:keepNext w:val="false"/>
               <w:spacing w:after="40" w:before="0"/>
               <w:jc w:val="left"/>
             </w:pPr>
@@ -15167,6 +15504,7 @@
           </w:tcPr>
           <w:p>
             <w:pPr>
+              <w:keepNext w:val="false"/>
               <w:spacing w:after="40" w:before="0"/>
               <w:jc w:val="left"/>
             </w:pPr>
@@ -15199,6 +15537,7 @@
           </w:tcPr>
           <w:p>
             <w:pPr>
+              <w:keepNext w:val="false"/>
               <w:spacing w:after="40" w:before="0"/>
               <w:jc w:val="left"/>
             </w:pPr>
@@ -15233,6 +15572,7 @@
           </w:tcPr>
           <w:p>
             <w:pPr>
+              <w:keepNext w:val="false"/>
               <w:spacing w:after="40" w:before="0"/>
               <w:jc w:val="left"/>
             </w:pPr>
@@ -15265,6 +15605,7 @@
           </w:tcPr>
           <w:p>
             <w:pPr>
+              <w:keepNext w:val="false"/>
               <w:spacing w:after="40" w:before="0"/>
               <w:jc w:val="left"/>
             </w:pPr>
@@ -15299,6 +15640,7 @@
           </w:tcPr>
           <w:p>
             <w:pPr>
+              <w:keepNext w:val="false"/>
               <w:spacing w:after="40" w:before="0"/>
               <w:jc w:val="left"/>
             </w:pPr>
@@ -15331,6 +15673,7 @@
           </w:tcPr>
           <w:p>
             <w:pPr>
+              <w:keepNext w:val="false"/>
               <w:spacing w:after="40" w:before="0"/>
               <w:jc w:val="left"/>
             </w:pPr>
@@ -15390,6 +15733,7 @@
           </w:tcPr>
           <w:p>
             <w:pPr>
+              <w:keepNext w:val="false"/>
               <w:spacing w:after="40" w:before="0"/>
               <w:jc w:val="center"/>
             </w:pPr>
@@ -15424,6 +15768,7 @@
           </w:tcPr>
           <w:p>
             <w:pPr>
+              <w:keepNext w:val="false"/>
               <w:spacing w:after="40" w:before="0"/>
               <w:jc w:val="left"/>
             </w:pPr>
@@ -15488,6 +15833,7 @@
           </w:tcPr>
           <w:p>
             <w:pPr>
+              <w:keepNext w:val="false"/>
               <w:spacing w:after="40" w:before="0"/>
               <w:jc w:val="center"/>
             </w:pPr>
@@ -15522,6 +15868,7 @@
           </w:tcPr>
           <w:p>
             <w:pPr>
+              <w:keepNext w:val="false"/>
               <w:spacing w:after="40" w:before="0"/>
               <w:jc w:val="left"/>
             </w:pPr>
@@ -15554,6 +15901,7 @@
           </w:tcPr>
           <w:p>
             <w:pPr>
+              <w:keepNext w:val="false"/>
               <w:spacing w:after="40" w:before="0"/>
               <w:jc w:val="left"/>
             </w:pPr>
@@ -15586,6 +15934,7 @@
           </w:tcPr>
           <w:p>
             <w:pPr>
+              <w:keepNext w:val="false"/>
               <w:spacing w:after="40" w:before="0"/>
               <w:jc w:val="left"/>
             </w:pPr>
@@ -15618,6 +15967,7 @@
           </w:tcPr>
           <w:p>
             <w:pPr>
+              <w:keepNext w:val="false"/>
               <w:spacing w:after="40" w:before="0"/>
               <w:jc w:val="left"/>
             </w:pPr>
@@ -15650,6 +16000,7 @@
           </w:tcPr>
           <w:p>
             <w:pPr>
+              <w:keepNext w:val="false"/>
               <w:spacing w:after="40" w:before="0"/>
               <w:jc w:val="left"/>
             </w:pPr>
@@ -15684,6 +16035,7 @@
           </w:tcPr>
           <w:p>
             <w:pPr>
+              <w:keepNext w:val="false"/>
               <w:spacing w:after="40" w:before="0"/>
               <w:jc w:val="left"/>
             </w:pPr>
@@ -15721,7 +16073,7 @@
             <w:pPr>
               <w:spacing w:after="20" w:before="0"/>
             </w:pPr>
-            <w:hyperlink w:history="1" r:id="rIdtkwvlvt22jx65eptb7mnp">
+            <w:hyperlink w:history="1" r:id="rIdisa5e0il3pl3zz0qzkgij">
               <w:r>
                 <w:rPr>
                   <w:rFonts w:ascii="Arial" w:cs="Arial" w:eastAsia="Arial" w:hAnsi="Arial"/>
@@ -15754,7 +16106,7 @@
               <w:spacing w:after="10" w:before="0"/>
               <w:ind w:left="120"/>
             </w:pPr>
-            <w:hyperlink w:history="1" r:id="rIdelbx45znluuigotloonuv">
+            <w:hyperlink w:history="1" r:id="rIdzgymouvrhffxf8ryqi9un">
               <w:r>
                 <w:rPr>
                   <w:rFonts w:ascii="Arial" w:cs="Arial" w:eastAsia="Arial" w:hAnsi="Arial"/>
@@ -15799,7 +16151,7 @@
             <w:pPr>
               <w:spacing w:after="20" w:before="0"/>
             </w:pPr>
-            <w:hyperlink w:history="1" r:id="rIddplsgbwx9atcvlyhkcrw9">
+            <w:hyperlink w:history="1" r:id="rIdykpa6vmdlc5rvapqcqt4f">
               <w:r>
                 <w:rPr>
                   <w:rFonts w:ascii="Arial" w:cs="Arial" w:eastAsia="Arial" w:hAnsi="Arial"/>
@@ -15832,7 +16184,7 @@
               <w:spacing w:after="10" w:before="0"/>
               <w:ind w:left="120"/>
             </w:pPr>
-            <w:hyperlink w:history="1" r:id="rId5eyvoth9szy6yuasum0qp">
+            <w:hyperlink w:history="1" r:id="rIdj0etx1s-22fyzbhq1pljo">
               <w:r>
                 <w:rPr>
                   <w:rFonts w:ascii="Arial" w:cs="Arial" w:eastAsia="Arial" w:hAnsi="Arial"/>
@@ -15860,6 +16212,7 @@
           </w:tcPr>
           <w:p>
             <w:pPr>
+              <w:keepNext w:val="false"/>
               <w:spacing w:after="40" w:before="0"/>
               <w:jc w:val="left"/>
             </w:pPr>
@@ -15892,6 +16245,7 @@
           </w:tcPr>
           <w:p>
             <w:pPr>
+              <w:keepNext w:val="false"/>
               <w:spacing w:after="40" w:before="0"/>
               <w:jc w:val="left"/>
             </w:pPr>
@@ -15924,6 +16278,7 @@
           </w:tcPr>
           <w:p>
             <w:pPr>
+              <w:keepNext w:val="false"/>
               <w:spacing w:after="40" w:before="0"/>
               <w:jc w:val="left"/>
             </w:pPr>
@@ -15956,6 +16311,7 @@
           </w:tcPr>
           <w:p>
             <w:pPr>
+              <w:keepNext w:val="false"/>
               <w:spacing w:after="40" w:before="0"/>
               <w:jc w:val="left"/>
             </w:pPr>
@@ -15990,6 +16346,7 @@
           </w:tcPr>
           <w:p>
             <w:pPr>
+              <w:keepNext w:val="false"/>
               <w:spacing w:after="40" w:before="0"/>
               <w:jc w:val="left"/>
             </w:pPr>
@@ -16027,7 +16384,7 @@
             <w:pPr>
               <w:spacing w:after="20" w:before="0"/>
             </w:pPr>
-            <w:hyperlink w:history="1" r:id="rIdrqcche_whhwge43tbwjbj">
+            <w:hyperlink w:history="1" r:id="rIdszfrmikj3tfszv1azbmtv">
               <w:r>
                 <w:rPr>
                   <w:rFonts w:ascii="Arial" w:cs="Arial" w:eastAsia="Arial" w:hAnsi="Arial"/>
@@ -16060,7 +16417,7 @@
               <w:spacing w:after="10" w:before="0"/>
               <w:ind w:left="120"/>
             </w:pPr>
-            <w:hyperlink w:history="1" r:id="rId3dbxxyzfchsdbzu7iurry">
+            <w:hyperlink w:history="1" r:id="rIddtwuefnrwtvqsnvuyatrx">
               <w:r>
                 <w:rPr>
                   <w:rFonts w:ascii="Arial" w:cs="Arial" w:eastAsia="Arial" w:hAnsi="Arial"/>
@@ -16105,7 +16462,7 @@
             <w:pPr>
               <w:spacing w:after="20" w:before="0"/>
             </w:pPr>
-            <w:hyperlink w:history="1" r:id="rIdxfc-ne6kkwa0oc_ovuobs">
+            <w:hyperlink w:history="1" r:id="rIdu4e3r2bvjodhtltjlwjp3">
               <w:r>
                 <w:rPr>
                   <w:rFonts w:ascii="Arial" w:cs="Arial" w:eastAsia="Arial" w:hAnsi="Arial"/>
@@ -16138,7 +16495,7 @@
               <w:spacing w:after="10" w:before="0"/>
               <w:ind w:left="120"/>
             </w:pPr>
-            <w:hyperlink w:history="1" r:id="rIdwcu5x5aphwgn-kdu3xusz">
+            <w:hyperlink w:history="1" r:id="rIdnxkqzta9wrypaz6qzsasc">
               <w:r>
                 <w:rPr>
                   <w:rFonts w:ascii="Arial" w:cs="Arial" w:eastAsia="Arial" w:hAnsi="Arial"/>
@@ -16166,6 +16523,7 @@
           </w:tcPr>
           <w:p>
             <w:pPr>
+              <w:keepNext w:val="false"/>
               <w:spacing w:after="40" w:before="0"/>
               <w:jc w:val="left"/>
             </w:pPr>
@@ -16198,6 +16556,7 @@
           </w:tcPr>
           <w:p>
             <w:pPr>
+              <w:keepNext w:val="false"/>
               <w:spacing w:after="40" w:before="0"/>
               <w:jc w:val="left"/>
             </w:pPr>
@@ -16230,6 +16589,7 @@
           </w:tcPr>
           <w:p>
             <w:pPr>
+              <w:keepNext w:val="false"/>
               <w:spacing w:after="40" w:before="0"/>
               <w:jc w:val="left"/>
             </w:pPr>
@@ -16262,6 +16622,7 @@
           </w:tcPr>
           <w:p>
             <w:pPr>
+              <w:keepNext w:val="false"/>
               <w:spacing w:after="40" w:before="0"/>
               <w:jc w:val="left"/>
             </w:pPr>
@@ -16296,6 +16657,7 @@
           </w:tcPr>
           <w:p>
             <w:pPr>
+              <w:keepNext w:val="false"/>
               <w:spacing w:after="40" w:before="0"/>
               <w:jc w:val="left"/>
             </w:pPr>
@@ -16333,7 +16695,7 @@
             <w:pPr>
               <w:spacing w:after="20" w:before="0"/>
             </w:pPr>
-            <w:hyperlink w:history="1" r:id="rIdairp1_2wkfyictnuk-cj9">
+            <w:hyperlink w:history="1" r:id="rIdicigwb2xsbioyscj93rdr">
               <w:r>
                 <w:rPr>
                   <w:rFonts w:ascii="Arial" w:cs="Arial" w:eastAsia="Arial" w:hAnsi="Arial"/>
@@ -16366,7 +16728,7 @@
               <w:spacing w:after="10" w:before="0"/>
               <w:ind w:left="120"/>
             </w:pPr>
-            <w:hyperlink w:history="1" r:id="rId3x-bnbybmvcxyogw5a78f">
+            <w:hyperlink w:history="1" r:id="rIdlmlu3xhklrefr6crjxiq4">
               <w:r>
                 <w:rPr>
                   <w:rFonts w:ascii="Arial" w:cs="Arial" w:eastAsia="Arial" w:hAnsi="Arial"/>
@@ -16411,7 +16773,7 @@
             <w:pPr>
               <w:spacing w:after="20" w:before="0"/>
             </w:pPr>
-            <w:hyperlink w:history="1" r:id="rIdihiurn9-acnbbxihu-kr9">
+            <w:hyperlink w:history="1" r:id="rIdvc-yvlzp_lmo9k5sxceiv">
               <w:r>
                 <w:rPr>
                   <w:rFonts w:ascii="Arial" w:cs="Arial" w:eastAsia="Arial" w:hAnsi="Arial"/>
@@ -16444,7 +16806,7 @@
               <w:spacing w:after="10" w:before="0"/>
               <w:ind w:left="120"/>
             </w:pPr>
-            <w:hyperlink w:history="1" r:id="rIdbwjhzu-re8s1bzvzt4nn_">
+            <w:hyperlink w:history="1" r:id="rIdecj1ynzp-kydp81gnw-xi">
               <w:r>
                 <w:rPr>
                   <w:rFonts w:ascii="Arial" w:cs="Arial" w:eastAsia="Arial" w:hAnsi="Arial"/>
@@ -16472,6 +16834,7 @@
           </w:tcPr>
           <w:p>
             <w:pPr>
+              <w:keepNext w:val="false"/>
               <w:spacing w:after="40" w:before="0"/>
               <w:jc w:val="left"/>
             </w:pPr>
@@ -16504,6 +16867,7 @@
           </w:tcPr>
           <w:p>
             <w:pPr>
+              <w:keepNext w:val="false"/>
               <w:spacing w:after="40" w:before="0"/>
               <w:jc w:val="left"/>
             </w:pPr>
@@ -16536,6 +16900,7 @@
           </w:tcPr>
           <w:p>
             <w:pPr>
+              <w:keepNext w:val="false"/>
               <w:spacing w:after="40" w:before="0"/>
               <w:jc w:val="left"/>
             </w:pPr>
@@ -16568,6 +16933,7 @@
           </w:tcPr>
           <w:p>
             <w:pPr>
+              <w:keepNext w:val="false"/>
               <w:spacing w:after="40" w:before="0"/>
               <w:jc w:val="left"/>
             </w:pPr>
@@ -16602,6 +16968,7 @@
           </w:tcPr>
           <w:p>
             <w:pPr>
+              <w:keepNext w:val="false"/>
               <w:spacing w:after="40" w:before="0"/>
               <w:jc w:val="left"/>
             </w:pPr>
@@ -16639,7 +17006,7 @@
             <w:pPr>
               <w:spacing w:after="20" w:before="0"/>
             </w:pPr>
-            <w:hyperlink w:history="1" r:id="rIdm4u2ak1e6xfbnxmrfdtnu">
+            <w:hyperlink w:history="1" r:id="rIddil_pipeovnotghek3_fx">
               <w:r>
                 <w:rPr>
                   <w:rFonts w:ascii="Arial" w:cs="Arial" w:eastAsia="Arial" w:hAnsi="Arial"/>
@@ -16672,7 +17039,7 @@
               <w:spacing w:after="10" w:before="0"/>
               <w:ind w:left="120"/>
             </w:pPr>
-            <w:hyperlink w:history="1" r:id="rIdwpab2kolpevgjnm8qoxe7">
+            <w:hyperlink w:history="1" r:id="rIdyltbzxj12zp9npsdl4yly">
               <w:r>
                 <w:rPr>
                   <w:rFonts w:ascii="Arial" w:cs="Arial" w:eastAsia="Arial" w:hAnsi="Arial"/>
@@ -16717,7 +17084,7 @@
             <w:pPr>
               <w:spacing w:after="20" w:before="0"/>
             </w:pPr>
-            <w:hyperlink w:history="1" r:id="rIduhhzh1fq9boc0ek6leou5">
+            <w:hyperlink w:history="1" r:id="rIduaruxb1c0zvyhqjauadlf">
               <w:r>
                 <w:rPr>
                   <w:rFonts w:ascii="Arial" w:cs="Arial" w:eastAsia="Arial" w:hAnsi="Arial"/>
@@ -16750,7 +17117,7 @@
               <w:spacing w:after="10" w:before="0"/>
               <w:ind w:left="120"/>
             </w:pPr>
-            <w:hyperlink w:history="1" r:id="rIdy4y2tyrb8-hehfk6vs6_p">
+            <w:hyperlink w:history="1" r:id="rIdt5rmmdax-tdf5-wkkvww1">
               <w:r>
                 <w:rPr>
                   <w:rFonts w:ascii="Arial" w:cs="Arial" w:eastAsia="Arial" w:hAnsi="Arial"/>
@@ -16778,6 +17145,7 @@
           </w:tcPr>
           <w:p>
             <w:pPr>
+              <w:keepNext w:val="false"/>
               <w:spacing w:after="40" w:before="0"/>
               <w:jc w:val="left"/>
             </w:pPr>
@@ -16810,6 +17178,7 @@
           </w:tcPr>
           <w:p>
             <w:pPr>
+              <w:keepNext w:val="false"/>
               <w:spacing w:after="40" w:before="0"/>
               <w:jc w:val="left"/>
             </w:pPr>
@@ -16842,6 +17211,7 @@
           </w:tcPr>
           <w:p>
             <w:pPr>
+              <w:keepNext w:val="false"/>
               <w:spacing w:after="40" w:before="0"/>
               <w:jc w:val="left"/>
             </w:pPr>
@@ -16874,6 +17244,7 @@
           </w:tcPr>
           <w:p>
             <w:pPr>
+              <w:keepNext w:val="false"/>
               <w:spacing w:after="40" w:before="0"/>
               <w:jc w:val="left"/>
             </w:pPr>
@@ -16908,6 +17279,7 @@
           </w:tcPr>
           <w:p>
             <w:pPr>
+              <w:keepNext w:val="false"/>
               <w:spacing w:after="40" w:before="0"/>
               <w:jc w:val="left"/>
             </w:pPr>
@@ -16945,7 +17317,7 @@
             <w:pPr>
               <w:spacing w:after="20" w:before="0"/>
             </w:pPr>
-            <w:hyperlink w:history="1" r:id="rIdyzjbyusl77tzu6dxwizcy">
+            <w:hyperlink w:history="1" r:id="rIdi4sffmysp37jmzpz3zver">
               <w:r>
                 <w:rPr>
                   <w:rFonts w:ascii="Arial" w:cs="Arial" w:eastAsia="Arial" w:hAnsi="Arial"/>
@@ -16978,7 +17350,7 @@
               <w:spacing w:after="10" w:before="0"/>
               <w:ind w:left="120"/>
             </w:pPr>
-            <w:hyperlink w:history="1" r:id="rId5bvrhnfxvmj4ksq1rbwiz">
+            <w:hyperlink w:history="1" r:id="rIdyu2igzkymjuqma8pgnlui">
               <w:r>
                 <w:rPr>
                   <w:rFonts w:ascii="Arial" w:cs="Arial" w:eastAsia="Arial" w:hAnsi="Arial"/>
@@ -17023,7 +17395,7 @@
             <w:pPr>
               <w:spacing w:after="20" w:before="0"/>
             </w:pPr>
-            <w:hyperlink w:history="1" r:id="rIdk_oou5zfusiwkwtvhrzro">
+            <w:hyperlink w:history="1" r:id="rIdmy6sps2kq6hxetywzvmky">
               <w:r>
                 <w:rPr>
                   <w:rFonts w:ascii="Arial" w:cs="Arial" w:eastAsia="Arial" w:hAnsi="Arial"/>
@@ -17056,7 +17428,7 @@
               <w:spacing w:after="10" w:before="0"/>
               <w:ind w:left="120"/>
             </w:pPr>
-            <w:hyperlink w:history="1" r:id="rIdmu7hnd3pzsoxug8esrwla">
+            <w:hyperlink w:history="1" r:id="rIdlktmsjlyghmi8ktbtvu04">
               <w:r>
                 <w:rPr>
                   <w:rFonts w:ascii="Arial" w:cs="Arial" w:eastAsia="Arial" w:hAnsi="Arial"/>
@@ -17084,6 +17456,7 @@
           </w:tcPr>
           <w:p>
             <w:pPr>
+              <w:keepNext w:val="false"/>
               <w:spacing w:after="40" w:before="0"/>
               <w:jc w:val="left"/>
             </w:pPr>
@@ -17116,6 +17489,7 @@
           </w:tcPr>
           <w:p>
             <w:pPr>
+              <w:keepNext w:val="false"/>
               <w:spacing w:after="40" w:before="0"/>
               <w:jc w:val="left"/>
             </w:pPr>
@@ -17148,6 +17522,7 @@
           </w:tcPr>
           <w:p>
             <w:pPr>
+              <w:keepNext w:val="false"/>
               <w:spacing w:after="40" w:before="0"/>
               <w:jc w:val="left"/>
             </w:pPr>
@@ -17180,6 +17555,7 @@
           </w:tcPr>
           <w:p>
             <w:pPr>
+              <w:keepNext w:val="false"/>
               <w:spacing w:after="40" w:before="0"/>
               <w:jc w:val="left"/>
             </w:pPr>
@@ -17239,6 +17615,7 @@
           </w:tcPr>
           <w:p>
             <w:pPr>
+              <w:keepNext w:val="false"/>
               <w:spacing w:after="40" w:before="0"/>
               <w:jc w:val="center"/>
             </w:pPr>
@@ -17273,6 +17650,7 @@
           </w:tcPr>
           <w:p>
             <w:pPr>
+              <w:keepNext w:val="false"/>
               <w:spacing w:after="40" w:before="0"/>
               <w:jc w:val="left"/>
             </w:pPr>
@@ -17334,6 +17712,7 @@
           </w:tcPr>
           <w:p>
             <w:pPr>
+              <w:keepNext w:val="false"/>
               <w:spacing w:after="40" w:before="0"/>
               <w:jc w:val="center"/>
             </w:pPr>
@@ -17368,6 +17747,7 @@
           </w:tcPr>
           <w:p>
             <w:pPr>
+              <w:keepNext w:val="false"/>
               <w:spacing w:after="40" w:before="0"/>
               <w:jc w:val="left"/>
             </w:pPr>
@@ -17400,6 +17780,7 @@
           </w:tcPr>
           <w:p>
             <w:pPr>
+              <w:keepNext w:val="false"/>
               <w:spacing w:after="40" w:before="0"/>
               <w:jc w:val="left"/>
             </w:pPr>
@@ -17434,6 +17815,7 @@
           </w:tcPr>
           <w:p>
             <w:pPr>
+              <w:keepNext w:val="false"/>
               <w:spacing w:after="40" w:before="0"/>
               <w:jc w:val="left"/>
             </w:pPr>
@@ -17466,6 +17848,7 @@
           </w:tcPr>
           <w:p>
             <w:pPr>
+              <w:keepNext w:val="false"/>
               <w:spacing w:after="40" w:before="0"/>
               <w:jc w:val="left"/>
             </w:pPr>
@@ -17500,6 +17883,7 @@
           </w:tcPr>
           <w:p>
             <w:pPr>
+              <w:keepNext w:val="false"/>
               <w:spacing w:after="40" w:before="0"/>
               <w:jc w:val="left"/>
             </w:pPr>
@@ -17532,6 +17916,7 @@
           </w:tcPr>
           <w:p>
             <w:pPr>
+              <w:keepNext w:val="false"/>
               <w:spacing w:after="40" w:before="0"/>
               <w:jc w:val="left"/>
             </w:pPr>
@@ -17568,7 +17953,7 @@
         </w:rPr>
         <w:t xml:space="preserve">© 2026 SeaVuria and ARES. Aligned with KICD objectives. Developed by SeaVuria; technical implementation by ARES (with AI assistance from Claude). Licensed under </w:t>
       </w:r>
-      <w:hyperlink w:history="1" r:id="rIdxyfqrwznli-gstdi7vfes">
+      <w:hyperlink w:history="1" r:id="rIdxfdpf00ngzdfkkkmwnpkj">
         <w:r>
           <w:rPr>
             <w:rFonts w:ascii="Arial" w:cs="Arial" w:eastAsia="Arial" w:hAnsi="Arial"/>
@@ -17589,7 +17974,7 @@
         </w:rPr>
         <w:t xml:space="preserve"> (</w:t>
       </w:r>
-      <w:hyperlink w:history="1" r:id="rIdsgtlmfkrrbtmbt600sqcm">
+      <w:hyperlink w:history="1" r:id="rIdipjq0gjnvjp8bi0q_6ckj">
         <w:r>
           <w:rPr>
             <w:rFonts w:ascii="Arial" w:cs="Arial" w:eastAsia="Arial" w:hAnsi="Arial"/>
@@ -17649,6 +18034,7 @@
           </w:tcPr>
           <w:p>
             <w:pPr>
+              <w:keepNext w:val="false"/>
               <w:spacing w:after="40" w:before="0"/>
               <w:jc w:val="center"/>
             </w:pPr>
@@ -17684,6 +18070,7 @@
           </w:tcPr>
           <w:p>
             <w:pPr>
+              <w:keepNext w:val="false"/>
               <w:spacing w:after="40" w:before="0"/>
               <w:jc w:val="center"/>
             </w:pPr>
@@ -17718,6 +18105,7 @@
           </w:tcPr>
           <w:p>
             <w:pPr>
+              <w:keepNext w:val="false"/>
               <w:spacing w:after="40" w:before="0"/>
               <w:jc w:val="left"/>
             </w:pPr>
@@ -17750,6 +18138,7 @@
           </w:tcPr>
           <w:p>
             <w:pPr>
+              <w:keepNext w:val="false"/>
               <w:spacing w:after="40" w:before="0"/>
               <w:jc w:val="left"/>
             </w:pPr>
@@ -17784,6 +18173,7 @@
           </w:tcPr>
           <w:p>
             <w:pPr>
+              <w:keepNext w:val="false"/>
               <w:spacing w:after="40" w:before="0"/>
               <w:jc w:val="left"/>
             </w:pPr>
@@ -17816,6 +18206,7 @@
           </w:tcPr>
           <w:p>
             <w:pPr>
+              <w:keepNext w:val="false"/>
               <w:spacing w:after="40" w:before="0"/>
               <w:jc w:val="left"/>
             </w:pPr>
@@ -17850,6 +18241,7 @@
           </w:tcPr>
           <w:p>
             <w:pPr>
+              <w:keepNext w:val="false"/>
               <w:spacing w:after="40" w:before="0"/>
               <w:jc w:val="left"/>
             </w:pPr>
@@ -17882,6 +18274,7 @@
           </w:tcPr>
           <w:p>
             <w:pPr>
+              <w:keepNext w:val="false"/>
               <w:spacing w:after="40" w:before="0"/>
               <w:jc w:val="left"/>
             </w:pPr>
@@ -17916,6 +18309,7 @@
           </w:tcPr>
           <w:p>
             <w:pPr>
+              <w:keepNext w:val="false"/>
               <w:spacing w:after="40" w:before="0"/>
               <w:jc w:val="left"/>
             </w:pPr>
@@ -17948,6 +18342,7 @@
           </w:tcPr>
           <w:p>
             <w:pPr>
+              <w:keepNext w:val="false"/>
               <w:spacing w:after="40" w:before="0"/>
               <w:jc w:val="left"/>
             </w:pPr>
@@ -17982,6 +18377,7 @@
           </w:tcPr>
           <w:p>
             <w:pPr>
+              <w:keepNext w:val="false"/>
               <w:spacing w:after="40" w:before="0"/>
               <w:jc w:val="left"/>
             </w:pPr>
@@ -18014,6 +18410,7 @@
           </w:tcPr>
           <w:p>
             <w:pPr>
+              <w:keepNext w:val="false"/>
               <w:spacing w:after="40" w:before="0"/>
               <w:jc w:val="left"/>
             </w:pPr>
@@ -18048,6 +18445,7 @@
           </w:tcPr>
           <w:p>
             <w:pPr>
+              <w:keepNext w:val="false"/>
               <w:spacing w:after="40" w:before="0"/>
               <w:jc w:val="left"/>
             </w:pPr>
@@ -18080,6 +18478,7 @@
           </w:tcPr>
           <w:p>
             <w:pPr>
+              <w:keepNext w:val="false"/>
               <w:spacing w:after="40" w:before="0"/>
               <w:jc w:val="left"/>
             </w:pPr>
@@ -18114,6 +18513,7 @@
           </w:tcPr>
           <w:p>
             <w:pPr>
+              <w:keepNext w:val="false"/>
               <w:spacing w:after="40" w:before="0"/>
               <w:jc w:val="left"/>
             </w:pPr>
@@ -18146,6 +18546,7 @@
           </w:tcPr>
           <w:p>
             <w:pPr>
+              <w:keepNext w:val="false"/>
               <w:spacing w:after="40" w:before="0"/>
               <w:jc w:val="left"/>
             </w:pPr>
@@ -18180,6 +18581,7 @@
           </w:tcPr>
           <w:p>
             <w:pPr>
+              <w:keepNext w:val="false"/>
               <w:spacing w:after="40" w:before="0"/>
               <w:jc w:val="left"/>
             </w:pPr>
@@ -18212,6 +18614,7 @@
           </w:tcPr>
           <w:p>
             <w:pPr>
+              <w:keepNext w:val="false"/>
               <w:spacing w:after="40" w:before="0"/>
               <w:jc w:val="left"/>
             </w:pPr>
@@ -18271,6 +18674,7 @@
           </w:tcPr>
           <w:p>
             <w:pPr>
+              <w:keepNext w:val="false"/>
               <w:spacing w:after="40" w:before="0"/>
               <w:jc w:val="center"/>
             </w:pPr>
@@ -18305,6 +18709,7 @@
           </w:tcPr>
           <w:p>
             <w:pPr>
+              <w:keepNext w:val="false"/>
               <w:spacing w:after="40" w:before="0"/>
               <w:jc w:val="left"/>
             </w:pPr>
@@ -18369,6 +18774,7 @@
           </w:tcPr>
           <w:p>
             <w:pPr>
+              <w:keepNext w:val="false"/>
               <w:spacing w:after="40" w:before="0"/>
               <w:jc w:val="center"/>
             </w:pPr>
@@ -18403,6 +18809,7 @@
           </w:tcPr>
           <w:p>
             <w:pPr>
+              <w:keepNext w:val="false"/>
               <w:spacing w:after="40" w:before="0"/>
               <w:jc w:val="left"/>
             </w:pPr>
@@ -18435,6 +18842,7 @@
           </w:tcPr>
           <w:p>
             <w:pPr>
+              <w:keepNext w:val="false"/>
               <w:spacing w:after="40" w:before="0"/>
               <w:jc w:val="left"/>
             </w:pPr>
@@ -18467,6 +18875,7 @@
           </w:tcPr>
           <w:p>
             <w:pPr>
+              <w:keepNext w:val="false"/>
               <w:spacing w:after="40" w:before="0"/>
               <w:jc w:val="left"/>
             </w:pPr>
@@ -18499,6 +18908,7 @@
           </w:tcPr>
           <w:p>
             <w:pPr>
+              <w:keepNext w:val="false"/>
               <w:spacing w:after="40" w:before="0"/>
               <w:jc w:val="left"/>
             </w:pPr>
@@ -18531,6 +18941,7 @@
           </w:tcPr>
           <w:p>
             <w:pPr>
+              <w:keepNext w:val="false"/>
               <w:spacing w:after="40" w:before="0"/>
               <w:jc w:val="left"/>
             </w:pPr>
@@ -18565,6 +18976,7 @@
           </w:tcPr>
           <w:p>
             <w:pPr>
+              <w:keepNext w:val="false"/>
               <w:spacing w:after="40" w:before="0"/>
               <w:jc w:val="left"/>
             </w:pPr>
@@ -18602,7 +19014,7 @@
             <w:pPr>
               <w:spacing w:after="20" w:before="0"/>
             </w:pPr>
-            <w:hyperlink w:history="1" r:id="rIdw_izpmtkgfiqp3gjzgf6p">
+            <w:hyperlink w:history="1" r:id="rIdn6rhrzjf1ic-gmdng0twx">
               <w:r>
                 <w:rPr>
                   <w:rFonts w:ascii="Arial" w:cs="Arial" w:eastAsia="Arial" w:hAnsi="Arial"/>
@@ -18635,7 +19047,7 @@
               <w:spacing w:after="10" w:before="0"/>
               <w:ind w:left="120"/>
             </w:pPr>
-            <w:hyperlink w:history="1" r:id="rIdcpi2xc4hl4pa69cah1dyz">
+            <w:hyperlink w:history="1" r:id="rIdst7f0pvaqsnwcdpwdyjrh">
               <w:r>
                 <w:rPr>
                   <w:rFonts w:ascii="Arial" w:cs="Arial" w:eastAsia="Arial" w:hAnsi="Arial"/>
@@ -18680,7 +19092,7 @@
             <w:pPr>
               <w:spacing w:after="20" w:before="0"/>
             </w:pPr>
-            <w:hyperlink w:history="1" r:id="rIdp4fxr1pahup3gxz-fgwpr">
+            <w:hyperlink w:history="1" r:id="rIdmusokpntlck8fft9v9kja">
               <w:r>
                 <w:rPr>
                   <w:rFonts w:ascii="Arial" w:cs="Arial" w:eastAsia="Arial" w:hAnsi="Arial"/>
@@ -18713,7 +19125,7 @@
               <w:spacing w:after="10" w:before="0"/>
               <w:ind w:left="120"/>
             </w:pPr>
-            <w:hyperlink w:history="1" r:id="rIdy5dmiu9xhwgg-sth700nw">
+            <w:hyperlink w:history="1" r:id="rIdga2lc6_qszx1lwokliwn6">
               <w:r>
                 <w:rPr>
                   <w:rFonts w:ascii="Arial" w:cs="Arial" w:eastAsia="Arial" w:hAnsi="Arial"/>
@@ -18741,6 +19153,7 @@
           </w:tcPr>
           <w:p>
             <w:pPr>
+              <w:keepNext w:val="false"/>
               <w:spacing w:after="40" w:before="0"/>
               <w:jc w:val="left"/>
             </w:pPr>
@@ -18773,6 +19186,7 @@
           </w:tcPr>
           <w:p>
             <w:pPr>
+              <w:keepNext w:val="false"/>
               <w:spacing w:after="40" w:before="0"/>
               <w:jc w:val="left"/>
             </w:pPr>
@@ -18792,6 +19206,7 @@
           </w:p>
           <w:p>
             <w:pPr>
+              <w:keepNext w:val="false"/>
               <w:spacing w:after="40" w:before="0"/>
               <w:jc w:val="left"/>
             </w:pPr>
@@ -18811,6 +19226,7 @@
           </w:p>
           <w:p>
             <w:pPr>
+              <w:keepNext w:val="false"/>
               <w:spacing w:after="40" w:before="0"/>
               <w:jc w:val="left"/>
             </w:pPr>
@@ -18830,6 +19246,7 @@
           </w:p>
           <w:p>
             <w:pPr>
+              <w:keepNext w:val="false"/>
               <w:spacing w:after="40" w:before="0"/>
               <w:jc w:val="left"/>
             </w:pPr>
@@ -18849,6 +19266,7 @@
           </w:p>
           <w:p>
             <w:pPr>
+              <w:keepNext w:val="false"/>
               <w:spacing w:after="40" w:before="0"/>
               <w:jc w:val="left"/>
             </w:pPr>
@@ -18868,6 +19286,7 @@
           </w:p>
           <w:p>
             <w:pPr>
+              <w:keepNext w:val="false"/>
               <w:spacing w:after="40" w:before="0"/>
               <w:jc w:val="left"/>
             </w:pPr>
@@ -18887,6 +19306,7 @@
           </w:p>
           <w:p>
             <w:pPr>
+              <w:keepNext w:val="false"/>
               <w:spacing w:after="40" w:before="0"/>
               <w:jc w:val="left"/>
             </w:pPr>
@@ -18919,6 +19339,7 @@
           </w:tcPr>
           <w:p>
             <w:pPr>
+              <w:keepNext w:val="false"/>
               <w:spacing w:after="40" w:before="0"/>
               <w:jc w:val="left"/>
             </w:pPr>
@@ -18951,6 +19372,7 @@
           </w:tcPr>
           <w:p>
             <w:pPr>
+              <w:keepNext w:val="false"/>
               <w:spacing w:after="40" w:before="0"/>
               <w:jc w:val="left"/>
             </w:pPr>
@@ -18985,6 +19407,7 @@
           </w:tcPr>
           <w:p>
             <w:pPr>
+              <w:keepNext w:val="false"/>
               <w:spacing w:after="40" w:before="0"/>
               <w:jc w:val="left"/>
             </w:pPr>
@@ -19022,7 +19445,7 @@
             <w:pPr>
               <w:spacing w:after="20" w:before="0"/>
             </w:pPr>
-            <w:hyperlink w:history="1" r:id="rIdb6_2ii2ngmxf5jtm6jnon">
+            <w:hyperlink w:history="1" r:id="rIdnkenvhgah2w3bgkptqjym">
               <w:r>
                 <w:rPr>
                   <w:rFonts w:ascii="Arial" w:cs="Arial" w:eastAsia="Arial" w:hAnsi="Arial"/>
@@ -19055,7 +19478,7 @@
               <w:spacing w:after="10" w:before="0"/>
               <w:ind w:left="120"/>
             </w:pPr>
-            <w:hyperlink w:history="1" r:id="rIdag0lrhumjfwpd0ixauizq">
+            <w:hyperlink w:history="1" r:id="rId9s25mrhsa1fdaq2fybasp">
               <w:r>
                 <w:rPr>
                   <w:rFonts w:ascii="Arial" w:cs="Arial" w:eastAsia="Arial" w:hAnsi="Arial"/>
@@ -19100,7 +19523,7 @@
             <w:pPr>
               <w:spacing w:after="20" w:before="0"/>
             </w:pPr>
-            <w:hyperlink w:history="1" r:id="rIdk--pwjl8beogazg4x1qfp">
+            <w:hyperlink w:history="1" r:id="rIdjzjinkxdfduodb6hiuflc">
               <w:r>
                 <w:rPr>
                   <w:rFonts w:ascii="Arial" w:cs="Arial" w:eastAsia="Arial" w:hAnsi="Arial"/>
@@ -19133,7 +19556,7 @@
               <w:spacing w:after="10" w:before="0"/>
               <w:ind w:left="120"/>
             </w:pPr>
-            <w:hyperlink w:history="1" r:id="rIdytppzp4fuifgvv5epugyo">
+            <w:hyperlink w:history="1" r:id="rIdekybtnzgeqox4n06d42ia">
               <w:r>
                 <w:rPr>
                   <w:rFonts w:ascii="Arial" w:cs="Arial" w:eastAsia="Arial" w:hAnsi="Arial"/>
@@ -19161,6 +19584,7 @@
           </w:tcPr>
           <w:p>
             <w:pPr>
+              <w:keepNext w:val="false"/>
               <w:spacing w:after="40" w:before="0"/>
               <w:jc w:val="left"/>
             </w:pPr>
@@ -19180,6 +19604,7 @@
           </w:p>
           <w:p>
             <w:pPr>
+              <w:keepNext w:val="false"/>
               <w:spacing w:after="40" w:before="0"/>
               <w:jc w:val="left"/>
             </w:pPr>
@@ -19199,6 +19624,7 @@
           </w:p>
           <w:p>
             <w:pPr>
+              <w:keepNext w:val="false"/>
               <w:spacing w:after="40" w:before="0"/>
               <w:jc w:val="left"/>
             </w:pPr>
@@ -19231,6 +19657,7 @@
           </w:tcPr>
           <w:p>
             <w:pPr>
+              <w:keepNext w:val="false"/>
               <w:spacing w:after="40" w:before="0"/>
               <w:jc w:val="left"/>
             </w:pPr>
@@ -19250,6 +19677,7 @@
           </w:p>
           <w:p>
             <w:pPr>
+              <w:keepNext w:val="false"/>
               <w:spacing w:after="40" w:before="0"/>
               <w:jc w:val="left"/>
             </w:pPr>
@@ -19269,6 +19697,7 @@
           </w:p>
           <w:p>
             <w:pPr>
+              <w:keepNext w:val="false"/>
               <w:spacing w:after="40" w:before="0"/>
               <w:jc w:val="left"/>
             </w:pPr>
@@ -19288,6 +19717,7 @@
           </w:p>
           <w:p>
             <w:pPr>
+              <w:keepNext w:val="false"/>
               <w:spacing w:after="40" w:before="0"/>
               <w:jc w:val="left"/>
             </w:pPr>
@@ -19307,6 +19737,7 @@
           </w:p>
           <w:p>
             <w:pPr>
+              <w:keepNext w:val="false"/>
               <w:spacing w:after="40" w:before="0"/>
               <w:jc w:val="left"/>
             </w:pPr>
@@ -19326,6 +19757,7 @@
           </w:p>
           <w:p>
             <w:pPr>
+              <w:keepNext w:val="false"/>
               <w:spacing w:after="40" w:before="0"/>
               <w:jc w:val="left"/>
             </w:pPr>
@@ -19345,6 +19777,7 @@
           </w:p>
           <w:p>
             <w:pPr>
+              <w:keepNext w:val="false"/>
               <w:spacing w:after="40" w:before="0"/>
               <w:jc w:val="left"/>
             </w:pPr>
@@ -19364,6 +19797,7 @@
           </w:p>
           <w:p>
             <w:pPr>
+              <w:keepNext w:val="false"/>
               <w:spacing w:after="40" w:before="0"/>
               <w:jc w:val="left"/>
             </w:pPr>
@@ -19383,6 +19817,7 @@
           </w:p>
           <w:p>
             <w:pPr>
+              <w:keepNext w:val="false"/>
               <w:spacing w:after="40" w:before="0"/>
               <w:jc w:val="left"/>
             </w:pPr>
@@ -19402,6 +19837,7 @@
           </w:p>
           <w:p>
             <w:pPr>
+              <w:keepNext w:val="false"/>
               <w:spacing w:after="40" w:before="0"/>
               <w:jc w:val="left"/>
             </w:pPr>
@@ -19421,6 +19857,7 @@
           </w:p>
           <w:p>
             <w:pPr>
+              <w:keepNext w:val="false"/>
               <w:spacing w:after="40" w:before="0"/>
               <w:jc w:val="left"/>
             </w:pPr>
@@ -19440,6 +19877,7 @@
           </w:p>
           <w:p>
             <w:pPr>
+              <w:keepNext w:val="false"/>
               <w:spacing w:after="40" w:before="0"/>
               <w:jc w:val="left"/>
             </w:pPr>
@@ -19459,6 +19897,7 @@
           </w:p>
           <w:p>
             <w:pPr>
+              <w:keepNext w:val="false"/>
               <w:spacing w:after="40" w:before="0"/>
               <w:jc w:val="left"/>
             </w:pPr>
@@ -19491,6 +19930,7 @@
           </w:tcPr>
           <w:p>
             <w:pPr>
+              <w:keepNext w:val="false"/>
               <w:spacing w:after="40" w:before="0"/>
               <w:jc w:val="left"/>
             </w:pPr>
@@ -19523,6 +19963,7 @@
           </w:tcPr>
           <w:p>
             <w:pPr>
+              <w:keepNext w:val="false"/>
               <w:spacing w:after="40" w:before="0"/>
               <w:jc w:val="left"/>
             </w:pPr>
@@ -19557,6 +19998,7 @@
           </w:tcPr>
           <w:p>
             <w:pPr>
+              <w:keepNext w:val="false"/>
               <w:spacing w:after="40" w:before="0"/>
               <w:jc w:val="left"/>
             </w:pPr>
@@ -19594,7 +20036,7 @@
             <w:pPr>
               <w:spacing w:after="20" w:before="0"/>
             </w:pPr>
-            <w:hyperlink w:history="1" r:id="rIdn0fdy2tiimmsuyh1ivpuo">
+            <w:hyperlink w:history="1" r:id="rIdlovdjnrov8oy-mf-igh09">
               <w:r>
                 <w:rPr>
                   <w:rFonts w:ascii="Arial" w:cs="Arial" w:eastAsia="Arial" w:hAnsi="Arial"/>
@@ -19627,7 +20069,7 @@
               <w:spacing w:after="10" w:before="0"/>
               <w:ind w:left="120"/>
             </w:pPr>
-            <w:hyperlink w:history="1" r:id="rIdj3p_ggyeq7n53m2hcrlp1">
+            <w:hyperlink w:history="1" r:id="rId_1bec74wgw5r2ba7x-mpp">
               <w:r>
                 <w:rPr>
                   <w:rFonts w:ascii="Arial" w:cs="Arial" w:eastAsia="Arial" w:hAnsi="Arial"/>
@@ -19672,7 +20114,7 @@
             <w:pPr>
               <w:spacing w:after="20" w:before="0"/>
             </w:pPr>
-            <w:hyperlink w:history="1" r:id="rIdiwcb6v032mjp5ndt2bpdx">
+            <w:hyperlink w:history="1" r:id="rIdska3hfidcqxdhovpee7se">
               <w:r>
                 <w:rPr>
                   <w:rFonts w:ascii="Arial" w:cs="Arial" w:eastAsia="Arial" w:hAnsi="Arial"/>
@@ -19721,7 +20163,7 @@
               <w:spacing w:after="10" w:before="0"/>
               <w:ind w:left="120"/>
             </w:pPr>
-            <w:hyperlink w:history="1" r:id="rIdxpw-fujdr27pelamfpne_">
+            <w:hyperlink w:history="1" r:id="rIdtexie1idmx0rhy8rmasoh">
               <w:r>
                 <w:rPr>
                   <w:rFonts w:ascii="Arial" w:cs="Arial" w:eastAsia="Arial" w:hAnsi="Arial"/>
@@ -19749,6 +20191,7 @@
           </w:tcPr>
           <w:p>
             <w:pPr>
+              <w:keepNext w:val="false"/>
               <w:spacing w:after="40" w:before="0"/>
               <w:jc w:val="left"/>
             </w:pPr>
@@ -19768,6 +20211,7 @@
           </w:p>
           <w:p>
             <w:pPr>
+              <w:keepNext w:val="false"/>
               <w:spacing w:after="40" w:before="0"/>
               <w:jc w:val="left"/>
             </w:pPr>
@@ -19787,6 +20231,7 @@
           </w:p>
           <w:p>
             <w:pPr>
+              <w:keepNext w:val="false"/>
               <w:spacing w:after="40" w:before="0"/>
               <w:jc w:val="left"/>
             </w:pPr>
@@ -19806,6 +20251,7 @@
           </w:p>
           <w:p>
             <w:pPr>
+              <w:keepNext w:val="false"/>
               <w:spacing w:after="40" w:before="0"/>
               <w:jc w:val="left"/>
             </w:pPr>
@@ -19825,6 +20271,7 @@
           </w:p>
           <w:p>
             <w:pPr>
+              <w:keepNext w:val="false"/>
               <w:spacing w:after="40" w:before="0"/>
               <w:jc w:val="left"/>
             </w:pPr>
@@ -19857,6 +20304,7 @@
           </w:tcPr>
           <w:p>
             <w:pPr>
+              <w:keepNext w:val="false"/>
               <w:spacing w:after="40" w:before="0"/>
               <w:jc w:val="left"/>
             </w:pPr>
@@ -19876,6 +20324,7 @@
           </w:p>
           <w:p>
             <w:pPr>
+              <w:keepNext w:val="false"/>
               <w:spacing w:after="40" w:before="0"/>
               <w:jc w:val="left"/>
             </w:pPr>
@@ -19895,6 +20344,7 @@
           </w:p>
           <w:p>
             <w:pPr>
+              <w:keepNext w:val="false"/>
               <w:spacing w:after="40" w:before="0"/>
               <w:jc w:val="left"/>
             </w:pPr>
@@ -19914,6 +20364,7 @@
           </w:p>
           <w:p>
             <w:pPr>
+              <w:keepNext w:val="false"/>
               <w:spacing w:after="40" w:before="0"/>
               <w:jc w:val="left"/>
             </w:pPr>
@@ -19933,6 +20384,7 @@
           </w:p>
           <w:p>
             <w:pPr>
+              <w:keepNext w:val="false"/>
               <w:spacing w:after="40" w:before="0"/>
               <w:jc w:val="left"/>
             </w:pPr>
@@ -19952,6 +20404,7 @@
           </w:p>
           <w:p>
             <w:pPr>
+              <w:keepNext w:val="false"/>
               <w:spacing w:after="40" w:before="0"/>
               <w:jc w:val="left"/>
             </w:pPr>
@@ -19971,6 +20424,7 @@
           </w:p>
           <w:p>
             <w:pPr>
+              <w:keepNext w:val="false"/>
               <w:spacing w:after="40" w:before="0"/>
               <w:jc w:val="left"/>
             </w:pPr>
@@ -19990,6 +20444,7 @@
           </w:p>
           <w:p>
             <w:pPr>
+              <w:keepNext w:val="false"/>
               <w:spacing w:after="40" w:before="0"/>
               <w:jc w:val="left"/>
             </w:pPr>
@@ -20009,6 +20464,7 @@
           </w:p>
           <w:p>
             <w:pPr>
+              <w:keepNext w:val="false"/>
               <w:spacing w:after="40" w:before="0"/>
               <w:jc w:val="left"/>
             </w:pPr>
@@ -20028,6 +20484,7 @@
           </w:p>
           <w:p>
             <w:pPr>
+              <w:keepNext w:val="false"/>
               <w:spacing w:after="40" w:before="0"/>
               <w:jc w:val="left"/>
             </w:pPr>
@@ -20047,6 +20504,7 @@
           </w:p>
           <w:p>
             <w:pPr>
+              <w:keepNext w:val="false"/>
               <w:spacing w:after="40" w:before="0"/>
               <w:jc w:val="left"/>
             </w:pPr>
@@ -20066,6 +20524,7 @@
           </w:p>
           <w:p>
             <w:pPr>
+              <w:keepNext w:val="false"/>
               <w:spacing w:after="40" w:before="0"/>
               <w:jc w:val="left"/>
             </w:pPr>
@@ -20085,6 +20544,7 @@
           </w:p>
           <w:p>
             <w:pPr>
+              <w:keepNext w:val="false"/>
               <w:spacing w:after="40" w:before="0"/>
               <w:jc w:val="left"/>
             </w:pPr>
@@ -20104,6 +20564,7 @@
           </w:p>
           <w:p>
             <w:pPr>
+              <w:keepNext w:val="false"/>
               <w:spacing w:after="40" w:before="0"/>
               <w:jc w:val="left"/>
             </w:pPr>
@@ -20123,6 +20584,7 @@
           </w:p>
           <w:p>
             <w:pPr>
+              <w:keepNext w:val="false"/>
               <w:spacing w:after="40" w:before="0"/>
               <w:jc w:val="left"/>
             </w:pPr>
@@ -20142,6 +20604,7 @@
           </w:p>
           <w:p>
             <w:pPr>
+              <w:keepNext w:val="false"/>
               <w:spacing w:after="40" w:before="0"/>
               <w:jc w:val="left"/>
             </w:pPr>
@@ -20161,6 +20624,7 @@
           </w:p>
           <w:p>
             <w:pPr>
+              <w:keepNext w:val="false"/>
               <w:spacing w:after="40" w:before="0"/>
               <w:jc w:val="left"/>
             </w:pPr>
@@ -20193,6 +20657,7 @@
           </w:tcPr>
           <w:p>
             <w:pPr>
+              <w:keepNext w:val="false"/>
               <w:spacing w:after="40" w:before="0"/>
               <w:jc w:val="left"/>
             </w:pPr>
@@ -20225,6 +20690,7 @@
           </w:tcPr>
           <w:p>
             <w:pPr>
+              <w:keepNext w:val="false"/>
               <w:spacing w:after="40" w:before="0"/>
               <w:jc w:val="left"/>
             </w:pPr>
@@ -20259,6 +20725,7 @@
           </w:tcPr>
           <w:p>
             <w:pPr>
+              <w:keepNext w:val="false"/>
               <w:spacing w:after="40" w:before="0"/>
               <w:jc w:val="left"/>
             </w:pPr>
@@ -20296,7 +20763,7 @@
             <w:pPr>
               <w:spacing w:after="20" w:before="0"/>
             </w:pPr>
-            <w:hyperlink w:history="1" r:id="rIdgdgljpwl1ia_ymc6scj22">
+            <w:hyperlink w:history="1" r:id="rId-ipu7pd0dz3iajdba9j3p">
               <w:r>
                 <w:rPr>
                   <w:rFonts w:ascii="Arial" w:cs="Arial" w:eastAsia="Arial" w:hAnsi="Arial"/>
@@ -20329,7 +20796,7 @@
               <w:spacing w:after="10" w:before="0"/>
               <w:ind w:left="120"/>
             </w:pPr>
-            <w:hyperlink w:history="1" r:id="rIdt_kiow1srbhvdd5xcyzcq">
+            <w:hyperlink w:history="1" r:id="rIddwghygfgsv2rbbuf_ll4k">
               <w:r>
                 <w:rPr>
                   <w:rFonts w:ascii="Arial" w:cs="Arial" w:eastAsia="Arial" w:hAnsi="Arial"/>
@@ -20374,7 +20841,7 @@
             <w:pPr>
               <w:spacing w:after="20" w:before="0"/>
             </w:pPr>
-            <w:hyperlink w:history="1" r:id="rId7wpufa5dfcam8pfho6yru">
+            <w:hyperlink w:history="1" r:id="rIdc6ksbma_y--jdr27_ecie">
               <w:r>
                 <w:rPr>
                   <w:rFonts w:ascii="Arial" w:cs="Arial" w:eastAsia="Arial" w:hAnsi="Arial"/>
@@ -20423,7 +20890,7 @@
               <w:spacing w:after="10" w:before="0"/>
               <w:ind w:left="120"/>
             </w:pPr>
-            <w:hyperlink w:history="1" r:id="rIdzrb-v-c6fjjqnyhzkrz8e">
+            <w:hyperlink w:history="1" r:id="rIdwew6ppldlpchnsdtwyfd2">
               <w:r>
                 <w:rPr>
                   <w:rFonts w:ascii="Arial" w:cs="Arial" w:eastAsia="Arial" w:hAnsi="Arial"/>
@@ -20451,6 +20918,7 @@
           </w:tcPr>
           <w:p>
             <w:pPr>
+              <w:keepNext w:val="false"/>
               <w:spacing w:after="40" w:before="0"/>
               <w:jc w:val="left"/>
             </w:pPr>
@@ -20483,6 +20951,7 @@
           </w:tcPr>
           <w:p>
             <w:pPr>
+              <w:keepNext w:val="false"/>
               <w:spacing w:after="40" w:before="0"/>
               <w:jc w:val="left"/>
             </w:pPr>
@@ -20502,6 +20971,7 @@
           </w:p>
           <w:p>
             <w:pPr>
+              <w:keepNext w:val="false"/>
               <w:spacing w:after="40" w:before="0"/>
               <w:jc w:val="left"/>
             </w:pPr>
@@ -20521,6 +20991,7 @@
           </w:p>
           <w:p>
             <w:pPr>
+              <w:keepNext w:val="false"/>
               <w:spacing w:after="40" w:before="0"/>
               <w:jc w:val="left"/>
             </w:pPr>
@@ -20540,6 +21011,7 @@
           </w:p>
           <w:p>
             <w:pPr>
+              <w:keepNext w:val="false"/>
               <w:spacing w:after="40" w:before="0"/>
               <w:jc w:val="left"/>
             </w:pPr>
@@ -20559,6 +21031,7 @@
           </w:p>
           <w:p>
             <w:pPr>
+              <w:keepNext w:val="false"/>
               <w:spacing w:after="40" w:before="0"/>
               <w:jc w:val="left"/>
             </w:pPr>
@@ -20591,6 +21064,7 @@
           </w:tcPr>
           <w:p>
             <w:pPr>
+              <w:keepNext w:val="false"/>
               <w:spacing w:after="40" w:before="0"/>
               <w:jc w:val="left"/>
             </w:pPr>
@@ -20623,6 +21097,7 @@
           </w:tcPr>
           <w:p>
             <w:pPr>
+              <w:keepNext w:val="false"/>
               <w:spacing w:after="40" w:before="0"/>
               <w:jc w:val="left"/>
             </w:pPr>
@@ -20657,6 +21132,7 @@
           </w:tcPr>
           <w:p>
             <w:pPr>
+              <w:keepNext w:val="false"/>
               <w:spacing w:after="40" w:before="0"/>
               <w:jc w:val="left"/>
             </w:pPr>
@@ -20694,7 +21170,7 @@
             <w:pPr>
               <w:spacing w:after="20" w:before="0"/>
             </w:pPr>
-            <w:hyperlink w:history="1" r:id="rId0kpcherzf_pydipev4qoo">
+            <w:hyperlink w:history="1" r:id="rId0x3yyqrodc66d9owjhghl">
               <w:r>
                 <w:rPr>
                   <w:rFonts w:ascii="Arial" w:cs="Arial" w:eastAsia="Arial" w:hAnsi="Arial"/>
@@ -20727,7 +21203,7 @@
               <w:spacing w:after="10" w:before="0"/>
               <w:ind w:left="120"/>
             </w:pPr>
-            <w:hyperlink w:history="1" r:id="rIdvycpozwjbnldos3nu9uaf">
+            <w:hyperlink w:history="1" r:id="rIdvld7lrlea5kpb96cgtnyc">
               <w:r>
                 <w:rPr>
                   <w:rFonts w:ascii="Arial" w:cs="Arial" w:eastAsia="Arial" w:hAnsi="Arial"/>
@@ -20772,7 +21248,7 @@
             <w:pPr>
               <w:spacing w:after="20" w:before="0"/>
             </w:pPr>
-            <w:hyperlink w:history="1" r:id="rIdeyg5qhzlnsp84z10yzg8k">
+            <w:hyperlink w:history="1" r:id="rIdargmtnd_bgrita177fj-5">
               <w:r>
                 <w:rPr>
                   <w:rFonts w:ascii="Arial" w:cs="Arial" w:eastAsia="Arial" w:hAnsi="Arial"/>
@@ -20821,7 +21297,7 @@
               <w:spacing w:after="10" w:before="0"/>
               <w:ind w:left="120"/>
             </w:pPr>
-            <w:hyperlink w:history="1" r:id="rIdm5feuimnmanapgaky39fj">
+            <w:hyperlink w:history="1" r:id="rIdrvgpq8cjgtp-rvdmwgf1c">
               <w:r>
                 <w:rPr>
                   <w:rFonts w:ascii="Arial" w:cs="Arial" w:eastAsia="Arial" w:hAnsi="Arial"/>
@@ -20849,6 +21325,7 @@
           </w:tcPr>
           <w:p>
             <w:pPr>
+              <w:keepNext w:val="false"/>
               <w:spacing w:after="40" w:before="0"/>
               <w:jc w:val="left"/>
             </w:pPr>
@@ -20868,6 +21345,7 @@
           </w:p>
           <w:p>
             <w:pPr>
+              <w:keepNext w:val="false"/>
               <w:spacing w:after="40" w:before="0"/>
               <w:jc w:val="left"/>
             </w:pPr>
@@ -20887,6 +21365,7 @@
           </w:p>
           <w:p>
             <w:pPr>
+              <w:keepNext w:val="false"/>
               <w:spacing w:after="40" w:before="0"/>
               <w:jc w:val="left"/>
             </w:pPr>
@@ -20906,6 +21385,7 @@
           </w:p>
           <w:p>
             <w:pPr>
+              <w:keepNext w:val="false"/>
               <w:spacing w:after="40" w:before="0"/>
               <w:jc w:val="left"/>
             </w:pPr>
@@ -20925,6 +21405,7 @@
           </w:p>
           <w:p>
             <w:pPr>
+              <w:keepNext w:val="false"/>
               <w:spacing w:after="40" w:before="0"/>
               <w:jc w:val="left"/>
             </w:pPr>
@@ -20957,6 +21438,7 @@
           </w:tcPr>
           <w:p>
             <w:pPr>
+              <w:keepNext w:val="false"/>
               <w:spacing w:after="40" w:before="0"/>
               <w:jc w:val="left"/>
             </w:pPr>
@@ -20976,6 +21458,7 @@
           </w:p>
           <w:p>
             <w:pPr>
+              <w:keepNext w:val="false"/>
               <w:spacing w:after="40" w:before="0"/>
               <w:jc w:val="left"/>
             </w:pPr>
@@ -20995,6 +21478,7 @@
           </w:p>
           <w:p>
             <w:pPr>
+              <w:keepNext w:val="false"/>
               <w:spacing w:after="40" w:before="0"/>
               <w:jc w:val="left"/>
             </w:pPr>
@@ -21014,6 +21498,7 @@
           </w:p>
           <w:p>
             <w:pPr>
+              <w:keepNext w:val="false"/>
               <w:spacing w:after="40" w:before="0"/>
               <w:jc w:val="left"/>
             </w:pPr>
@@ -21033,6 +21518,7 @@
           </w:p>
           <w:p>
             <w:pPr>
+              <w:keepNext w:val="false"/>
               <w:spacing w:after="40" w:before="0"/>
               <w:jc w:val="left"/>
             </w:pPr>
@@ -21052,6 +21538,7 @@
           </w:p>
           <w:p>
             <w:pPr>
+              <w:keepNext w:val="false"/>
               <w:spacing w:after="40" w:before="0"/>
               <w:jc w:val="left"/>
             </w:pPr>
@@ -21071,6 +21558,7 @@
           </w:p>
           <w:p>
             <w:pPr>
+              <w:keepNext w:val="false"/>
               <w:spacing w:after="40" w:before="0"/>
               <w:jc w:val="left"/>
             </w:pPr>
@@ -21103,6 +21591,7 @@
           </w:tcPr>
           <w:p>
             <w:pPr>
+              <w:keepNext w:val="false"/>
               <w:spacing w:after="40" w:before="0"/>
               <w:jc w:val="left"/>
             </w:pPr>
@@ -21135,6 +21624,7 @@
           </w:tcPr>
           <w:p>
             <w:pPr>
+              <w:keepNext w:val="false"/>
               <w:spacing w:after="40" w:before="0"/>
               <w:jc w:val="left"/>
             </w:pPr>
@@ -21194,6 +21684,7 @@
           </w:tcPr>
           <w:p>
             <w:pPr>
+              <w:keepNext w:val="false"/>
               <w:spacing w:after="40" w:before="0"/>
               <w:jc w:val="center"/>
             </w:pPr>
@@ -21228,6 +21719,7 @@
           </w:tcPr>
           <w:p>
             <w:pPr>
+              <w:keepNext w:val="false"/>
               <w:spacing w:after="40" w:before="0"/>
               <w:jc w:val="left"/>
             </w:pPr>
@@ -21289,6 +21781,7 @@
           </w:tcPr>
           <w:p>
             <w:pPr>
+              <w:keepNext w:val="false"/>
               <w:spacing w:after="40" w:before="0"/>
               <w:jc w:val="center"/>
             </w:pPr>
@@ -21323,6 +21816,7 @@
           </w:tcPr>
           <w:p>
             <w:pPr>
+              <w:keepNext w:val="false"/>
               <w:spacing w:after="40" w:before="0"/>
               <w:jc w:val="left"/>
             </w:pPr>
@@ -21355,6 +21849,7 @@
           </w:tcPr>
           <w:p>
             <w:pPr>
+              <w:keepNext w:val="false"/>
               <w:spacing w:after="40" w:before="0"/>
               <w:jc w:val="left"/>
             </w:pPr>
@@ -21389,6 +21884,7 @@
           </w:tcPr>
           <w:p>
             <w:pPr>
+              <w:keepNext w:val="false"/>
               <w:spacing w:after="40" w:before="0"/>
               <w:jc w:val="left"/>
             </w:pPr>
@@ -21421,6 +21917,7 @@
           </w:tcPr>
           <w:p>
             <w:pPr>
+              <w:keepNext w:val="false"/>
               <w:spacing w:after="40" w:before="0"/>
               <w:jc w:val="left"/>
             </w:pPr>
@@ -21455,6 +21952,7 @@
           </w:tcPr>
           <w:p>
             <w:pPr>
+              <w:keepNext w:val="false"/>
               <w:spacing w:after="40" w:before="0"/>
               <w:jc w:val="left"/>
             </w:pPr>
@@ -21487,6 +21985,7 @@
           </w:tcPr>
           <w:p>
             <w:pPr>
+              <w:keepNext w:val="false"/>
               <w:spacing w:after="40" w:before="0"/>
               <w:jc w:val="left"/>
             </w:pPr>
@@ -21523,7 +22022,7 @@
         </w:rPr>
         <w:t xml:space="preserve">© 2026 SeaVuria and ARES. Aligned with KICD objectives. Developed by SeaVuria; technical implementation by ARES (with AI assistance from Claude). Licensed under </w:t>
       </w:r>
-      <w:hyperlink w:history="1" r:id="rIdttquk5artz1zwwvndvqpi">
+      <w:hyperlink w:history="1" r:id="rId6915rxhtvow8vasvpwfkq">
         <w:r>
           <w:rPr>
             <w:rFonts w:ascii="Arial" w:cs="Arial" w:eastAsia="Arial" w:hAnsi="Arial"/>
@@ -21544,7 +22043,7 @@
         </w:rPr>
         <w:t xml:space="preserve"> (</w:t>
       </w:r>
-      <w:hyperlink w:history="1" r:id="rId7foehyslqlesv8k3gbegz">
+      <w:hyperlink w:history="1" r:id="rIdqbgeuys32rrqmpzhm2qa-">
         <w:r>
           <w:rPr>
             <w:rFonts w:ascii="Arial" w:cs="Arial" w:eastAsia="Arial" w:hAnsi="Arial"/>
@@ -21604,6 +22103,7 @@
           </w:tcPr>
           <w:p>
             <w:pPr>
+              <w:keepNext w:val="false"/>
               <w:spacing w:after="40" w:before="0"/>
               <w:jc w:val="center"/>
             </w:pPr>
@@ -21639,6 +22139,7 @@
           </w:tcPr>
           <w:p>
             <w:pPr>
+              <w:keepNext w:val="false"/>
               <w:spacing w:after="40" w:before="0"/>
               <w:jc w:val="center"/>
             </w:pPr>
@@ -21673,6 +22174,7 @@
           </w:tcPr>
           <w:p>
             <w:pPr>
+              <w:keepNext w:val="false"/>
               <w:spacing w:after="40" w:before="0"/>
               <w:jc w:val="left"/>
             </w:pPr>
@@ -21705,6 +22207,7 @@
           </w:tcPr>
           <w:p>
             <w:pPr>
+              <w:keepNext w:val="false"/>
               <w:spacing w:after="40" w:before="0"/>
               <w:jc w:val="left"/>
             </w:pPr>
@@ -21739,6 +22242,7 @@
           </w:tcPr>
           <w:p>
             <w:pPr>
+              <w:keepNext w:val="false"/>
               <w:spacing w:after="40" w:before="0"/>
               <w:jc w:val="left"/>
             </w:pPr>
@@ -21771,6 +22275,7 @@
           </w:tcPr>
           <w:p>
             <w:pPr>
+              <w:keepNext w:val="false"/>
               <w:spacing w:after="40" w:before="0"/>
               <w:jc w:val="left"/>
             </w:pPr>
@@ -21805,6 +22310,7 @@
           </w:tcPr>
           <w:p>
             <w:pPr>
+              <w:keepNext w:val="false"/>
               <w:spacing w:after="40" w:before="0"/>
               <w:jc w:val="left"/>
             </w:pPr>
@@ -21837,6 +22343,7 @@
           </w:tcPr>
           <w:p>
             <w:pPr>
+              <w:keepNext w:val="false"/>
               <w:spacing w:after="40" w:before="0"/>
               <w:jc w:val="left"/>
             </w:pPr>
@@ -21871,6 +22378,7 @@
           </w:tcPr>
           <w:p>
             <w:pPr>
+              <w:keepNext w:val="false"/>
               <w:spacing w:after="40" w:before="0"/>
               <w:jc w:val="left"/>
             </w:pPr>
@@ -21903,6 +22411,7 @@
           </w:tcPr>
           <w:p>
             <w:pPr>
+              <w:keepNext w:val="false"/>
               <w:spacing w:after="40" w:before="0"/>
               <w:jc w:val="left"/>
             </w:pPr>
@@ -21937,6 +22446,7 @@
           </w:tcPr>
           <w:p>
             <w:pPr>
+              <w:keepNext w:val="false"/>
               <w:spacing w:after="40" w:before="0"/>
               <w:jc w:val="left"/>
             </w:pPr>
@@ -21969,6 +22479,7 @@
           </w:tcPr>
           <w:p>
             <w:pPr>
+              <w:keepNext w:val="false"/>
               <w:spacing w:after="40" w:before="0"/>
               <w:jc w:val="left"/>
             </w:pPr>
@@ -22003,6 +22514,7 @@
           </w:tcPr>
           <w:p>
             <w:pPr>
+              <w:keepNext w:val="false"/>
               <w:spacing w:after="40" w:before="0"/>
               <w:jc w:val="left"/>
             </w:pPr>
@@ -22035,6 +22547,7 @@
           </w:tcPr>
           <w:p>
             <w:pPr>
+              <w:keepNext w:val="false"/>
               <w:spacing w:after="40" w:before="0"/>
               <w:jc w:val="left"/>
             </w:pPr>
@@ -22069,6 +22582,7 @@
           </w:tcPr>
           <w:p>
             <w:pPr>
+              <w:keepNext w:val="false"/>
               <w:spacing w:after="40" w:before="0"/>
               <w:jc w:val="left"/>
             </w:pPr>
@@ -22101,6 +22615,7 @@
           </w:tcPr>
           <w:p>
             <w:pPr>
+              <w:keepNext w:val="false"/>
               <w:spacing w:after="40" w:before="0"/>
               <w:jc w:val="left"/>
             </w:pPr>
@@ -22135,6 +22650,7 @@
           </w:tcPr>
           <w:p>
             <w:pPr>
+              <w:keepNext w:val="false"/>
               <w:spacing w:after="40" w:before="0"/>
               <w:jc w:val="left"/>
             </w:pPr>
@@ -22167,6 +22683,7 @@
           </w:tcPr>
           <w:p>
             <w:pPr>
+              <w:keepNext w:val="false"/>
               <w:spacing w:after="40" w:before="0"/>
               <w:jc w:val="left"/>
             </w:pPr>
@@ -22226,6 +22743,7 @@
           </w:tcPr>
           <w:p>
             <w:pPr>
+              <w:keepNext w:val="false"/>
               <w:spacing w:after="40" w:before="0"/>
               <w:jc w:val="center"/>
             </w:pPr>
@@ -22260,6 +22778,7 @@
           </w:tcPr>
           <w:p>
             <w:pPr>
+              <w:keepNext w:val="false"/>
               <w:spacing w:after="40" w:before="0"/>
               <w:jc w:val="left"/>
             </w:pPr>
@@ -22324,6 +22843,7 @@
           </w:tcPr>
           <w:p>
             <w:pPr>
+              <w:keepNext w:val="false"/>
               <w:spacing w:after="40" w:before="0"/>
               <w:jc w:val="center"/>
             </w:pPr>
@@ -22358,6 +22878,7 @@
           </w:tcPr>
           <w:p>
             <w:pPr>
+              <w:keepNext w:val="false"/>
               <w:spacing w:after="40" w:before="0"/>
               <w:jc w:val="left"/>
             </w:pPr>
@@ -22390,6 +22911,7 @@
           </w:tcPr>
           <w:p>
             <w:pPr>
+              <w:keepNext w:val="false"/>
               <w:spacing w:after="40" w:before="0"/>
               <w:jc w:val="left"/>
             </w:pPr>
@@ -22422,6 +22944,7 @@
           </w:tcPr>
           <w:p>
             <w:pPr>
+              <w:keepNext w:val="false"/>
               <w:spacing w:after="40" w:before="0"/>
               <w:jc w:val="left"/>
             </w:pPr>
@@ -22454,6 +22977,7 @@
           </w:tcPr>
           <w:p>
             <w:pPr>
+              <w:keepNext w:val="false"/>
               <w:spacing w:after="40" w:before="0"/>
               <w:jc w:val="left"/>
             </w:pPr>
@@ -22486,6 +23010,7 @@
           </w:tcPr>
           <w:p>
             <w:pPr>
+              <w:keepNext w:val="false"/>
               <w:spacing w:after="40" w:before="0"/>
               <w:jc w:val="left"/>
             </w:pPr>
@@ -22520,6 +23045,7 @@
           </w:tcPr>
           <w:p>
             <w:pPr>
+              <w:keepNext w:val="false"/>
               <w:spacing w:after="40" w:before="0"/>
               <w:jc w:val="left"/>
             </w:pPr>
@@ -22557,7 +23083,7 @@
             <w:pPr>
               <w:spacing w:after="20" w:before="0"/>
             </w:pPr>
-            <w:hyperlink w:history="1" r:id="rIdwx60l3dewlcelua88b2wj">
+            <w:hyperlink w:history="1" r:id="rIdrtxhk7si_lewwxxphie4s">
               <w:r>
                 <w:rPr>
                   <w:rFonts w:ascii="Arial" w:cs="Arial" w:eastAsia="Arial" w:hAnsi="Arial"/>
@@ -22590,7 +23116,7 @@
               <w:spacing w:after="10" w:before="0"/>
               <w:ind w:left="120"/>
             </w:pPr>
-            <w:hyperlink w:history="1" r:id="rIdbh0vebt2monztdjkibek0">
+            <w:hyperlink w:history="1" r:id="rIdigrffuahhieovtvnrs0ls">
               <w:r>
                 <w:rPr>
                   <w:rFonts w:ascii="Arial" w:cs="Arial" w:eastAsia="Arial" w:hAnsi="Arial"/>
@@ -22635,7 +23161,7 @@
             <w:pPr>
               <w:spacing w:after="20" w:before="0"/>
             </w:pPr>
-            <w:hyperlink w:history="1" r:id="rIdwnim14czkzmwa9ldnr0bp">
+            <w:hyperlink w:history="1" r:id="rIdug4kpizep3tk7e5mjmr_x">
               <w:r>
                 <w:rPr>
                   <w:rFonts w:ascii="Arial" w:cs="Arial" w:eastAsia="Arial" w:hAnsi="Arial"/>
@@ -22668,7 +23194,7 @@
               <w:spacing w:after="10" w:before="0"/>
               <w:ind w:left="120"/>
             </w:pPr>
-            <w:hyperlink w:history="1" r:id="rIdegapzvfsppvsvwlbnwqti">
+            <w:hyperlink w:history="1" r:id="rIdatwvfy90xsers44yxtq7f">
               <w:r>
                 <w:rPr>
                   <w:rFonts w:ascii="Arial" w:cs="Arial" w:eastAsia="Arial" w:hAnsi="Arial"/>
@@ -22696,6 +23222,7 @@
           </w:tcPr>
           <w:p>
             <w:pPr>
+              <w:keepNext w:val="false"/>
               <w:spacing w:after="40" w:before="0"/>
               <w:jc w:val="left"/>
             </w:pPr>
@@ -22728,6 +23255,7 @@
           </w:tcPr>
           <w:p>
             <w:pPr>
+              <w:keepNext w:val="false"/>
               <w:spacing w:after="40" w:before="0"/>
               <w:jc w:val="left"/>
             </w:pPr>
@@ -22760,6 +23288,7 @@
           </w:tcPr>
           <w:p>
             <w:pPr>
+              <w:keepNext w:val="false"/>
               <w:spacing w:after="40" w:before="0"/>
               <w:jc w:val="left"/>
             </w:pPr>
@@ -22792,6 +23321,7 @@
           </w:tcPr>
           <w:p>
             <w:pPr>
+              <w:keepNext w:val="false"/>
               <w:spacing w:after="40" w:before="0"/>
               <w:jc w:val="left"/>
             </w:pPr>
@@ -22826,6 +23356,7 @@
           </w:tcPr>
           <w:p>
             <w:pPr>
+              <w:keepNext w:val="false"/>
               <w:spacing w:after="40" w:before="0"/>
               <w:jc w:val="left"/>
             </w:pPr>
@@ -22863,7 +23394,7 @@
             <w:pPr>
               <w:spacing w:after="20" w:before="0"/>
             </w:pPr>
-            <w:hyperlink w:history="1" r:id="rIdu3ui1nq-9npvcwej2mtge">
+            <w:hyperlink w:history="1" r:id="rIdqphhk5yjlp-va_lqvw0m9">
               <w:r>
                 <w:rPr>
                   <w:rFonts w:ascii="Arial" w:cs="Arial" w:eastAsia="Arial" w:hAnsi="Arial"/>
@@ -22896,7 +23427,7 @@
               <w:spacing w:after="10" w:before="0"/>
               <w:ind w:left="120"/>
             </w:pPr>
-            <w:hyperlink w:history="1" r:id="rIdpajztree3xmg84ms6ljbz">
+            <w:hyperlink w:history="1" r:id="rIdupyxppcan8x9kvtqz4_z5">
               <w:r>
                 <w:rPr>
                   <w:rFonts w:ascii="Arial" w:cs="Arial" w:eastAsia="Arial" w:hAnsi="Arial"/>
@@ -22941,7 +23472,7 @@
             <w:pPr>
               <w:spacing w:after="20" w:before="0"/>
             </w:pPr>
-            <w:hyperlink w:history="1" r:id="rId61b1fjas-rnqiplfp9yjq">
+            <w:hyperlink w:history="1" r:id="rIdciyn4hwuvnikjr9yhh01b">
               <w:r>
                 <w:rPr>
                   <w:rFonts w:ascii="Arial" w:cs="Arial" w:eastAsia="Arial" w:hAnsi="Arial"/>
@@ -22974,7 +23505,7 @@
               <w:spacing w:after="10" w:before="0"/>
               <w:ind w:left="120"/>
             </w:pPr>
-            <w:hyperlink w:history="1" r:id="rId3ieyqqq27f6izb3kuq-0_">
+            <w:hyperlink w:history="1" r:id="rIdklbug7lgp8ijcwbzji63x">
               <w:r>
                 <w:rPr>
                   <w:rFonts w:ascii="Arial" w:cs="Arial" w:eastAsia="Arial" w:hAnsi="Arial"/>
@@ -23002,6 +23533,7 @@
           </w:tcPr>
           <w:p>
             <w:pPr>
+              <w:keepNext w:val="false"/>
               <w:spacing w:after="40" w:before="0"/>
               <w:jc w:val="left"/>
             </w:pPr>
@@ -23034,6 +23566,7 @@
           </w:tcPr>
           <w:p>
             <w:pPr>
+              <w:keepNext w:val="false"/>
               <w:spacing w:after="40" w:before="0"/>
               <w:jc w:val="left"/>
             </w:pPr>
@@ -23066,6 +23599,7 @@
           </w:tcPr>
           <w:p>
             <w:pPr>
+              <w:keepNext w:val="false"/>
               <w:spacing w:after="40" w:before="0"/>
               <w:jc w:val="left"/>
             </w:pPr>
@@ -23098,6 +23632,7 @@
           </w:tcPr>
           <w:p>
             <w:pPr>
+              <w:keepNext w:val="false"/>
               <w:spacing w:after="40" w:before="0"/>
               <w:jc w:val="left"/>
             </w:pPr>
@@ -23132,6 +23667,7 @@
           </w:tcPr>
           <w:p>
             <w:pPr>
+              <w:keepNext w:val="false"/>
               <w:spacing w:after="40" w:before="0"/>
               <w:jc w:val="left"/>
             </w:pPr>
@@ -23169,7 +23705,7 @@
             <w:pPr>
               <w:spacing w:after="20" w:before="0"/>
             </w:pPr>
-            <w:hyperlink w:history="1" r:id="rIdtyctecl_zhyw4vojkswyw">
+            <w:hyperlink w:history="1" r:id="rIdjrb9nz3cpmm0y5pli8huy">
               <w:r>
                 <w:rPr>
                   <w:rFonts w:ascii="Arial" w:cs="Arial" w:eastAsia="Arial" w:hAnsi="Arial"/>
@@ -23202,7 +23738,7 @@
               <w:spacing w:after="10" w:before="0"/>
               <w:ind w:left="120"/>
             </w:pPr>
-            <w:hyperlink w:history="1" r:id="rId4rn9uqegp9pebww_12tbv">
+            <w:hyperlink w:history="1" r:id="rIdkvgihnie99wijiaon7-ko">
               <w:r>
                 <w:rPr>
                   <w:rFonts w:ascii="Arial" w:cs="Arial" w:eastAsia="Arial" w:hAnsi="Arial"/>
@@ -23247,7 +23783,7 @@
             <w:pPr>
               <w:spacing w:after="20" w:before="0"/>
             </w:pPr>
-            <w:hyperlink w:history="1" r:id="rIdrgvce2mjsqo1l5xv1voub">
+            <w:hyperlink w:history="1" r:id="rIdonp_l0ar1v0le7qfm24zl">
               <w:r>
                 <w:rPr>
                   <w:rFonts w:ascii="Arial" w:cs="Arial" w:eastAsia="Arial" w:hAnsi="Arial"/>
@@ -23280,7 +23816,7 @@
               <w:spacing w:after="10" w:before="0"/>
               <w:ind w:left="120"/>
             </w:pPr>
-            <w:hyperlink w:history="1" r:id="rId6mvfmcu8eed2dmqmznwaq">
+            <w:hyperlink w:history="1" r:id="rId2embju__xeiukvjlgzql6">
               <w:r>
                 <w:rPr>
                   <w:rFonts w:ascii="Arial" w:cs="Arial" w:eastAsia="Arial" w:hAnsi="Arial"/>
@@ -23308,6 +23844,7 @@
           </w:tcPr>
           <w:p>
             <w:pPr>
+              <w:keepNext w:val="false"/>
               <w:spacing w:after="40" w:before="0"/>
               <w:jc w:val="left"/>
             </w:pPr>
@@ -23340,6 +23877,7 @@
           </w:tcPr>
           <w:p>
             <w:pPr>
+              <w:keepNext w:val="false"/>
               <w:spacing w:after="40" w:before="0"/>
               <w:jc w:val="left"/>
             </w:pPr>
@@ -23372,6 +23910,7 @@
           </w:tcPr>
           <w:p>
             <w:pPr>
+              <w:keepNext w:val="false"/>
               <w:spacing w:after="40" w:before="0"/>
               <w:jc w:val="left"/>
             </w:pPr>
@@ -23404,6 +23943,7 @@
           </w:tcPr>
           <w:p>
             <w:pPr>
+              <w:keepNext w:val="false"/>
               <w:spacing w:after="40" w:before="0"/>
               <w:jc w:val="left"/>
             </w:pPr>
@@ -23438,6 +23978,7 @@
           </w:tcPr>
           <w:p>
             <w:pPr>
+              <w:keepNext w:val="false"/>
               <w:spacing w:after="40" w:before="0"/>
               <w:jc w:val="left"/>
             </w:pPr>
@@ -23475,7 +24016,7 @@
             <w:pPr>
               <w:spacing w:after="20" w:before="0"/>
             </w:pPr>
-            <w:hyperlink w:history="1" r:id="rIdbbaotpf1mhet01eh2dkqa">
+            <w:hyperlink w:history="1" r:id="rIdr-z6dhnfjhbznfkekcwrf">
               <w:r>
                 <w:rPr>
                   <w:rFonts w:ascii="Arial" w:cs="Arial" w:eastAsia="Arial" w:hAnsi="Arial"/>
@@ -23508,7 +24049,7 @@
               <w:spacing w:after="10" w:before="0"/>
               <w:ind w:left="120"/>
             </w:pPr>
-            <w:hyperlink w:history="1" r:id="rIdppn8q6kryhpyx2jygd718">
+            <w:hyperlink w:history="1" r:id="rId2crcvpyg60cksg8zbm8e3">
               <w:r>
                 <w:rPr>
                   <w:rFonts w:ascii="Arial" w:cs="Arial" w:eastAsia="Arial" w:hAnsi="Arial"/>
@@ -23553,7 +24094,7 @@
             <w:pPr>
               <w:spacing w:after="20" w:before="0"/>
             </w:pPr>
-            <w:hyperlink w:history="1" r:id="rId_fkr2u-sczz5ztx0w1w4h">
+            <w:hyperlink w:history="1" r:id="rIdynp5laxbxxltpjaecvzsx">
               <w:r>
                 <w:rPr>
                   <w:rFonts w:ascii="Arial" w:cs="Arial" w:eastAsia="Arial" w:hAnsi="Arial"/>
@@ -23586,7 +24127,7 @@
               <w:spacing w:after="10" w:before="0"/>
               <w:ind w:left="120"/>
             </w:pPr>
-            <w:hyperlink w:history="1" r:id="rId1okmtkjyubhzeo8ut0w4v">
+            <w:hyperlink w:history="1" r:id="rIdwup5fa-btjboq9fttplur">
               <w:r>
                 <w:rPr>
                   <w:rFonts w:ascii="Arial" w:cs="Arial" w:eastAsia="Arial" w:hAnsi="Arial"/>
@@ -23614,6 +24155,7 @@
           </w:tcPr>
           <w:p>
             <w:pPr>
+              <w:keepNext w:val="false"/>
               <w:spacing w:after="40" w:before="0"/>
               <w:jc w:val="left"/>
             </w:pPr>
@@ -23646,6 +24188,7 @@
           </w:tcPr>
           <w:p>
             <w:pPr>
+              <w:keepNext w:val="false"/>
               <w:spacing w:after="40" w:before="0"/>
               <w:jc w:val="left"/>
             </w:pPr>
@@ -23678,6 +24221,7 @@
           </w:tcPr>
           <w:p>
             <w:pPr>
+              <w:keepNext w:val="false"/>
               <w:spacing w:after="40" w:before="0"/>
               <w:jc w:val="left"/>
             </w:pPr>
@@ -23710,6 +24254,7 @@
           </w:tcPr>
           <w:p>
             <w:pPr>
+              <w:keepNext w:val="false"/>
               <w:spacing w:after="40" w:before="0"/>
               <w:jc w:val="left"/>
             </w:pPr>
@@ -23744,6 +24289,7 @@
           </w:tcPr>
           <w:p>
             <w:pPr>
+              <w:keepNext w:val="false"/>
               <w:spacing w:after="40" w:before="0"/>
               <w:jc w:val="left"/>
             </w:pPr>
@@ -23781,7 +24327,7 @@
             <w:pPr>
               <w:spacing w:after="20" w:before="0"/>
             </w:pPr>
-            <w:hyperlink w:history="1" r:id="rIdp2_3wvsidksnn1mhfs2v2">
+            <w:hyperlink w:history="1" r:id="rIdemopg4mv9kmdbr-scowm3">
               <w:r>
                 <w:rPr>
                   <w:rFonts w:ascii="Arial" w:cs="Arial" w:eastAsia="Arial" w:hAnsi="Arial"/>
@@ -23814,7 +24360,7 @@
               <w:spacing w:after="10" w:before="0"/>
               <w:ind w:left="120"/>
             </w:pPr>
-            <w:hyperlink w:history="1" r:id="rIdlm4gnyxzdjbc1osimwg_p">
+            <w:hyperlink w:history="1" r:id="rId3sudhwvht5tjngjubyax7">
               <w:r>
                 <w:rPr>
                   <w:rFonts w:ascii="Arial" w:cs="Arial" w:eastAsia="Arial" w:hAnsi="Arial"/>
@@ -23859,7 +24405,7 @@
             <w:pPr>
               <w:spacing w:after="20" w:before="0"/>
             </w:pPr>
-            <w:hyperlink w:history="1" r:id="rIdf1yvlhuda8_dfnaz7w_in">
+            <w:hyperlink w:history="1" r:id="rIdrq-e-an-yi1qbvpvheivw">
               <w:r>
                 <w:rPr>
                   <w:rFonts w:ascii="Arial" w:cs="Arial" w:eastAsia="Arial" w:hAnsi="Arial"/>
@@ -23908,7 +24454,7 @@
               <w:spacing w:after="10" w:before="0"/>
               <w:ind w:left="120"/>
             </w:pPr>
-            <w:hyperlink w:history="1" r:id="rId483tmm5fgrsvebr-myk-g">
+            <w:hyperlink w:history="1" r:id="rIdgvltxbo459u7jvkhq5f0l">
               <w:r>
                 <w:rPr>
                   <w:rFonts w:ascii="Arial" w:cs="Arial" w:eastAsia="Arial" w:hAnsi="Arial"/>
@@ -23936,6 +24482,7 @@
           </w:tcPr>
           <w:p>
             <w:pPr>
+              <w:keepNext w:val="false"/>
               <w:spacing w:after="40" w:before="0"/>
               <w:jc w:val="left"/>
             </w:pPr>
@@ -23968,6 +24515,7 @@
           </w:tcPr>
           <w:p>
             <w:pPr>
+              <w:keepNext w:val="false"/>
               <w:spacing w:after="40" w:before="0"/>
               <w:jc w:val="left"/>
             </w:pPr>
@@ -24000,6 +24548,7 @@
           </w:tcPr>
           <w:p>
             <w:pPr>
+              <w:keepNext w:val="false"/>
               <w:spacing w:after="40" w:before="0"/>
               <w:jc w:val="left"/>
             </w:pPr>
@@ -24032,6 +24581,7 @@
           </w:tcPr>
           <w:p>
             <w:pPr>
+              <w:keepNext w:val="false"/>
               <w:spacing w:after="40" w:before="0"/>
               <w:jc w:val="left"/>
             </w:pPr>
@@ -24091,6 +24641,7 @@
           </w:tcPr>
           <w:p>
             <w:pPr>
+              <w:keepNext w:val="false"/>
               <w:spacing w:after="40" w:before="0"/>
               <w:jc w:val="center"/>
             </w:pPr>
@@ -24125,6 +24676,7 @@
           </w:tcPr>
           <w:p>
             <w:pPr>
+              <w:keepNext w:val="false"/>
               <w:spacing w:after="40" w:before="0"/>
               <w:jc w:val="left"/>
             </w:pPr>
@@ -24186,6 +24738,7 @@
           </w:tcPr>
           <w:p>
             <w:pPr>
+              <w:keepNext w:val="false"/>
               <w:spacing w:after="40" w:before="0"/>
               <w:jc w:val="center"/>
             </w:pPr>
@@ -24220,6 +24773,7 @@
           </w:tcPr>
           <w:p>
             <w:pPr>
+              <w:keepNext w:val="false"/>
               <w:spacing w:after="40" w:before="0"/>
               <w:jc w:val="left"/>
             </w:pPr>
@@ -24252,6 +24806,7 @@
           </w:tcPr>
           <w:p>
             <w:pPr>
+              <w:keepNext w:val="false"/>
               <w:spacing w:after="40" w:before="0"/>
               <w:jc w:val="left"/>
             </w:pPr>
@@ -24286,6 +24841,7 @@
           </w:tcPr>
           <w:p>
             <w:pPr>
+              <w:keepNext w:val="false"/>
               <w:spacing w:after="40" w:before="0"/>
               <w:jc w:val="left"/>
             </w:pPr>
@@ -24318,6 +24874,7 @@
           </w:tcPr>
           <w:p>
             <w:pPr>
+              <w:keepNext w:val="false"/>
               <w:spacing w:after="40" w:before="0"/>
               <w:jc w:val="left"/>
             </w:pPr>
@@ -24352,6 +24909,7 @@
           </w:tcPr>
           <w:p>
             <w:pPr>
+              <w:keepNext w:val="false"/>
               <w:spacing w:after="40" w:before="0"/>
               <w:jc w:val="left"/>
             </w:pPr>
@@ -24384,6 +24942,7 @@
           </w:tcPr>
           <w:p>
             <w:pPr>
+              <w:keepNext w:val="false"/>
               <w:spacing w:after="40" w:before="0"/>
               <w:jc w:val="left"/>
             </w:pPr>
@@ -24420,7 +24979,7 @@
         </w:rPr>
         <w:t xml:space="preserve">© 2026 SeaVuria and ARES. Aligned with KICD objectives. Developed by SeaVuria; technical implementation by ARES (with AI assistance from Claude). Licensed under </w:t>
       </w:r>
-      <w:hyperlink w:history="1" r:id="rIdlyppqckkgpsndtzyvddrj">
+      <w:hyperlink w:history="1" r:id="rIdzpgfbl8qylg0vrqf81vfa">
         <w:r>
           <w:rPr>
             <w:rFonts w:ascii="Arial" w:cs="Arial" w:eastAsia="Arial" w:hAnsi="Arial"/>
@@ -24441,7 +25000,7 @@
         </w:rPr>
         <w:t xml:space="preserve"> (</w:t>
       </w:r>
-      <w:hyperlink w:history="1" r:id="rIdc5dkbktplzs0gx3iml6bx">
+      <w:hyperlink w:history="1" r:id="rIdjpaeywad38fprkyhorzoo">
         <w:r>
           <w:rPr>
             <w:rFonts w:ascii="Arial" w:cs="Arial" w:eastAsia="Arial" w:hAnsi="Arial"/>
@@ -24501,6 +25060,7 @@
           </w:tcPr>
           <w:p>
             <w:pPr>
+              <w:keepNext w:val="false"/>
               <w:spacing w:after="40" w:before="0"/>
               <w:jc w:val="center"/>
             </w:pPr>
@@ -24536,6 +25096,7 @@
           </w:tcPr>
           <w:p>
             <w:pPr>
+              <w:keepNext w:val="false"/>
               <w:spacing w:after="40" w:before="0"/>
               <w:jc w:val="center"/>
             </w:pPr>
@@ -24570,6 +25131,7 @@
           </w:tcPr>
           <w:p>
             <w:pPr>
+              <w:keepNext w:val="false"/>
               <w:spacing w:after="40" w:before="0"/>
               <w:jc w:val="left"/>
             </w:pPr>
@@ -24602,6 +25164,7 @@
           </w:tcPr>
           <w:p>
             <w:pPr>
+              <w:keepNext w:val="false"/>
               <w:spacing w:after="40" w:before="0"/>
               <w:jc w:val="left"/>
             </w:pPr>
@@ -24636,6 +25199,7 @@
           </w:tcPr>
           <w:p>
             <w:pPr>
+              <w:keepNext w:val="false"/>
               <w:spacing w:after="40" w:before="0"/>
               <w:jc w:val="left"/>
             </w:pPr>
@@ -24668,6 +25232,7 @@
           </w:tcPr>
           <w:p>
             <w:pPr>
+              <w:keepNext w:val="false"/>
               <w:spacing w:after="40" w:before="0"/>
               <w:jc w:val="left"/>
             </w:pPr>
@@ -24702,6 +25267,7 @@
           </w:tcPr>
           <w:p>
             <w:pPr>
+              <w:keepNext w:val="false"/>
               <w:spacing w:after="40" w:before="0"/>
               <w:jc w:val="left"/>
             </w:pPr>
@@ -24734,6 +25300,7 @@
           </w:tcPr>
           <w:p>
             <w:pPr>
+              <w:keepNext w:val="false"/>
               <w:spacing w:after="40" w:before="0"/>
               <w:jc w:val="left"/>
             </w:pPr>
@@ -24768,6 +25335,7 @@
           </w:tcPr>
           <w:p>
             <w:pPr>
+              <w:keepNext w:val="false"/>
               <w:spacing w:after="40" w:before="0"/>
               <w:jc w:val="left"/>
             </w:pPr>
@@ -24800,6 +25368,7 @@
           </w:tcPr>
           <w:p>
             <w:pPr>
+              <w:keepNext w:val="false"/>
               <w:spacing w:after="40" w:before="0"/>
               <w:jc w:val="left"/>
             </w:pPr>
@@ -24834,6 +25403,7 @@
           </w:tcPr>
           <w:p>
             <w:pPr>
+              <w:keepNext w:val="false"/>
               <w:spacing w:after="40" w:before="0"/>
               <w:jc w:val="left"/>
             </w:pPr>
@@ -24866,6 +25436,7 @@
           </w:tcPr>
           <w:p>
             <w:pPr>
+              <w:keepNext w:val="false"/>
               <w:spacing w:after="40" w:before="0"/>
               <w:jc w:val="left"/>
             </w:pPr>
@@ -24900,6 +25471,7 @@
           </w:tcPr>
           <w:p>
             <w:pPr>
+              <w:keepNext w:val="false"/>
               <w:spacing w:after="40" w:before="0"/>
               <w:jc w:val="left"/>
             </w:pPr>
@@ -24932,6 +25504,7 @@
           </w:tcPr>
           <w:p>
             <w:pPr>
+              <w:keepNext w:val="false"/>
               <w:spacing w:after="40" w:before="0"/>
               <w:jc w:val="left"/>
             </w:pPr>
@@ -24966,6 +25539,7 @@
           </w:tcPr>
           <w:p>
             <w:pPr>
+              <w:keepNext w:val="false"/>
               <w:spacing w:after="40" w:before="0"/>
               <w:jc w:val="left"/>
             </w:pPr>
@@ -24998,6 +25572,7 @@
           </w:tcPr>
           <w:p>
             <w:pPr>
+              <w:keepNext w:val="false"/>
               <w:spacing w:after="40" w:before="0"/>
               <w:jc w:val="left"/>
             </w:pPr>
@@ -25032,6 +25607,7 @@
           </w:tcPr>
           <w:p>
             <w:pPr>
+              <w:keepNext w:val="false"/>
               <w:spacing w:after="40" w:before="0"/>
               <w:jc w:val="left"/>
             </w:pPr>
@@ -25064,6 +25640,7 @@
           </w:tcPr>
           <w:p>
             <w:pPr>
+              <w:keepNext w:val="false"/>
               <w:spacing w:after="40" w:before="0"/>
               <w:jc w:val="left"/>
             </w:pPr>
@@ -25123,6 +25700,7 @@
           </w:tcPr>
           <w:p>
             <w:pPr>
+              <w:keepNext w:val="false"/>
               <w:spacing w:after="40" w:before="0"/>
               <w:jc w:val="center"/>
             </w:pPr>
@@ -25157,6 +25735,7 @@
           </w:tcPr>
           <w:p>
             <w:pPr>
+              <w:keepNext w:val="false"/>
               <w:spacing w:after="40" w:before="0"/>
               <w:jc w:val="left"/>
             </w:pPr>
@@ -25221,6 +25800,7 @@
           </w:tcPr>
           <w:p>
             <w:pPr>
+              <w:keepNext w:val="false"/>
               <w:spacing w:after="40" w:before="0"/>
               <w:jc w:val="center"/>
             </w:pPr>
@@ -25255,6 +25835,7 @@
           </w:tcPr>
           <w:p>
             <w:pPr>
+              <w:keepNext w:val="false"/>
               <w:spacing w:after="40" w:before="0"/>
               <w:jc w:val="left"/>
             </w:pPr>
@@ -25287,6 +25868,7 @@
           </w:tcPr>
           <w:p>
             <w:pPr>
+              <w:keepNext w:val="false"/>
               <w:spacing w:after="40" w:before="0"/>
               <w:jc w:val="left"/>
             </w:pPr>
@@ -25319,6 +25901,7 @@
           </w:tcPr>
           <w:p>
             <w:pPr>
+              <w:keepNext w:val="false"/>
               <w:spacing w:after="40" w:before="0"/>
               <w:jc w:val="left"/>
             </w:pPr>
@@ -25351,6 +25934,7 @@
           </w:tcPr>
           <w:p>
             <w:pPr>
+              <w:keepNext w:val="false"/>
               <w:spacing w:after="40" w:before="0"/>
               <w:jc w:val="left"/>
             </w:pPr>
@@ -25383,6 +25967,7 @@
           </w:tcPr>
           <w:p>
             <w:pPr>
+              <w:keepNext w:val="false"/>
               <w:spacing w:after="40" w:before="0"/>
               <w:jc w:val="left"/>
             </w:pPr>
@@ -25417,6 +26002,7 @@
           </w:tcPr>
           <w:p>
             <w:pPr>
+              <w:keepNext w:val="false"/>
               <w:spacing w:after="40" w:before="0"/>
               <w:jc w:val="left"/>
             </w:pPr>
@@ -25454,7 +26040,7 @@
             <w:pPr>
               <w:spacing w:after="20" w:before="0"/>
             </w:pPr>
-            <w:hyperlink w:history="1" r:id="rId6lveflm-fvswy_fktip7o">
+            <w:hyperlink w:history="1" r:id="rId2ozvhnzzi8fznmhzsbqut">
               <w:r>
                 <w:rPr>
                   <w:rFonts w:ascii="Arial" w:cs="Arial" w:eastAsia="Arial" w:hAnsi="Arial"/>
@@ -25487,7 +26073,7 @@
               <w:spacing w:after="10" w:before="0"/>
               <w:ind w:left="120"/>
             </w:pPr>
-            <w:hyperlink w:history="1" r:id="rIde8rhhw-rxiylq8u-szglk">
+            <w:hyperlink w:history="1" r:id="rIda6owb536yrcunbqfg2rcm">
               <w:r>
                 <w:rPr>
                   <w:rFonts w:ascii="Arial" w:cs="Arial" w:eastAsia="Arial" w:hAnsi="Arial"/>
@@ -25532,7 +26118,7 @@
             <w:pPr>
               <w:spacing w:after="20" w:before="0"/>
             </w:pPr>
-            <w:hyperlink w:history="1" r:id="rIdaycl_r1h6arpesnpuya1t">
+            <w:hyperlink w:history="1" r:id="rId56te14jy7swlxrbc7dtj5">
               <w:r>
                 <w:rPr>
                   <w:rFonts w:ascii="Arial" w:cs="Arial" w:eastAsia="Arial" w:hAnsi="Arial"/>
@@ -25565,7 +26151,7 @@
               <w:spacing w:after="10" w:before="0"/>
               <w:ind w:left="120"/>
             </w:pPr>
-            <w:hyperlink w:history="1" r:id="rIdnxy0-yyfqxgiz7_efimbo">
+            <w:hyperlink w:history="1" r:id="rIdt4fupvgoqz5t6pamktn86">
               <w:r>
                 <w:rPr>
                   <w:rFonts w:ascii="Arial" w:cs="Arial" w:eastAsia="Arial" w:hAnsi="Arial"/>
@@ -25593,6 +26179,7 @@
           </w:tcPr>
           <w:p>
             <w:pPr>
+              <w:keepNext w:val="false"/>
               <w:spacing w:after="40" w:before="0"/>
               <w:jc w:val="left"/>
             </w:pPr>
@@ -25625,6 +26212,7 @@
           </w:tcPr>
           <w:p>
             <w:pPr>
+              <w:keepNext w:val="false"/>
               <w:spacing w:after="40" w:before="0"/>
               <w:jc w:val="left"/>
             </w:pPr>
@@ -25657,6 +26245,7 @@
           </w:tcPr>
           <w:p>
             <w:pPr>
+              <w:keepNext w:val="false"/>
               <w:spacing w:after="40" w:before="0"/>
               <w:jc w:val="left"/>
             </w:pPr>
@@ -25689,6 +26278,7 @@
           </w:tcPr>
           <w:p>
             <w:pPr>
+              <w:keepNext w:val="false"/>
               <w:spacing w:after="40" w:before="0"/>
               <w:jc w:val="left"/>
             </w:pPr>
@@ -25723,6 +26313,7 @@
           </w:tcPr>
           <w:p>
             <w:pPr>
+              <w:keepNext w:val="false"/>
               <w:spacing w:after="40" w:before="0"/>
               <w:jc w:val="left"/>
             </w:pPr>
@@ -25760,7 +26351,7 @@
             <w:pPr>
               <w:spacing w:after="20" w:before="0"/>
             </w:pPr>
-            <w:hyperlink w:history="1" r:id="rIdy6-it4qnvnbcsrulldsi6">
+            <w:hyperlink w:history="1" r:id="rIdoriy8_fbijriejwgjdvat">
               <w:r>
                 <w:rPr>
                   <w:rFonts w:ascii="Arial" w:cs="Arial" w:eastAsia="Arial" w:hAnsi="Arial"/>
@@ -25793,7 +26384,7 @@
               <w:spacing w:after="10" w:before="0"/>
               <w:ind w:left="120"/>
             </w:pPr>
-            <w:hyperlink w:history="1" r:id="rIdoq-qcu4vtloupkxuv0h3r">
+            <w:hyperlink w:history="1" r:id="rIdhngulb8de6yimaivv6job">
               <w:r>
                 <w:rPr>
                   <w:rFonts w:ascii="Arial" w:cs="Arial" w:eastAsia="Arial" w:hAnsi="Arial"/>
@@ -25838,7 +26429,7 @@
             <w:pPr>
               <w:spacing w:after="20" w:before="0"/>
             </w:pPr>
-            <w:hyperlink w:history="1" r:id="rIdljlt-jeevwklfsztw9ole">
+            <w:hyperlink w:history="1" r:id="rIdfmxaapig4wbydqnrxjy3o">
               <w:r>
                 <w:rPr>
                   <w:rFonts w:ascii="Arial" w:cs="Arial" w:eastAsia="Arial" w:hAnsi="Arial"/>
@@ -25871,7 +26462,7 @@
               <w:spacing w:after="10" w:before="0"/>
               <w:ind w:left="120"/>
             </w:pPr>
-            <w:hyperlink w:history="1" r:id="rId96pspzkevdhryjhreaqyy">
+            <w:hyperlink w:history="1" r:id="rIdtjkv-g3tpvxvucybeona0">
               <w:r>
                 <w:rPr>
                   <w:rFonts w:ascii="Arial" w:cs="Arial" w:eastAsia="Arial" w:hAnsi="Arial"/>
@@ -25899,6 +26490,7 @@
           </w:tcPr>
           <w:p>
             <w:pPr>
+              <w:keepNext w:val="false"/>
               <w:spacing w:after="40" w:before="0"/>
               <w:jc w:val="left"/>
             </w:pPr>
@@ -25931,6 +26523,7 @@
           </w:tcPr>
           <w:p>
             <w:pPr>
+              <w:keepNext w:val="false"/>
               <w:spacing w:after="40" w:before="0"/>
               <w:jc w:val="left"/>
             </w:pPr>
@@ -25963,6 +26556,7 @@
           </w:tcPr>
           <w:p>
             <w:pPr>
+              <w:keepNext w:val="false"/>
               <w:spacing w:after="40" w:before="0"/>
               <w:jc w:val="left"/>
             </w:pPr>
@@ -25995,6 +26589,7 @@
           </w:tcPr>
           <w:p>
             <w:pPr>
+              <w:keepNext w:val="false"/>
               <w:spacing w:after="40" w:before="0"/>
               <w:jc w:val="left"/>
             </w:pPr>
@@ -26029,6 +26624,7 @@
           </w:tcPr>
           <w:p>
             <w:pPr>
+              <w:keepNext w:val="false"/>
               <w:spacing w:after="40" w:before="0"/>
               <w:jc w:val="left"/>
             </w:pPr>
@@ -26066,7 +26662,7 @@
             <w:pPr>
               <w:spacing w:after="20" w:before="0"/>
             </w:pPr>
-            <w:hyperlink w:history="1" r:id="rIdy4ouvfjbdbzpuew8q3mdv">
+            <w:hyperlink w:history="1" r:id="rIda0gfvwm9lcv4kwiezt1lf">
               <w:r>
                 <w:rPr>
                   <w:rFonts w:ascii="Arial" w:cs="Arial" w:eastAsia="Arial" w:hAnsi="Arial"/>
@@ -26099,7 +26695,7 @@
               <w:spacing w:after="10" w:before="0"/>
               <w:ind w:left="120"/>
             </w:pPr>
-            <w:hyperlink w:history="1" r:id="rIdfify5vlq0jixe-2acifko">
+            <w:hyperlink w:history="1" r:id="rId1mpxvvjwszabcwqsk1ftf">
               <w:r>
                 <w:rPr>
                   <w:rFonts w:ascii="Arial" w:cs="Arial" w:eastAsia="Arial" w:hAnsi="Arial"/>
@@ -26144,7 +26740,7 @@
             <w:pPr>
               <w:spacing w:after="20" w:before="0"/>
             </w:pPr>
-            <w:hyperlink w:history="1" r:id="rId-iak8wr4ilcsm_7d8rxmp">
+            <w:hyperlink w:history="1" r:id="rIdat5rk44xmprcq3gjpqvm6">
               <w:r>
                 <w:rPr>
                   <w:rFonts w:ascii="Arial" w:cs="Arial" w:eastAsia="Arial" w:hAnsi="Arial"/>
@@ -26177,7 +26773,7 @@
               <w:spacing w:after="10" w:before="0"/>
               <w:ind w:left="120"/>
             </w:pPr>
-            <w:hyperlink w:history="1" r:id="rIdq8jqxq4lis6c2l6omk0ax">
+            <w:hyperlink w:history="1" r:id="rIdordby36tpkyquy0notnvs">
               <w:r>
                 <w:rPr>
                   <w:rFonts w:ascii="Arial" w:cs="Arial" w:eastAsia="Arial" w:hAnsi="Arial"/>
@@ -26205,6 +26801,7 @@
           </w:tcPr>
           <w:p>
             <w:pPr>
+              <w:keepNext w:val="false"/>
               <w:spacing w:after="40" w:before="0"/>
               <w:jc w:val="left"/>
             </w:pPr>
@@ -26237,6 +26834,7 @@
           </w:tcPr>
           <w:p>
             <w:pPr>
+              <w:keepNext w:val="false"/>
               <w:spacing w:after="40" w:before="0"/>
               <w:jc w:val="left"/>
             </w:pPr>
@@ -26269,6 +26867,7 @@
           </w:tcPr>
           <w:p>
             <w:pPr>
+              <w:keepNext w:val="false"/>
               <w:spacing w:after="40" w:before="0"/>
               <w:jc w:val="left"/>
             </w:pPr>
@@ -26301,6 +26900,7 @@
           </w:tcPr>
           <w:p>
             <w:pPr>
+              <w:keepNext w:val="false"/>
               <w:spacing w:after="40" w:before="0"/>
               <w:jc w:val="left"/>
             </w:pPr>
@@ -26335,6 +26935,7 @@
           </w:tcPr>
           <w:p>
             <w:pPr>
+              <w:keepNext w:val="false"/>
               <w:spacing w:after="40" w:before="0"/>
               <w:jc w:val="left"/>
             </w:pPr>
@@ -26372,7 +26973,7 @@
             <w:pPr>
               <w:spacing w:after="20" w:before="0"/>
             </w:pPr>
-            <w:hyperlink w:history="1" r:id="rIdq9u76mwnaqve2rzybb_7x">
+            <w:hyperlink w:history="1" r:id="rId0uc52ritshsmm6xbsj7me">
               <w:r>
                 <w:rPr>
                   <w:rFonts w:ascii="Arial" w:cs="Arial" w:eastAsia="Arial" w:hAnsi="Arial"/>
@@ -26405,7 +27006,7 @@
               <w:spacing w:after="10" w:before="0"/>
               <w:ind w:left="120"/>
             </w:pPr>
-            <w:hyperlink w:history="1" r:id="rIdigmcevyekfhi5gk4vkgik">
+            <w:hyperlink w:history="1" r:id="rId73ktdxen-wprcmgkzwrwi">
               <w:r>
                 <w:rPr>
                   <w:rFonts w:ascii="Arial" w:cs="Arial" w:eastAsia="Arial" w:hAnsi="Arial"/>
@@ -26450,7 +27051,7 @@
             <w:pPr>
               <w:spacing w:after="20" w:before="0"/>
             </w:pPr>
-            <w:hyperlink w:history="1" r:id="rIdtel-ltxyu3r38pa0ymjay">
+            <w:hyperlink w:history="1" r:id="rIdrik8cobc1htr6rleop7lw">
               <w:r>
                 <w:rPr>
                   <w:rFonts w:ascii="Arial" w:cs="Arial" w:eastAsia="Arial" w:hAnsi="Arial"/>
@@ -26483,7 +27084,7 @@
               <w:spacing w:after="10" w:before="0"/>
               <w:ind w:left="120"/>
             </w:pPr>
-            <w:hyperlink w:history="1" r:id="rIdkjn9fvjmp4ggpvbmdtxnx">
+            <w:hyperlink w:history="1" r:id="rIdx9wekjjrxyu12iwkm3dh9">
               <w:r>
                 <w:rPr>
                   <w:rFonts w:ascii="Arial" w:cs="Arial" w:eastAsia="Arial" w:hAnsi="Arial"/>
@@ -26511,6 +27112,7 @@
           </w:tcPr>
           <w:p>
             <w:pPr>
+              <w:keepNext w:val="false"/>
               <w:spacing w:after="40" w:before="0"/>
               <w:jc w:val="left"/>
             </w:pPr>
@@ -26543,6 +27145,7 @@
           </w:tcPr>
           <w:p>
             <w:pPr>
+              <w:keepNext w:val="false"/>
               <w:spacing w:after="40" w:before="0"/>
               <w:jc w:val="left"/>
             </w:pPr>
@@ -26575,6 +27178,7 @@
           </w:tcPr>
           <w:p>
             <w:pPr>
+              <w:keepNext w:val="false"/>
               <w:spacing w:after="40" w:before="0"/>
               <w:jc w:val="left"/>
             </w:pPr>
@@ -26607,6 +27211,7 @@
           </w:tcPr>
           <w:p>
             <w:pPr>
+              <w:keepNext w:val="false"/>
               <w:spacing w:after="40" w:before="0"/>
               <w:jc w:val="left"/>
             </w:pPr>
@@ -26641,6 +27246,7 @@
           </w:tcPr>
           <w:p>
             <w:pPr>
+              <w:keepNext w:val="false"/>
               <w:spacing w:after="40" w:before="0"/>
               <w:jc w:val="left"/>
             </w:pPr>
@@ -26678,7 +27284,7 @@
             <w:pPr>
               <w:spacing w:after="20" w:before="0"/>
             </w:pPr>
-            <w:hyperlink w:history="1" r:id="rIdwwqrqm4hkw0ekejkqgm9g">
+            <w:hyperlink w:history="1" r:id="rIdrdc3yvwn3catf7hahq_3-">
               <w:r>
                 <w:rPr>
                   <w:rFonts w:ascii="Arial" w:cs="Arial" w:eastAsia="Arial" w:hAnsi="Arial"/>
@@ -26711,7 +27317,7 @@
               <w:spacing w:after="10" w:before="0"/>
               <w:ind w:left="120"/>
             </w:pPr>
-            <w:hyperlink w:history="1" r:id="rId8alrcvzkn7kv8kxrsdvvk">
+            <w:hyperlink w:history="1" r:id="rIdiomhkqb16erzbri1jt8vj">
               <w:r>
                 <w:rPr>
                   <w:rFonts w:ascii="Arial" w:cs="Arial" w:eastAsia="Arial" w:hAnsi="Arial"/>
@@ -26756,7 +27362,7 @@
             <w:pPr>
               <w:spacing w:after="20" w:before="0"/>
             </w:pPr>
-            <w:hyperlink w:history="1" r:id="rIdp7hu_jylxeozzhejw17nc">
+            <w:hyperlink w:history="1" r:id="rIdup3-y9mkuoadqrxlvexwk">
               <w:r>
                 <w:rPr>
                   <w:rFonts w:ascii="Arial" w:cs="Arial" w:eastAsia="Arial" w:hAnsi="Arial"/>
@@ -26805,7 +27411,7 @@
               <w:spacing w:after="10" w:before="0"/>
               <w:ind w:left="120"/>
             </w:pPr>
-            <w:hyperlink w:history="1" r:id="rIdzkswxmu9jqidhgveu61nm">
+            <w:hyperlink w:history="1" r:id="rIdb6xy9-0qytkp4nid5obpj">
               <w:r>
                 <w:rPr>
                   <w:rFonts w:ascii="Arial" w:cs="Arial" w:eastAsia="Arial" w:hAnsi="Arial"/>
@@ -26833,6 +27439,7 @@
           </w:tcPr>
           <w:p>
             <w:pPr>
+              <w:keepNext w:val="false"/>
               <w:spacing w:after="40" w:before="0"/>
               <w:jc w:val="left"/>
             </w:pPr>
@@ -26865,6 +27472,7 @@
           </w:tcPr>
           <w:p>
             <w:pPr>
+              <w:keepNext w:val="false"/>
               <w:spacing w:after="40" w:before="0"/>
               <w:jc w:val="left"/>
             </w:pPr>
@@ -26897,6 +27505,7 @@
           </w:tcPr>
           <w:p>
             <w:pPr>
+              <w:keepNext w:val="false"/>
               <w:spacing w:after="40" w:before="0"/>
               <w:jc w:val="left"/>
             </w:pPr>
@@ -26929,6 +27538,7 @@
           </w:tcPr>
           <w:p>
             <w:pPr>
+              <w:keepNext w:val="false"/>
               <w:spacing w:after="40" w:before="0"/>
               <w:jc w:val="left"/>
             </w:pPr>
@@ -26988,6 +27598,7 @@
           </w:tcPr>
           <w:p>
             <w:pPr>
+              <w:keepNext w:val="false"/>
               <w:spacing w:after="40" w:before="0"/>
               <w:jc w:val="center"/>
             </w:pPr>
@@ -27022,6 +27633,7 @@
           </w:tcPr>
           <w:p>
             <w:pPr>
+              <w:keepNext w:val="false"/>
               <w:spacing w:after="40" w:before="0"/>
               <w:jc w:val="left"/>
             </w:pPr>
@@ -27083,6 +27695,7 @@
           </w:tcPr>
           <w:p>
             <w:pPr>
+              <w:keepNext w:val="false"/>
               <w:spacing w:after="40" w:before="0"/>
               <w:jc w:val="center"/>
             </w:pPr>
@@ -27117,6 +27730,7 @@
           </w:tcPr>
           <w:p>
             <w:pPr>
+              <w:keepNext w:val="false"/>
               <w:spacing w:after="40" w:before="0"/>
               <w:jc w:val="left"/>
             </w:pPr>
@@ -27149,6 +27763,7 @@
           </w:tcPr>
           <w:p>
             <w:pPr>
+              <w:keepNext w:val="false"/>
               <w:spacing w:after="40" w:before="0"/>
               <w:jc w:val="left"/>
             </w:pPr>
@@ -27183,6 +27798,7 @@
           </w:tcPr>
           <w:p>
             <w:pPr>
+              <w:keepNext w:val="false"/>
               <w:spacing w:after="40" w:before="0"/>
               <w:jc w:val="left"/>
             </w:pPr>
@@ -27215,6 +27831,7 @@
           </w:tcPr>
           <w:p>
             <w:pPr>
+              <w:keepNext w:val="false"/>
               <w:spacing w:after="40" w:before="0"/>
               <w:jc w:val="left"/>
             </w:pPr>
@@ -27249,6 +27866,7 @@
           </w:tcPr>
           <w:p>
             <w:pPr>
+              <w:keepNext w:val="false"/>
               <w:spacing w:after="40" w:before="0"/>
               <w:jc w:val="left"/>
             </w:pPr>
@@ -27281,6 +27899,7 @@
           </w:tcPr>
           <w:p>
             <w:pPr>
+              <w:keepNext w:val="false"/>
               <w:spacing w:after="40" w:before="0"/>
               <w:jc w:val="left"/>
             </w:pPr>
@@ -27317,7 +27936,7 @@
         </w:rPr>
         <w:t xml:space="preserve">© 2026 SeaVuria and ARES. Aligned with KICD objectives. Developed by SeaVuria; technical implementation by ARES (with AI assistance from Claude). Licensed under </w:t>
       </w:r>
-      <w:hyperlink w:history="1" r:id="rId2frbmanfz1ec6iwdly5iv">
+      <w:hyperlink w:history="1" r:id="rIdfo2edomhwrbkfyblt4h4d">
         <w:r>
           <w:rPr>
             <w:rFonts w:ascii="Arial" w:cs="Arial" w:eastAsia="Arial" w:hAnsi="Arial"/>
@@ -27338,7 +27957,7 @@
         </w:rPr>
         <w:t xml:space="preserve"> (</w:t>
       </w:r>
-      <w:hyperlink w:history="1" r:id="rId5psiew8povchiem96dmau">
+      <w:hyperlink w:history="1" r:id="rIdsgytpmibgspudeykwlg1p">
         <w:r>
           <w:rPr>
             <w:rFonts w:ascii="Arial" w:cs="Arial" w:eastAsia="Arial" w:hAnsi="Arial"/>
@@ -27399,6 +28018,7 @@
           </w:tcPr>
           <w:p>
             <w:pPr>
+              <w:keepNext w:val="false"/>
               <w:spacing w:after="40" w:before="0"/>
               <w:jc w:val="center"/>
             </w:pPr>
@@ -27433,6 +28053,7 @@
           </w:tcPr>
           <w:p>
             <w:pPr>
+              <w:keepNext w:val="false"/>
               <w:spacing w:after="40" w:before="0"/>
               <w:jc w:val="left"/>
             </w:pPr>
@@ -27465,6 +28086,7 @@
           </w:tcPr>
           <w:p>
             <w:pPr>
+              <w:keepNext w:val="false"/>
               <w:spacing w:after="40" w:before="0"/>
               <w:jc w:val="left"/>
             </w:pPr>
@@ -27497,6 +28119,7 @@
           </w:tcPr>
           <w:p>
             <w:pPr>
+              <w:keepNext w:val="false"/>
               <w:spacing w:after="40" w:before="0"/>
               <w:jc w:val="left"/>
             </w:pPr>
@@ -27531,6 +28154,7 @@
           </w:tcPr>
           <w:p>
             <w:pPr>
+              <w:keepNext w:val="false"/>
               <w:spacing w:after="40" w:before="0"/>
               <w:jc w:val="left"/>
             </w:pPr>
@@ -27563,6 +28187,7 @@
           </w:tcPr>
           <w:p>
             <w:pPr>
+              <w:keepNext w:val="false"/>
               <w:spacing w:after="40" w:before="0"/>
               <w:jc w:val="left"/>
             </w:pPr>
@@ -27595,6 +28220,7 @@
           </w:tcPr>
           <w:p>
             <w:pPr>
+              <w:keepNext w:val="false"/>
               <w:spacing w:after="40" w:before="0"/>
               <w:jc w:val="left"/>
             </w:pPr>
@@ -27629,6 +28255,7 @@
           </w:tcPr>
           <w:p>
             <w:pPr>
+              <w:keepNext w:val="false"/>
               <w:spacing w:after="40" w:before="0"/>
               <w:jc w:val="left"/>
             </w:pPr>
@@ -27661,6 +28288,7 @@
           </w:tcPr>
           <w:p>
             <w:pPr>
+              <w:keepNext w:val="false"/>
               <w:spacing w:after="40" w:before="0"/>
               <w:jc w:val="left"/>
             </w:pPr>
@@ -27693,6 +28321,7 @@
           </w:tcPr>
           <w:p>
             <w:pPr>
+              <w:keepNext w:val="false"/>
               <w:spacing w:after="40" w:before="0"/>
               <w:jc w:val="left"/>
             </w:pPr>
@@ -27727,6 +28356,7 @@
           </w:tcPr>
           <w:p>
             <w:pPr>
+              <w:keepNext w:val="false"/>
               <w:spacing w:after="40" w:before="0"/>
               <w:jc w:val="left"/>
             </w:pPr>
@@ -27759,6 +28389,7 @@
           </w:tcPr>
           <w:p>
             <w:pPr>
+              <w:keepNext w:val="false"/>
               <w:spacing w:after="40" w:before="0"/>
               <w:jc w:val="left"/>
             </w:pPr>
@@ -27791,6 +28422,7 @@
           </w:tcPr>
           <w:p>
             <w:pPr>
+              <w:keepNext w:val="false"/>
               <w:spacing w:after="40" w:before="0"/>
               <w:jc w:val="left"/>
             </w:pPr>

--- a/data/outputs/v2/Maths/SS1.4_Congruence/Mathematics_Congruence_CBE_LessonSequence.docx
+++ b/data/outputs/v2/Maths/SS1.4_Congruence/Mathematics_Congruence_CBE_LessonSequence.docx
@@ -2498,7 +2498,7 @@
         </w:rPr>
         <w:t xml:space="preserve">© 2026 SeaVuria and ARES. This work is licensed under a </w:t>
       </w:r>
-      <w:hyperlink w:history="1" r:id="rId63zkiqw2gf3zsry2ibdsj">
+      <w:hyperlink w:history="1" r:id="rIdpqzyfrstgl7ophhaijaxn">
         <w:r>
           <w:rPr>
             <w:rFonts w:ascii="Arial" w:cs="Arial" w:eastAsia="Arial" w:hAnsi="Arial"/>
@@ -2518,7 +2518,7 @@
         </w:rPr>
         <w:t xml:space="preserve"> (</w:t>
       </w:r>
-      <w:hyperlink w:history="1" r:id="rIdasutcel0i4kkwujndbyf-">
+      <w:hyperlink w:history="1" r:id="rIdkx4zruewltdkwibfukklm">
         <w:r>
           <w:rPr>
             <w:rFonts w:ascii="Arial" w:cs="Arial" w:eastAsia="Arial" w:hAnsi="Arial"/>
@@ -2538,7 +2538,7 @@
         </w:rPr>
         <w:t xml:space="preserve">). To view a copy of this license, visit </w:t>
       </w:r>
-      <w:hyperlink w:history="1" r:id="rIdjekkfcwtnlkpnhnvjcsip">
+      <w:hyperlink w:history="1" r:id="rIdgwvtjwnlzpqcgx_gwhzre">
         <w:r>
           <w:rPr>
             <w:rFonts w:ascii="Arial" w:cs="Arial" w:eastAsia="Arial" w:hAnsi="Arial"/>
@@ -3577,7 +3577,7 @@
             <w:pPr>
               <w:spacing w:after="20" w:before="0"/>
             </w:pPr>
-            <w:hyperlink w:history="1" r:id="rIdtwrjptwb35nqvtdoukyjp">
+            <w:hyperlink w:history="1" r:id="rIdmx_hn8irtesh6dapuo11c">
               <w:r>
                 <w:rPr>
                   <w:rFonts w:ascii="Arial" w:cs="Arial" w:eastAsia="Arial" w:hAnsi="Arial"/>
@@ -3610,7 +3610,7 @@
               <w:spacing w:after="10" w:before="0"/>
               <w:ind w:left="120"/>
             </w:pPr>
-            <w:hyperlink w:history="1" r:id="rIdrmngaqdp-ij1pszmbhmj_">
+            <w:hyperlink w:history="1" r:id="rIdlvorzl_ome19ffibkoixv">
               <w:r>
                 <w:rPr>
                   <w:rFonts w:ascii="Arial" w:cs="Arial" w:eastAsia="Arial" w:hAnsi="Arial"/>
@@ -3655,7 +3655,7 @@
             <w:pPr>
               <w:spacing w:after="20" w:before="0"/>
             </w:pPr>
-            <w:hyperlink w:history="1" r:id="rIdpmekbwrzvwm9bxdw9jllw">
+            <w:hyperlink w:history="1" r:id="rIdzlsemh0hx-memq0uw1shm">
               <w:r>
                 <w:rPr>
                   <w:rFonts w:ascii="Arial" w:cs="Arial" w:eastAsia="Arial" w:hAnsi="Arial"/>
@@ -3688,7 +3688,7 @@
               <w:spacing w:after="10" w:before="0"/>
               <w:ind w:left="120"/>
             </w:pPr>
-            <w:hyperlink w:history="1" r:id="rIdlfin-cx4-ycljsbf-cmev">
+            <w:hyperlink w:history="1" r:id="rIdzqharhescjjwbtg7gzyoy">
               <w:r>
                 <w:rPr>
                   <w:rFonts w:ascii="Arial" w:cs="Arial" w:eastAsia="Arial" w:hAnsi="Arial"/>
@@ -3888,7 +3888,7 @@
             <w:pPr>
               <w:spacing w:after="20" w:before="0"/>
             </w:pPr>
-            <w:hyperlink w:history="1" r:id="rIdlalpr9kxmqxbfbjkl1dyz">
+            <w:hyperlink w:history="1" r:id="rIdczqpormb23bsbqsbgsgav">
               <w:r>
                 <w:rPr>
                   <w:rFonts w:ascii="Arial" w:cs="Arial" w:eastAsia="Arial" w:hAnsi="Arial"/>
@@ -3921,7 +3921,7 @@
               <w:spacing w:after="10" w:before="0"/>
               <w:ind w:left="120"/>
             </w:pPr>
-            <w:hyperlink w:history="1" r:id="rIdpvhq5rvvi7claslne4g7i">
+            <w:hyperlink w:history="1" r:id="rIdtle6n9dvmrz6gmkjgs7yo">
               <w:r>
                 <w:rPr>
                   <w:rFonts w:ascii="Arial" w:cs="Arial" w:eastAsia="Arial" w:hAnsi="Arial"/>
@@ -3966,7 +3966,7 @@
             <w:pPr>
               <w:spacing w:after="20" w:before="0"/>
             </w:pPr>
-            <w:hyperlink w:history="1" r:id="rIdxaetedle-z8a9bwrr3z-c">
+            <w:hyperlink w:history="1" r:id="rIddxfygubckuilzzwd3hdne">
               <w:r>
                 <w:rPr>
                   <w:rFonts w:ascii="Arial" w:cs="Arial" w:eastAsia="Arial" w:hAnsi="Arial"/>
@@ -3999,7 +3999,7 @@
               <w:spacing w:after="10" w:before="0"/>
               <w:ind w:left="120"/>
             </w:pPr>
-            <w:hyperlink w:history="1" r:id="rIdrxygqg807viph-c5mqhs7">
+            <w:hyperlink w:history="1" r:id="rIde_ipxzcvzh5ittgph9tvu">
               <w:r>
                 <w:rPr>
                   <w:rFonts w:ascii="Arial" w:cs="Arial" w:eastAsia="Arial" w:hAnsi="Arial"/>
@@ -4199,7 +4199,7 @@
             <w:pPr>
               <w:spacing w:after="20" w:before="0"/>
             </w:pPr>
-            <w:hyperlink w:history="1" r:id="rIdkcj_8udinw1mi3jfcpep3">
+            <w:hyperlink w:history="1" r:id="rId3h8qsyibksl0e_amtlck0">
               <w:r>
                 <w:rPr>
                   <w:rFonts w:ascii="Arial" w:cs="Arial" w:eastAsia="Arial" w:hAnsi="Arial"/>
@@ -4232,7 +4232,7 @@
               <w:spacing w:after="10" w:before="0"/>
               <w:ind w:left="120"/>
             </w:pPr>
-            <w:hyperlink w:history="1" r:id="rId9dsg6ic6szo4n2ur0ucvs">
+            <w:hyperlink w:history="1" r:id="rIdov2bpwj0eiblkdcof_oq-">
               <w:r>
                 <w:rPr>
                   <w:rFonts w:ascii="Arial" w:cs="Arial" w:eastAsia="Arial" w:hAnsi="Arial"/>
@@ -4277,7 +4277,7 @@
             <w:pPr>
               <w:spacing w:after="20" w:before="0"/>
             </w:pPr>
-            <w:hyperlink w:history="1" r:id="rId2r6_urs6ekcgtkoihlsxt">
+            <w:hyperlink w:history="1" r:id="rIdonct7yy-r8skvqii9phit">
               <w:r>
                 <w:rPr>
                   <w:rFonts w:ascii="Arial" w:cs="Arial" w:eastAsia="Arial" w:hAnsi="Arial"/>
@@ -4310,7 +4310,7 @@
               <w:spacing w:after="10" w:before="0"/>
               <w:ind w:left="120"/>
             </w:pPr>
-            <w:hyperlink w:history="1" r:id="rIdvgduvmxniqx3v2kyzqklt">
+            <w:hyperlink w:history="1" r:id="rIdlvoxzablylgv-lz_51c25">
               <w:r>
                 <w:rPr>
                   <w:rFonts w:ascii="Arial" w:cs="Arial" w:eastAsia="Arial" w:hAnsi="Arial"/>
@@ -4510,7 +4510,7 @@
             <w:pPr>
               <w:spacing w:after="20" w:before="0"/>
             </w:pPr>
-            <w:hyperlink w:history="1" r:id="rId0c6uydfdj73-90bqbvg1x">
+            <w:hyperlink w:history="1" r:id="rIdn9jdgxcronm17r_uzchht">
               <w:r>
                 <w:rPr>
                   <w:rFonts w:ascii="Arial" w:cs="Arial" w:eastAsia="Arial" w:hAnsi="Arial"/>
@@ -4543,7 +4543,7 @@
               <w:spacing w:after="10" w:before="0"/>
               <w:ind w:left="120"/>
             </w:pPr>
-            <w:hyperlink w:history="1" r:id="rIdl0x8gpzp1kiijs7dp2bym">
+            <w:hyperlink w:history="1" r:id="rIdlqagioys1ntzde1yzixlv">
               <w:r>
                 <w:rPr>
                   <w:rFonts w:ascii="Arial" w:cs="Arial" w:eastAsia="Arial" w:hAnsi="Arial"/>
@@ -4588,7 +4588,7 @@
             <w:pPr>
               <w:spacing w:after="20" w:before="0"/>
             </w:pPr>
-            <w:hyperlink w:history="1" r:id="rId_hnejxvldn79thm_a1ka8">
+            <w:hyperlink w:history="1" r:id="rIddlltvmip_wycfwbq4odyh">
               <w:r>
                 <w:rPr>
                   <w:rFonts w:ascii="Arial" w:cs="Arial" w:eastAsia="Arial" w:hAnsi="Arial"/>
@@ -4621,7 +4621,7 @@
               <w:spacing w:after="10" w:before="0"/>
               <w:ind w:left="120"/>
             </w:pPr>
-            <w:hyperlink w:history="1" r:id="rIddgbvdn8ubhjplivf8b0ge">
+            <w:hyperlink w:history="1" r:id="rIdsgwh_xfxh-s9puwswu5yz">
               <w:r>
                 <w:rPr>
                   <w:rFonts w:ascii="Arial" w:cs="Arial" w:eastAsia="Arial" w:hAnsi="Arial"/>
@@ -4821,7 +4821,7 @@
             <w:pPr>
               <w:spacing w:after="20" w:before="0"/>
             </w:pPr>
-            <w:hyperlink w:history="1" r:id="rIdr23t5szgt1emiu0g9lfcb">
+            <w:hyperlink w:history="1" r:id="rId13emmas6mvnjinqr3zxew">
               <w:r>
                 <w:rPr>
                   <w:rFonts w:ascii="Arial" w:cs="Arial" w:eastAsia="Arial" w:hAnsi="Arial"/>
@@ -4854,7 +4854,7 @@
               <w:spacing w:after="10" w:before="0"/>
               <w:ind w:left="120"/>
             </w:pPr>
-            <w:hyperlink w:history="1" r:id="rIdhohwuzmpbkwj1jx04eojx">
+            <w:hyperlink w:history="1" r:id="rIdk8ukp66vt9ok1bi8n0bai">
               <w:r>
                 <w:rPr>
                   <w:rFonts w:ascii="Arial" w:cs="Arial" w:eastAsia="Arial" w:hAnsi="Arial"/>
@@ -4899,7 +4899,7 @@
             <w:pPr>
               <w:spacing w:after="20" w:before="0"/>
             </w:pPr>
-            <w:hyperlink w:history="1" r:id="rIdzsbzqe2aqhzumabrtsj4a">
+            <w:hyperlink w:history="1" r:id="rIdrrmrwle7nppvds1jgt8xh">
               <w:r>
                 <w:rPr>
                   <w:rFonts w:ascii="Arial" w:cs="Arial" w:eastAsia="Arial" w:hAnsi="Arial"/>
@@ -4932,7 +4932,7 @@
               <w:spacing w:after="10" w:before="0"/>
               <w:ind w:left="120"/>
             </w:pPr>
-            <w:hyperlink w:history="1" r:id="rIdwrz7e1xq4je7awqq6eytz">
+            <w:hyperlink w:history="1" r:id="rIdfd42dh8jstk6otfe8gwsw">
               <w:r>
                 <w:rPr>
                   <w:rFonts w:ascii="Arial" w:cs="Arial" w:eastAsia="Arial" w:hAnsi="Arial"/>
@@ -5457,7 +5457,7 @@
         </w:rPr>
         <w:t xml:space="preserve">© 2026 SeaVuria and ARES. Aligned with KICD objectives. Developed by SeaVuria; technical implementation by ARES (with AI assistance from Claude). Licensed under </w:t>
       </w:r>
-      <w:hyperlink w:history="1" r:id="rIdk9krn9gunbuncx6eb342z">
+      <w:hyperlink w:history="1" r:id="rIdw_ahxzlsgz3dfisf1coiy">
         <w:r>
           <w:rPr>
             <w:rFonts w:ascii="Arial" w:cs="Arial" w:eastAsia="Arial" w:hAnsi="Arial"/>
@@ -5478,7 +5478,7 @@
         </w:rPr>
         <w:t xml:space="preserve"> (</w:t>
       </w:r>
-      <w:hyperlink w:history="1" r:id="rIdkmjsoe1iumzmeppvkavlw">
+      <w:hyperlink w:history="1" r:id="rIdjacea5_ovwhlsweqpgfzr">
         <w:r>
           <w:rPr>
             <w:rFonts w:ascii="Arial" w:cs="Arial" w:eastAsia="Arial" w:hAnsi="Arial"/>
@@ -6518,7 +6518,7 @@
             <w:pPr>
               <w:spacing w:after="20" w:before="0"/>
             </w:pPr>
-            <w:hyperlink w:history="1" r:id="rIdngyx-yg4tpv6ibtcelyvj">
+            <w:hyperlink w:history="1" r:id="rIdfp6dcu6jlt6qpxifng35k">
               <w:r>
                 <w:rPr>
                   <w:rFonts w:ascii="Arial" w:cs="Arial" w:eastAsia="Arial" w:hAnsi="Arial"/>
@@ -6551,7 +6551,7 @@
               <w:spacing w:after="10" w:before="0"/>
               <w:ind w:left="120"/>
             </w:pPr>
-            <w:hyperlink w:history="1" r:id="rIdqpqrlinkl_ommuo7ppxnl">
+            <w:hyperlink w:history="1" r:id="rIdwvhpqanfguzyfmtatwfqo">
               <w:r>
                 <w:rPr>
                   <w:rFonts w:ascii="Arial" w:cs="Arial" w:eastAsia="Arial" w:hAnsi="Arial"/>
@@ -6596,7 +6596,7 @@
             <w:pPr>
               <w:spacing w:after="20" w:before="0"/>
             </w:pPr>
-            <w:hyperlink w:history="1" r:id="rId6jztp9scbv4cufq0jlk4o">
+            <w:hyperlink w:history="1" r:id="rIdstcgvr8cyh6suugwxxqtp">
               <w:r>
                 <w:rPr>
                   <w:rFonts w:ascii="Arial" w:cs="Arial" w:eastAsia="Arial" w:hAnsi="Arial"/>
@@ -6629,7 +6629,7 @@
               <w:spacing w:after="10" w:before="0"/>
               <w:ind w:left="120"/>
             </w:pPr>
-            <w:hyperlink w:history="1" r:id="rIdnl_z2dpk0x2bzo2mue3gz">
+            <w:hyperlink w:history="1" r:id="rIdkw0ubwufkt0ucykc6588z">
               <w:r>
                 <w:rPr>
                   <w:rFonts w:ascii="Arial" w:cs="Arial" w:eastAsia="Arial" w:hAnsi="Arial"/>
@@ -6829,7 +6829,7 @@
             <w:pPr>
               <w:spacing w:after="20" w:before="0"/>
             </w:pPr>
-            <w:hyperlink w:history="1" r:id="rIdnwcgtucynqoklvp4j5_sp">
+            <w:hyperlink w:history="1" r:id="rIdot0w-4hc8ekwyfqqre1y2">
               <w:r>
                 <w:rPr>
                   <w:rFonts w:ascii="Arial" w:cs="Arial" w:eastAsia="Arial" w:hAnsi="Arial"/>
@@ -6862,7 +6862,7 @@
               <w:spacing w:after="10" w:before="0"/>
               <w:ind w:left="120"/>
             </w:pPr>
-            <w:hyperlink w:history="1" r:id="rIdhpvjqdpcuhnfsx39xeqw6">
+            <w:hyperlink w:history="1" r:id="rIdes0bgxnzmayimhsu2c5dn">
               <w:r>
                 <w:rPr>
                   <w:rFonts w:ascii="Arial" w:cs="Arial" w:eastAsia="Arial" w:hAnsi="Arial"/>
@@ -6907,7 +6907,7 @@
             <w:pPr>
               <w:spacing w:after="20" w:before="0"/>
             </w:pPr>
-            <w:hyperlink w:history="1" r:id="rIdvozfm-bm3xzxgzpnzipka">
+            <w:hyperlink w:history="1" r:id="rIdsrryorpyqbz4nqttkj8oo">
               <w:r>
                 <w:rPr>
                   <w:rFonts w:ascii="Arial" w:cs="Arial" w:eastAsia="Arial" w:hAnsi="Arial"/>
@@ -6940,7 +6940,7 @@
               <w:spacing w:after="10" w:before="0"/>
               <w:ind w:left="120"/>
             </w:pPr>
-            <w:hyperlink w:history="1" r:id="rIdnhso51ujkljj7isc2fpkm">
+            <w:hyperlink w:history="1" r:id="rId-pyzefiey5qr5kxkzml5i">
               <w:r>
                 <w:rPr>
                   <w:rFonts w:ascii="Arial" w:cs="Arial" w:eastAsia="Arial" w:hAnsi="Arial"/>
@@ -7140,7 +7140,7 @@
             <w:pPr>
               <w:spacing w:after="20" w:before="0"/>
             </w:pPr>
-            <w:hyperlink w:history="1" r:id="rIdkekxzipb81nan9rlbqfhs">
+            <w:hyperlink w:history="1" r:id="rIdoaoe4hdycv2l3rbxqv-ce">
               <w:r>
                 <w:rPr>
                   <w:rFonts w:ascii="Arial" w:cs="Arial" w:eastAsia="Arial" w:hAnsi="Arial"/>
@@ -7189,7 +7189,7 @@
               <w:spacing w:after="10" w:before="0"/>
               <w:ind w:left="120"/>
             </w:pPr>
-            <w:hyperlink w:history="1" r:id="rIdihnxkkznjzleplqb2wnzk">
+            <w:hyperlink w:history="1" r:id="rIdzdanpwbeishf3taqor2_c">
               <w:r>
                 <w:rPr>
                   <w:rFonts w:ascii="Arial" w:cs="Arial" w:eastAsia="Arial" w:hAnsi="Arial"/>
@@ -7234,7 +7234,7 @@
             <w:pPr>
               <w:spacing w:after="20" w:before="0"/>
             </w:pPr>
-            <w:hyperlink w:history="1" r:id="rIdfuai2uhqjwrjugl4bnbgj">
+            <w:hyperlink w:history="1" r:id="rIdscsth89-omotjd-7ove7g">
               <w:r>
                 <w:rPr>
                   <w:rFonts w:ascii="Arial" w:cs="Arial" w:eastAsia="Arial" w:hAnsi="Arial"/>
@@ -7267,7 +7267,7 @@
               <w:spacing w:after="10" w:before="0"/>
               <w:ind w:left="120"/>
             </w:pPr>
-            <w:hyperlink w:history="1" r:id="rIdzz-nejoodiutk0kxe6oj1">
+            <w:hyperlink w:history="1" r:id="rIdqgpyuknbz-pcjhrudq0oo">
               <w:r>
                 <w:rPr>
                   <w:rFonts w:ascii="Arial" w:cs="Arial" w:eastAsia="Arial" w:hAnsi="Arial"/>
@@ -7467,7 +7467,7 @@
             <w:pPr>
               <w:spacing w:after="20" w:before="0"/>
             </w:pPr>
-            <w:hyperlink w:history="1" r:id="rId8tkvt4avi6y4ou7garxro">
+            <w:hyperlink w:history="1" r:id="rId8h6oxac0rknuc5ttcti6q">
               <w:r>
                 <w:rPr>
                   <w:rFonts w:ascii="Arial" w:cs="Arial" w:eastAsia="Arial" w:hAnsi="Arial"/>
@@ -7516,7 +7516,7 @@
               <w:spacing w:after="10" w:before="0"/>
               <w:ind w:left="120"/>
             </w:pPr>
-            <w:hyperlink w:history="1" r:id="rIdgggs91q77pje3ugnlsfxx">
+            <w:hyperlink w:history="1" r:id="rIdcggww0l5mqgjdonvrhfam">
               <w:r>
                 <w:rPr>
                   <w:rFonts w:ascii="Arial" w:cs="Arial" w:eastAsia="Arial" w:hAnsi="Arial"/>
@@ -7561,7 +7561,7 @@
             <w:pPr>
               <w:spacing w:after="20" w:before="0"/>
             </w:pPr>
-            <w:hyperlink w:history="1" r:id="rIdsuhpeupa4unygpnjeksno">
+            <w:hyperlink w:history="1" r:id="rIdom6tmktethwg64ipqivjn">
               <w:r>
                 <w:rPr>
                   <w:rFonts w:ascii="Arial" w:cs="Arial" w:eastAsia="Arial" w:hAnsi="Arial"/>
@@ -7594,7 +7594,7 @@
               <w:spacing w:after="10" w:before="0"/>
               <w:ind w:left="120"/>
             </w:pPr>
-            <w:hyperlink w:history="1" r:id="rIdibxre5v5tjnlocnzkv-qa">
+            <w:hyperlink w:history="1" r:id="rIdsxwjsps-uzm5kbjmw58jr">
               <w:r>
                 <w:rPr>
                   <w:rFonts w:ascii="Arial" w:cs="Arial" w:eastAsia="Arial" w:hAnsi="Arial"/>
@@ -7794,7 +7794,7 @@
             <w:pPr>
               <w:spacing w:after="20" w:before="0"/>
             </w:pPr>
-            <w:hyperlink w:history="1" r:id="rId0zubgoqrf94kremidiurw">
+            <w:hyperlink w:history="1" r:id="rIdxgvuckvn2jnfpqzimsy3r">
               <w:r>
                 <w:rPr>
                   <w:rFonts w:ascii="Arial" w:cs="Arial" w:eastAsia="Arial" w:hAnsi="Arial"/>
@@ -7843,7 +7843,7 @@
               <w:spacing w:after="10" w:before="0"/>
               <w:ind w:left="120"/>
             </w:pPr>
-            <w:hyperlink w:history="1" r:id="rIdd1eyjyqnnfhgkxw0prjzy">
+            <w:hyperlink w:history="1" r:id="rIdwg-m4o9bd0nwkugewnhiu">
               <w:r>
                 <w:rPr>
                   <w:rFonts w:ascii="Arial" w:cs="Arial" w:eastAsia="Arial" w:hAnsi="Arial"/>
@@ -7888,7 +7888,7 @@
             <w:pPr>
               <w:spacing w:after="20" w:before="0"/>
             </w:pPr>
-            <w:hyperlink w:history="1" r:id="rIdue55t9flbt3w3fqo_xa4w">
+            <w:hyperlink w:history="1" r:id="rIdxx5ruplx_0cp26vos9ce0">
               <w:r>
                 <w:rPr>
                   <w:rFonts w:ascii="Arial" w:cs="Arial" w:eastAsia="Arial" w:hAnsi="Arial"/>
@@ -7937,7 +7937,7 @@
               <w:spacing w:after="10" w:before="0"/>
               <w:ind w:left="120"/>
             </w:pPr>
-            <w:hyperlink w:history="1" r:id="rId160ow4hep2mbsigmi_vzk">
+            <w:hyperlink w:history="1" r:id="rIdsxoh-vwuwaj30sbcz4iz_">
               <w:r>
                 <w:rPr>
                   <w:rFonts w:ascii="Arial" w:cs="Arial" w:eastAsia="Arial" w:hAnsi="Arial"/>
@@ -8462,7 +8462,7 @@
         </w:rPr>
         <w:t xml:space="preserve">© 2026 SeaVuria and ARES. Aligned with KICD objectives. Developed by SeaVuria; technical implementation by ARES (with AI assistance from Claude). Licensed under </w:t>
       </w:r>
-      <w:hyperlink w:history="1" r:id="rIdyf8b6iptbafnmpke736xw">
+      <w:hyperlink w:history="1" r:id="rIdjangkggzdwxvxnb3yed_u">
         <w:r>
           <w:rPr>
             <w:rFonts w:ascii="Arial" w:cs="Arial" w:eastAsia="Arial" w:hAnsi="Arial"/>
@@ -8483,7 +8483,7 @@
         </w:rPr>
         <w:t xml:space="preserve"> (</w:t>
       </w:r>
-      <w:hyperlink w:history="1" r:id="rId5z4ag_ozthkledlcuex3n">
+      <w:hyperlink w:history="1" r:id="rId2sqclz7_u2cyten0rxsqu">
         <w:r>
           <w:rPr>
             <w:rFonts w:ascii="Arial" w:cs="Arial" w:eastAsia="Arial" w:hAnsi="Arial"/>
@@ -9523,7 +9523,7 @@
             <w:pPr>
               <w:spacing w:after="20" w:before="0"/>
             </w:pPr>
-            <w:hyperlink w:history="1" r:id="rIdgqlywmruvy0cl3xb7ax3_">
+            <w:hyperlink w:history="1" r:id="rIdq9qm_ruq5nf5sp_no8zie">
               <w:r>
                 <w:rPr>
                   <w:rFonts w:ascii="Arial" w:cs="Arial" w:eastAsia="Arial" w:hAnsi="Arial"/>
@@ -9556,7 +9556,7 @@
               <w:spacing w:after="10" w:before="0"/>
               <w:ind w:left="120"/>
             </w:pPr>
-            <w:hyperlink w:history="1" r:id="rIdmk1xyk-ejdojffjn1stuo">
+            <w:hyperlink w:history="1" r:id="rIdyhajdu1hmv8nctz8tenhy">
               <w:r>
                 <w:rPr>
                   <w:rFonts w:ascii="Arial" w:cs="Arial" w:eastAsia="Arial" w:hAnsi="Arial"/>
@@ -9601,7 +9601,7 @@
             <w:pPr>
               <w:spacing w:after="20" w:before="0"/>
             </w:pPr>
-            <w:hyperlink w:history="1" r:id="rIdnrf2lazqvo4ciktpmvrc5">
+            <w:hyperlink w:history="1" r:id="rId69a5l2w0v9pmrr5awyvva">
               <w:r>
                 <w:rPr>
                   <w:rFonts w:ascii="Arial" w:cs="Arial" w:eastAsia="Arial" w:hAnsi="Arial"/>
@@ -9634,7 +9634,7 @@
               <w:spacing w:after="10" w:before="0"/>
               <w:ind w:left="120"/>
             </w:pPr>
-            <w:hyperlink w:history="1" r:id="rIdyy4ntxsprfwnonalkxauk">
+            <w:hyperlink w:history="1" r:id="rIdxmqqihjeq5c4u_ce7gs9x">
               <w:r>
                 <w:rPr>
                   <w:rFonts w:ascii="Arial" w:cs="Arial" w:eastAsia="Arial" w:hAnsi="Arial"/>
@@ -9834,7 +9834,7 @@
             <w:pPr>
               <w:spacing w:after="20" w:before="0"/>
             </w:pPr>
-            <w:hyperlink w:history="1" r:id="rIdtuvgmoet0zp4pckswvklv">
+            <w:hyperlink w:history="1" r:id="rIdndklurmqnhv_7y6-i83to">
               <w:r>
                 <w:rPr>
                   <w:rFonts w:ascii="Arial" w:cs="Arial" w:eastAsia="Arial" w:hAnsi="Arial"/>
@@ -9867,7 +9867,7 @@
               <w:spacing w:after="10" w:before="0"/>
               <w:ind w:left="120"/>
             </w:pPr>
-            <w:hyperlink w:history="1" r:id="rIdkf_ux2t6a9umn3fxqhscb">
+            <w:hyperlink w:history="1" r:id="rIdj6w9ejm-maijno0x5na-r">
               <w:r>
                 <w:rPr>
                   <w:rFonts w:ascii="Arial" w:cs="Arial" w:eastAsia="Arial" w:hAnsi="Arial"/>
@@ -9912,7 +9912,7 @@
             <w:pPr>
               <w:spacing w:after="20" w:before="0"/>
             </w:pPr>
-            <w:hyperlink w:history="1" r:id="rIdh679xdhpfc4zmwuw1yq0f">
+            <w:hyperlink w:history="1" r:id="rIdnkpczc38z1fekpkdnkocj">
               <w:r>
                 <w:rPr>
                   <w:rFonts w:ascii="Arial" w:cs="Arial" w:eastAsia="Arial" w:hAnsi="Arial"/>
@@ -9945,7 +9945,7 @@
               <w:spacing w:after="10" w:before="0"/>
               <w:ind w:left="120"/>
             </w:pPr>
-            <w:hyperlink w:history="1" r:id="rId5nhn8c4lkxnkbv3e-ganw">
+            <w:hyperlink w:history="1" r:id="rIdvm5poqqxazy54tfznl540">
               <w:r>
                 <w:rPr>
                   <w:rFonts w:ascii="Arial" w:cs="Arial" w:eastAsia="Arial" w:hAnsi="Arial"/>
@@ -10145,7 +10145,7 @@
             <w:pPr>
               <w:spacing w:after="20" w:before="0"/>
             </w:pPr>
-            <w:hyperlink w:history="1" r:id="rId_vfiicwo8sgg5j8ksyube">
+            <w:hyperlink w:history="1" r:id="rIdiccmntzqr0czfntet1phi">
               <w:r>
                 <w:rPr>
                   <w:rFonts w:ascii="Arial" w:cs="Arial" w:eastAsia="Arial" w:hAnsi="Arial"/>
@@ -10194,7 +10194,7 @@
               <w:spacing w:after="10" w:before="0"/>
               <w:ind w:left="120"/>
             </w:pPr>
-            <w:hyperlink w:history="1" r:id="rIdzy0qfnrr-orexesnn8zbg">
+            <w:hyperlink w:history="1" r:id="rIdisxvoo4jq2dw3w9h33ry6">
               <w:r>
                 <w:rPr>
                   <w:rFonts w:ascii="Arial" w:cs="Arial" w:eastAsia="Arial" w:hAnsi="Arial"/>
@@ -10239,7 +10239,7 @@
             <w:pPr>
               <w:spacing w:after="20" w:before="0"/>
             </w:pPr>
-            <w:hyperlink w:history="1" r:id="rIdopeetk1r205qfbblgum6j">
+            <w:hyperlink w:history="1" r:id="rIdewrifgrlwhq80tj002hrz">
               <w:r>
                 <w:rPr>
                   <w:rFonts w:ascii="Arial" w:cs="Arial" w:eastAsia="Arial" w:hAnsi="Arial"/>
@@ -10272,7 +10272,7 @@
               <w:spacing w:after="10" w:before="0"/>
               <w:ind w:left="120"/>
             </w:pPr>
-            <w:hyperlink w:history="1" r:id="rIdyz5_1sdkmzr9th2k3vqqc">
+            <w:hyperlink w:history="1" r:id="rIdhkdycssjbf2bflou3so47">
               <w:r>
                 <w:rPr>
                   <w:rFonts w:ascii="Arial" w:cs="Arial" w:eastAsia="Arial" w:hAnsi="Arial"/>
@@ -10472,7 +10472,7 @@
             <w:pPr>
               <w:spacing w:after="20" w:before="0"/>
             </w:pPr>
-            <w:hyperlink w:history="1" r:id="rIdnc0g7i1gwep3nmmjhyb9v">
+            <w:hyperlink w:history="1" r:id="rId0pptybjch2r2regdzufyz">
               <w:r>
                 <w:rPr>
                   <w:rFonts w:ascii="Arial" w:cs="Arial" w:eastAsia="Arial" w:hAnsi="Arial"/>
@@ -10521,7 +10521,7 @@
               <w:spacing w:after="10" w:before="0"/>
               <w:ind w:left="120"/>
             </w:pPr>
-            <w:hyperlink w:history="1" r:id="rIdufdzvo8rctmxvpztzaq3h">
+            <w:hyperlink w:history="1" r:id="rIdcm5s9c2hjgjnikx2xaxau">
               <w:r>
                 <w:rPr>
                   <w:rFonts w:ascii="Arial" w:cs="Arial" w:eastAsia="Arial" w:hAnsi="Arial"/>
@@ -10566,7 +10566,7 @@
             <w:pPr>
               <w:spacing w:after="20" w:before="0"/>
             </w:pPr>
-            <w:hyperlink w:history="1" r:id="rId5jokc306zroil5mip6ea8">
+            <w:hyperlink w:history="1" r:id="rIdn2mnxiwommirb2rvk6e1j">
               <w:r>
                 <w:rPr>
                   <w:rFonts w:ascii="Arial" w:cs="Arial" w:eastAsia="Arial" w:hAnsi="Arial"/>
@@ -10599,7 +10599,7 @@
               <w:spacing w:after="10" w:before="0"/>
               <w:ind w:left="120"/>
             </w:pPr>
-            <w:hyperlink w:history="1" r:id="rIdq_phfua_ut43xiycupxmb">
+            <w:hyperlink w:history="1" r:id="rIdtsubuovabsspe7plnp16x">
               <w:r>
                 <w:rPr>
                   <w:rFonts w:ascii="Arial" w:cs="Arial" w:eastAsia="Arial" w:hAnsi="Arial"/>
@@ -10799,7 +10799,7 @@
             <w:pPr>
               <w:spacing w:after="20" w:before="0"/>
             </w:pPr>
-            <w:hyperlink w:history="1" r:id="rId484hxasv0gln7hktc_qj4">
+            <w:hyperlink w:history="1" r:id="rIdz9tgdlgos9msdm7l0sqxa">
               <w:r>
                 <w:rPr>
                   <w:rFonts w:ascii="Arial" w:cs="Arial" w:eastAsia="Arial" w:hAnsi="Arial"/>
@@ -10848,7 +10848,7 @@
               <w:spacing w:after="10" w:before="0"/>
               <w:ind w:left="120"/>
             </w:pPr>
-            <w:hyperlink w:history="1" r:id="rIdqkxnbg-_e6zdefjsu6wd8">
+            <w:hyperlink w:history="1" r:id="rIdolnbrzrec76z9dkjgkwz2">
               <w:r>
                 <w:rPr>
                   <w:rFonts w:ascii="Arial" w:cs="Arial" w:eastAsia="Arial" w:hAnsi="Arial"/>
@@ -10893,7 +10893,7 @@
             <w:pPr>
               <w:spacing w:after="20" w:before="0"/>
             </w:pPr>
-            <w:hyperlink w:history="1" r:id="rId6qqypaxeeahecdsi8xdue">
+            <w:hyperlink w:history="1" r:id="rIdnxvma_etzbijxr3rk5hxx">
               <w:r>
                 <w:rPr>
                   <w:rFonts w:ascii="Arial" w:cs="Arial" w:eastAsia="Arial" w:hAnsi="Arial"/>
@@ -10942,7 +10942,7 @@
               <w:spacing w:after="10" w:before="0"/>
               <w:ind w:left="120"/>
             </w:pPr>
-            <w:hyperlink w:history="1" r:id="rIdp3wsvu6i5jlv7nvepv-ez">
+            <w:hyperlink w:history="1" r:id="rId2qz8ost5jtv_fakutc7hu">
               <w:r>
                 <w:rPr>
                   <w:rFonts w:ascii="Arial" w:cs="Arial" w:eastAsia="Arial" w:hAnsi="Arial"/>
@@ -11467,7 +11467,7 @@
         </w:rPr>
         <w:t xml:space="preserve">© 2026 SeaVuria and ARES. Aligned with KICD objectives. Developed by SeaVuria; technical implementation by ARES (with AI assistance from Claude). Licensed under </w:t>
       </w:r>
-      <w:hyperlink w:history="1" r:id="rIdw_upt6qobfshl1tjcpa8m">
+      <w:hyperlink w:history="1" r:id="rId2wybj7ejyxu2z0p9tkre0">
         <w:r>
           <w:rPr>
             <w:rFonts w:ascii="Arial" w:cs="Arial" w:eastAsia="Arial" w:hAnsi="Arial"/>
@@ -11488,7 +11488,7 @@
         </w:rPr>
         <w:t xml:space="preserve"> (</w:t>
       </w:r>
-      <w:hyperlink w:history="1" r:id="rId0dq3eafe1obhtqvt-ygop">
+      <w:hyperlink w:history="1" r:id="rId3x28hbf0c2jgg5c4n23hq">
         <w:r>
           <w:rPr>
             <w:rFonts w:ascii="Arial" w:cs="Arial" w:eastAsia="Arial" w:hAnsi="Arial"/>
@@ -12528,7 +12528,7 @@
             <w:pPr>
               <w:spacing w:after="20" w:before="0"/>
             </w:pPr>
-            <w:hyperlink w:history="1" r:id="rIdhlr23rruvmxr_1cesxzwl">
+            <w:hyperlink w:history="1" r:id="rId96omu_vbd_5buis8bey56">
               <w:r>
                 <w:rPr>
                   <w:rFonts w:ascii="Arial" w:cs="Arial" w:eastAsia="Arial" w:hAnsi="Arial"/>
@@ -12561,7 +12561,7 @@
               <w:spacing w:after="10" w:before="0"/>
               <w:ind w:left="120"/>
             </w:pPr>
-            <w:hyperlink w:history="1" r:id="rIdefuzwcozjvea6opraixfw">
+            <w:hyperlink w:history="1" r:id="rIdeqcuh8srco5qplr7-xu4m">
               <w:r>
                 <w:rPr>
                   <w:rFonts w:ascii="Arial" w:cs="Arial" w:eastAsia="Arial" w:hAnsi="Arial"/>
@@ -12606,7 +12606,7 @@
             <w:pPr>
               <w:spacing w:after="20" w:before="0"/>
             </w:pPr>
-            <w:hyperlink w:history="1" r:id="rIdrkrs70mc_7fywj0y8_jhz">
+            <w:hyperlink w:history="1" r:id="rId92vchiyfhsufzahhtwzq2">
               <w:r>
                 <w:rPr>
                   <w:rFonts w:ascii="Arial" w:cs="Arial" w:eastAsia="Arial" w:hAnsi="Arial"/>
@@ -12639,7 +12639,7 @@
               <w:spacing w:after="10" w:before="0"/>
               <w:ind w:left="120"/>
             </w:pPr>
-            <w:hyperlink w:history="1" r:id="rIdsu2-zib4lcdgeq96a2xle">
+            <w:hyperlink w:history="1" r:id="rIdvjhx3vxm0fjncssozzfya">
               <w:r>
                 <w:rPr>
                   <w:rFonts w:ascii="Arial" w:cs="Arial" w:eastAsia="Arial" w:hAnsi="Arial"/>
@@ -12919,7 +12919,7 @@
             <w:pPr>
               <w:spacing w:after="20" w:before="0"/>
             </w:pPr>
-            <w:hyperlink w:history="1" r:id="rIddza7mdtaxnozh7ldkcivc">
+            <w:hyperlink w:history="1" r:id="rId2cxspiiqmgbxsqq5ootzg">
               <w:r>
                 <w:rPr>
                   <w:rFonts w:ascii="Arial" w:cs="Arial" w:eastAsia="Arial" w:hAnsi="Arial"/>
@@ -12952,7 +12952,7 @@
               <w:spacing w:after="10" w:before="0"/>
               <w:ind w:left="120"/>
             </w:pPr>
-            <w:hyperlink w:history="1" r:id="rIdawl3eqa7rvuioychy3zvl">
+            <w:hyperlink w:history="1" r:id="rIdwf7sxa8tz8min8bye7yng">
               <w:r>
                 <w:rPr>
                   <w:rFonts w:ascii="Arial" w:cs="Arial" w:eastAsia="Arial" w:hAnsi="Arial"/>
@@ -12997,7 +12997,7 @@
             <w:pPr>
               <w:spacing w:after="20" w:before="0"/>
             </w:pPr>
-            <w:hyperlink w:history="1" r:id="rIdmtj0jdnlbyt2ml1cgopmy">
+            <w:hyperlink w:history="1" r:id="rIdhaenjug1swc823c__m7u2">
               <w:r>
                 <w:rPr>
                   <w:rFonts w:ascii="Arial" w:cs="Arial" w:eastAsia="Arial" w:hAnsi="Arial"/>
@@ -13030,7 +13030,7 @@
               <w:spacing w:after="10" w:before="0"/>
               <w:ind w:left="120"/>
             </w:pPr>
-            <w:hyperlink w:history="1" r:id="rIdg3dyai9gou5jdq3baev7d">
+            <w:hyperlink w:history="1" r:id="rIduvc7d5mhqrmex0k4lxiue">
               <w:r>
                 <w:rPr>
                   <w:rFonts w:ascii="Arial" w:cs="Arial" w:eastAsia="Arial" w:hAnsi="Arial"/>
@@ -13350,7 +13350,7 @@
             <w:pPr>
               <w:spacing w:after="20" w:before="0"/>
             </w:pPr>
-            <w:hyperlink w:history="1" r:id="rIdendajn0m_hyzxbcvws3nu">
+            <w:hyperlink w:history="1" r:id="rIdcsse8wzuczjoehy3jeob5">
               <w:r>
                 <w:rPr>
                   <w:rFonts w:ascii="Arial" w:cs="Arial" w:eastAsia="Arial" w:hAnsi="Arial"/>
@@ -13383,7 +13383,7 @@
               <w:spacing w:after="10" w:before="0"/>
               <w:ind w:left="120"/>
             </w:pPr>
-            <w:hyperlink w:history="1" r:id="rIdw8gap6c-hrthhts69aoas">
+            <w:hyperlink w:history="1" r:id="rIdken1bashdq9_yl0bvoqgr">
               <w:r>
                 <w:rPr>
                   <w:rFonts w:ascii="Arial" w:cs="Arial" w:eastAsia="Arial" w:hAnsi="Arial"/>
@@ -13428,7 +13428,7 @@
             <w:pPr>
               <w:spacing w:after="20" w:before="0"/>
             </w:pPr>
-            <w:hyperlink w:history="1" r:id="rIdclfygaiy1gmglje07kn40">
+            <w:hyperlink w:history="1" r:id="rId6zkjgdzaloh9x_pqadtzd">
               <w:r>
                 <w:rPr>
                   <w:rFonts w:ascii="Arial" w:cs="Arial" w:eastAsia="Arial" w:hAnsi="Arial"/>
@@ -13477,7 +13477,7 @@
               <w:spacing w:after="10" w:before="0"/>
               <w:ind w:left="120"/>
             </w:pPr>
-            <w:hyperlink w:history="1" r:id="rIdmnp9jd6ydhfz3dp803kd1">
+            <w:hyperlink w:history="1" r:id="rIddo4wmfustwei2p4g14mpx">
               <w:r>
                 <w:rPr>
                   <w:rFonts w:ascii="Arial" w:cs="Arial" w:eastAsia="Arial" w:hAnsi="Arial"/>
@@ -13797,7 +13797,7 @@
             <w:pPr>
               <w:spacing w:after="20" w:before="0"/>
             </w:pPr>
-            <w:hyperlink w:history="1" r:id="rId187eemb-v-o5drv1iiu_j">
+            <w:hyperlink w:history="1" r:id="rIdfs3rnhmqdhngefbivahrm">
               <w:r>
                 <w:rPr>
                   <w:rFonts w:ascii="Arial" w:cs="Arial" w:eastAsia="Arial" w:hAnsi="Arial"/>
@@ -13830,7 +13830,7 @@
               <w:spacing w:after="10" w:before="0"/>
               <w:ind w:left="120"/>
             </w:pPr>
-            <w:hyperlink w:history="1" r:id="rIdfav9pqxdmh3c1aaulmm58">
+            <w:hyperlink w:history="1" r:id="rId028dfirwaubhvnp8ykv0a">
               <w:r>
                 <w:rPr>
                   <w:rFonts w:ascii="Arial" w:cs="Arial" w:eastAsia="Arial" w:hAnsi="Arial"/>
@@ -13875,7 +13875,7 @@
             <w:pPr>
               <w:spacing w:after="20" w:before="0"/>
             </w:pPr>
-            <w:hyperlink w:history="1" r:id="rIdaqlple-5pga4ukz39i1nl">
+            <w:hyperlink w:history="1" r:id="rId7nbxrie3p2xogee5isq42">
               <w:r>
                 <w:rPr>
                   <w:rFonts w:ascii="Arial" w:cs="Arial" w:eastAsia="Arial" w:hAnsi="Arial"/>
@@ -13924,7 +13924,7 @@
               <w:spacing w:after="10" w:before="0"/>
               <w:ind w:left="120"/>
             </w:pPr>
-            <w:hyperlink w:history="1" r:id="rIdzapcciuedjoyagbee9l2e">
+            <w:hyperlink w:history="1" r:id="rId9slqmd4z0eftmy_mcviuu">
               <w:r>
                 <w:rPr>
                   <w:rFonts w:ascii="Arial" w:cs="Arial" w:eastAsia="Arial" w:hAnsi="Arial"/>
@@ -14224,7 +14224,7 @@
             <w:pPr>
               <w:spacing w:after="20" w:before="0"/>
             </w:pPr>
-            <w:hyperlink w:history="1" r:id="rIdd8dbkjdmpc_betf9j1iks">
+            <w:hyperlink w:history="1" r:id="rId5uiyulov7lfp2mz2nck1u">
               <w:r>
                 <w:rPr>
                   <w:rFonts w:ascii="Arial" w:cs="Arial" w:eastAsia="Arial" w:hAnsi="Arial"/>
@@ -14273,7 +14273,7 @@
               <w:spacing w:after="10" w:before="0"/>
               <w:ind w:left="120"/>
             </w:pPr>
-            <w:hyperlink w:history="1" r:id="rIdljjpmxlv6zo1tqpd0u4ho">
+            <w:hyperlink w:history="1" r:id="rId05bfs7dupz5qysmbhkhid">
               <w:r>
                 <w:rPr>
                   <w:rFonts w:ascii="Arial" w:cs="Arial" w:eastAsia="Arial" w:hAnsi="Arial"/>
@@ -14318,7 +14318,7 @@
             <w:pPr>
               <w:spacing w:after="20" w:before="0"/>
             </w:pPr>
-            <w:hyperlink w:history="1" r:id="rIdccaykis6ckxoerh8nwixr">
+            <w:hyperlink w:history="1" r:id="rIdjj75ybsx2co_z4tvbg-ov">
               <w:r>
                 <w:rPr>
                   <w:rFonts w:ascii="Arial" w:cs="Arial" w:eastAsia="Arial" w:hAnsi="Arial"/>
@@ -14367,7 +14367,7 @@
               <w:spacing w:after="10" w:before="0"/>
               <w:ind w:left="120"/>
             </w:pPr>
-            <w:hyperlink w:history="1" r:id="rIdyrgor5altkqh2nreqlvzy">
+            <w:hyperlink w:history="1" r:id="rIdi3tlbkquuuraad9td9nzm">
               <w:r>
                 <w:rPr>
                   <w:rFonts w:ascii="Arial" w:cs="Arial" w:eastAsia="Arial" w:hAnsi="Arial"/>
@@ -15012,7 +15012,7 @@
         </w:rPr>
         <w:t xml:space="preserve">© 2026 SeaVuria and ARES. Aligned with KICD objectives. Developed by SeaVuria; technical implementation by ARES (with AI assistance from Claude). Licensed under </w:t>
       </w:r>
-      <w:hyperlink w:history="1" r:id="rIdjmxsosafzvh_zuev96hz-">
+      <w:hyperlink w:history="1" r:id="rIdoexouj12py_9nmri28xxj">
         <w:r>
           <w:rPr>
             <w:rFonts w:ascii="Arial" w:cs="Arial" w:eastAsia="Arial" w:hAnsi="Arial"/>
@@ -15033,7 +15033,7 @@
         </w:rPr>
         <w:t xml:space="preserve"> (</w:t>
       </w:r>
-      <w:hyperlink w:history="1" r:id="rIdixkow2aoqthpds_la1n3t">
+      <w:hyperlink w:history="1" r:id="rId6na6y1hvwkoq599vp5p9p">
         <w:r>
           <w:rPr>
             <w:rFonts w:ascii="Arial" w:cs="Arial" w:eastAsia="Arial" w:hAnsi="Arial"/>
@@ -16073,7 +16073,7 @@
             <w:pPr>
               <w:spacing w:after="20" w:before="0"/>
             </w:pPr>
-            <w:hyperlink w:history="1" r:id="rIdisa5e0il3pl3zz0qzkgij">
+            <w:hyperlink w:history="1" r:id="rId-pfbt3qj6gvhrm57y3f_a">
               <w:r>
                 <w:rPr>
                   <w:rFonts w:ascii="Arial" w:cs="Arial" w:eastAsia="Arial" w:hAnsi="Arial"/>
@@ -16106,7 +16106,7 @@
               <w:spacing w:after="10" w:before="0"/>
               <w:ind w:left="120"/>
             </w:pPr>
-            <w:hyperlink w:history="1" r:id="rIdzgymouvrhffxf8ryqi9un">
+            <w:hyperlink w:history="1" r:id="rIdokqcbv8rb7boxohwt8ihg">
               <w:r>
                 <w:rPr>
                   <w:rFonts w:ascii="Arial" w:cs="Arial" w:eastAsia="Arial" w:hAnsi="Arial"/>
@@ -16151,7 +16151,7 @@
             <w:pPr>
               <w:spacing w:after="20" w:before="0"/>
             </w:pPr>
-            <w:hyperlink w:history="1" r:id="rIdykpa6vmdlc5rvapqcqt4f">
+            <w:hyperlink w:history="1" r:id="rIdxyvhvjir2u_scmbsoq2r7">
               <w:r>
                 <w:rPr>
                   <w:rFonts w:ascii="Arial" w:cs="Arial" w:eastAsia="Arial" w:hAnsi="Arial"/>
@@ -16184,7 +16184,7 @@
               <w:spacing w:after="10" w:before="0"/>
               <w:ind w:left="120"/>
             </w:pPr>
-            <w:hyperlink w:history="1" r:id="rIdj0etx1s-22fyzbhq1pljo">
+            <w:hyperlink w:history="1" r:id="rIdrk0pki5pihi8jfiahp8uo">
               <w:r>
                 <w:rPr>
                   <w:rFonts w:ascii="Arial" w:cs="Arial" w:eastAsia="Arial" w:hAnsi="Arial"/>
@@ -16384,7 +16384,7 @@
             <w:pPr>
               <w:spacing w:after="20" w:before="0"/>
             </w:pPr>
-            <w:hyperlink w:history="1" r:id="rIdszfrmikj3tfszv1azbmtv">
+            <w:hyperlink w:history="1" r:id="rIdd-ma3ovdo9d_t3xafbepd">
               <w:r>
                 <w:rPr>
                   <w:rFonts w:ascii="Arial" w:cs="Arial" w:eastAsia="Arial" w:hAnsi="Arial"/>
@@ -16417,7 +16417,7 @@
               <w:spacing w:after="10" w:before="0"/>
               <w:ind w:left="120"/>
             </w:pPr>
-            <w:hyperlink w:history="1" r:id="rIddtwuefnrwtvqsnvuyatrx">
+            <w:hyperlink w:history="1" r:id="rIdw_py-rhn-ft1jdtf4sqyx">
               <w:r>
                 <w:rPr>
                   <w:rFonts w:ascii="Arial" w:cs="Arial" w:eastAsia="Arial" w:hAnsi="Arial"/>
@@ -16462,7 +16462,7 @@
             <w:pPr>
               <w:spacing w:after="20" w:before="0"/>
             </w:pPr>
-            <w:hyperlink w:history="1" r:id="rIdu4e3r2bvjodhtltjlwjp3">
+            <w:hyperlink w:history="1" r:id="rIdrzm93qkzmg2jawuji93pl">
               <w:r>
                 <w:rPr>
                   <w:rFonts w:ascii="Arial" w:cs="Arial" w:eastAsia="Arial" w:hAnsi="Arial"/>
@@ -16495,7 +16495,7 @@
               <w:spacing w:after="10" w:before="0"/>
               <w:ind w:left="120"/>
             </w:pPr>
-            <w:hyperlink w:history="1" r:id="rIdnxkqzta9wrypaz6qzsasc">
+            <w:hyperlink w:history="1" r:id="rIdwvpbfaivftltazc6wzori">
               <w:r>
                 <w:rPr>
                   <w:rFonts w:ascii="Arial" w:cs="Arial" w:eastAsia="Arial" w:hAnsi="Arial"/>
@@ -16695,7 +16695,7 @@
             <w:pPr>
               <w:spacing w:after="20" w:before="0"/>
             </w:pPr>
-            <w:hyperlink w:history="1" r:id="rIdicigwb2xsbioyscj93rdr">
+            <w:hyperlink w:history="1" r:id="rId7zhzzwpmapzk-zllubzfw">
               <w:r>
                 <w:rPr>
                   <w:rFonts w:ascii="Arial" w:cs="Arial" w:eastAsia="Arial" w:hAnsi="Arial"/>
@@ -16728,7 +16728,7 @@
               <w:spacing w:after="10" w:before="0"/>
               <w:ind w:left="120"/>
             </w:pPr>
-            <w:hyperlink w:history="1" r:id="rIdlmlu3xhklrefr6crjxiq4">
+            <w:hyperlink w:history="1" r:id="rIdj1mrtd3ypkv8vboij6lii">
               <w:r>
                 <w:rPr>
                   <w:rFonts w:ascii="Arial" w:cs="Arial" w:eastAsia="Arial" w:hAnsi="Arial"/>
@@ -16773,7 +16773,7 @@
             <w:pPr>
               <w:spacing w:after="20" w:before="0"/>
             </w:pPr>
-            <w:hyperlink w:history="1" r:id="rIdvc-yvlzp_lmo9k5sxceiv">
+            <w:hyperlink w:history="1" r:id="rIdpoinod4yqeqhwbio4gvsq">
               <w:r>
                 <w:rPr>
                   <w:rFonts w:ascii="Arial" w:cs="Arial" w:eastAsia="Arial" w:hAnsi="Arial"/>
@@ -16806,7 +16806,7 @@
               <w:spacing w:after="10" w:before="0"/>
               <w:ind w:left="120"/>
             </w:pPr>
-            <w:hyperlink w:history="1" r:id="rIdecj1ynzp-kydp81gnw-xi">
+            <w:hyperlink w:history="1" r:id="rIdyzbxv4j6jstg0ibskaxsr">
               <w:r>
                 <w:rPr>
                   <w:rFonts w:ascii="Arial" w:cs="Arial" w:eastAsia="Arial" w:hAnsi="Arial"/>
@@ -17006,7 +17006,7 @@
             <w:pPr>
               <w:spacing w:after="20" w:before="0"/>
             </w:pPr>
-            <w:hyperlink w:history="1" r:id="rIddil_pipeovnotghek3_fx">
+            <w:hyperlink w:history="1" r:id="rId4rpbsip0i4bej3dglbg2e">
               <w:r>
                 <w:rPr>
                   <w:rFonts w:ascii="Arial" w:cs="Arial" w:eastAsia="Arial" w:hAnsi="Arial"/>
@@ -17039,7 +17039,7 @@
               <w:spacing w:after="10" w:before="0"/>
               <w:ind w:left="120"/>
             </w:pPr>
-            <w:hyperlink w:history="1" r:id="rIdyltbzxj12zp9npsdl4yly">
+            <w:hyperlink w:history="1" r:id="rId2vklmqv2lgzmpvvdvzdik">
               <w:r>
                 <w:rPr>
                   <w:rFonts w:ascii="Arial" w:cs="Arial" w:eastAsia="Arial" w:hAnsi="Arial"/>
@@ -17084,7 +17084,7 @@
             <w:pPr>
               <w:spacing w:after="20" w:before="0"/>
             </w:pPr>
-            <w:hyperlink w:history="1" r:id="rIduaruxb1c0zvyhqjauadlf">
+            <w:hyperlink w:history="1" r:id="rId7wux7bv57gx9hsb3w0moa">
               <w:r>
                 <w:rPr>
                   <w:rFonts w:ascii="Arial" w:cs="Arial" w:eastAsia="Arial" w:hAnsi="Arial"/>
@@ -17117,7 +17117,7 @@
               <w:spacing w:after="10" w:before="0"/>
               <w:ind w:left="120"/>
             </w:pPr>
-            <w:hyperlink w:history="1" r:id="rIdt5rmmdax-tdf5-wkkvww1">
+            <w:hyperlink w:history="1" r:id="rIdfbnmlhf48z5ygc8v4cija">
               <w:r>
                 <w:rPr>
                   <w:rFonts w:ascii="Arial" w:cs="Arial" w:eastAsia="Arial" w:hAnsi="Arial"/>
@@ -17317,7 +17317,7 @@
             <w:pPr>
               <w:spacing w:after="20" w:before="0"/>
             </w:pPr>
-            <w:hyperlink w:history="1" r:id="rIdi4sffmysp37jmzpz3zver">
+            <w:hyperlink w:history="1" r:id="rId_wtc5yhdwkwrosxe7kv5n">
               <w:r>
                 <w:rPr>
                   <w:rFonts w:ascii="Arial" w:cs="Arial" w:eastAsia="Arial" w:hAnsi="Arial"/>
@@ -17350,7 +17350,7 @@
               <w:spacing w:after="10" w:before="0"/>
               <w:ind w:left="120"/>
             </w:pPr>
-            <w:hyperlink w:history="1" r:id="rIdyu2igzkymjuqma8pgnlui">
+            <w:hyperlink w:history="1" r:id="rIdobkdpbx_ayl7jyp0b-8qb">
               <w:r>
                 <w:rPr>
                   <w:rFonts w:ascii="Arial" w:cs="Arial" w:eastAsia="Arial" w:hAnsi="Arial"/>
@@ -17395,7 +17395,7 @@
             <w:pPr>
               <w:spacing w:after="20" w:before="0"/>
             </w:pPr>
-            <w:hyperlink w:history="1" r:id="rIdmy6sps2kq6hxetywzvmky">
+            <w:hyperlink w:history="1" r:id="rIdel2u_njladv6nlmqj19-w">
               <w:r>
                 <w:rPr>
                   <w:rFonts w:ascii="Arial" w:cs="Arial" w:eastAsia="Arial" w:hAnsi="Arial"/>
@@ -17428,7 +17428,7 @@
               <w:spacing w:after="10" w:before="0"/>
               <w:ind w:left="120"/>
             </w:pPr>
-            <w:hyperlink w:history="1" r:id="rIdlktmsjlyghmi8ktbtvu04">
+            <w:hyperlink w:history="1" r:id="rIdc4pauxy3nxcmsyxxycmdx">
               <w:r>
                 <w:rPr>
                   <w:rFonts w:ascii="Arial" w:cs="Arial" w:eastAsia="Arial" w:hAnsi="Arial"/>
@@ -17953,7 +17953,7 @@
         </w:rPr>
         <w:t xml:space="preserve">© 2026 SeaVuria and ARES. Aligned with KICD objectives. Developed by SeaVuria; technical implementation by ARES (with AI assistance from Claude). Licensed under </w:t>
       </w:r>
-      <w:hyperlink w:history="1" r:id="rIdxfdpf00ngzdfkkkmwnpkj">
+      <w:hyperlink w:history="1" r:id="rIdgommwgnoiyk8pkp2odaf_">
         <w:r>
           <w:rPr>
             <w:rFonts w:ascii="Arial" w:cs="Arial" w:eastAsia="Arial" w:hAnsi="Arial"/>
@@ -17974,7 +17974,7 @@
         </w:rPr>
         <w:t xml:space="preserve"> (</w:t>
       </w:r>
-      <w:hyperlink w:history="1" r:id="rIdipjq0gjnvjp8bi0q_6ckj">
+      <w:hyperlink w:history="1" r:id="rIdcw_wrrrecendlucsvmula">
         <w:r>
           <w:rPr>
             <w:rFonts w:ascii="Arial" w:cs="Arial" w:eastAsia="Arial" w:hAnsi="Arial"/>
@@ -19014,7 +19014,7 @@
             <w:pPr>
               <w:spacing w:after="20" w:before="0"/>
             </w:pPr>
-            <w:hyperlink w:history="1" r:id="rIdn6rhrzjf1ic-gmdng0twx">
+            <w:hyperlink w:history="1" r:id="rIdfkyhctgjgu1f641oewy6w">
               <w:r>
                 <w:rPr>
                   <w:rFonts w:ascii="Arial" w:cs="Arial" w:eastAsia="Arial" w:hAnsi="Arial"/>
@@ -19047,7 +19047,7 @@
               <w:spacing w:after="10" w:before="0"/>
               <w:ind w:left="120"/>
             </w:pPr>
-            <w:hyperlink w:history="1" r:id="rIdst7f0pvaqsnwcdpwdyjrh">
+            <w:hyperlink w:history="1" r:id="rIdnpsb8tjupba6zhiz8ayat">
               <w:r>
                 <w:rPr>
                   <w:rFonts w:ascii="Arial" w:cs="Arial" w:eastAsia="Arial" w:hAnsi="Arial"/>
@@ -19092,7 +19092,7 @@
             <w:pPr>
               <w:spacing w:after="20" w:before="0"/>
             </w:pPr>
-            <w:hyperlink w:history="1" r:id="rIdmusokpntlck8fft9v9kja">
+            <w:hyperlink w:history="1" r:id="rIdqhgftkpzv6xo0hnln4la7">
               <w:r>
                 <w:rPr>
                   <w:rFonts w:ascii="Arial" w:cs="Arial" w:eastAsia="Arial" w:hAnsi="Arial"/>
@@ -19125,7 +19125,7 @@
               <w:spacing w:after="10" w:before="0"/>
               <w:ind w:left="120"/>
             </w:pPr>
-            <w:hyperlink w:history="1" r:id="rIdga2lc6_qszx1lwokliwn6">
+            <w:hyperlink w:history="1" r:id="rId2iuutyyrb9jykoflq0jfu">
               <w:r>
                 <w:rPr>
                   <w:rFonts w:ascii="Arial" w:cs="Arial" w:eastAsia="Arial" w:hAnsi="Arial"/>
@@ -19445,7 +19445,7 @@
             <w:pPr>
               <w:spacing w:after="20" w:before="0"/>
             </w:pPr>
-            <w:hyperlink w:history="1" r:id="rIdnkenvhgah2w3bgkptqjym">
+            <w:hyperlink w:history="1" r:id="rIdqgf99i0ftiszhuz-jaoyb">
               <w:r>
                 <w:rPr>
                   <w:rFonts w:ascii="Arial" w:cs="Arial" w:eastAsia="Arial" w:hAnsi="Arial"/>
@@ -19478,7 +19478,7 @@
               <w:spacing w:after="10" w:before="0"/>
               <w:ind w:left="120"/>
             </w:pPr>
-            <w:hyperlink w:history="1" r:id="rId9s25mrhsa1fdaq2fybasp">
+            <w:hyperlink w:history="1" r:id="rIdkpc3-25_kmzgtp7asljff">
               <w:r>
                 <w:rPr>
                   <w:rFonts w:ascii="Arial" w:cs="Arial" w:eastAsia="Arial" w:hAnsi="Arial"/>
@@ -19523,7 +19523,7 @@
             <w:pPr>
               <w:spacing w:after="20" w:before="0"/>
             </w:pPr>
-            <w:hyperlink w:history="1" r:id="rIdjzjinkxdfduodb6hiuflc">
+            <w:hyperlink w:history="1" r:id="rIdy1grxn-3nmzvzzwdb4oun">
               <w:r>
                 <w:rPr>
                   <w:rFonts w:ascii="Arial" w:cs="Arial" w:eastAsia="Arial" w:hAnsi="Arial"/>
@@ -19556,7 +19556,7 @@
               <w:spacing w:after="10" w:before="0"/>
               <w:ind w:left="120"/>
             </w:pPr>
-            <w:hyperlink w:history="1" r:id="rIdekybtnzgeqox4n06d42ia">
+            <w:hyperlink w:history="1" r:id="rIddik2yau8wfgkjtsmk8lov">
               <w:r>
                 <w:rPr>
                   <w:rFonts w:ascii="Arial" w:cs="Arial" w:eastAsia="Arial" w:hAnsi="Arial"/>
@@ -20036,7 +20036,7 @@
             <w:pPr>
               <w:spacing w:after="20" w:before="0"/>
             </w:pPr>
-            <w:hyperlink w:history="1" r:id="rIdlovdjnrov8oy-mf-igh09">
+            <w:hyperlink w:history="1" r:id="rIdv2oe2zsh-5cr1djlfha5a">
               <w:r>
                 <w:rPr>
                   <w:rFonts w:ascii="Arial" w:cs="Arial" w:eastAsia="Arial" w:hAnsi="Arial"/>
@@ -20069,7 +20069,7 @@
               <w:spacing w:after="10" w:before="0"/>
               <w:ind w:left="120"/>
             </w:pPr>
-            <w:hyperlink w:history="1" r:id="rId_1bec74wgw5r2ba7x-mpp">
+            <w:hyperlink w:history="1" r:id="rId9ztdb1lj71vu3qudz-5_b">
               <w:r>
                 <w:rPr>
                   <w:rFonts w:ascii="Arial" w:cs="Arial" w:eastAsia="Arial" w:hAnsi="Arial"/>
@@ -20114,7 +20114,7 @@
             <w:pPr>
               <w:spacing w:after="20" w:before="0"/>
             </w:pPr>
-            <w:hyperlink w:history="1" r:id="rIdska3hfidcqxdhovpee7se">
+            <w:hyperlink w:history="1" r:id="rIdfapwelv7-tdxe05fcv5t0">
               <w:r>
                 <w:rPr>
                   <w:rFonts w:ascii="Arial" w:cs="Arial" w:eastAsia="Arial" w:hAnsi="Arial"/>
@@ -20163,7 +20163,7 @@
               <w:spacing w:after="10" w:before="0"/>
               <w:ind w:left="120"/>
             </w:pPr>
-            <w:hyperlink w:history="1" r:id="rIdtexie1idmx0rhy8rmasoh">
+            <w:hyperlink w:history="1" r:id="rIdv4ft3civbldpld00dkshh">
               <w:r>
                 <w:rPr>
                   <w:rFonts w:ascii="Arial" w:cs="Arial" w:eastAsia="Arial" w:hAnsi="Arial"/>
@@ -20763,7 +20763,7 @@
             <w:pPr>
               <w:spacing w:after="20" w:before="0"/>
             </w:pPr>
-            <w:hyperlink w:history="1" r:id="rId-ipu7pd0dz3iajdba9j3p">
+            <w:hyperlink w:history="1" r:id="rIdk824dqimja6hefkd5vx1c">
               <w:r>
                 <w:rPr>
                   <w:rFonts w:ascii="Arial" w:cs="Arial" w:eastAsia="Arial" w:hAnsi="Arial"/>
@@ -20796,7 +20796,7 @@
               <w:spacing w:after="10" w:before="0"/>
               <w:ind w:left="120"/>
             </w:pPr>
-            <w:hyperlink w:history="1" r:id="rIddwghygfgsv2rbbuf_ll4k">
+            <w:hyperlink w:history="1" r:id="rIdza9zlrpmp5qjxbghmqxlj">
               <w:r>
                 <w:rPr>
                   <w:rFonts w:ascii="Arial" w:cs="Arial" w:eastAsia="Arial" w:hAnsi="Arial"/>
@@ -20841,7 +20841,7 @@
             <w:pPr>
               <w:spacing w:after="20" w:before="0"/>
             </w:pPr>
-            <w:hyperlink w:history="1" r:id="rIdc6ksbma_y--jdr27_ecie">
+            <w:hyperlink w:history="1" r:id="rIdsmyc-c_5h1ou8h7pdtg8h">
               <w:r>
                 <w:rPr>
                   <w:rFonts w:ascii="Arial" w:cs="Arial" w:eastAsia="Arial" w:hAnsi="Arial"/>
@@ -20890,7 +20890,7 @@
               <w:spacing w:after="10" w:before="0"/>
               <w:ind w:left="120"/>
             </w:pPr>
-            <w:hyperlink w:history="1" r:id="rIdwew6ppldlpchnsdtwyfd2">
+            <w:hyperlink w:history="1" r:id="rId1px8rih1xarolwysxgfgz">
               <w:r>
                 <w:rPr>
                   <w:rFonts w:ascii="Arial" w:cs="Arial" w:eastAsia="Arial" w:hAnsi="Arial"/>
@@ -21170,7 +21170,7 @@
             <w:pPr>
               <w:spacing w:after="20" w:before="0"/>
             </w:pPr>
-            <w:hyperlink w:history="1" r:id="rId0x3yyqrodc66d9owjhghl">
+            <w:hyperlink w:history="1" r:id="rIdy7xpjwffxzpl7ggko5o2t">
               <w:r>
                 <w:rPr>
                   <w:rFonts w:ascii="Arial" w:cs="Arial" w:eastAsia="Arial" w:hAnsi="Arial"/>
@@ -21203,7 +21203,7 @@
               <w:spacing w:after="10" w:before="0"/>
               <w:ind w:left="120"/>
             </w:pPr>
-            <w:hyperlink w:history="1" r:id="rIdvld7lrlea5kpb96cgtnyc">
+            <w:hyperlink w:history="1" r:id="rIdrj38nfbiyu1dqxil42yju">
               <w:r>
                 <w:rPr>
                   <w:rFonts w:ascii="Arial" w:cs="Arial" w:eastAsia="Arial" w:hAnsi="Arial"/>
@@ -21248,7 +21248,7 @@
             <w:pPr>
               <w:spacing w:after="20" w:before="0"/>
             </w:pPr>
-            <w:hyperlink w:history="1" r:id="rIdargmtnd_bgrita177fj-5">
+            <w:hyperlink w:history="1" r:id="rId0vobcotyvmevxyuavbr1r">
               <w:r>
                 <w:rPr>
                   <w:rFonts w:ascii="Arial" w:cs="Arial" w:eastAsia="Arial" w:hAnsi="Arial"/>
@@ -21297,7 +21297,7 @@
               <w:spacing w:after="10" w:before="0"/>
               <w:ind w:left="120"/>
             </w:pPr>
-            <w:hyperlink w:history="1" r:id="rIdrvgpq8cjgtp-rvdmwgf1c">
+            <w:hyperlink w:history="1" r:id="rIdfcmv3tvowo8i7nfdh_jy_">
               <w:r>
                 <w:rPr>
                   <w:rFonts w:ascii="Arial" w:cs="Arial" w:eastAsia="Arial" w:hAnsi="Arial"/>
@@ -22022,7 +22022,7 @@
         </w:rPr>
         <w:t xml:space="preserve">© 2026 SeaVuria and ARES. Aligned with KICD objectives. Developed by SeaVuria; technical implementation by ARES (with AI assistance from Claude). Licensed under </w:t>
       </w:r>
-      <w:hyperlink w:history="1" r:id="rId6915rxhtvow8vasvpwfkq">
+      <w:hyperlink w:history="1" r:id="rIdnhcrpyabmxjrcbspwkp1j">
         <w:r>
           <w:rPr>
             <w:rFonts w:ascii="Arial" w:cs="Arial" w:eastAsia="Arial" w:hAnsi="Arial"/>
@@ -22043,7 +22043,7 @@
         </w:rPr>
         <w:t xml:space="preserve"> (</w:t>
       </w:r>
-      <w:hyperlink w:history="1" r:id="rIdqbgeuys32rrqmpzhm2qa-">
+      <w:hyperlink w:history="1" r:id="rId9bmzglrxwxbuqlionvjrs">
         <w:r>
           <w:rPr>
             <w:rFonts w:ascii="Arial" w:cs="Arial" w:eastAsia="Arial" w:hAnsi="Arial"/>
@@ -23083,7 +23083,7 @@
             <w:pPr>
               <w:spacing w:after="20" w:before="0"/>
             </w:pPr>
-            <w:hyperlink w:history="1" r:id="rIdrtxhk7si_lewwxxphie4s">
+            <w:hyperlink w:history="1" r:id="rIdhma1ienfth46o9boor8sr">
               <w:r>
                 <w:rPr>
                   <w:rFonts w:ascii="Arial" w:cs="Arial" w:eastAsia="Arial" w:hAnsi="Arial"/>
@@ -23116,7 +23116,7 @@
               <w:spacing w:after="10" w:before="0"/>
               <w:ind w:left="120"/>
             </w:pPr>
-            <w:hyperlink w:history="1" r:id="rIdigrffuahhieovtvnrs0ls">
+            <w:hyperlink w:history="1" r:id="rIdqoxhvjqm367nflxjwexpm">
               <w:r>
                 <w:rPr>
                   <w:rFonts w:ascii="Arial" w:cs="Arial" w:eastAsia="Arial" w:hAnsi="Arial"/>
@@ -23161,7 +23161,7 @@
             <w:pPr>
               <w:spacing w:after="20" w:before="0"/>
             </w:pPr>
-            <w:hyperlink w:history="1" r:id="rIdug4kpizep3tk7e5mjmr_x">
+            <w:hyperlink w:history="1" r:id="rIdii9uevcagojnmxdqt54r_">
               <w:r>
                 <w:rPr>
                   <w:rFonts w:ascii="Arial" w:cs="Arial" w:eastAsia="Arial" w:hAnsi="Arial"/>
@@ -23194,7 +23194,7 @@
               <w:spacing w:after="10" w:before="0"/>
               <w:ind w:left="120"/>
             </w:pPr>
-            <w:hyperlink w:history="1" r:id="rIdatwvfy90xsers44yxtq7f">
+            <w:hyperlink w:history="1" r:id="rId_cxero1-03yupqc6hra4j">
               <w:r>
                 <w:rPr>
                   <w:rFonts w:ascii="Arial" w:cs="Arial" w:eastAsia="Arial" w:hAnsi="Arial"/>
@@ -23394,7 +23394,7 @@
             <w:pPr>
               <w:spacing w:after="20" w:before="0"/>
             </w:pPr>
-            <w:hyperlink w:history="1" r:id="rIdqphhk5yjlp-va_lqvw0m9">
+            <w:hyperlink w:history="1" r:id="rId1-1dhesml8npkcqv_oitc">
               <w:r>
                 <w:rPr>
                   <w:rFonts w:ascii="Arial" w:cs="Arial" w:eastAsia="Arial" w:hAnsi="Arial"/>
@@ -23427,7 +23427,7 @@
               <w:spacing w:after="10" w:before="0"/>
               <w:ind w:left="120"/>
             </w:pPr>
-            <w:hyperlink w:history="1" r:id="rIdupyxppcan8x9kvtqz4_z5">
+            <w:hyperlink w:history="1" r:id="rIdh6ieymv8t3yoaoxa_eqvn">
               <w:r>
                 <w:rPr>
                   <w:rFonts w:ascii="Arial" w:cs="Arial" w:eastAsia="Arial" w:hAnsi="Arial"/>
@@ -23472,7 +23472,7 @@
             <w:pPr>
               <w:spacing w:after="20" w:before="0"/>
             </w:pPr>
-            <w:hyperlink w:history="1" r:id="rIdciyn4hwuvnikjr9yhh01b">
+            <w:hyperlink w:history="1" r:id="rIdfbjuh1l8xkyxlbcengmzv">
               <w:r>
                 <w:rPr>
                   <w:rFonts w:ascii="Arial" w:cs="Arial" w:eastAsia="Arial" w:hAnsi="Arial"/>
@@ -23505,7 +23505,7 @@
               <w:spacing w:after="10" w:before="0"/>
               <w:ind w:left="120"/>
             </w:pPr>
-            <w:hyperlink w:history="1" r:id="rIdklbug7lgp8ijcwbzji63x">
+            <w:hyperlink w:history="1" r:id="rIdtc5hrjrm6fgypk8p0yadt">
               <w:r>
                 <w:rPr>
                   <w:rFonts w:ascii="Arial" w:cs="Arial" w:eastAsia="Arial" w:hAnsi="Arial"/>
@@ -23705,7 +23705,7 @@
             <w:pPr>
               <w:spacing w:after="20" w:before="0"/>
             </w:pPr>
-            <w:hyperlink w:history="1" r:id="rIdjrb9nz3cpmm0y5pli8huy">
+            <w:hyperlink w:history="1" r:id="rIdr012zd4lijqxow0yqa5pz">
               <w:r>
                 <w:rPr>
                   <w:rFonts w:ascii="Arial" w:cs="Arial" w:eastAsia="Arial" w:hAnsi="Arial"/>
@@ -23738,7 +23738,7 @@
               <w:spacing w:after="10" w:before="0"/>
               <w:ind w:left="120"/>
             </w:pPr>
-            <w:hyperlink w:history="1" r:id="rIdkvgihnie99wijiaon7-ko">
+            <w:hyperlink w:history="1" r:id="rIdlfrz-se0bgevllgjjznhd">
               <w:r>
                 <w:rPr>
                   <w:rFonts w:ascii="Arial" w:cs="Arial" w:eastAsia="Arial" w:hAnsi="Arial"/>
@@ -23783,7 +23783,7 @@
             <w:pPr>
               <w:spacing w:after="20" w:before="0"/>
             </w:pPr>
-            <w:hyperlink w:history="1" r:id="rIdonp_l0ar1v0le7qfm24zl">
+            <w:hyperlink w:history="1" r:id="rIddjlbek68bz2f4q8qvkuru">
               <w:r>
                 <w:rPr>
                   <w:rFonts w:ascii="Arial" w:cs="Arial" w:eastAsia="Arial" w:hAnsi="Arial"/>
@@ -23816,7 +23816,7 @@
               <w:spacing w:after="10" w:before="0"/>
               <w:ind w:left="120"/>
             </w:pPr>
-            <w:hyperlink w:history="1" r:id="rId2embju__xeiukvjlgzql6">
+            <w:hyperlink w:history="1" r:id="rIdzvqcwfo-orfum78onjj-l">
               <w:r>
                 <w:rPr>
                   <w:rFonts w:ascii="Arial" w:cs="Arial" w:eastAsia="Arial" w:hAnsi="Arial"/>
@@ -24016,7 +24016,7 @@
             <w:pPr>
               <w:spacing w:after="20" w:before="0"/>
             </w:pPr>
-            <w:hyperlink w:history="1" r:id="rIdr-z6dhnfjhbznfkekcwrf">
+            <w:hyperlink w:history="1" r:id="rIdfyxyzfj7lqvcghw60jbn9">
               <w:r>
                 <w:rPr>
                   <w:rFonts w:ascii="Arial" w:cs="Arial" w:eastAsia="Arial" w:hAnsi="Arial"/>
@@ -24049,7 +24049,7 @@
               <w:spacing w:after="10" w:before="0"/>
               <w:ind w:left="120"/>
             </w:pPr>
-            <w:hyperlink w:history="1" r:id="rId2crcvpyg60cksg8zbm8e3">
+            <w:hyperlink w:history="1" r:id="rIdtijwd5sfqvbl8fs6mu0qo">
               <w:r>
                 <w:rPr>
                   <w:rFonts w:ascii="Arial" w:cs="Arial" w:eastAsia="Arial" w:hAnsi="Arial"/>
@@ -24094,7 +24094,7 @@
             <w:pPr>
               <w:spacing w:after="20" w:before="0"/>
             </w:pPr>
-            <w:hyperlink w:history="1" r:id="rIdynp5laxbxxltpjaecvzsx">
+            <w:hyperlink w:history="1" r:id="rIdb0uytahymeq3uk0cyh1mo">
               <w:r>
                 <w:rPr>
                   <w:rFonts w:ascii="Arial" w:cs="Arial" w:eastAsia="Arial" w:hAnsi="Arial"/>
@@ -24127,7 +24127,7 @@
               <w:spacing w:after="10" w:before="0"/>
               <w:ind w:left="120"/>
             </w:pPr>
-            <w:hyperlink w:history="1" r:id="rIdwup5fa-btjboq9fttplur">
+            <w:hyperlink w:history="1" r:id="rIdm6mfawnwaxzn7nmyujjz2">
               <w:r>
                 <w:rPr>
                   <w:rFonts w:ascii="Arial" w:cs="Arial" w:eastAsia="Arial" w:hAnsi="Arial"/>
@@ -24327,7 +24327,7 @@
             <w:pPr>
               <w:spacing w:after="20" w:before="0"/>
             </w:pPr>
-            <w:hyperlink w:history="1" r:id="rIdemopg4mv9kmdbr-scowm3">
+            <w:hyperlink w:history="1" r:id="rIduqqh9rxczjrenwmk2oqmc">
               <w:r>
                 <w:rPr>
                   <w:rFonts w:ascii="Arial" w:cs="Arial" w:eastAsia="Arial" w:hAnsi="Arial"/>
@@ -24360,7 +24360,7 @@
               <w:spacing w:after="10" w:before="0"/>
               <w:ind w:left="120"/>
             </w:pPr>
-            <w:hyperlink w:history="1" r:id="rId3sudhwvht5tjngjubyax7">
+            <w:hyperlink w:history="1" r:id="rIdsx9fhn8-ule720x_lhqj2">
               <w:r>
                 <w:rPr>
                   <w:rFonts w:ascii="Arial" w:cs="Arial" w:eastAsia="Arial" w:hAnsi="Arial"/>
@@ -24405,7 +24405,7 @@
             <w:pPr>
               <w:spacing w:after="20" w:before="0"/>
             </w:pPr>
-            <w:hyperlink w:history="1" r:id="rIdrq-e-an-yi1qbvpvheivw">
+            <w:hyperlink w:history="1" r:id="rIdipqol5mfrn4qkyqbbmd-m">
               <w:r>
                 <w:rPr>
                   <w:rFonts w:ascii="Arial" w:cs="Arial" w:eastAsia="Arial" w:hAnsi="Arial"/>
@@ -24454,7 +24454,7 @@
               <w:spacing w:after="10" w:before="0"/>
               <w:ind w:left="120"/>
             </w:pPr>
-            <w:hyperlink w:history="1" r:id="rIdgvltxbo459u7jvkhq5f0l">
+            <w:hyperlink w:history="1" r:id="rId317w4aw3sfqgl-5legtz6">
               <w:r>
                 <w:rPr>
                   <w:rFonts w:ascii="Arial" w:cs="Arial" w:eastAsia="Arial" w:hAnsi="Arial"/>
@@ -24979,7 +24979,7 @@
         </w:rPr>
         <w:t xml:space="preserve">© 2026 SeaVuria and ARES. Aligned with KICD objectives. Developed by SeaVuria; technical implementation by ARES (with AI assistance from Claude). Licensed under </w:t>
       </w:r>
-      <w:hyperlink w:history="1" r:id="rIdzpgfbl8qylg0vrqf81vfa">
+      <w:hyperlink w:history="1" r:id="rIdr9xkw5udjrhd-eyyqemfy">
         <w:r>
           <w:rPr>
             <w:rFonts w:ascii="Arial" w:cs="Arial" w:eastAsia="Arial" w:hAnsi="Arial"/>
@@ -25000,7 +25000,7 @@
         </w:rPr>
         <w:t xml:space="preserve"> (</w:t>
       </w:r>
-      <w:hyperlink w:history="1" r:id="rIdjpaeywad38fprkyhorzoo">
+      <w:hyperlink w:history="1" r:id="rIdwzqdehy5miu0n0yx1r2ae">
         <w:r>
           <w:rPr>
             <w:rFonts w:ascii="Arial" w:cs="Arial" w:eastAsia="Arial" w:hAnsi="Arial"/>
@@ -26040,7 +26040,7 @@
             <w:pPr>
               <w:spacing w:after="20" w:before="0"/>
             </w:pPr>
-            <w:hyperlink w:history="1" r:id="rId2ozvhnzzi8fznmhzsbqut">
+            <w:hyperlink w:history="1" r:id="rIdy5tt-ekq1xtwfc-y27v2g">
               <w:r>
                 <w:rPr>
                   <w:rFonts w:ascii="Arial" w:cs="Arial" w:eastAsia="Arial" w:hAnsi="Arial"/>
@@ -26073,7 +26073,7 @@
               <w:spacing w:after="10" w:before="0"/>
               <w:ind w:left="120"/>
             </w:pPr>
-            <w:hyperlink w:history="1" r:id="rIda6owb536yrcunbqfg2rcm">
+            <w:hyperlink w:history="1" r:id="rIdj3ehswwutv_5bjhpoi4uh">
               <w:r>
                 <w:rPr>
                   <w:rFonts w:ascii="Arial" w:cs="Arial" w:eastAsia="Arial" w:hAnsi="Arial"/>
@@ -26118,7 +26118,7 @@
             <w:pPr>
               <w:spacing w:after="20" w:before="0"/>
             </w:pPr>
-            <w:hyperlink w:history="1" r:id="rId56te14jy7swlxrbc7dtj5">
+            <w:hyperlink w:history="1" r:id="rIdsjdhnqq58qz0liiyzkmuf">
               <w:r>
                 <w:rPr>
                   <w:rFonts w:ascii="Arial" w:cs="Arial" w:eastAsia="Arial" w:hAnsi="Arial"/>
@@ -26151,7 +26151,7 @@
               <w:spacing w:after="10" w:before="0"/>
               <w:ind w:left="120"/>
             </w:pPr>
-            <w:hyperlink w:history="1" r:id="rIdt4fupvgoqz5t6pamktn86">
+            <w:hyperlink w:history="1" r:id="rIdmannab4l5ocxpdma6z73g">
               <w:r>
                 <w:rPr>
                   <w:rFonts w:ascii="Arial" w:cs="Arial" w:eastAsia="Arial" w:hAnsi="Arial"/>
@@ -26351,7 +26351,7 @@
             <w:pPr>
               <w:spacing w:after="20" w:before="0"/>
             </w:pPr>
-            <w:hyperlink w:history="1" r:id="rIdoriy8_fbijriejwgjdvat">
+            <w:hyperlink w:history="1" r:id="rIdkxe2vhoj_bsg5iyq34mam">
               <w:r>
                 <w:rPr>
                   <w:rFonts w:ascii="Arial" w:cs="Arial" w:eastAsia="Arial" w:hAnsi="Arial"/>
@@ -26384,7 +26384,7 @@
               <w:spacing w:after="10" w:before="0"/>
               <w:ind w:left="120"/>
             </w:pPr>
-            <w:hyperlink w:history="1" r:id="rIdhngulb8de6yimaivv6job">
+            <w:hyperlink w:history="1" r:id="rIdmdmw2qy_bivvfv4zcuju2">
               <w:r>
                 <w:rPr>
                   <w:rFonts w:ascii="Arial" w:cs="Arial" w:eastAsia="Arial" w:hAnsi="Arial"/>
@@ -26429,7 +26429,7 @@
             <w:pPr>
               <w:spacing w:after="20" w:before="0"/>
             </w:pPr>
-            <w:hyperlink w:history="1" r:id="rIdfmxaapig4wbydqnrxjy3o">
+            <w:hyperlink w:history="1" r:id="rIdkb9pq34atf74oq5yoofcl">
               <w:r>
                 <w:rPr>
                   <w:rFonts w:ascii="Arial" w:cs="Arial" w:eastAsia="Arial" w:hAnsi="Arial"/>
@@ -26462,7 +26462,7 @@
               <w:spacing w:after="10" w:before="0"/>
               <w:ind w:left="120"/>
             </w:pPr>
-            <w:hyperlink w:history="1" r:id="rIdtjkv-g3tpvxvucybeona0">
+            <w:hyperlink w:history="1" r:id="rIdaxokjymqbeisdhfgqmj9z">
               <w:r>
                 <w:rPr>
                   <w:rFonts w:ascii="Arial" w:cs="Arial" w:eastAsia="Arial" w:hAnsi="Arial"/>
@@ -26662,7 +26662,7 @@
             <w:pPr>
               <w:spacing w:after="20" w:before="0"/>
             </w:pPr>
-            <w:hyperlink w:history="1" r:id="rIda0gfvwm9lcv4kwiezt1lf">
+            <w:hyperlink w:history="1" r:id="rIdwob8cxjc1jnob7bqsrk1d">
               <w:r>
                 <w:rPr>
                   <w:rFonts w:ascii="Arial" w:cs="Arial" w:eastAsia="Arial" w:hAnsi="Arial"/>
@@ -26695,7 +26695,7 @@
               <w:spacing w:after="10" w:before="0"/>
               <w:ind w:left="120"/>
             </w:pPr>
-            <w:hyperlink w:history="1" r:id="rId1mpxvvjwszabcwqsk1ftf">
+            <w:hyperlink w:history="1" r:id="rIdwwmgqnslsilrewp2ml1sa">
               <w:r>
                 <w:rPr>
                   <w:rFonts w:ascii="Arial" w:cs="Arial" w:eastAsia="Arial" w:hAnsi="Arial"/>
@@ -26740,7 +26740,7 @@
             <w:pPr>
               <w:spacing w:after="20" w:before="0"/>
             </w:pPr>
-            <w:hyperlink w:history="1" r:id="rIdat5rk44xmprcq3gjpqvm6">
+            <w:hyperlink w:history="1" r:id="rIdym5qptnxaa48tltixtxny">
               <w:r>
                 <w:rPr>
                   <w:rFonts w:ascii="Arial" w:cs="Arial" w:eastAsia="Arial" w:hAnsi="Arial"/>
@@ -26773,7 +26773,7 @@
               <w:spacing w:after="10" w:before="0"/>
               <w:ind w:left="120"/>
             </w:pPr>
-            <w:hyperlink w:history="1" r:id="rIdordby36tpkyquy0notnvs">
+            <w:hyperlink w:history="1" r:id="rIdbuhiqy3cfqaxljehakdgb">
               <w:r>
                 <w:rPr>
                   <w:rFonts w:ascii="Arial" w:cs="Arial" w:eastAsia="Arial" w:hAnsi="Arial"/>
@@ -26973,7 +26973,7 @@
             <w:pPr>
               <w:spacing w:after="20" w:before="0"/>
             </w:pPr>
-            <w:hyperlink w:history="1" r:id="rId0uc52ritshsmm6xbsj7me">
+            <w:hyperlink w:history="1" r:id="rIdzqu6koqtwnmftx18drpsg">
               <w:r>
                 <w:rPr>
                   <w:rFonts w:ascii="Arial" w:cs="Arial" w:eastAsia="Arial" w:hAnsi="Arial"/>
@@ -27006,7 +27006,7 @@
               <w:spacing w:after="10" w:before="0"/>
               <w:ind w:left="120"/>
             </w:pPr>
-            <w:hyperlink w:history="1" r:id="rId73ktdxen-wprcmgkzwrwi">
+            <w:hyperlink w:history="1" r:id="rIdwmfzrfbx6h2-al94kp9dx">
               <w:r>
                 <w:rPr>
                   <w:rFonts w:ascii="Arial" w:cs="Arial" w:eastAsia="Arial" w:hAnsi="Arial"/>
@@ -27051,7 +27051,7 @@
             <w:pPr>
               <w:spacing w:after="20" w:before="0"/>
             </w:pPr>
-            <w:hyperlink w:history="1" r:id="rIdrik8cobc1htr6rleop7lw">
+            <w:hyperlink w:history="1" r:id="rIdlao_tdeh1owbuwofuxwcj">
               <w:r>
                 <w:rPr>
                   <w:rFonts w:ascii="Arial" w:cs="Arial" w:eastAsia="Arial" w:hAnsi="Arial"/>
@@ -27084,7 +27084,7 @@
               <w:spacing w:after="10" w:before="0"/>
               <w:ind w:left="120"/>
             </w:pPr>
-            <w:hyperlink w:history="1" r:id="rIdx9wekjjrxyu12iwkm3dh9">
+            <w:hyperlink w:history="1" r:id="rIdpiwsndvt_qyq1tpkblc8i">
               <w:r>
                 <w:rPr>
                   <w:rFonts w:ascii="Arial" w:cs="Arial" w:eastAsia="Arial" w:hAnsi="Arial"/>
@@ -27284,7 +27284,7 @@
             <w:pPr>
               <w:spacing w:after="20" w:before="0"/>
             </w:pPr>
-            <w:hyperlink w:history="1" r:id="rIdrdc3yvwn3catf7hahq_3-">
+            <w:hyperlink w:history="1" r:id="rIddpjoio9nzej_kse0naqa7">
               <w:r>
                 <w:rPr>
                   <w:rFonts w:ascii="Arial" w:cs="Arial" w:eastAsia="Arial" w:hAnsi="Arial"/>
@@ -27317,7 +27317,7 @@
               <w:spacing w:after="10" w:before="0"/>
               <w:ind w:left="120"/>
             </w:pPr>
-            <w:hyperlink w:history="1" r:id="rIdiomhkqb16erzbri1jt8vj">
+            <w:hyperlink w:history="1" r:id="rIddyvgckxowntmhh48rsiyi">
               <w:r>
                 <w:rPr>
                   <w:rFonts w:ascii="Arial" w:cs="Arial" w:eastAsia="Arial" w:hAnsi="Arial"/>
@@ -27362,7 +27362,7 @@
             <w:pPr>
               <w:spacing w:after="20" w:before="0"/>
             </w:pPr>
-            <w:hyperlink w:history="1" r:id="rIdup3-y9mkuoadqrxlvexwk">
+            <w:hyperlink w:history="1" r:id="rIdnctbpen6wbhcmvqsmhf_1">
               <w:r>
                 <w:rPr>
                   <w:rFonts w:ascii="Arial" w:cs="Arial" w:eastAsia="Arial" w:hAnsi="Arial"/>
@@ -27411,7 +27411,7 @@
               <w:spacing w:after="10" w:before="0"/>
               <w:ind w:left="120"/>
             </w:pPr>
-            <w:hyperlink w:history="1" r:id="rIdb6xy9-0qytkp4nid5obpj">
+            <w:hyperlink w:history="1" r:id="rIdsikvqynuosplnmqqcstty">
               <w:r>
                 <w:rPr>
                   <w:rFonts w:ascii="Arial" w:cs="Arial" w:eastAsia="Arial" w:hAnsi="Arial"/>
@@ -27936,7 +27936,7 @@
         </w:rPr>
         <w:t xml:space="preserve">© 2026 SeaVuria and ARES. Aligned with KICD objectives. Developed by SeaVuria; technical implementation by ARES (with AI assistance from Claude). Licensed under </w:t>
       </w:r>
-      <w:hyperlink w:history="1" r:id="rIdfo2edomhwrbkfyblt4h4d">
+      <w:hyperlink w:history="1" r:id="rIdbfsyg7ptv8pednfrg2jki">
         <w:r>
           <w:rPr>
             <w:rFonts w:ascii="Arial" w:cs="Arial" w:eastAsia="Arial" w:hAnsi="Arial"/>
@@ -27957,7 +27957,7 @@
         </w:rPr>
         <w:t xml:space="preserve"> (</w:t>
       </w:r>
-      <w:hyperlink w:history="1" r:id="rIdsgytpmibgspudeykwlg1p">
+      <w:hyperlink w:history="1" r:id="rIdfofs3e7u7slgutzgoenf0">
         <w:r>
           <w:rPr>
             <w:rFonts w:ascii="Arial" w:cs="Arial" w:eastAsia="Arial" w:hAnsi="Arial"/>
